--- a/paper/paper-04-01-2026.docx
+++ b/paper/paper-04-01-2026.docx
@@ -7,39 +7,12 @@
         <w:pStyle w:val="H1"/>
         <w:spacing w:line="480" w:lineRule="auto"/>
         <w:rPr>
-          <w:caps w:val="0"/>
+          <w:ins w:id="0" w:author="Elvis F. Elli" w:date="2026-06-08T12:11:00Z" w16du:dateUtc="2026-06-08T17:11:00Z"/>
           <w:sz w:val="24"/>
           <w:szCs w:val="24"/>
         </w:rPr>
       </w:pPr>
-      <w:r>
-        <w:rPr>
-          <w:caps w:val="0"/>
-          <w:sz w:val="24"/>
-          <w:szCs w:val="24"/>
-        </w:rPr>
-        <w:t>EARLIER PLANTING</w:t>
-      </w:r>
-      <w:r>
-        <w:rPr>
-          <w:caps w:val="0"/>
-          <w:sz w:val="24"/>
-          <w:szCs w:val="24"/>
-        </w:rPr>
-        <w:t xml:space="preserve"> AND LATE-MATURING SOYBEANS OFFSET HIGH TEMPERATURE STRESS</w:t>
-      </w:r>
-    </w:p>
-    <w:p>
-      <w:pPr>
-        <w:pStyle w:val="H1"/>
-        <w:spacing w:line="480" w:lineRule="auto"/>
-        <w:rPr>
-          <w:ins w:id="0" w:author="Elvis Felipe Elli" w:date="2026-06-05T13:59:00Z" w16du:dateUtc="2026-06-05T18:59:00Z"/>
-          <w:sz w:val="24"/>
-          <w:szCs w:val="24"/>
-        </w:rPr>
-      </w:pPr>
-      <w:ins w:id="1" w:author="Elvis Felipe Elli" w:date="2026-06-05T13:59:00Z" w16du:dateUtc="2026-06-05T18:59:00Z">
+      <w:ins w:id="1" w:author="Elvis F. Elli" w:date="2026-06-08T12:11:00Z" w16du:dateUtc="2026-06-08T17:11:00Z">
         <w:r>
           <w:rPr>
             <w:sz w:val="24"/>
@@ -47,8 +20,6 @@
           </w:rPr>
           <w:t>Synergistic maturity group and planting date</w:t>
         </w:r>
-      </w:ins>
-      <w:ins w:id="2" w:author="Elvis Felipe Elli" w:date="2026-06-05T14:06:00Z" w16du:dateUtc="2026-06-05T19:06:00Z">
         <w:r>
           <w:rPr>
             <w:sz w:val="24"/>
@@ -56,8 +27,6 @@
           </w:rPr>
           <w:t xml:space="preserve"> ADAPTATION</w:t>
         </w:r>
-      </w:ins>
-      <w:ins w:id="3" w:author="Elvis Felipe Elli" w:date="2026-06-05T13:59:00Z" w16du:dateUtc="2026-06-05T18:59:00Z">
         <w:r>
           <w:rPr>
             <w:sz w:val="24"/>
@@ -65,8 +34,6 @@
           </w:rPr>
           <w:t xml:space="preserve"> </w:t>
         </w:r>
-      </w:ins>
-      <w:ins w:id="4" w:author="Elvis Felipe Elli" w:date="2026-06-05T14:01:00Z" w16du:dateUtc="2026-06-05T19:01:00Z">
         <w:r>
           <w:rPr>
             <w:sz w:val="24"/>
@@ -74,8 +41,6 @@
           </w:rPr>
           <w:t>sustains</w:t>
         </w:r>
-      </w:ins>
-      <w:ins w:id="5" w:author="Elvis Felipe Elli" w:date="2026-06-05T13:59:00Z" w16du:dateUtc="2026-06-05T18:59:00Z">
         <w:r>
           <w:rPr>
             <w:sz w:val="24"/>
@@ -394,7 +359,43 @@
           <w:sz w:val="24"/>
           <w:szCs w:val="24"/>
         </w:rPr>
-        <w:t>INRAE, Institut Agro Montpellier, Montpellier, France</w:t>
+        <w:t xml:space="preserve">INRAE, </w:t>
+      </w:r>
+      <w:proofErr w:type="spellStart"/>
+      <w:r>
+        <w:rPr>
+          <w:rFonts w:ascii="Times New Roman" w:hAnsi="Times New Roman" w:cs="Times New Roman"/>
+          <w:sz w:val="24"/>
+          <w:szCs w:val="24"/>
+        </w:rPr>
+        <w:t>Institut</w:t>
+      </w:r>
+      <w:proofErr w:type="spellEnd"/>
+      <w:r>
+        <w:rPr>
+          <w:rFonts w:ascii="Times New Roman" w:hAnsi="Times New Roman" w:cs="Times New Roman"/>
+          <w:sz w:val="24"/>
+          <w:szCs w:val="24"/>
+        </w:rPr>
+        <w:t xml:space="preserve"> </w:t>
+      </w:r>
+      <w:proofErr w:type="spellStart"/>
+      <w:r>
+        <w:rPr>
+          <w:rFonts w:ascii="Times New Roman" w:hAnsi="Times New Roman" w:cs="Times New Roman"/>
+          <w:sz w:val="24"/>
+          <w:szCs w:val="24"/>
+        </w:rPr>
+        <w:t>Agro</w:t>
+      </w:r>
+      <w:proofErr w:type="spellEnd"/>
+      <w:r>
+        <w:rPr>
+          <w:rFonts w:ascii="Times New Roman" w:hAnsi="Times New Roman" w:cs="Times New Roman"/>
+          <w:sz w:val="24"/>
+          <w:szCs w:val="24"/>
+        </w:rPr>
+        <w:t xml:space="preserve"> Montpellier, Montpellier, France</w:t>
       </w:r>
     </w:p>
     <w:p>
@@ -1454,6 +1455,159 @@
         </w:rPr>
         <w:t>.</w:t>
       </w:r>
+      <w:ins w:id="2" w:author="Elvis F. Elli" w:date="2026-06-08T10:35:00Z" w16du:dateUtc="2026-06-08T15:35:00Z">
+        <w:r>
+          <w:rPr>
+            <w:rFonts w:ascii="Times New Roman" w:hAnsi="Times New Roman" w:cs="Times New Roman"/>
+            <w:sz w:val="24"/>
+            <w:szCs w:val="24"/>
+          </w:rPr>
+          <w:t xml:space="preserve"> While </w:t>
+        </w:r>
+      </w:ins>
+      <w:ins w:id="3" w:author="Elvis F. Elli" w:date="2026-06-08T10:36:00Z" w16du:dateUtc="2026-06-08T15:36:00Z">
+        <w:r>
+          <w:rPr>
+            <w:rFonts w:ascii="Times New Roman" w:hAnsi="Times New Roman" w:cs="Times New Roman"/>
+            <w:sz w:val="24"/>
+            <w:szCs w:val="24"/>
+          </w:rPr>
+          <w:t xml:space="preserve">projected </w:t>
+        </w:r>
+      </w:ins>
+      <w:ins w:id="4" w:author="Elvis F. Elli" w:date="2026-06-08T10:35:00Z" w16du:dateUtc="2026-06-08T15:35:00Z">
+        <w:r>
+          <w:rPr>
+            <w:rFonts w:ascii="Times New Roman" w:hAnsi="Times New Roman" w:cs="Times New Roman"/>
+            <w:sz w:val="24"/>
+            <w:szCs w:val="24"/>
+          </w:rPr>
+          <w:t>elevated [CO</w:t>
+        </w:r>
+        <w:r>
+          <w:rPr>
+            <w:rFonts w:ascii="Times New Roman" w:hAnsi="Times New Roman" w:cs="Times New Roman"/>
+            <w:sz w:val="24"/>
+            <w:szCs w:val="24"/>
+            <w:vertAlign w:val="subscript"/>
+          </w:rPr>
+          <w:t>2</w:t>
+        </w:r>
+        <w:r>
+          <w:rPr>
+            <w:rFonts w:ascii="Times New Roman" w:hAnsi="Times New Roman" w:cs="Times New Roman"/>
+            <w:sz w:val="24"/>
+            <w:szCs w:val="24"/>
+          </w:rPr>
+          <w:t>] can offset heat-induced yield losses (Ainsworth et al., 2002; Kothari et al., 2022), complementary agronomic adaptation</w:t>
+        </w:r>
+      </w:ins>
+      <w:ins w:id="5" w:author="Elvis F. Elli" w:date="2026-06-08T10:37:00Z" w16du:dateUtc="2026-06-08T15:37:00Z">
+        <w:r>
+          <w:rPr>
+            <w:rFonts w:ascii="Times New Roman" w:hAnsi="Times New Roman" w:cs="Times New Roman"/>
+            <w:sz w:val="24"/>
+            <w:szCs w:val="24"/>
+          </w:rPr>
+          <w:t xml:space="preserve"> may be needed </w:t>
+        </w:r>
+      </w:ins>
+      <w:ins w:id="6" w:author="Elvis F. Elli" w:date="2026-06-08T10:38:00Z" w16du:dateUtc="2026-06-08T15:38:00Z">
+        <w:r>
+          <w:rPr>
+            <w:rFonts w:ascii="Times New Roman" w:hAnsi="Times New Roman" w:cs="Times New Roman"/>
+            <w:sz w:val="24"/>
+            <w:szCs w:val="24"/>
+          </w:rPr>
+          <w:t xml:space="preserve">in some environments </w:t>
+        </w:r>
+      </w:ins>
+      <w:ins w:id="7" w:author="Elvis F. Elli" w:date="2026-06-08T10:37:00Z" w16du:dateUtc="2026-06-08T15:37:00Z">
+        <w:r>
+          <w:rPr>
+            <w:rFonts w:ascii="Times New Roman" w:hAnsi="Times New Roman" w:cs="Times New Roman"/>
+            <w:sz w:val="24"/>
+            <w:szCs w:val="24"/>
+          </w:rPr>
+          <w:t xml:space="preserve">to fully </w:t>
+        </w:r>
+      </w:ins>
+      <w:ins w:id="8" w:author="Elvis F. Elli" w:date="2026-06-08T10:38:00Z" w16du:dateUtc="2026-06-08T15:38:00Z">
+        <w:r>
+          <w:rPr>
+            <w:rFonts w:ascii="Times New Roman" w:hAnsi="Times New Roman" w:cs="Times New Roman"/>
+            <w:sz w:val="24"/>
+            <w:szCs w:val="24"/>
+          </w:rPr>
+          <w:t>compensate for the</w:t>
+        </w:r>
+      </w:ins>
+      <w:ins w:id="9" w:author="Elvis F. Elli" w:date="2026-06-08T10:37:00Z" w16du:dateUtc="2026-06-08T15:37:00Z">
+        <w:r>
+          <w:rPr>
+            <w:rFonts w:ascii="Times New Roman" w:hAnsi="Times New Roman" w:cs="Times New Roman"/>
+            <w:sz w:val="24"/>
+            <w:szCs w:val="24"/>
+          </w:rPr>
+          <w:t xml:space="preserve"> </w:t>
+        </w:r>
+      </w:ins>
+      <w:ins w:id="10" w:author="Elvis F. Elli" w:date="2026-06-08T10:38:00Z" w16du:dateUtc="2026-06-08T15:38:00Z">
+        <w:r>
+          <w:rPr>
+            <w:rFonts w:ascii="Times New Roman" w:hAnsi="Times New Roman" w:cs="Times New Roman"/>
+            <w:sz w:val="24"/>
+            <w:szCs w:val="24"/>
+          </w:rPr>
+          <w:t>yield penalty</w:t>
+        </w:r>
+      </w:ins>
+      <w:ins w:id="11" w:author="Elvis F. Elli" w:date="2026-06-08T11:40:00Z" w16du:dateUtc="2026-06-08T16:40:00Z">
+        <w:r>
+          <w:rPr>
+            <w:rFonts w:ascii="Times New Roman" w:hAnsi="Times New Roman" w:cs="Times New Roman"/>
+            <w:sz w:val="24"/>
+            <w:szCs w:val="24"/>
+          </w:rPr>
+          <w:t xml:space="preserve"> </w:t>
+        </w:r>
+      </w:ins>
+      <w:sdt>
+        <w:sdtPr>
+          <w:rPr>
+            <w:rFonts w:ascii="Times New Roman" w:hAnsi="Times New Roman" w:cs="Times New Roman"/>
+            <w:color w:val="000000"/>
+            <w:sz w:val="24"/>
+            <w:szCs w:val="24"/>
+          </w:rPr>
+          <w:tag w:val="MENDELEY_CITATION_v3_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"/>
+          <w:id w:val="-1650208648"/>
+          <w:placeholder>
+            <w:docPart w:val="DefaultPlaceholder_-1854013440"/>
+          </w:placeholder>
+        </w:sdtPr>
+        <w:sdtContent>
+          <w:r>
+            <w:rPr>
+              <w:rFonts w:ascii="Times New Roman" w:hAnsi="Times New Roman" w:cs="Times New Roman"/>
+              <w:color w:val="000000"/>
+              <w:sz w:val="24"/>
+              <w:szCs w:val="24"/>
+            </w:rPr>
+            <w:t>(Makowski et al., 2020)</w:t>
+          </w:r>
+        </w:sdtContent>
+      </w:sdt>
+      <w:ins w:id="12" w:author="Elvis F. Elli" w:date="2026-06-08T10:35:00Z" w16du:dateUtc="2026-06-08T15:35:00Z">
+        <w:r>
+          <w:rPr>
+            <w:rFonts w:ascii="Times New Roman" w:hAnsi="Times New Roman" w:cs="Times New Roman"/>
+            <w:sz w:val="24"/>
+            <w:szCs w:val="24"/>
+          </w:rPr>
+          <w:t>.</w:t>
+        </w:r>
+      </w:ins>
     </w:p>
     <w:p>
       <w:pPr>
@@ -1790,7 +1944,7 @@
             <w:sz w:val="24"/>
             <w:szCs w:val="24"/>
           </w:rPr>
-          <w:tag w:val="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"/>
+          <w:tag w:val="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"/>
           <w:id w:val="42346133"/>
           <w:placeholder>
             <w:docPart w:val="DefaultPlaceholder_-1854013440"/>
@@ -1997,555 +2151,114 @@
         </w:rPr>
         <w:t>recommendations.</w:t>
       </w:r>
+      <w:ins w:id="13" w:author="Elvis F. Elli" w:date="2026-06-09T10:58:00Z" w16du:dateUtc="2026-06-09T15:58:00Z">
+        <w:r>
+          <w:rPr>
+            <w:rFonts w:ascii="Times New Roman" w:hAnsi="Times New Roman" w:cs="Times New Roman"/>
+            <w:color w:val="000000"/>
+            <w:sz w:val="24"/>
+            <w:szCs w:val="24"/>
+          </w:rPr>
+          <w:t xml:space="preserve"> </w:t>
+        </w:r>
+      </w:ins>
     </w:p>
     <w:p>
       <w:pPr>
         <w:spacing w:before="120" w:after="0" w:line="480" w:lineRule="auto"/>
         <w:rPr>
+          <w:ins w:id="14" w:author="Elvis F. Elli" w:date="2026-06-08T12:13:00Z" w16du:dateUtc="2026-06-08T17:13:00Z"/>
           <w:rFonts w:ascii="Times New Roman" w:hAnsi="Times New Roman" w:cs="Times New Roman"/>
           <w:sz w:val="24"/>
           <w:szCs w:val="24"/>
         </w:rPr>
       </w:pPr>
-      <w:r>
-        <w:rPr>
-          <w:rFonts w:ascii="Times New Roman" w:hAnsi="Times New Roman" w:cs="Times New Roman"/>
-          <w:color w:val="000000"/>
-          <w:sz w:val="24"/>
-          <w:szCs w:val="24"/>
-        </w:rPr>
-        <w:t xml:space="preserve">Farmers have </w:t>
-      </w:r>
-      <w:r>
-        <w:rPr>
-          <w:rFonts w:ascii="Times New Roman" w:hAnsi="Times New Roman" w:cs="Times New Roman"/>
-          <w:color w:val="000000"/>
-          <w:sz w:val="24"/>
-          <w:szCs w:val="24"/>
-        </w:rPr>
-        <w:t>already been</w:t>
-      </w:r>
-      <w:r>
-        <w:rPr>
-          <w:rFonts w:ascii="Times New Roman" w:hAnsi="Times New Roman" w:cs="Times New Roman"/>
-          <w:color w:val="000000"/>
-          <w:sz w:val="24"/>
-          <w:szCs w:val="24"/>
-        </w:rPr>
-        <w:t xml:space="preserve"> shifting towards earlier planting </w:t>
-      </w:r>
-      <w:r>
-        <w:rPr>
-          <w:rFonts w:ascii="Times New Roman" w:hAnsi="Times New Roman" w:cs="Times New Roman"/>
-          <w:color w:val="000000"/>
-          <w:sz w:val="24"/>
-          <w:szCs w:val="24"/>
-        </w:rPr>
-        <w:t>and select</w:t>
-      </w:r>
-      <w:r>
-        <w:rPr>
-          <w:rFonts w:ascii="Times New Roman" w:hAnsi="Times New Roman" w:cs="Times New Roman"/>
-          <w:color w:val="000000"/>
-          <w:sz w:val="24"/>
-          <w:szCs w:val="24"/>
-        </w:rPr>
-        <w:t xml:space="preserve">ing maturity groups well adapted to a region. </w:t>
-      </w:r>
-      <w:r>
-        <w:rPr>
-          <w:rFonts w:ascii="Times New Roman" w:hAnsi="Times New Roman" w:cs="Times New Roman"/>
-          <w:color w:val="000000"/>
-          <w:sz w:val="24"/>
-          <w:szCs w:val="24"/>
-        </w:rPr>
-        <w:t>However</w:t>
-      </w:r>
-      <w:r>
-        <w:rPr>
-          <w:rFonts w:ascii="Times New Roman" w:hAnsi="Times New Roman" w:cs="Times New Roman"/>
-          <w:color w:val="000000"/>
-          <w:sz w:val="24"/>
-          <w:szCs w:val="24"/>
-        </w:rPr>
-        <w:t xml:space="preserve">, </w:t>
-      </w:r>
-      <w:r>
-        <w:rPr>
-          <w:rFonts w:ascii="Times New Roman" w:hAnsi="Times New Roman" w:cs="Times New Roman"/>
-          <w:color w:val="000000"/>
-          <w:sz w:val="24"/>
-          <w:szCs w:val="24"/>
-        </w:rPr>
-        <w:t xml:space="preserve">there is limited information </w:t>
-      </w:r>
-      <w:r>
-        <w:rPr>
-          <w:rFonts w:ascii="Times New Roman" w:hAnsi="Times New Roman" w:cs="Times New Roman"/>
-          <w:color w:val="000000"/>
-          <w:sz w:val="24"/>
-          <w:szCs w:val="24"/>
-        </w:rPr>
-        <w:t>on</w:t>
-      </w:r>
-      <w:r>
-        <w:rPr>
-          <w:rFonts w:ascii="Times New Roman" w:hAnsi="Times New Roman" w:cs="Times New Roman"/>
-          <w:color w:val="000000"/>
-          <w:sz w:val="24"/>
-          <w:szCs w:val="24"/>
-        </w:rPr>
-        <w:t xml:space="preserve"> </w:t>
-      </w:r>
-      <w:r>
-        <w:rPr>
-          <w:rFonts w:ascii="Times New Roman" w:hAnsi="Times New Roman" w:cs="Times New Roman"/>
-          <w:color w:val="000000"/>
-          <w:sz w:val="24"/>
-          <w:szCs w:val="24"/>
-        </w:rPr>
-        <w:t xml:space="preserve">whether </w:t>
-      </w:r>
-      <w:r>
-        <w:rPr>
-          <w:rFonts w:ascii="Times New Roman" w:hAnsi="Times New Roman" w:cs="Times New Roman"/>
-          <w:color w:val="000000"/>
-          <w:sz w:val="24"/>
-          <w:szCs w:val="24"/>
-        </w:rPr>
-        <w:t>these choices can be further optimized under warming</w:t>
-      </w:r>
-      <w:r>
-        <w:rPr>
-          <w:rFonts w:ascii="Times New Roman" w:hAnsi="Times New Roman" w:cs="Times New Roman"/>
-          <w:color w:val="000000"/>
-          <w:sz w:val="24"/>
-          <w:szCs w:val="24"/>
-        </w:rPr>
-        <w:t xml:space="preserve"> and whether </w:t>
-      </w:r>
-      <w:r>
-        <w:rPr>
-          <w:rFonts w:ascii="Times New Roman" w:hAnsi="Times New Roman" w:cs="Times New Roman"/>
-          <w:color w:val="000000"/>
-          <w:sz w:val="24"/>
-          <w:szCs w:val="24"/>
-        </w:rPr>
-        <w:t xml:space="preserve">their interactive effects </w:t>
-      </w:r>
-      <w:r>
-        <w:rPr>
-          <w:rFonts w:ascii="Times New Roman" w:hAnsi="Times New Roman" w:cs="Times New Roman"/>
-          <w:color w:val="000000"/>
-          <w:sz w:val="24"/>
-          <w:szCs w:val="24"/>
-        </w:rPr>
-        <w:t xml:space="preserve">are sufficient to offset yield penalties. </w:t>
-      </w:r>
-      <w:r>
-        <w:rPr>
-          <w:rFonts w:ascii="Times New Roman" w:hAnsi="Times New Roman" w:cs="Times New Roman"/>
-          <w:sz w:val="24"/>
-          <w:szCs w:val="24"/>
-        </w:rPr>
-        <w:t>We hypothesize that</w:t>
-      </w:r>
-      <w:r>
-        <w:rPr>
-          <w:rFonts w:ascii="Times New Roman" w:hAnsi="Times New Roman" w:cs="Times New Roman"/>
-          <w:sz w:val="24"/>
-          <w:szCs w:val="24"/>
-        </w:rPr>
-        <w:t xml:space="preserve"> under high temperatures</w:t>
-      </w:r>
-      <w:r>
-        <w:rPr>
-          <w:rFonts w:ascii="Times New Roman" w:hAnsi="Times New Roman" w:cs="Times New Roman"/>
-          <w:sz w:val="24"/>
-          <w:szCs w:val="24"/>
-        </w:rPr>
-        <w:t>, using late-maturing</w:t>
-      </w:r>
-      <w:r>
-        <w:rPr>
-          <w:rFonts w:ascii="Times New Roman" w:hAnsi="Times New Roman" w:cs="Times New Roman"/>
-          <w:sz w:val="24"/>
-          <w:szCs w:val="24"/>
-        </w:rPr>
-        <w:t xml:space="preserve"> soybean </w:t>
-      </w:r>
-      <w:r>
-        <w:rPr>
-          <w:rFonts w:ascii="Times New Roman" w:hAnsi="Times New Roman" w:cs="Times New Roman"/>
-          <w:sz w:val="24"/>
-          <w:szCs w:val="24"/>
-        </w:rPr>
-        <w:t>genotypes</w:t>
-      </w:r>
-      <w:r>
-        <w:rPr>
-          <w:rFonts w:ascii="Times New Roman" w:hAnsi="Times New Roman" w:cs="Times New Roman"/>
-          <w:sz w:val="24"/>
-          <w:szCs w:val="24"/>
-        </w:rPr>
-        <w:t xml:space="preserve"> </w:t>
-      </w:r>
-      <w:r>
-        <w:rPr>
-          <w:rFonts w:ascii="Times New Roman" w:hAnsi="Times New Roman" w:cs="Times New Roman"/>
-          <w:sz w:val="24"/>
-          <w:szCs w:val="24"/>
-        </w:rPr>
-        <w:t>combined with early planting</w:t>
-      </w:r>
-      <w:r>
-        <w:rPr>
-          <w:rFonts w:ascii="Times New Roman" w:hAnsi="Times New Roman" w:cs="Times New Roman"/>
-          <w:sz w:val="24"/>
-          <w:szCs w:val="24"/>
-        </w:rPr>
-        <w:t xml:space="preserve"> will offset the negative impacts of accelerated developmental rates on </w:t>
-      </w:r>
-      <w:r>
-        <w:rPr>
-          <w:rFonts w:ascii="Times New Roman" w:hAnsi="Times New Roman" w:cs="Times New Roman"/>
-          <w:sz w:val="24"/>
-          <w:szCs w:val="24"/>
-        </w:rPr>
-        <w:t>soybean</w:t>
-      </w:r>
-      <w:r>
-        <w:rPr>
-          <w:rFonts w:ascii="Times New Roman" w:hAnsi="Times New Roman" w:cs="Times New Roman"/>
-          <w:sz w:val="24"/>
-          <w:szCs w:val="24"/>
-        </w:rPr>
-        <w:t xml:space="preserve"> yield. We considered irrigated soybean production systems in the US Mid-South </w:t>
-      </w:r>
-      <w:r>
-        <w:rPr>
-          <w:rFonts w:ascii="Times New Roman" w:hAnsi="Times New Roman" w:cs="Times New Roman"/>
-          <w:sz w:val="24"/>
-          <w:szCs w:val="24"/>
-        </w:rPr>
-        <w:t xml:space="preserve">as a case study </w:t>
-      </w:r>
-      <w:r>
-        <w:rPr>
-          <w:rFonts w:ascii="Times New Roman" w:hAnsi="Times New Roman" w:cs="Times New Roman"/>
-          <w:sz w:val="24"/>
-          <w:szCs w:val="24"/>
-        </w:rPr>
-        <w:t xml:space="preserve">by </w:t>
-      </w:r>
-      <w:r>
-        <w:rPr>
-          <w:rFonts w:ascii="Times New Roman" w:hAnsi="Times New Roman" w:cs="Times New Roman"/>
-          <w:sz w:val="24"/>
-          <w:szCs w:val="24"/>
-        </w:rPr>
-        <w:t>conducting</w:t>
-      </w:r>
-      <w:r>
-        <w:rPr>
-          <w:rFonts w:ascii="Times New Roman" w:hAnsi="Times New Roman" w:cs="Times New Roman"/>
-          <w:sz w:val="24"/>
-          <w:szCs w:val="24"/>
-        </w:rPr>
-        <w:t xml:space="preserve"> a regional-scale simulation at a fine spatial resolution (</w:t>
-      </w:r>
-      <w:r>
-        <w:rPr>
-          <w:rFonts w:ascii="Times New Roman" w:hAnsi="Times New Roman" w:cs="Times New Roman"/>
-          <w:sz w:val="24"/>
-          <w:szCs w:val="24"/>
-        </w:rPr>
-        <w:t>~0.025°</w:t>
-      </w:r>
-      <w:r>
-        <w:rPr>
-          <w:rFonts w:ascii="Times New Roman" w:hAnsi="Times New Roman" w:cs="Times New Roman"/>
-          <w:sz w:val="24"/>
-          <w:szCs w:val="24"/>
-        </w:rPr>
-        <w:t>;</w:t>
-      </w:r>
-      <w:r>
-        <w:rPr>
-          <w:rFonts w:ascii="Times New Roman" w:hAnsi="Times New Roman" w:cs="Times New Roman"/>
-          <w:sz w:val="24"/>
-          <w:szCs w:val="24"/>
-        </w:rPr>
-        <w:t xml:space="preserve"> </w:t>
-      </w:r>
-      <w:r>
-        <w:rPr>
-          <w:rFonts w:ascii="Times New Roman" w:hAnsi="Times New Roman" w:cs="Times New Roman"/>
-          <w:sz w:val="24"/>
-          <w:szCs w:val="24"/>
-        </w:rPr>
-        <w:t>4</w:t>
-      </w:r>
-      <w:r>
-        <w:rPr>
-          <w:rFonts w:ascii="Times New Roman" w:hAnsi="Times New Roman" w:cs="Times New Roman"/>
-          <w:sz w:val="24"/>
-          <w:szCs w:val="24"/>
-        </w:rPr>
-        <w:t>,</w:t>
-      </w:r>
-      <w:r>
-        <w:rPr>
-          <w:rFonts w:ascii="Times New Roman" w:hAnsi="Times New Roman" w:cs="Times New Roman"/>
-          <w:sz w:val="24"/>
-          <w:szCs w:val="24"/>
-        </w:rPr>
-        <w:t xml:space="preserve">651 </w:t>
-      </w:r>
-      <w:r>
-        <w:rPr>
-          <w:rFonts w:ascii="Times New Roman" w:hAnsi="Times New Roman" w:cs="Times New Roman"/>
-          <w:sz w:val="24"/>
-          <w:szCs w:val="24"/>
-        </w:rPr>
-        <w:t xml:space="preserve">fields) and </w:t>
-      </w:r>
-      <w:r>
-        <w:rPr>
-          <w:rFonts w:ascii="Times New Roman" w:hAnsi="Times New Roman" w:cs="Times New Roman"/>
-          <w:sz w:val="24"/>
-          <w:szCs w:val="24"/>
-        </w:rPr>
-        <w:t>across 40 years of weather data</w:t>
-      </w:r>
-      <w:r>
-        <w:rPr>
-          <w:rFonts w:ascii="Times New Roman" w:hAnsi="Times New Roman" w:cs="Times New Roman"/>
-          <w:sz w:val="24"/>
-          <w:szCs w:val="24"/>
-        </w:rPr>
-        <w:t xml:space="preserve"> </w:t>
-      </w:r>
-      <w:r>
-        <w:rPr>
-          <w:rFonts w:ascii="Times New Roman" w:hAnsi="Times New Roman" w:cs="Times New Roman"/>
-          <w:sz w:val="24"/>
-          <w:szCs w:val="24"/>
-        </w:rPr>
-        <w:t>using a well-</w:t>
-      </w:r>
-      <w:r>
-        <w:rPr>
-          <w:rFonts w:ascii="Times New Roman" w:hAnsi="Times New Roman" w:cs="Times New Roman"/>
-          <w:sz w:val="24"/>
-          <w:szCs w:val="24"/>
-        </w:rPr>
-        <w:t xml:space="preserve">tested </w:t>
-      </w:r>
-      <w:r>
-        <w:rPr>
-          <w:rFonts w:ascii="Times New Roman" w:hAnsi="Times New Roman" w:cs="Times New Roman"/>
-          <w:sz w:val="24"/>
-          <w:szCs w:val="24"/>
-        </w:rPr>
-        <w:t>version of the APSIM (Agricultural Production Systems Simulator) framework. Our objective</w:t>
-      </w:r>
-      <w:r>
-        <w:rPr>
-          <w:rFonts w:ascii="Times New Roman" w:hAnsi="Times New Roman" w:cs="Times New Roman"/>
-          <w:sz w:val="24"/>
-          <w:szCs w:val="24"/>
-        </w:rPr>
-        <w:t xml:space="preserve"> was</w:t>
-      </w:r>
-      <w:r>
-        <w:rPr>
-          <w:rFonts w:ascii="Times New Roman" w:hAnsi="Times New Roman" w:cs="Times New Roman"/>
-          <w:sz w:val="24"/>
-          <w:szCs w:val="24"/>
-        </w:rPr>
-        <w:t xml:space="preserve"> to </w:t>
-      </w:r>
-      <w:r>
-        <w:rPr>
-          <w:rFonts w:ascii="Times New Roman" w:hAnsi="Times New Roman" w:cs="Times New Roman"/>
-          <w:sz w:val="24"/>
-          <w:szCs w:val="24"/>
-        </w:rPr>
-        <w:lastRenderedPageBreak/>
-        <w:t>i</w:t>
-      </w:r>
-      <w:r>
-        <w:rPr>
-          <w:rFonts w:ascii="Times New Roman" w:hAnsi="Times New Roman" w:cs="Times New Roman"/>
-          <w:sz w:val="24"/>
-          <w:szCs w:val="24"/>
-        </w:rPr>
-        <w:t xml:space="preserve">dentify the </w:t>
-      </w:r>
-      <w:r>
-        <w:rPr>
-          <w:rFonts w:ascii="Times New Roman" w:hAnsi="Times New Roman" w:cs="Times New Roman"/>
-          <w:sz w:val="24"/>
-          <w:szCs w:val="24"/>
-        </w:rPr>
-        <w:t>roles of maturity group and sowing date in adapting soybean production to high-temperature</w:t>
-      </w:r>
-      <w:r>
-        <w:rPr>
-          <w:rFonts w:ascii="Times New Roman" w:hAnsi="Times New Roman" w:cs="Times New Roman"/>
-          <w:sz w:val="24"/>
-          <w:szCs w:val="24"/>
-        </w:rPr>
-        <w:t xml:space="preserve"> risks</w:t>
-      </w:r>
-      <w:r>
-        <w:rPr>
-          <w:rFonts w:ascii="Times New Roman" w:hAnsi="Times New Roman" w:cs="Times New Roman"/>
-          <w:sz w:val="24"/>
-          <w:szCs w:val="24"/>
-        </w:rPr>
-        <w:t xml:space="preserve"> under </w:t>
-      </w:r>
-      <w:r>
-        <w:rPr>
-          <w:rFonts w:ascii="Times New Roman" w:hAnsi="Times New Roman" w:cs="Times New Roman"/>
-          <w:sz w:val="24"/>
-          <w:szCs w:val="24"/>
-        </w:rPr>
-        <w:t>current and elevated [CO</w:t>
-      </w:r>
-      <w:r>
-        <w:rPr>
-          <w:rFonts w:ascii="Times New Roman" w:hAnsi="Times New Roman" w:cs="Times New Roman"/>
-          <w:sz w:val="24"/>
-          <w:szCs w:val="24"/>
-          <w:vertAlign w:val="subscript"/>
-        </w:rPr>
-        <w:t>2</w:t>
-      </w:r>
-      <w:r>
-        <w:rPr>
-          <w:rFonts w:ascii="Times New Roman" w:hAnsi="Times New Roman" w:cs="Times New Roman"/>
-          <w:sz w:val="24"/>
-          <w:szCs w:val="24"/>
-        </w:rPr>
-        <w:t>].</w:t>
-      </w:r>
-    </w:p>
-    <w:p>
-      <w:pPr>
-        <w:pStyle w:val="H1"/>
-        <w:spacing w:line="480" w:lineRule="auto"/>
-        <w:rPr>
-          <w:sz w:val="24"/>
-          <w:szCs w:val="24"/>
-        </w:rPr>
-      </w:pPr>
-      <w:r>
-        <w:rPr>
-          <w:sz w:val="24"/>
-          <w:szCs w:val="24"/>
-        </w:rPr>
-        <w:t xml:space="preserve">2 </w:t>
-      </w:r>
-      <w:r>
-        <w:rPr>
-          <w:sz w:val="24"/>
-          <w:szCs w:val="24"/>
-        </w:rPr>
-        <w:t>material and methods</w:t>
-      </w:r>
-    </w:p>
-    <w:p>
-      <w:pPr>
-        <w:pStyle w:val="H2"/>
-        <w:spacing w:line="480" w:lineRule="auto"/>
-        <w:rPr>
-          <w:szCs w:val="24"/>
-        </w:rPr>
-      </w:pPr>
-      <w:r>
-        <w:rPr>
-          <w:szCs w:val="24"/>
-        </w:rPr>
-        <w:t>2.</w:t>
-      </w:r>
-      <w:r>
-        <w:rPr>
-          <w:szCs w:val="24"/>
-        </w:rPr>
-        <w:t>1</w:t>
-      </w:r>
-      <w:r>
-        <w:rPr>
-          <w:szCs w:val="24"/>
-        </w:rPr>
-        <w:t>. APSIM</w:t>
-      </w:r>
-      <w:r>
-        <w:rPr>
-          <w:szCs w:val="24"/>
-        </w:rPr>
-        <w:t>-Soybean</w:t>
-      </w:r>
-      <w:r>
-        <w:rPr>
-          <w:szCs w:val="24"/>
-        </w:rPr>
-        <w:t xml:space="preserve"> model testing</w:t>
-      </w:r>
-    </w:p>
-    <w:p>
-      <w:pPr>
-        <w:spacing w:before="120" w:after="0" w:line="480" w:lineRule="auto"/>
-        <w:rPr>
-          <w:rFonts w:ascii="Times New Roman" w:hAnsi="Times New Roman" w:cs="Times New Roman"/>
-          <w:color w:val="000000"/>
-          <w:sz w:val="24"/>
-          <w:szCs w:val="24"/>
-        </w:rPr>
-      </w:pPr>
-      <w:r>
-        <w:rPr>
-          <w:rFonts w:ascii="Times New Roman" w:hAnsi="Times New Roman" w:cs="Times New Roman"/>
-          <w:sz w:val="24"/>
-          <w:szCs w:val="24"/>
-        </w:rPr>
-        <w:t xml:space="preserve">The </w:t>
-      </w:r>
-      <w:r>
-        <w:rPr>
-          <w:rFonts w:ascii="Times New Roman" w:hAnsi="Times New Roman" w:cs="Times New Roman"/>
-          <w:sz w:val="24"/>
-          <w:szCs w:val="24"/>
-        </w:rPr>
-        <w:t xml:space="preserve">soybean model within </w:t>
-      </w:r>
-      <w:r>
-        <w:rPr>
-          <w:rFonts w:ascii="Times New Roman" w:hAnsi="Times New Roman" w:cs="Times New Roman"/>
-          <w:sz w:val="24"/>
-          <w:szCs w:val="24"/>
-        </w:rPr>
-        <w:t>APSIM</w:t>
-      </w:r>
-      <w:r>
-        <w:rPr>
-          <w:rFonts w:ascii="Times New Roman" w:hAnsi="Times New Roman" w:cs="Times New Roman"/>
-          <w:sz w:val="24"/>
-          <w:szCs w:val="24"/>
-        </w:rPr>
-        <w:t xml:space="preserve"> Next Generation</w:t>
-      </w:r>
-      <w:r>
-        <w:rPr>
-          <w:rFonts w:ascii="Times New Roman" w:hAnsi="Times New Roman" w:cs="Times New Roman"/>
-          <w:sz w:val="24"/>
-          <w:szCs w:val="24"/>
-        </w:rPr>
-        <w:t xml:space="preserve"> </w:t>
-      </w:r>
+      <w:ins w:id="15" w:author="Elvis F. Elli" w:date="2026-06-08T12:13:00Z" w16du:dateUtc="2026-06-08T17:13:00Z">
+        <w:r>
+          <w:rPr>
+            <w:rFonts w:ascii="Times New Roman" w:hAnsi="Times New Roman" w:cs="Times New Roman"/>
+            <w:color w:val="000000"/>
+            <w:sz w:val="24"/>
+            <w:szCs w:val="24"/>
+          </w:rPr>
+          <w:t>While farmers have been</w:t>
+        </w:r>
+        <w:r>
+          <w:rPr>
+            <w:rFonts w:ascii="Times New Roman" w:hAnsi="Times New Roman" w:cs="Times New Roman"/>
+            <w:color w:val="000000"/>
+            <w:sz w:val="24"/>
+            <w:szCs w:val="24"/>
+          </w:rPr>
+          <w:t xml:space="preserve"> shifting towards earlier planting </w:t>
+        </w:r>
+        <w:r>
+          <w:rPr>
+            <w:rFonts w:ascii="Times New Roman" w:hAnsi="Times New Roman" w:cs="Times New Roman"/>
+            <w:color w:val="000000"/>
+            <w:sz w:val="24"/>
+            <w:szCs w:val="24"/>
+          </w:rPr>
+          <w:t xml:space="preserve">and selecting maturity groups well adapted to a region, the interactive effect of early planting and late-maturing under a warming scenario has not been quantified in the U.S. Mid-South.  </w:t>
+        </w:r>
+        <w:r>
+          <w:rPr>
+            <w:rFonts w:ascii="Times New Roman" w:hAnsi="Times New Roman" w:cs="Times New Roman"/>
+            <w:sz w:val="24"/>
+            <w:szCs w:val="24"/>
+          </w:rPr>
+          <w:t xml:space="preserve">We considered soybean production systems in the </w:t>
+        </w:r>
+        <w:r>
+          <w:rPr>
+            <w:rFonts w:ascii="Times New Roman" w:hAnsi="Times New Roman" w:cs="Times New Roman"/>
+            <w:sz w:val="24"/>
+            <w:szCs w:val="24"/>
+          </w:rPr>
+          <w:t xml:space="preserve">Arkansas delta region as a case study,  an environment particularly vulnerable to warming with </w:t>
+        </w:r>
+        <w:r>
+          <w:rPr>
+            <w:rFonts w:ascii="Times New Roman" w:hAnsi="Times New Roman" w:cs="Times New Roman"/>
+            <w:sz w:val="24"/>
+            <w:szCs w:val="24"/>
+          </w:rPr>
+          <w:t>hot summers</w:t>
+        </w:r>
+        <w:r>
+          <w:rPr>
+            <w:rFonts w:ascii="Times New Roman" w:hAnsi="Times New Roman" w:cs="Times New Roman"/>
+            <w:sz w:val="24"/>
+            <w:szCs w:val="24"/>
+          </w:rPr>
+          <w:t xml:space="preserve"> and frequent </w:t>
+        </w:r>
+        <w:r>
+          <w:rPr>
+            <w:rFonts w:ascii="Times New Roman" w:hAnsi="Times New Roman" w:cs="Times New Roman"/>
+            <w:sz w:val="24"/>
+            <w:szCs w:val="24"/>
+          </w:rPr>
+          <w:t>late-season drought events</w:t>
+        </w:r>
+        <w:r>
+          <w:rPr>
+            <w:rFonts w:ascii="Times New Roman" w:hAnsi="Times New Roman" w:cs="Times New Roman"/>
+            <w:sz w:val="24"/>
+            <w:szCs w:val="24"/>
+          </w:rPr>
+          <w:t>, which accounts for over 1.5 million hectares of soybean-planted</w:t>
+        </w:r>
+        <w:r>
+          <w:rPr>
+            <w:rFonts w:ascii="Times New Roman" w:hAnsi="Times New Roman" w:cs="Times New Roman"/>
+            <w:sz w:val="24"/>
+            <w:szCs w:val="24"/>
+          </w:rPr>
+          <w:t xml:space="preserve"> area </w:t>
+        </w:r>
+      </w:ins>
+      <w:customXmlInsRangeStart w:id="16" w:author="Elvis F. Elli" w:date="2026-06-08T12:13:00Z"/>
       <w:sdt>
         <w:sdtPr>
           <w:rPr>
@@ -2554,7 +2267,371 @@
             <w:sz w:val="24"/>
             <w:szCs w:val="24"/>
           </w:rPr>
-          <w:tag w:val="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"/>
+          <w:tag w:val="MENDELEY_CITATION_v3_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"/>
+          <w:id w:val="2047949341"/>
+          <w:placeholder>
+            <w:docPart w:val="21D594A964FA4B59983DDC21E2F59E6A"/>
+          </w:placeholder>
+        </w:sdtPr>
+        <w:sdtContent>
+          <w:customXmlInsRangeEnd w:id="16"/>
+          <w:r>
+            <w:rPr>
+              <w:rFonts w:ascii="Times New Roman" w:hAnsi="Times New Roman" w:cs="Times New Roman"/>
+              <w:color w:val="000000"/>
+              <w:sz w:val="24"/>
+              <w:szCs w:val="24"/>
+            </w:rPr>
+            <w:t>(NASS, 2023)</w:t>
+          </w:r>
+          <w:customXmlInsRangeStart w:id="17" w:author="Elvis F. Elli" w:date="2026-06-08T12:13:00Z"/>
+        </w:sdtContent>
+      </w:sdt>
+      <w:customXmlInsRangeEnd w:id="17"/>
+      <w:ins w:id="18" w:author="Elvis F. Elli" w:date="2026-06-08T12:13:00Z" w16du:dateUtc="2026-06-08T17:13:00Z">
+        <w:r>
+          <w:rPr>
+            <w:rFonts w:ascii="Times New Roman" w:hAnsi="Times New Roman" w:cs="Times New Roman"/>
+            <w:color w:val="000000"/>
+            <w:sz w:val="24"/>
+            <w:szCs w:val="24"/>
+          </w:rPr>
+          <w:t>.</w:t>
+        </w:r>
+        <w:r>
+          <w:rPr>
+            <w:rFonts w:ascii="Times New Roman" w:hAnsi="Times New Roman" w:cs="Times New Roman"/>
+            <w:sz w:val="24"/>
+            <w:szCs w:val="24"/>
+          </w:rPr>
+          <w:t xml:space="preserve"> We conducted a </w:t>
+        </w:r>
+        <w:r>
+          <w:rPr>
+            <w:rFonts w:ascii="Times New Roman" w:hAnsi="Times New Roman" w:cs="Times New Roman"/>
+            <w:sz w:val="24"/>
+            <w:szCs w:val="24"/>
+          </w:rPr>
+          <w:t>simulation at a fine spatial resolution</w:t>
+        </w:r>
+        <w:r>
+          <w:rPr>
+            <w:rFonts w:ascii="Times New Roman" w:hAnsi="Times New Roman" w:cs="Times New Roman"/>
+            <w:sz w:val="24"/>
+            <w:szCs w:val="24"/>
+          </w:rPr>
+          <w:t xml:space="preserve"> (~0.025°)</w:t>
+        </w:r>
+        <w:r>
+          <w:rPr>
+            <w:rFonts w:ascii="Times New Roman" w:hAnsi="Times New Roman" w:cs="Times New Roman"/>
+            <w:sz w:val="24"/>
+            <w:szCs w:val="24"/>
+          </w:rPr>
+          <w:t xml:space="preserve"> </w:t>
+        </w:r>
+        <w:r>
+          <w:rPr>
+            <w:rFonts w:ascii="Times New Roman" w:hAnsi="Times New Roman" w:cs="Times New Roman"/>
+            <w:sz w:val="24"/>
+            <w:szCs w:val="24"/>
+          </w:rPr>
+          <w:t xml:space="preserve">across 4,651 fields and </w:t>
+        </w:r>
+        <w:r>
+          <w:rPr>
+            <w:rFonts w:ascii="Times New Roman" w:hAnsi="Times New Roman" w:cs="Times New Roman"/>
+            <w:sz w:val="24"/>
+            <w:szCs w:val="24"/>
+          </w:rPr>
+          <w:t xml:space="preserve">40 </w:t>
+        </w:r>
+        <w:r>
+          <w:rPr>
+            <w:rFonts w:ascii="Times New Roman" w:hAnsi="Times New Roman" w:cs="Times New Roman"/>
+            <w:sz w:val="24"/>
+            <w:szCs w:val="24"/>
+          </w:rPr>
+          <w:t xml:space="preserve">weather-years </w:t>
+        </w:r>
+        <w:r>
+          <w:rPr>
+            <w:rFonts w:ascii="Times New Roman" w:hAnsi="Times New Roman" w:cs="Times New Roman"/>
+            <w:sz w:val="24"/>
+            <w:szCs w:val="24"/>
+          </w:rPr>
+          <w:t>using a well-</w:t>
+        </w:r>
+        <w:r>
+          <w:rPr>
+            <w:rFonts w:ascii="Times New Roman" w:hAnsi="Times New Roman" w:cs="Times New Roman"/>
+            <w:sz w:val="24"/>
+            <w:szCs w:val="24"/>
+          </w:rPr>
+          <w:t xml:space="preserve">tested </w:t>
+        </w:r>
+        <w:r>
+          <w:rPr>
+            <w:rFonts w:ascii="Times New Roman" w:hAnsi="Times New Roman" w:cs="Times New Roman"/>
+            <w:sz w:val="24"/>
+            <w:szCs w:val="24"/>
+          </w:rPr>
+          <w:t xml:space="preserve">version </w:t>
+        </w:r>
+        <w:r>
+          <w:rPr>
+            <w:rFonts w:ascii="Times New Roman" w:hAnsi="Times New Roman" w:cs="Times New Roman"/>
+            <w:sz w:val="24"/>
+            <w:szCs w:val="24"/>
+          </w:rPr>
+          <w:lastRenderedPageBreak/>
+          <w:t>of the APSIM (Agricultural Production Systems Simulator) framework. We hypothesize that</w:t>
+        </w:r>
+        <w:r>
+          <w:rPr>
+            <w:rFonts w:ascii="Times New Roman" w:hAnsi="Times New Roman" w:cs="Times New Roman"/>
+            <w:sz w:val="24"/>
+            <w:szCs w:val="24"/>
+          </w:rPr>
+          <w:t xml:space="preserve"> under high temperatures, using late-maturing</w:t>
+        </w:r>
+        <w:r>
+          <w:rPr>
+            <w:rFonts w:ascii="Times New Roman" w:hAnsi="Times New Roman" w:cs="Times New Roman"/>
+            <w:sz w:val="24"/>
+            <w:szCs w:val="24"/>
+          </w:rPr>
+          <w:t xml:space="preserve"> soybean </w:t>
+        </w:r>
+        <w:r>
+          <w:rPr>
+            <w:rFonts w:ascii="Times New Roman" w:hAnsi="Times New Roman" w:cs="Times New Roman"/>
+            <w:sz w:val="24"/>
+            <w:szCs w:val="24"/>
+          </w:rPr>
+          <w:t>genotypes</w:t>
+        </w:r>
+        <w:r>
+          <w:rPr>
+            <w:rFonts w:ascii="Times New Roman" w:hAnsi="Times New Roman" w:cs="Times New Roman"/>
+            <w:sz w:val="24"/>
+            <w:szCs w:val="24"/>
+          </w:rPr>
+          <w:t xml:space="preserve"> </w:t>
+        </w:r>
+        <w:r>
+          <w:rPr>
+            <w:rFonts w:ascii="Times New Roman" w:hAnsi="Times New Roman" w:cs="Times New Roman"/>
+            <w:sz w:val="24"/>
+            <w:szCs w:val="24"/>
+          </w:rPr>
+          <w:t>combined with early planting</w:t>
+        </w:r>
+        <w:r>
+          <w:rPr>
+            <w:rFonts w:ascii="Times New Roman" w:hAnsi="Times New Roman" w:cs="Times New Roman"/>
+            <w:sz w:val="24"/>
+            <w:szCs w:val="24"/>
+          </w:rPr>
+          <w:t xml:space="preserve"> will offset the negative impacts of accelerated developmental rates on </w:t>
+        </w:r>
+        <w:r>
+          <w:rPr>
+            <w:rFonts w:ascii="Times New Roman" w:hAnsi="Times New Roman" w:cs="Times New Roman"/>
+            <w:sz w:val="24"/>
+            <w:szCs w:val="24"/>
+          </w:rPr>
+          <w:t>soybean</w:t>
+        </w:r>
+        <w:r>
+          <w:rPr>
+            <w:rFonts w:ascii="Times New Roman" w:hAnsi="Times New Roman" w:cs="Times New Roman"/>
+            <w:sz w:val="24"/>
+            <w:szCs w:val="24"/>
+          </w:rPr>
+          <w:t xml:space="preserve"> yield. Our objective</w:t>
+        </w:r>
+        <w:r>
+          <w:rPr>
+            <w:rFonts w:ascii="Times New Roman" w:hAnsi="Times New Roman" w:cs="Times New Roman"/>
+            <w:sz w:val="24"/>
+            <w:szCs w:val="24"/>
+          </w:rPr>
+          <w:t xml:space="preserve"> was</w:t>
+        </w:r>
+        <w:r>
+          <w:rPr>
+            <w:rFonts w:ascii="Times New Roman" w:hAnsi="Times New Roman" w:cs="Times New Roman"/>
+            <w:sz w:val="24"/>
+            <w:szCs w:val="24"/>
+          </w:rPr>
+          <w:t xml:space="preserve"> to </w:t>
+        </w:r>
+        <w:r>
+          <w:rPr>
+            <w:rFonts w:ascii="Times New Roman" w:hAnsi="Times New Roman" w:cs="Times New Roman"/>
+            <w:sz w:val="24"/>
+            <w:szCs w:val="24"/>
+          </w:rPr>
+          <w:t>quantify</w:t>
+        </w:r>
+        <w:r>
+          <w:rPr>
+            <w:rFonts w:ascii="Times New Roman" w:hAnsi="Times New Roman" w:cs="Times New Roman"/>
+            <w:sz w:val="24"/>
+            <w:szCs w:val="24"/>
+          </w:rPr>
+          <w:t xml:space="preserve"> the </w:t>
+        </w:r>
+        <w:r>
+          <w:rPr>
+            <w:rFonts w:ascii="Times New Roman" w:hAnsi="Times New Roman" w:cs="Times New Roman"/>
+            <w:sz w:val="24"/>
+            <w:szCs w:val="24"/>
+          </w:rPr>
+          <w:t>impact of maturity group and sowing date in adapting soybean production to high-temperature risks under current and elevated [CO</w:t>
+        </w:r>
+        <w:r>
+          <w:rPr>
+            <w:rFonts w:ascii="Times New Roman" w:hAnsi="Times New Roman" w:cs="Times New Roman"/>
+            <w:sz w:val="24"/>
+            <w:szCs w:val="24"/>
+            <w:vertAlign w:val="subscript"/>
+          </w:rPr>
+          <w:t>2</w:t>
+        </w:r>
+        <w:r>
+          <w:rPr>
+            <w:rFonts w:ascii="Times New Roman" w:hAnsi="Times New Roman" w:cs="Times New Roman"/>
+            <w:sz w:val="24"/>
+            <w:szCs w:val="24"/>
+          </w:rPr>
+          <w:t>].</w:t>
+        </w:r>
+      </w:ins>
+    </w:p>
+    <w:p>
+      <w:pPr>
+        <w:pStyle w:val="H1"/>
+        <w:spacing w:line="480" w:lineRule="auto"/>
+        <w:rPr>
+          <w:sz w:val="24"/>
+          <w:szCs w:val="24"/>
+        </w:rPr>
+      </w:pPr>
+      <w:r>
+        <w:rPr>
+          <w:sz w:val="24"/>
+          <w:szCs w:val="24"/>
+        </w:rPr>
+        <w:t xml:space="preserve">2 </w:t>
+      </w:r>
+      <w:r>
+        <w:rPr>
+          <w:sz w:val="24"/>
+          <w:szCs w:val="24"/>
+        </w:rPr>
+        <w:t>material and methods</w:t>
+      </w:r>
+    </w:p>
+    <w:p>
+      <w:pPr>
+        <w:pStyle w:val="H2"/>
+        <w:spacing w:line="480" w:lineRule="auto"/>
+        <w:rPr>
+          <w:szCs w:val="24"/>
+        </w:rPr>
+      </w:pPr>
+      <w:r>
+        <w:rPr>
+          <w:szCs w:val="24"/>
+        </w:rPr>
+        <w:t>2.</w:t>
+      </w:r>
+      <w:r>
+        <w:rPr>
+          <w:szCs w:val="24"/>
+        </w:rPr>
+        <w:t>1</w:t>
+      </w:r>
+      <w:r>
+        <w:rPr>
+          <w:szCs w:val="24"/>
+        </w:rPr>
+        <w:t>. APSIM</w:t>
+      </w:r>
+      <w:r>
+        <w:rPr>
+          <w:szCs w:val="24"/>
+        </w:rPr>
+        <w:t>-Soybean</w:t>
+      </w:r>
+      <w:r>
+        <w:rPr>
+          <w:szCs w:val="24"/>
+        </w:rPr>
+        <w:t xml:space="preserve"> model testing</w:t>
+      </w:r>
+    </w:p>
+    <w:p>
+      <w:pPr>
+        <w:spacing w:before="120" w:after="0" w:line="480" w:lineRule="auto"/>
+        <w:rPr>
+          <w:rFonts w:ascii="Times New Roman" w:hAnsi="Times New Roman" w:cs="Times New Roman"/>
+          <w:color w:val="000000"/>
+          <w:sz w:val="24"/>
+          <w:szCs w:val="24"/>
+        </w:rPr>
+      </w:pPr>
+      <w:r>
+        <w:rPr>
+          <w:rFonts w:ascii="Times New Roman" w:hAnsi="Times New Roman" w:cs="Times New Roman"/>
+          <w:sz w:val="24"/>
+          <w:szCs w:val="24"/>
+        </w:rPr>
+        <w:t xml:space="preserve">The </w:t>
+      </w:r>
+      <w:r>
+        <w:rPr>
+          <w:rFonts w:ascii="Times New Roman" w:hAnsi="Times New Roman" w:cs="Times New Roman"/>
+          <w:sz w:val="24"/>
+          <w:szCs w:val="24"/>
+        </w:rPr>
+        <w:t xml:space="preserve">soybean model within </w:t>
+      </w:r>
+      <w:r>
+        <w:rPr>
+          <w:rFonts w:ascii="Times New Roman" w:hAnsi="Times New Roman" w:cs="Times New Roman"/>
+          <w:sz w:val="24"/>
+          <w:szCs w:val="24"/>
+        </w:rPr>
+        <w:t>APSIM</w:t>
+      </w:r>
+      <w:r>
+        <w:rPr>
+          <w:rFonts w:ascii="Times New Roman" w:hAnsi="Times New Roman" w:cs="Times New Roman"/>
+          <w:sz w:val="24"/>
+          <w:szCs w:val="24"/>
+        </w:rPr>
+        <w:t xml:space="preserve"> Next Generation</w:t>
+      </w:r>
+      <w:r>
+        <w:rPr>
+          <w:rFonts w:ascii="Times New Roman" w:hAnsi="Times New Roman" w:cs="Times New Roman"/>
+          <w:sz w:val="24"/>
+          <w:szCs w:val="24"/>
+        </w:rPr>
+        <w:t xml:space="preserve"> </w:t>
+      </w:r>
+      <w:sdt>
+        <w:sdtPr>
+          <w:rPr>
+            <w:rFonts w:ascii="Times New Roman" w:hAnsi="Times New Roman" w:cs="Times New Roman"/>
+            <w:color w:val="000000"/>
+            <w:sz w:val="24"/>
+            <w:szCs w:val="24"/>
+          </w:rPr>
+          <w:tag w:val="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"/>
           <w:id w:val="-1514984124"/>
           <w:placeholder>
             <w:docPart w:val="5DE43DD136494A2FAD1258A4773041F9"/>
@@ -2568,25 +2645,7 @@
               <w:sz w:val="24"/>
               <w:szCs w:val="24"/>
             </w:rPr>
-            <w:t>(Holzworth et al., 201</w:t>
-          </w:r>
-          <w:r>
-            <w:rPr>
-              <w:rFonts w:ascii="Times New Roman" w:hAnsi="Times New Roman" w:cs="Times New Roman"/>
-              <w:color w:val="000000"/>
-              <w:sz w:val="24"/>
-              <w:szCs w:val="24"/>
-            </w:rPr>
-            <w:t>8</w:t>
-          </w:r>
-          <w:r>
-            <w:rPr>
-              <w:rFonts w:ascii="Times New Roman" w:hAnsi="Times New Roman" w:cs="Times New Roman"/>
-              <w:color w:val="000000"/>
-              <w:sz w:val="24"/>
-              <w:szCs w:val="24"/>
-            </w:rPr>
-            <w:t>)</w:t>
+            <w:t>(Holzworth et al., 2018)</w:t>
           </w:r>
         </w:sdtContent>
       </w:sdt>
@@ -3536,48 +3595,6 @@
           <w:sz w:val="24"/>
           <w:szCs w:val="24"/>
         </w:rPr>
-        <w:t>, which accounts for over 1.5 million hectares of soybean-planted</w:t>
-      </w:r>
-      <w:r>
-        <w:rPr>
-          <w:rFonts w:ascii="Times New Roman" w:hAnsi="Times New Roman" w:cs="Times New Roman"/>
-          <w:sz w:val="24"/>
-          <w:szCs w:val="24"/>
-        </w:rPr>
-        <w:t xml:space="preserve"> area </w:t>
-      </w:r>
-      <w:sdt>
-        <w:sdtPr>
-          <w:rPr>
-            <w:rFonts w:ascii="Times New Roman" w:hAnsi="Times New Roman" w:cs="Times New Roman"/>
-            <w:color w:val="000000"/>
-            <w:sz w:val="24"/>
-            <w:szCs w:val="24"/>
-          </w:rPr>
-          <w:tag w:val="MENDELEY_CITATION_v3_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"/>
-          <w:id w:val="1879809455"/>
-          <w:placeholder>
-            <w:docPart w:val="5B2339F18C434467B55930B9F09E7C73"/>
-          </w:placeholder>
-        </w:sdtPr>
-        <w:sdtContent>
-          <w:r>
-            <w:rPr>
-              <w:rFonts w:ascii="Times New Roman" w:hAnsi="Times New Roman" w:cs="Times New Roman"/>
-              <w:color w:val="000000"/>
-              <w:sz w:val="24"/>
-              <w:szCs w:val="24"/>
-            </w:rPr>
-            <w:t>(NASS, 2023)</w:t>
-          </w:r>
-        </w:sdtContent>
-      </w:sdt>
-      <w:r>
-        <w:rPr>
-          <w:rFonts w:ascii="Times New Roman" w:hAnsi="Times New Roman" w:cs="Times New Roman"/>
-          <w:sz w:val="24"/>
-          <w:szCs w:val="24"/>
-        </w:rPr>
         <w:t xml:space="preserve">. </w:t>
       </w:r>
       <w:r>
@@ -3594,7 +3611,16 @@
           <w:sz w:val="24"/>
           <w:szCs w:val="24"/>
         </w:rPr>
-        <w:t xml:space="preserve">weather conditions of the </w:t>
+        <w:t xml:space="preserve">weather </w:t>
+      </w:r>
+      <w:r>
+        <w:rPr>
+          <w:rFonts w:ascii="Times New Roman" w:hAnsi="Times New Roman" w:cs="Times New Roman"/>
+          <w:sz w:val="24"/>
+          <w:szCs w:val="24"/>
+        </w:rPr>
+        <w:lastRenderedPageBreak/>
+        <w:t xml:space="preserve">conditions of the </w:t>
       </w:r>
       <w:r>
         <w:rPr>
@@ -3756,16 +3782,7 @@
           <w:sz w:val="24"/>
           <w:szCs w:val="24"/>
         </w:rPr>
-        <w:t xml:space="preserve"> to define the simulation fields, which were resampled to a 2.5 </w:t>
-      </w:r>
-      <w:r>
-        <w:rPr>
-          <w:rFonts w:ascii="Times New Roman" w:hAnsi="Times New Roman" w:cs="Times New Roman"/>
-          <w:sz w:val="24"/>
-          <w:szCs w:val="24"/>
-        </w:rPr>
-        <w:lastRenderedPageBreak/>
-        <w:t xml:space="preserve">km grid (~0.025°) and clipped to the </w:t>
+        <w:t xml:space="preserve"> to define the simulation fields, which were resampled to a 2.5 km grid (~0.025°) and clipped to the </w:t>
       </w:r>
       <w:r>
         <w:rPr>
@@ -4290,7 +4307,25 @@
           <w:sz w:val="24"/>
           <w:szCs w:val="24"/>
         </w:rPr>
-        <w:t>he sowing date was May 15, an average value for the studied region based on USDA-NASS 50% sowing progress</w:t>
+        <w:t>he sowing date was May 15, an average value for the studied region based on USDA-</w:t>
+      </w:r>
+      <w:proofErr w:type="gramStart"/>
+      <w:r>
+        <w:rPr>
+          <w:rFonts w:ascii="Times New Roman" w:hAnsi="Times New Roman" w:cs="Times New Roman"/>
+          <w:sz w:val="24"/>
+          <w:szCs w:val="24"/>
+        </w:rPr>
+        <w:t>NASS</w:t>
+      </w:r>
+      <w:proofErr w:type="gramEnd"/>
+      <w:r>
+        <w:rPr>
+          <w:rFonts w:ascii="Times New Roman" w:hAnsi="Times New Roman" w:cs="Times New Roman"/>
+          <w:sz w:val="24"/>
+          <w:szCs w:val="24"/>
+        </w:rPr>
+        <w:t xml:space="preserve"> 50% sowing progress</w:t>
       </w:r>
       <w:r>
         <w:rPr>
@@ -4679,6 +4714,7 @@
           <w:sz w:val="24"/>
           <w:szCs w:val="24"/>
         </w:rPr>
+        <w:lastRenderedPageBreak/>
         <w:t xml:space="preserve">elevated </w:t>
       </w:r>
       <w:r>
@@ -4768,17 +4804,7 @@
           <w:sz w:val="24"/>
           <w:szCs w:val="24"/>
         </w:rPr>
-        <w:t xml:space="preserve">simpler approach rather than direct outputs from global </w:t>
-      </w:r>
-      <w:r>
-        <w:rPr>
-          <w:rFonts w:ascii="Times New Roman" w:hAnsi="Times New Roman" w:cs="Times New Roman"/>
-          <w:color w:val="000000"/>
-          <w:sz w:val="24"/>
-          <w:szCs w:val="24"/>
-        </w:rPr>
-        <w:lastRenderedPageBreak/>
-        <w:t xml:space="preserve">circulation models because it has </w:t>
+        <w:t xml:space="preserve">simpler approach rather than direct outputs from global circulation models because it has </w:t>
       </w:r>
       <w:r>
         <w:rPr>
@@ -6320,7 +6346,7 @@
         </w:rPr>
         <w:lastRenderedPageBreak/>
         <w:drawing>
-          <wp:inline distT="0" distB="0" distL="0" distR="0" wp14:anchorId="4CDCFB3D" wp14:editId="77C43F4F">
+          <wp:inline distT="0" distB="0" distL="0" distR="0" wp14:anchorId="4CDCFB3D" wp14:editId="315D3F76">
             <wp:extent cx="5216056" cy="5216056"/>
             <wp:effectExtent l="0" t="0" r="3810" b="3810"/>
             <wp:docPr id="775348671" name="Picture 1"/>
@@ -7775,37 +7801,159 @@
         </w:rPr>
         <w:t xml:space="preserve">. </w:t>
       </w:r>
-      <w:r>
-        <w:rPr>
-          <w:rFonts w:ascii="Times New Roman" w:hAnsi="Times New Roman" w:cs="Times New Roman"/>
-          <w:sz w:val="24"/>
-          <w:szCs w:val="24"/>
-        </w:rPr>
-        <w:t xml:space="preserve">Our </w:t>
-      </w:r>
-      <w:r>
-        <w:rPr>
-          <w:rFonts w:ascii="Times New Roman" w:hAnsi="Times New Roman" w:cs="Times New Roman"/>
-          <w:sz w:val="24"/>
-          <w:szCs w:val="24"/>
-        </w:rPr>
-        <w:t xml:space="preserve">study </w:t>
-      </w:r>
-      <w:r>
-        <w:rPr>
-          <w:rFonts w:ascii="Times New Roman" w:hAnsi="Times New Roman" w:cs="Times New Roman"/>
-          <w:sz w:val="24"/>
-          <w:szCs w:val="24"/>
-        </w:rPr>
-        <w:t>extends previous work by quantifying the synergies and trade-offs among management adjustments aimed at mitigating heat risks in irrigated soybean systems of the U.S. Mid-South</w:t>
-      </w:r>
-      <w:r>
-        <w:rPr>
-          <w:rFonts w:ascii="Times New Roman" w:hAnsi="Times New Roman" w:cs="Times New Roman"/>
-          <w:sz w:val="24"/>
-          <w:szCs w:val="24"/>
-        </w:rPr>
-        <w:t xml:space="preserve">. </w:t>
+      <w:ins w:id="19" w:author="Elvis F. Elli" w:date="2026-06-08T12:30:00Z" w16du:dateUtc="2026-06-08T17:30:00Z">
+        <w:r>
+          <w:rPr>
+            <w:rFonts w:ascii="Times New Roman" w:hAnsi="Times New Roman" w:cs="Times New Roman"/>
+            <w:sz w:val="24"/>
+            <w:szCs w:val="24"/>
+          </w:rPr>
+          <w:t xml:space="preserve">Our </w:t>
+        </w:r>
+        <w:r>
+          <w:rPr>
+            <w:rFonts w:ascii="Times New Roman" w:hAnsi="Times New Roman" w:cs="Times New Roman"/>
+            <w:sz w:val="24"/>
+            <w:szCs w:val="24"/>
+          </w:rPr>
+          <w:t xml:space="preserve">study </w:t>
+        </w:r>
+        <w:r>
+          <w:rPr>
+            <w:rFonts w:ascii="Times New Roman" w:hAnsi="Times New Roman" w:cs="Times New Roman"/>
+            <w:sz w:val="24"/>
+            <w:szCs w:val="24"/>
+          </w:rPr>
+          <w:t>extends previous work</w:t>
+        </w:r>
+        <w:r>
+          <w:rPr>
+            <w:rFonts w:ascii="Times New Roman" w:hAnsi="Times New Roman" w:cs="Times New Roman"/>
+            <w:sz w:val="24"/>
+            <w:szCs w:val="24"/>
+          </w:rPr>
+          <w:t xml:space="preserve"> </w:t>
+        </w:r>
+      </w:ins>
+      <w:customXmlInsRangeStart w:id="20" w:author="Elvis F. Elli" w:date="2026-06-08T12:30:00Z"/>
+      <w:sdt>
+        <w:sdtPr>
+          <w:rPr>
+            <w:rFonts w:ascii="Times New Roman" w:hAnsi="Times New Roman" w:cs="Times New Roman"/>
+            <w:color w:val="000000"/>
+            <w:sz w:val="24"/>
+            <w:szCs w:val="24"/>
+          </w:rPr>
+          <w:tag w:val="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"/>
+          <w:id w:val="-460646199"/>
+          <w:placeholder>
+            <w:docPart w:val="4A39D4780C514A8DB55B7351CDBABE6E"/>
+          </w:placeholder>
+        </w:sdtPr>
+        <w:sdtContent>
+          <w:customXmlInsRangeEnd w:id="20"/>
+          <w:r>
+            <w:rPr>
+              <w:rFonts w:ascii="Times New Roman" w:hAnsi="Times New Roman" w:cs="Times New Roman"/>
+              <w:color w:val="000000"/>
+              <w:sz w:val="24"/>
+              <w:szCs w:val="24"/>
+            </w:rPr>
+            <w:t>(Elli et al., 2022; Nendel et al., 2023)</w:t>
+          </w:r>
+          <w:customXmlInsRangeStart w:id="21" w:author="Elvis F. Elli" w:date="2026-06-08T12:30:00Z"/>
+        </w:sdtContent>
+      </w:sdt>
+      <w:customXmlInsRangeEnd w:id="21"/>
+      <w:ins w:id="22" w:author="Elvis F. Elli" w:date="2026-06-08T12:30:00Z" w16du:dateUtc="2026-06-08T17:30:00Z">
+        <w:r>
+          <w:rPr>
+            <w:rFonts w:ascii="Times New Roman" w:hAnsi="Times New Roman" w:cs="Times New Roman"/>
+            <w:sz w:val="24"/>
+            <w:szCs w:val="24"/>
+          </w:rPr>
+          <w:t xml:space="preserve"> by quantifying the </w:t>
+        </w:r>
+        <w:r>
+          <w:rPr>
+            <w:rFonts w:ascii="Times New Roman" w:hAnsi="Times New Roman" w:cs="Times New Roman"/>
+            <w:sz w:val="24"/>
+            <w:szCs w:val="24"/>
+          </w:rPr>
+          <w:t>interactive effect of agronomic management strategies</w:t>
+        </w:r>
+        <w:r>
+          <w:rPr>
+            <w:rFonts w:ascii="Times New Roman" w:hAnsi="Times New Roman" w:cs="Times New Roman"/>
+            <w:sz w:val="24"/>
+            <w:szCs w:val="24"/>
+          </w:rPr>
+          <w:t xml:space="preserve"> </w:t>
+        </w:r>
+        <w:r>
+          <w:rPr>
+            <w:rFonts w:ascii="Times New Roman" w:hAnsi="Times New Roman" w:cs="Times New Roman"/>
+            <w:sz w:val="24"/>
+            <w:szCs w:val="24"/>
+          </w:rPr>
+          <w:t>to mitigate</w:t>
+        </w:r>
+        <w:r>
+          <w:rPr>
+            <w:rFonts w:ascii="Times New Roman" w:hAnsi="Times New Roman" w:cs="Times New Roman"/>
+            <w:sz w:val="24"/>
+            <w:szCs w:val="24"/>
+          </w:rPr>
+          <w:t xml:space="preserve"> heat risks in irrigated soybean systems </w:t>
+        </w:r>
+        <w:r>
+          <w:rPr>
+            <w:rFonts w:ascii="Times New Roman" w:hAnsi="Times New Roman" w:cs="Times New Roman"/>
+            <w:sz w:val="24"/>
+            <w:szCs w:val="24"/>
+          </w:rPr>
+          <w:t>across 4,651</w:t>
+        </w:r>
+        <w:r>
+          <w:rPr>
+            <w:rFonts w:ascii="Times New Roman" w:hAnsi="Times New Roman" w:cs="Times New Roman"/>
+            <w:sz w:val="24"/>
+            <w:szCs w:val="24"/>
+          </w:rPr>
+          <w:t xml:space="preserve"> </w:t>
+        </w:r>
+        <w:r>
+          <w:rPr>
+            <w:rFonts w:ascii="Times New Roman" w:hAnsi="Times New Roman" w:cs="Times New Roman"/>
+            <w:sz w:val="24"/>
+            <w:szCs w:val="24"/>
+          </w:rPr>
+          <w:t xml:space="preserve">fields in the </w:t>
+        </w:r>
+        <w:r>
+          <w:rPr>
+            <w:rFonts w:ascii="Times New Roman" w:hAnsi="Times New Roman" w:cs="Times New Roman"/>
+            <w:sz w:val="24"/>
+            <w:szCs w:val="24"/>
+          </w:rPr>
+          <w:t>U.S. Mid-South</w:t>
+        </w:r>
+        <w:r>
+          <w:rPr>
+            <w:rFonts w:ascii="Times New Roman" w:hAnsi="Times New Roman" w:cs="Times New Roman"/>
+            <w:sz w:val="24"/>
+            <w:szCs w:val="24"/>
+          </w:rPr>
+          <w:t>.</w:t>
+        </w:r>
+      </w:ins>
+      <w:r>
+        <w:rPr>
+          <w:rFonts w:ascii="Times New Roman" w:hAnsi="Times New Roman" w:cs="Times New Roman"/>
+          <w:sz w:val="24"/>
+          <w:szCs w:val="24"/>
+        </w:rPr>
+        <w:t xml:space="preserve"> </w:t>
       </w:r>
       <w:r>
         <w:rPr>
@@ -8027,7 +8175,17 @@
           <w:sz w:val="24"/>
           <w:szCs w:val="24"/>
         </w:rPr>
-        <w:t>reported a 19% average reduction in seed yield across 10 locations</w:t>
+        <w:t xml:space="preserve">reported a 19% </w:t>
+      </w:r>
+      <w:r>
+        <w:rPr>
+          <w:rFonts w:ascii="Times New Roman" w:hAnsi="Times New Roman" w:cs="Times New Roman"/>
+          <w:color w:val="000000"/>
+          <w:sz w:val="24"/>
+          <w:szCs w:val="24"/>
+        </w:rPr>
+        <w:lastRenderedPageBreak/>
+        <w:t>average reduction in seed yield across 10 locations</w:t>
       </w:r>
       <w:r>
         <w:rPr>
@@ -8053,16 +8211,7 @@
           <w:sz w:val="24"/>
           <w:szCs w:val="24"/>
         </w:rPr>
-        <w:t xml:space="preserve">under a 2°C </w:t>
-      </w:r>
-      <w:r>
-        <w:rPr>
-          <w:rFonts w:ascii="Times New Roman" w:hAnsi="Times New Roman" w:cs="Times New Roman"/>
-          <w:sz w:val="24"/>
-          <w:szCs w:val="24"/>
-        </w:rPr>
-        <w:lastRenderedPageBreak/>
-        <w:t>temperature increase scenario</w:t>
+        <w:t>under a 2°C temperature increase scenario</w:t>
       </w:r>
       <w:r>
         <w:rPr>
@@ -8088,6 +8237,40 @@
         </w:rPr>
         <w:t>tive strategies</w:t>
       </w:r>
+      <w:r>
+        <w:rPr>
+          <w:rFonts w:ascii="Times New Roman" w:hAnsi="Times New Roman" w:cs="Times New Roman"/>
+          <w:sz w:val="24"/>
+          <w:szCs w:val="24"/>
+        </w:rPr>
+        <w:t xml:space="preserve">. </w:t>
+      </w:r>
+      <w:ins w:id="23" w:author="Elvis F. Elli" w:date="2026-06-08T12:31:00Z" w16du:dateUtc="2026-06-08T17:31:00Z">
+        <w:r>
+          <w:rPr>
+            <w:rFonts w:ascii="Times New Roman" w:hAnsi="Times New Roman" w:cs="Times New Roman"/>
+            <w:sz w:val="24"/>
+            <w:szCs w:val="24"/>
+          </w:rPr>
+          <w:t>While Elli et al. (2022) did not quantify the combined impact of high temperatures and agronomic management, they found that the 12-day</w:t>
+        </w:r>
+        <w:r>
+          <w:rPr>
+            <w:rFonts w:ascii="Times New Roman" w:hAnsi="Times New Roman" w:cs="Times New Roman"/>
+            <w:sz w:val="24"/>
+            <w:szCs w:val="24"/>
+          </w:rPr>
+          <w:t xml:space="preserve"> earlier sowing</w:t>
+        </w:r>
+        <w:r>
+          <w:rPr>
+            <w:rFonts w:ascii="Times New Roman" w:hAnsi="Times New Roman" w:cs="Times New Roman"/>
+            <w:sz w:val="24"/>
+            <w:szCs w:val="24"/>
+          </w:rPr>
+          <w:t xml:space="preserve"> strategy, when used standalone under current weather conditions, increased soybean seed yield by 4.7% across the 10 locations evaluated</w:t>
+        </w:r>
+      </w:ins>
       <w:r>
         <w:rPr>
           <w:rFonts w:ascii="Times New Roman" w:hAnsi="Times New Roman" w:cs="Times New Roman"/>
@@ -8111,6 +8294,7 @@
           </w:placeholder>
         </w:sdtPr>
         <w:sdtContent>
+          <w:proofErr w:type="spellStart"/>
           <w:r>
             <w:rPr>
               <w:rFonts w:ascii="Times New Roman" w:hAnsi="Times New Roman" w:cs="Times New Roman"/>
@@ -8118,7 +8302,17 @@
               <w:sz w:val="24"/>
               <w:szCs w:val="24"/>
             </w:rPr>
-            <w:t>Deryng et al. (2014)</w:t>
+            <w:t>Deryng</w:t>
+          </w:r>
+          <w:proofErr w:type="spellEnd"/>
+          <w:r>
+            <w:rPr>
+              <w:rFonts w:ascii="Times New Roman" w:hAnsi="Times New Roman" w:cs="Times New Roman"/>
+              <w:color w:val="000000"/>
+              <w:sz w:val="24"/>
+              <w:szCs w:val="24"/>
+            </w:rPr>
+            <w:t xml:space="preserve"> et al. (2014)</w:t>
           </w:r>
         </w:sdtContent>
       </w:sdt>
@@ -9281,7 +9475,17 @@
           <w:sz w:val="24"/>
           <w:szCs w:val="24"/>
         </w:rPr>
-        <w:t xml:space="preserve">Given the important role of adapting </w:t>
+        <w:t xml:space="preserve">Given the important </w:t>
+      </w:r>
+      <w:r>
+        <w:rPr>
+          <w:rFonts w:ascii="Times New Roman" w:hAnsi="Times New Roman" w:cs="Times New Roman"/>
+          <w:color w:val="000000"/>
+          <w:sz w:val="24"/>
+          <w:szCs w:val="24"/>
+        </w:rPr>
+        <w:lastRenderedPageBreak/>
+        <w:t xml:space="preserve">role of adapting </w:t>
       </w:r>
       <w:r>
         <w:rPr>
@@ -9509,7 +9713,6 @@
           <w:sz w:val="24"/>
           <w:szCs w:val="24"/>
         </w:rPr>
-        <w:lastRenderedPageBreak/>
         <w:t>5 cONCLUSION</w:t>
       </w:r>
     </w:p>
@@ -10134,6 +10337,7 @@
         <w:rPr>
           <w:szCs w:val="24"/>
         </w:rPr>
+        <w:lastRenderedPageBreak/>
         <w:t>Acknowledgments</w:t>
       </w:r>
     </w:p>
@@ -10208,15 +10412,7 @@
           <w:sz w:val="24"/>
           <w:szCs w:val="24"/>
         </w:rPr>
-        <w:t xml:space="preserve">Integrating genomic prediction with crop modeling to </w:t>
-      </w:r>
-      <w:r>
-        <w:rPr>
-          <w:sz w:val="24"/>
-          <w:szCs w:val="24"/>
-        </w:rPr>
-        <w:lastRenderedPageBreak/>
-        <w:t>develop climate-resilient cultivars</w:t>
+        <w:t>Integrating genomic prediction with crop modeling to develop climate-resilient cultivars</w:t>
       </w:r>
       <w:r>
         <w:rPr>
@@ -10525,6 +10721,7 @@
           <w:sz w:val="24"/>
           <w:szCs w:val="24"/>
         </w:rPr>
+        <w:lastRenderedPageBreak/>
         <w:t>Figure S4.</w:t>
       </w:r>
       <w:r>
@@ -10587,7 +10784,6 @@
           <w:sz w:val="24"/>
           <w:szCs w:val="24"/>
         </w:rPr>
-        <w:lastRenderedPageBreak/>
         <w:t>Figure S5.</w:t>
       </w:r>
       <w:r>
@@ -10919,7 +11115,34 @@
           <w:sz w:val="24"/>
           <w:szCs w:val="24"/>
         </w:rPr>
-        <w:t xml:space="preserve">Archontoulis, S. V., Castellano, M. J., Licht, M. A., Nichols, V., Baum, M., Huber, I., Martinez-Feria, R., Puntel, L., Ordóñez, R. A., Iqbal, J., Wright, E. E., Dietzel, R. N., Helmers, M., Vanloocke, A., Liebman, M., Hatfield, J. L., Herzmann, D., Cordova, S. C., Edmonds, P., &amp; Togliatti, K. (2020). Predicting crop yields and soil‐plant nitrogen dynamics in the US Corn Belt. </w:t>
+        <w:t xml:space="preserve">Archontoulis, S. V., Castellano, M. J., Licht, M. A., Nichols, V., Baum, M., Huber, I., Martinez-Feria, R., Puntel, L., Ordóñez, R. A., Iqbal, J., Wright, E. E., Dietzel, R. N., Helmers, M., Vanloocke, A., Liebman, M., Hatfield, J. L., </w:t>
+      </w:r>
+      <w:proofErr w:type="spellStart"/>
+      <w:r>
+        <w:rPr>
+          <w:rFonts w:ascii="Times New Roman" w:hAnsi="Times New Roman" w:cs="Times New Roman"/>
+          <w:sz w:val="24"/>
+          <w:szCs w:val="24"/>
+        </w:rPr>
+        <w:t>Herzmann</w:t>
+      </w:r>
+      <w:proofErr w:type="spellEnd"/>
+      <w:r>
+        <w:rPr>
+          <w:rFonts w:ascii="Times New Roman" w:hAnsi="Times New Roman" w:cs="Times New Roman"/>
+          <w:sz w:val="24"/>
+          <w:szCs w:val="24"/>
+        </w:rPr>
+        <w:t xml:space="preserve">, D., Cordova, S. C., Edmonds, P., &amp; </w:t>
+      </w:r>
+      <w:r>
+        <w:rPr>
+          <w:rFonts w:ascii="Times New Roman" w:hAnsi="Times New Roman" w:cs="Times New Roman"/>
+          <w:sz w:val="24"/>
+          <w:szCs w:val="24"/>
+        </w:rPr>
+        <w:lastRenderedPageBreak/>
+        <w:t xml:space="preserve">Togliatti, K. (2020). Predicting crop yields and soil‐plant nitrogen dynamics in the US Corn Belt. </w:t>
       </w:r>
       <w:r>
         <w:rPr>
@@ -10985,8 +11208,25 @@
           <w:sz w:val="24"/>
           <w:szCs w:val="24"/>
         </w:rPr>
-        <w:lastRenderedPageBreak/>
-        <w:t xml:space="preserve">Bastidas, A. M., Setiyono, T. D., Dobermann, A., Cassman, K. G., Elmore, R. W., Graef, G. L., &amp; Specht, J. E. (2008). Soybean sowing date: The vegetative, reproductive, and agronomic impacts. </w:t>
+        <w:t xml:space="preserve">Bastidas, A. M., </w:t>
+      </w:r>
+      <w:proofErr w:type="spellStart"/>
+      <w:r>
+        <w:rPr>
+          <w:rFonts w:ascii="Times New Roman" w:hAnsi="Times New Roman" w:cs="Times New Roman"/>
+          <w:sz w:val="24"/>
+          <w:szCs w:val="24"/>
+        </w:rPr>
+        <w:t>Setiyono</w:t>
+      </w:r>
+      <w:proofErr w:type="spellEnd"/>
+      <w:r>
+        <w:rPr>
+          <w:rFonts w:ascii="Times New Roman" w:hAnsi="Times New Roman" w:cs="Times New Roman"/>
+          <w:sz w:val="24"/>
+          <w:szCs w:val="24"/>
+        </w:rPr>
+        <w:t xml:space="preserve">, T. D., Dobermann, A., Cassman, K. G., Elmore, R. W., Graef, G. L., &amp; Specht, J. E. (2008). Soybean sowing date: The vegetative, reproductive, and agronomic impacts. </w:t>
       </w:r>
       <w:r>
         <w:rPr>
@@ -11052,7 +11292,25 @@
           <w:sz w:val="24"/>
           <w:szCs w:val="24"/>
         </w:rPr>
-        <w:t>Bishop, K. A., Betzelberger, A. M., Long, S. P., &amp; Ainsworth, E. A. (2015). Is there potential to adapt soybean (</w:t>
+        <w:t xml:space="preserve">Bishop, K. A., </w:t>
+      </w:r>
+      <w:proofErr w:type="spellStart"/>
+      <w:r>
+        <w:rPr>
+          <w:rFonts w:ascii="Times New Roman" w:hAnsi="Times New Roman" w:cs="Times New Roman"/>
+          <w:sz w:val="24"/>
+          <w:szCs w:val="24"/>
+        </w:rPr>
+        <w:t>Betzelberger</w:t>
+      </w:r>
+      <w:proofErr w:type="spellEnd"/>
+      <w:r>
+        <w:rPr>
+          <w:rFonts w:ascii="Times New Roman" w:hAnsi="Times New Roman" w:cs="Times New Roman"/>
+          <w:sz w:val="24"/>
+          <w:szCs w:val="24"/>
+        </w:rPr>
+        <w:t>, A. M., Long, S. P., &amp; Ainsworth, E. A. (2015). Is there potential to adapt soybean (</w:t>
       </w:r>
       <w:r>
         <w:rPr>
@@ -11070,7 +11328,25 @@
           <w:sz w:val="24"/>
           <w:szCs w:val="24"/>
         </w:rPr>
-        <w:t xml:space="preserve"> Merr.) to future [CO2]? An analysis of the yield response of 18 genotypes in free-air CO2 enrichment. </w:t>
+        <w:t xml:space="preserve"> </w:t>
+      </w:r>
+      <w:proofErr w:type="spellStart"/>
+      <w:r>
+        <w:rPr>
+          <w:rFonts w:ascii="Times New Roman" w:hAnsi="Times New Roman" w:cs="Times New Roman"/>
+          <w:sz w:val="24"/>
+          <w:szCs w:val="24"/>
+        </w:rPr>
+        <w:t>Merr</w:t>
+      </w:r>
+      <w:proofErr w:type="spellEnd"/>
+      <w:r>
+        <w:rPr>
+          <w:rFonts w:ascii="Times New Roman" w:hAnsi="Times New Roman" w:cs="Times New Roman"/>
+          <w:sz w:val="24"/>
+          <w:szCs w:val="24"/>
+        </w:rPr>
+        <w:t xml:space="preserve">.) to future [CO2]? An analysis of the yield response of 18 genotypes in free-air CO2 enrichment. </w:t>
       </w:r>
       <w:r>
         <w:rPr>
@@ -11196,13 +11472,59 @@
           <w:szCs w:val="24"/>
         </w:rPr>
       </w:pPr>
-      <w:r>
-        <w:rPr>
-          <w:rFonts w:ascii="Times New Roman" w:hAnsi="Times New Roman" w:cs="Times New Roman"/>
-          <w:sz w:val="24"/>
-          <w:szCs w:val="24"/>
-        </w:rPr>
-        <w:t xml:space="preserve">Deryng, D., Conway, D., Ramankutty, N., Price, J., &amp; Warren, R. (2014). Global crop yield response to extreme heat stress under multiple climate change futures. </w:t>
+      <w:proofErr w:type="spellStart"/>
+      <w:r>
+        <w:rPr>
+          <w:rFonts w:ascii="Times New Roman" w:hAnsi="Times New Roman" w:cs="Times New Roman"/>
+          <w:sz w:val="24"/>
+          <w:szCs w:val="24"/>
+        </w:rPr>
+        <w:t>Deryng</w:t>
+      </w:r>
+      <w:proofErr w:type="spellEnd"/>
+      <w:r>
+        <w:rPr>
+          <w:rFonts w:ascii="Times New Roman" w:hAnsi="Times New Roman" w:cs="Times New Roman"/>
+          <w:sz w:val="24"/>
+          <w:szCs w:val="24"/>
+        </w:rPr>
+        <w:t xml:space="preserve">, D., Conway, D., </w:t>
+      </w:r>
+      <w:proofErr w:type="spellStart"/>
+      <w:r>
+        <w:rPr>
+          <w:rFonts w:ascii="Times New Roman" w:hAnsi="Times New Roman" w:cs="Times New Roman"/>
+          <w:sz w:val="24"/>
+          <w:szCs w:val="24"/>
+        </w:rPr>
+        <w:t>Ramankutty</w:t>
+      </w:r>
+      <w:proofErr w:type="spellEnd"/>
+      <w:r>
+        <w:rPr>
+          <w:rFonts w:ascii="Times New Roman" w:hAnsi="Times New Roman" w:cs="Times New Roman"/>
+          <w:sz w:val="24"/>
+          <w:szCs w:val="24"/>
+        </w:rPr>
+        <w:t xml:space="preserve">, N., Price, J., &amp; Warren, R. (2014). Global </w:t>
+      </w:r>
+      <w:proofErr w:type="gramStart"/>
+      <w:r>
+        <w:rPr>
+          <w:rFonts w:ascii="Times New Roman" w:hAnsi="Times New Roman" w:cs="Times New Roman"/>
+          <w:sz w:val="24"/>
+          <w:szCs w:val="24"/>
+        </w:rPr>
+        <w:t>crop</w:t>
+      </w:r>
+      <w:proofErr w:type="gramEnd"/>
+      <w:r>
+        <w:rPr>
+          <w:rFonts w:ascii="Times New Roman" w:hAnsi="Times New Roman" w:cs="Times New Roman"/>
+          <w:sz w:val="24"/>
+          <w:szCs w:val="24"/>
+        </w:rPr>
+        <w:t xml:space="preserve"> yield response to extreme heat stress under multiple climate change futures. </w:t>
       </w:r>
       <w:r>
         <w:rPr>
@@ -11268,7 +11590,25 @@
           <w:sz w:val="24"/>
           <w:szCs w:val="24"/>
         </w:rPr>
-        <w:t xml:space="preserve">Djanaguiraman, M., Prasad, P. V. V., Boyle, D. L., &amp; Schapaugh, W. T. (2013). Soybean pollen anatomy, viability and pod set under high temperature stress. </w:t>
+        <w:t xml:space="preserve">Djanaguiraman, M., Prasad, P. V. V., Boyle, D. L., &amp; </w:t>
+      </w:r>
+      <w:proofErr w:type="spellStart"/>
+      <w:r>
+        <w:rPr>
+          <w:rFonts w:ascii="Times New Roman" w:hAnsi="Times New Roman" w:cs="Times New Roman"/>
+          <w:sz w:val="24"/>
+          <w:szCs w:val="24"/>
+        </w:rPr>
+        <w:t>Schapaugh</w:t>
+      </w:r>
+      <w:proofErr w:type="spellEnd"/>
+      <w:r>
+        <w:rPr>
+          <w:rFonts w:ascii="Times New Roman" w:hAnsi="Times New Roman" w:cs="Times New Roman"/>
+          <w:sz w:val="24"/>
+          <w:szCs w:val="24"/>
+        </w:rPr>
+        <w:t xml:space="preserve">, W. T. (2013). Soybean pollen anatomy, viability and pod set under high temperature stress. </w:t>
       </w:r>
       <w:r>
         <w:rPr>
@@ -11400,6 +11740,7 @@
           <w:sz w:val="24"/>
           <w:szCs w:val="24"/>
         </w:rPr>
+        <w:lastRenderedPageBreak/>
         <w:t xml:space="preserve">Elli, E. F., &amp; Archontoulis, S. V. (2023). Dissecting the contribution of weather and management on water table dynamics under present and future climate scenarios in the US Corn Belt. </w:t>
       </w:r>
       <w:r>
@@ -11410,7 +11751,6 @@
           <w:sz w:val="24"/>
           <w:szCs w:val="24"/>
         </w:rPr>
-        <w:lastRenderedPageBreak/>
         <w:t>Agronomy for Sustainable Development</w:t>
       </w:r>
       <w:r>
@@ -11533,7 +11873,79 @@
           <w:sz w:val="24"/>
           <w:szCs w:val="24"/>
         </w:rPr>
-        <w:t xml:space="preserve">Holzworth, D., Huth, N. I., Fainges, J., Brown, H., Zurcher, E., Cichota, R., Verrall, S., Herrmann, N. I., Zheng, B., &amp; Snow, V. (2018). APSIM Next Generation: Overcoming challenges in modernising a farming systems model. </w:t>
+        <w:t xml:space="preserve">Holzworth, D., Huth, N. I., </w:t>
+      </w:r>
+      <w:proofErr w:type="spellStart"/>
+      <w:r>
+        <w:rPr>
+          <w:rFonts w:ascii="Times New Roman" w:hAnsi="Times New Roman" w:cs="Times New Roman"/>
+          <w:sz w:val="24"/>
+          <w:szCs w:val="24"/>
+        </w:rPr>
+        <w:t>Fainges</w:t>
+      </w:r>
+      <w:proofErr w:type="spellEnd"/>
+      <w:r>
+        <w:rPr>
+          <w:rFonts w:ascii="Times New Roman" w:hAnsi="Times New Roman" w:cs="Times New Roman"/>
+          <w:sz w:val="24"/>
+          <w:szCs w:val="24"/>
+        </w:rPr>
+        <w:t xml:space="preserve">, J., Brown, H., Zurcher, E., </w:t>
+      </w:r>
+      <w:proofErr w:type="spellStart"/>
+      <w:r>
+        <w:rPr>
+          <w:rFonts w:ascii="Times New Roman" w:hAnsi="Times New Roman" w:cs="Times New Roman"/>
+          <w:sz w:val="24"/>
+          <w:szCs w:val="24"/>
+        </w:rPr>
+        <w:t>Cichota</w:t>
+      </w:r>
+      <w:proofErr w:type="spellEnd"/>
+      <w:r>
+        <w:rPr>
+          <w:rFonts w:ascii="Times New Roman" w:hAnsi="Times New Roman" w:cs="Times New Roman"/>
+          <w:sz w:val="24"/>
+          <w:szCs w:val="24"/>
+        </w:rPr>
+        <w:t xml:space="preserve">, R., Verrall, S., Herrmann, N. I., Zheng, B., &amp; Snow, V. (2018). APSIM Next Generation: Overcoming challenges in </w:t>
+      </w:r>
+      <w:proofErr w:type="spellStart"/>
+      <w:r>
+        <w:rPr>
+          <w:rFonts w:ascii="Times New Roman" w:hAnsi="Times New Roman" w:cs="Times New Roman"/>
+          <w:sz w:val="24"/>
+          <w:szCs w:val="24"/>
+        </w:rPr>
+        <w:t>modernising</w:t>
+      </w:r>
+      <w:proofErr w:type="spellEnd"/>
+      <w:r>
+        <w:rPr>
+          <w:rFonts w:ascii="Times New Roman" w:hAnsi="Times New Roman" w:cs="Times New Roman"/>
+          <w:sz w:val="24"/>
+          <w:szCs w:val="24"/>
+        </w:rPr>
+        <w:t xml:space="preserve"> a </w:t>
+      </w:r>
+      <w:proofErr w:type="gramStart"/>
+      <w:r>
+        <w:rPr>
+          <w:rFonts w:ascii="Times New Roman" w:hAnsi="Times New Roman" w:cs="Times New Roman"/>
+          <w:sz w:val="24"/>
+          <w:szCs w:val="24"/>
+        </w:rPr>
+        <w:t>farming systems model</w:t>
+      </w:r>
+      <w:proofErr w:type="gramEnd"/>
+      <w:r>
+        <w:rPr>
+          <w:rFonts w:ascii="Times New Roman" w:hAnsi="Times New Roman" w:cs="Times New Roman"/>
+          <w:sz w:val="24"/>
+          <w:szCs w:val="24"/>
+        </w:rPr>
+        <w:t xml:space="preserve">. </w:t>
       </w:r>
       <w:r>
         <w:rPr>
@@ -11599,7 +12011,43 @@
           <w:sz w:val="24"/>
           <w:szCs w:val="24"/>
         </w:rPr>
-        <w:t xml:space="preserve">Kothari, K., Battisti, R., Boote, K. J., Archontoulis, S. V., Confalone, A., Constantin, J., Cuadra, S. V., Debaeke, P., Faye, B., Grant, B., Hoogenboom, G., Jing, Q., van der Laan, M., Macena da Silva, F. A., Marin, F. R., Nehbandani, A., Nendel, C., Purcell, L. C., Qian, B., Ruane, A. C., Schoving, C., Silva, E. H. F. M., Smith, W., Soltani, A., Srivastava, A., Vieira, N. A., Slone, S., &amp; Salmerón, M. (2022). Are soybean models ready for climate change food impact assessments? </w:t>
+        <w:t xml:space="preserve">Kothari, K., Battisti, R., Boote, K. J., Archontoulis, S. V., Confalone, A., Constantin, J., Cuadra, S. V., Debaeke, P., Faye, B., Grant, B., Hoogenboom, G., Jing, Q., van der Laan, M., Macena da Silva, F. A., Marin, F. R., </w:t>
+      </w:r>
+      <w:proofErr w:type="spellStart"/>
+      <w:r>
+        <w:rPr>
+          <w:rFonts w:ascii="Times New Roman" w:hAnsi="Times New Roman" w:cs="Times New Roman"/>
+          <w:sz w:val="24"/>
+          <w:szCs w:val="24"/>
+        </w:rPr>
+        <w:t>Nehbandani</w:t>
+      </w:r>
+      <w:proofErr w:type="spellEnd"/>
+      <w:r>
+        <w:rPr>
+          <w:rFonts w:ascii="Times New Roman" w:hAnsi="Times New Roman" w:cs="Times New Roman"/>
+          <w:sz w:val="24"/>
+          <w:szCs w:val="24"/>
+        </w:rPr>
+        <w:t xml:space="preserve">, A., Nendel, C., Purcell, L. C., Qian, B., Ruane, A. C., </w:t>
+      </w:r>
+      <w:proofErr w:type="spellStart"/>
+      <w:r>
+        <w:rPr>
+          <w:rFonts w:ascii="Times New Roman" w:hAnsi="Times New Roman" w:cs="Times New Roman"/>
+          <w:sz w:val="24"/>
+          <w:szCs w:val="24"/>
+        </w:rPr>
+        <w:t>Schoving</w:t>
+      </w:r>
+      <w:proofErr w:type="spellEnd"/>
+      <w:r>
+        <w:rPr>
+          <w:rFonts w:ascii="Times New Roman" w:hAnsi="Times New Roman" w:cs="Times New Roman"/>
+          <w:sz w:val="24"/>
+          <w:szCs w:val="24"/>
+        </w:rPr>
+        <w:t xml:space="preserve">, C., Silva, E. H. F. M., Smith, W., Soltani, A., Srivastava, A., Vieira, N. A., Slone, S., &amp; Salmerón, M. (2022). Are soybean models ready for climate change food impact assessments? </w:t>
       </w:r>
       <w:r>
         <w:rPr>
@@ -11665,8 +12113,27 @@
           <w:sz w:val="24"/>
           <w:szCs w:val="24"/>
         </w:rPr>
-        <w:t xml:space="preserve">Kothari, K., Battisti, R., Boote, K. J., Archontoulis, S. V., Confalone, A., Constantin, J., Cuadra, S. V., Debaeke, P., Faye, B., Grant, B., Hoogenboom, G., Jing, Q., van der Laan, M., da Silva, F. A. M., Marin, F. R., Nehbandani, A., Nendel, C., Purcell, L. C., Qian, B., Ruane, A. C., Schoving, C., Silva, E. H. F. M., Smith, W., Soltani, A., Srivastava, A., Vieira, N. A., &amp; </w:t>
-      </w:r>
+        <w:t xml:space="preserve">Kothari, K., Battisti, R., Boote, K. J., Archontoulis, S. V., Confalone, A., Constantin, J., Cuadra, S. V., Debaeke, P., Faye, B., Grant, B., Hoogenboom, G., Jing, Q., van der Laan, M., da Silva, F. A. M., Marin, F. R., </w:t>
+      </w:r>
+      <w:proofErr w:type="spellStart"/>
+      <w:r>
+        <w:rPr>
+          <w:rFonts w:ascii="Times New Roman" w:hAnsi="Times New Roman" w:cs="Times New Roman"/>
+          <w:sz w:val="24"/>
+          <w:szCs w:val="24"/>
+        </w:rPr>
+        <w:t>Nehbandani</w:t>
+      </w:r>
+      <w:proofErr w:type="spellEnd"/>
+      <w:r>
+        <w:rPr>
+          <w:rFonts w:ascii="Times New Roman" w:hAnsi="Times New Roman" w:cs="Times New Roman"/>
+          <w:sz w:val="24"/>
+          <w:szCs w:val="24"/>
+        </w:rPr>
+        <w:t xml:space="preserve">, A., Nendel, C., Purcell, L. C., Qian, B., Ruane, A. C., </w:t>
+      </w:r>
+      <w:proofErr w:type="spellStart"/>
       <w:r>
         <w:rPr>
           <w:rFonts w:ascii="Times New Roman" w:hAnsi="Times New Roman" w:cs="Times New Roman"/>
@@ -11674,7 +12141,16 @@
           <w:szCs w:val="24"/>
         </w:rPr>
         <w:lastRenderedPageBreak/>
-        <w:t xml:space="preserve">Salmerón, M. (2024). Evaluating differences among crop models in simulating soybean in-season growth. </w:t>
+        <w:t>Schoving</w:t>
+      </w:r>
+      <w:proofErr w:type="spellEnd"/>
+      <w:r>
+        <w:rPr>
+          <w:rFonts w:ascii="Times New Roman" w:hAnsi="Times New Roman" w:cs="Times New Roman"/>
+          <w:sz w:val="24"/>
+          <w:szCs w:val="24"/>
+        </w:rPr>
+        <w:t xml:space="preserve">, C., Silva, E. H. F. M., Smith, W., Soltani, A., Srivastava, A., Vieira, N. A., &amp; Salmerón, M. (2024). Evaluating differences among crop models in simulating soybean in-season growth. </w:t>
       </w:r>
       <w:r>
         <w:rPr>
@@ -12034,7 +12510,97 @@
           <w:sz w:val="24"/>
           <w:szCs w:val="24"/>
         </w:rPr>
-        <w:t xml:space="preserve">Nendel, C., Reckling, M., Debaeke, P., Schulz, S., Berg-Mohnicke, M., Constantin, J., Fronzek, S., Hoffmann, M., Jakšić, S., Kersebaum, K.-C., Klimek-Kopyra, A., Raynal, H., Schoving, C., Stella, T., &amp; Battisti, R. (2023). Future area expansion outweighs increasing drought risk for soybean in Europe. </w:t>
+        <w:t xml:space="preserve">Nendel, C., Reckling, M., </w:t>
+      </w:r>
+      <w:proofErr w:type="spellStart"/>
+      <w:r>
+        <w:rPr>
+          <w:rFonts w:ascii="Times New Roman" w:hAnsi="Times New Roman" w:cs="Times New Roman"/>
+          <w:sz w:val="24"/>
+          <w:szCs w:val="24"/>
+        </w:rPr>
+        <w:t>Debaeke</w:t>
+      </w:r>
+      <w:proofErr w:type="spellEnd"/>
+      <w:r>
+        <w:rPr>
+          <w:rFonts w:ascii="Times New Roman" w:hAnsi="Times New Roman" w:cs="Times New Roman"/>
+          <w:sz w:val="24"/>
+          <w:szCs w:val="24"/>
+        </w:rPr>
+        <w:t xml:space="preserve">, P., Schulz, S., Berg-Mohnicke, M., Constantin, J., </w:t>
+      </w:r>
+      <w:proofErr w:type="spellStart"/>
+      <w:r>
+        <w:rPr>
+          <w:rFonts w:ascii="Times New Roman" w:hAnsi="Times New Roman" w:cs="Times New Roman"/>
+          <w:sz w:val="24"/>
+          <w:szCs w:val="24"/>
+        </w:rPr>
+        <w:t>Fronzek</w:t>
+      </w:r>
+      <w:proofErr w:type="spellEnd"/>
+      <w:r>
+        <w:rPr>
+          <w:rFonts w:ascii="Times New Roman" w:hAnsi="Times New Roman" w:cs="Times New Roman"/>
+          <w:sz w:val="24"/>
+          <w:szCs w:val="24"/>
+        </w:rPr>
+        <w:t xml:space="preserve">, S., Hoffmann, M., Jakšić, S., </w:t>
+      </w:r>
+      <w:proofErr w:type="spellStart"/>
+      <w:r>
+        <w:rPr>
+          <w:rFonts w:ascii="Times New Roman" w:hAnsi="Times New Roman" w:cs="Times New Roman"/>
+          <w:sz w:val="24"/>
+          <w:szCs w:val="24"/>
+        </w:rPr>
+        <w:t>Kersebaum</w:t>
+      </w:r>
+      <w:proofErr w:type="spellEnd"/>
+      <w:r>
+        <w:rPr>
+          <w:rFonts w:ascii="Times New Roman" w:hAnsi="Times New Roman" w:cs="Times New Roman"/>
+          <w:sz w:val="24"/>
+          <w:szCs w:val="24"/>
+        </w:rPr>
+        <w:t xml:space="preserve">, K.-C., Klimek-Kopyra, A., Raynal, H., </w:t>
+      </w:r>
+      <w:proofErr w:type="spellStart"/>
+      <w:r>
+        <w:rPr>
+          <w:rFonts w:ascii="Times New Roman" w:hAnsi="Times New Roman" w:cs="Times New Roman"/>
+          <w:sz w:val="24"/>
+          <w:szCs w:val="24"/>
+        </w:rPr>
+        <w:t>Schoving</w:t>
+      </w:r>
+      <w:proofErr w:type="spellEnd"/>
+      <w:r>
+        <w:rPr>
+          <w:rFonts w:ascii="Times New Roman" w:hAnsi="Times New Roman" w:cs="Times New Roman"/>
+          <w:sz w:val="24"/>
+          <w:szCs w:val="24"/>
+        </w:rPr>
+        <w:t xml:space="preserve">, C., Stella, T., &amp; Battisti, R. (2023). Future area expansion outweighs increasing drought risk for </w:t>
+      </w:r>
+      <w:proofErr w:type="gramStart"/>
+      <w:r>
+        <w:rPr>
+          <w:rFonts w:ascii="Times New Roman" w:hAnsi="Times New Roman" w:cs="Times New Roman"/>
+          <w:sz w:val="24"/>
+          <w:szCs w:val="24"/>
+        </w:rPr>
+        <w:t>soybean</w:t>
+      </w:r>
+      <w:proofErr w:type="gramEnd"/>
+      <w:r>
+        <w:rPr>
+          <w:rFonts w:ascii="Times New Roman" w:hAnsi="Times New Roman" w:cs="Times New Roman"/>
+          <w:sz w:val="24"/>
+          <w:szCs w:val="24"/>
+        </w:rPr>
+        <w:t xml:space="preserve"> in Europe. </w:t>
       </w:r>
       <w:r>
         <w:rPr>
@@ -12165,7 +12731,79 @@
           <w:szCs w:val="24"/>
         </w:rPr>
         <w:lastRenderedPageBreak/>
-        <w:t xml:space="preserve">Richetti, J., Sadras, V. O., He, D., Leske, B., Hu, P., Beletse, Y., Cossani, C. M., Nguyen, H., Zheng, B., Deery, D. M., Dreccer, M. F., Whish, J., &amp; Lilley, J. (2025). Challenges in modelling the impact of frost and heat stress on the yield of cool-season annual grain crops. </w:t>
+        <w:t xml:space="preserve">Richetti, J., </w:t>
+      </w:r>
+      <w:proofErr w:type="spellStart"/>
+      <w:r>
+        <w:rPr>
+          <w:rFonts w:ascii="Times New Roman" w:hAnsi="Times New Roman" w:cs="Times New Roman"/>
+          <w:sz w:val="24"/>
+          <w:szCs w:val="24"/>
+        </w:rPr>
+        <w:t>Sadras</w:t>
+      </w:r>
+      <w:proofErr w:type="spellEnd"/>
+      <w:r>
+        <w:rPr>
+          <w:rFonts w:ascii="Times New Roman" w:hAnsi="Times New Roman" w:cs="Times New Roman"/>
+          <w:sz w:val="24"/>
+          <w:szCs w:val="24"/>
+        </w:rPr>
+        <w:t xml:space="preserve">, V. O., He, D., Leske, B., Hu, P., </w:t>
+      </w:r>
+      <w:proofErr w:type="spellStart"/>
+      <w:r>
+        <w:rPr>
+          <w:rFonts w:ascii="Times New Roman" w:hAnsi="Times New Roman" w:cs="Times New Roman"/>
+          <w:sz w:val="24"/>
+          <w:szCs w:val="24"/>
+        </w:rPr>
+        <w:t>Beletse</w:t>
+      </w:r>
+      <w:proofErr w:type="spellEnd"/>
+      <w:r>
+        <w:rPr>
+          <w:rFonts w:ascii="Times New Roman" w:hAnsi="Times New Roman" w:cs="Times New Roman"/>
+          <w:sz w:val="24"/>
+          <w:szCs w:val="24"/>
+        </w:rPr>
+        <w:t xml:space="preserve">, Y., </w:t>
+      </w:r>
+      <w:proofErr w:type="spellStart"/>
+      <w:r>
+        <w:rPr>
+          <w:rFonts w:ascii="Times New Roman" w:hAnsi="Times New Roman" w:cs="Times New Roman"/>
+          <w:sz w:val="24"/>
+          <w:szCs w:val="24"/>
+        </w:rPr>
+        <w:t>Cossani</w:t>
+      </w:r>
+      <w:proofErr w:type="spellEnd"/>
+      <w:r>
+        <w:rPr>
+          <w:rFonts w:ascii="Times New Roman" w:hAnsi="Times New Roman" w:cs="Times New Roman"/>
+          <w:sz w:val="24"/>
+          <w:szCs w:val="24"/>
+        </w:rPr>
+        <w:t xml:space="preserve">, C. M., Nguyen, H., Zheng, B., Deery, D. M., </w:t>
+      </w:r>
+      <w:proofErr w:type="spellStart"/>
+      <w:r>
+        <w:rPr>
+          <w:rFonts w:ascii="Times New Roman" w:hAnsi="Times New Roman" w:cs="Times New Roman"/>
+          <w:sz w:val="24"/>
+          <w:szCs w:val="24"/>
+        </w:rPr>
+        <w:t>Dreccer</w:t>
+      </w:r>
+      <w:proofErr w:type="spellEnd"/>
+      <w:r>
+        <w:rPr>
+          <w:rFonts w:ascii="Times New Roman" w:hAnsi="Times New Roman" w:cs="Times New Roman"/>
+          <w:sz w:val="24"/>
+          <w:szCs w:val="24"/>
+        </w:rPr>
+        <w:t xml:space="preserve">, M. F., Whish, J., &amp; Lilley, J. (2025). Challenges in modelling the impact of frost and heat stress on the yield of cool-season annual grain crops. </w:t>
       </w:r>
       <w:r>
         <w:rPr>
@@ -12297,7 +12935,43 @@
           <w:sz w:val="24"/>
           <w:szCs w:val="24"/>
         </w:rPr>
-        <w:t xml:space="preserve">Salmeron, M., Gbur, E. E., Bourland, F. M., Buehring, N. W., Earnest, L., Fritschi, F. B., Golden, B. R., Hathcoat, D., Lofton, J., Miller, T. D., Neely, C., Shannon, G., Udeigwe, T. K., Verbree, D. A., Vories, E. D., Wiebold, W. J., &amp; Purcell, L. C. (2014). Soybean maturity group choices for early and late plantings in the midsouth. </w:t>
+        <w:t xml:space="preserve">Salmeron, M., Gbur, E. E., Bourland, F. M., Buehring, N. W., Earnest, L., Fritschi, F. B., Golden, B. R., Hathcoat, D., Lofton, J., Miller, T. D., Neely, C., Shannon, G., </w:t>
+      </w:r>
+      <w:proofErr w:type="spellStart"/>
+      <w:r>
+        <w:rPr>
+          <w:rFonts w:ascii="Times New Roman" w:hAnsi="Times New Roman" w:cs="Times New Roman"/>
+          <w:sz w:val="24"/>
+          <w:szCs w:val="24"/>
+        </w:rPr>
+        <w:t>Udeigwe</w:t>
+      </w:r>
+      <w:proofErr w:type="spellEnd"/>
+      <w:r>
+        <w:rPr>
+          <w:rFonts w:ascii="Times New Roman" w:hAnsi="Times New Roman" w:cs="Times New Roman"/>
+          <w:sz w:val="24"/>
+          <w:szCs w:val="24"/>
+        </w:rPr>
+        <w:t xml:space="preserve">, T. K., </w:t>
+      </w:r>
+      <w:proofErr w:type="spellStart"/>
+      <w:r>
+        <w:rPr>
+          <w:rFonts w:ascii="Times New Roman" w:hAnsi="Times New Roman" w:cs="Times New Roman"/>
+          <w:sz w:val="24"/>
+          <w:szCs w:val="24"/>
+        </w:rPr>
+        <w:t>Verbree</w:t>
+      </w:r>
+      <w:proofErr w:type="spellEnd"/>
+      <w:r>
+        <w:rPr>
+          <w:rFonts w:ascii="Times New Roman" w:hAnsi="Times New Roman" w:cs="Times New Roman"/>
+          <w:sz w:val="24"/>
+          <w:szCs w:val="24"/>
+        </w:rPr>
+        <w:t xml:space="preserve">, D. A., Vories, E. D., Wiebold, W. J., &amp; Purcell, L. C. (2014). Soybean maturity group choices for early and late plantings in the midsouth. </w:t>
       </w:r>
       <w:r>
         <w:rPr>
@@ -12363,7 +13037,43 @@
           <w:sz w:val="24"/>
           <w:szCs w:val="24"/>
         </w:rPr>
-        <w:t xml:space="preserve">Salmerón, M., Gbur, E. E., Bourland, F. M., Buehring, N. W., Earnest, L., Fritschi, F. B., Golden, B. R., Hathcoat, D., Lofton, J., McClure, A. T., Miller, T. D., Neely, C., Shannon, G., Udeigwe, T. K., Verbree, D. A., Vories, E. D., Wiebold, W. J., &amp; Purcell, L. C. (2016). Yield response to planting date among soybean maturity groups for irrigated production in the US Midsouth. </w:t>
+        <w:t xml:space="preserve">Salmerón, M., Gbur, E. E., Bourland, F. M., Buehring, N. W., Earnest, L., Fritschi, F. B., Golden, B. R., Hathcoat, D., Lofton, J., McClure, A. T., Miller, T. D., Neely, C., Shannon, G., </w:t>
+      </w:r>
+      <w:proofErr w:type="spellStart"/>
+      <w:r>
+        <w:rPr>
+          <w:rFonts w:ascii="Times New Roman" w:hAnsi="Times New Roman" w:cs="Times New Roman"/>
+          <w:sz w:val="24"/>
+          <w:szCs w:val="24"/>
+        </w:rPr>
+        <w:t>Udeigwe</w:t>
+      </w:r>
+      <w:proofErr w:type="spellEnd"/>
+      <w:r>
+        <w:rPr>
+          <w:rFonts w:ascii="Times New Roman" w:hAnsi="Times New Roman" w:cs="Times New Roman"/>
+          <w:sz w:val="24"/>
+          <w:szCs w:val="24"/>
+        </w:rPr>
+        <w:t xml:space="preserve">, T. K., </w:t>
+      </w:r>
+      <w:proofErr w:type="spellStart"/>
+      <w:r>
+        <w:rPr>
+          <w:rFonts w:ascii="Times New Roman" w:hAnsi="Times New Roman" w:cs="Times New Roman"/>
+          <w:sz w:val="24"/>
+          <w:szCs w:val="24"/>
+        </w:rPr>
+        <w:t>Verbree</w:t>
+      </w:r>
+      <w:proofErr w:type="spellEnd"/>
+      <w:r>
+        <w:rPr>
+          <w:rFonts w:ascii="Times New Roman" w:hAnsi="Times New Roman" w:cs="Times New Roman"/>
+          <w:sz w:val="24"/>
+          <w:szCs w:val="24"/>
+        </w:rPr>
+        <w:t xml:space="preserve">, D. A., Vories, E. D., Wiebold, W. J., &amp; Purcell, L. C. (2016). Yield response to planting date among soybean maturity groups for irrigated production in the US Midsouth. </w:t>
       </w:r>
       <w:r>
         <w:rPr>
@@ -12609,8 +13319,20 @@
           <w:sz w:val="24"/>
           <w:szCs w:val="24"/>
         </w:rPr>
-        <w:t>Journal of Geophysical Research: Biogeosciences</w:t>
-      </w:r>
+        <w:t xml:space="preserve">Journal of Geophysical Research: </w:t>
+      </w:r>
+      <w:proofErr w:type="spellStart"/>
+      <w:r>
+        <w:rPr>
+          <w:rFonts w:ascii="Times New Roman" w:hAnsi="Times New Roman" w:cs="Times New Roman"/>
+          <w:i/>
+          <w:iCs/>
+          <w:sz w:val="24"/>
+          <w:szCs w:val="24"/>
+        </w:rPr>
+        <w:t>Biogeosciences</w:t>
+      </w:r>
+      <w:proofErr w:type="spellEnd"/>
       <w:r>
         <w:rPr>
           <w:rFonts w:ascii="Times New Roman" w:hAnsi="Times New Roman" w:cs="Times New Roman"/>
@@ -12665,7 +13387,25 @@
           <w:sz w:val="24"/>
           <w:szCs w:val="24"/>
         </w:rPr>
-        <w:t xml:space="preserve">Zabel, F., Müller, C., Elliott, J., Minoli, S., Jägermeyr, J., Schneider, J. M., Franke, J. A., Moyer, E., Dury, M., Francois, L., Folberth, C., Liu, W., Pugh, T. A. M., Olin, S., Rabin, S. S., Mauser, W., Hank, T., Ruane, A. C., &amp; Asseng, S. (2021). Large potential for crop production adaptation depends on available future varieties. </w:t>
+        <w:t xml:space="preserve">Zabel, F., Müller, C., Elliott, J., Minoli, S., </w:t>
+      </w:r>
+      <w:proofErr w:type="spellStart"/>
+      <w:r>
+        <w:rPr>
+          <w:rFonts w:ascii="Times New Roman" w:hAnsi="Times New Roman" w:cs="Times New Roman"/>
+          <w:sz w:val="24"/>
+          <w:szCs w:val="24"/>
+        </w:rPr>
+        <w:t>Jägermeyr</w:t>
+      </w:r>
+      <w:proofErr w:type="spellEnd"/>
+      <w:r>
+        <w:rPr>
+          <w:rFonts w:ascii="Times New Roman" w:hAnsi="Times New Roman" w:cs="Times New Roman"/>
+          <w:sz w:val="24"/>
+          <w:szCs w:val="24"/>
+        </w:rPr>
+        <w:t xml:space="preserve">, J., Schneider, J. M., Franke, J. A., Moyer, E., Dury, M., Francois, L., Folberth, C., Liu, W., Pugh, T. A. M., Olin, S., Rabin, S. S., Mauser, W., Hank, T., Ruane, A. C., &amp; Asseng, S. (2021). Large potential for crop production adaptation depends on available future varieties. </w:t>
       </w:r>
       <w:r>
         <w:rPr>
@@ -12927,7 +13667,15 @@
       <w:jc w:val="center"/>
     </w:pPr>
     <w:r>
-      <w:t>Publisher: AGRONOMY; Journal: AGROJNL:Agronomy Journal; Copyright: Will notify...</w:t>
+      <w:t xml:space="preserve">Publisher: AGRONOMY; Journal: </w:t>
+    </w:r>
+    <w:proofErr w:type="spellStart"/>
+    <w:r>
+      <w:t>AGROJNL:Agronomy</w:t>
+    </w:r>
+    <w:proofErr w:type="spellEnd"/>
+    <w:r>
+      <w:t xml:space="preserve"> Journal; Copyright: Will notify...</w:t>
     </w:r>
   </w:p>
   <w:p>
@@ -12935,7 +13683,15 @@
       <w:jc w:val="center"/>
     </w:pPr>
     <w:r>
-      <w:t>Volume: Will notify...; Issue: Will notify...; Manuscript: aj-2017-08-0123-a; DOI: ; PII: &lt;txtPII&gt;</w:t>
+      <w:t>Volume: Will notify...; Issue: Will notify...; Manuscript: aj-2017-08-0123-a; DOI: ; PII: &lt;</w:t>
+    </w:r>
+    <w:proofErr w:type="spellStart"/>
+    <w:r>
+      <w:t>txtPII</w:t>
+    </w:r>
+    <w:proofErr w:type="spellEnd"/>
+    <w:r>
+      <w:t>&gt;</w:t>
     </w:r>
   </w:p>
   <w:p>
@@ -12966,7 +13722,15 @@
       <w:jc w:val="center"/>
     </w:pPr>
     <w:r>
-      <w:t>Publisher: AGRONOMY; Journal: AGROJNL:Agronomy Journal; Copyright: Will notify...</w:t>
+      <w:t xml:space="preserve">Publisher: AGRONOMY; Journal: </w:t>
+    </w:r>
+    <w:proofErr w:type="spellStart"/>
+    <w:r>
+      <w:t>AGROJNL:Agronomy</w:t>
+    </w:r>
+    <w:proofErr w:type="spellEnd"/>
+    <w:r>
+      <w:t xml:space="preserve"> Journal; Copyright: Will notify...</w:t>
     </w:r>
   </w:p>
   <w:p>
@@ -12974,7 +13738,15 @@
       <w:jc w:val="center"/>
     </w:pPr>
     <w:r>
-      <w:t>Volume: Will notify...; Issue: Will notify...; Manuscript: aj-2017-08-0123-a; DOI: ; PII: &lt;txtPII&gt;</w:t>
+      <w:t>Volume: Will notify...; Issue: Will notify...; Manuscript: aj-2017-08-0123-a; DOI: ; PII: &lt;</w:t>
+    </w:r>
+    <w:proofErr w:type="spellStart"/>
+    <w:r>
+      <w:t>txtPII</w:t>
+    </w:r>
+    <w:proofErr w:type="spellEnd"/>
+    <w:r>
+      <w:t>&gt;</w:t>
     </w:r>
   </w:p>
   <w:p>
@@ -12990,8 +13762,8 @@
 
 <file path=word/people.xml><?xml version="1.0" encoding="utf-8"?>
 <w15:people xmlns:wpc="http://schemas.microsoft.com/office/word/2010/wordprocessingCanvas" xmlns:cx="http://schemas.microsoft.com/office/drawing/2014/chartex" xmlns:cx1="http://schemas.microsoft.com/office/drawing/2015/9/8/chartex" xmlns:cx2="http://schemas.microsoft.com/office/drawing/2015/10/21/chartex" xmlns:cx3="http://schemas.microsoft.com/office/drawing/2016/5/9/chartex" xmlns:cx4="http://schemas.microsoft.com/office/drawing/2016/5/10/chartex" xmlns:cx5="http://schemas.microsoft.com/office/drawing/2016/5/11/chartex" xmlns:cx6="http://schemas.microsoft.com/office/drawing/2016/5/12/chartex" xmlns:cx7="http://schemas.microsoft.com/office/drawing/2016/5/13/chartex" xmlns:cx8="http://schemas.microsoft.com/office/drawing/2016/5/14/chartex" xmlns:mc="http://schemas.openxmlformats.org/markup-compatibility/2006" xmlns:aink="http://schemas.microsoft.com/office/drawing/2016/ink" xmlns:am3d="http://schemas.microsoft.com/office/drawing/2017/model3d" xmlns:o="urn:schemas-microsoft-com:office:office" xmlns:oel="http://schemas.microsoft.com/office/2019/extlst" xmlns:r="http://schemas.openxmlformats.org/officeDocument/2006/relationships" xmlns:m="http://schemas.openxmlformats.org/officeDocument/2006/math" xmlns:v="urn:schemas-microsoft-com:vml" xmlns:wp14="http://schemas.microsoft.com/office/word/2010/wordprocessingDrawing" xmlns:wp="http://schemas.openxmlformats.org/drawingml/2006/wordprocessingDrawing" xmlns:w10="urn:schemas-microsoft-com:office:word" xmlns:w="http://schemas.openxmlformats.org/wordprocessingml/2006/main" xmlns:w14="http://schemas.microsoft.com/office/word/2010/wordml" xmlns:w15="http://schemas.microsoft.com/office/word/2012/wordml" xmlns:w16cex="http://schemas.microsoft.com/office/word/2018/wordml/cex" xmlns:w16cid="http://schemas.microsoft.com/office/word/2016/wordml/cid" xmlns:w16="http://schemas.microsoft.com/office/word/2018/wordml" xmlns:w16du="http://schemas.microsoft.com/office/word/2023/wordml/word16du" xmlns:w16sdtdh="http://schemas.microsoft.com/office/word/2020/wordml/sdtdatahash" xmlns:w16sdtfl="http://schemas.microsoft.com/office/word/2024/wordml/sdtformatlock" xmlns:w16se="http://schemas.microsoft.com/office/word/2015/wordml/symex" xmlns:wpg="http://schemas.microsoft.com/office/word/2010/wordprocessingGroup" xmlns:wpi="http://schemas.microsoft.com/office/word/2010/wordprocessingInk" xmlns:wne="http://schemas.microsoft.com/office/word/2006/wordml" xmlns:wps="http://schemas.microsoft.com/office/word/2010/wordprocessingShape" mc:Ignorable="w14 w15 w16se w16cid w16 w16cex w16sdtdh w16sdtfl w16du wp14">
-  <w15:person w15:author="Elvis Felipe Elli">
-    <w15:presenceInfo w15:providerId="None" w15:userId="Elvis Felipe Elli"/>
+  <w15:person w15:author="Elvis F. Elli">
+    <w15:presenceInfo w15:providerId="AD" w15:userId="S::eelli@uark.edu::64f64820-2f4c-4895-98eb-a85398143783"/>
   </w15:person>
 </w15:people>
 </file>
@@ -14360,35 +15132,6 @@
     </w:docPart>
     <w:docPart>
       <w:docPartPr>
-        <w:name w:val="5B2339F18C434467B55930B9F09E7C73"/>
-        <w:category>
-          <w:name w:val="General"/>
-          <w:gallery w:val="placeholder"/>
-        </w:category>
-        <w:types>
-          <w:type w:val="bbPlcHdr"/>
-        </w:types>
-        <w:behaviors>
-          <w:behavior w:val="content"/>
-        </w:behaviors>
-        <w:guid w:val="{7DB4C815-EF2F-41D7-99F0-CDD7E3AD6585}"/>
-      </w:docPartPr>
-      <w:docPartBody>
-        <w:p>
-          <w:pPr>
-            <w:pStyle w:val="5B2339F18C434467B55930B9F09E7C73"/>
-          </w:pPr>
-          <w:r>
-            <w:rPr>
-              <w:rStyle w:val="PlaceholderText"/>
-            </w:rPr>
-            <w:t>Click or tap here to enter text.</w:t>
-          </w:r>
-        </w:p>
-      </w:docPartBody>
-    </w:docPart>
-    <w:docPart>
-      <w:docPartPr>
         <w:name w:val="0E08F8117E7D47929D5C1ED80381A253"/>
         <w:category>
           <w:name w:val="General"/>
@@ -14406,6 +15149,64 @@
         <w:p>
           <w:pPr>
             <w:pStyle w:val="0E08F8117E7D47929D5C1ED80381A253"/>
+          </w:pPr>
+          <w:r>
+            <w:rPr>
+              <w:rStyle w:val="PlaceholderText"/>
+            </w:rPr>
+            <w:t>Click or tap here to enter text.</w:t>
+          </w:r>
+        </w:p>
+      </w:docPartBody>
+    </w:docPart>
+    <w:docPart>
+      <w:docPartPr>
+        <w:name w:val="21D594A964FA4B59983DDC21E2F59E6A"/>
+        <w:category>
+          <w:name w:val="General"/>
+          <w:gallery w:val="placeholder"/>
+        </w:category>
+        <w:types>
+          <w:type w:val="bbPlcHdr"/>
+        </w:types>
+        <w:behaviors>
+          <w:behavior w:val="content"/>
+        </w:behaviors>
+        <w:guid w:val="{0B191918-7970-4924-BFBA-96449B41EB42}"/>
+      </w:docPartPr>
+      <w:docPartBody>
+        <w:p>
+          <w:pPr>
+            <w:pStyle w:val="21D594A964FA4B59983DDC21E2F59E6A"/>
+          </w:pPr>
+          <w:r>
+            <w:rPr>
+              <w:rStyle w:val="PlaceholderText"/>
+            </w:rPr>
+            <w:t>Click or tap here to enter text.</w:t>
+          </w:r>
+        </w:p>
+      </w:docPartBody>
+    </w:docPart>
+    <w:docPart>
+      <w:docPartPr>
+        <w:name w:val="4A39D4780C514A8DB55B7351CDBABE6E"/>
+        <w:category>
+          <w:name w:val="General"/>
+          <w:gallery w:val="placeholder"/>
+        </w:category>
+        <w:types>
+          <w:type w:val="bbPlcHdr"/>
+        </w:types>
+        <w:behaviors>
+          <w:behavior w:val="content"/>
+        </w:behaviors>
+        <w:guid w:val="{6192D3BA-B21E-4A70-ABEB-FB75AFC8DB86}"/>
+      </w:docPartPr>
+      <w:docPartBody>
+        <w:p>
+          <w:pPr>
+            <w:pStyle w:val="4A39D4780C514A8DB55B7351CDBABE6E"/>
           </w:pPr>
           <w:r>
             <w:rPr>
@@ -14497,6 +15298,7 @@
     <w:rsid w:val="000D142A"/>
     <w:rsid w:val="00107563"/>
     <w:rsid w:val="00124201"/>
+    <w:rsid w:val="00142C08"/>
     <w:rsid w:val="00175256"/>
     <w:rsid w:val="00191C58"/>
     <w:rsid w:val="001A3D8D"/>
@@ -14518,19 +15320,25 @@
     <w:rsid w:val="004C4724"/>
     <w:rsid w:val="00563F06"/>
     <w:rsid w:val="005900CD"/>
+    <w:rsid w:val="005B4B30"/>
     <w:rsid w:val="00625E0C"/>
     <w:rsid w:val="00646E0D"/>
     <w:rsid w:val="006527C5"/>
     <w:rsid w:val="006670BA"/>
     <w:rsid w:val="006D4EE0"/>
     <w:rsid w:val="007426A6"/>
+    <w:rsid w:val="007E7425"/>
+    <w:rsid w:val="00820B2A"/>
     <w:rsid w:val="00886DCC"/>
     <w:rsid w:val="0089681A"/>
     <w:rsid w:val="008A2CB0"/>
     <w:rsid w:val="008D2786"/>
     <w:rsid w:val="008E459B"/>
     <w:rsid w:val="009148D3"/>
+    <w:rsid w:val="009A70B9"/>
     <w:rsid w:val="009B49AD"/>
+    <w:rsid w:val="00A119AA"/>
+    <w:rsid w:val="00A21647"/>
     <w:rsid w:val="00A25937"/>
     <w:rsid w:val="00A91378"/>
     <w:rsid w:val="00AB1FB3"/>
@@ -14546,6 +15354,7 @@
     <w:rsid w:val="00E55B80"/>
     <w:rsid w:val="00E91A2E"/>
     <w:rsid w:val="00E947C7"/>
+    <w:rsid w:val="00EC677C"/>
     <w:rsid w:val="00F459E4"/>
     <w:rsid w:val="00F471E8"/>
     <w:rsid w:val="00F92F05"/>
@@ -15005,7 +15814,7 @@
     <w:basedOn w:val="DefaultParagraphFont"/>
     <w:uiPriority w:val="99"/>
     <w:semiHidden/>
-    <w:rsid w:val="00257DF2"/>
+    <w:rsid w:val="00A119AA"/>
   </w:style>
   <w:style w:type="paragraph" w:customStyle="1" w:styleId="4203E1589CB648A88A057D9AFD21088E">
     <w:name w:val="4203E1589CB648A88A057D9AFD21088E"/>
@@ -15047,9 +15856,13 @@
     <w:name w:val="2B21E820633341D09AD6B2ED7BD89C1B"/>
     <w:rsid w:val="0024394A"/>
   </w:style>
-  <w:style w:type="paragraph" w:customStyle="1" w:styleId="5B2339F18C434467B55930B9F09E7C73">
-    <w:name w:val="5B2339F18C434467B55930B9F09E7C73"/>
-    <w:rsid w:val="00124201"/>
+  <w:style w:type="paragraph" w:customStyle="1" w:styleId="21D594A964FA4B59983DDC21E2F59E6A">
+    <w:name w:val="21D594A964FA4B59983DDC21E2F59E6A"/>
+    <w:rsid w:val="00A119AA"/>
+  </w:style>
+  <w:style w:type="paragraph" w:customStyle="1" w:styleId="4A39D4780C514A8DB55B7351CDBABE6E">
+    <w:name w:val="4A39D4780C514A8DB55B7351CDBABE6E"/>
+    <w:rsid w:val="00A119AA"/>
   </w:style>
 </w:styles>
 </file>
@@ -15348,7 +16161,7 @@
 
 <file path=word/webextensions/taskpanes.xml><?xml version="1.0" encoding="utf-8"?>
 <wetp:taskpanes xmlns:wetp="http://schemas.microsoft.com/office/webextensions/taskpanes/2010/11">
-  <wetp:taskpane dockstate="right" visibility="0" width="525" row="3">
+  <wetp:taskpane dockstate="right" visibility="0" width="350" row="2">
     <wetp:webextensionref xmlns:r="http://schemas.openxmlformats.org/officeDocument/2006/relationships" r:id="rId1"/>
   </wetp:taskpane>
 </wetp:taskpanes>
@@ -15361,9 +16174,9 @@
     <we:reference id="WA104382081" version="1.55.1.0" store="WA104382081" storeType="OMEX"/>
   </we:alternateReferences>
   <we:properties>
-    <we:property name="MENDELEY_BIBLIOGRAPHY_IS_DIRTY" value="false"/>
+    <we:property name="MENDELEY_BIBLIOGRAPHY_IS_DIRTY" value="true"/>
     <we:property name="MENDELEY_BIBLIOGRAPHY_LAST_MODIFIED" value="1774364402966"/>
-    <we:property name="MENDELEY_CITATIONS" value="[{&quot;citationID&quot;:&quot;MENDELEY_CITATION_49c9f118-633d-435e-bc51-efe2387da564&quot;,&quot;properties&quot;:{&quot;noteIndex&quot;:0},&quot;isEdited&quot;:false,&quot;manualOverride&quot;:{&quot;isManuallyOverridden&quot;:false,&quot;citeprocText&quot;:&quot;(Elli et al., 2022)&quot;,&quot;manualOverrideText&quot;:&quot;&quot;},&quot;citationTag&quot;:&quot;MENDELEY_CITATION_v3_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&quot;,&quot;citationItems&quot;:[{&quot;id&quot;:&quot;b207dd7b-b57e-3a70-9e53-91c5eefcc6bd&quot;,&quot;itemData&quot;:{&quot;type&quot;:&quot;article-journal&quot;,&quot;id&quot;:&quot;b207dd7b-b57e-3a70-9e53-91c5eefcc6bd&quot;,&quot;title&quot;:&quot;Climate Change and Management Impacts on Soybean N Fixation, Soil N Mineralization, N2O Emissions, and Seed Yield&quot;,&quot;author&quot;:[{&quot;family&quot;:&quot;Elli&quot;,&quot;given&quot;:&quot;Elvis F.&quot;,&quot;parse-names&quot;:false,&quot;dropping-particle&quot;:&quot;&quot;,&quot;non-dropping-particle&quot;:&quot;&quot;},{&quot;family&quot;:&quot;Ciampitti&quot;,&quot;given&quot;:&quot;Ignacio A.&quot;,&quot;parse-names&quot;:false,&quot;dropping-particle&quot;:&quot;&quot;,&quot;non-dropping-particle&quot;:&quot;&quot;},{&quot;family&quot;:&quot;Castellano&quot;,&quot;given&quot;:&quot;Michael J.&quot;,&quot;parse-names&quot;:false,&quot;dropping-particle&quot;:&quot;&quot;,&quot;non-dropping-particle&quot;:&quot;&quot;},{&quot;family&quot;:&quot;Purcell&quot;,&quot;given&quot;:&quot;Larry C.&quot;,&quot;parse-names&quot;:false,&quot;dropping-particle&quot;:&quot;&quot;,&quot;non-dropping-particle&quot;:&quot;&quot;},{&quot;family&quot;:&quot;Naeve&quot;,&quot;given&quot;:&quot;Seth&quot;,&quot;parse-names&quot;:false,&quot;dropping-particle&quot;:&quot;&quot;,&quot;non-dropping-particle&quot;:&quot;&quot;},{&quot;family&quot;:&quot;Grassini&quot;,&quot;given&quot;:&quot;Patricio&quot;,&quot;parse-names&quot;:false,&quot;dropping-particle&quot;:&quot;&quot;,&quot;non-dropping-particle&quot;:&quot;&quot;},{&quot;family&quot;:&quot;Menza&quot;,&quot;given&quot;:&quot;Nicolas C.&quot;,&quot;parse-names&quot;:false,&quot;dropping-particle&quot;:&quot;&quot;,&quot;non-dropping-particle&quot;:&quot;La&quot;},{&quot;family&quot;:&quot;Moro Rosso&quot;,&quot;given&quot;:&quot;Luiz&quot;,&quot;parse-names&quot;:false,&quot;dropping-particle&quot;:&quot;&quot;,&quot;non-dropping-particle&quot;:&quot;&quot;},{&quot;family&quot;:&quot;Borja Reis&quot;,&quot;given&quot;:&quot;André F.&quot;,&quot;parse-names&quot;:false,&quot;dropping-particle&quot;:&quot;&quot;,&quot;non-dropping-particle&quot;:&quot;de&quot;},{&quot;family&quot;:&quot;Kovács&quot;,&quot;given&quot;:&quot;Péter&quot;,&quot;parse-names&quot;:false,&quot;dropping-particle&quot;:&quot;&quot;,&quot;non-dropping-particle&quot;:&quot;&quot;},{&quot;family&quot;:&quot;Archontoulis&quot;,&quot;given&quot;:&quot;Sotirios&quot;,&quot;parse-names&quot;:false,&quot;dropping-particle&quot;:&quot;V.&quot;,&quot;non-dropping-particle&quot;:&quot;&quot;}],&quot;container-title&quot;:&quot;Frontiers in Plant Science&quot;,&quot;container-title-short&quot;:&quot;Front. Plant Sci.&quot;,&quot;accessed&quot;:{&quot;date-parts&quot;:[[2022,5,11]]},&quot;DOI&quot;:&quot;10.3389/FPLS.2022.849896&quot;,&quot;ISSN&quot;:&quot;1664-462X&quot;,&quot;URL&quot;:&quot;https://www.frontiersin.org/articles/10.3389/fpls.2022.849896/full&quot;,&quot;issued&quot;:{&quot;date-parts&quot;:[[2022,4,27]]},&quot;page&quot;:&quot;1-15&quot;,&quot;abstract&quot;:&quot;Limited knowledge about how nitrogen (N) dynamics are affected by climate change, weather variability, and crop management is a major barrier to improving productivity and environmental performance in soybean-based cropping systems. To fill this knowledge gap, we created a systems understanding of agroecosystem N dynamics and quantified the impact of controllable (management) and uncontrollable (weather, climate) factors on N fluxes and soybean yields. We performed a simulation experiment across 10 soybean production environments in the US using the APSIM model and future climate projections from five global circulation models. Climate change (2020-2080) increased N mineralization (24%) and N2O emissions (19%) but decreased N fixation (32%), seed N (20%), and yields (19%). Soil and crop management practices altered N fluxes at a similar magnitude as climate change but in many different directions, revealing opportunities to improve soybean systems performance. Among many practices explored, we identified two solutions with great potential: improved residue management (short-term) and water management (long-term). Inter-annual weather variability and management practices affected soybean yield less than N fluxes, which creates opportunities to manage N fluxes without compromising yields, especially in regions with adequate to excess soil moisture. This work provides actionable results (tradeoffs, synergies, directions) to inform decision-making for adapting crop management in a changing climate to improve soybean production systems.&quot;,&quot;publisher&quot;:&quot;Frontiers&quot;,&quot;issue&quot;:&quot;849896&quot;,&quot;volume&quot;:&quot;13&quot;},&quot;isTemporary&quot;:false}]},{&quot;citationID&quot;:&quot;MENDELEY_CITATION_a4fb446e-4709-4951-acef-9e61223d586c&quot;,&quot;properties&quot;:{&quot;noteIndex&quot;:0},&quot;isEdited&quot;:false,&quot;manualOverride&quot;:{&quot;isManuallyOverridden&quot;:false,&quot;citeprocText&quot;:&quot;(Rose et al., 2016; Elli et al., 2022)&quot;,&quot;manualOverrideText&quot;:&quot;&quot;},&quot;citationTag&quot;:&quot;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&quot;,&quot;citationItems&quot;:[{&quot;id&quot;:&quot;b207dd7b-b57e-3a70-9e53-91c5eefcc6bd&quot;,&quot;itemData&quot;:{&quot;type&quot;:&quot;article-journal&quot;,&quot;id&quot;:&quot;b207dd7b-b57e-3a70-9e53-91c5eefcc6bd&quot;,&quot;title&quot;:&quot;Climate Change and Management Impacts on Soybean N Fixation, Soil N Mineralization, N2O Emissions, and Seed Yield&quot;,&quot;author&quot;:[{&quot;family&quot;:&quot;Elli&quot;,&quot;given&quot;:&quot;Elvis F.&quot;,&quot;parse-names&quot;:false,&quot;dropping-particle&quot;:&quot;&quot;,&quot;non-dropping-particle&quot;:&quot;&quot;},{&quot;family&quot;:&quot;Ciampitti&quot;,&quot;given&quot;:&quot;Ignacio A.&quot;,&quot;parse-names&quot;:false,&quot;dropping-particle&quot;:&quot;&quot;,&quot;non-dropping-particle&quot;:&quot;&quot;},{&quot;family&quot;:&quot;Castellano&quot;,&quot;given&quot;:&quot;Michael J.&quot;,&quot;parse-names&quot;:false,&quot;dropping-particle&quot;:&quot;&quot;,&quot;non-dropping-particle&quot;:&quot;&quot;},{&quot;family&quot;:&quot;Purcell&quot;,&quot;given&quot;:&quot;Larry C.&quot;,&quot;parse-names&quot;:false,&quot;dropping-particle&quot;:&quot;&quot;,&quot;non-dropping-particle&quot;:&quot;&quot;},{&quot;family&quot;:&quot;Naeve&quot;,&quot;given&quot;:&quot;Seth&quot;,&quot;parse-names&quot;:false,&quot;dropping-particle&quot;:&quot;&quot;,&quot;non-dropping-particle&quot;:&quot;&quot;},{&quot;family&quot;:&quot;Grassini&quot;,&quot;given&quot;:&quot;Patricio&quot;,&quot;parse-names&quot;:false,&quot;dropping-particle&quot;:&quot;&quot;,&quot;non-dropping-particle&quot;:&quot;&quot;},{&quot;family&quot;:&quot;Menza&quot;,&quot;given&quot;:&quot;Nicolas C.&quot;,&quot;parse-names&quot;:false,&quot;dropping-particle&quot;:&quot;&quot;,&quot;non-dropping-particle&quot;:&quot;La&quot;},{&quot;family&quot;:&quot;Moro Rosso&quot;,&quot;given&quot;:&quot;Luiz&quot;,&quot;parse-names&quot;:false,&quot;dropping-particle&quot;:&quot;&quot;,&quot;non-dropping-particle&quot;:&quot;&quot;},{&quot;family&quot;:&quot;Borja Reis&quot;,&quot;given&quot;:&quot;André F.&quot;,&quot;parse-names&quot;:false,&quot;dropping-particle&quot;:&quot;&quot;,&quot;non-dropping-particle&quot;:&quot;de&quot;},{&quot;family&quot;:&quot;Kovács&quot;,&quot;given&quot;:&quot;Péter&quot;,&quot;parse-names&quot;:false,&quot;dropping-particle&quot;:&quot;&quot;,&quot;non-dropping-particle&quot;:&quot;&quot;},{&quot;family&quot;:&quot;Archontoulis&quot;,&quot;given&quot;:&quot;Sotirios&quot;,&quot;parse-names&quot;:false,&quot;dropping-particle&quot;:&quot;V.&quot;,&quot;non-dropping-particle&quot;:&quot;&quot;}],&quot;container-title&quot;:&quot;Frontiers in Plant Science&quot;,&quot;container-title-short&quot;:&quot;Front. Plant Sci.&quot;,&quot;accessed&quot;:{&quot;date-parts&quot;:[[2022,5,11]]},&quot;DOI&quot;:&quot;10.3389/FPLS.2022.849896&quot;,&quot;ISSN&quot;:&quot;1664-462X&quot;,&quot;URL&quot;:&quot;https://www.frontiersin.org/articles/10.3389/fpls.2022.849896/full&quot;,&quot;issued&quot;:{&quot;date-parts&quot;:[[2022,4,27]]},&quot;page&quot;:&quot;1-15&quot;,&quot;abstract&quot;:&quot;Limited knowledge about how nitrogen (N) dynamics are affected by climate change, weather variability, and crop management is a major barrier to improving productivity and environmental performance in soybean-based cropping systems. To fill this knowledge gap, we created a systems understanding of agroecosystem N dynamics and quantified the impact of controllable (management) and uncontrollable (weather, climate) factors on N fluxes and soybean yields. We performed a simulation experiment across 10 soybean production environments in the US using the APSIM model and future climate projections from five global circulation models. Climate change (2020-2080) increased N mineralization (24%) and N2O emissions (19%) but decreased N fixation (32%), seed N (20%), and yields (19%). Soil and crop management practices altered N fluxes at a similar magnitude as climate change but in many different directions, revealing opportunities to improve soybean systems performance. Among many practices explored, we identified two solutions with great potential: improved residue management (short-term) and water management (long-term). Inter-annual weather variability and management practices affected soybean yield less than N fluxes, which creates opportunities to manage N fluxes without compromising yields, especially in regions with adequate to excess soil moisture. This work provides actionable results (tradeoffs, synergies, directions) to inform decision-making for adapting crop management in a changing climate to improve soybean production systems.&quot;,&quot;publisher&quot;:&quot;Frontiers&quot;,&quot;issue&quot;:&quot;849896&quot;,&quot;volume&quot;:&quot;13&quot;},&quot;isTemporary&quot;:false},{&quot;id&quot;:&quot;4ccf3ba3-bf7c-3829-844e-2eccd645aeda&quot;,&quot;itemData&quot;:{&quot;type&quot;:&quot;article-journal&quot;,&quot;id&quot;:&quot;4ccf3ba3-bf7c-3829-844e-2eccd645aeda&quot;,&quot;title&quot;:&quot;Impact of progressive global warming on the global-scale yield of maize and soybean&quot;,&quot;author&quot;:[{&quot;family&quot;:&quot;Rose&quot;,&quot;given&quot;:&quot;Gillian&quot;,&quot;parse-names&quot;:false,&quot;dropping-particle&quot;:&quot;&quot;,&quot;non-dropping-particle&quot;:&quot;&quot;},{&quot;family&quot;:&quot;Osborne&quot;,&quot;given&quot;:&quot;Tom&quot;,&quot;parse-names&quot;:false,&quot;dropping-particle&quot;:&quot;&quot;,&quot;non-dropping-particle&quot;:&quot;&quot;},{&quot;family&quot;:&quot;Greatrex&quot;,&quot;given&quot;:&quot;Helen&quot;,&quot;parse-names&quot;:false,&quot;dropping-particle&quot;:&quot;&quot;,&quot;non-dropping-particle&quot;:&quot;&quot;},{&quot;family&quot;:&quot;Wheeler&quot;,&quot;given&quot;:&quot;Tim&quot;,&quot;parse-names&quot;:false,&quot;dropping-particle&quot;:&quot;&quot;,&quot;non-dropping-particle&quot;:&quot;&quot;}],&quot;container-title&quot;:&quot;Climatic Change&quot;,&quot;container-title-short&quot;:&quot;Clim. Change&quot;,&quot;accessed&quot;:{&quot;date-parts&quot;:[[2025,9,14]]},&quot;DOI&quot;:&quot;10.1007/S10584-016-1601-9/FIGURES/5&quot;,&quot;ISSN&quot;:&quot;15731480&quot;,&quot;URL&quot;:&quot;https://link.springer.com/article/10.1007/s10584-016-1601-9&quot;,&quot;issued&quot;:{&quot;date-parts&quot;:[[2016,2,1]]},&quot;page&quot;:&quot;417-428&quot;,&quot;abstract&quot;:&quot;Global surface temperature is projected to warm over the coming decades, with regional differences expected in temperature change, rainfall and the frequency of extreme events. Temperature is a major determinant of crop growth and development, affecting planting date, growing season length and yield. We investigated the effects of increments of mean global temperature warming from 0.5 °C to 4 °C on soybean and maize development and yield, both globally and for the main producing countries, and simulated adaptation through changing planting date and variety. Increasing temperature resulted in reduced growing season lengths and ultimately reduced yields for both crops. The global yield for maize decreased as temperature increased, although the severity of the decrease was dependent on geographic region. Small temperature increases of 0.5 °C had no effect on soybean yield, although yield decreased as temperature increased. These negative effects, however, were partly compensated for by the implementation of adaptation strategies including planting earlier in the season and changing variety. The degree of compensation was dependent on geographical area and crop, with maize adaptation delaying the negative effects of temperature on yield, compared to soybean adaptation which increased yield in China, India and Korea DPR as well as delaying the effects in the remaining countries. The results of this paper indicate the degree to which farmer-controlled adaptation strategies can alleviate the negative impacts of increasing temperature on two major crop species.&quot;,&quot;publisher&quot;:&quot;Springer Netherlands&quot;,&quot;issue&quot;:&quot;3&quot;,&quot;volume&quot;:&quot;134&quot;},&quot;isTemporary&quot;:false}]},{&quot;citationID&quot;:&quot;MENDELEY_CITATION_25863ffd-69f7-403a-a359-1a3797a4da3e&quot;,&quot;properties&quot;:{&quot;noteIndex&quot;:0},&quot;isEdited&quot;:false,&quot;manualOverride&quot;:{&quot;isManuallyOverridden&quot;:false,&quot;citeprocText&quot;:&quot;(Zabel et al., 2021; Yang et al., 2025)&quot;,&quot;manualOverrideText&quot;:&quot;&quot;},&quot;citationTag&quot;:&quot;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&quot;,&quot;citationItems&quot;:[{&quot;id&quot;:&quot;84a1fdac-06b4-3a69-a8af-2ab2d83ed986&quot;,&quot;itemData&quot;:{&quot;type&quot;:&quot;article-journal&quot;,&quot;id&quot;:&quot;84a1fdac-06b4-3a69-a8af-2ab2d83ed986&quot;,&quot;title&quot;:&quot;Widespread Advances in Corn and Soybean Phenology in Response to Future Climate Change Across the United States&quot;,&quot;author&quot;:[{&quot;family&quot;:&quot;Yang&quot;,&quot;given&quot;:&quot;Yanjun&quot;,&quot;parse-names&quot;:false,&quot;dropping-particle&quot;:&quot;&quot;,&quot;non-dropping-particle&quot;:&quot;&quot;},{&quot;family&quot;:&quot;Tao&quot;,&quot;given&quot;:&quot;Bo&quot;,&quot;parse-names&quot;:false,&quot;dropping-particle&quot;:&quot;&quot;,&quot;non-dropping-particle&quot;:&quot;&quot;},{&quot;family&quot;:&quot;Ruane&quot;,&quot;given&quot;:&quot;Alex C.&quot;,&quot;parse-names&quot;:false,&quot;dropping-particle&quot;:&quot;&quot;,&quot;non-dropping-particle&quot;:&quot;&quot;},{&quot;family&quot;:&quot;Shen&quot;,&quot;given&quot;:&quot;Chaopeng&quot;,&quot;parse-names&quot;:false,&quot;dropping-particle&quot;:&quot;&quot;,&quot;non-dropping-particle&quot;:&quot;&quot;},{&quot;family&quot;:&quot;Matteson&quot;,&quot;given&quot;:&quot;David S.&quot;,&quot;parse-names&quot;:false,&quot;dropping-particle&quot;:&quot;&quot;,&quot;non-dropping-particle&quot;:&quot;&quot;},{&quot;family&quot;:&quot;Cousin&quot;,&quot;given&quot;:&quot;Rémi&quot;,&quot;parse-names&quot;:false,&quot;dropping-particle&quot;:&quot;&quot;,&quot;non-dropping-particle&quot;:&quot;&quot;},{&quot;family&quot;:&quot;Ren&quot;,&quot;given&quot;:&quot;Wei&quot;,&quot;parse-names&quot;:false,&quot;dropping-particle&quot;:&quot;&quot;,&quot;non-dropping-particle&quot;:&quot;&quot;}],&quot;container-title&quot;:&quot;Journal of Geophysical Research: Biogeosciences&quot;,&quot;container-title-short&quot;:&quot;J. Geophys. Res. Biogeosci.&quot;,&quot;accessed&quot;:{&quot;date-parts&quot;:[[2025,4,30]]},&quot;DOI&quot;:&quot;10.1029/2024JG008266&quot;,&quot;ISSN&quot;:&quot;2169-8953&quot;,&quot;URL&quot;:&quot;https://agupubs.onlinelibrary.wiley.com/doi/10.1029/2024JG008266&quot;,&quot;issued&quot;:{&quot;date-parts&quot;:[[2025,4,4]]},&quot;abstract&quot;:&quot;&lt;p&gt;Crop phenology regulates seasonal carbon and water fluxes between croplands and the atmosphere and provides essential information for monitoring and predicting crop growth dynamics and productivity. However, under rapid climate change and more frequent extreme events, future changes in crop phenological shifts have not been well investigated and fully considered in earth system modeling and regional climate assessments. Here, we propose an innovative approach combining remote sensing imagery and machine learning (ML) with climate and survey data to predict future crop phenological shifts across the US corn and soybean systems. Specifically, our projected findings demonstrate distinct acceleration patterns—under the RCP 4.5/RCP 8.5 scenarios, corn planting, silking, maturity, and harvesting stages would significantly advance by 0.94/1.66, 1.13/2.45, 0.89/2.68, and 1.04/2.16 days/decade during 2021–2099, respectively. Soybeans exhibit more muted responses with phenological stages showing relatively smaller negative trends (0.59, 1.08, 0.07, and 0.64 days/decade under the RCP 4.5 vs. 1.24, 1.53, 0.92, and 1.04 days/decade under the RCP 8.5). These spatially explicit projections illustrate how crop phenology would respond to future climate change, highlighting widespread and progressively earlier phenological timing. Based on these findings, we call for a specific effort to quantify the cascading effects of future phenology shifts on crop yield and carbon, water, and energy balances and, accordingly, craft targeted adaptive strategies.&lt;/p&gt;&quot;,&quot;issue&quot;:&quot;4&quot;,&quot;volume&quot;:&quot;130&quot;},&quot;isTemporary&quot;:false},{&quot;id&quot;:&quot;b77c9bbd-01c7-3f43-9af4-b3a14d52e086&quot;,&quot;itemData&quot;:{&quot;type&quot;:&quot;article-journal&quot;,&quot;id&quot;:&quot;b77c9bbd-01c7-3f43-9af4-b3a14d52e086&quot;,&quot;title&quot;:&quot;Large potential for crop production adaptation depends on available future varieties&quot;,&quot;author&quot;:[{&quot;family&quot;:&quot;Zabel&quot;,&quot;given&quot;:&quot;Florian&quot;,&quot;parse-names&quot;:false,&quot;dropping-particle&quot;:&quot;&quot;,&quot;non-dropping-particle&quot;:&quot;&quot;},{&quot;family&quot;:&quot;Müller&quot;,&quot;given&quot;:&quot;Christoph&quot;,&quot;parse-names&quot;:false,&quot;dropping-particle&quot;:&quot;&quot;,&quot;non-dropping-particle&quot;:&quot;&quot;},{&quot;family&quot;:&quot;Elliott&quot;,&quot;given&quot;:&quot;Joshua&quot;,&quot;parse-names&quot;:false,&quot;dropping-particle&quot;:&quot;&quot;,&quot;non-dropping-particle&quot;:&quot;&quot;},{&quot;family&quot;:&quot;Minoli&quot;,&quot;given&quot;:&quot;Sara&quot;,&quot;parse-names&quot;:false,&quot;dropping-particle&quot;:&quot;&quot;,&quot;non-dropping-particle&quot;:&quot;&quot;},{&quot;family&quot;:&quot;Jägermeyr&quot;,&quot;given&quot;:&quot;Jonas&quot;,&quot;parse-names&quot;:false,&quot;dropping-particle&quot;:&quot;&quot;,&quot;non-dropping-particle&quot;:&quot;&quot;},{&quot;family&quot;:&quot;Schneider&quot;,&quot;given&quot;:&quot;Julia M.&quot;,&quot;parse-names&quot;:false,&quot;dropping-particle&quot;:&quot;&quot;,&quot;non-dropping-particle&quot;:&quot;&quot;},{&quot;family&quot;:&quot;Franke&quot;,&quot;given&quot;:&quot;James A.&quot;,&quot;parse-names&quot;:false,&quot;dropping-particle&quot;:&quot;&quot;,&quot;non-dropping-particle&quot;:&quot;&quot;},{&quot;family&quot;:&quot;Moyer&quot;,&quot;given&quot;:&quot;Elisabeth&quot;,&quot;parse-names&quot;:false,&quot;dropping-particle&quot;:&quot;&quot;,&quot;non-dropping-particle&quot;:&quot;&quot;},{&quot;family&quot;:&quot;Dury&quot;,&quot;given&quot;:&quot;Marie&quot;,&quot;parse-names&quot;:false,&quot;dropping-particle&quot;:&quot;&quot;,&quot;non-dropping-particle&quot;:&quot;&quot;},{&quot;family&quot;:&quot;Francois&quot;,&quot;given&quot;:&quot;Louis&quot;,&quot;parse-names&quot;:false,&quot;dropping-particle&quot;:&quot;&quot;,&quot;non-dropping-particle&quot;:&quot;&quot;},{&quot;family&quot;:&quot;Folberth&quot;,&quot;given&quot;:&quot;Christian&quot;,&quot;parse-names&quot;:false,&quot;dropping-particle&quot;:&quot;&quot;,&quot;non-dropping-particle&quot;:&quot;&quot;},{&quot;family&quot;:&quot;Liu&quot;,&quot;given&quot;:&quot;Wenfeng&quot;,&quot;parse-names&quot;:false,&quot;dropping-particle&quot;:&quot;&quot;,&quot;non-dropping-particle&quot;:&quot;&quot;},{&quot;family&quot;:&quot;Pugh&quot;,&quot;given&quot;:&quot;Thomas A.M.&quot;,&quot;parse-names&quot;:false,&quot;dropping-particle&quot;:&quot;&quot;,&quot;non-dropping-particle&quot;:&quot;&quot;},{&quot;family&quot;:&quot;Olin&quot;,&quot;given&quot;:&quot;Stefan&quot;,&quot;parse-names&quot;:false,&quot;dropping-particle&quot;:&quot;&quot;,&quot;non-dropping-particle&quot;:&quot;&quot;},{&quot;family&quot;:&quot;Rabin&quot;,&quot;given&quot;:&quot;Sam S.&quot;,&quot;parse-names&quot;:false,&quot;dropping-particle&quot;:&quot;&quot;,&quot;non-dropping-particle&quot;:&quot;&quot;},{&quot;family&quot;:&quot;Mauser&quot;,&quot;given&quot;:&quot;Wolfram&quot;,&quot;parse-names&quot;:false,&quot;dropping-particle&quot;:&quot;&quot;,&quot;non-dropping-particle&quot;:&quot;&quot;},{&quot;family&quot;:&quot;Hank&quot;,&quot;given&quot;:&quot;Tobias&quot;,&quot;parse-names&quot;:false,&quot;dropping-particle&quot;:&quot;&quot;,&quot;non-dropping-particle&quot;:&quot;&quot;},{&quot;family&quot;:&quot;Ruane&quot;,&quot;given&quot;:&quot;Alex C.&quot;,&quot;parse-names&quot;:false,&quot;dropping-particle&quot;:&quot;&quot;,&quot;non-dropping-particle&quot;:&quot;&quot;},{&quot;family&quot;:&quot;Asseng&quot;,&quot;given&quot;:&quot;Senthold&quot;,&quot;parse-names&quot;:false,&quot;dropping-particle&quot;:&quot;&quot;,&quot;non-dropping-particle&quot;:&quot;&quot;}],&quot;container-title&quot;:&quot;Global Change Biology&quot;,&quot;container-title-short&quot;:&quot;Glob. Chang. Biol.&quot;,&quot;accessed&quot;:{&quot;date-parts&quot;:[[2021,7,19]]},&quot;DOI&quot;:&quot;10.1111/GCB.15649&quot;,&quot;issued&quot;:{&quot;date-parts&quot;:[[2021]]},&quot;abstract&quot;:&quot;Climate change affects global agricultural production and threatens food security. Faster phenological development of crops due to climate warming is one of the main drivers for potential future yield reductions. To counter the effect of faster maturity, adapted varieties would require more heat units to regain the previous growing period length. In this study, we investigate the effects of variety adaptation on global caloric production under four different future climate change scenarios for maize, rice, soybean, and wheat. Thereby, we empirically identify areas that could require new varieties and areas where variety adaptation could be achieved by shifting existing varieties into new regions. The study uses an ensemble of seven global gridded crop models and five CMIP6 climate models. We found that 39% (SSP5-8.5) of global cropland could require new crop varieties to avoid yield loss from climate change by the end of the century. At low levels of warming (SSP1-2.6), 85% of currently cultivated land can draw from existing varieties to shift within an agro-ecological zone for adaptation. The assumptions on available varieties for adaptation have major impacts on the effectiveness of variety adaptation, which could more than half in SSP5-8.5. The results highlight that region-specific breeding efforts are required to allow for a successful adaptation to climate change.&quot;,&quot;publisher&quot;:&quot;Blackwell Publishing Ltd&quot;},&quot;isTemporary&quot;:false}]},{&quot;citationID&quot;:&quot;MENDELEY_CITATION_46336d7a-d68c-4d44-b874-c6db4a54170e&quot;,&quot;properties&quot;:{&quot;noteIndex&quot;:0},&quot;isEdited&quot;:false,&quot;manualOverride&quot;:{&quot;isManuallyOverridden&quot;:false,&quot;citeprocText&quot;:&quot;(Thornton et al., 2014)&quot;,&quot;manualOverrideText&quot;:&quot;&quot;},&quot;citationTag&quot;:&quot;MENDELEY_CITATION_v3_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&quot;,&quot;citationItems&quot;:[{&quot;id&quot;:&quot;02aa026b-ebc7-39b7-a7cf-62c66964f029&quot;,&quot;itemData&quot;:{&quot;type&quot;:&quot;article-journal&quot;,&quot;id&quot;:&quot;02aa026b-ebc7-39b7-a7cf-62c66964f029&quot;,&quot;title&quot;:&quot;Climate variability and vulnerability to climate change: a review&quot;,&quot;author&quot;:[{&quot;family&quot;:&quot;Thornton&quot;,&quot;given&quot;:&quot;Philip K&quot;,&quot;parse-names&quot;:false,&quot;dropping-particle&quot;:&quot;&quot;,&quot;non-dropping-particle&quot;:&quot;&quot;},{&quot;family&quot;:&quot;Ericksen&quot;,&quot;given&quot;:&quot;Polly J&quot;,&quot;parse-names&quot;:false,&quot;dropping-particle&quot;:&quot;&quot;,&quot;non-dropping-particle&quot;:&quot;&quot;},{&quot;family&quot;:&quot;Herrero&quot;,&quot;given&quot;:&quot;Mario&quot;,&quot;parse-names&quot;:false,&quot;dropping-particle&quot;:&quot;&quot;,&quot;non-dropping-particle&quot;:&quot;&quot;},{&quot;family&quot;:&quot;Challinor&quot;,&quot;given&quot;:&quot;Andrew J&quot;,&quot;parse-names&quot;:false,&quot;dropping-particle&quot;:&quot;&quot;,&quot;non-dropping-particle&quot;:&quot;&quot;}],&quot;container-title&quot;:&quot;Global Change Biology&quot;,&quot;container-title-short&quot;:&quot;Glob. Chang. Biol.&quot;,&quot;accessed&quot;:{&quot;date-parts&quot;:[[2021,11,3]]},&quot;DOI&quot;:&quot;10.1111/GCB.12581&quot;,&quot;ISSN&quot;:&quot;1365-2486&quot;,&quot;URL&quot;:&quot;https://onlinelibrary.wiley.com/doi/full/10.1111/gcb.12581&quot;,&quot;issued&quot;:{&quot;date-parts&quot;:[[2014,11,1]]},&quot;page&quot;:&quot;3313-3328&quot;,&quot;abstract&quot;:&quot;The focus of the great majority of climate change impact studies is on changes in mean climate. In terms of climate model output, these changes are more robust than changes in climate variability. By concentrating on changes in climate means, the full impacts of climate change on biological and human systems are probably being seriously underestimated. Here, we briefly review the possible impacts of changes in climate variability and the frequency of extreme events on biological and food systems, with a focus on the developing world. We present new analysis that tentatively links increases in climate variability with increasing food insecurity in the future. We consider the ways in which people deal with climate variability and extremes and how they may adapt in the future. Key knowledge and data gaps are highlighted. These include the timing and interactions of different climatic stresses on plant growth and development, particularly at higher temperatures, and the impacts on crops, livestock and farming systems of changes in climate variability and extreme events on pest-weed-disease complexes. We highlight the need to reframe research questions in such a way that they can provide decision makers throughout the food system with actionable answers, and the need for investment in climate and environmental monitoring. Improved understanding of the full range of impacts of climate change on biological and food systems is a critical step in being able to address effectively the effects of climate variability and extreme events on human vulnerability and food security, particularly in agriculturally based developing countries facing the challenge of having to feed rapidly growing populations in the coming decades.&quot;,&quot;publisher&quot;:&quot;John Wiley &amp; Sons, Ltd&quot;,&quot;issue&quot;:&quot;11&quot;,&quot;volume&quot;:&quot;20&quot;},&quot;isTemporary&quot;:false}]},{&quot;citationID&quot;:&quot;MENDELEY_CITATION_a057db9d-9b96-409a-a0fa-2e768f78e49f&quot;,&quot;properties&quot;:{&quot;noteIndex&quot;:0},&quot;isEdited&quot;:false,&quot;manualOverride&quot;:{&quot;isManuallyOverridden&quot;:false,&quot;citeprocText&quot;:&quot;(Mourtzinis and Conley, 2017)&quot;,&quot;manualOverrideText&quot;:&quot;&quot;},&quot;citationTag&quot;:&quot;MENDELEY_CITATION_v3_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&quot;,&quot;citationItems&quot;:[{&quot;id&quot;:&quot;e2c442b8-c8a3-37fe-b5b5-b968da3669d9&quot;,&quot;itemData&quot;:{&quot;type&quot;:&quot;article-journal&quot;,&quot;id&quot;:&quot;e2c442b8-c8a3-37fe-b5b5-b968da3669d9&quot;,&quot;title&quot;:&quot;Delineating Soybean Maturity Groups across the United States&quot;,&quot;author&quot;:[{&quot;family&quot;:&quot;Mourtzinis&quot;,&quot;given&quot;:&quot;Spyridon&quot;,&quot;parse-names&quot;:false,&quot;dropping-particle&quot;:&quot;&quot;,&quot;non-dropping-particle&quot;:&quot;&quot;},{&quot;family&quot;:&quot;Conley&quot;,&quot;given&quot;:&quot;Shawn P.&quot;,&quot;parse-names&quot;:false,&quot;dropping-particle&quot;:&quot;&quot;,&quot;non-dropping-particle&quot;:&quot;&quot;}],&quot;container-title&quot;:&quot;Agronomy Journal&quot;,&quot;container-title-short&quot;:&quot;Agron. J.&quot;,&quot;accessed&quot;:{&quot;date-parts&quot;:[[2025,9,14]]},&quot;DOI&quot;:&quot;10.2134/AGRONJ2016.10.0581&quot;,&quot;ISSN&quot;:&quot;1435-0645&quot;,&quot;URL&quot;:&quot;/doi/pdf/10.2134/agronj2016.10.0581&quot;,&quot;issued&quot;:{&quot;date-parts&quot;:[[2017,7,1]]},&quot;page&quot;:&quot;1397-1403&quot;,&quot;abstract&quot;:&quot;Photoperiod and in-season temperature are the primary factors that dictate the region where a soybean [Glycine max (L.) Merr.] variety is adapted. The first study that defined hypothetical maturity groups (MGs) zones across the US was 45 yr ago, and the most recent used data up to 2003. Although, photoperiod remains constant, climatic conditions, management practices, and soybean genetics have changed during the past decades. Therefore, the objective of this study was to re-delineate soybean MGs across the US using recent genetics. Soybean MG-specific yield data from variety trials conducted in 2005–2015 were aggregated from 312 locations across the United States. Seven MG zones were identified starting from MG = 0 in North Dakota to MG = 6 in southern Georgia and South Carolina. The width of MG = 4 and 5 zones cover the largest geographic region extending from north of latitude 28°N to 39°N. Additionally, in contrast to previous studies, the MG zones were defined by a downward deflection of the MG lines moving from East to West rather than convex parallel lines. Due to the strong effect of planting date on MG selection, a multi-location-year experiment should be conducted across the United States using multiple MGs evaluated in several planting dates. Such study could provide further insight on location-specific optimum MG. Overall results, update current knowledge by providing valuable information for decision making and regional modeling. This work highlights the need to continuously monitor and adjust the MG zones due to the constantly changing climate, management, and genetics.&quot;,&quot;publisher&quot;:&quot;John Wiley &amp; Sons, Ltd&quot;,&quot;issue&quot;:&quot;4&quot;,&quot;volume&quot;:&quot;109&quot;},&quot;isTemporary&quot;:false}]},{&quot;citationID&quot;:&quot;MENDELEY_CITATION_007d1ef0-c7a7-4606-8d6e-250c21f75a66&quot;,&quot;properties&quot;:{&quot;noteIndex&quot;:0},&quot;isEdited&quot;:false,&quot;manualOverride&quot;:{&quot;isManuallyOverridden&quot;:false,&quot;citeprocText&quot;:&quot;(Salmerón and Purcell, 2016)&quot;,&quot;manualOverrideText&quot;:&quot;&quot;},&quot;citationTag&quot;:&quot;MENDELEY_CITATION_v3_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&quot;,&quot;citationItems&quot;:[{&quot;id&quot;:&quot;84f225d1-8816-3a86-8f3b-fb0b48317f96&quot;,&quot;itemData&quot;:{&quot;type&quot;:&quot;article-journal&quot;,&quot;id&quot;:&quot;84f225d1-8816-3a86-8f3b-fb0b48317f96&quot;,&quot;title&quot;:&quot;Simplifying the prediction of phenology with the DSSAT-CROPGRO-soybean model based on relative maturity group and determinacy&quot;,&quot;author&quot;:[{&quot;family&quot;:&quot;Salmerón&quot;,&quot;given&quot;:&quot;Montserrat&quot;,&quot;parse-names&quot;:false,&quot;dropping-particle&quot;:&quot;&quot;,&quot;non-dropping-particle&quot;:&quot;&quot;},{&quot;family&quot;:&quot;Purcell&quot;,&quot;given&quot;:&quot;Larry C.&quot;,&quot;parse-names&quot;:false,&quot;dropping-particle&quot;:&quot;&quot;,&quot;non-dropping-particle&quot;:&quot;&quot;}],&quot;container-title&quot;:&quot;Agricultural Systems&quot;,&quot;container-title-short&quot;:&quot;Agric. Syst.&quot;,&quot;accessed&quot;:{&quot;date-parts&quot;:[[2024,1,23]]},&quot;DOI&quot;:&quot;10.1016/J.AGSY.2016.07.016&quot;,&quot;ISSN&quot;:&quot;0308-521X&quot;,&quot;issued&quot;:{&quot;date-parts&quot;:[[2016,10,1]]},&quot;page&quot;:&quot;178-187&quot;,&quot;abstract&quot;:&quot;The use of crop models can be limited by the need to calibrate cultivar coefficients across a sufficiently wide range of environments. The DSSAT-CROPGRO-Soybean crop simulation model considers different temperature and photoperiod sensitivities during different crop developmental stages and/or for different cultivars. The use of generic phenology coefficients specific for a range of maturity groups (MGs) could allow accurate predictions of main developmental stages in soybean without requiring calibration. Phenology data collected in 2012 and 2013 from an irrigated regional planting-date experiment with maturity group (MG) 3 to 6 cultivars and latitudes from 30.6 to 38.9°N, were used to calibrate cultivar coefficients across all the environments. A set of generic coefficients were generated based on relative maturity group (rMG) and plant growth habit. Predictions of main developmental stages in the subsequent growing season (2014) using generic coefficients were similar to predictions based on calibrated coefficients, with a RMSE across all cultivars &lt; 8 days. Several calibrations of cultivar coefficients were conducted testing different hypotheses of sensitivity to temperature and photoperiod in the model. Surprisingly, after the calibration, the model predicted with similar RMSEs the day of R1, first R5 seed, and R7 under the different hypothesis of model sensitivity to photoperiod and temperature. Therefore, the use of an optimization tool for calibration across several site x year x planting dates was efficient to obtain cultivar coefficients that minimized error in prediction, but did not provide meaningful insight regarding the mechanistic function of temperature and photoperiod coefficients describing phenology prediction.&quot;,&quot;publisher&quot;:&quot;Elsevier&quot;,&quot;volume&quot;:&quot;148&quot;},&quot;isTemporary&quot;:false}]},{&quot;citationID&quot;:&quot;MENDELEY_CITATION_0a85dc97-3942-4c82-9fe0-3c591285ceab&quot;,&quot;properties&quot;:{&quot;noteIndex&quot;:0},&quot;isEdited&quot;:false,&quot;manualOverride&quot;:{&quot;isManuallyOverridden&quot;:false,&quot;citeprocText&quot;:&quot;(Edwards et al., 2003; Bastidas et al., 2008; Mourtzinis et al., 2017)&quot;,&quot;manualOverrideText&quot;:&quot;&quot;},&quot;citationTag&quot;:&quot;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&quot;,&quot;citationItems&quot;:[{&quot;id&quot;:&quot;e9463419-461c-3a12-bbf9-05f95d8037b5&quot;,&quot;itemData&quot;:{&quot;type&quot;:&quot;article-journal&quot;,&quot;id&quot;:&quot;e9463419-461c-3a12-bbf9-05f95d8037b5&quot;,&quot;title&quot;:&quot;Soybean Sowing Date: The Vegetative, Reproductive, and Agronomic Impacts&quot;,&quot;author&quot;:[{&quot;family&quot;:&quot;Bastidas&quot;,&quot;given&quot;:&quot;A. M.&quot;,&quot;parse-names&quot;:false,&quot;dropping-particle&quot;:&quot;&quot;,&quot;non-dropping-particle&quot;:&quot;&quot;},{&quot;family&quot;:&quot;Setiyono&quot;,&quot;given&quot;:&quot;T. D.&quot;,&quot;parse-names&quot;:false,&quot;dropping-particle&quot;:&quot;&quot;,&quot;non-dropping-particle&quot;:&quot;&quot;},{&quot;family&quot;:&quot;Dobermann&quot;,&quot;given&quot;:&quot;A.&quot;,&quot;parse-names&quot;:false,&quot;dropping-particle&quot;:&quot;&quot;,&quot;non-dropping-particle&quot;:&quot;&quot;},{&quot;family&quot;:&quot;Cassman&quot;,&quot;given&quot;:&quot;K. G.&quot;,&quot;parse-names&quot;:false,&quot;dropping-particle&quot;:&quot;&quot;,&quot;non-dropping-particle&quot;:&quot;&quot;},{&quot;family&quot;:&quot;Elmore&quot;,&quot;given&quot;:&quot;R. W.&quot;,&quot;parse-names&quot;:false,&quot;dropping-particle&quot;:&quot;&quot;,&quot;non-dropping-particle&quot;:&quot;&quot;},{&quot;family&quot;:&quot;Graef&quot;,&quot;given&quot;:&quot;G. L.&quot;,&quot;parse-names&quot;:false,&quot;dropping-particle&quot;:&quot;&quot;,&quot;non-dropping-particle&quot;:&quot;&quot;},{&quot;family&quot;:&quot;Specht&quot;,&quot;given&quot;:&quot;J. E.&quot;,&quot;parse-names&quot;:false,&quot;dropping-particle&quot;:&quot;&quot;,&quot;non-dropping-particle&quot;:&quot;&quot;}],&quot;container-title&quot;:&quot;Crop Science&quot;,&quot;container-title-short&quot;:&quot;Crop Sci.&quot;,&quot;accessed&quot;:{&quot;date-parts&quot;:[[2025,9,14]]},&quot;DOI&quot;:&quot;10.2135/CROPSCI2006.05.0292&quot;,&quot;ISSN&quot;:&quot;1435-0653&quot;,&quot;URL&quot;:&quot;/doi/pdf/10.2135/cropsci2006.05.0292&quot;,&quot;issued&quot;:{&quot;date-parts&quot;:[[2008,3,1]]},&quot;page&quot;:&quot;727-740&quot;,&quot;abstract&quot;:&quot;The sensitivity of soybean [Glycine max (L.) Merr.] main stem node accrual to ambient temperature has been documented in greenhouse-grown plants but not with field-grown plants in the north-central United States. Biweekly V-node and R-stage, stem node number, internode length, and other traits were quantified in an irrigated split-plot, four-replicate, randomized complete block experiment conducted in Lincoln, NE, in 2003-2004. Main plots were early-, mid-, late-May, and mid-June sowing dates. Subplots were 14 cultivars of maturity groups 3.0 to 3.9. Node appearance was surprisingly linear from V1 to R5, despite the large increase in daily temperature from early May (10-15°C) to July (20-25°C). The 2003 and 2004 May planting date regressions exhibited near-identical slopes of 0.27 node d-1 (i.e., one node every 3.7 d). Cold-induced delays in germination and emergence did delay the V1 date (relative to planting date), so the primary effect of temperature was the V1 start date of linearity in node appearance. With one exception, earlier sowings led to more nodes (earlier V1 start dates) but also resulted in shorter internodes at nodes 3 to 9 (cooler coincident temperatures), thereby generating a curved response of plant height to delayed plantings. Delaying planting after 1 May led to significant linear seed yield declines of 17 kg ha-1 d-1 in 2003 and 43 kg ha-1 d-1 in 2004, denoting the importance of early planting for capturing the yield potential available in soybean production, when moisture supply is not limiting. © Crop Science Society of America.&quot;,&quot;publisher&quot;:&quot;John Wiley &amp; Sons, Ltd&quot;,&quot;issue&quot;:&quot;2&quot;,&quot;volume&quot;:&quot;48&quot;},&quot;isTemporary&quot;:false},{&quot;id&quot;:&quot;8f3c362a-4afc-3fa1-965d-6bace4b0bc2b&quot;,&quot;itemData&quot;:{&quot;type&quot;:&quot;article-journal&quot;,&quot;id&quot;:&quot;8f3c362a-4afc-3fa1-965d-6bace4b0bc2b&quot;,&quot;title&quot;:&quot;Planting date, maturity, and temperature effects on soybean seed yield and composition&quot;,&quot;author&quot;:[{&quot;family&quot;:&quot;Mourtzinis&quot;,&quot;given&quot;:&quot;Spyridon&quot;,&quot;parse-names&quot;:false,&quot;dropping-particle&quot;:&quot;&quot;,&quot;non-dropping-particle&quot;:&quot;&quot;},{&quot;family&quot;:&quot;Gaspar&quot;,&quot;given&quot;:&quot;Adam P.&quot;,&quot;parse-names&quot;:false,&quot;dropping-particle&quot;:&quot;&quot;,&quot;non-dropping-particle&quot;:&quot;&quot;},{&quot;family&quot;:&quot;Naeve&quot;,&quot;given&quot;:&quot;Seth L.&quot;,&quot;parse-names&quot;:false,&quot;dropping-particle&quot;:&quot;&quot;,&quot;non-dropping-particle&quot;:&quot;&quot;},{&quot;family&quot;:&quot;Conley&quot;,&quot;given&quot;:&quot;Shawn P.&quot;,&quot;parse-names&quot;:false,&quot;dropping-particle&quot;:&quot;&quot;,&quot;non-dropping-particle&quot;:&quot;&quot;}],&quot;container-title&quot;:&quot;Agronomy Journal&quot;,&quot;container-title-short&quot;:&quot;Agron. J.&quot;,&quot;accessed&quot;:{&quot;date-parts&quot;:[[2025,9,14]]},&quot;DOI&quot;:&quot;10.2134/AGRONJ2017.05.0247&quot;,&quot;ISSN&quot;:&quot;14350645&quot;,&quot;issued&quot;:{&quot;date-parts&quot;:[[2017,9,1]]},&quot;page&quot;:&quot;2040-2049&quot;,&quot;abstract&quot;:&quot;Soybean [Glycine max (L.) Merr.] production has greatly increased in the upper U.S. Midwest over the last decade, but little information exists regarding the interactive effects of environment and spring management decisions on soybean seed yield and composition. Our objective was to assess the effect of four planting dates (PDs), four cultivar maturity groups (MGs), and ambient temperature between R5 to R8 (T5–T8) on soybean seed yield and composition. Field studies were established between 2014 and 2016 at three locations in Wisconsin and one in Minnesota. Across environmental conditions and management decisions, greater seed yield was positively correlated with protein and oil contents but negatively correlated with linoleic, linolenic, and sucrose contents. Multivariate data analysis showed positive synergies between early planting (late April–early May) and MG 2 for yield, oil, and oleic acid across the examined region. A MG 2 was the highest yielding and a ~1200 kg ha–1 yield difference was observed between early and late PDs. These results underline the complexity of the soybean yield-composition relationships. Additionally, the large variability in the responses of constituents to management decisions and temperature variations highlights the importance of a producer knowing the product’s end use (e.g., high yield vs. high protein) and accordingly modifying the growing environment by selecting an appropriate PD and MG for the respective region. To provide more accurate recommendations to a broader range of producers, multi-environment studies are imperative to capture large environmental variability in important soybean production areas across the United States.&quot;,&quot;publisher&quot;:&quot;American Society of Agronomy&quot;,&quot;issue&quot;:&quot;5&quot;,&quot;volume&quot;:&quot;109&quot;},&quot;isTemporary&quot;:false},{&quot;id&quot;:&quot;c9e6fadd-ce80-3734-8b40-af9efecfaddd&quot;,&quot;itemData&quot;:{&quot;type&quot;:&quot;article-journal&quot;,&quot;id&quot;:&quot;c9e6fadd-ce80-3734-8b40-af9efecfaddd&quot;,&quot;title&quot;:&quot;Short-Season Soybean Cultivars Have Similar Yields With Less Irrigation Than Longer-Season Cultivars&quot;,&quot;author&quot;:[{&quot;family&quot;:&quot;Edwards&quot;,&quot;given&quot;:&quot;Jeffrey T.&quot;,&quot;parse-names&quot;:false,&quot;dropping-particle&quot;:&quot;&quot;,&quot;non-dropping-particle&quot;:&quot;&quot;},{&quot;family&quot;:&quot;Purcell&quot;,&quot;given&quot;:&quot;Larry C.&quot;,&quot;parse-names&quot;:false,&quot;dropping-particle&quot;:&quot;&quot;,&quot;non-dropping-particle&quot;:&quot;&quot;},{&quot;family&quot;:&quot;Vories&quot;,&quot;given&quot;:&quot;Earl D.&quot;,&quot;parse-names&quot;:false,&quot;dropping-particle&quot;:&quot;&quot;,&quot;non-dropping-particle&quot;:&quot;&quot;},{&quot;family&quot;:&quot;Shannon&quot;,&quot;given&quot;:&quot;J. Grover&quot;,&quot;parse-names&quot;:false,&quot;dropping-particle&quot;:&quot;&quot;,&quot;non-dropping-particle&quot;:&quot;&quot;},{&quot;family&quot;:&quot;Ashlock&quot;,&quot;given&quot;:&quot;Lanny O.&quot;,&quot;parse-names&quot;:false,&quot;dropping-particle&quot;:&quot;&quot;,&quot;non-dropping-particle&quot;:&quot;&quot;}],&quot;container-title&quot;:&quot;Crop Management&quot;,&quot;accessed&quot;:{&quot;date-parts&quot;:[[2023,11,9]]},&quot;DOI&quot;:&quot;10.1094/CM-2003-0922-01-RS&quot;,&quot;ISSN&quot;:&quot;1543-7833&quot;,&quot;URL&quot;:&quot;https://onlinelibrary.wiley.com/doi/full/10.1094/CM-2003-0922-01-RS&quot;,&quot;issued&quot;:{&quot;date-parts&quot;:[[2003,1,1]]},&quot;page&quot;:&quot;1-7&quot;,&quot;abstract&quot;:&quot;The midsouthern USA often experiences a drought from mid-June through late- August. Short-season soybean (Glycine max. [L.] Merr.) cultivars (maturity groups [MG] 00, 0, I, II, III, and IV) were evaluated in narrow rows and at high populations for their ability to avoid drought at several locations in the mid- South. When planted in early May under nonirrigated conditions, MG 00 and 0 cultivars generally had lower yields than later-maturing cultivars. Within an irrigation treatment, cultivars from MG I, II, III, and IV generally produced similar yields under irrigated or nonirrigated conditions, but MG I and II cultivars required considerably less irrigation than cultivars from MG III and IV. April and early-May planting dates required less irrigation and generally yielded more than late-May or June planting dates for all MG and locations. This research demonstrates that yield potential in the mid-South is similar for cultivars from MG I, II, III, and IV under favorable conditions, that irrigation needs can be decreased by use of early-maturing cultivars planted in April or early May, and that risk of exposure to drought can be decreased by including MG I and II cultivars in a nonirrigated, early production system.&quot;,&quot;publisher&quot;:&quot;John Wiley &amp; Sons, Ltd&quot;,&quot;issue&quot;:&quot;1&quot;,&quot;volume&quot;:&quot;2&quot;,&quot;container-title-short&quot;:&quot;&quot;},&quot;isTemporary&quot;:false}]},{&quot;citationID&quot;:&quot;MENDELEY_CITATION_95123546-d83a-473a-84f8-32490961e03e&quot;,&quot;properties&quot;:{&quot;noteIndex&quot;:0},&quot;isEdited&quot;:false,&quot;manualOverride&quot;:{&quot;isManuallyOverridden&quot;:false,&quot;citeprocText&quot;:&quot;(Salmerón et al., 2016)&quot;,&quot;manualOverrideText&quot;:&quot;&quot;},&quot;citationTag&quot;:&quot;MENDELEY_CITATION_v3_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&quot;,&quot;citationItems&quot;:[{&quot;id&quot;:&quot;1975601f-77d1-3258-b56b-61d444f55e13&quot;,&quot;itemData&quot;:{&quot;type&quot;:&quot;article-journal&quot;,&quot;id&quot;:&quot;1975601f-77d1-3258-b56b-61d444f55e13&quot;,&quot;title&quot;:&quot;Yield Response to Planting Date Among Soybean Maturity Groups for Irrigated Production in the US Midsouth&quot;,&quot;author&quot;:[{&quot;family&quot;:&quot;Salmerón&quot;,&quot;given&quot;:&quot;Montserrat&quot;,&quot;parse-names&quot;:false,&quot;dropping-particle&quot;:&quot;&quot;,&quot;non-dropping-particle&quot;:&quot;&quot;},{&quot;family&quot;:&quot;Gbur&quot;,&quot;given&quot;:&quot;Edward E.&quot;,&quot;parse-names&quot;:false,&quot;dropping-particle&quot;:&quot;&quot;,&quot;non-dropping-particle&quot;:&quot;&quot;},{&quot;family&quot;:&quot;Bourland&quot;,&quot;given&quot;:&quot;Fred M.&quot;,&quot;parse-names&quot;:false,&quot;dropping-particle&quot;:&quot;&quot;,&quot;non-dropping-particle&quot;:&quot;&quot;},{&quot;family&quot;:&quot;Buehring&quot;,&quot;given&quot;:&quot;Normie W.&quot;,&quot;parse-names&quot;:false,&quot;dropping-particle&quot;:&quot;&quot;,&quot;non-dropping-particle&quot;:&quot;&quot;},{&quot;family&quot;:&quot;Earnest&quot;,&quot;given&quot;:&quot;Larry&quot;,&quot;parse-names&quot;:false,&quot;dropping-particle&quot;:&quot;&quot;,&quot;non-dropping-particle&quot;:&quot;&quot;},{&quot;family&quot;:&quot;Fritschi&quot;,&quot;given&quot;:&quot;Felix B.&quot;,&quot;parse-names&quot;:false,&quot;dropping-particle&quot;:&quot;&quot;,&quot;non-dropping-particle&quot;:&quot;&quot;},{&quot;family&quot;:&quot;Golden&quot;,&quot;given&quot;:&quot;Bobby R.&quot;,&quot;parse-names&quot;:false,&quot;dropping-particle&quot;:&quot;&quot;,&quot;non-dropping-particle&quot;:&quot;&quot;},{&quot;family&quot;:&quot;Hathcoat&quot;,&quot;given&quot;:&quot;Daniel&quot;,&quot;parse-names&quot;:false,&quot;dropping-particle&quot;:&quot;&quot;,&quot;non-dropping-particle&quot;:&quot;&quot;},{&quot;family&quot;:&quot;Lofton&quot;,&quot;given&quot;:&quot;Josh&quot;,&quot;parse-names&quot;:false,&quot;dropping-particle&quot;:&quot;&quot;,&quot;non-dropping-particle&quot;:&quot;&quot;},{&quot;family&quot;:&quot;McClure&quot;,&quot;given&quot;:&quot;Angela Thompson&quot;,&quot;parse-names&quot;:false,&quot;dropping-particle&quot;:&quot;&quot;,&quot;non-dropping-particle&quot;:&quot;&quot;},{&quot;family&quot;:&quot;Miller&quot;,&quot;given&quot;:&quot;Travis D.&quot;,&quot;parse-names&quot;:false,&quot;dropping-particle&quot;:&quot;&quot;,&quot;non-dropping-particle&quot;:&quot;&quot;},{&quot;family&quot;:&quot;Neely&quot;,&quot;given&quot;:&quot;Clark&quot;,&quot;parse-names&quot;:false,&quot;dropping-particle&quot;:&quot;&quot;,&quot;non-dropping-particle&quot;:&quot;&quot;},{&quot;family&quot;:&quot;Shannon&quot;,&quot;given&quot;:&quot;Grover&quot;,&quot;parse-names&quot;:false,&quot;dropping-particle&quot;:&quot;&quot;,&quot;non-dropping-particle&quot;:&quot;&quot;},{&quot;family&quot;:&quot;Udeigwe&quot;,&quot;given&quot;:&quot;Theophilus K.&quot;,&quot;parse-names&quot;:false,&quot;dropping-particle&quot;:&quot;&quot;,&quot;non-dropping-particle&quot;:&quot;&quot;},{&quot;family&quot;:&quot;Verbree&quot;,&quot;given&quot;:&quot;David A.&quot;,&quot;parse-names&quot;:false,&quot;dropping-particle&quot;:&quot;&quot;,&quot;non-dropping-particle&quot;:&quot;&quot;},{&quot;family&quot;:&quot;Vories&quot;,&quot;given&quot;:&quot;Earl D.&quot;,&quot;parse-names&quot;:false,&quot;dropping-particle&quot;:&quot;&quot;,&quot;non-dropping-particle&quot;:&quot;&quot;},{&quot;family&quot;:&quot;Wiebold&quot;,&quot;given&quot;:&quot;William J.&quot;,&quot;parse-names&quot;:false,&quot;dropping-particle&quot;:&quot;&quot;,&quot;non-dropping-particle&quot;:&quot;&quot;},{&quot;family&quot;:&quot;Purcell&quot;,&quot;given&quot;:&quot;Larry C.&quot;,&quot;parse-names&quot;:false,&quot;dropping-particle&quot;:&quot;&quot;,&quot;non-dropping-particle&quot;:&quot;&quot;}],&quot;container-title&quot;:&quot;Crop Science&quot;,&quot;container-title-short&quot;:&quot;Crop Sci.&quot;,&quot;accessed&quot;:{&quot;date-parts&quot;:[[2025,8,18]]},&quot;DOI&quot;:&quot;10.2135/CROPSCI2015.07.0466&quot;,&quot;ISSN&quot;:&quot;1435-0653&quot;,&quot;URL&quot;:&quot;/doi/pdf/10.2135/cropsci2015.07.0466&quot;,&quot;issued&quot;:{&quot;date-parts&quot;:[[2016,3,1]]},&quot;page&quot;:&quot;747-759&quot;,&quot;abstract&quot;:&quot;Planting date is one of the main factors affecting soybean (Glycine max [L.] Merr.) yield. Environmental conditions in the US Midsouth allow for planting dates from late March through early July, and maturity groups (MGs) ranging from 3 to 6. However, the complexity of interactions among planting date, MG, and the environment makes the selection of an optimum MG cultivar difficult. A regional 3-yr study, conducted at eight locations with latitudes ranging from 30.6 to 38.9°N, planting dates ranging from late March to early July, and MGs 3 to 6, was used to examine the relationship between relative yield and planting day. The data indicated that yield was dependent on the location and MG choice. There was a quadratic response of relative yield to planting day in six out of the eight locations studied for MG 3 cultivars, and in five locations for MG 4 cultivars. On the other hand, MG 5 and 6 cultivars were more likely to have a negative linear relationship, with a quadratic response in only two of the eight locations. Optimum planting dates that maximized yield were dependent on the location and MG combination and ranged from 22 March to 17 May. Delaying planting dates from mid May to early June reduced yields by 0.09 to 1.69% per day, with the rate of decline greatest at the southern-most locations. Overall, MG 4 cultivars maximized yield or were not statistically different from the highest yielding MG at most locations and planting dates.&quot;,&quot;publisher&quot;:&quot;John Wiley &amp; Sons, Ltd&quot;,&quot;issue&quot;:&quot;2&quot;,&quot;volume&quot;:&quot;56&quot;},&quot;isTemporary&quot;:false}]},{&quot;citationID&quot;:&quot;MENDELEY_CITATION_1d661313-8f7a-48f0-aa4f-f40698f041e0&quot;,&quot;properties&quot;:{&quot;noteIndex&quot;:0},&quot;isEdited&quot;:false,&quot;manualOverride&quot;:{&quot;isManuallyOverridden&quot;:false,&quot;citeprocText&quot;:&quot;(Probert et al., 1998; Keating et al., 2003; Huth et al., 2010; Holzworth et al., 2014)&quot;,&quot;manualOverrideText&quot;:&quot;&quot;},&quot;citationTag&quot;:&quot;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&quot;,&quot;citationItems&quot;:[{&quot;id&quot;:&quot;c2bc14cf-0d42-3a59-bc8c-7b238ef775b2&quot;,&quot;itemData&quot;:{&quot;type&quot;:&quot;article-journal&quot;,&quot;id&quot;:&quot;c2bc14cf-0d42-3a59-bc8c-7b238ef775b2&quot;,&quot;title&quot;:&quot;APSIM's water and nitrogen modules and simulation of the dynamics of water and nitrogen in fallow systems&quot;,&quot;author&quot;:[{&quot;family&quot;:&quot;Probert&quot;,&quot;given&quot;:&quot;M.E.&quot;,&quot;parse-names&quot;:false,&quot;dropping-particle&quot;:&quot;&quot;,&quot;non-dropping-particle&quot;:&quot;&quot;},{&quot;family&quot;:&quot;Dimes&quot;,&quot;given&quot;:&quot;J.P.&quot;,&quot;parse-names&quot;:false,&quot;dropping-particle&quot;:&quot;&quot;,&quot;non-dropping-particle&quot;:&quot;&quot;},{&quot;family&quot;:&quot;Keating&quot;,&quot;given&quot;:&quot;B.A.&quot;,&quot;parse-names&quot;:false,&quot;dropping-particle&quot;:&quot;&quot;,&quot;non-dropping-particle&quot;:&quot;&quot;},{&quot;family&quot;:&quot;Dalal&quot;,&quot;given&quot;:&quot;R.C.&quot;,&quot;parse-names&quot;:false,&quot;dropping-particle&quot;:&quot;&quot;,&quot;non-dropping-particle&quot;:&quot;&quot;},{&quot;family&quot;:&quot;Strong&quot;,&quot;given&quot;:&quot;W.M.&quot;,&quot;parse-names&quot;:false,&quot;dropping-particle&quot;:&quot;&quot;,&quot;non-dropping-particle&quot;:&quot;&quot;}],&quot;container-title&quot;:&quot;Agricultural Systems&quot;,&quot;container-title-short&quot;:&quot;Agric. Syst.&quot;,&quot;accessed&quot;:{&quot;date-parts&quot;:[[2017,12,24]]},&quot;DOI&quot;:&quot;10.1016/S0308-521X(97)00028-0&quot;,&quot;ISSN&quot;:&quot;0308-521X&quot;,&quot;URL&quot;:&quot;https://www.sciencedirect.com/science/article/pii/S0308521X97000280&quot;,&quot;issued&quot;:{&quot;date-parts&quot;:[[1998,1,1]]},&quot;page&quot;:&quot;1-28&quot;,&quot;abstract&quot;:&quot;APSIM (Agricultural Production Systems Simulator) is a software system which provides a flexible structure for the simulation of climatic and soil management effects on growth of crops in farming systems and changes in the soil resource. The focus of this paper is the predictive performance of APSIM for simulation of soil water and nitrate nitrogen in contrasting soils (vertisols and alfisols) and environments. The three APSIM modules that determine the dynamics of water, carbon, and nitrogen in the soil system (viz. SOILWAT, SOILN and RESIDUE v.1) are described in terms of the processes represented, with particular emphasis on aspects of their coding that differ from their precursors in CERES and PERFECT. The most fundamental change is in SOILN, which now provides a formal balance of both carbon and nitrogen in the soil and includes a labile soil organic matter pool that decomposes more rapidly than the bulk of the soil organic matter. Model performance, in terms of prediction of soil water and nitrate, is evaluated during fallows, thereby avoiding complications arising from water use and nitrogen uptake by a crop. One data set is from a long-term experiment on a vertisol in southeast Queensland which studied two tillage treatments (conventional and zero tillage) in combination with fertiliser nitrogen inputs for the growth of wheat; soil water and nitrate were measured twice each year (pre-planting and post-harvest). The second comes from experiments at Katherine, Northern Territory, where legume leys growing on alfisols were chemically killed and ensuing changes in soil water and nitrate were measured during a single season. For both datasets, the predictive ability of the model was satisfactory for water and nitrate, in terms of both the total amounts in the whole profile and their distribution with depth. Since neither of these datasets included measurements of the runoff component of the water balance, this aspect of model performance was evaluated, and shown to be generally good, using data from a third source where runoff had been measured from contour bay catchments.&quot;,&quot;publisher&quot;:&quot;Elsevier&quot;,&quot;issue&quot;:&quot;1&quot;,&quot;volume&quot;:&quot;56&quot;},&quot;isTemporary&quot;:false},{&quot;id&quot;:&quot;44627c49-825c-3eeb-8646-39af015b966b&quot;,&quot;itemData&quot;:{&quot;type&quot;:&quot;article-journal&quot;,&quot;id&quot;:&quot;44627c49-825c-3eeb-8646-39af015b966b&quot;,&quot;title&quot;:&quot;Impacts of fertilisers and legumes on N2O and CO2 emissions from soils in subtropical agricultural systems: A simulation study&quot;,&quot;author&quot;:[{&quot;family&quot;:&quot;Huth&quot;,&quot;given&quot;:&quot;N. I.&quot;,&quot;parse-names&quot;:false,&quot;dropping-particle&quot;:&quot;&quot;,&quot;non-dropping-particle&quot;:&quot;&quot;},{&quot;family&quot;:&quot;Thorburn&quot;,&quot;given&quot;:&quot;P. J.&quot;,&quot;parse-names&quot;:false,&quot;dropping-particle&quot;:&quot;&quot;,&quot;non-dropping-particle&quot;:&quot;&quot;},{&quot;family&quot;:&quot;Radford&quot;,&quot;given&quot;:&quot;B. J.&quot;,&quot;parse-names&quot;:false,&quot;dropping-particle&quot;:&quot;&quot;,&quot;non-dropping-particle&quot;:&quot;&quot;},{&quot;family&quot;:&quot;Thornton&quot;,&quot;given&quot;:&quot;C. M.&quot;,&quot;parse-names&quot;:false,&quot;dropping-particle&quot;:&quot;&quot;,&quot;non-dropping-particle&quot;:&quot;&quot;}],&quot;container-title&quot;:&quot;Agriculture, Ecosystems &amp; Environment&quot;,&quot;container-title-short&quot;:&quot;Agric. Ecosyst. Environ.&quot;,&quot;accessed&quot;:{&quot;date-parts&quot;:[[2021,11,29]]},&quot;DOI&quot;:&quot;10.1016/J.AGEE.2009.12.016&quot;,&quot;ISSN&quot;:&quot;0167-8809&quot;,&quot;issued&quot;:{&quot;date-parts&quot;:[[2010,3,15]]},&quot;page&quot;:&quot;351-357&quot;,&quot;abstract&quot;:&quot;There is increasing focus on greenhouse gas emissions from agricultural systems. One suggested method for increasing the sequestration of carbon (C) within agricultural soils is to increase crop productivity and therefore C input into the soil. However, if enhanced production is achieved via nitrogenous fertilisers, there is a potential tradeoff between decreased C emissions and increased nitrous oxide (N2O) emissions due to the increased soil C and nitrogen (N). An alternative is to incorporate leguminous crops into cereal cropping rotations to provide a biological source of N. However, the likely production of N2O from N released during the decomposition of leguminous residues is unknown as is the impact on C input into the soil when some cereal crops are replaced with grain legumes. Consequently, an analysis of the likely impacts has been undertaken for a subtropical dryland cropping system in Queensland, Australia where soil, climate and management are conducive to denitrification losses. A series of scenarios embracing a range of cropping rotations, N fertilisers and leguminous crops was tested using the Agricultural Production Systems Simulator (APSIM). The model configuration was tested using long term data from the Brigalow Catchment Study site near Theodore, Queensland, Australia (24.81°S, 149.80°E). A wide range of data was used in testing the model for the major terms in the C, N and water balances. Scenario analyses of alternative management systems including the use of fertiliser or legume grain or forage crops within cereal rotations demonstrated that soil C can be managed to some degree via simple changes in agronomic practice. The use of legumes within cereal rotations was not always as effective in reducing N2O emissions as improved fertiliser practice. For example, replacing wheat with chickpea did not reduce N2O emission relative to fertilised systems and did not assist in increasing soil C due to impacts on stubble cover over the important summer months. The fact that some interventions proved counterproductive due to complex feedback mechanisms highlights the need for detailed models which capture the links between water, C, N and management. Crown Copyright © 2010.&quot;,&quot;publisher&quot;:&quot;Elsevier&quot;,&quot;issue&quot;:&quot;3-4&quot;,&quot;volume&quot;:&quot;136&quot;},&quot;isTemporary&quot;:false},{&quot;id&quot;:&quot;20699f79-79e0-3dbf-8cf7-9c3d614b38c7&quot;,&quot;itemData&quot;:{&quot;type&quot;:&quot;article-journal&quot;,&quot;id&quot;:&quot;20699f79-79e0-3dbf-8cf7-9c3d614b38c7&quot;,&quot;title&quot;:&quot;An overview of APSIM, a model designed for farming systems simulation&quot;,&quot;author&quot;:[{&quot;family&quot;:&quot;Keating&quot;,&quot;given&quot;:&quot;B.A&quot;,&quot;parse-names&quot;:false,&quot;dropping-particle&quot;:&quot;&quot;,&quot;non-dropping-particle&quot;:&quot;&quot;},{&quot;family&quot;:&quot;Carberry&quot;,&quot;given&quot;:&quot;P.S&quot;,&quot;parse-names&quot;:false,&quot;dropping-particle&quot;:&quot;&quot;,&quot;non-dropping-particle&quot;:&quot;&quot;},{&quot;family&quot;:&quot;Hammer&quot;,&quot;given&quot;:&quot;G.L&quot;,&quot;parse-names&quot;:false,&quot;dropping-particle&quot;:&quot;&quot;,&quot;non-dropping-particle&quot;:&quot;&quot;},{&quot;family&quot;:&quot;Probert&quot;,&quot;given&quot;:&quot;M.E&quot;,&quot;parse-names&quot;:false,&quot;dropping-particle&quot;:&quot;&quot;,&quot;non-dropping-particle&quot;:&quot;&quot;},{&quot;family&quot;:&quot;Robertson&quot;,&quot;given&quot;:&quot;M.J&quot;,&quot;parse-names&quot;:false,&quot;dropping-particle&quot;:&quot;&quot;,&quot;non-dropping-particle&quot;:&quot;&quot;},{&quot;family&quot;:&quot;Holzworth&quot;,&quot;given&quot;:&quot;D&quot;,&quot;parse-names&quot;:false,&quot;dropping-particle&quot;:&quot;&quot;,&quot;non-dropping-particle&quot;:&quot;&quot;},{&quot;family&quot;:&quot;Huth&quot;,&quot;given&quot;:&quot;N.I&quot;,&quot;parse-names&quot;:false,&quot;dropping-particle&quot;:&quot;&quot;,&quot;non-dropping-particle&quot;:&quot;&quot;},{&quot;family&quot;:&quot;Hargreaves&quot;,&quot;given&quot;:&quot;J.N.G&quot;,&quot;parse-names&quot;:false,&quot;dropping-particle&quot;:&quot;&quot;,&quot;non-dropping-particle&quot;:&quot;&quot;},{&quot;family&quot;:&quot;Meinke&quot;,&quot;given&quot;:&quot;H&quot;,&quot;parse-names&quot;:false,&quot;dropping-particle&quot;:&quot;&quot;,&quot;non-dropping-particle&quot;:&quot;&quot;},{&quot;family&quot;:&quot;Hochman&quot;,&quot;given&quot;:&quot;Z&quot;,&quot;parse-names&quot;:false,&quot;dropping-particle&quot;:&quot;&quot;,&quot;non-dropping-particle&quot;:&quot;&quot;},{&quot;family&quot;:&quot;McLean&quot;,&quot;given&quot;:&quot;G&quot;,&quot;parse-names&quot;:false,&quot;dropping-particle&quot;:&quot;&quot;,&quot;non-dropping-particle&quot;:&quot;&quot;},{&quot;family&quot;:&quot;Verburg&quot;,&quot;given&quot;:&quot;K&quot;,&quot;parse-names&quot;:false,&quot;dropping-particle&quot;:&quot;&quot;,&quot;non-dropping-particle&quot;:&quot;&quot;},{&quot;family&quot;:&quot;Snow&quot;,&quot;given&quot;:&quot;V&quot;,&quot;parse-names&quot;:false,&quot;dropping-particle&quot;:&quot;&quot;,&quot;non-dropping-particle&quot;:&quot;&quot;},{&quot;family&quot;:&quot;Dimes&quot;,&quot;given&quot;:&quot;J.P&quot;,&quot;parse-names&quot;:false,&quot;dropping-particle&quot;:&quot;&quot;,&quot;non-dropping-particle&quot;:&quot;&quot;},{&quot;family&quot;:&quot;Silburn&quot;,&quot;given&quot;:&quot;M&quot;,&quot;parse-names&quot;:false,&quot;dropping-particle&quot;:&quot;&quot;,&quot;non-dropping-particle&quot;:&quot;&quot;},{&quot;family&quot;:&quot;Wang&quot;,&quot;given&quot;:&quot;E&quot;,&quot;parse-names&quot;:false,&quot;dropping-particle&quot;:&quot;&quot;,&quot;non-dropping-particle&quot;:&quot;&quot;},{&quot;family&quot;:&quot;Brown&quot;,&quot;given&quot;:&quot;S&quot;,&quot;parse-names&quot;:false,&quot;dropping-particle&quot;:&quot;&quot;,&quot;non-dropping-particle&quot;:&quot;&quot;},{&quot;family&quot;:&quot;Bristow&quot;,&quot;given&quot;:&quot;K.L&quot;,&quot;parse-names&quot;:false,&quot;dropping-particle&quot;:&quot;&quot;,&quot;non-dropping-particle&quot;:&quot;&quot;},{&quot;family&quot;:&quot;Asseng&quot;,&quot;given&quot;:&quot;S&quot;,&quot;parse-names&quot;:false,&quot;dropping-particle&quot;:&quot;&quot;,&quot;non-dropping-particle&quot;:&quot;&quot;},{&quot;family&quot;:&quot;Chapman&quot;,&quot;given&quot;:&quot;S&quot;,&quot;parse-names&quot;:false,&quot;dropping-particle&quot;:&quot;&quot;,&quot;non-dropping-particle&quot;:&quot;&quot;},{&quot;family&quot;:&quot;McCown&quot;,&quot;given&quot;:&quot;R.L&quot;,&quot;parse-names&quot;:false,&quot;dropping-particle&quot;:&quot;&quot;,&quot;non-dropping-particle&quot;:&quot;&quot;},{&quot;family&quot;:&quot;Freebairn&quot;,&quot;given&quot;:&quot;D.M&quot;,&quot;parse-names&quot;:false,&quot;dropping-particle&quot;:&quot;&quot;,&quot;non-dropping-particle&quot;:&quot;&quot;},{&quot;family&quot;:&quot;Smith&quot;,&quot;given&quot;:&quot;C.J&quot;,&quot;parse-names&quot;:false,&quot;dropping-particle&quot;:&quot;&quot;,&quot;non-dropping-particle&quot;:&quot;&quot;}],&quot;container-title&quot;:&quot;European Journal of Agronomy&quot;,&quot;accessed&quot;:{&quot;date-parts&quot;:[[2018,8,5]]},&quot;DOI&quot;:&quot;10.1016/S1161-0301(02)00108-9&quot;,&quot;ISSN&quot;:&quot;1161-0301&quot;,&quot;URL&quot;:&quot;https://www.sciencedirect.com/science/article/pii/S1161030102001089&quot;,&quot;issued&quot;:{&quot;date-parts&quot;:[[2003,1,1]]},&quot;page&quot;:&quot;267-288&quot;,&quot;abstract&quot;:&quot;The Agricultural Production Systems Simulator (APSIM) is a modular modelling framework that has been developed by the Agricultural Production Systems Research Unit in Australia. APSIM was developed to simulate biophysical process in farming systems, in particular where there is interest in the economic and ecological outcomes of management practice in the face of climatic risk. The paper outlines APSIM's structure and provides details of the concepts behind the different plant, soil and management modules. These modules include a diverse range of crops, pastures and trees, soil processes including water balance, N and P transformations, soil pH, erosion and a full range of management controls. Reports of APSIM testing in a diverse range of systems and environments are summarised. An example of model performance in a long-term cropping systems trial is provided. APSIM has been used in a broad range of applications, including support for on-farm decision making, farming systems design for production or resource management objectives, assessment of the value of seasonal climate forecasting, analysis of supply chain issues in agribusiness activities, development of waste management guidelines, risk assessment for government policy making and as a guide to research and education activity. An extensive citation list for these model testing and application studies is provided.&quot;,&quot;publisher&quot;:&quot;Elsevier&quot;,&quot;issue&quot;:&quot;3-4&quot;,&quot;volume&quot;:&quot;18&quot;,&quot;container-title-short&quot;:&quot;&quot;},&quot;isTemporary&quot;:false},{&quot;id&quot;:&quot;7f53d344-fbc7-37fc-bafc-39df4389f44c&quot;,&quot;itemData&quot;:{&quot;type&quot;:&quot;article-journal&quot;,&quot;id&quot;:&quot;7f53d344-fbc7-37fc-bafc-39df4389f44c&quot;,&quot;title&quot;:&quot;APSIM – Evolution towards a new generation of agricultural systems simulation&quot;,&quot;author&quot;:[{&quot;family&quot;:&quot;Holzworth&quot;,&quot;given&quot;:&quot;Dean P.&quot;,&quot;parse-names&quot;:false,&quot;dropping-particle&quot;:&quot;&quot;,&quot;non-dropping-particle&quot;:&quot;&quot;},{&quot;family&quot;:&quot;Huth&quot;,&quot;given&quot;:&quot;Neil I.&quot;,&quot;parse-names&quot;:false,&quot;dropping-particle&quot;:&quot;&quot;,&quot;non-dropping-particle&quot;:&quot;&quot;},{&quot;family&quot;:&quot;deVoil&quot;,&quot;given&quot;:&quot;Peter G.&quot;,&quot;parse-names&quot;:false,&quot;dropping-particle&quot;:&quot;&quot;,&quot;non-dropping-particle&quot;:&quot;&quot;},{&quot;family&quot;:&quot;Zurcher&quot;,&quot;given&quot;:&quot;Eric J.&quot;,&quot;parse-names&quot;:false,&quot;dropping-particle&quot;:&quot;&quot;,&quot;non-dropping-particle&quot;:&quot;&quot;},{&quot;family&quot;:&quot;Herrmann&quot;,&quot;given&quot;:&quot;Neville I.&quot;,&quot;parse-names&quot;:false,&quot;dropping-particle&quot;:&quot;&quot;,&quot;non-dropping-particle&quot;:&quot;&quot;},{&quot;family&quot;:&quot;McLean&quot;,&quot;given&quot;:&quot;Greg&quot;,&quot;parse-names&quot;:false,&quot;dropping-particle&quot;:&quot;&quot;,&quot;non-dropping-particle&quot;:&quot;&quot;},{&quot;family&quot;:&quot;Chenu&quot;,&quot;given&quot;:&quot;Karine&quot;,&quot;parse-names&quot;:false,&quot;dropping-particle&quot;:&quot;&quot;,&quot;non-dropping-particle&quot;:&quot;&quot;},{&quot;family&quot;:&quot;Oosterom&quot;,&quot;given&quot;:&quot;Erik J.&quot;,&quot;parse-names&quot;:false,&quot;dropping-particle&quot;:&quot;&quot;,&quot;non-dropping-particle&quot;:&quot;van&quot;},{&quot;family&quot;:&quot;Snow&quot;,&quot;given&quot;:&quot;Val&quot;,&quot;parse-names&quot;:false,&quot;dropping-particle&quot;:&quot;&quot;,&quot;non-dropping-particle&quot;:&quot;&quot;},{&quot;family&quot;:&quot;Murphy&quot;,&quot;given&quot;:&quot;Chris&quot;,&quot;parse-names&quot;:false,&quot;dropping-particle&quot;:&quot;&quot;,&quot;non-dropping-particle&quot;:&quot;&quot;},{&quot;family&quot;:&quot;Moore&quot;,&quot;given&quot;:&quot;Andrew D.&quot;,&quot;parse-names&quot;:false,&quot;dropping-particle&quot;:&quot;&quot;,&quot;non-dropping-particle&quot;:&quot;&quot;},{&quot;family&quot;:&quot;Brown&quot;,&quot;given&quot;:&quot;Hamish&quot;,&quot;parse-names&quot;:false,&quot;dropping-particle&quot;:&quot;&quot;,&quot;non-dropping-particle&quot;:&quot;&quot;},{&quot;family&quot;:&quot;Whish&quot;,&quot;given&quot;:&quot;Jeremy P.M.&quot;,&quot;parse-names&quot;:false,&quot;dropping-particle&quot;:&quot;&quot;,&quot;non-dropping-particle&quot;:&quot;&quot;},{&quot;family&quot;:&quot;Verrall&quot;,&quot;given&quot;:&quot;Shaun&quot;,&quot;parse-names&quot;:false,&quot;dropping-particle&quot;:&quot;&quot;,&quot;non-dropping-particle&quot;:&quot;&quot;},{&quot;family&quot;:&quot;Fainges&quot;,&quot;given&quot;:&quot;Justin&quot;,&quot;parse-names&quot;:false,&quot;dropping-particle&quot;:&quot;&quot;,&quot;non-dropping-particle&quot;:&quot;&quot;},{&quot;family&quot;:&quot;Bell&quot;,&quot;given&quot;:&quot;Lindsay W.&quot;,&quot;parse-names&quot;:false,&quot;dropping-particle&quot;:&quot;&quot;,&quot;non-dropping-particle&quot;:&quot;&quot;},{&quot;family&quot;:&quot;Peake&quot;,&quot;given&quot;:&quot;Allan S.&quot;,&quot;parse-names&quot;:false,&quot;dropping-particle&quot;:&quot;&quot;,&quot;non-dropping-particle&quot;:&quot;&quot;},{&quot;family&quot;:&quot;Poulton&quot;,&quot;given&quot;:&quot;Perry L.&quot;,&quot;parse-names&quot;:false,&quot;dropping-particle&quot;:&quot;&quot;,&quot;non-dropping-particle&quot;:&quot;&quot;},{&quot;family&quot;:&quot;Hochman&quot;,&quot;given&quot;:&quot;Zvi&quot;,&quot;parse-names&quot;:false,&quot;dropping-particle&quot;:&quot;&quot;,&quot;non-dropping-particle&quot;:&quot;&quot;},{&quot;family&quot;:&quot;Thorburn&quot;,&quot;given&quot;:&quot;Peter J.&quot;,&quot;parse-names&quot;:false,&quot;dropping-particle&quot;:&quot;&quot;,&quot;non-dropping-particle&quot;:&quot;&quot;},{&quot;family&quot;:&quot;Gaydon&quot;,&quot;given&quot;:&quot;Donald S.&quot;,&quot;parse-names&quot;:false,&quot;dropping-particle&quot;:&quot;&quot;,&quot;non-dropping-particle&quot;:&quot;&quot;},{&quot;family&quot;:&quot;Dalgliesh&quot;,&quot;given&quot;:&quot;Neal P.&quot;,&quot;parse-names&quot;:false,&quot;dropping-particle&quot;:&quot;&quot;,&quot;non-dropping-particle&quot;:&quot;&quot;},{&quot;family&quot;:&quot;Rodriguez&quot;,&quot;given&quot;:&quot;Daniel&quot;,&quot;parse-names&quot;:false,&quot;dropping-particle&quot;:&quot;&quot;,&quot;non-dropping-particle&quot;:&quot;&quot;},{&quot;family&quot;:&quot;Cox&quot;,&quot;given&quot;:&quot;Howard&quot;,&quot;parse-names&quot;:false,&quot;dropping-particle&quot;:&quot;&quot;,&quot;non-dropping-particle&quot;:&quot;&quot;},{&quot;family&quot;:&quot;Chapman&quot;,&quot;given&quot;:&quot;Scott&quot;,&quot;parse-names&quot;:false,&quot;dropping-particle&quot;:&quot;&quot;,&quot;non-dropping-particle&quot;:&quot;&quot;},{&quot;family&quot;:&quot;Doherty&quot;,&quot;given&quot;:&quot;Alastair&quot;,&quot;parse-names&quot;:false,&quot;dropping-particle&quot;:&quot;&quot;,&quot;non-dropping-particle&quot;:&quot;&quot;},{&quot;family&quot;:&quot;Teixeira&quot;,&quot;given&quot;:&quot;Edmar&quot;,&quot;parse-names&quot;:false,&quot;dropping-particle&quot;:&quot;&quot;,&quot;non-dropping-particle&quot;:&quot;&quot;},{&quot;family&quot;:&quot;Sharp&quot;,&quot;given&quot;:&quot;Joanna&quot;,&quot;parse-names&quot;:false,&quot;dropping-particle&quot;:&quot;&quot;,&quot;non-dropping-particle&quot;:&quot;&quot;},{&quot;family&quot;:&quot;Cichota&quot;,&quot;given&quot;:&quot;Rogerio&quot;,&quot;parse-names&quot;:false,&quot;dropping-particle&quot;:&quot;&quot;,&quot;non-dropping-particle&quot;:&quot;&quot;},{&quot;family&quot;:&quot;Vogeler&quot;,&quot;given&quot;:&quot;Iris&quot;,&quot;parse-names&quot;:false,&quot;dropping-particle&quot;:&quot;&quot;,&quot;non-dropping-particle&quot;:&quot;&quot;},{&quot;family&quot;:&quot;Li&quot;,&quot;given&quot;:&quot;Frank Y.&quot;,&quot;parse-names&quot;:false,&quot;dropping-particle&quot;:&quot;&quot;,&quot;non-dropping-particle&quot;:&quot;&quot;},{&quot;family&quot;:&quot;Wang&quot;,&quot;given&quot;:&quot;Enli&quot;,&quot;parse-names&quot;:false,&quot;dropping-particle&quot;:&quot;&quot;,&quot;non-dropping-particle&quot;:&quot;&quot;},{&quot;family&quot;:&quot;Hammer&quot;,&quot;given&quot;:&quot;Graeme L.&quot;,&quot;parse-names&quot;:false,&quot;dropping-particle&quot;:&quot;&quot;,&quot;non-dropping-particle&quot;:&quot;&quot;},{&quot;family&quot;:&quot;Robertson&quot;,&quot;given&quot;:&quot;Michael J.&quot;,&quot;parse-names&quot;:false,&quot;dropping-particle&quot;:&quot;&quot;,&quot;non-dropping-particle&quot;:&quot;&quot;},{&quot;family&quot;:&quot;Dimes&quot;,&quot;given&quot;:&quot;John P.&quot;,&quot;parse-names&quot;:false,&quot;dropping-particle&quot;:&quot;&quot;,&quot;non-dropping-particle&quot;:&quot;&quot;},{&quot;family&quot;:&quot;Whitbread&quot;,&quot;given&quot;:&quot;Anthony M.&quot;,&quot;parse-names&quot;:false,&quot;dropping-particle&quot;:&quot;&quot;,&quot;non-dropping-particle&quot;:&quot;&quot;},{&quot;family&quot;:&quot;Hunt&quot;,&quot;given&quot;:&quot;James&quot;,&quot;parse-names&quot;:false,&quot;dropping-particle&quot;:&quot;&quot;,&quot;non-dropping-particle&quot;:&quot;&quot;},{&quot;family&quot;:&quot;Rees&quot;,&quot;given&quot;:&quot;Harm&quot;,&quot;parse-names&quot;:false,&quot;dropping-particle&quot;:&quot;&quot;,&quot;non-dropping-particle&quot;:&quot;van&quot;},{&quot;family&quot;:&quot;McClelland&quot;,&quot;given&quot;:&quot;Tim&quot;,&quot;parse-names&quot;:false,&quot;dropping-particle&quot;:&quot;&quot;,&quot;non-dropping-particle&quot;:&quot;&quot;},{&quot;family&quot;:&quot;Carberry&quot;,&quot;given&quot;:&quot;Peter S.&quot;,&quot;parse-names&quot;:false,&quot;dropping-particle&quot;:&quot;&quot;,&quot;non-dropping-particle&quot;:&quot;&quot;},{&quot;family&quot;:&quot;Hargreaves&quot;,&quot;given&quot;:&quot;John N.G.&quot;,&quot;parse-names&quot;:false,&quot;dropping-particle&quot;:&quot;&quot;,&quot;non-dropping-particle&quot;:&quot;&quot;},{&quot;family&quot;:&quot;MacLeod&quot;,&quot;given&quot;:&quot;Neil&quot;,&quot;parse-names&quot;:false,&quot;dropping-particle&quot;:&quot;&quot;,&quot;non-dropping-particle&quot;:&quot;&quot;},{&quot;family&quot;:&quot;McDonald&quot;,&quot;given&quot;:&quot;Cam&quot;,&quot;parse-names&quot;:false,&quot;dropping-particle&quot;:&quot;&quot;,&quot;non-dropping-particle&quot;:&quot;&quot;},{&quot;family&quot;:&quot;Harsdorf&quot;,&quot;given&quot;:&quot;Justin&quot;,&quot;parse-names&quot;:false,&quot;dropping-particle&quot;:&quot;&quot;,&quot;non-dropping-particle&quot;:&quot;&quot;},{&quot;family&quot;:&quot;Wedgwood&quot;,&quot;given&quot;:&quot;Sara&quot;,&quot;parse-names&quot;:false,&quot;dropping-particle&quot;:&quot;&quot;,&quot;non-dropping-particle&quot;:&quot;&quot;},{&quot;family&quot;:&quot;Keating&quot;,&quot;given&quot;:&quot;Brian A.&quot;,&quot;parse-names&quot;:false,&quot;dropping-particle&quot;:&quot;&quot;,&quot;non-dropping-particle&quot;:&quot;&quot;}],&quot;container-title&quot;:&quot;Environmental Modelling &amp; Software&quot;,&quot;accessed&quot;:{&quot;date-parts&quot;:[[2018,8,5]]},&quot;DOI&quot;:&quot;10.1016/J.ENVSOFT.2014.07.009&quot;,&quot;ISSN&quot;:&quot;1364-8152&quot;,&quot;URL&quot;:&quot;https://www.sciencedirect.com/science/article/pii/S1364815214002102&quot;,&quot;issued&quot;:{&quot;date-parts&quot;:[[2014,12,1]]},&quot;page&quot;:&quot;327-350&quot;,&quot;abstract&quot;:&quot;Agricultural systems models worldwide are increasingly being used to explore options and solutions for the food security, climate change adaptation and mitigation and carbon trading problem domains. APSIM (Agricultural Production Systems sIMulator) is one such model that continues to be applied and adapted to this challenging research agenda. From its inception twenty years ago, APSIM has evolved into a framework containing many of the key models required to explore changes in agricultural landscapes with capability ranging from simulation of gene expression through to multi-field farms and beyond. Keating et al. (2003) described many of the fundamental attributes of APSIM in detail. Much has changed in the last decade, and the APSIM community has been exploring novel scientific domains and utilising software developments in social media, web and mobile applications to provide simulation tools adapted to new demands. This paper updates the earlier work by Keating et al. (2003) and chronicles the changing external challenges and opportunities being placed on APSIM during the last decade. It also explores and discusses how APSIM has been evolving to a “next generation” framework with improved features and capabilities that allow its use in many diverse topics.&quot;,&quot;publisher&quot;:&quot;Elsevier&quot;,&quot;volume&quot;:&quot;62&quot;,&quot;container-title-short&quot;:&quot;&quot;},&quot;isTemporary&quot;:false}]},{&quot;citationID&quot;:&quot;MENDELEY_CITATION_4a92be67-be5f-418a-8e97-a5309534f3d3&quot;,&quot;properties&quot;:{&quot;noteIndex&quot;:0},&quot;isEdited&quot;:false,&quot;manualOverride&quot;:{&quot;isManuallyOverridden&quot;:true,&quot;citeprocText&quot;:&quot;(Salmerón et al., 2016)&quot;,&quot;manualOverrideText&quot;:&quot;Salmerón et al. (2016)&quot;},&quot;citationTag&quot;:&quot;MENDELEY_CITATION_v3_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&quot;,&quot;citationItems&quot;:[{&quot;id&quot;:&quot;1975601f-77d1-3258-b56b-61d444f55e13&quot;,&quot;itemData&quot;:{&quot;type&quot;:&quot;article-journal&quot;,&quot;id&quot;:&quot;1975601f-77d1-3258-b56b-61d444f55e13&quot;,&quot;title&quot;:&quot;Yield Response to Planting Date Among Soybean Maturity Groups for Irrigated Production in the US Midsouth&quot;,&quot;author&quot;:[{&quot;family&quot;:&quot;Salmerón&quot;,&quot;given&quot;:&quot;Montserrat&quot;,&quot;parse-names&quot;:false,&quot;dropping-particle&quot;:&quot;&quot;,&quot;non-dropping-particle&quot;:&quot;&quot;},{&quot;family&quot;:&quot;Gbur&quot;,&quot;given&quot;:&quot;Edward E.&quot;,&quot;parse-names&quot;:false,&quot;dropping-particle&quot;:&quot;&quot;,&quot;non-dropping-particle&quot;:&quot;&quot;},{&quot;family&quot;:&quot;Bourland&quot;,&quot;given&quot;:&quot;Fred M.&quot;,&quot;parse-names&quot;:false,&quot;dropping-particle&quot;:&quot;&quot;,&quot;non-dropping-particle&quot;:&quot;&quot;},{&quot;family&quot;:&quot;Buehring&quot;,&quot;given&quot;:&quot;Normie W.&quot;,&quot;parse-names&quot;:false,&quot;dropping-particle&quot;:&quot;&quot;,&quot;non-dropping-particle&quot;:&quot;&quot;},{&quot;family&quot;:&quot;Earnest&quot;,&quot;given&quot;:&quot;Larry&quot;,&quot;parse-names&quot;:false,&quot;dropping-particle&quot;:&quot;&quot;,&quot;non-dropping-particle&quot;:&quot;&quot;},{&quot;family&quot;:&quot;Fritschi&quot;,&quot;given&quot;:&quot;Felix B.&quot;,&quot;parse-names&quot;:false,&quot;dropping-particle&quot;:&quot;&quot;,&quot;non-dropping-particle&quot;:&quot;&quot;},{&quot;family&quot;:&quot;Golden&quot;,&quot;given&quot;:&quot;Bobby R.&quot;,&quot;parse-names&quot;:false,&quot;dropping-particle&quot;:&quot;&quot;,&quot;non-dropping-particle&quot;:&quot;&quot;},{&quot;family&quot;:&quot;Hathcoat&quot;,&quot;given&quot;:&quot;Daniel&quot;,&quot;parse-names&quot;:false,&quot;dropping-particle&quot;:&quot;&quot;,&quot;non-dropping-particle&quot;:&quot;&quot;},{&quot;family&quot;:&quot;Lofton&quot;,&quot;given&quot;:&quot;Josh&quot;,&quot;parse-names&quot;:false,&quot;dropping-particle&quot;:&quot;&quot;,&quot;non-dropping-particle&quot;:&quot;&quot;},{&quot;family&quot;:&quot;McClure&quot;,&quot;given&quot;:&quot;Angela Thompson&quot;,&quot;parse-names&quot;:false,&quot;dropping-particle&quot;:&quot;&quot;,&quot;non-dropping-particle&quot;:&quot;&quot;},{&quot;family&quot;:&quot;Miller&quot;,&quot;given&quot;:&quot;Travis D.&quot;,&quot;parse-names&quot;:false,&quot;dropping-particle&quot;:&quot;&quot;,&quot;non-dropping-particle&quot;:&quot;&quot;},{&quot;family&quot;:&quot;Neely&quot;,&quot;given&quot;:&quot;Clark&quot;,&quot;parse-names&quot;:false,&quot;dropping-particle&quot;:&quot;&quot;,&quot;non-dropping-particle&quot;:&quot;&quot;},{&quot;family&quot;:&quot;Shannon&quot;,&quot;given&quot;:&quot;Grover&quot;,&quot;parse-names&quot;:false,&quot;dropping-particle&quot;:&quot;&quot;,&quot;non-dropping-particle&quot;:&quot;&quot;},{&quot;family&quot;:&quot;Udeigwe&quot;,&quot;given&quot;:&quot;Theophilus K.&quot;,&quot;parse-names&quot;:false,&quot;dropping-particle&quot;:&quot;&quot;,&quot;non-dropping-particle&quot;:&quot;&quot;},{&quot;family&quot;:&quot;Verbree&quot;,&quot;given&quot;:&quot;David A.&quot;,&quot;parse-names&quot;:false,&quot;dropping-particle&quot;:&quot;&quot;,&quot;non-dropping-particle&quot;:&quot;&quot;},{&quot;family&quot;:&quot;Vories&quot;,&quot;given&quot;:&quot;Earl D.&quot;,&quot;parse-names&quot;:false,&quot;dropping-particle&quot;:&quot;&quot;,&quot;non-dropping-particle&quot;:&quot;&quot;},{&quot;family&quot;:&quot;Wiebold&quot;,&quot;given&quot;:&quot;William J.&quot;,&quot;parse-names&quot;:false,&quot;dropping-particle&quot;:&quot;&quot;,&quot;non-dropping-particle&quot;:&quot;&quot;},{&quot;family&quot;:&quot;Purcell&quot;,&quot;given&quot;:&quot;Larry C.&quot;,&quot;parse-names&quot;:false,&quot;dropping-particle&quot;:&quot;&quot;,&quot;non-dropping-particle&quot;:&quot;&quot;}],&quot;container-title&quot;:&quot;Crop Science&quot;,&quot;container-title-short&quot;:&quot;Crop Sci.&quot;,&quot;accessed&quot;:{&quot;date-parts&quot;:[[2025,8,18]]},&quot;DOI&quot;:&quot;10.2135/CROPSCI2015.07.0466&quot;,&quot;ISSN&quot;:&quot;1435-0653&quot;,&quot;URL&quot;:&quot;/doi/pdf/10.2135/cropsci2015.07.0466&quot;,&quot;issued&quot;:{&quot;date-parts&quot;:[[2016,3,1]]},&quot;page&quot;:&quot;747-759&quot;,&quot;abstract&quot;:&quot;Planting date is one of the main factors affecting soybean (Glycine max [L.] Merr.) yield. Environmental conditions in the US Midsouth allow for planting dates from late March through early July, and maturity groups (MGs) ranging from 3 to 6. However, the complexity of interactions among planting date, MG, and the environment makes the selection of an optimum MG cultivar difficult. A regional 3-yr study, conducted at eight locations with latitudes ranging from 30.6 to 38.9°N, planting dates ranging from late March to early July, and MGs 3 to 6, was used to examine the relationship between relative yield and planting day. The data indicated that yield was dependent on the location and MG choice. There was a quadratic response of relative yield to planting day in six out of the eight locations studied for MG 3 cultivars, and in five locations for MG 4 cultivars. On the other hand, MG 5 and 6 cultivars were more likely to have a negative linear relationship, with a quadratic response in only two of the eight locations. Optimum planting dates that maximized yield were dependent on the location and MG combination and ranged from 22 March to 17 May. Delaying planting dates from mid May to early June reduced yields by 0.09 to 1.69% per day, with the rate of decline greatest at the southern-most locations. Overall, MG 4 cultivars maximized yield or were not statistically different from the highest yielding MG at most locations and planting dates.&quot;,&quot;publisher&quot;:&quot;John Wiley &amp; Sons, Ltd&quot;,&quot;issue&quot;:&quot;2&quot;,&quot;volume&quot;:&quot;56&quot;},&quot;isTemporary&quot;:false}]},{&quot;citationID&quot;:&quot;MENDELEY_CITATION_de19ddfb-c208-49db-848a-409ad81659ce&quot;,&quot;properties&quot;:{&quot;noteIndex&quot;:0},&quot;isEdited&quot;:false,&quot;manualOverride&quot;:{&quot;isManuallyOverridden&quot;:false,&quot;citeprocText&quot;:&quot;(Archontoulis et al., 2020; Elli et al., 2022)&quot;,&quot;manualOverrideText&quot;:&quot;&quot;},&quot;citationTag&quot;:&quot;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&quot;,&quot;citationItems&quot;:[{&quot;id&quot;:&quot;b207dd7b-b57e-3a70-9e53-91c5eefcc6bd&quot;,&quot;itemData&quot;:{&quot;type&quot;:&quot;article-journal&quot;,&quot;id&quot;:&quot;b207dd7b-b57e-3a70-9e53-91c5eefcc6bd&quot;,&quot;title&quot;:&quot;Climate Change and Management Impacts on Soybean N Fixation, Soil N Mineralization, N2O Emissions, and Seed Yield&quot;,&quot;author&quot;:[{&quot;family&quot;:&quot;Elli&quot;,&quot;given&quot;:&quot;Elvis F.&quot;,&quot;parse-names&quot;:false,&quot;dropping-particle&quot;:&quot;&quot;,&quot;non-dropping-particle&quot;:&quot;&quot;},{&quot;family&quot;:&quot;Ciampitti&quot;,&quot;given&quot;:&quot;Ignacio A.&quot;,&quot;parse-names&quot;:false,&quot;dropping-particle&quot;:&quot;&quot;,&quot;non-dropping-particle&quot;:&quot;&quot;},{&quot;family&quot;:&quot;Castellano&quot;,&quot;given&quot;:&quot;Michael J.&quot;,&quot;parse-names&quot;:false,&quot;dropping-particle&quot;:&quot;&quot;,&quot;non-dropping-particle&quot;:&quot;&quot;},{&quot;family&quot;:&quot;Purcell&quot;,&quot;given&quot;:&quot;Larry C.&quot;,&quot;parse-names&quot;:false,&quot;dropping-particle&quot;:&quot;&quot;,&quot;non-dropping-particle&quot;:&quot;&quot;},{&quot;family&quot;:&quot;Naeve&quot;,&quot;given&quot;:&quot;Seth&quot;,&quot;parse-names&quot;:false,&quot;dropping-particle&quot;:&quot;&quot;,&quot;non-dropping-particle&quot;:&quot;&quot;},{&quot;family&quot;:&quot;Grassini&quot;,&quot;given&quot;:&quot;Patricio&quot;,&quot;parse-names&quot;:false,&quot;dropping-particle&quot;:&quot;&quot;,&quot;non-dropping-particle&quot;:&quot;&quot;},{&quot;family&quot;:&quot;Menza&quot;,&quot;given&quot;:&quot;Nicolas C.&quot;,&quot;parse-names&quot;:false,&quot;dropping-particle&quot;:&quot;&quot;,&quot;non-dropping-particle&quot;:&quot;La&quot;},{&quot;family&quot;:&quot;Moro Rosso&quot;,&quot;given&quot;:&quot;Luiz&quot;,&quot;parse-names&quot;:false,&quot;dropping-particle&quot;:&quot;&quot;,&quot;non-dropping-particle&quot;:&quot;&quot;},{&quot;family&quot;:&quot;Borja Reis&quot;,&quot;given&quot;:&quot;André F.&quot;,&quot;parse-names&quot;:false,&quot;dropping-particle&quot;:&quot;&quot;,&quot;non-dropping-particle&quot;:&quot;de&quot;},{&quot;family&quot;:&quot;Kovács&quot;,&quot;given&quot;:&quot;Péter&quot;,&quot;parse-names&quot;:false,&quot;dropping-particle&quot;:&quot;&quot;,&quot;non-dropping-particle&quot;:&quot;&quot;},{&quot;family&quot;:&quot;Archontoulis&quot;,&quot;given&quot;:&quot;Sotirios&quot;,&quot;parse-names&quot;:false,&quot;dropping-particle&quot;:&quot;V.&quot;,&quot;non-dropping-particle&quot;:&quot;&quot;}],&quot;container-title&quot;:&quot;Frontiers in Plant Science&quot;,&quot;container-title-short&quot;:&quot;Front. Plant Sci.&quot;,&quot;accessed&quot;:{&quot;date-parts&quot;:[[2022,5,11]]},&quot;DOI&quot;:&quot;10.3389/FPLS.2022.849896&quot;,&quot;ISSN&quot;:&quot;1664-462X&quot;,&quot;URL&quot;:&quot;https://www.frontiersin.org/articles/10.3389/fpls.2022.849896/full&quot;,&quot;issued&quot;:{&quot;date-parts&quot;:[[2022,4,27]]},&quot;page&quot;:&quot;1-15&quot;,&quot;abstract&quot;:&quot;Limited knowledge about how nitrogen (N) dynamics are affected by climate change, weather variability, and crop management is a major barrier to improving productivity and environmental performance in soybean-based cropping systems. To fill this knowledge gap, we created a systems understanding of agroecosystem N dynamics and quantified the impact of controllable (management) and uncontrollable (weather, climate) factors on N fluxes and soybean yields. We performed a simulation experiment across 10 soybean production environments in the US using the APSIM model and future climate projections from five global circulation models. Climate change (2020-2080) increased N mineralization (24%) and N2O emissions (19%) but decreased N fixation (32%), seed N (20%), and yields (19%). Soil and crop management practices altered N fluxes at a similar magnitude as climate change but in many different directions, revealing opportunities to improve soybean systems performance. Among many practices explored, we identified two solutions with great potential: improved residue management (short-term) and water management (long-term). Inter-annual weather variability and management practices affected soybean yield less than N fluxes, which creates opportunities to manage N fluxes without compromising yields, especially in regions with adequate to excess soil moisture. This work provides actionable results (tradeoffs, synergies, directions) to inform decision-making for adapting crop management in a changing climate to improve soybean production systems.&quot;,&quot;publisher&quot;:&quot;Frontiers&quot;,&quot;issue&quot;:&quot;849896&quot;,&quot;volume&quot;:&quot;13&quot;},&quot;isTemporary&quot;:false},{&quot;id&quot;:&quot;49f3669a-7e90-3663-893e-27fbc0cb9e35&quot;,&quot;itemData&quot;:{&quot;type&quot;:&quot;article-journal&quot;,&quot;id&quot;:&quot;49f3669a-7e90-3663-893e-27fbc0cb9e35&quot;,&quot;title&quot;:&quot;Predicting crop yields and soil‐plant nitrogen dynamics in the US Corn Belt&quot;,&quot;author&quot;:[{&quot;family&quot;:&quot;Archontoulis&quot;,&quot;given&quot;:&quot;Sotirios&quot;,&quot;parse-names&quot;:false,&quot;dropping-particle&quot;:&quot;V.&quot;,&quot;non-dropping-particle&quot;:&quot;&quot;},{&quot;family&quot;:&quot;Castellano&quot;,&quot;given&quot;:&quot;Michael J.&quot;,&quot;parse-names&quot;:false,&quot;dropping-particle&quot;:&quot;&quot;,&quot;non-dropping-particle&quot;:&quot;&quot;},{&quot;family&quot;:&quot;Licht&quot;,&quot;given&quot;:&quot;Mark A.&quot;,&quot;parse-names&quot;:false,&quot;dropping-particle&quot;:&quot;&quot;,&quot;non-dropping-particle&quot;:&quot;&quot;},{&quot;family&quot;:&quot;Nichols&quot;,&quot;given&quot;:&quot;Virginia&quot;,&quot;parse-names&quot;:false,&quot;dropping-particle&quot;:&quot;&quot;,&quot;non-dropping-particle&quot;:&quot;&quot;},{&quot;family&quot;:&quot;Baum&quot;,&quot;given&quot;:&quot;Mitch&quot;,&quot;parse-names&quot;:false,&quot;dropping-particle&quot;:&quot;&quot;,&quot;non-dropping-particle&quot;:&quot;&quot;},{&quot;family&quot;:&quot;Huber&quot;,&quot;given&quot;:&quot;Isaiah&quot;,&quot;parse-names&quot;:false,&quot;dropping-particle&quot;:&quot;&quot;,&quot;non-dropping-particle&quot;:&quot;&quot;},{&quot;family&quot;:&quot;Martinez‐Feria&quot;,&quot;given&quot;:&quot;Rafael&quot;,&quot;parse-names&quot;:false,&quot;dropping-particle&quot;:&quot;&quot;,&quot;non-dropping-particle&quot;:&quot;&quot;},{&quot;family&quot;:&quot;Puntel&quot;,&quot;given&quot;:&quot;Laila&quot;,&quot;parse-names&quot;:false,&quot;dropping-particle&quot;:&quot;&quot;,&quot;non-dropping-particle&quot;:&quot;&quot;},{&quot;family&quot;:&quot;Ordóñez&quot;,&quot;given&quot;:&quot;Raziel A.&quot;,&quot;parse-names&quot;:false,&quot;dropping-particle&quot;:&quot;&quot;,&quot;non-dropping-particle&quot;:&quot;&quot;},{&quot;family&quot;:&quot;Iqbal&quot;,&quot;given&quot;:&quot;Javed&quot;,&quot;parse-names&quot;:false,&quot;dropping-particle&quot;:&quot;&quot;,&quot;non-dropping-particle&quot;:&quot;&quot;},{&quot;family&quot;:&quot;Wright&quot;,&quot;given&quot;:&quot;Emily E.&quot;,&quot;parse-names&quot;:false,&quot;dropping-particle&quot;:&quot;&quot;,&quot;non-dropping-particle&quot;:&quot;&quot;},{&quot;family&quot;:&quot;Dietzel&quot;,&quot;given&quot;:&quot;Ranae N.&quot;,&quot;parse-names&quot;:false,&quot;dropping-particle&quot;:&quot;&quot;,&quot;non-dropping-particle&quot;:&quot;&quot;},{&quot;family&quot;:&quot;Helmers&quot;,&quot;given&quot;:&quot;Matt&quot;,&quot;parse-names&quot;:false,&quot;dropping-particle&quot;:&quot;&quot;,&quot;non-dropping-particle&quot;:&quot;&quot;},{&quot;family&quot;:&quot;Vanloocke&quot;,&quot;given&quot;:&quot;Andy&quot;,&quot;parse-names&quot;:false,&quot;dropping-particle&quot;:&quot;&quot;,&quot;non-dropping-particle&quot;:&quot;&quot;},{&quot;family&quot;:&quot;Liebman&quot;,&quot;given&quot;:&quot;Matt&quot;,&quot;parse-names&quot;:false,&quot;dropping-particle&quot;:&quot;&quot;,&quot;non-dropping-particle&quot;:&quot;&quot;},{&quot;family&quot;:&quot;Hatfield&quot;,&quot;given&quot;:&quot;Jerry L.&quot;,&quot;parse-names&quot;:false,&quot;dropping-particle&quot;:&quot;&quot;,&quot;non-dropping-particle&quot;:&quot;&quot;},{&quot;family&quot;:&quot;Herzmann&quot;,&quot;given&quot;:&quot;Daryl&quot;,&quot;parse-names&quot;:false,&quot;dropping-particle&quot;:&quot;&quot;,&quot;non-dropping-particle&quot;:&quot;&quot;},{&quot;family&quot;:&quot;Córdova&quot;,&quot;given&quot;:&quot;S. Carolina&quot;,&quot;parse-names&quot;:false,&quot;dropping-particle&quot;:&quot;&quot;,&quot;non-dropping-particle&quot;:&quot;&quot;},{&quot;family&quot;:&quot;Edmonds&quot;,&quot;given&quot;:&quot;Patrick&quot;,&quot;parse-names&quot;:false,&quot;dropping-particle&quot;:&quot;&quot;,&quot;non-dropping-particle&quot;:&quot;&quot;},{&quot;family&quot;:&quot;Togliatti&quot;,&quot;given&quot;:&quot;Kaitlin&quot;,&quot;parse-names&quot;:false,&quot;dropping-particle&quot;:&quot;&quot;,&quot;non-dropping-particle&quot;:&quot;&quot;},{&quot;family&quot;:&quot;Kessler&quot;,&quot;given&quot;:&quot;Ashlyn&quot;,&quot;parse-names&quot;:false,&quot;dropping-particle&quot;:&quot;&quot;,&quot;non-dropping-particle&quot;:&quot;&quot;},{&quot;family&quot;:&quot;Danalatos&quot;,&quot;given&quot;:&quot;Gerasimos&quot;,&quot;parse-names&quot;:false,&quot;dropping-particle&quot;:&quot;&quot;,&quot;non-dropping-particle&quot;:&quot;&quot;},{&quot;family&quot;:&quot;Pasley&quot;,&quot;given&quot;:&quot;Heather&quot;,&quot;parse-names&quot;:false,&quot;dropping-particle&quot;:&quot;&quot;,&quot;non-dropping-particle&quot;:&quot;&quot;},{&quot;family&quot;:&quot;Pederson&quot;,&quot;given&quot;:&quot;Carl&quot;,&quot;parse-names&quot;:false,&quot;dropping-particle&quot;:&quot;&quot;,&quot;non-dropping-particle&quot;:&quot;&quot;},{&quot;family&quot;:&quot;Lamkey&quot;,&quot;given&quot;:&quot;Kendall R.&quot;,&quot;parse-names&quot;:false,&quot;dropping-particle&quot;:&quot;&quot;,&quot;non-dropping-particle&quot;:&quot;&quot;}],&quot;container-title&quot;:&quot;Crop Science&quot;,&quot;container-title-short&quot;:&quot;Crop Sci.&quot;,&quot;accessed&quot;:{&quot;date-parts&quot;:[[2021,3,28]]},&quot;DOI&quot;:&quot;10.1002/csc2.20039&quot;,&quot;ISSN&quot;:&quot;0011-183X&quot;,&quot;URL&quot;:&quot;https://onlinelibrary.wiley.com/doi/abs/10.1002/csc2.20039&quot;,&quot;issued&quot;:{&quot;date-parts&quot;:[[2020,3,5]]},&quot;page&quot;:&quot;721-738&quot;,&quot;abstract&quot;:&quot;We used the Agricultural Production Systems sIMulator (APSIM) to predict and explain maize and soybean yields, phenology, and soil water and nitrogen (N) dynamics during the growing season in Iowa, USA. Historical, current and forecasted weather data were used to drive simulations, which were released in public four weeks after planting. In this paper, we (1) describe the methodology used to perform forecasts; (2) evaluate model prediction accuracy against data collected from 10 locations over four years; and (3) identify inputs that are key in forecasting yields and soil N dynamics. We found that the predicted median yield at planting was a very good indicator of end-of-season yields (relative root mean square error [RRMSE] of ∼20%). For reference, the prediction at maturity, when all the weather was known, had a RRMSE of 14%. The good prediction at planting time was explained by the existence of shallow water tables, which decreased model sensitivity to unknown summer precipitation by 50–64%. Model initial conditions and management information accounted for one-fourth of the variation in maize yield. End of season model evaluations indicated that the model simulated well crop phenology (R2= 0.88), root depth (R2= 0.83), biomass production (R2= 0.93), grain yield (R2= 0.90), plant N uptake (R2= 0.87), soil moisture (R2= 0.42), soil temperature (R2= 0.93), soil nitrate (R2= 0.77), and water table depth (R2= 0.41). We concluded that model set-up by the user (e.g. inclusion of water table), initial conditions, and early season measurements are very important for accurate predictions of soil water, N and crop yields in this environment.&quot;,&quot;publisher&quot;:&quot;John Wiley and Sons Inc.&quot;,&quot;issue&quot;:&quot;2&quot;,&quot;volume&quot;:&quot;60&quot;},&quot;isTemporary&quot;:false}]},{&quot;citationID&quot;:&quot;MENDELEY_CITATION_10be5c26-e7f9-4ec7-b928-90390702a0fb&quot;,&quot;properties&quot;:{&quot;noteIndex&quot;:0},&quot;isEdited&quot;:false,&quot;manualOverride&quot;:{&quot;isManuallyOverridden&quot;:false,&quot;citeprocText&quot;:&quot;(Holzworth et al., 2018)&quot;,&quot;manualOverrideText&quot;:&quot;&quot;},&quot;citationTag&quot;:&quot;MENDELEY_CITATION_v3_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&quot;,&quot;citationItems&quot;:[{&quot;id&quot;:&quot;b46edf9d-2cb2-3b31-9536-ca4c5b666514&quot;,&quot;itemData&quot;:{&quot;type&quot;:&quot;article-journal&quot;,&quot;id&quot;:&quot;b46edf9d-2cb2-3b31-9536-ca4c5b666514&quot;,&quot;title&quot;:&quot;APSIM Next Generation: Overcoming challenges in modernising a farming systems model&quot;,&quot;author&quot;:[{&quot;family&quot;:&quot;Holzworth&quot;,&quot;given&quot;:&quot;Dean&quot;,&quot;parse-names&quot;:false,&quot;dropping-particle&quot;:&quot;&quot;,&quot;non-dropping-particle&quot;:&quot;&quot;},{&quot;family&quot;:&quot;Huth&quot;,&quot;given&quot;:&quot;N.I.&quot;,&quot;parse-names&quot;:false,&quot;dropping-particle&quot;:&quot;&quot;,&quot;non-dropping-particle&quot;:&quot;&quot;},{&quot;family&quot;:&quot;Fainges&quot;,&quot;given&quot;:&quot;J.&quot;,&quot;parse-names&quot;:false,&quot;dropping-particle&quot;:&quot;&quot;,&quot;non-dropping-particle&quot;:&quot;&quot;},{&quot;family&quot;:&quot;Brown&quot;,&quot;given&quot;:&quot;H.&quot;,&quot;parse-names&quot;:false,&quot;dropping-particle&quot;:&quot;&quot;,&quot;non-dropping-particle&quot;:&quot;&quot;},{&quot;family&quot;:&quot;Zurcher&quot;,&quot;given&quot;:&quot;E.&quot;,&quot;parse-names&quot;:false,&quot;dropping-particle&quot;:&quot;&quot;,&quot;non-dropping-particle&quot;:&quot;&quot;},{&quot;family&quot;:&quot;Cichota&quot;,&quot;given&quot;:&quot;R.&quot;,&quot;parse-names&quot;:false,&quot;dropping-particle&quot;:&quot;&quot;,&quot;non-dropping-particle&quot;:&quot;&quot;},{&quot;family&quot;:&quot;Verrall&quot;,&quot;given&quot;:&quot;S.&quot;,&quot;parse-names&quot;:false,&quot;dropping-particle&quot;:&quot;&quot;,&quot;non-dropping-particle&quot;:&quot;&quot;},{&quot;family&quot;:&quot;Herrmann&quot;,&quot;given&quot;:&quot;N.I.&quot;,&quot;parse-names&quot;:false,&quot;dropping-particle&quot;:&quot;&quot;,&quot;non-dropping-particle&quot;:&quot;&quot;},{&quot;family&quot;:&quot;Zheng&quot;,&quot;given&quot;:&quot;B.&quot;,&quot;parse-names&quot;:false,&quot;dropping-particle&quot;:&quot;&quot;,&quot;non-dropping-particle&quot;:&quot;&quot;},{&quot;family&quot;:&quot;Snow&quot;,&quot;given&quot;:&quot;V.&quot;,&quot;parse-names&quot;:false,&quot;dropping-particle&quot;:&quot;&quot;,&quot;non-dropping-particle&quot;:&quot;&quot;}],&quot;container-title&quot;:&quot;Environmental Modelling &amp; Software&quot;,&quot;accessed&quot;:{&quot;date-parts&quot;:[[2018,8,6]]},&quot;DOI&quot;:&quot;10.1016/J.ENVSOFT.2018.02.002&quot;,&quot;ISSN&quot;:&quot;1364-8152&quot;,&quot;URL&quot;:&quot;https://www.sciencedirect.com/science/article/pii/S1364815217311921?via%3Dihub&quot;,&quot;issued&quot;:{&quot;date-parts&quot;:[[2018,5,1]]},&quot;page&quot;:&quot;43-51&quot;,&quot;abstract&quot;:&quot;From 1990, the Agricultural Production Systems sIMulator (APSIM) has grown from a field-focused farming systems framework used by a small number of people, into a large collection of models used by thousands of modellers internationally. The software grew to consist of several hundred thousand lines of code in multiple programming languages. This has led to a large, complex software ecosystem that is difficult to maintain. In addition, systems modellers increasingly require software systems that integrate multiple disciplines, can represent evermore complex farming systems, can run on multiple operating systems (desktop, web, mobile), can operate at or be adjusted to multiple temporal and spatial scales (field, farm, region, continent, global) and run faster for larger simulation analyses. This is difficult to achieve in an aging framework. For these reasons, the APSIM Initiative is building the next generation of APSIM. This manuscript outlines the approach taken and lessons learnt.&quot;,&quot;publisher&quot;:&quot;Elsevier&quot;,&quot;volume&quot;:&quot;103&quot;,&quot;container-title-short&quot;:&quot;&quot;},&quot;isTemporary&quot;:false}]},{&quot;citationID&quot;:&quot;MENDELEY_CITATION_cc597880-e2b5-40bf-882a-3089dd092223&quot;,&quot;properties&quot;:{&quot;noteIndex&quot;:0},&quot;isEdited&quot;:false,&quot;manualOverride&quot;:{&quot;isManuallyOverridden&quot;:false,&quot;citeprocText&quot;:&quot;(NASS, 2023)&quot;,&quot;manualOverrideText&quot;:&quot;&quot;},&quot;citationTag&quot;:&quot;MENDELEY_CITATION_v3_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&quot;,&quot;citationItems&quot;:[{&quot;id&quot;:&quot;d701c2d9-2019-3c23-ad55-73a9efa788e5&quot;,&quot;itemData&quot;:{&quot;type&quot;:&quot;article&quot;,&quot;id&quot;:&quot;d701c2d9-2019-3c23-ad55-73a9efa788e5&quot;,&quot;title&quot;:&quot;Surveys. National Agricultural Statistics Service, USDA. URL: https://www.nass.usda.gov/Surveys. Accessed November 2, 2023&quot;,&quot;author&quot;:[{&quot;family&quot;:&quot;NASS&quot;,&quot;given&quot;:&quot;&quot;,&quot;parse-names&quot;:false,&quot;dropping-particle&quot;:&quot;&quot;,&quot;non-dropping-particle&quot;:&quot;&quot;}],&quot;issued&quot;:{&quot;date-parts&quot;:[[2023]]},&quot;container-title-short&quot;:&quot;&quot;},&quot;isTemporary&quot;:false}]},{&quot;citationID&quot;:&quot;MENDELEY_CITATION_2be5b8ed-a48f-4176-a3bd-f26c6618591b&quot;,&quot;properties&quot;:{&quot;noteIndex&quot;:0},&quot;isEdited&quot;:false,&quot;manualOverride&quot;:{&quot;isManuallyOverridden&quot;:false,&quot;citeprocText&quot;:&quot;(NASS, 2023)&quot;,&quot;manualOverrideText&quot;:&quot;&quot;},&quot;citationTag&quot;:&quot;MENDELEY_CITATION_v3_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&quot;,&quot;citationItems&quot;:[{&quot;id&quot;:&quot;d701c2d9-2019-3c23-ad55-73a9efa788e5&quot;,&quot;itemData&quot;:{&quot;type&quot;:&quot;article&quot;,&quot;id&quot;:&quot;d701c2d9-2019-3c23-ad55-73a9efa788e5&quot;,&quot;title&quot;:&quot;Surveys. National Agricultural Statistics Service, USDA. URL: https://www.nass.usda.gov/Surveys. Accessed November 2, 2023&quot;,&quot;author&quot;:[{&quot;family&quot;:&quot;NASS&quot;,&quot;given&quot;:&quot;&quot;,&quot;parse-names&quot;:false,&quot;dropping-particle&quot;:&quot;&quot;,&quot;non-dropping-particle&quot;:&quot;&quot;}],&quot;issued&quot;:{&quot;date-parts&quot;:[[2023]]},&quot;container-title-short&quot;:&quot;&quot;},&quot;isTemporary&quot;:false}]},{&quot;citationID&quot;:&quot;MENDELEY_CITATION_bb93a7ce-e889-4746-b684-c110b5fa6ae6&quot;,&quot;properties&quot;:{&quot;noteIndex&quot;:0},&quot;isEdited&quot;:false,&quot;manualOverride&quot;:{&quot;isManuallyOverridden&quot;:false,&quot;citeprocText&quot;:&quot;(Miguez, 2020)&quot;,&quot;manualOverrideText&quot;:&quot;&quot;},&quot;citationTag&quot;:&quot;MENDELEY_CITATION_v3_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&quot;,&quot;citationItems&quot;:[{&quot;id&quot;:&quot;4abf83ce-d2c7-38f1-8ed0-5490e7cd99c2&quot;,&quot;itemData&quot;:{&quot;type&quot;:&quot;article-journal&quot;,&quot;id&quot;:&quot;4abf83ce-d2c7-38f1-8ed0-5490e7cd99c2&quot;,&quot;title&quot;:&quot;apsimx: Inspect, read, edit and run ‘‘APSIM’’ ‘next generation’ and ‘‘APSIM’’ classic. 2020, http://dx.doi.org/10.32614/cran.package.apsimx, CRAN: Contributed Packages, The R Foundation.&quot;,&quot;author&quot;:[{&quot;family&quot;:&quot;Miguez&quot;,&quot;given&quot;:&quot;Fernando&quot;,&quot;parse-names&quot;:false,&quot;dropping-particle&quot;:&quot;&quot;,&quot;non-dropping-particle&quot;:&quot;&quot;}],&quot;issued&quot;:{&quot;date-parts&quot;:[[2020]]},&quot;container-title-short&quot;:&quot;&quot;},&quot;isTemporary&quot;:false}]},{&quot;citationID&quot;:&quot;MENDELEY_CITATION_50fb9ca1-5ddb-494e-a352-0529f1f9e47c&quot;,&quot;properties&quot;:{&quot;noteIndex&quot;:0},&quot;isEdited&quot;:false,&quot;manualOverride&quot;:{&quot;isManuallyOverridden&quot;:false,&quot;citeprocText&quot;:&quot;(Miguez, 2020)&quot;,&quot;manualOverrideText&quot;:&quot;&quot;},&quot;citationTag&quot;:&quot;MENDELEY_CITATION_v3_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&quot;,&quot;citationItems&quot;:[{&quot;id&quot;:&quot;4abf83ce-d2c7-38f1-8ed0-5490e7cd99c2&quot;,&quot;itemData&quot;:{&quot;type&quot;:&quot;article-journal&quot;,&quot;id&quot;:&quot;4abf83ce-d2c7-38f1-8ed0-5490e7cd99c2&quot;,&quot;title&quot;:&quot;apsimx: Inspect, read, edit and run ‘‘APSIM’’ ‘next generation’ and ‘‘APSIM’’ classic. 2020, http://dx.doi.org/10.32614/cran.package.apsimx, CRAN: Contributed Packages, The R Foundation.&quot;,&quot;author&quot;:[{&quot;family&quot;:&quot;Miguez&quot;,&quot;given&quot;:&quot;Fernando&quot;,&quot;parse-names&quot;:false,&quot;dropping-particle&quot;:&quot;&quot;,&quot;non-dropping-particle&quot;:&quot;&quot;}],&quot;issued&quot;:{&quot;date-parts&quot;:[[2020]]},&quot;container-title-short&quot;:&quot;&quot;},&quot;isTemporary&quot;:false}]},{&quot;citationID&quot;:&quot;MENDELEY_CITATION_e500eefa-0404-4052-ad4c-71a78d9bb5cc&quot;,&quot;properties&quot;:{&quot;noteIndex&quot;:0},&quot;isEdited&quot;:false,&quot;manualOverride&quot;:{&quot;isManuallyOverridden&quot;:false,&quot;citeprocText&quot;:&quot;(Elli and Archontoulis, 2023)&quot;,&quot;manualOverrideText&quot;:&quot;&quot;},&quot;citationTag&quot;:&quot;MENDELEY_CITATION_v3_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&quot;,&quot;citationItems&quot;:[{&quot;id&quot;:&quot;7da3663c-c39c-3463-a80c-84581fb2e5b3&quot;,&quot;itemData&quot;:{&quot;type&quot;:&quot;article-journal&quot;,&quot;id&quot;:&quot;7da3663c-c39c-3463-a80c-84581fb2e5b3&quot;,&quot;title&quot;:&quot;Dissecting the contribution of weather and management on water table dynamics under present and future climate scenarios in the US Corn Belt&quot;,&quot;author&quot;:[{&quot;family&quot;:&quot;Elli&quot;,&quot;given&quot;:&quot;Elvis F.&quot;,&quot;parse-names&quot;:false,&quot;dropping-particle&quot;:&quot;&quot;,&quot;non-dropping-particle&quot;:&quot;&quot;},{&quot;family&quot;:&quot;Archontoulis&quot;,&quot;given&quot;:&quot;Sotirios&quot;,&quot;parse-names&quot;:false,&quot;dropping-particle&quot;:&quot;V.&quot;,&quot;non-dropping-particle&quot;:&quot;&quot;}],&quot;container-title&quot;:&quot;Agronomy for Sustainable Development&quot;,&quot;container-title-short&quot;:&quot;Agron. Sustain. Dev.&quot;,&quot;accessed&quot;:{&quot;date-parts&quot;:[[2023,4,12]]},&quot;DOI&quot;:&quot;10.1007/S13593-023-00889-6&quot;,&quot;ISSN&quot;:&quot;1773-0155&quot;,&quot;URL&quot;:&quot;https://link.springer.com/article/10.1007/s13593-023-00889-6&quot;,&quot;issued&quot;:{&quot;date-parts&quot;:[[2023,4,13]]},&quot;page&quot;:&quot;1-16&quot;,&quot;abstract&quot;:&quot;In rainfed crop production regions such as the US Corn belt, the existence of a shallow water table increases crop productivity, decreases inter-annual grain yield variability, and impacts environmental N losses. Understanding how climate and management scenarios influence water table depth is key to designing sustainable and profitable cropping systems. A concurrent cropping systems-level examination of how weather variability, climate change, and agronomic management affect water table dynamics is missing. To fill this knowledge gap, we developed a systems evaluation using APSIM framework with the objectives to (1) quantify how weather and agronomic management (subsurface drainage, tillage, crop sequences) affect the water table depth and its seasonal variability under present and future (2020 to 2080) climate scenarios and (2) develop functional relationships between water table depth and productivity and sustainability indicators to increase our knowledge base. We considered four US Corn Belt environments with various water table depth conditions. Results indicated that the water table depth was mostly dictated by weather conditions, with management to alter water table depth by up to 31% under present climate conditions and up to 6% under future climate projections. The overall ranking of management practices in terms of influence on water table depth was subsurface tile drainage &amp;gt; tillage &amp;gt; crop sequence. The water tables will become slightly deeper in the future, with an overall downward trend of 0.18 cm year−1 (2020–2080), mostly driven by increased temperature and therefore evapotranspiration. For every degree increase in temperature, the water table depth deepened by about 8 cm. Water table depth affected crop yields, rooting depths, N2O emissions, and runoff in different ways revealing important tradeoffs between productivity and sustainability metrics. Our study provides new insights into an important water source for crop production, which can inform decision-making and climate change adaptation strategies.&quot;,&quot;publisher&quot;:&quot;Springer&quot;,&quot;issue&quot;:&quot;2&quot;,&quot;volume&quot;:&quot;43&quot;},&quot;isTemporary&quot;:false}]},{&quot;citationID&quot;:&quot;MENDELEY_CITATION_1139bb8a-03ce-4cff-bdbc-ed9bbd5aa5fb&quot;,&quot;properties&quot;:{&quot;noteIndex&quot;:0},&quot;isEdited&quot;:false,&quot;manualOverride&quot;:{&quot;isManuallyOverridden&quot;:false,&quot;citeprocText&quot;:&quot;(Soil Survey Staff, 2023)&quot;,&quot;manualOverrideText&quot;:&quot;&quot;},&quot;citationTag&quot;:&quot;MENDELEY_CITATION_v3_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&quot;,&quot;citationItems&quot;:[{&quot;id&quot;:&quot;379ccbc3-e52f-3f4e-91bf-4c05a7889afb&quot;,&quot;itemData&quot;:{&quot;type&quot;:&quot;article-journal&quot;,&quot;id&quot;:&quot;379ccbc3-e52f-3f4e-91bf-4c05a7889afb&quot;,&quot;title&quot;:&quot;Soil survey geographic (SSURGO) database. Washington, DC: USDA Natural Resources Conservation Service.&quot;,&quot;author&quot;:[{&quot;family&quot;:&quot;Soil Survey Staff&quot;,&quot;given&quot;:&quot;&quot;,&quot;parse-names&quot;:false,&quot;dropping-particle&quot;:&quot;&quot;,&quot;non-dropping-particle&quot;:&quot;&quot;}],&quot;accessed&quot;:{&quot;date-parts&quot;:[[2019,5,27]]},&quot;issued&quot;:{&quot;date-parts&quot;:[[2023]]},&quot;container-title-short&quot;:&quot;&quot;},&quot;isTemporary&quot;:false}]},{&quot;citationID&quot;:&quot;MENDELEY_CITATION_26b373af-1e86-4941-8d20-241731e7de75&quot;,&quot;properties&quot;:{&quot;noteIndex&quot;:0},&quot;isEdited&quot;:false,&quot;manualOverride&quot;:{&quot;isManuallyOverridden&quot;:false,&quot;citeprocText&quot;:&quot;(NASS, 2023)&quot;,&quot;manualOverrideText&quot;:&quot;&quot;},&quot;citationTag&quot;:&quot;MENDELEY_CITATION_v3_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&quot;,&quot;citationItems&quot;:[{&quot;id&quot;:&quot;d701c2d9-2019-3c23-ad55-73a9efa788e5&quot;,&quot;itemData&quot;:{&quot;type&quot;:&quot;article&quot;,&quot;id&quot;:&quot;d701c2d9-2019-3c23-ad55-73a9efa788e5&quot;,&quot;title&quot;:&quot;Surveys. National Agricultural Statistics Service, USDA. URL: https://www.nass.usda.gov/Surveys. Accessed November 2, 2023&quot;,&quot;author&quot;:[{&quot;family&quot;:&quot;NASS&quot;,&quot;given&quot;:&quot;&quot;,&quot;parse-names&quot;:false,&quot;dropping-particle&quot;:&quot;&quot;,&quot;non-dropping-particle&quot;:&quot;&quot;}],&quot;issued&quot;:{&quot;date-parts&quot;:[[2023]]},&quot;container-title-short&quot;:&quot;&quot;},&quot;isTemporary&quot;:false}]},{&quot;citationID&quot;:&quot;MENDELEY_CITATION_31533401-7cd7-4711-a4d2-566789f116b6&quot;,&quot;properties&quot;:{&quot;noteIndex&quot;:0},&quot;isEdited&quot;:false,&quot;manualOverride&quot;:{&quot;isManuallyOverridden&quot;:false,&quot;citeprocText&quot;:&quot;(Salmeron et al., 2014; Salmerón et al., 2016)&quot;,&quot;manualOverrideText&quot;:&quot;&quot;},&quot;citationTag&quot;:&quot;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&quot;,&quot;citationItems&quot;:[{&quot;id&quot;:&quot;1975601f-77d1-3258-b56b-61d444f55e13&quot;,&quot;itemData&quot;:{&quot;type&quot;:&quot;article-journal&quot;,&quot;id&quot;:&quot;1975601f-77d1-3258-b56b-61d444f55e13&quot;,&quot;title&quot;:&quot;Yield Response to Planting Date Among Soybean Maturity Groups for Irrigated Production in the US Midsouth&quot;,&quot;author&quot;:[{&quot;family&quot;:&quot;Salmerón&quot;,&quot;given&quot;:&quot;Montserrat&quot;,&quot;parse-names&quot;:false,&quot;dropping-particle&quot;:&quot;&quot;,&quot;non-dropping-particle&quot;:&quot;&quot;},{&quot;family&quot;:&quot;Gbur&quot;,&quot;given&quot;:&quot;Edward E.&quot;,&quot;parse-names&quot;:false,&quot;dropping-particle&quot;:&quot;&quot;,&quot;non-dropping-particle&quot;:&quot;&quot;},{&quot;family&quot;:&quot;Bourland&quot;,&quot;given&quot;:&quot;Fred M.&quot;,&quot;parse-names&quot;:false,&quot;dropping-particle&quot;:&quot;&quot;,&quot;non-dropping-particle&quot;:&quot;&quot;},{&quot;family&quot;:&quot;Buehring&quot;,&quot;given&quot;:&quot;Normie W.&quot;,&quot;parse-names&quot;:false,&quot;dropping-particle&quot;:&quot;&quot;,&quot;non-dropping-particle&quot;:&quot;&quot;},{&quot;family&quot;:&quot;Earnest&quot;,&quot;given&quot;:&quot;Larry&quot;,&quot;parse-names&quot;:false,&quot;dropping-particle&quot;:&quot;&quot;,&quot;non-dropping-particle&quot;:&quot;&quot;},{&quot;family&quot;:&quot;Fritschi&quot;,&quot;given&quot;:&quot;Felix B.&quot;,&quot;parse-names&quot;:false,&quot;dropping-particle&quot;:&quot;&quot;,&quot;non-dropping-particle&quot;:&quot;&quot;},{&quot;family&quot;:&quot;Golden&quot;,&quot;given&quot;:&quot;Bobby R.&quot;,&quot;parse-names&quot;:false,&quot;dropping-particle&quot;:&quot;&quot;,&quot;non-dropping-particle&quot;:&quot;&quot;},{&quot;family&quot;:&quot;Hathcoat&quot;,&quot;given&quot;:&quot;Daniel&quot;,&quot;parse-names&quot;:false,&quot;dropping-particle&quot;:&quot;&quot;,&quot;non-dropping-particle&quot;:&quot;&quot;},{&quot;family&quot;:&quot;Lofton&quot;,&quot;given&quot;:&quot;Josh&quot;,&quot;parse-names&quot;:false,&quot;dropping-particle&quot;:&quot;&quot;,&quot;non-dropping-particle&quot;:&quot;&quot;},{&quot;family&quot;:&quot;McClure&quot;,&quot;given&quot;:&quot;Angela Thompson&quot;,&quot;parse-names&quot;:false,&quot;dropping-particle&quot;:&quot;&quot;,&quot;non-dropping-particle&quot;:&quot;&quot;},{&quot;family&quot;:&quot;Miller&quot;,&quot;given&quot;:&quot;Travis D.&quot;,&quot;parse-names&quot;:false,&quot;dropping-particle&quot;:&quot;&quot;,&quot;non-dropping-particle&quot;:&quot;&quot;},{&quot;family&quot;:&quot;Neely&quot;,&quot;given&quot;:&quot;Clark&quot;,&quot;parse-names&quot;:false,&quot;dropping-particle&quot;:&quot;&quot;,&quot;non-dropping-particle&quot;:&quot;&quot;},{&quot;family&quot;:&quot;Shannon&quot;,&quot;given&quot;:&quot;Grover&quot;,&quot;parse-names&quot;:false,&quot;dropping-particle&quot;:&quot;&quot;,&quot;non-dropping-particle&quot;:&quot;&quot;},{&quot;family&quot;:&quot;Udeigwe&quot;,&quot;given&quot;:&quot;Theophilus K.&quot;,&quot;parse-names&quot;:false,&quot;dropping-particle&quot;:&quot;&quot;,&quot;non-dropping-particle&quot;:&quot;&quot;},{&quot;family&quot;:&quot;Verbree&quot;,&quot;given&quot;:&quot;David A.&quot;,&quot;parse-names&quot;:false,&quot;dropping-particle&quot;:&quot;&quot;,&quot;non-dropping-particle&quot;:&quot;&quot;},{&quot;family&quot;:&quot;Vories&quot;,&quot;given&quot;:&quot;Earl D.&quot;,&quot;parse-names&quot;:false,&quot;dropping-particle&quot;:&quot;&quot;,&quot;non-dropping-particle&quot;:&quot;&quot;},{&quot;family&quot;:&quot;Wiebold&quot;,&quot;given&quot;:&quot;William J.&quot;,&quot;parse-names&quot;:false,&quot;dropping-particle&quot;:&quot;&quot;,&quot;non-dropping-particle&quot;:&quot;&quot;},{&quot;family&quot;:&quot;Purcell&quot;,&quot;given&quot;:&quot;Larry C.&quot;,&quot;parse-names&quot;:false,&quot;dropping-particle&quot;:&quot;&quot;,&quot;non-dropping-particle&quot;:&quot;&quot;}],&quot;container-title&quot;:&quot;Crop Science&quot;,&quot;container-title-short&quot;:&quot;Crop Sci.&quot;,&quot;accessed&quot;:{&quot;date-parts&quot;:[[2025,8,18]]},&quot;DOI&quot;:&quot;10.2135/CROPSCI2015.07.0466&quot;,&quot;ISSN&quot;:&quot;1435-0653&quot;,&quot;URL&quot;:&quot;/doi/pdf/10.2135/cropsci2015.07.0466&quot;,&quot;issued&quot;:{&quot;date-parts&quot;:[[2016,3,1]]},&quot;page&quot;:&quot;747-759&quot;,&quot;abstract&quot;:&quot;Planting date is one of the main factors affecting soybean (Glycine max [L.] Merr.) yield. Environmental conditions in the US Midsouth allow for planting dates from late March through early July, and maturity groups (MGs) ranging from 3 to 6. However, the complexity of interactions among planting date, MG, and the environment makes the selection of an optimum MG cultivar difficult. A regional 3-yr study, conducted at eight locations with latitudes ranging from 30.6 to 38.9°N, planting dates ranging from late March to early July, and MGs 3 to 6, was used to examine the relationship between relative yield and planting day. The data indicated that yield was dependent on the location and MG choice. There was a quadratic response of relative yield to planting day in six out of the eight locations studied for MG 3 cultivars, and in five locations for MG 4 cultivars. On the other hand, MG 5 and 6 cultivars were more likely to have a negative linear relationship, with a quadratic response in only two of the eight locations. Optimum planting dates that maximized yield were dependent on the location and MG combination and ranged from 22 March to 17 May. Delaying planting dates from mid May to early June reduced yields by 0.09 to 1.69% per day, with the rate of decline greatest at the southern-most locations. Overall, MG 4 cultivars maximized yield or were not statistically different from the highest yielding MG at most locations and planting dates.&quot;,&quot;publisher&quot;:&quot;John Wiley &amp; Sons, Ltd&quot;,&quot;issue&quot;:&quot;2&quot;,&quot;volume&quot;:&quot;56&quot;},&quot;isTemporary&quot;:false},{&quot;id&quot;:&quot;45a7e396-403f-36c8-a248-3b6b52931d8a&quot;,&quot;itemData&quot;:{&quot;type&quot;:&quot;article-journal&quot;,&quot;id&quot;:&quot;45a7e396-403f-36c8-a248-3b6b52931d8a&quot;,&quot;title&quot;:&quot;Soybean maturity group choices for early and late plantings in the midsouth&quot;,&quot;author&quot;:[{&quot;family&quot;:&quot;Salmeron&quot;,&quot;given&quot;:&quot;Montserrat&quot;,&quot;parse-names&quot;:false,&quot;dropping-particle&quot;:&quot;&quot;,&quot;non-dropping-particle&quot;:&quot;&quot;},{&quot;family&quot;:&quot;Gbur&quot;,&quot;given&quot;:&quot;Edward E.&quot;,&quot;parse-names&quot;:false,&quot;dropping-particle&quot;:&quot;&quot;,&quot;non-dropping-particle&quot;:&quot;&quot;},{&quot;family&quot;:&quot;Bourland&quot;,&quot;given&quot;:&quot;Fred M.&quot;,&quot;parse-names&quot;:false,&quot;dropping-particle&quot;:&quot;&quot;,&quot;non-dropping-particle&quot;:&quot;&quot;},{&quot;family&quot;:&quot;Buehring&quot;,&quot;given&quot;:&quot;Normie W.&quot;,&quot;parse-names&quot;:false,&quot;dropping-particle&quot;:&quot;&quot;,&quot;non-dropping-particle&quot;:&quot;&quot;},{&quot;family&quot;:&quot;Earnest&quot;,&quot;given&quot;:&quot;Larry&quot;,&quot;parse-names&quot;:false,&quot;dropping-particle&quot;:&quot;&quot;,&quot;non-dropping-particle&quot;:&quot;&quot;},{&quot;family&quot;:&quot;Fritschi&quot;,&quot;given&quot;:&quot;Felix B.&quot;,&quot;parse-names&quot;:false,&quot;dropping-particle&quot;:&quot;&quot;,&quot;non-dropping-particle&quot;:&quot;&quot;},{&quot;family&quot;:&quot;Golden&quot;,&quot;given&quot;:&quot;Bobby R.&quot;,&quot;parse-names&quot;:false,&quot;dropping-particle&quot;:&quot;&quot;,&quot;non-dropping-particle&quot;:&quot;&quot;},{&quot;family&quot;:&quot;Hathcoat&quot;,&quot;given&quot;:&quot;Daniel&quot;,&quot;parse-names&quot;:false,&quot;dropping-particle&quot;:&quot;&quot;,&quot;non-dropping-particle&quot;:&quot;&quot;},{&quot;family&quot;:&quot;Lofton&quot;,&quot;given&quot;:&quot;Josh&quot;,&quot;parse-names&quot;:false,&quot;dropping-particle&quot;:&quot;&quot;,&quot;non-dropping-particle&quot;:&quot;&quot;},{&quot;family&quot;:&quot;Miller&quot;,&quot;given&quot;:&quot;Travis D.&quot;,&quot;parse-names&quot;:false,&quot;dropping-particle&quot;:&quot;&quot;,&quot;non-dropping-particle&quot;:&quot;&quot;},{&quot;family&quot;:&quot;Neely&quot;,&quot;given&quot;:&quot;Clark&quot;,&quot;parse-names&quot;:false,&quot;dropping-particle&quot;:&quot;&quot;,&quot;non-dropping-particle&quot;:&quot;&quot;},{&quot;family&quot;:&quot;Shannon&quot;,&quot;given&quot;:&quot;Grover&quot;,&quot;parse-names&quot;:false,&quot;dropping-particle&quot;:&quot;&quot;,&quot;non-dropping-particle&quot;:&quot;&quot;},{&quot;family&quot;:&quot;Udeigwe&quot;,&quot;given&quot;:&quot;Theophilus K.&quot;,&quot;parse-names&quot;:false,&quot;dropping-particle&quot;:&quot;&quot;,&quot;non-dropping-particle&quot;:&quot;&quot;},{&quot;family&quot;:&quot;Verbree&quot;,&quot;given&quot;:&quot;David A.&quot;,&quot;parse-names&quot;:false,&quot;dropping-particle&quot;:&quot;&quot;,&quot;non-dropping-particle&quot;:&quot;&quot;},{&quot;family&quot;:&quot;Vories&quot;,&quot;given&quot;:&quot;Earl D.&quot;,&quot;parse-names&quot;:false,&quot;dropping-particle&quot;:&quot;&quot;,&quot;non-dropping-particle&quot;:&quot;&quot;},{&quot;family&quot;:&quot;Wiebold&quot;,&quot;given&quot;:&quot;William J.&quot;,&quot;parse-names&quot;:false,&quot;dropping-particle&quot;:&quot;&quot;,&quot;non-dropping-particle&quot;:&quot;&quot;},{&quot;family&quot;:&quot;Purcell&quot;,&quot;given&quot;:&quot;Larry C.&quot;,&quot;parse-names&quot;:false,&quot;dropping-particle&quot;:&quot;&quot;,&quot;non-dropping-particle&quot;:&quot;&quot;}],&quot;container-title&quot;:&quot;Agronomy Journal&quot;,&quot;container-title-short&quot;:&quot;Agron. J.&quot;,&quot;accessed&quot;:{&quot;date-parts&quot;:[[2023,11,7]]},&quot;DOI&quot;:&quot;10.2134/AGRONJ14.0222&quot;,&quot;ISSN&quot;:&quot;14350645&quot;,&quot;issued&quot;:{&quot;date-parts&quot;:[[2014,9,1]]},&quot;page&quot;:&quot;1893-1901&quot;,&quot;abstract&quot;:&quot;Growing conditions in the U.S. Midsouth allow for large soybean [Glycine max L. (Merr.)] yields under irrigation, but there is limited information on planting dates (PD) and maturity group (MG) choices to aid in cultivar selection. Analysis of variance across eight (2012) and 10 (2013) locations, four PD, and 16 cultivars (MG 3–6), revealed that the genotype by environment (G×E) interaction accounted for 38 to 22% of the total yield variability. Stability-analysis techniques and probability of low yields were used to investigate this interaction. Planting dates were grouped within early- and late-planting systems. Results showed that MG 4 and 5 cultivars in early-planting systems had the largest average yields, whereas for late-planting systems, late MG 3 to late MG 4 cultivars had the largest yields. Least square means by MG within planting systems at each environment showed that MG 4 cultivars had the greatest yields or were not significantly different from the MG with the greatest yields in 100% of the environments for both early- and late-planting systems. Yields of MG 5 cultivars were similar to those of MG 4 in 100% of the environments with an early planting but only in 20% of the environments with a late planting. The MG 3 cultivars were the best second choice for late plantings, with similar yields to MG 4 cultivars in 55 to 75% of the environments. These results have profound implications for MG recommendations in irrigated soybean in the U.S. Midsouth and indicate the need to reconsider common MG recommendations.&quot;,&quot;publisher&quot;:&quot;American Society of Agronomy&quot;,&quot;issue&quot;:&quot;5&quot;,&quot;volume&quot;:&quot;106&quot;},&quot;isTemporary&quot;:false}]},{&quot;citationID&quot;:&quot;MENDELEY_CITATION_6fcdf6ef-1968-4014-9eda-0054f174b707&quot;,&quot;properties&quot;:{&quot;noteIndex&quot;:0},&quot;isEdited&quot;:false,&quot;manualOverride&quot;:{&quot;isManuallyOverridden&quot;:true,&quot;citeprocText&quot;:&quot;(Elli et al., 2022)&quot;,&quot;manualOverrideText&quot;:&quot;Elli et al. (2022)&quot;},&quot;citationTag&quot;:&quot;MENDELEY_CITATION_v3_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&quot;,&quot;citationItems&quot;:[{&quot;id&quot;:&quot;b207dd7b-b57e-3a70-9e53-91c5eefcc6bd&quot;,&quot;itemData&quot;:{&quot;type&quot;:&quot;article-journal&quot;,&quot;id&quot;:&quot;b207dd7b-b57e-3a70-9e53-91c5eefcc6bd&quot;,&quot;title&quot;:&quot;Climate Change and Management Impacts on Soybean N Fixation, Soil N Mineralization, N2O Emissions, and Seed Yield&quot;,&quot;author&quot;:[{&quot;family&quot;:&quot;Elli&quot;,&quot;given&quot;:&quot;Elvis F.&quot;,&quot;parse-names&quot;:false,&quot;dropping-particle&quot;:&quot;&quot;,&quot;non-dropping-particle&quot;:&quot;&quot;},{&quot;family&quot;:&quot;Ciampitti&quot;,&quot;given&quot;:&quot;Ignacio A.&quot;,&quot;parse-names&quot;:false,&quot;dropping-particle&quot;:&quot;&quot;,&quot;non-dropping-particle&quot;:&quot;&quot;},{&quot;family&quot;:&quot;Castellano&quot;,&quot;given&quot;:&quot;Michael J.&quot;,&quot;parse-names&quot;:false,&quot;dropping-particle&quot;:&quot;&quot;,&quot;non-dropping-particle&quot;:&quot;&quot;},{&quot;family&quot;:&quot;Purcell&quot;,&quot;given&quot;:&quot;Larry C.&quot;,&quot;parse-names&quot;:false,&quot;dropping-particle&quot;:&quot;&quot;,&quot;non-dropping-particle&quot;:&quot;&quot;},{&quot;family&quot;:&quot;Naeve&quot;,&quot;given&quot;:&quot;Seth&quot;,&quot;parse-names&quot;:false,&quot;dropping-particle&quot;:&quot;&quot;,&quot;non-dropping-particle&quot;:&quot;&quot;},{&quot;family&quot;:&quot;Grassini&quot;,&quot;given&quot;:&quot;Patricio&quot;,&quot;parse-names&quot;:false,&quot;dropping-particle&quot;:&quot;&quot;,&quot;non-dropping-particle&quot;:&quot;&quot;},{&quot;family&quot;:&quot;Menza&quot;,&quot;given&quot;:&quot;Nicolas C.&quot;,&quot;parse-names&quot;:false,&quot;dropping-particle&quot;:&quot;&quot;,&quot;non-dropping-particle&quot;:&quot;La&quot;},{&quot;family&quot;:&quot;Moro Rosso&quot;,&quot;given&quot;:&quot;Luiz&quot;,&quot;parse-names&quot;:false,&quot;dropping-particle&quot;:&quot;&quot;,&quot;non-dropping-particle&quot;:&quot;&quot;},{&quot;family&quot;:&quot;Borja Reis&quot;,&quot;given&quot;:&quot;André F.&quot;,&quot;parse-names&quot;:false,&quot;dropping-particle&quot;:&quot;&quot;,&quot;non-dropping-particle&quot;:&quot;de&quot;},{&quot;family&quot;:&quot;Kovács&quot;,&quot;given&quot;:&quot;Péter&quot;,&quot;parse-names&quot;:false,&quot;dropping-particle&quot;:&quot;&quot;,&quot;non-dropping-particle&quot;:&quot;&quot;},{&quot;family&quot;:&quot;Archontoulis&quot;,&quot;given&quot;:&quot;Sotirios&quot;,&quot;parse-names&quot;:false,&quot;dropping-particle&quot;:&quot;V.&quot;,&quot;non-dropping-particle&quot;:&quot;&quot;}],&quot;container-title&quot;:&quot;Frontiers in Plant Science&quot;,&quot;container-title-short&quot;:&quot;Front. Plant Sci.&quot;,&quot;accessed&quot;:{&quot;date-parts&quot;:[[2022,5,11]]},&quot;DOI&quot;:&quot;10.3389/FPLS.2022.849896&quot;,&quot;ISSN&quot;:&quot;1664-462X&quot;,&quot;URL&quot;:&quot;https://www.frontiersin.org/articles/10.3389/fpls.2022.849896/full&quot;,&quot;issued&quot;:{&quot;date-parts&quot;:[[2022,4,27]]},&quot;page&quot;:&quot;1-15&quot;,&quot;abstract&quot;:&quot;Limited knowledge about how nitrogen (N) dynamics are affected by climate change, weather variability, and crop management is a major barrier to improving productivity and environmental performance in soybean-based cropping systems. To fill this knowledge gap, we created a systems understanding of agroecosystem N dynamics and quantified the impact of controllable (management) and uncontrollable (weather, climate) factors on N fluxes and soybean yields. We performed a simulation experiment across 10 soybean production environments in the US using the APSIM model and future climate projections from five global circulation models. Climate change (2020-2080) increased N mineralization (24%) and N2O emissions (19%) but decreased N fixation (32%), seed N (20%), and yields (19%). Soil and crop management practices altered N fluxes at a similar magnitude as climate change but in many different directions, revealing opportunities to improve soybean systems performance. Among many practices explored, we identified two solutions with great potential: improved residue management (short-term) and water management (long-term). Inter-annual weather variability and management practices affected soybean yield less than N fluxes, which creates opportunities to manage N fluxes without compromising yields, especially in regions with adequate to excess soil moisture. This work provides actionable results (tradeoffs, synergies, directions) to inform decision-making for adapting crop management in a changing climate to improve soybean production systems.&quot;,&quot;publisher&quot;:&quot;Frontiers&quot;,&quot;issue&quot;:&quot;849896&quot;,&quot;volume&quot;:&quot;13&quot;},&quot;isTemporary&quot;:false}]},{&quot;citationID&quot;:&quot;MENDELEY_CITATION_54febb1d-8519-4cac-9bb0-98e1f06aa517&quot;,&quot;properties&quot;:{&quot;noteIndex&quot;:0},&quot;isEdited&quot;:false,&quot;manualOverride&quot;:{&quot;isManuallyOverridden&quot;:false,&quot;citeprocText&quot;:&quot;(Elli and Archontoulis, 2023)&quot;,&quot;manualOverrideText&quot;:&quot;&quot;},&quot;citationTag&quot;:&quot;MENDELEY_CITATION_v3_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&quot;,&quot;citationItems&quot;:[{&quot;id&quot;:&quot;7da3663c-c39c-3463-a80c-84581fb2e5b3&quot;,&quot;itemData&quot;:{&quot;type&quot;:&quot;article-journal&quot;,&quot;id&quot;:&quot;7da3663c-c39c-3463-a80c-84581fb2e5b3&quot;,&quot;title&quot;:&quot;Dissecting the contribution of weather and management on water table dynamics under present and future climate scenarios in the US Corn Belt&quot;,&quot;author&quot;:[{&quot;family&quot;:&quot;Elli&quot;,&quot;given&quot;:&quot;Elvis F.&quot;,&quot;parse-names&quot;:false,&quot;dropping-particle&quot;:&quot;&quot;,&quot;non-dropping-particle&quot;:&quot;&quot;},{&quot;family&quot;:&quot;Archontoulis&quot;,&quot;given&quot;:&quot;Sotirios&quot;,&quot;parse-names&quot;:false,&quot;dropping-particle&quot;:&quot;V.&quot;,&quot;non-dropping-particle&quot;:&quot;&quot;}],&quot;container-title&quot;:&quot;Agronomy for Sustainable Development&quot;,&quot;container-title-short&quot;:&quot;Agron. Sustain. Dev.&quot;,&quot;accessed&quot;:{&quot;date-parts&quot;:[[2023,4,12]]},&quot;DOI&quot;:&quot;10.1007/S13593-023-00889-6&quot;,&quot;ISSN&quot;:&quot;1773-0155&quot;,&quot;URL&quot;:&quot;https://link.springer.com/article/10.1007/s13593-023-00889-6&quot;,&quot;issued&quot;:{&quot;date-parts&quot;:[[2023,4,13]]},&quot;page&quot;:&quot;1-16&quot;,&quot;abstract&quot;:&quot;In rainfed crop production regions such as the US Corn belt, the existence of a shallow water table increases crop productivity, decreases inter-annual grain yield variability, and impacts environmental N losses. Understanding how climate and management scenarios influence water table depth is key to designing sustainable and profitable cropping systems. A concurrent cropping systems-level examination of how weather variability, climate change, and agronomic management affect water table dynamics is missing. To fill this knowledge gap, we developed a systems evaluation using APSIM framework with the objectives to (1) quantify how weather and agronomic management (subsurface drainage, tillage, crop sequences) affect the water table depth and its seasonal variability under present and future (2020 to 2080) climate scenarios and (2) develop functional relationships between water table depth and productivity and sustainability indicators to increase our knowledge base. We considered four US Corn Belt environments with various water table depth conditions. Results indicated that the water table depth was mostly dictated by weather conditions, with management to alter water table depth by up to 31% under present climate conditions and up to 6% under future climate projections. The overall ranking of management practices in terms of influence on water table depth was subsurface tile drainage &amp;gt; tillage &amp;gt; crop sequence. The water tables will become slightly deeper in the future, with an overall downward trend of 0.18 cm year−1 (2020–2080), mostly driven by increased temperature and therefore evapotranspiration. For every degree increase in temperature, the water table depth deepened by about 8 cm. Water table depth affected crop yields, rooting depths, N2O emissions, and runoff in different ways revealing important tradeoffs between productivity and sustainability metrics. Our study provides new insights into an important water source for crop production, which can inform decision-making and climate change adaptation strategies.&quot;,&quot;publisher&quot;:&quot;Springer&quot;,&quot;issue&quot;:&quot;2&quot;,&quot;volume&quot;:&quot;43&quot;},&quot;isTemporary&quot;:false}]},{&quot;citationID&quot;:&quot;MENDELEY_CITATION_44347923-adf6-4167-94ce-2dcff676711d&quot;,&quot;properties&quot;:{&quot;noteIndex&quot;:0},&quot;isEdited&quot;:false,&quot;manualOverride&quot;:{&quot;isManuallyOverridden&quot;:false,&quot;citeprocText&quot;:&quot;(Elli et al., 2022)&quot;,&quot;manualOverrideText&quot;:&quot;&quot;},&quot;citationTag&quot;:&quot;MENDELEY_CITATION_v3_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&quot;,&quot;citationItems&quot;:[{&quot;id&quot;:&quot;b207dd7b-b57e-3a70-9e53-91c5eefcc6bd&quot;,&quot;itemData&quot;:{&quot;type&quot;:&quot;article-journal&quot;,&quot;id&quot;:&quot;b207dd7b-b57e-3a70-9e53-91c5eefcc6bd&quot;,&quot;title&quot;:&quot;Climate Change and Management Impacts on Soybean N Fixation, Soil N Mineralization, N2O Emissions, and Seed Yield&quot;,&quot;author&quot;:[{&quot;family&quot;:&quot;Elli&quot;,&quot;given&quot;:&quot;Elvis F.&quot;,&quot;parse-names&quot;:false,&quot;dropping-particle&quot;:&quot;&quot;,&quot;non-dropping-particle&quot;:&quot;&quot;},{&quot;family&quot;:&quot;Ciampitti&quot;,&quot;given&quot;:&quot;Ignacio A.&quot;,&quot;parse-names&quot;:false,&quot;dropping-particle&quot;:&quot;&quot;,&quot;non-dropping-particle&quot;:&quot;&quot;},{&quot;family&quot;:&quot;Castellano&quot;,&quot;given&quot;:&quot;Michael J.&quot;,&quot;parse-names&quot;:false,&quot;dropping-particle&quot;:&quot;&quot;,&quot;non-dropping-particle&quot;:&quot;&quot;},{&quot;family&quot;:&quot;Purcell&quot;,&quot;given&quot;:&quot;Larry C.&quot;,&quot;parse-names&quot;:false,&quot;dropping-particle&quot;:&quot;&quot;,&quot;non-dropping-particle&quot;:&quot;&quot;},{&quot;family&quot;:&quot;Naeve&quot;,&quot;given&quot;:&quot;Seth&quot;,&quot;parse-names&quot;:false,&quot;dropping-particle&quot;:&quot;&quot;,&quot;non-dropping-particle&quot;:&quot;&quot;},{&quot;family&quot;:&quot;Grassini&quot;,&quot;given&quot;:&quot;Patricio&quot;,&quot;parse-names&quot;:false,&quot;dropping-particle&quot;:&quot;&quot;,&quot;non-dropping-particle&quot;:&quot;&quot;},{&quot;family&quot;:&quot;Menza&quot;,&quot;given&quot;:&quot;Nicolas C.&quot;,&quot;parse-names&quot;:false,&quot;dropping-particle&quot;:&quot;&quot;,&quot;non-dropping-particle&quot;:&quot;La&quot;},{&quot;family&quot;:&quot;Moro Rosso&quot;,&quot;given&quot;:&quot;Luiz&quot;,&quot;parse-names&quot;:false,&quot;dropping-particle&quot;:&quot;&quot;,&quot;non-dropping-particle&quot;:&quot;&quot;},{&quot;family&quot;:&quot;Borja Reis&quot;,&quot;given&quot;:&quot;André F.&quot;,&quot;parse-names&quot;:false,&quot;dropping-particle&quot;:&quot;&quot;,&quot;non-dropping-particle&quot;:&quot;de&quot;},{&quot;family&quot;:&quot;Kovács&quot;,&quot;given&quot;:&quot;Péter&quot;,&quot;parse-names&quot;:false,&quot;dropping-particle&quot;:&quot;&quot;,&quot;non-dropping-particle&quot;:&quot;&quot;},{&quot;family&quot;:&quot;Archontoulis&quot;,&quot;given&quot;:&quot;Sotirios&quot;,&quot;parse-names&quot;:false,&quot;dropping-particle&quot;:&quot;V.&quot;,&quot;non-dropping-particle&quot;:&quot;&quot;}],&quot;container-title&quot;:&quot;Frontiers in Plant Science&quot;,&quot;container-title-short&quot;:&quot;Front. Plant Sci.&quot;,&quot;accessed&quot;:{&quot;date-parts&quot;:[[2022,5,11]]},&quot;DOI&quot;:&quot;10.3389/FPLS.2022.849896&quot;,&quot;ISSN&quot;:&quot;1664-462X&quot;,&quot;URL&quot;:&quot;https://www.frontiersin.org/articles/10.3389/fpls.2022.849896/full&quot;,&quot;issued&quot;:{&quot;date-parts&quot;:[[2022,4,27]]},&quot;page&quot;:&quot;1-15&quot;,&quot;abstract&quot;:&quot;Limited knowledge about how nitrogen (N) dynamics are affected by climate change, weather variability, and crop management is a major barrier to improving productivity and environmental performance in soybean-based cropping systems. To fill this knowledge gap, we created a systems understanding of agroecosystem N dynamics and quantified the impact of controllable (management) and uncontrollable (weather, climate) factors on N fluxes and soybean yields. We performed a simulation experiment across 10 soybean production environments in the US using the APSIM model and future climate projections from five global circulation models. Climate change (2020-2080) increased N mineralization (24%) and N2O emissions (19%) but decreased N fixation (32%), seed N (20%), and yields (19%). Soil and crop management practices altered N fluxes at a similar magnitude as climate change but in many different directions, revealing opportunities to improve soybean systems performance. Among many practices explored, we identified two solutions with great potential: improved residue management (short-term) and water management (long-term). Inter-annual weather variability and management practices affected soybean yield less than N fluxes, which creates opportunities to manage N fluxes without compromising yields, especially in regions with adequate to excess soil moisture. This work provides actionable results (tradeoffs, synergies, directions) to inform decision-making for adapting crop management in a changing climate to improve soybean production systems.&quot;,&quot;publisher&quot;:&quot;Frontiers&quot;,&quot;issue&quot;:&quot;849896&quot;,&quot;volume&quot;:&quot;13&quot;},&quot;isTemporary&quot;:false}]},{&quot;citationID&quot;:&quot;MENDELEY_CITATION_33ef387e-ec79-40db-acad-c7f2612cd861&quot;,&quot;properties&quot;:{&quot;noteIndex&quot;:0},&quot;isEdited&quot;:false,&quot;manualOverride&quot;:{&quot;isManuallyOverridden&quot;:false,&quot;citeprocText&quot;:&quot;(NASS, 2023)&quot;,&quot;manualOverrideText&quot;:&quot;&quot;},&quot;citationTag&quot;:&quot;MENDELEY_CITATION_v3_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&quot;,&quot;citationItems&quot;:[{&quot;id&quot;:&quot;d701c2d9-2019-3c23-ad55-73a9efa788e5&quot;,&quot;itemData&quot;:{&quot;type&quot;:&quot;article&quot;,&quot;id&quot;:&quot;d701c2d9-2019-3c23-ad55-73a9efa788e5&quot;,&quot;title&quot;:&quot;Surveys. National Agricultural Statistics Service, USDA. URL: https://www.nass.usda.gov/Surveys. Accessed November 2, 2023&quot;,&quot;author&quot;:[{&quot;family&quot;:&quot;NASS&quot;,&quot;given&quot;:&quot;&quot;,&quot;parse-names&quot;:false,&quot;dropping-particle&quot;:&quot;&quot;,&quot;non-dropping-particle&quot;:&quot;&quot;}],&quot;issued&quot;:{&quot;date-parts&quot;:[[2023]]},&quot;container-title-short&quot;:&quot;&quot;},&quot;isTemporary&quot;:false}]},{&quot;citationID&quot;:&quot;MENDELEY_CITATION_f8b0c322-a069-4ce3-9b7a-894fd3b59ad2&quot;,&quot;properties&quot;:{&quot;noteIndex&quot;:0},&quot;isEdited&quot;:false,&quot;manualOverride&quot;:{&quot;isManuallyOverridden&quot;:true,&quot;citeprocText&quot;:&quot;(Deryng et al., 2014)&quot;,&quot;manualOverrideText&quot;:&quot;Deryng et al. (2014)&quot;},&quot;citationTag&quot;:&quot;MENDELEY_CITATION_v3_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&quot;,&quot;citationItems&quot;:[{&quot;id&quot;:&quot;3bcb2f44-e665-3c4f-a548-7085c0e78ff9&quot;,&quot;itemData&quot;:{&quot;type&quot;:&quot;article-journal&quot;,&quot;id&quot;:&quot;3bcb2f44-e665-3c4f-a548-7085c0e78ff9&quot;,&quot;title&quot;:&quot;Global crop yield response to extreme heat stress under multiple climate change futures&quot;,&quot;author&quot;:[{&quot;family&quot;:&quot;Deryng&quot;,&quot;given&quot;:&quot;Delphine&quot;,&quot;parse-names&quot;:false,&quot;dropping-particle&quot;:&quot;&quot;,&quot;non-dropping-particle&quot;:&quot;&quot;},{&quot;family&quot;:&quot;Conway&quot;,&quot;given&quot;:&quot;Declan&quot;,&quot;parse-names&quot;:false,&quot;dropping-particle&quot;:&quot;&quot;,&quot;non-dropping-particle&quot;:&quot;&quot;},{&quot;family&quot;:&quot;Ramankutty&quot;,&quot;given&quot;:&quot;Navin&quot;,&quot;parse-names&quot;:false,&quot;dropping-particle&quot;:&quot;&quot;,&quot;non-dropping-particle&quot;:&quot;&quot;},{&quot;family&quot;:&quot;Price&quot;,&quot;given&quot;:&quot;Jeff&quot;,&quot;parse-names&quot;:false,&quot;dropping-particle&quot;:&quot;&quot;,&quot;non-dropping-particle&quot;:&quot;&quot;},{&quot;family&quot;:&quot;Warren&quot;,&quot;given&quot;:&quot;Rachel&quot;,&quot;parse-names&quot;:false,&quot;dropping-particle&quot;:&quot;&quot;,&quot;non-dropping-particle&quot;:&quot;&quot;}],&quot;container-title&quot;:&quot;Environmental Research Letters&quot;,&quot;accessed&quot;:{&quot;date-parts&quot;:[[2025,9,15]]},&quot;DOI&quot;:&quot;10.1088/1748-9326/9/3/034011&quot;,&quot;ISSN&quot;:&quot;1748-9326&quot;,&quot;URL&quot;:&quot;https://iopscience.iop.org/article/10.1088/1748-9326/9/3/034011&quot;,&quot;issued&quot;:{&quot;date-parts&quot;:[[2014,3,19]]},&quot;page&quot;:&quot;034011&quot;,&quot;abstract&quot;:&quot;Extreme heat stress during the crop reproductive period can be critical for crop productivity. Projected changes in the frequency and severity of extreme climatic events are expected to negatively impact crop yields and global food production. This study applies the global crop model PEGASUS to quantify, for the first time at the global scale, impacts of extreme heat stress on maize, spring wheat and soybean yields resulting from 72 climate change scenarios for the 21st century. Our results project maize to face progressively worse impacts under a range of RCPs but spring wheat and soybean to improve globally through to the 2080s due to CO2fertilization effects, even though parts of the tropic and sub-tropic regions could face substantial yield declines. We find extreme heat stress at anthesis (HSA) by the 2080s (relative to the 1980s) under RCP 8.5, taking into account CO2fertilization effects, could double global losses of maize yield (ΔY = -12.8 ± 6.7% versus - 7.0 ± 5.3% without HSA), reduce projected gains in spring wheat yield by half (ΔY = 34.3 ± 13.5% versus 72.0 ± 10.9% without HSA) and in soybean yield by a quarter (ΔY = 15.3 ± 26.5% versus 20.4 ± 22.1% without HSA). The range reflects uncertainty due to differences between climate model scenarios; soybean exhibits both positive and negative impacts, maize is generally negative and spring wheat generally positive. Furthermore, when assuming CO2fertilization effects to be negligible, we observe drastic climate mitigation policy as in RCP 2.6 could avoid more than 80% of the global average yield losses otherwise expected by the 2080s under RCP 8.5. We show large disparities in climate impacts across regions and find extreme heat stress adversely affects major producing regions and lower income countries. © 2014 IOP Publishing Ltd.&quot;,&quot;publisher&quot;:&quot;IOP Publishing&quot;,&quot;issue&quot;:&quot;3&quot;,&quot;volume&quot;:&quot;9&quot;,&quot;container-title-short&quot;:&quot;&quot;},&quot;isTemporary&quot;:false}]},{&quot;citationID&quot;:&quot;MENDELEY_CITATION_e41a9751-9f8a-48a0-b490-0b299be0d102&quot;,&quot;properties&quot;:{&quot;noteIndex&quot;:0},&quot;isEdited&quot;:false,&quot;manualOverride&quot;:{&quot;isManuallyOverridden&quot;:true,&quot;citeprocText&quot;:&quot;(Nendel et al., 2023)&quot;,&quot;manualOverrideText&quot;:&quot;Nendel et al. (2023)&quot;},&quot;citationTag&quot;:&quot;MENDELEY_CITATION_v3_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&quot;,&quot;citationItems&quot;:[{&quot;id&quot;:&quot;70e802fa-62b2-3f68-8cbb-6a1d4a3ba733&quot;,&quot;itemData&quot;:{&quot;type&quot;:&quot;article-journal&quot;,&quot;id&quot;:&quot;70e802fa-62b2-3f68-8cbb-6a1d4a3ba733&quot;,&quot;title&quot;:&quot;Future area expansion outweighs increasing drought risk for soybean in Europe&quot;,&quot;author&quot;:[{&quot;family&quot;:&quot;Nendel&quot;,&quot;given&quot;:&quot;Claas&quot;,&quot;parse-names&quot;:false,&quot;dropping-particle&quot;:&quot;&quot;,&quot;non-dropping-particle&quot;:&quot;&quot;},{&quot;family&quot;:&quot;Reckling&quot;,&quot;given&quot;:&quot;Moritz&quot;,&quot;parse-names&quot;:false,&quot;dropping-particle&quot;:&quot;&quot;,&quot;non-dropping-particle&quot;:&quot;&quot;},{&quot;family&quot;:&quot;Debaeke&quot;,&quot;given&quot;:&quot;Philippe&quot;,&quot;parse-names&quot;:false,&quot;dropping-particle&quot;:&quot;&quot;,&quot;non-dropping-particle&quot;:&quot;&quot;},{&quot;family&quot;:&quot;Schulz&quot;,&quot;given&quot;:&quot;Susanne&quot;,&quot;parse-names&quot;:false,&quot;dropping-particle&quot;:&quot;&quot;,&quot;non-dropping-particle&quot;:&quot;&quot;},{&quot;family&quot;:&quot;Berg-Mohnicke&quot;,&quot;given&quot;:&quot;Michael&quot;,&quot;parse-names&quot;:false,&quot;dropping-particle&quot;:&quot;&quot;,&quot;non-dropping-particle&quot;:&quot;&quot;},{&quot;family&quot;:&quot;Constantin&quot;,&quot;given&quot;:&quot;Julie&quot;,&quot;parse-names&quot;:false,&quot;dropping-particle&quot;:&quot;&quot;,&quot;non-dropping-particle&quot;:&quot;&quot;},{&quot;family&quot;:&quot;Fronzek&quot;,&quot;given&quot;:&quot;Stefan&quot;,&quot;parse-names&quot;:false,&quot;dropping-particle&quot;:&quot;&quot;,&quot;non-dropping-particle&quot;:&quot;&quot;},{&quot;family&quot;:&quot;Hoffmann&quot;,&quot;given&quot;:&quot;Munir&quot;,&quot;parse-names&quot;:false,&quot;dropping-particle&quot;:&quot;&quot;,&quot;non-dropping-particle&quot;:&quot;&quot;},{&quot;family&quot;:&quot;Jakšić&quot;,&quot;given&quot;:&quot;Snežana&quot;,&quot;parse-names&quot;:false,&quot;dropping-particle&quot;:&quot;&quot;,&quot;non-dropping-particle&quot;:&quot;&quot;},{&quot;family&quot;:&quot;Kersebaum&quot;,&quot;given&quot;:&quot;Kurt Christian&quot;,&quot;parse-names&quot;:false,&quot;dropping-particle&quot;:&quot;&quot;,&quot;non-dropping-particle&quot;:&quot;&quot;},{&quot;family&quot;:&quot;Klimek-Kopyra&quot;,&quot;given&quot;:&quot;Agnieszka&quot;,&quot;parse-names&quot;:false,&quot;dropping-particle&quot;:&quot;&quot;,&quot;non-dropping-particle&quot;:&quot;&quot;},{&quot;family&quot;:&quot;Raynal&quot;,&quot;given&quot;:&quot;Hélène&quot;,&quot;parse-names&quot;:false,&quot;dropping-particle&quot;:&quot;&quot;,&quot;non-dropping-particle&quot;:&quot;&quot;},{&quot;family&quot;:&quot;Schoving&quot;,&quot;given&quot;:&quot;Céline&quot;,&quot;parse-names&quot;:false,&quot;dropping-particle&quot;:&quot;&quot;,&quot;non-dropping-particle&quot;:&quot;&quot;},{&quot;family&quot;:&quot;Stella&quot;,&quot;given&quot;:&quot;Tommaso&quot;,&quot;parse-names&quot;:false,&quot;dropping-particle&quot;:&quot;&quot;,&quot;non-dropping-particle&quot;:&quot;&quot;},{&quot;family&quot;:&quot;Battisti&quot;,&quot;given&quot;:&quot;Rafael&quot;,&quot;parse-names&quot;:false,&quot;dropping-particle&quot;:&quot;&quot;,&quot;non-dropping-particle&quot;:&quot;&quot;}],&quot;container-title&quot;:&quot;Global Change Biology&quot;,&quot;container-title-short&quot;:&quot;Glob. Chang. Biol.&quot;,&quot;DOI&quot;:&quot;10.1111/gcb.16562&quot;,&quot;ISSN&quot;:&quot;13652486&quot;,&quot;PMID&quot;:&quot;36524285&quot;,&quot;issued&quot;:{&quot;date-parts&quot;:[[2023,3,1]]},&quot;page&quot;:&quot;1340-1358&quot;,&quot;abstract&quot;:&quot;The European Union is highly dependent on soybean imports from overseas to meet its protein demands. Individual Member States have been quick to declare self-sufficiency targets for plant-based proteins, but detailed strategies are still lacking. Rising global temperatures have painted an image of a bright future for soybean production in Europe, but emerging climatic risks such as drought have so far not been included in any of those outlooks. Here, we present simulations of future soybean production and the most prominent risk factors across Europe using an ensemble of climate and soybean growth models. Projections suggest a substantial increase in potential soybean production area and productivity in Central Europe, while southern European production would become increasingly dependent on supplementary irrigation. Average productivity would rise by 8.3% (RCP 4.5) to 8.7% (RCP 8.5) as a result of improved growing conditions (plant physiology benefiting from rising temperature and CO2 levels) and farmers adapting to them by using cultivars with longer phenological cycles. Suitable production area would rise by 31.4% (RCP 4.5) to 37.7% (RCP 8.5) by the mid-century, contributing considerably more than productivity increase to the production potential for closing the protein gap in Europe. While wet conditions at harvest and incidental cold spells are the current key challenges for extending soybean production, the models and climate data analysis anticipate that drought and heat will become the dominant limitations in the future. Breeding for heat-tolerant and water-efficient genotypes is needed to further improve soybean adaptation to changing climatic conditions.&quot;,&quot;publisher&quot;:&quot;John Wiley and Sons Inc&quot;,&quot;issue&quot;:&quot;5&quot;,&quot;volume&quot;:&quot;29&quot;},&quot;isTemporary&quot;:false}]},{&quot;citationID&quot;:&quot;MENDELEY_CITATION_6ea22f97-c6fb-426e-9c2e-40d35652093b&quot;,&quot;properties&quot;:{&quot;noteIndex&quot;:0},&quot;isEdited&quot;:false,&quot;manualOverride&quot;:{&quot;isManuallyOverridden&quot;:true,&quot;citeprocText&quot;:&quot;(Lobell and Field, 2007)&quot;,&quot;manualOverrideText&quot;:&quot;Lobell and Field (2007)&quot;},&quot;citationTag&quot;:&quot;MENDELEY_CITATION_v3_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&quot;,&quot;citationItems&quot;:[{&quot;id&quot;:&quot;523d56b2-720e-39ce-bda6-9a20d63ef4eb&quot;,&quot;itemData&quot;:{&quot;type&quot;:&quot;article-journal&quot;,&quot;id&quot;:&quot;523d56b2-720e-39ce-bda6-9a20d63ef4eb&quot;,&quot;title&quot;:&quot;Global scale climate–crop yield relationships and the impacts of recent warming&quot;,&quot;author&quot;:[{&quot;family&quot;:&quot;Lobell&quot;,&quot;given&quot;:&quot;David B.&quot;,&quot;parse-names&quot;:false,&quot;dropping-particle&quot;:&quot;&quot;,&quot;non-dropping-particle&quot;:&quot;&quot;},{&quot;family&quot;:&quot;Field&quot;,&quot;given&quot;:&quot;Christopher B.&quot;,&quot;parse-names&quot;:false,&quot;dropping-particle&quot;:&quot;&quot;,&quot;non-dropping-particle&quot;:&quot;&quot;}],&quot;container-title&quot;:&quot;Environmental Research Letters&quot;,&quot;accessed&quot;:{&quot;date-parts&quot;:[[2023,11,12]]},&quot;DOI&quot;:&quot;10.1088/1748-9326/2/1/014002&quot;,&quot;ISSN&quot;:&quot;1748-9326&quot;,&quot;URL&quot;:&quot;https://iopscience.iop.org/article/10.1088/1748-9326/2/1/014002&quot;,&quot;issued&quot;:{&quot;date-parts&quot;:[[2007,3,16]]},&quot;page&quot;:&quot;014002&quot;,&quot;abstract&quot;:&quot;Changes in the global production of major crops are important drivers of food prices, food security and land use decisions. Average global yields for these commodities are determined by the performance of crops in millions of fields distributed across a range of management, soil and climate regimes. Despite the complexity of global food supply, here we show that simple measures of growing season temperatures and precipitation - spatial averages based on the locations of each crop - explain ∼30% or more of year-to-year variations in global average yields for the world's six most widely grown crops. For wheat, maize and barley, there is a clearly negative response of global yields to increased temperatures. Based on these sensitivities and observed climate trends, we estimate that warming since 1981 has resulted in annual combined losses of these three crops representing roughly 40 Mt or $5 billion per year, as of 2002. While these impacts are small relative to the technological yield gains over the same period, the results demonstrate already occurring negative impacts of climate trends on crop yields at the global scale. © IOP Publishing Ltd.&quot;,&quot;publisher&quot;:&quot;IOP Publishing&quot;,&quot;issue&quot;:&quot;1&quot;,&quot;volume&quot;:&quot;2&quot;,&quot;container-title-short&quot;:&quot;&quot;},&quot;isTemporary&quot;:false}]},{&quot;citationID&quot;:&quot;MENDELEY_CITATION_514fa0bb-4807-4649-a0ae-54c7263b9d09&quot;,&quot;properties&quot;:{&quot;noteIndex&quot;:0},&quot;isEdited&quot;:false,&quot;manualOverride&quot;:{&quot;isManuallyOverridden&quot;:false,&quot;citeprocText&quot;:&quot;(Mourtzinis et al., 2019)&quot;,&quot;manualOverrideText&quot;:&quot;&quot;},&quot;citationItems&quot;:[{&quot;id&quot;:&quot;6210d02a-bbd7-3067-9b5c-74539cd41c66&quot;,&quot;itemData&quot;:{&quot;type&quot;:&quot;article-journal&quot;,&quot;id&quot;:&quot;6210d02a-bbd7-3067-9b5c-74539cd41c66&quot;,&quot;title&quot;:&quot;Defining Optimal Soybean Sowing Dates across the US&quot;,&quot;author&quot;:[{&quot;family&quot;:&quot;Mourtzinis&quot;,&quot;given&quot;:&quot;Spyridon&quot;,&quot;parse-names&quot;:false,&quot;dropping-particle&quot;:&quot;&quot;,&quot;non-dropping-particle&quot;:&quot;&quot;},{&quot;family&quot;:&quot;Specht&quot;,&quot;given&quot;:&quot;James E.&quot;,&quot;parse-names&quot;:false,&quot;dropping-particle&quot;:&quot;&quot;,&quot;non-dropping-particle&quot;:&quot;&quot;},{&quot;family&quot;:&quot;Conley&quot;,&quot;given&quot;:&quot;Shawn P.&quot;,&quot;parse-names&quot;:false,&quot;dropping-particle&quot;:&quot;&quot;,&quot;non-dropping-particle&quot;:&quot;&quot;}],&quot;container-title&quot;:&quot;Scientific Reports 2019 9:1&quot;,&quot;accessed&quot;:{&quot;date-parts&quot;:[[2024,7,14]]},&quot;DOI&quot;:&quot;10.1038/s41598-019-38971-3&quot;,&quot;ISSN&quot;:&quot;2045-2322&quot;,&quot;PMID&quot;:&quot;30808953&quot;,&quot;URL&quot;:&quot;https://www.nature.com/articles/s41598-019-38971-3&quot;,&quot;issued&quot;:{&quot;date-parts&quot;:[[2019,2,26]]},&quot;page&quot;:&quot;1-7&quot;,&quot;abstract&quot;:&quot;Global crop demand is expected to increase by 60–110% by 2050. Climate change has already affected crop yields in some countries, and these effects are expected to continue. Identification of weather-related yield-limiting conditions and development of strategies for agricultural adaptation to climate change is essential to mitigate food security concerns. Here we used machine learning on US soybean yield data, collected from cultivar trials conducted in 27 states from 2007 to 2016, to examine crop sensitivity to varying in-season weather conditions. We identified the month-specific negative effect of drought via increased water vapor pressure deficit. Excluding Texas and Mississippi, where later sowing increased yield, sowing 12 days earlier than what was practiced during this decade across the US would have resulted in 10% greater total yield and a cumulative monetary gain of ca. US$9 billion. Our data show the substantial nation- and region-specific yield and monetary effects of adjusting sowing timing and highlight the importance of continuously quantifying and adapting to climate change. The magnitude of impact estimated in our study suggest that policy makers (e.g., federal crop insurance) and laggards (farmers that are slow to adopt) that fail to acknowledge and adapt to climate change will impact the national food security and economy of the US.&quot;,&quot;publisher&quot;:&quot;Nature Publishing Group&quot;,&quot;issue&quot;:&quot;1&quot;,&quot;volume&quot;:&quot;9&quot;,&quot;container-title-short&quot;:&quot;&quot;},&quot;isTemporary&quot;:false}],&quot;citationTag&quot;:&quot;MENDELEY_CITATION_v3_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&quot;},{&quot;citationID&quot;:&quot;MENDELEY_CITATION_35b9a31d-18f1-4f10-af0e-0d87cb340acf&quot;,&quot;properties&quot;:{&quot;noteIndex&quot;:0},&quot;isEdited&quot;:false,&quot;manualOverride&quot;:{&quot;isManuallyOverridden&quot;:false,&quot;citeprocText&quot;:&quot;(Ainsworth et al., 2002)&quot;,&quot;manualOverrideText&quot;:&quot;&quot;},&quot;citationTag&quot;:&quot;MENDELEY_CITATION_v3_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&quot;,&quot;citationItems&quot;:[{&quot;id&quot;:&quot;096f164c-c497-366c-944e-4bc6f0a250a6&quot;,&quot;itemData&quot;:{&quot;type&quot;:&quot;article-journal&quot;,&quot;id&quot;:&quot;096f164c-c497-366c-944e-4bc6f0a250a6&quot;,&quot;title&quot;:&quot;A meta-analysis of elevated [CO2] effects on soybean (Glycine max) physiology, growth and yield&quot;,&quot;author&quot;:[{&quot;family&quot;:&quot;Ainsworth&quot;,&quot;given&quot;:&quot;Elizabeth A.&quot;,&quot;parse-names&quot;:false,&quot;dropping-particle&quot;:&quot;&quot;,&quot;non-dropping-particle&quot;:&quot;&quot;},{&quot;family&quot;:&quot;Davey&quot;,&quot;given&quot;:&quot;Phillip A.&quot;,&quot;parse-names&quot;:false,&quot;dropping-particle&quot;:&quot;&quot;,&quot;non-dropping-particle&quot;:&quot;&quot;},{&quot;family&quot;:&quot;Bernacchi&quot;,&quot;given&quot;:&quot;Carl J.&quot;,&quot;parse-names&quot;:false,&quot;dropping-particle&quot;:&quot;&quot;,&quot;non-dropping-particle&quot;:&quot;&quot;},{&quot;family&quot;:&quot;Dermody&quot;,&quot;given&quot;:&quot;Orla C.&quot;,&quot;parse-names&quot;:false,&quot;dropping-particle&quot;:&quot;&quot;,&quot;non-dropping-particle&quot;:&quot;&quot;},{&quot;family&quot;:&quot;Heaton&quot;,&quot;given&quot;:&quot;Emily A.&quot;,&quot;parse-names&quot;:false,&quot;dropping-particle&quot;:&quot;&quot;,&quot;non-dropping-particle&quot;:&quot;&quot;},{&quot;family&quot;:&quot;Moore&quot;,&quot;given&quot;:&quot;David J.&quot;,&quot;parse-names&quot;:false,&quot;dropping-particle&quot;:&quot;&quot;,&quot;non-dropping-particle&quot;:&quot;&quot;},{&quot;family&quot;:&quot;Morgan&quot;,&quot;given&quot;:&quot;Patrick B.&quot;,&quot;parse-names&quot;:false,&quot;dropping-particle&quot;:&quot;&quot;,&quot;non-dropping-particle&quot;:&quot;&quot;},{&quot;family&quot;:&quot;Naidu&quot;,&quot;given&quot;:&quot;Shawna L.&quot;,&quot;parse-names&quot;:false,&quot;dropping-particle&quot;:&quot;&quot;,&quot;non-dropping-particle&quot;:&quot;&quot;},{&quot;family&quot;:&quot;Ra&quot;,&quot;given&quot;:&quot;Hyung Shim Yoo&quot;,&quot;parse-names&quot;:false,&quot;dropping-particle&quot;:&quot;&quot;,&quot;non-dropping-particle&quot;:&quot;&quot;},{&quot;family&quot;:&quot;Zhu&quot;,&quot;given&quot;:&quot;Xin Guang&quot;,&quot;parse-names&quot;:false,&quot;dropping-particle&quot;:&quot;&quot;,&quot;non-dropping-particle&quot;:&quot;&quot;},{&quot;family&quot;:&quot;Curtis&quot;,&quot;given&quot;:&quot;Peter S.&quot;,&quot;parse-names&quot;:false,&quot;dropping-particle&quot;:&quot;&quot;,&quot;non-dropping-particle&quot;:&quot;&quot;},{&quot;family&quot;:&quot;Long&quot;,&quot;given&quot;:&quot;Stephen P.&quot;,&quot;parse-names&quot;:false,&quot;dropping-particle&quot;:&quot;&quot;,&quot;non-dropping-particle&quot;:&quot;&quot;}],&quot;container-title&quot;:&quot;Global Change Biology&quot;,&quot;container-title-short&quot;:&quot;Glob. Chang. Biol.&quot;,&quot;DOI&quot;:&quot;10.1046/j.1365-2486.2002.00498.x&quot;,&quot;ISSN&quot;:&quot;13541013&quot;,&quot;issued&quot;:{&quot;date-parts&quot;:[[2002]]},&quot;page&quot;:&quot;695-709&quot;,&quot;abstract&quot;:&quot;The effects of elevated [CO2] on 25 variables describing soybean physiology, growth and yield are reviewed using meta-analytic techniques. This is the first meta-analysis to our knowledge performed on a single crop species and summarizes the effects of 111 studies. These primary studies include numerous soybean growth forms, various stress and experimental treatments, and a range of elevated [CO2] levels (from 450 to 1250 p.p.m.), with a mean of 689 p.p.m. across all studies. Stimulation of soybean leaf CO2 assimilation rate with growth at elevated [CO2] was 39%, despite a 40% decrease in stomatal conductance and a 11% decrease in Rubisco activity. Increased leaf CO2 uptake combined with an 18% stimulation in leaf area to provide a 59% increase in canopy photosynthetic rate. The increase in total dry weight was lower at 37%, and seed yield still lower at 24%. This shows that even in an agronomic species selected for maximum investment in seed, several plant level feedbacks prevent additional investment in reproduction, such that yield fails to reflect fully the increase in whole plant carbon uptake. Large soil containers (&gt; 9 L) have been considered adequate for assessing plant responses to elevated [CO2]. However, in open-top chamber experiments, soybeans grown in large pots showed a significant threefold smaller stimulation in yield than soybeans grown in the ground. This suggests that conclusions about plant yield based on pot studies, even when using very large containers, are a poor reflection of performance in the absence of any physical restriction on root growth. This review supports a number of current paradigms of plant responses to elevated [CO2]. Namely, stimulation of photosynthesis is greater in plants that fix N and have additional carbohydrate sinks in nodules. This supports the notion that photosynthetic capacity decreases when plants are N-limited, but not when plants have adequate N and sink strength. The root: shoot ratio did not change with growth at elevated [CO2], sustaining the charge that biomass allocation is unaffected by growth at elevated [CO2] when plant size and ontogeny are considered.&quot;,&quot;issue&quot;:&quot;8&quot;,&quot;volume&quot;:&quot;8&quot;},&quot;isTemporary&quot;:false}]},{&quot;citationID&quot;:&quot;MENDELEY_CITATION_7eaa45dc-2ab3-4167-8dd2-a37e87a53486&quot;,&quot;properties&quot;:{&quot;noteIndex&quot;:0},&quot;isEdited&quot;:false,&quot;manualOverride&quot;:{&quot;isManuallyOverridden&quot;:false,&quot;citeprocText&quot;:&quot;(Bishop et al., 2015)&quot;,&quot;manualOverrideText&quot;:&quot;&quot;},&quot;citationTag&quot;:&quot;MENDELEY_CITATION_v3_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&quot;,&quot;citationItems&quot;:[{&quot;id&quot;:&quot;90ac5c15-058e-3671-802b-699ce932ed71&quot;,&quot;itemData&quot;:{&quot;type&quot;:&quot;article-journal&quot;,&quot;id&quot;:&quot;90ac5c15-058e-3671-802b-699ce932ed71&quot;,&quot;title&quot;:&quot;Is there potential to adapt soybean (Glycine max Merr.) to future [CO2]? An analysis of the yield response of 18 genotypes in free-air CO2 enrichment&quot;,&quot;author&quot;:[{&quot;family&quot;:&quot;Bishop&quot;,&quot;given&quot;:&quot;Kristen A.&quot;,&quot;parse-names&quot;:false,&quot;dropping-particle&quot;:&quot;&quot;,&quot;non-dropping-particle&quot;:&quot;&quot;},{&quot;family&quot;:&quot;Betzelberger&quot;,&quot;given&quot;:&quot;Amy M.&quot;,&quot;parse-names&quot;:false,&quot;dropping-particle&quot;:&quot;&quot;,&quot;non-dropping-particle&quot;:&quot;&quot;},{&quot;family&quot;:&quot;Long&quot;,&quot;given&quot;:&quot;Stephen P.&quot;,&quot;parse-names&quot;:false,&quot;dropping-particle&quot;:&quot;&quot;,&quot;non-dropping-particle&quot;:&quot;&quot;},{&quot;family&quot;:&quot;Ainsworth&quot;,&quot;given&quot;:&quot;Elizabeth A.&quot;,&quot;parse-names&quot;:false,&quot;dropping-particle&quot;:&quot;&quot;,&quot;non-dropping-particle&quot;:&quot;&quot;}],&quot;container-title&quot;:&quot;Plant Cell and Environment&quot;,&quot;DOI&quot;:&quot;10.1111/pce.12443&quot;,&quot;ISSN&quot;:&quot;13653040&quot;,&quot;PMID&quot;:&quot;25211487&quot;,&quot;issued&quot;:{&quot;date-parts&quot;:[[2015,9,1]]},&quot;page&quot;:&quot;1765-1774&quot;,&quot;abstract&quot;:&quot;Rising atmospheric [CO2] is a uniform, global change that increases C3 photosynthesis and could offset some of the negative effects of global climate change on crop yields. Genetic variation in yield responsiveness to rising [CO2] would provide an opportunity to breed more responsive crop genotypes. A multi-year study of 18 soybean (Glycine maxMerr.) genotypes was carried out to identify variation in responsiveness to season-long elevated [CO2] (550ppm) under fully open-air replicated field conditions. On average across 18 genotypes, elevated [CO2] stimulated total above-ground biomass by 22%, but seed yield by only 9%, in part because most genotypes showed a reduction in partitioning of energy to seeds. Over four years of study, there was consistency from year to year in the genotypes that were most and least responsive to elevated [CO2], suggesting heritability of CO2 response. Further analysis of six genotypes did not reveal a photosynthetic basis for the variation in yield response. Although partitioning to seed was decreased, cultivars with the highest partitioning coefficient in current [CO2] also had the highest partitioning coefficient in elevated [CO2]. The results show the existence of genetic variation in soybean response to elevated [CO2], which is needed to breed soybean to the future atmospheric environment.&quot;,&quot;issue&quot;:&quot;9&quot;,&quot;volume&quot;:&quot;38&quot;,&quot;container-title-short&quot;:&quot;Plant Cell Environ.&quot;},&quot;isTemporary&quot;:false}]},{&quot;citationID&quot;:&quot;MENDELEY_CITATION_7bb22078-4db4-497f-9201-21dbe6aa2983&quot;,&quot;properties&quot;:{&quot;noteIndex&quot;:0},&quot;isEdited&quot;:false,&quot;manualOverride&quot;:{&quot;isManuallyOverridden&quot;:false,&quot;citeprocText&quot;:&quot;(Kothari et al., 2022)&quot;,&quot;manualOverrideText&quot;:&quot;&quot;},&quot;citationTag&quot;:&quot;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&quot;,&quot;citationItems&quot;:[{&quot;id&quot;:&quot;5fc22e99-41e0-3c97-baa3-5836ccbf76a0&quot;,&quot;itemData&quot;:{&quot;type&quot;:&quot;article-journal&quot;,&quot;id&quot;:&quot;5fc22e99-41e0-3c97-baa3-5836ccbf76a0&quot;,&quot;title&quot;:&quot;Are soybean models ready for climate change food impact assessments?&quot;,&quot;author&quot;:[{&quot;family&quot;:&quot;Kothari&quot;,&quot;given&quot;:&quot;Kritika&quot;,&quot;parse-names&quot;:false,&quot;dropping-particle&quot;:&quot;&quot;,&quot;non-dropping-particle&quot;:&quot;&quot;},{&quot;family&quot;:&quot;Battisti&quot;,&quot;given&quot;:&quot;Rafael&quot;,&quot;parse-names&quot;:false,&quot;dropping-particle&quot;:&quot;&quot;,&quot;non-dropping-particle&quot;:&quot;&quot;},{&quot;family&quot;:&quot;Boote&quot;,&quot;given&quot;:&quot;Kenneth J.&quot;,&quot;parse-names&quot;:false,&quot;dropping-particle&quot;:&quot;&quot;,&quot;non-dropping-particle&quot;:&quot;&quot;},{&quot;family&quot;:&quot;Archontoulis&quot;,&quot;given&quot;:&quot;Sotirios&quot;,&quot;parse-names&quot;:false,&quot;dropping-particle&quot;:&quot;V.&quot;,&quot;non-dropping-particle&quot;:&quot;&quot;},{&quot;family&quot;:&quot;Confalone&quot;,&quot;given&quot;:&quot;Adriana&quot;,&quot;parse-names&quot;:false,&quot;dropping-particle&quot;:&quot;&quot;,&quot;non-dropping-particle&quot;:&quot;&quot;},{&quot;family&quot;:&quot;Constantin&quot;,&quot;given&quot;:&quot;Julie&quot;,&quot;parse-names&quot;:false,&quot;dropping-particle&quot;:&quot;&quot;,&quot;non-dropping-particle&quot;:&quot;&quot;},{&quot;family&quot;:&quot;Cuadra&quot;,&quot;given&quot;:&quot;Santiago&quot;,&quot;parse-names&quot;:false,&quot;dropping-particle&quot;:&quot;V.&quot;,&quot;non-dropping-particle&quot;:&quot;&quot;},{&quot;family&quot;:&quot;Debaeke&quot;,&quot;given&quot;:&quot;Philippe&quot;,&quot;parse-names&quot;:false,&quot;dropping-particle&quot;:&quot;&quot;,&quot;non-dropping-particle&quot;:&quot;&quot;},{&quot;family&quot;:&quot;Faye&quot;,&quot;given&quot;:&quot;Babacar&quot;,&quot;parse-names&quot;:false,&quot;dropping-particle&quot;:&quot;&quot;,&quot;non-dropping-particle&quot;:&quot;&quot;},{&quot;family&quot;:&quot;Grant&quot;,&quot;given&quot;:&quot;Brian&quot;,&quot;parse-names&quot;:false,&quot;dropping-particle&quot;:&quot;&quot;,&quot;non-dropping-particle&quot;:&quot;&quot;},{&quot;family&quot;:&quot;Hoogenboom&quot;,&quot;given&quot;:&quot;Gerrit&quot;,&quot;parse-names&quot;:false,&quot;dropping-particle&quot;:&quot;&quot;,&quot;non-dropping-particle&quot;:&quot;&quot;},{&quot;family&quot;:&quot;Jing&quot;,&quot;given&quot;:&quot;Qi&quot;,&quot;parse-names&quot;:false,&quot;dropping-particle&quot;:&quot;&quot;,&quot;non-dropping-particle&quot;:&quot;&quot;},{&quot;family&quot;:&quot;Laan&quot;,&quot;given&quot;:&quot;Michael&quot;,&quot;parse-names&quot;:false,&quot;dropping-particle&quot;:&quot;&quot;,&quot;non-dropping-particle&quot;:&quot;van der&quot;},{&quot;family&quot;:&quot;Macena da Silva&quot;,&quot;given&quot;:&quot;Fernando Antônio&quot;,&quot;parse-names&quot;:false,&quot;dropping-particle&quot;:&quot;&quot;,&quot;non-dropping-particle&quot;:&quot;&quot;},{&quot;family&quot;:&quot;Marin&quot;,&quot;given&quot;:&quot;Fabio R.&quot;,&quot;parse-names&quot;:false,&quot;dropping-particle&quot;:&quot;&quot;,&quot;non-dropping-particle&quot;:&quot;&quot;},{&quot;family&quot;:&quot;Nehbandani&quot;,&quot;given&quot;:&quot;Alireza&quot;,&quot;parse-names&quot;:false,&quot;dropping-particle&quot;:&quot;&quot;,&quot;non-dropping-particle&quot;:&quot;&quot;},{&quot;family&quot;:&quot;Nendel&quot;,&quot;given&quot;:&quot;Claas&quot;,&quot;parse-names&quot;:false,&quot;dropping-particle&quot;:&quot;&quot;,&quot;non-dropping-particle&quot;:&quot;&quot;},{&quot;family&quot;:&quot;Purcell&quot;,&quot;given&quot;:&quot;Larry C.&quot;,&quot;parse-names&quot;:false,&quot;dropping-particle&quot;:&quot;&quot;,&quot;non-dropping-particle&quot;:&quot;&quot;},{&quot;family&quot;:&quot;Qian&quot;,&quot;given&quot;:&quot;Budong&quot;,&quot;parse-names&quot;:false,&quot;dropping-particle&quot;:&quot;&quot;,&quot;non-dropping-particle&quot;:&quot;&quot;},{&quot;family&quot;:&quot;Ruane&quot;,&quot;given&quot;:&quot;Alex C.&quot;,&quot;parse-names&quot;:false,&quot;dropping-particle&quot;:&quot;&quot;,&quot;non-dropping-particle&quot;:&quot;&quot;},{&quot;family&quot;:&quot;Schoving&quot;,&quot;given&quot;:&quot;Céline&quot;,&quot;parse-names&quot;:false,&quot;dropping-particle&quot;:&quot;&quot;,&quot;non-dropping-particle&quot;:&quot;&quot;},{&quot;family&quot;:&quot;Silva&quot;,&quot;given&quot;:&quot;Evandro H.F.M.&quot;,&quot;parse-names&quot;:false,&quot;dropping-particle&quot;:&quot;&quot;,&quot;non-dropping-particle&quot;:&quot;&quot;},{&quot;family&quot;:&quot;Smith&quot;,&quot;given&quot;:&quot;Ward&quot;,&quot;parse-names&quot;:false,&quot;dropping-particle&quot;:&quot;&quot;,&quot;non-dropping-particle&quot;:&quot;&quot;},{&quot;family&quot;:&quot;Soltani&quot;,&quot;given&quot;:&quot;Afshin&quot;,&quot;parse-names&quot;:false,&quot;dropping-particle&quot;:&quot;&quot;,&quot;non-dropping-particle&quot;:&quot;&quot;},{&quot;family&quot;:&quot;Srivastava&quot;,&quot;given&quot;:&quot;Amit&quot;,&quot;parse-names&quot;:false,&quot;dropping-particle&quot;:&quot;&quot;,&quot;non-dropping-particle&quot;:&quot;&quot;},{&quot;family&quot;:&quot;Vieira&quot;,&quot;given&quot;:&quot;Nilson A.&quot;,&quot;parse-names&quot;:false,&quot;dropping-particle&quot;:&quot;&quot;,&quot;non-dropping-particle&quot;:&quot;&quot;},{&quot;family&quot;:&quot;Slone&quot;,&quot;given&quot;:&quot;Stacey&quot;,&quot;parse-names&quot;:false,&quot;dropping-particle&quot;:&quot;&quot;,&quot;non-dropping-particle&quot;:&quot;&quot;},{&quot;family&quot;:&quot;Salmerón&quot;,&quot;given&quot;:&quot;Montserrat&quot;,&quot;parse-names&quot;:false,&quot;dropping-particle&quot;:&quot;&quot;,&quot;non-dropping-particle&quot;:&quot;&quot;}],&quot;container-title&quot;:&quot;European Journal of Agronomy&quot;,&quot;DOI&quot;:&quot;10.1016/j.eja.2022.126482&quot;,&quot;ISSN&quot;:&quot;11610301&quot;,&quot;issued&quot;:{&quot;date-parts&quot;:[[2022,4,1]]},&quot;abstract&quot;:&quot;An accurate estimation of crop yield under climate change scenarios is essential to quantify our ability to feed a growing population and develop agronomic adaptations to meet future food demand. A coordinated evaluation of yield simulations from process-based eco-physiological models for climate change impact assessment is still missing for soybean, the most widely grown grain legume and the main source of protein in our food chain. In this first soybean multi-model study, we used ten prominent models capable of simulating soybean yield under varying temperature and atmospheric CO2 concentration [CO2] to quantify the uncertainty in soybean yield simulations in response to these factors. Models were first parametrized with high quality measured data from five contrasting environments. We found considerable variability among models in simulated yield responses to increasing temperature and [CO2]. For example, under a + 3 °C temperature rise in our coolest location in Argentina, some models simulated that yield would reduce as much as 24%, while others simulated yield increases up to 29%. In our warmest location in Brazil, the models simulated a yield reduction ranging from a 38% decrease under + 3 °C temperature rise to no effect on yield. Similarly, when increasing [CO2] from 360 to 540 ppm, the models simulated a yield increase that ranged from 6% to 31%. Model calibration did not reduce variability across models but had an unexpected effect on modifying yield responses to temperature for some of the models. The high uncertainty in model responses indicates the limited applicability of individual models for climate change food projections. However, the ensemble mean of simulations across models was an effective tool to reduce the high uncertainty in soybean yield simulations associated with individual models and their parametrization. Ensemble, ensemble mean yield responses to temperature and [CO2] were similar to those reported from the literature. Our study is the first demonstration of the benefits achieved from using an ensemble of grain legume models for climate change food projections, and highlights that further soybean model development with experiments under elevated [CO2] and temperature is needed to reduce the uncertainty from the individual models.&quot;,&quot;publisher&quot;:&quot;Elsevier B.V.&quot;,&quot;volume&quot;:&quot;135&quot;,&quot;container-title-short&quot;:&quot;&quot;},&quot;isTemporary&quot;:false}]},{&quot;citationID&quot;:&quot;MENDELEY_CITATION_2c712fde-19d1-4a11-b4bc-cde39af1ecdf&quot;,&quot;properties&quot;:{&quot;noteIndex&quot;:0},&quot;isEdited&quot;:false,&quot;manualOverride&quot;:{&quot;isManuallyOverridden&quot;:false,&quot;citeprocText&quot;:&quot;(Boote et al., 2005; Djanaguiraman et al., 2013)&quot;,&quot;manualOverrideText&quot;:&quot;&quot;},&quot;citationTag&quot;:&quot;MENDELEY_CITATION_v3_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&quot;,&quot;citationItems&quot;:[{&quot;id&quot;:&quot;1042bb96-df80-3441-836c-b6d7b96dfb34&quot;,&quot;itemData&quot;:{&quot;type&quot;:&quot;article-journal&quot;,&quot;id&quot;:&quot;1042bb96-df80-3441-836c-b6d7b96dfb34&quot;,&quot;title&quot;:&quot;Elevated Temperature and CO2 Impacts on Pollination, Reproductive Growth, and Yield of Several Globally Important Crops&quot;,&quot;author&quot;:[{&quot;family&quot;:&quot;Boote&quot;,&quot;given&quot;:&quot;Kenneth J.&quot;,&quot;parse-names&quot;:false,&quot;dropping-particle&quot;:&quot;&quot;,&quot;non-dropping-particle&quot;:&quot;&quot;},{&quot;family&quot;:&quot;Allen&quot;,&quot;given&quot;:&quot;Leon H.&quot;,&quot;parse-names&quot;:false,&quot;dropping-particle&quot;:&quot;&quot;,&quot;non-dropping-particle&quot;:&quot;&quot;},{&quot;family&quot;:&quot;Prasad&quot;,&quot;given&quot;:&quot;Pagadala V.&quot;,&quot;parse-names&quot;:false,&quot;dropping-particle&quot;:&quot;V.&quot;,&quot;non-dropping-particle&quot;:&quot;&quot;},{&quot;family&quot;:&quot;Baker&quot;,&quot;given&quot;:&quot;Jeffery T.&quot;,&quot;parse-names&quot;:false,&quot;dropping-particle&quot;:&quot;&quot;,&quot;non-dropping-particle&quot;:&quot;&quot;},{&quot;family&quot;:&quot;Gesch&quot;,&quot;given&quot;:&quot;Russ W.&quot;,&quot;parse-names&quot;:false,&quot;dropping-particle&quot;:&quot;&quot;,&quot;non-dropping-particle&quot;:&quot;&quot;},{&quot;family&quot;:&quot;Snyder&quot;,&quot;given&quot;:&quot;Alison M.&quot;,&quot;parse-names&quot;:false,&quot;dropping-particle&quot;:&quot;&quot;,&quot;non-dropping-particle&quot;:&quot;&quot;},{&quot;family&quot;:&quot;Pan&quot;,&quot;given&quot;:&quot;Deyun&quot;,&quot;parse-names&quot;:false,&quot;dropping-particle&quot;:&quot;&quot;,&quot;non-dropping-particle&quot;:&quot;&quot;},{&quot;family&quot;:&quot;Thomas&quot;,&quot;given&quot;:&quot;Jean M. G.&quot;,&quot;parse-names&quot;:false,&quot;dropping-particle&quot;:&quot;&quot;,&quot;non-dropping-particle&quot;:&quot;&quot;}],&quot;container-title&quot;:&quot;Journal of Agricultural Meteorology&quot;,&quot;accessed&quot;:{&quot;date-parts&quot;:[[2023,11,12]]},&quot;DOI&quot;:&quot;10.2480/AGRMET.469&quot;,&quot;ISSN&quot;:&quot;0021-8588&quot;,&quot;issued&quot;:{&quot;date-parts&quot;:[[2005]]},&quot;page&quot;:&quot;469-474&quot;,&quot;publisher&quot;:&quot;The Society of Agricultural Meteorology of Japan&quot;,&quot;issue&quot;:&quot;5&quot;,&quot;volume&quot;:&quot;60&quot;,&quot;container-title-short&quot;:&quot;&quot;},&quot;isTemporary&quot;:false},{&quot;id&quot;:&quot;7c6bc582-54cf-3163-9fd8-2d4bb13edda4&quot;,&quot;itemData&quot;:{&quot;type&quot;:&quot;article-journal&quot;,&quot;id&quot;:&quot;7c6bc582-54cf-3163-9fd8-2d4bb13edda4&quot;,&quot;title&quot;:&quot;Soybean pollen anatomy, viability and pod set under high temperature stress&quot;,&quot;author&quot;:[{&quot;family&quot;:&quot;Djanaguiraman&quot;,&quot;given&quot;:&quot;M.&quot;,&quot;parse-names&quot;:false,&quot;dropping-particle&quot;:&quot;&quot;,&quot;non-dropping-particle&quot;:&quot;&quot;},{&quot;family&quot;:&quot;Prasad&quot;,&quot;given&quot;:&quot;P. V.V.&quot;,&quot;parse-names&quot;:false,&quot;dropping-particle&quot;:&quot;&quot;,&quot;non-dropping-particle&quot;:&quot;&quot;},{&quot;family&quot;:&quot;Boyle&quot;,&quot;given&quot;:&quot;D. L.&quot;,&quot;parse-names&quot;:false,&quot;dropping-particle&quot;:&quot;&quot;,&quot;non-dropping-particle&quot;:&quot;&quot;},{&quot;family&quot;:&quot;Schapaugh&quot;,&quot;given&quot;:&quot;W. T.&quot;,&quot;parse-names&quot;:false,&quot;dropping-particle&quot;:&quot;&quot;,&quot;non-dropping-particle&quot;:&quot;&quot;}],&quot;container-title&quot;:&quot;Journal of Agronomy and Crop Science&quot;,&quot;container-title-short&quot;:&quot;J. Agron. Crop Sci.&quot;,&quot;DOI&quot;:&quot;10.1111/jac.12005&quot;,&quot;ISSN&quot;:&quot;09312250&quot;,&quot;issued&quot;:{&quot;date-parts&quot;:[[2013,6]]},&quot;page&quot;:&quot;171-177&quot;,&quot;abstract&quot;:&quot;High temperature (HT) stress is one of the major environmental factors influencing yield of soybean (Glycine max L. Merr.) in the semi-arid regions. Experiments were conducted in controlled environments to study the effects of HT stress on anatomical changes of pollen and their relationship to pollen function in soybean genotype K 03-2897. Objectives of this study were to (a) quantify the effect of HT stress during flowering on pollen function and pod set and (b) observe the anatomical changes in pollen grains of soybean plants grown under HT stress. Plants were exposed to HT (38/28 °C) or optimum temperature (OT, 28/18 °C) for 14 days at flowering stage. HT stress significantly decreased in vitro pollen germination by 22.7 % compared to OT. Pollen from HT stress was deformed; it had a thicker exine wall and a disintegrated tapetum layer. HT stress decreased pod set percentage (35.2 %) compared to OT. This study showed that decreases in pollen in vitro germination by HT stress were caused by anatomical changes in pollen, leading to decreased pod set percentage under HT stress. © 2012 Blackwell Verlag GmbH.&quot;,&quot;issue&quot;:&quot;3&quot;,&quot;volume&quot;:&quot;199&quot;},&quot;isTemporary&quot;:false}]},{&quot;citationID&quot;:&quot;MENDELEY_CITATION_da6f0f82-6283-436c-b1bc-25a0c8671763&quot;,&quot;properties&quot;:{&quot;noteIndex&quot;:0},&quot;isEdited&quot;:false,&quot;manualOverride&quot;:{&quot;isManuallyOverridden&quot;:false,&quot;citeprocText&quot;:&quot;(Kothari et al., 2024)&quot;,&quot;manualOverrideText&quot;:&quot;&quot;},&quot;citationTag&quot;:&quot;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&quot;,&quot;citationItems&quot;:[{&quot;id&quot;:&quot;3955d863-c4ea-38fc-8b62-21132872f659&quot;,&quot;itemData&quot;:{&quot;type&quot;:&quot;article-journal&quot;,&quot;id&quot;:&quot;3955d863-c4ea-38fc-8b62-21132872f659&quot;,&quot;title&quot;:&quot;Evaluating differences among crop models in simulating soybean in-season growth&quot;,&quot;author&quot;:[{&quot;family&quot;:&quot;Kothari&quot;,&quot;given&quot;:&quot;Kritika&quot;,&quot;parse-names&quot;:false,&quot;dropping-particle&quot;:&quot;&quot;,&quot;non-dropping-particle&quot;:&quot;&quot;},{&quot;family&quot;:&quot;Battisti&quot;,&quot;given&quot;:&quot;Rafael&quot;,&quot;parse-names&quot;:false,&quot;dropping-particle&quot;:&quot;&quot;,&quot;non-dropping-particle&quot;:&quot;&quot;},{&quot;family&quot;:&quot;Boote&quot;,&quot;given&quot;:&quot;Kenneth J.&quot;,&quot;parse-names&quot;:false,&quot;dropping-particle&quot;:&quot;&quot;,&quot;non-dropping-particle&quot;:&quot;&quot;},{&quot;family&quot;:&quot;Archontoulis&quot;,&quot;given&quot;:&quot;Sotirios&quot;,&quot;parse-names&quot;:false,&quot;dropping-particle&quot;:&quot;V.&quot;,&quot;non-dropping-particle&quot;:&quot;&quot;},{&quot;family&quot;:&quot;Confalone&quot;,&quot;given&quot;:&quot;Adriana&quot;,&quot;parse-names&quot;:false,&quot;dropping-particle&quot;:&quot;&quot;,&quot;non-dropping-particle&quot;:&quot;&quot;},{&quot;family&quot;:&quot;Constantin&quot;,&quot;given&quot;:&quot;Julie&quot;,&quot;parse-names&quot;:false,&quot;dropping-particle&quot;:&quot;&quot;,&quot;non-dropping-particle&quot;:&quot;&quot;},{&quot;family&quot;:&quot;Cuadra&quot;,&quot;given&quot;:&quot;Santiago&quot;,&quot;parse-names&quot;:false,&quot;dropping-particle&quot;:&quot;V.&quot;,&quot;non-dropping-particle&quot;:&quot;&quot;},{&quot;family&quot;:&quot;Debaeke&quot;,&quot;given&quot;:&quot;Philippe&quot;,&quot;parse-names&quot;:false,&quot;dropping-particle&quot;:&quot;&quot;,&quot;non-dropping-particle&quot;:&quot;&quot;},{&quot;family&quot;:&quot;Faye&quot;,&quot;given&quot;:&quot;Babacar&quot;,&quot;parse-names&quot;:false,&quot;dropping-particle&quot;:&quot;&quot;,&quot;non-dropping-particle&quot;:&quot;&quot;},{&quot;family&quot;:&quot;Grant&quot;,&quot;given&quot;:&quot;Brian&quot;,&quot;parse-names&quot;:false,&quot;dropping-particle&quot;:&quot;&quot;,&quot;non-dropping-particle&quot;:&quot;&quot;},{&quot;family&quot;:&quot;Hoogenboom&quot;,&quot;given&quot;:&quot;Gerrit&quot;,&quot;parse-names&quot;:false,&quot;dropping-particle&quot;:&quot;&quot;,&quot;non-dropping-particle&quot;:&quot;&quot;},{&quot;family&quot;:&quot;Jing&quot;,&quot;given&quot;:&quot;Qi&quot;,&quot;parse-names&quot;:false,&quot;dropping-particle&quot;:&quot;&quot;,&quot;non-dropping-particle&quot;:&quot;&quot;},{&quot;family&quot;:&quot;Laan&quot;,&quot;given&quot;:&quot;Michael&quot;,&quot;parse-names&quot;:false,&quot;dropping-particle&quot;:&quot;&quot;,&quot;non-dropping-particle&quot;:&quot;van der&quot;},{&quot;family&quot;:&quot;Silva&quot;,&quot;given&quot;:&quot;Fernando Antônio Macena&quot;,&quot;parse-names&quot;:false,&quot;dropping-particle&quot;:&quot;&quot;,&quot;non-dropping-particle&quot;:&quot;da&quot;},{&quot;family&quot;:&quot;Marin&quot;,&quot;given&quot;:&quot;Fabio R.&quot;,&quot;parse-names&quot;:false,&quot;dropping-particle&quot;:&quot;&quot;,&quot;non-dropping-particle&quot;:&quot;&quot;},{&quot;family&quot;:&quot;Nehbandani&quot;,&quot;given&quot;:&quot;Alireza&quot;,&quot;parse-names&quot;:false,&quot;dropping-particle&quot;:&quot;&quot;,&quot;non-dropping-particle&quot;:&quot;&quot;},{&quot;family&quot;:&quot;Nendel&quot;,&quot;given&quot;:&quot;Claas&quot;,&quot;parse-names&quot;:false,&quot;dropping-particle&quot;:&quot;&quot;,&quot;non-dropping-particle&quot;:&quot;&quot;},{&quot;family&quot;:&quot;Purcell&quot;,&quot;given&quot;:&quot;Larry C.&quot;,&quot;parse-names&quot;:false,&quot;dropping-particle&quot;:&quot;&quot;,&quot;non-dropping-particle&quot;:&quot;&quot;},{&quot;family&quot;:&quot;Qian&quot;,&quot;given&quot;:&quot;Budong&quot;,&quot;parse-names&quot;:false,&quot;dropping-particle&quot;:&quot;&quot;,&quot;non-dropping-particle&quot;:&quot;&quot;},{&quot;family&quot;:&quot;Ruane&quot;,&quot;given&quot;:&quot;Alex C.&quot;,&quot;parse-names&quot;:false,&quot;dropping-particle&quot;:&quot;&quot;,&quot;non-dropping-particle&quot;:&quot;&quot;},{&quot;family&quot;:&quot;Schoving&quot;,&quot;given&quot;:&quot;Céline&quot;,&quot;parse-names&quot;:false,&quot;dropping-particle&quot;:&quot;&quot;,&quot;non-dropping-particle&quot;:&quot;&quot;},{&quot;family&quot;:&quot;Silva&quot;,&quot;given&quot;:&quot;Evandro H.F.M.&quot;,&quot;parse-names&quot;:false,&quot;dropping-particle&quot;:&quot;&quot;,&quot;non-dropping-particle&quot;:&quot;&quot;},{&quot;family&quot;:&quot;Smith&quot;,&quot;given&quot;:&quot;Ward&quot;,&quot;parse-names&quot;:false,&quot;dropping-particle&quot;:&quot;&quot;,&quot;non-dropping-particle&quot;:&quot;&quot;},{&quot;family&quot;:&quot;Soltani&quot;,&quot;given&quot;:&quot;Afshin&quot;,&quot;parse-names&quot;:false,&quot;dropping-particle&quot;:&quot;&quot;,&quot;non-dropping-particle&quot;:&quot;&quot;},{&quot;family&quot;:&quot;Srivastava&quot;,&quot;given&quot;:&quot;Amit&quot;,&quot;parse-names&quot;:false,&quot;dropping-particle&quot;:&quot;&quot;,&quot;non-dropping-particle&quot;:&quot;&quot;},{&quot;family&quot;:&quot;Vieira&quot;,&quot;given&quot;:&quot;Nilson A.&quot;,&quot;parse-names&quot;:false,&quot;dropping-particle&quot;:&quot;&quot;,&quot;non-dropping-particle&quot;:&quot;&quot;},{&quot;family&quot;:&quot;Salmerón&quot;,&quot;given&quot;:&quot;Montserrat&quot;,&quot;parse-names&quot;:false,&quot;dropping-particle&quot;:&quot;&quot;,&quot;non-dropping-particle&quot;:&quot;&quot;}],&quot;container-title&quot;:&quot;Field Crops Research&quot;,&quot;container-title-short&quot;:&quot;Field Crops Res.&quot;,&quot;DOI&quot;:&quot;10.1016/j.fcr.2024.109306&quot;,&quot;ISSN&quot;:&quot;03784290&quot;,&quot;issued&quot;:{&quot;date-parts&quot;:[[2024,4,1]]},&quot;abstract&quot;:&quot;Crop models are useful tools for simulating agricultural systems that require continued model development and testing to increase their robustness and improve how they describe our current understanding of processes. Coordinated and “blind” evaluation of multiple models using same protocols and experimental datasets provides unique opportunities to further improve models and enhance their reliability. For soybean [Glycine max (L.) Merr.], there has been limited coordinated multi-model evaluations for the simulation of in-season plant growth dynamics. We evaluated ten dynamic soybean crop models for their simulation of in-season plant growth using data from five experiments conducted in Argentina, Brazil, France, and USA. We evaluated models after a Blind (using only phenology data) and a Full calibration (with in-season and end-of-season variables). Calibration reduced model uncertainty by reducing standard bias for the simulation of in-season variables (biomass, leaf, pod, and stem weights, and leaf area index, LAI). However, we found that most models had difficulty in reproducing leaf growth dynamics, with normalized root mean squared error (nRMSE) of 56% for leaf weight and 43% for LAI (across locations and models after Full calibration). Models with different levels of complexity and experience were capable of simulating final seed yield at maturity with reasonable accuracy (nRMSE of 8–31% after Full calibration). However, the nRMSE for pod weight (of 17–64% after Full calibration) was two-fold larger than that of seed yield. Moreover, the models differed in how they simulated timing from sowing to beginning seed growth (47–93 days) and effective seed filling period (18–54 days), owing to model structural differences in defining the reproductive developmental stages. Overall, we identified the following processes that can benefit from further model improvement: leaf expansion and senescence, reproductive phenology, and partitioning to reproductive growth. Simulation of pod wall tissue and individual seed cohorts is another aspect that many models currently lack. Model improvement can benefit from high-temporal resolution experimental datasets that concurrently account for phenology, plant growth, and partitioning. Further, we recommend collecting reproductive phenology in the field consistent with actual dry matter allocation to organs in the models and collecting multiple observations of seed and pod weight to aid model improvement for simulation of seed growth and yield formation.&quot;,&quot;publisher&quot;:&quot;Elsevier B.V.&quot;,&quot;volume&quot;:&quot;309&quot;},&quot;isTemporary&quot;:false}]},{&quot;citationID&quot;:&quot;MENDELEY_CITATION_24816bcb-922f-4738-94e4-b5a4679b71d1&quot;,&quot;properties&quot;:{&quot;noteIndex&quot;:0},&quot;isEdited&quot;:false,&quot;manualOverride&quot;:{&quot;isManuallyOverridden&quot;:false,&quot;citeprocText&quot;:&quot;(Richetti et al., 2025)&quot;,&quot;manualOverrideText&quot;:&quot;&quot;},&quot;citationTag&quot;:&quot;MENDELEY_CITATION_v3_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&quot;,&quot;citationItems&quot;:[{&quot;id&quot;:&quot;e93c2e6c-a708-3711-a349-e1857f80773a&quot;,&quot;itemData&quot;:{&quot;type&quot;:&quot;article&quot;,&quot;id&quot;:&quot;e93c2e6c-a708-3711-a349-e1857f80773a&quot;,&quot;title&quot;:&quot;Challenges in modelling the impact of frost and heat stress on the yield of cool-season annual grain crops&quot;,&quot;author&quot;:[{&quot;family&quot;:&quot;Richetti&quot;,&quot;given&quot;:&quot;Jonathan&quot;,&quot;parse-names&quot;:false,&quot;dropping-particle&quot;:&quot;&quot;,&quot;non-dropping-particle&quot;:&quot;&quot;},{&quot;family&quot;:&quot;Sadras&quot;,&quot;given&quot;:&quot;Victor Oscar&quot;,&quot;parse-names&quot;:false,&quot;dropping-particle&quot;:&quot;&quot;,&quot;non-dropping-particle&quot;:&quot;&quot;},{&quot;family&quot;:&quot;He&quot;,&quot;given&quot;:&quot;Di&quot;,&quot;parse-names&quot;:false,&quot;dropping-particle&quot;:&quot;&quot;,&quot;non-dropping-particle&quot;:&quot;&quot;},{&quot;family&quot;:&quot;Leske&quot;,&quot;given&quot;:&quot;Brenton&quot;,&quot;parse-names&quot;:false,&quot;dropping-particle&quot;:&quot;&quot;,&quot;non-dropping-particle&quot;:&quot;&quot;},{&quot;family&quot;:&quot;Hu&quot;,&quot;given&quot;:&quot;Pengcheng&quot;,&quot;parse-names&quot;:false,&quot;dropping-particle&quot;:&quot;&quot;,&quot;non-dropping-particle&quot;:&quot;&quot;},{&quot;family&quot;:&quot;Beletse&quot;,&quot;given&quot;:&quot;Yacob&quot;,&quot;parse-names&quot;:false,&quot;dropping-particle&quot;:&quot;&quot;,&quot;non-dropping-particle&quot;:&quot;&quot;},{&quot;family&quot;:&quot;Cossani&quot;,&quot;given&quot;:&quot;C. Mariano&quot;,&quot;parse-names&quot;:false,&quot;dropping-particle&quot;:&quot;&quot;,&quot;non-dropping-particle&quot;:&quot;&quot;},{&quot;family&quot;:&quot;Nguyen&quot;,&quot;given&quot;:&quot;Ha&quot;,&quot;parse-names&quot;:false,&quot;dropping-particle&quot;:&quot;&quot;,&quot;non-dropping-particle&quot;:&quot;&quot;},{&quot;family&quot;:&quot;Zheng&quot;,&quot;given&quot;:&quot;Bangyou&quot;,&quot;parse-names&quot;:false,&quot;dropping-particle&quot;:&quot;&quot;,&quot;non-dropping-particle&quot;:&quot;&quot;},{&quot;family&quot;:&quot;Deery&quot;,&quot;given&quot;:&quot;David Matthews&quot;,&quot;parse-names&quot;:false,&quot;dropping-particle&quot;:&quot;&quot;,&quot;non-dropping-particle&quot;:&quot;&quot;},{&quot;family&quot;:&quot;Dreccer&quot;,&quot;given&quot;:&quot;M. Fernanda&quot;,&quot;parse-names&quot;:false,&quot;dropping-particle&quot;:&quot;&quot;,&quot;non-dropping-particle&quot;:&quot;&quot;},{&quot;family&quot;:&quot;Whish&quot;,&quot;given&quot;:&quot;Jeremy&quot;,&quot;parse-names&quot;:false,&quot;dropping-particle&quot;:&quot;&quot;,&quot;non-dropping-particle&quot;:&quot;&quot;},{&quot;family&quot;:&quot;Lilley&quot;,&quot;given&quot;:&quot;Julianne&quot;,&quot;parse-names&quot;:false,&quot;dropping-particle&quot;:&quot;&quot;,&quot;non-dropping-particle&quot;:&quot;&quot;}],&quot;container-title&quot;:&quot;Frontiers in Plant Science&quot;,&quot;container-title-short&quot;:&quot;Front. Plant Sci.&quot;,&quot;DOI&quot;:&quot;10.3389/fpls.2025.1613432&quot;,&quot;ISSN&quot;:&quot;1664462X&quot;,&quot;issued&quot;:{&quot;date-parts&quot;:[[2025]]},&quot;abstract&quot;:&quot;Frost and heat events at critical growth stages could cause large yield losses. These temperature extremes are increasing in frequency and intensity due to climate change in many parts of the broadacre cropping regions globally, presenting challenges to food production. For cool-season grain-growing regions, where summers are already too hot, heat and frost risks can limit adaptation options. Capturing these stresses in crop models accurately is increasingly important for evaluating the timing, severity, and yield consequences of extreme events. However, most existing process-based models were not designed to simulate short-duration temperature extremes, limiting their ability to assess climate risk and inform adaptation to frost and heat. Yield responses to heat and frost are associated with pollen sterility, grain abortion, accelerated senescence, and grain filling. Six challenges limit current modelling approaches: (1) inadequate spatial and temporal resolution of extreme events, (2) threshold-based and non-linear crop responses, (3) interactions between phenology and management, (4) cumulative and interacting stress effects across development stages, (5) limited representation of genotype-specific sensitivities, and (6) reliance on daily temperature data. Addressing these challenges requires improved use of sub-daily climate data, incorporation of physiological damage mechanisms, and enhanced crop- and genotype-specific parameterisation. These developments are critical for improving crop yield predictions under extreme temperatures in the context of climate change.&quot;,&quot;publisher&quot;:&quot;Frontiers Media SA&quot;,&quot;volume&quot;:&quot;16&quot;},&quot;isTemporary&quot;:false}]},{&quot;citationID&quot;:&quot;MENDELEY_CITATION_a9709946-4cfc-4959-998b-0d34e1b9dbaa&quot;,&quot;properties&quot;:{&quot;noteIndex&quot;:0},&quot;isEdited&quot;:false,&quot;manualOverride&quot;:{&quot;isManuallyOverridden&quot;:false,&quot;citeprocText&quot;:&quot;(NASS, 2023)&quot;,&quot;manualOverrideText&quot;:&quot;&quot;},&quot;citationTag&quot;:&quot;MENDELEY_CITATION_v3_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&quot;,&quot;citationItems&quot;:[{&quot;id&quot;:&quot;d701c2d9-2019-3c23-ad55-73a9efa788e5&quot;,&quot;itemData&quot;:{&quot;type&quot;:&quot;article&quot;,&quot;id&quot;:&quot;d701c2d9-2019-3c23-ad55-73a9efa788e5&quot;,&quot;title&quot;:&quot;Surveys. National Agricultural Statistics Service, USDA. URL: https://www.nass.usda.gov/Surveys. Accessed November 2, 2023&quot;,&quot;author&quot;:[{&quot;family&quot;:&quot;NASS&quot;,&quot;given&quot;:&quot;&quot;,&quot;parse-names&quot;:false,&quot;dropping-particle&quot;:&quot;&quot;,&quot;non-dropping-particle&quot;:&quot;&quot;}],&quot;issued&quot;:{&quot;date-parts&quot;:[[2023]]},&quot;container-title-short&quot;:&quot;&quot;},&quot;isTemporary&quot;:false}]}]"/>
+    <we:property name="MENDELEY_CITATIONS" value="[{&quot;citationID&quot;:&quot;MENDELEY_CITATION_49c9f118-633d-435e-bc51-efe2387da564&quot;,&quot;properties&quot;:{&quot;noteIndex&quot;:0},&quot;isEdited&quot;:false,&quot;manualOverride&quot;:{&quot;isManuallyOverridden&quot;:false,&quot;citeprocText&quot;:&quot;(Elli et al., 2022)&quot;,&quot;manualOverrideText&quot;:&quot;&quot;},&quot;citationTag&quot;:&quot;MENDELEY_CITATION_v3_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&quot;,&quot;citationItems&quot;:[{&quot;id&quot;:&quot;b207dd7b-b57e-3a70-9e53-91c5eefcc6bd&quot;,&quot;itemData&quot;:{&quot;type&quot;:&quot;article-journal&quot;,&quot;id&quot;:&quot;b207dd7b-b57e-3a70-9e53-91c5eefcc6bd&quot;,&quot;title&quot;:&quot;Climate Change and Management Impacts on Soybean N Fixation, Soil N Mineralization, N2O Emissions, and Seed Yield&quot;,&quot;author&quot;:[{&quot;family&quot;:&quot;Elli&quot;,&quot;given&quot;:&quot;Elvis F.&quot;,&quot;parse-names&quot;:false,&quot;dropping-particle&quot;:&quot;&quot;,&quot;non-dropping-particle&quot;:&quot;&quot;},{&quot;family&quot;:&quot;Ciampitti&quot;,&quot;given&quot;:&quot;Ignacio A.&quot;,&quot;parse-names&quot;:false,&quot;dropping-particle&quot;:&quot;&quot;,&quot;non-dropping-particle&quot;:&quot;&quot;},{&quot;family&quot;:&quot;Castellano&quot;,&quot;given&quot;:&quot;Michael J.&quot;,&quot;parse-names&quot;:false,&quot;dropping-particle&quot;:&quot;&quot;,&quot;non-dropping-particle&quot;:&quot;&quot;},{&quot;family&quot;:&quot;Purcell&quot;,&quot;given&quot;:&quot;Larry C.&quot;,&quot;parse-names&quot;:false,&quot;dropping-particle&quot;:&quot;&quot;,&quot;non-dropping-particle&quot;:&quot;&quot;},{&quot;family&quot;:&quot;Naeve&quot;,&quot;given&quot;:&quot;Seth&quot;,&quot;parse-names&quot;:false,&quot;dropping-particle&quot;:&quot;&quot;,&quot;non-dropping-particle&quot;:&quot;&quot;},{&quot;family&quot;:&quot;Grassini&quot;,&quot;given&quot;:&quot;Patricio&quot;,&quot;parse-names&quot;:false,&quot;dropping-particle&quot;:&quot;&quot;,&quot;non-dropping-particle&quot;:&quot;&quot;},{&quot;family&quot;:&quot;Menza&quot;,&quot;given&quot;:&quot;Nicolas C.&quot;,&quot;parse-names&quot;:false,&quot;dropping-particle&quot;:&quot;&quot;,&quot;non-dropping-particle&quot;:&quot;La&quot;},{&quot;family&quot;:&quot;Moro Rosso&quot;,&quot;given&quot;:&quot;Luiz&quot;,&quot;parse-names&quot;:false,&quot;dropping-particle&quot;:&quot;&quot;,&quot;non-dropping-particle&quot;:&quot;&quot;},{&quot;family&quot;:&quot;Borja Reis&quot;,&quot;given&quot;:&quot;André F.&quot;,&quot;parse-names&quot;:false,&quot;dropping-particle&quot;:&quot;&quot;,&quot;non-dropping-particle&quot;:&quot;de&quot;},{&quot;family&quot;:&quot;Kovács&quot;,&quot;given&quot;:&quot;Péter&quot;,&quot;parse-names&quot;:false,&quot;dropping-particle&quot;:&quot;&quot;,&quot;non-dropping-particle&quot;:&quot;&quot;},{&quot;family&quot;:&quot;Archontoulis&quot;,&quot;given&quot;:&quot;Sotirios&quot;,&quot;parse-names&quot;:false,&quot;dropping-particle&quot;:&quot;V.&quot;,&quot;non-dropping-particle&quot;:&quot;&quot;}],&quot;container-title&quot;:&quot;Frontiers in Plant Science&quot;,&quot;container-title-short&quot;:&quot;Front. Plant Sci.&quot;,&quot;accessed&quot;:{&quot;date-parts&quot;:[[2022,5,11]]},&quot;DOI&quot;:&quot;10.3389/FPLS.2022.849896&quot;,&quot;ISSN&quot;:&quot;1664-462X&quot;,&quot;URL&quot;:&quot;https://www.frontiersin.org/articles/10.3389/fpls.2022.849896/full&quot;,&quot;issued&quot;:{&quot;date-parts&quot;:[[2022,4,27]]},&quot;page&quot;:&quot;1-15&quot;,&quot;abstract&quot;:&quot;Limited knowledge about how nitrogen (N) dynamics are affected by climate change, weather variability, and crop management is a major barrier to improving productivity and environmental performance in soybean-based cropping systems. To fill this knowledge gap, we created a systems understanding of agroecosystem N dynamics and quantified the impact of controllable (management) and uncontrollable (weather, climate) factors on N fluxes and soybean yields. We performed a simulation experiment across 10 soybean production environments in the US using the APSIM model and future climate projections from five global circulation models. Climate change (2020-2080) increased N mineralization (24%) and N2O emissions (19%) but decreased N fixation (32%), seed N (20%), and yields (19%). Soil and crop management practices altered N fluxes at a similar magnitude as climate change but in many different directions, revealing opportunities to improve soybean systems performance. Among many practices explored, we identified two solutions with great potential: improved residue management (short-term) and water management (long-term). Inter-annual weather variability and management practices affected soybean yield less than N fluxes, which creates opportunities to manage N fluxes without compromising yields, especially in regions with adequate to excess soil moisture. This work provides actionable results (tradeoffs, synergies, directions) to inform decision-making for adapting crop management in a changing climate to improve soybean production systems.&quot;,&quot;publisher&quot;:&quot;Frontiers&quot;,&quot;issue&quot;:&quot;849896&quot;,&quot;volume&quot;:&quot;13&quot;},&quot;isTemporary&quot;:false}]},{&quot;citationID&quot;:&quot;MENDELEY_CITATION_a4fb446e-4709-4951-acef-9e61223d586c&quot;,&quot;properties&quot;:{&quot;noteIndex&quot;:0},&quot;isEdited&quot;:false,&quot;manualOverride&quot;:{&quot;isManuallyOverridden&quot;:false,&quot;citeprocText&quot;:&quot;(Rose et al., 2016; Elli et al., 2022)&quot;,&quot;manualOverrideText&quot;:&quot;&quot;},&quot;citationTag&quot;:&quot;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&quot;,&quot;citationItems&quot;:[{&quot;id&quot;:&quot;b207dd7b-b57e-3a70-9e53-91c5eefcc6bd&quot;,&quot;itemData&quot;:{&quot;type&quot;:&quot;article-journal&quot;,&quot;id&quot;:&quot;b207dd7b-b57e-3a70-9e53-91c5eefcc6bd&quot;,&quot;title&quot;:&quot;Climate Change and Management Impacts on Soybean N Fixation, Soil N Mineralization, N2O Emissions, and Seed Yield&quot;,&quot;author&quot;:[{&quot;family&quot;:&quot;Elli&quot;,&quot;given&quot;:&quot;Elvis F.&quot;,&quot;parse-names&quot;:false,&quot;dropping-particle&quot;:&quot;&quot;,&quot;non-dropping-particle&quot;:&quot;&quot;},{&quot;family&quot;:&quot;Ciampitti&quot;,&quot;given&quot;:&quot;Ignacio A.&quot;,&quot;parse-names&quot;:false,&quot;dropping-particle&quot;:&quot;&quot;,&quot;non-dropping-particle&quot;:&quot;&quot;},{&quot;family&quot;:&quot;Castellano&quot;,&quot;given&quot;:&quot;Michael J.&quot;,&quot;parse-names&quot;:false,&quot;dropping-particle&quot;:&quot;&quot;,&quot;non-dropping-particle&quot;:&quot;&quot;},{&quot;family&quot;:&quot;Purcell&quot;,&quot;given&quot;:&quot;Larry C.&quot;,&quot;parse-names&quot;:false,&quot;dropping-particle&quot;:&quot;&quot;,&quot;non-dropping-particle&quot;:&quot;&quot;},{&quot;family&quot;:&quot;Naeve&quot;,&quot;given&quot;:&quot;Seth&quot;,&quot;parse-names&quot;:false,&quot;dropping-particle&quot;:&quot;&quot;,&quot;non-dropping-particle&quot;:&quot;&quot;},{&quot;family&quot;:&quot;Grassini&quot;,&quot;given&quot;:&quot;Patricio&quot;,&quot;parse-names&quot;:false,&quot;dropping-particle&quot;:&quot;&quot;,&quot;non-dropping-particle&quot;:&quot;&quot;},{&quot;family&quot;:&quot;Menza&quot;,&quot;given&quot;:&quot;Nicolas C.&quot;,&quot;parse-names&quot;:false,&quot;dropping-particle&quot;:&quot;&quot;,&quot;non-dropping-particle&quot;:&quot;La&quot;},{&quot;family&quot;:&quot;Moro Rosso&quot;,&quot;given&quot;:&quot;Luiz&quot;,&quot;parse-names&quot;:false,&quot;dropping-particle&quot;:&quot;&quot;,&quot;non-dropping-particle&quot;:&quot;&quot;},{&quot;family&quot;:&quot;Borja Reis&quot;,&quot;given&quot;:&quot;André F.&quot;,&quot;parse-names&quot;:false,&quot;dropping-particle&quot;:&quot;&quot;,&quot;non-dropping-particle&quot;:&quot;de&quot;},{&quot;family&quot;:&quot;Kovács&quot;,&quot;given&quot;:&quot;Péter&quot;,&quot;parse-names&quot;:false,&quot;dropping-particle&quot;:&quot;&quot;,&quot;non-dropping-particle&quot;:&quot;&quot;},{&quot;family&quot;:&quot;Archontoulis&quot;,&quot;given&quot;:&quot;Sotirios&quot;,&quot;parse-names&quot;:false,&quot;dropping-particle&quot;:&quot;V.&quot;,&quot;non-dropping-particle&quot;:&quot;&quot;}],&quot;container-title&quot;:&quot;Frontiers in Plant Science&quot;,&quot;container-title-short&quot;:&quot;Front. Plant Sci.&quot;,&quot;accessed&quot;:{&quot;date-parts&quot;:[[2022,5,11]]},&quot;DOI&quot;:&quot;10.3389/FPLS.2022.849896&quot;,&quot;ISSN&quot;:&quot;1664-462X&quot;,&quot;URL&quot;:&quot;https://www.frontiersin.org/articles/10.3389/fpls.2022.849896/full&quot;,&quot;issued&quot;:{&quot;date-parts&quot;:[[2022,4,27]]},&quot;page&quot;:&quot;1-15&quot;,&quot;abstract&quot;:&quot;Limited knowledge about how nitrogen (N) dynamics are affected by climate change, weather variability, and crop management is a major barrier to improving productivity and environmental performance in soybean-based cropping systems. To fill this knowledge gap, we created a systems understanding of agroecosystem N dynamics and quantified the impact of controllable (management) and uncontrollable (weather, climate) factors on N fluxes and soybean yields. We performed a simulation experiment across 10 soybean production environments in the US using the APSIM model and future climate projections from five global circulation models. Climate change (2020-2080) increased N mineralization (24%) and N2O emissions (19%) but decreased N fixation (32%), seed N (20%), and yields (19%). Soil and crop management practices altered N fluxes at a similar magnitude as climate change but in many different directions, revealing opportunities to improve soybean systems performance. Among many practices explored, we identified two solutions with great potential: improved residue management (short-term) and water management (long-term). Inter-annual weather variability and management practices affected soybean yield less than N fluxes, which creates opportunities to manage N fluxes without compromising yields, especially in regions with adequate to excess soil moisture. This work provides actionable results (tradeoffs, synergies, directions) to inform decision-making for adapting crop management in a changing climate to improve soybean production systems.&quot;,&quot;publisher&quot;:&quot;Frontiers&quot;,&quot;issue&quot;:&quot;849896&quot;,&quot;volume&quot;:&quot;13&quot;},&quot;isTemporary&quot;:false},{&quot;id&quot;:&quot;4ccf3ba3-bf7c-3829-844e-2eccd645aeda&quot;,&quot;itemData&quot;:{&quot;type&quot;:&quot;article-journal&quot;,&quot;id&quot;:&quot;4ccf3ba3-bf7c-3829-844e-2eccd645aeda&quot;,&quot;title&quot;:&quot;Impact of progressive global warming on the global-scale yield of maize and soybean&quot;,&quot;author&quot;:[{&quot;family&quot;:&quot;Rose&quot;,&quot;given&quot;:&quot;Gillian&quot;,&quot;parse-names&quot;:false,&quot;dropping-particle&quot;:&quot;&quot;,&quot;non-dropping-particle&quot;:&quot;&quot;},{&quot;family&quot;:&quot;Osborne&quot;,&quot;given&quot;:&quot;Tom&quot;,&quot;parse-names&quot;:false,&quot;dropping-particle&quot;:&quot;&quot;,&quot;non-dropping-particle&quot;:&quot;&quot;},{&quot;family&quot;:&quot;Greatrex&quot;,&quot;given&quot;:&quot;Helen&quot;,&quot;parse-names&quot;:false,&quot;dropping-particle&quot;:&quot;&quot;,&quot;non-dropping-particle&quot;:&quot;&quot;},{&quot;family&quot;:&quot;Wheeler&quot;,&quot;given&quot;:&quot;Tim&quot;,&quot;parse-names&quot;:false,&quot;dropping-particle&quot;:&quot;&quot;,&quot;non-dropping-particle&quot;:&quot;&quot;}],&quot;container-title&quot;:&quot;Climatic Change&quot;,&quot;container-title-short&quot;:&quot;Clim. Change&quot;,&quot;accessed&quot;:{&quot;date-parts&quot;:[[2025,9,14]]},&quot;DOI&quot;:&quot;10.1007/S10584-016-1601-9/FIGURES/5&quot;,&quot;ISSN&quot;:&quot;15731480&quot;,&quot;URL&quot;:&quot;https://link.springer.com/article/10.1007/s10584-016-1601-9&quot;,&quot;issued&quot;:{&quot;date-parts&quot;:[[2016,2,1]]},&quot;page&quot;:&quot;417-428&quot;,&quot;abstract&quot;:&quot;Global surface temperature is projected to warm over the coming decades, with regional differences expected in temperature change, rainfall and the frequency of extreme events. Temperature is a major determinant of crop growth and development, affecting planting date, growing season length and yield. We investigated the effects of increments of mean global temperature warming from 0.5 °C to 4 °C on soybean and maize development and yield, both globally and for the main producing countries, and simulated adaptation through changing planting date and variety. Increasing temperature resulted in reduced growing season lengths and ultimately reduced yields for both crops. The global yield for maize decreased as temperature increased, although the severity of the decrease was dependent on geographic region. Small temperature increases of 0.5 °C had no effect on soybean yield, although yield decreased as temperature increased. These negative effects, however, were partly compensated for by the implementation of adaptation strategies including planting earlier in the season and changing variety. The degree of compensation was dependent on geographical area and crop, with maize adaptation delaying the negative effects of temperature on yield, compared to soybean adaptation which increased yield in China, India and Korea DPR as well as delaying the effects in the remaining countries. The results of this paper indicate the degree to which farmer-controlled adaptation strategies can alleviate the negative impacts of increasing temperature on two major crop species.&quot;,&quot;publisher&quot;:&quot;Springer Netherlands&quot;,&quot;issue&quot;:&quot;3&quot;,&quot;volume&quot;:&quot;134&quot;},&quot;isTemporary&quot;:false}]},{&quot;citationID&quot;:&quot;MENDELEY_CITATION_25863ffd-69f7-403a-a359-1a3797a4da3e&quot;,&quot;properties&quot;:{&quot;noteIndex&quot;:0},&quot;isEdited&quot;:false,&quot;manualOverride&quot;:{&quot;isManuallyOverridden&quot;:false,&quot;citeprocText&quot;:&quot;(Zabel et al., 2021; Yang et al., 2025)&quot;,&quot;manualOverrideText&quot;:&quot;&quot;},&quot;citationTag&quot;:&quot;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&quot;,&quot;citationItems&quot;:[{&quot;id&quot;:&quot;84a1fdac-06b4-3a69-a8af-2ab2d83ed986&quot;,&quot;itemData&quot;:{&quot;type&quot;:&quot;article-journal&quot;,&quot;id&quot;:&quot;84a1fdac-06b4-3a69-a8af-2ab2d83ed986&quot;,&quot;title&quot;:&quot;Widespread Advances in Corn and Soybean Phenology in Response to Future Climate Change Across the United States&quot;,&quot;author&quot;:[{&quot;family&quot;:&quot;Yang&quot;,&quot;given&quot;:&quot;Yanjun&quot;,&quot;parse-names&quot;:false,&quot;dropping-particle&quot;:&quot;&quot;,&quot;non-dropping-particle&quot;:&quot;&quot;},{&quot;family&quot;:&quot;Tao&quot;,&quot;given&quot;:&quot;Bo&quot;,&quot;parse-names&quot;:false,&quot;dropping-particle&quot;:&quot;&quot;,&quot;non-dropping-particle&quot;:&quot;&quot;},{&quot;family&quot;:&quot;Ruane&quot;,&quot;given&quot;:&quot;Alex C.&quot;,&quot;parse-names&quot;:false,&quot;dropping-particle&quot;:&quot;&quot;,&quot;non-dropping-particle&quot;:&quot;&quot;},{&quot;family&quot;:&quot;Shen&quot;,&quot;given&quot;:&quot;Chaopeng&quot;,&quot;parse-names&quot;:false,&quot;dropping-particle&quot;:&quot;&quot;,&quot;non-dropping-particle&quot;:&quot;&quot;},{&quot;family&quot;:&quot;Matteson&quot;,&quot;given&quot;:&quot;David S.&quot;,&quot;parse-names&quot;:false,&quot;dropping-particle&quot;:&quot;&quot;,&quot;non-dropping-particle&quot;:&quot;&quot;},{&quot;family&quot;:&quot;Cousin&quot;,&quot;given&quot;:&quot;Rémi&quot;,&quot;parse-names&quot;:false,&quot;dropping-particle&quot;:&quot;&quot;,&quot;non-dropping-particle&quot;:&quot;&quot;},{&quot;family&quot;:&quot;Ren&quot;,&quot;given&quot;:&quot;Wei&quot;,&quot;parse-names&quot;:false,&quot;dropping-particle&quot;:&quot;&quot;,&quot;non-dropping-particle&quot;:&quot;&quot;}],&quot;container-title&quot;:&quot;Journal of Geophysical Research: Biogeosciences&quot;,&quot;container-title-short&quot;:&quot;J. Geophys. Res. Biogeosci.&quot;,&quot;accessed&quot;:{&quot;date-parts&quot;:[[2025,4,30]]},&quot;DOI&quot;:&quot;10.1029/2024JG008266&quot;,&quot;ISSN&quot;:&quot;2169-8953&quot;,&quot;URL&quot;:&quot;https://agupubs.onlinelibrary.wiley.com/doi/10.1029/2024JG008266&quot;,&quot;issued&quot;:{&quot;date-parts&quot;:[[2025,4,4]]},&quot;abstract&quot;:&quot;&lt;p&gt;Crop phenology regulates seasonal carbon and water fluxes between croplands and the atmosphere and provides essential information for monitoring and predicting crop growth dynamics and productivity. However, under rapid climate change and more frequent extreme events, future changes in crop phenological shifts have not been well investigated and fully considered in earth system modeling and regional climate assessments. Here, we propose an innovative approach combining remote sensing imagery and machine learning (ML) with climate and survey data to predict future crop phenological shifts across the US corn and soybean systems. Specifically, our projected findings demonstrate distinct acceleration patterns—under the RCP 4.5/RCP 8.5 scenarios, corn planting, silking, maturity, and harvesting stages would significantly advance by 0.94/1.66, 1.13/2.45, 0.89/2.68, and 1.04/2.16 days/decade during 2021–2099, respectively. Soybeans exhibit more muted responses with phenological stages showing relatively smaller negative trends (0.59, 1.08, 0.07, and 0.64 days/decade under the RCP 4.5 vs. 1.24, 1.53, 0.92, and 1.04 days/decade under the RCP 8.5). These spatially explicit projections illustrate how crop phenology would respond to future climate change, highlighting widespread and progressively earlier phenological timing. Based on these findings, we call for a specific effort to quantify the cascading effects of future phenology shifts on crop yield and carbon, water, and energy balances and, accordingly, craft targeted adaptive strategies.&lt;/p&gt;&quot;,&quot;issue&quot;:&quot;4&quot;,&quot;volume&quot;:&quot;130&quot;},&quot;isTemporary&quot;:false},{&quot;id&quot;:&quot;b77c9bbd-01c7-3f43-9af4-b3a14d52e086&quot;,&quot;itemData&quot;:{&quot;type&quot;:&quot;article-journal&quot;,&quot;id&quot;:&quot;b77c9bbd-01c7-3f43-9af4-b3a14d52e086&quot;,&quot;title&quot;:&quot;Large potential for crop production adaptation depends on available future varieties&quot;,&quot;author&quot;:[{&quot;family&quot;:&quot;Zabel&quot;,&quot;given&quot;:&quot;Florian&quot;,&quot;parse-names&quot;:false,&quot;dropping-particle&quot;:&quot;&quot;,&quot;non-dropping-particle&quot;:&quot;&quot;},{&quot;family&quot;:&quot;Müller&quot;,&quot;given&quot;:&quot;Christoph&quot;,&quot;parse-names&quot;:false,&quot;dropping-particle&quot;:&quot;&quot;,&quot;non-dropping-particle&quot;:&quot;&quot;},{&quot;family&quot;:&quot;Elliott&quot;,&quot;given&quot;:&quot;Joshua&quot;,&quot;parse-names&quot;:false,&quot;dropping-particle&quot;:&quot;&quot;,&quot;non-dropping-particle&quot;:&quot;&quot;},{&quot;family&quot;:&quot;Minoli&quot;,&quot;given&quot;:&quot;Sara&quot;,&quot;parse-names&quot;:false,&quot;dropping-particle&quot;:&quot;&quot;,&quot;non-dropping-particle&quot;:&quot;&quot;},{&quot;family&quot;:&quot;Jägermeyr&quot;,&quot;given&quot;:&quot;Jonas&quot;,&quot;parse-names&quot;:false,&quot;dropping-particle&quot;:&quot;&quot;,&quot;non-dropping-particle&quot;:&quot;&quot;},{&quot;family&quot;:&quot;Schneider&quot;,&quot;given&quot;:&quot;Julia M.&quot;,&quot;parse-names&quot;:false,&quot;dropping-particle&quot;:&quot;&quot;,&quot;non-dropping-particle&quot;:&quot;&quot;},{&quot;family&quot;:&quot;Franke&quot;,&quot;given&quot;:&quot;James A.&quot;,&quot;parse-names&quot;:false,&quot;dropping-particle&quot;:&quot;&quot;,&quot;non-dropping-particle&quot;:&quot;&quot;},{&quot;family&quot;:&quot;Moyer&quot;,&quot;given&quot;:&quot;Elisabeth&quot;,&quot;parse-names&quot;:false,&quot;dropping-particle&quot;:&quot;&quot;,&quot;non-dropping-particle&quot;:&quot;&quot;},{&quot;family&quot;:&quot;Dury&quot;,&quot;given&quot;:&quot;Marie&quot;,&quot;parse-names&quot;:false,&quot;dropping-particle&quot;:&quot;&quot;,&quot;non-dropping-particle&quot;:&quot;&quot;},{&quot;family&quot;:&quot;Francois&quot;,&quot;given&quot;:&quot;Louis&quot;,&quot;parse-names&quot;:false,&quot;dropping-particle&quot;:&quot;&quot;,&quot;non-dropping-particle&quot;:&quot;&quot;},{&quot;family&quot;:&quot;Folberth&quot;,&quot;given&quot;:&quot;Christian&quot;,&quot;parse-names&quot;:false,&quot;dropping-particle&quot;:&quot;&quot;,&quot;non-dropping-particle&quot;:&quot;&quot;},{&quot;family&quot;:&quot;Liu&quot;,&quot;given&quot;:&quot;Wenfeng&quot;,&quot;parse-names&quot;:false,&quot;dropping-particle&quot;:&quot;&quot;,&quot;non-dropping-particle&quot;:&quot;&quot;},{&quot;family&quot;:&quot;Pugh&quot;,&quot;given&quot;:&quot;Thomas A.M.&quot;,&quot;parse-names&quot;:false,&quot;dropping-particle&quot;:&quot;&quot;,&quot;non-dropping-particle&quot;:&quot;&quot;},{&quot;family&quot;:&quot;Olin&quot;,&quot;given&quot;:&quot;Stefan&quot;,&quot;parse-names&quot;:false,&quot;dropping-particle&quot;:&quot;&quot;,&quot;non-dropping-particle&quot;:&quot;&quot;},{&quot;family&quot;:&quot;Rabin&quot;,&quot;given&quot;:&quot;Sam S.&quot;,&quot;parse-names&quot;:false,&quot;dropping-particle&quot;:&quot;&quot;,&quot;non-dropping-particle&quot;:&quot;&quot;},{&quot;family&quot;:&quot;Mauser&quot;,&quot;given&quot;:&quot;Wolfram&quot;,&quot;parse-names&quot;:false,&quot;dropping-particle&quot;:&quot;&quot;,&quot;non-dropping-particle&quot;:&quot;&quot;},{&quot;family&quot;:&quot;Hank&quot;,&quot;given&quot;:&quot;Tobias&quot;,&quot;parse-names&quot;:false,&quot;dropping-particle&quot;:&quot;&quot;,&quot;non-dropping-particle&quot;:&quot;&quot;},{&quot;family&quot;:&quot;Ruane&quot;,&quot;given&quot;:&quot;Alex C.&quot;,&quot;parse-names&quot;:false,&quot;dropping-particle&quot;:&quot;&quot;,&quot;non-dropping-particle&quot;:&quot;&quot;},{&quot;family&quot;:&quot;Asseng&quot;,&quot;given&quot;:&quot;Senthold&quot;,&quot;parse-names&quot;:false,&quot;dropping-particle&quot;:&quot;&quot;,&quot;non-dropping-particle&quot;:&quot;&quot;}],&quot;container-title&quot;:&quot;Global Change Biology&quot;,&quot;container-title-short&quot;:&quot;Glob. Chang. Biol.&quot;,&quot;accessed&quot;:{&quot;date-parts&quot;:[[2021,7,19]]},&quot;DOI&quot;:&quot;10.1111/GCB.15649&quot;,&quot;issued&quot;:{&quot;date-parts&quot;:[[2021]]},&quot;abstract&quot;:&quot;Climate change affects global agricultural production and threatens food security. Faster phenological development of crops due to climate warming is one of the main drivers for potential future yield reductions. To counter the effect of faster maturity, adapted varieties would require more heat units to regain the previous growing period length. In this study, we investigate the effects of variety adaptation on global caloric production under four different future climate change scenarios for maize, rice, soybean, and wheat. Thereby, we empirically identify areas that could require new varieties and areas where variety adaptation could be achieved by shifting existing varieties into new regions. The study uses an ensemble of seven global gridded crop models and five CMIP6 climate models. We found that 39% (SSP5-8.5) of global cropland could require new crop varieties to avoid yield loss from climate change by the end of the century. At low levels of warming (SSP1-2.6), 85% of currently cultivated land can draw from existing varieties to shift within an agro-ecological zone for adaptation. The assumptions on available varieties for adaptation have major impacts on the effectiveness of variety adaptation, which could more than half in SSP5-8.5. The results highlight that region-specific breeding efforts are required to allow for a successful adaptation to climate change.&quot;,&quot;publisher&quot;:&quot;Blackwell Publishing Ltd&quot;},&quot;isTemporary&quot;:false}]},{&quot;citationID&quot;:&quot;MENDELEY_CITATION_0191b4a8-19b4-4e6f-8fa8-93d1f3472e13&quot;,&quot;properties&quot;:{&quot;noteIndex&quot;:0},&quot;isEdited&quot;:false,&quot;manualOverride&quot;:{&quot;isManuallyOverridden&quot;:false,&quot;citeprocText&quot;:&quot;(Makowski et al., 2020)&quot;,&quot;manualOverrideText&quot;:&quot;&quot;},&quot;citationTag&quot;:&quot;MENDELEY_CITATION_v3_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&quot;,&quot;citationItems&quot;:[{&quot;id&quot;:&quot;9f45788b-7da4-359e-a94c-40d3d70a4575&quot;,&quot;itemData&quot;:{&quot;type&quot;:&quot;article-journal&quot;,&quot;id&quot;:&quot;9f45788b-7da4-359e-a94c-40d3d70a4575&quot;,&quot;title&quot;:&quot;Quantitative synthesis of temperature, CO2, rainfall, and adaptation effects on global crop yields&quot;,&quot;author&quot;:[{&quot;family&quot;:&quot;Makowski&quot;,&quot;given&quot;:&quot;David&quot;,&quot;parse-names&quot;:false,&quot;dropping-particle&quot;:&quot;&quot;,&quot;non-dropping-particle&quot;:&quot;&quot;},{&quot;family&quot;:&quot;Marajo-Petitzon&quot;,&quot;given&quot;:&quot;Elodie&quot;,&quot;parse-names&quot;:false,&quot;dropping-particle&quot;:&quot;&quot;,&quot;non-dropping-particle&quot;:&quot;&quot;},{&quot;family&quot;:&quot;Durand&quot;,&quot;given&quot;:&quot;Jean Louis&quot;,&quot;parse-names&quot;:false,&quot;dropping-particle&quot;:&quot;&quot;,&quot;non-dropping-particle&quot;:&quot;&quot;},{&quot;family&quot;:&quot;Ben-Ari&quot;,&quot;given&quot;:&quot;Tamara&quot;,&quot;parse-names&quot;:false,&quot;dropping-particle&quot;:&quot;&quot;,&quot;non-dropping-particle&quot;:&quot;&quot;}],&quot;container-title&quot;:&quot;European Journal of Agronomy&quot;,&quot;DOI&quot;:&quot;10.1016/j.eja.2020.126041&quot;,&quot;ISSN&quot;:&quot;11610301&quot;,&quot;issued&quot;:{&quot;date-parts&quot;:[[2020,4,1]]},&quot;abstract&quot;:&quot;Climate change is known to impact crop yields, mainly through increased temperatures, changing rainfall patterns and increasing CO2 concentration in the atmosphere. Although the potential effects of each of these factors have been discussed in a number of separate studies, no recent synthesis has been published to provide quantitative estimates of climate change impacts on crop yields, with or without adaptation strategies. In this paper, we synthetize a broad range of experimental or modeling studies to estimate, at the global scale, crop yield changes resulting from the marginal and combined effects of temperature, CO2 concentration and precipitation, with and without adaptation strategies. Crop yield sensitivities are estimated by distinguishing between C3 and C4 crops. For C3 crops, our results show that the positive effects of adaptation (+7.25 %) and CO2 (+9% for +100 ppm) are high enough to offset the negative effects of temperature increase (-2.4 % for +1 °C), even at +4 °C. On the other hand, for maize (i.e., the only C4 plant species in our database) the somewhat low positive effect from increased CO2 concentration and the absence of a significant effect of adaptation lead to higher yield losses, in the order of -10 % for +4 °C. The minimum level of CO2 concentration increase requested to achieve a yield gain under increased temperature conditions is much higher for maize than for C3 crops, in particular for wheat. The estimated effects of adaptation are uncertain, especially for soybean and rice, but also for maize, where the absence of a significant adaptation effect is probably at least partly due to limited data availability. Our results demonstrate that CO2 effects on crop yields should not be overlooked in foresight studies on the impacts of climate change. Our analysis also highlights the importance of improving our knowledge of how effective adapation strategies are in mitigating the impact of climate change.&quot;,&quot;publisher&quot;:&quot;Elsevier B.V.&quot;,&quot;volume&quot;:&quot;115&quot;,&quot;container-title-short&quot;:&quot;&quot;},&quot;isTemporary&quot;:false}]},{&quot;citationID&quot;:&quot;MENDELEY_CITATION_46336d7a-d68c-4d44-b874-c6db4a54170e&quot;,&quot;properties&quot;:{&quot;noteIndex&quot;:0},&quot;isEdited&quot;:false,&quot;manualOverride&quot;:{&quot;isManuallyOverridden&quot;:false,&quot;citeprocText&quot;:&quot;(Thornton et al., 2014)&quot;,&quot;manualOverrideText&quot;:&quot;&quot;},&quot;citationTag&quot;:&quot;MENDELEY_CITATION_v3_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&quot;,&quot;citationItems&quot;:[{&quot;id&quot;:&quot;02aa026b-ebc7-39b7-a7cf-62c66964f029&quot;,&quot;itemData&quot;:{&quot;type&quot;:&quot;article-journal&quot;,&quot;id&quot;:&quot;02aa026b-ebc7-39b7-a7cf-62c66964f029&quot;,&quot;title&quot;:&quot;Climate variability and vulnerability to climate change: a review&quot;,&quot;author&quot;:[{&quot;family&quot;:&quot;Thornton&quot;,&quot;given&quot;:&quot;Philip K&quot;,&quot;parse-names&quot;:false,&quot;dropping-particle&quot;:&quot;&quot;,&quot;non-dropping-particle&quot;:&quot;&quot;},{&quot;family&quot;:&quot;Ericksen&quot;,&quot;given&quot;:&quot;Polly J&quot;,&quot;parse-names&quot;:false,&quot;dropping-particle&quot;:&quot;&quot;,&quot;non-dropping-particle&quot;:&quot;&quot;},{&quot;family&quot;:&quot;Herrero&quot;,&quot;given&quot;:&quot;Mario&quot;,&quot;parse-names&quot;:false,&quot;dropping-particle&quot;:&quot;&quot;,&quot;non-dropping-particle&quot;:&quot;&quot;},{&quot;family&quot;:&quot;Challinor&quot;,&quot;given&quot;:&quot;Andrew J&quot;,&quot;parse-names&quot;:false,&quot;dropping-particle&quot;:&quot;&quot;,&quot;non-dropping-particle&quot;:&quot;&quot;}],&quot;container-title&quot;:&quot;Global Change Biology&quot;,&quot;container-title-short&quot;:&quot;Glob. Chang. Biol.&quot;,&quot;accessed&quot;:{&quot;date-parts&quot;:[[2021,11,3]]},&quot;DOI&quot;:&quot;10.1111/GCB.12581&quot;,&quot;ISSN&quot;:&quot;1365-2486&quot;,&quot;URL&quot;:&quot;https://onlinelibrary.wiley.com/doi/full/10.1111/gcb.12581&quot;,&quot;issued&quot;:{&quot;date-parts&quot;:[[2014,11,1]]},&quot;page&quot;:&quot;3313-3328&quot;,&quot;abstract&quot;:&quot;The focus of the great majority of climate change impact studies is on changes in mean climate. In terms of climate model output, these changes are more robust than changes in climate variability. By concentrating on changes in climate means, the full impacts of climate change on biological and human systems are probably being seriously underestimated. Here, we briefly review the possible impacts of changes in climate variability and the frequency of extreme events on biological and food systems, with a focus on the developing world. We present new analysis that tentatively links increases in climate variability with increasing food insecurity in the future. We consider the ways in which people deal with climate variability and extremes and how they may adapt in the future. Key knowledge and data gaps are highlighted. These include the timing and interactions of different climatic stresses on plant growth and development, particularly at higher temperatures, and the impacts on crops, livestock and farming systems of changes in climate variability and extreme events on pest-weed-disease complexes. We highlight the need to reframe research questions in such a way that they can provide decision makers throughout the food system with actionable answers, and the need for investment in climate and environmental monitoring. Improved understanding of the full range of impacts of climate change on biological and food systems is a critical step in being able to address effectively the effects of climate variability and extreme events on human vulnerability and food security, particularly in agriculturally based developing countries facing the challenge of having to feed rapidly growing populations in the coming decades.&quot;,&quot;publisher&quot;:&quot;John Wiley &amp; Sons, Ltd&quot;,&quot;issue&quot;:&quot;11&quot;,&quot;volume&quot;:&quot;20&quot;},&quot;isTemporary&quot;:false}]},{&quot;citationID&quot;:&quot;MENDELEY_CITATION_a057db9d-9b96-409a-a0fa-2e768f78e49f&quot;,&quot;properties&quot;:{&quot;noteIndex&quot;:0},&quot;isEdited&quot;:false,&quot;manualOverride&quot;:{&quot;isManuallyOverridden&quot;:false,&quot;citeprocText&quot;:&quot;(Mourtzinis and Conley, 2017)&quot;,&quot;manualOverrideText&quot;:&quot;&quot;},&quot;citationTag&quot;:&quot;MENDELEY_CITATION_v3_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&quot;,&quot;citationItems&quot;:[{&quot;id&quot;:&quot;e2c442b8-c8a3-37fe-b5b5-b968da3669d9&quot;,&quot;itemData&quot;:{&quot;type&quot;:&quot;article-journal&quot;,&quot;id&quot;:&quot;e2c442b8-c8a3-37fe-b5b5-b968da3669d9&quot;,&quot;title&quot;:&quot;Delineating Soybean Maturity Groups across the United States&quot;,&quot;author&quot;:[{&quot;family&quot;:&quot;Mourtzinis&quot;,&quot;given&quot;:&quot;Spyridon&quot;,&quot;parse-names&quot;:false,&quot;dropping-particle&quot;:&quot;&quot;,&quot;non-dropping-particle&quot;:&quot;&quot;},{&quot;family&quot;:&quot;Conley&quot;,&quot;given&quot;:&quot;Shawn P.&quot;,&quot;parse-names&quot;:false,&quot;dropping-particle&quot;:&quot;&quot;,&quot;non-dropping-particle&quot;:&quot;&quot;}],&quot;container-title&quot;:&quot;Agronomy Journal&quot;,&quot;container-title-short&quot;:&quot;Agron. J.&quot;,&quot;accessed&quot;:{&quot;date-parts&quot;:[[2025,9,14]]},&quot;DOI&quot;:&quot;10.2134/AGRONJ2016.10.0581&quot;,&quot;ISSN&quot;:&quot;1435-0645&quot;,&quot;URL&quot;:&quot;/doi/pdf/10.2134/agronj2016.10.0581&quot;,&quot;issued&quot;:{&quot;date-parts&quot;:[[2017,7,1]]},&quot;page&quot;:&quot;1397-1403&quot;,&quot;abstract&quot;:&quot;Photoperiod and in-season temperature are the primary factors that dictate the region where a soybean [Glycine max (L.) Merr.] variety is adapted. The first study that defined hypothetical maturity groups (MGs) zones across the US was 45 yr ago, and the most recent used data up to 2003. Although, photoperiod remains constant, climatic conditions, management practices, and soybean genetics have changed during the past decades. Therefore, the objective of this study was to re-delineate soybean MGs across the US using recent genetics. Soybean MG-specific yield data from variety trials conducted in 2005–2015 were aggregated from 312 locations across the United States. Seven MG zones were identified starting from MG = 0 in North Dakota to MG = 6 in southern Georgia and South Carolina. The width of MG = 4 and 5 zones cover the largest geographic region extending from north of latitude 28°N to 39°N. Additionally, in contrast to previous studies, the MG zones were defined by a downward deflection of the MG lines moving from East to West rather than convex parallel lines. Due to the strong effect of planting date on MG selection, a multi-location-year experiment should be conducted across the United States using multiple MGs evaluated in several planting dates. Such study could provide further insight on location-specific optimum MG. Overall results, update current knowledge by providing valuable information for decision making and regional modeling. This work highlights the need to continuously monitor and adjust the MG zones due to the constantly changing climate, management, and genetics.&quot;,&quot;publisher&quot;:&quot;John Wiley &amp; Sons, Ltd&quot;,&quot;issue&quot;:&quot;4&quot;,&quot;volume&quot;:&quot;109&quot;},&quot;isTemporary&quot;:false}]},{&quot;citationID&quot;:&quot;MENDELEY_CITATION_0a85dc97-3942-4c82-9fe0-3c591285ceab&quot;,&quot;properties&quot;:{&quot;noteIndex&quot;:0},&quot;isEdited&quot;:false,&quot;manualOverride&quot;:{&quot;isManuallyOverridden&quot;:true,&quot;citeprocText&quot;:&quot;(Edwards et al., 2003; Bastidas et al., 2008; Mourtzinis et al., 2017)&quot;,&quot;manualOverrideText&quot;:&quot;(Edwards et al., 2003; Bastidas et al., 2008)&quot;},&quot;citationTag&quot;:&quot;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&quot;,&quot;citationItems&quot;:[{&quot;id&quot;:&quot;e9463419-461c-3a12-bbf9-05f95d8037b5&quot;,&quot;itemData&quot;:{&quot;type&quot;:&quot;article-journal&quot;,&quot;id&quot;:&quot;e9463419-461c-3a12-bbf9-05f95d8037b5&quot;,&quot;title&quot;:&quot;Soybean Sowing Date: The Vegetative, Reproductive, and Agronomic Impacts&quot;,&quot;author&quot;:[{&quot;family&quot;:&quot;Bastidas&quot;,&quot;given&quot;:&quot;A. M.&quot;,&quot;parse-names&quot;:false,&quot;dropping-particle&quot;:&quot;&quot;,&quot;non-dropping-particle&quot;:&quot;&quot;},{&quot;family&quot;:&quot;Setiyono&quot;,&quot;given&quot;:&quot;T. D.&quot;,&quot;parse-names&quot;:false,&quot;dropping-particle&quot;:&quot;&quot;,&quot;non-dropping-particle&quot;:&quot;&quot;},{&quot;family&quot;:&quot;Dobermann&quot;,&quot;given&quot;:&quot;A.&quot;,&quot;parse-names&quot;:false,&quot;dropping-particle&quot;:&quot;&quot;,&quot;non-dropping-particle&quot;:&quot;&quot;},{&quot;family&quot;:&quot;Cassman&quot;,&quot;given&quot;:&quot;K. G.&quot;,&quot;parse-names&quot;:false,&quot;dropping-particle&quot;:&quot;&quot;,&quot;non-dropping-particle&quot;:&quot;&quot;},{&quot;family&quot;:&quot;Elmore&quot;,&quot;given&quot;:&quot;R. W.&quot;,&quot;parse-names&quot;:false,&quot;dropping-particle&quot;:&quot;&quot;,&quot;non-dropping-particle&quot;:&quot;&quot;},{&quot;family&quot;:&quot;Graef&quot;,&quot;given&quot;:&quot;G. L.&quot;,&quot;parse-names&quot;:false,&quot;dropping-particle&quot;:&quot;&quot;,&quot;non-dropping-particle&quot;:&quot;&quot;},{&quot;family&quot;:&quot;Specht&quot;,&quot;given&quot;:&quot;J. E.&quot;,&quot;parse-names&quot;:false,&quot;dropping-particle&quot;:&quot;&quot;,&quot;non-dropping-particle&quot;:&quot;&quot;}],&quot;container-title&quot;:&quot;Crop Science&quot;,&quot;container-title-short&quot;:&quot;Crop Sci.&quot;,&quot;accessed&quot;:{&quot;date-parts&quot;:[[2025,9,14]]},&quot;DOI&quot;:&quot;10.2135/CROPSCI2006.05.0292&quot;,&quot;ISSN&quot;:&quot;1435-0653&quot;,&quot;URL&quot;:&quot;/doi/pdf/10.2135/cropsci2006.05.0292&quot;,&quot;issued&quot;:{&quot;date-parts&quot;:[[2008,3,1]]},&quot;page&quot;:&quot;727-740&quot;,&quot;abstract&quot;:&quot;The sensitivity of soybean [Glycine max (L.) Merr.] main stem node accrual to ambient temperature has been documented in greenhouse-grown plants but not with field-grown plants in the north-central United States. Biweekly V-node and R-stage, stem node number, internode length, and other traits were quantified in an irrigated split-plot, four-replicate, randomized complete block experiment conducted in Lincoln, NE, in 2003-2004. Main plots were early-, mid-, late-May, and mid-June sowing dates. Subplots were 14 cultivars of maturity groups 3.0 to 3.9. Node appearance was surprisingly linear from V1 to R5, despite the large increase in daily temperature from early May (10-15°C) to July (20-25°C). The 2003 and 2004 May planting date regressions exhibited near-identical slopes of 0.27 node d-1 (i.e., one node every 3.7 d). Cold-induced delays in germination and emergence did delay the V1 date (relative to planting date), so the primary effect of temperature was the V1 start date of linearity in node appearance. With one exception, earlier sowings led to more nodes (earlier V1 start dates) but also resulted in shorter internodes at nodes 3 to 9 (cooler coincident temperatures), thereby generating a curved response of plant height to delayed plantings. Delaying planting after 1 May led to significant linear seed yield declines of 17 kg ha-1 d-1 in 2003 and 43 kg ha-1 d-1 in 2004, denoting the importance of early planting for capturing the yield potential available in soybean production, when moisture supply is not limiting. © Crop Science Society of America.&quot;,&quot;publisher&quot;:&quot;John Wiley &amp; Sons, Ltd&quot;,&quot;issue&quot;:&quot;2&quot;,&quot;volume&quot;:&quot;48&quot;},&quot;isTemporary&quot;:false},{&quot;id&quot;:&quot;8f3c362a-4afc-3fa1-965d-6bace4b0bc2b&quot;,&quot;itemData&quot;:{&quot;type&quot;:&quot;article-journal&quot;,&quot;id&quot;:&quot;8f3c362a-4afc-3fa1-965d-6bace4b0bc2b&quot;,&quot;title&quot;:&quot;Planting date, maturity, and temperature effects on soybean seed yield and composition&quot;,&quot;author&quot;:[{&quot;family&quot;:&quot;Mourtzinis&quot;,&quot;given&quot;:&quot;Spyridon&quot;,&quot;parse-names&quot;:false,&quot;dropping-particle&quot;:&quot;&quot;,&quot;non-dropping-particle&quot;:&quot;&quot;},{&quot;family&quot;:&quot;Gaspar&quot;,&quot;given&quot;:&quot;Adam P.&quot;,&quot;parse-names&quot;:false,&quot;dropping-particle&quot;:&quot;&quot;,&quot;non-dropping-particle&quot;:&quot;&quot;},{&quot;family&quot;:&quot;Naeve&quot;,&quot;given&quot;:&quot;Seth L.&quot;,&quot;parse-names&quot;:false,&quot;dropping-particle&quot;:&quot;&quot;,&quot;non-dropping-particle&quot;:&quot;&quot;},{&quot;family&quot;:&quot;Conley&quot;,&quot;given&quot;:&quot;Shawn P.&quot;,&quot;parse-names&quot;:false,&quot;dropping-particle&quot;:&quot;&quot;,&quot;non-dropping-particle&quot;:&quot;&quot;}],&quot;container-title&quot;:&quot;Agronomy Journal&quot;,&quot;container-title-short&quot;:&quot;Agron. J.&quot;,&quot;accessed&quot;:{&quot;date-parts&quot;:[[2025,9,14]]},&quot;DOI&quot;:&quot;10.2134/AGRONJ2017.05.0247&quot;,&quot;ISSN&quot;:&quot;14350645&quot;,&quot;issued&quot;:{&quot;date-parts&quot;:[[2017,9,1]]},&quot;page&quot;:&quot;2040-2049&quot;,&quot;abstract&quot;:&quot;Soybean [Glycine max (L.) Merr.] production has greatly increased in the upper U.S. Midwest over the last decade, but little information exists regarding the interactive effects of environment and spring management decisions on soybean seed yield and composition. Our objective was to assess the effect of four planting dates (PDs), four cultivar maturity groups (MGs), and ambient temperature between R5 to R8 (T5–T8) on soybean seed yield and composition. Field studies were established between 2014 and 2016 at three locations in Wisconsin and one in Minnesota. Across environmental conditions and management decisions, greater seed yield was positively correlated with protein and oil contents but negatively correlated with linoleic, linolenic, and sucrose contents. Multivariate data analysis showed positive synergies between early planting (late April–early May) and MG 2 for yield, oil, and oleic acid across the examined region. A MG 2 was the highest yielding and a ~1200 kg ha–1 yield difference was observed between early and late PDs. These results underline the complexity of the soybean yield-composition relationships. Additionally, the large variability in the responses of constituents to management decisions and temperature variations highlights the importance of a producer knowing the product’s end use (e.g., high yield vs. high protein) and accordingly modifying the growing environment by selecting an appropriate PD and MG for the respective region. To provide more accurate recommendations to a broader range of producers, multi-environment studies are imperative to capture large environmental variability in important soybean production areas across the United States.&quot;,&quot;publisher&quot;:&quot;American Society of Agronomy&quot;,&quot;issue&quot;:&quot;5&quot;,&quot;volume&quot;:&quot;109&quot;},&quot;isTemporary&quot;:false},{&quot;id&quot;:&quot;c9e6fadd-ce80-3734-8b40-af9efecfaddd&quot;,&quot;itemData&quot;:{&quot;type&quot;:&quot;article-journal&quot;,&quot;id&quot;:&quot;c9e6fadd-ce80-3734-8b40-af9efecfaddd&quot;,&quot;title&quot;:&quot;Short-Season Soybean Cultivars Have Similar Yields With Less Irrigation Than Longer-Season Cultivars&quot;,&quot;author&quot;:[{&quot;family&quot;:&quot;Edwards&quot;,&quot;given&quot;:&quot;Jeffrey T.&quot;,&quot;parse-names&quot;:false,&quot;dropping-particle&quot;:&quot;&quot;,&quot;non-dropping-particle&quot;:&quot;&quot;},{&quot;family&quot;:&quot;Purcell&quot;,&quot;given&quot;:&quot;Larry C.&quot;,&quot;parse-names&quot;:false,&quot;dropping-particle&quot;:&quot;&quot;,&quot;non-dropping-particle&quot;:&quot;&quot;},{&quot;family&quot;:&quot;Vories&quot;,&quot;given&quot;:&quot;Earl D.&quot;,&quot;parse-names&quot;:false,&quot;dropping-particle&quot;:&quot;&quot;,&quot;non-dropping-particle&quot;:&quot;&quot;},{&quot;family&quot;:&quot;Shannon&quot;,&quot;given&quot;:&quot;J. Grover&quot;,&quot;parse-names&quot;:false,&quot;dropping-particle&quot;:&quot;&quot;,&quot;non-dropping-particle&quot;:&quot;&quot;},{&quot;family&quot;:&quot;Ashlock&quot;,&quot;given&quot;:&quot;Lanny O.&quot;,&quot;parse-names&quot;:false,&quot;dropping-particle&quot;:&quot;&quot;,&quot;non-dropping-particle&quot;:&quot;&quot;}],&quot;container-title&quot;:&quot;Crop Management&quot;,&quot;accessed&quot;:{&quot;date-parts&quot;:[[2023,11,9]]},&quot;DOI&quot;:&quot;10.1094/CM-2003-0922-01-RS&quot;,&quot;ISSN&quot;:&quot;1543-7833&quot;,&quot;URL&quot;:&quot;https://onlinelibrary.wiley.com/doi/full/10.1094/CM-2003-0922-01-RS&quot;,&quot;issued&quot;:{&quot;date-parts&quot;:[[2003,1,1]]},&quot;page&quot;:&quot;1-7&quot;,&quot;abstract&quot;:&quot;The midsouthern USA often experiences a drought from mid-June through late- August. Short-season soybean (Glycine max. [L.] Merr.) cultivars (maturity groups [MG] 00, 0, I, II, III, and IV) were evaluated in narrow rows and at high populations for their ability to avoid drought at several locations in the mid- South. When planted in early May under nonirrigated conditions, MG 00 and 0 cultivars generally had lower yields than later-maturing cultivars. Within an irrigation treatment, cultivars from MG I, II, III, and IV generally produced similar yields under irrigated or nonirrigated conditions, but MG I and II cultivars required considerably less irrigation than cultivars from MG III and IV. April and early-May planting dates required less irrigation and generally yielded more than late-May or June planting dates for all MG and locations. This research demonstrates that yield potential in the mid-South is similar for cultivars from MG I, II, III, and IV under favorable conditions, that irrigation needs can be decreased by use of early-maturing cultivars planted in April or early May, and that risk of exposure to drought can be decreased by including MG I and II cultivars in a nonirrigated, early production system.&quot;,&quot;publisher&quot;:&quot;John Wiley &amp; Sons, Ltd&quot;,&quot;issue&quot;:&quot;1&quot;,&quot;volume&quot;:&quot;2&quot;,&quot;container-title-short&quot;:&quot;&quot;},&quot;isTemporary&quot;:false}]},{&quot;citationID&quot;:&quot;MENDELEY_CITATION_95123546-d83a-473a-84f8-32490961e03e&quot;,&quot;properties&quot;:{&quot;noteIndex&quot;:0},&quot;isEdited&quot;:false,&quot;manualOverride&quot;:{&quot;isManuallyOverridden&quot;:false,&quot;citeprocText&quot;:&quot;(Salmerón et al., 2016)&quot;,&quot;manualOverrideText&quot;:&quot;&quot;},&quot;citationTag&quot;:&quot;MENDELEY_CITATION_v3_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&quot;,&quot;citationItems&quot;:[{&quot;id&quot;:&quot;1975601f-77d1-3258-b56b-61d444f55e13&quot;,&quot;itemData&quot;:{&quot;type&quot;:&quot;article-journal&quot;,&quot;id&quot;:&quot;1975601f-77d1-3258-b56b-61d444f55e13&quot;,&quot;title&quot;:&quot;Yield Response to Planting Date Among Soybean Maturity Groups for Irrigated Production in the US Midsouth&quot;,&quot;author&quot;:[{&quot;family&quot;:&quot;Salmerón&quot;,&quot;given&quot;:&quot;Montserrat&quot;,&quot;parse-names&quot;:false,&quot;dropping-particle&quot;:&quot;&quot;,&quot;non-dropping-particle&quot;:&quot;&quot;},{&quot;family&quot;:&quot;Gbur&quot;,&quot;given&quot;:&quot;Edward E.&quot;,&quot;parse-names&quot;:false,&quot;dropping-particle&quot;:&quot;&quot;,&quot;non-dropping-particle&quot;:&quot;&quot;},{&quot;family&quot;:&quot;Bourland&quot;,&quot;given&quot;:&quot;Fred M.&quot;,&quot;parse-names&quot;:false,&quot;dropping-particle&quot;:&quot;&quot;,&quot;non-dropping-particle&quot;:&quot;&quot;},{&quot;family&quot;:&quot;Buehring&quot;,&quot;given&quot;:&quot;Normie W.&quot;,&quot;parse-names&quot;:false,&quot;dropping-particle&quot;:&quot;&quot;,&quot;non-dropping-particle&quot;:&quot;&quot;},{&quot;family&quot;:&quot;Earnest&quot;,&quot;given&quot;:&quot;Larry&quot;,&quot;parse-names&quot;:false,&quot;dropping-particle&quot;:&quot;&quot;,&quot;non-dropping-particle&quot;:&quot;&quot;},{&quot;family&quot;:&quot;Fritschi&quot;,&quot;given&quot;:&quot;Felix B.&quot;,&quot;parse-names&quot;:false,&quot;dropping-particle&quot;:&quot;&quot;,&quot;non-dropping-particle&quot;:&quot;&quot;},{&quot;family&quot;:&quot;Golden&quot;,&quot;given&quot;:&quot;Bobby R.&quot;,&quot;parse-names&quot;:false,&quot;dropping-particle&quot;:&quot;&quot;,&quot;non-dropping-particle&quot;:&quot;&quot;},{&quot;family&quot;:&quot;Hathcoat&quot;,&quot;given&quot;:&quot;Daniel&quot;,&quot;parse-names&quot;:false,&quot;dropping-particle&quot;:&quot;&quot;,&quot;non-dropping-particle&quot;:&quot;&quot;},{&quot;family&quot;:&quot;Lofton&quot;,&quot;given&quot;:&quot;Josh&quot;,&quot;parse-names&quot;:false,&quot;dropping-particle&quot;:&quot;&quot;,&quot;non-dropping-particle&quot;:&quot;&quot;},{&quot;family&quot;:&quot;McClure&quot;,&quot;given&quot;:&quot;Angela Thompson&quot;,&quot;parse-names&quot;:false,&quot;dropping-particle&quot;:&quot;&quot;,&quot;non-dropping-particle&quot;:&quot;&quot;},{&quot;family&quot;:&quot;Miller&quot;,&quot;given&quot;:&quot;Travis D.&quot;,&quot;parse-names&quot;:false,&quot;dropping-particle&quot;:&quot;&quot;,&quot;non-dropping-particle&quot;:&quot;&quot;},{&quot;family&quot;:&quot;Neely&quot;,&quot;given&quot;:&quot;Clark&quot;,&quot;parse-names&quot;:false,&quot;dropping-particle&quot;:&quot;&quot;,&quot;non-dropping-particle&quot;:&quot;&quot;},{&quot;family&quot;:&quot;Shannon&quot;,&quot;given&quot;:&quot;Grover&quot;,&quot;parse-names&quot;:false,&quot;dropping-particle&quot;:&quot;&quot;,&quot;non-dropping-particle&quot;:&quot;&quot;},{&quot;family&quot;:&quot;Udeigwe&quot;,&quot;given&quot;:&quot;Theophilus K.&quot;,&quot;parse-names&quot;:false,&quot;dropping-particle&quot;:&quot;&quot;,&quot;non-dropping-particle&quot;:&quot;&quot;},{&quot;family&quot;:&quot;Verbree&quot;,&quot;given&quot;:&quot;David A.&quot;,&quot;parse-names&quot;:false,&quot;dropping-particle&quot;:&quot;&quot;,&quot;non-dropping-particle&quot;:&quot;&quot;},{&quot;family&quot;:&quot;Vories&quot;,&quot;given&quot;:&quot;Earl D.&quot;,&quot;parse-names&quot;:false,&quot;dropping-particle&quot;:&quot;&quot;,&quot;non-dropping-particle&quot;:&quot;&quot;},{&quot;family&quot;:&quot;Wiebold&quot;,&quot;given&quot;:&quot;William J.&quot;,&quot;parse-names&quot;:false,&quot;dropping-particle&quot;:&quot;&quot;,&quot;non-dropping-particle&quot;:&quot;&quot;},{&quot;family&quot;:&quot;Purcell&quot;,&quot;given&quot;:&quot;Larry C.&quot;,&quot;parse-names&quot;:false,&quot;dropping-particle&quot;:&quot;&quot;,&quot;non-dropping-particle&quot;:&quot;&quot;}],&quot;container-title&quot;:&quot;Crop Science&quot;,&quot;container-title-short&quot;:&quot;Crop Sci.&quot;,&quot;accessed&quot;:{&quot;date-parts&quot;:[[2025,8,18]]},&quot;DOI&quot;:&quot;10.2135/CROPSCI2015.07.0466&quot;,&quot;ISSN&quot;:&quot;1435-0653&quot;,&quot;URL&quot;:&quot;/doi/pdf/10.2135/cropsci2015.07.0466&quot;,&quot;issued&quot;:{&quot;date-parts&quot;:[[2016,3,1]]},&quot;page&quot;:&quot;747-759&quot;,&quot;abstract&quot;:&quot;Planting date is one of the main factors affecting soybean (Glycine max [L.] Merr.) yield. Environmental conditions in the US Midsouth allow for planting dates from late March through early July, and maturity groups (MGs) ranging from 3 to 6. However, the complexity of interactions among planting date, MG, and the environment makes the selection of an optimum MG cultivar difficult. A regional 3-yr study, conducted at eight locations with latitudes ranging from 30.6 to 38.9°N, planting dates ranging from late March to early July, and MGs 3 to 6, was used to examine the relationship between relative yield and planting day. The data indicated that yield was dependent on the location and MG choice. There was a quadratic response of relative yield to planting day in six out of the eight locations studied for MG 3 cultivars, and in five locations for MG 4 cultivars. On the other hand, MG 5 and 6 cultivars were more likely to have a negative linear relationship, with a quadratic response in only two of the eight locations. Optimum planting dates that maximized yield were dependent on the location and MG combination and ranged from 22 March to 17 May. Delaying planting dates from mid May to early June reduced yields by 0.09 to 1.69% per day, with the rate of decline greatest at the southern-most locations. Overall, MG 4 cultivars maximized yield or were not statistically different from the highest yielding MG at most locations and planting dates.&quot;,&quot;publisher&quot;:&quot;John Wiley &amp; Sons, Ltd&quot;,&quot;issue&quot;:&quot;2&quot;,&quot;volume&quot;:&quot;56&quot;},&quot;isTemporary&quot;:false}]},{&quot;citationID&quot;:&quot;MENDELEY_CITATION_573a376c-5c2d-4f6e-ae3b-83d1d27e533c&quot;,&quot;properties&quot;:{&quot;noteIndex&quot;:0},&quot;isEdited&quot;:false,&quot;manualOverride&quot;:{&quot;isManuallyOverridden&quot;:false,&quot;citeprocText&quot;:&quot;(NASS, 2023)&quot;,&quot;manualOverrideText&quot;:&quot;&quot;},&quot;citationItems&quot;:[{&quot;id&quot;:&quot;d701c2d9-2019-3c23-ad55-73a9efa788e5&quot;,&quot;itemData&quot;:{&quot;type&quot;:&quot;article&quot;,&quot;id&quot;:&quot;d701c2d9-2019-3c23-ad55-73a9efa788e5&quot;,&quot;title&quot;:&quot;Surveys. National Agricultural Statistics Service, USDA. URL: https://www.nass.usda.gov/Surveys. Accessed November 2, 2023&quot;,&quot;author&quot;:[{&quot;family&quot;:&quot;NASS&quot;,&quot;given&quot;:&quot;&quot;,&quot;parse-names&quot;:false,&quot;dropping-particle&quot;:&quot;&quot;,&quot;non-dropping-particle&quot;:&quot;&quot;}],&quot;issued&quot;:{&quot;date-parts&quot;:[[2023]]},&quot;container-title-short&quot;:&quot;&quot;},&quot;isTemporary&quot;:false}],&quot;citationTag&quot;:&quot;MENDELEY_CITATION_v3_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&quot;},{&quot;citationID&quot;:&quot;MENDELEY_CITATION_1d661313-8f7a-48f0-aa4f-f40698f041e0&quot;,&quot;properties&quot;:{&quot;noteIndex&quot;:0},&quot;isEdited&quot;:false,&quot;manualOverride&quot;:{&quot;isManuallyOverridden&quot;:true,&quot;citeprocText&quot;:&quot;(Probert et al., 1998; Keating et al., 2003; Huth et al., 2010; Holzworth et al., 2014)&quot;,&quot;manualOverrideText&quot;:&quot;(Holzworth et al., 2018)&quot;},&quot;citationTag&quot;:&quot;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&quot;,&quot;citationItems&quot;:[{&quot;id&quot;:&quot;c2bc14cf-0d42-3a59-bc8c-7b238ef775b2&quot;,&quot;itemData&quot;:{&quot;type&quot;:&quot;article-journal&quot;,&quot;id&quot;:&quot;c2bc14cf-0d42-3a59-bc8c-7b238ef775b2&quot;,&quot;title&quot;:&quot;APSIM's water and nitrogen modules and simulation of the dynamics of water and nitrogen in fallow systems&quot;,&quot;author&quot;:[{&quot;family&quot;:&quot;Probert&quot;,&quot;given&quot;:&quot;M.E.&quot;,&quot;parse-names&quot;:false,&quot;dropping-particle&quot;:&quot;&quot;,&quot;non-dropping-particle&quot;:&quot;&quot;},{&quot;family&quot;:&quot;Dimes&quot;,&quot;given&quot;:&quot;J.P.&quot;,&quot;parse-names&quot;:false,&quot;dropping-particle&quot;:&quot;&quot;,&quot;non-dropping-particle&quot;:&quot;&quot;},{&quot;family&quot;:&quot;Keating&quot;,&quot;given&quot;:&quot;B.A.&quot;,&quot;parse-names&quot;:false,&quot;dropping-particle&quot;:&quot;&quot;,&quot;non-dropping-particle&quot;:&quot;&quot;},{&quot;family&quot;:&quot;Dalal&quot;,&quot;given&quot;:&quot;R.C.&quot;,&quot;parse-names&quot;:false,&quot;dropping-particle&quot;:&quot;&quot;,&quot;non-dropping-particle&quot;:&quot;&quot;},{&quot;family&quot;:&quot;Strong&quot;,&quot;given&quot;:&quot;W.M.&quot;,&quot;parse-names&quot;:false,&quot;dropping-particle&quot;:&quot;&quot;,&quot;non-dropping-particle&quot;:&quot;&quot;}],&quot;container-title&quot;:&quot;Agricultural Systems&quot;,&quot;container-title-short&quot;:&quot;Agric. Syst.&quot;,&quot;accessed&quot;:{&quot;date-parts&quot;:[[2017,12,24]]},&quot;DOI&quot;:&quot;10.1016/S0308-521X(97)00028-0&quot;,&quot;ISSN&quot;:&quot;0308-521X&quot;,&quot;URL&quot;:&quot;https://www.sciencedirect.com/science/article/pii/S0308521X97000280&quot;,&quot;issued&quot;:{&quot;date-parts&quot;:[[1998,1,1]]},&quot;page&quot;:&quot;1-28&quot;,&quot;abstract&quot;:&quot;APSIM (Agricultural Production Systems Simulator) is a software system which provides a flexible structure for the simulation of climatic and soil management effects on growth of crops in farming systems and changes in the soil resource. The focus of this paper is the predictive performance of APSIM for simulation of soil water and nitrate nitrogen in contrasting soils (vertisols and alfisols) and environments. The three APSIM modules that determine the dynamics of water, carbon, and nitrogen in the soil system (viz. SOILWAT, SOILN and RESIDUE v.1) are described in terms of the processes represented, with particular emphasis on aspects of their coding that differ from their precursors in CERES and PERFECT. The most fundamental change is in SOILN, which now provides a formal balance of both carbon and nitrogen in the soil and includes a labile soil organic matter pool that decomposes more rapidly than the bulk of the soil organic matter. Model performance, in terms of prediction of soil water and nitrate, is evaluated during fallows, thereby avoiding complications arising from water use and nitrogen uptake by a crop. One data set is from a long-term experiment on a vertisol in southeast Queensland which studied two tillage treatments (conventional and zero tillage) in combination with fertiliser nitrogen inputs for the growth of wheat; soil water and nitrate were measured twice each year (pre-planting and post-harvest). The second comes from experiments at Katherine, Northern Territory, where legume leys growing on alfisols were chemically killed and ensuing changes in soil water and nitrate were measured during a single season. For both datasets, the predictive ability of the model was satisfactory for water and nitrate, in terms of both the total amounts in the whole profile and their distribution with depth. Since neither of these datasets included measurements of the runoff component of the water balance, this aspect of model performance was evaluated, and shown to be generally good, using data from a third source where runoff had been measured from contour bay catchments.&quot;,&quot;publisher&quot;:&quot;Elsevier&quot;,&quot;issue&quot;:&quot;1&quot;,&quot;volume&quot;:&quot;56&quot;},&quot;isTemporary&quot;:false},{&quot;id&quot;:&quot;44627c49-825c-3eeb-8646-39af015b966b&quot;,&quot;itemData&quot;:{&quot;type&quot;:&quot;article-journal&quot;,&quot;id&quot;:&quot;44627c49-825c-3eeb-8646-39af015b966b&quot;,&quot;title&quot;:&quot;Impacts of fertilisers and legumes on N2O and CO2 emissions from soils in subtropical agricultural systems: A simulation study&quot;,&quot;author&quot;:[{&quot;family&quot;:&quot;Huth&quot;,&quot;given&quot;:&quot;N. I.&quot;,&quot;parse-names&quot;:false,&quot;dropping-particle&quot;:&quot;&quot;,&quot;non-dropping-particle&quot;:&quot;&quot;},{&quot;family&quot;:&quot;Thorburn&quot;,&quot;given&quot;:&quot;P. J.&quot;,&quot;parse-names&quot;:false,&quot;dropping-particle&quot;:&quot;&quot;,&quot;non-dropping-particle&quot;:&quot;&quot;},{&quot;family&quot;:&quot;Radford&quot;,&quot;given&quot;:&quot;B. J.&quot;,&quot;parse-names&quot;:false,&quot;dropping-particle&quot;:&quot;&quot;,&quot;non-dropping-particle&quot;:&quot;&quot;},{&quot;family&quot;:&quot;Thornton&quot;,&quot;given&quot;:&quot;C. M.&quot;,&quot;parse-names&quot;:false,&quot;dropping-particle&quot;:&quot;&quot;,&quot;non-dropping-particle&quot;:&quot;&quot;}],&quot;container-title&quot;:&quot;Agriculture, Ecosystems &amp; Environment&quot;,&quot;container-title-short&quot;:&quot;Agric. Ecosyst. Environ.&quot;,&quot;accessed&quot;:{&quot;date-parts&quot;:[[2021,11,29]]},&quot;DOI&quot;:&quot;10.1016/J.AGEE.2009.12.016&quot;,&quot;ISSN&quot;:&quot;0167-8809&quot;,&quot;issued&quot;:{&quot;date-parts&quot;:[[2010,3,15]]},&quot;page&quot;:&quot;351-357&quot;,&quot;abstract&quot;:&quot;There is increasing focus on greenhouse gas emissions from agricultural systems. One suggested method for increasing the sequestration of carbon (C) within agricultural soils is to increase crop productivity and therefore C input into the soil. However, if enhanced production is achieved via nitrogenous fertilisers, there is a potential tradeoff between decreased C emissions and increased nitrous oxide (N2O) emissions due to the increased soil C and nitrogen (N). An alternative is to incorporate leguminous crops into cereal cropping rotations to provide a biological source of N. However, the likely production of N2O from N released during the decomposition of leguminous residues is unknown as is the impact on C input into the soil when some cereal crops are replaced with grain legumes. Consequently, an analysis of the likely impacts has been undertaken for a subtropical dryland cropping system in Queensland, Australia where soil, climate and management are conducive to denitrification losses. A series of scenarios embracing a range of cropping rotations, N fertilisers and leguminous crops was tested using the Agricultural Production Systems Simulator (APSIM). The model configuration was tested using long term data from the Brigalow Catchment Study site near Theodore, Queensland, Australia (24.81°S, 149.80°E). A wide range of data was used in testing the model for the major terms in the C, N and water balances. Scenario analyses of alternative management systems including the use of fertiliser or legume grain or forage crops within cereal rotations demonstrated that soil C can be managed to some degree via simple changes in agronomic practice. The use of legumes within cereal rotations was not always as effective in reducing N2O emissions as improved fertiliser practice. For example, replacing wheat with chickpea did not reduce N2O emission relative to fertilised systems and did not assist in increasing soil C due to impacts on stubble cover over the important summer months. The fact that some interventions proved counterproductive due to complex feedback mechanisms highlights the need for detailed models which capture the links between water, C, N and management. Crown Copyright © 2010.&quot;,&quot;publisher&quot;:&quot;Elsevier&quot;,&quot;issue&quot;:&quot;3-4&quot;,&quot;volume&quot;:&quot;136&quot;},&quot;isTemporary&quot;:false},{&quot;id&quot;:&quot;20699f79-79e0-3dbf-8cf7-9c3d614b38c7&quot;,&quot;itemData&quot;:{&quot;type&quot;:&quot;article-journal&quot;,&quot;id&quot;:&quot;20699f79-79e0-3dbf-8cf7-9c3d614b38c7&quot;,&quot;title&quot;:&quot;An overview of APSIM, a model designed for farming systems simulation&quot;,&quot;author&quot;:[{&quot;family&quot;:&quot;Keating&quot;,&quot;given&quot;:&quot;B.A&quot;,&quot;parse-names&quot;:false,&quot;dropping-particle&quot;:&quot;&quot;,&quot;non-dropping-particle&quot;:&quot;&quot;},{&quot;family&quot;:&quot;Carberry&quot;,&quot;given&quot;:&quot;P.S&quot;,&quot;parse-names&quot;:false,&quot;dropping-particle&quot;:&quot;&quot;,&quot;non-dropping-particle&quot;:&quot;&quot;},{&quot;family&quot;:&quot;Hammer&quot;,&quot;given&quot;:&quot;G.L&quot;,&quot;parse-names&quot;:false,&quot;dropping-particle&quot;:&quot;&quot;,&quot;non-dropping-particle&quot;:&quot;&quot;},{&quot;family&quot;:&quot;Probert&quot;,&quot;given&quot;:&quot;M.E&quot;,&quot;parse-names&quot;:false,&quot;dropping-particle&quot;:&quot;&quot;,&quot;non-dropping-particle&quot;:&quot;&quot;},{&quot;family&quot;:&quot;Robertson&quot;,&quot;given&quot;:&quot;M.J&quot;,&quot;parse-names&quot;:false,&quot;dropping-particle&quot;:&quot;&quot;,&quot;non-dropping-particle&quot;:&quot;&quot;},{&quot;family&quot;:&quot;Holzworth&quot;,&quot;given&quot;:&quot;D&quot;,&quot;parse-names&quot;:false,&quot;dropping-particle&quot;:&quot;&quot;,&quot;non-dropping-particle&quot;:&quot;&quot;},{&quot;family&quot;:&quot;Huth&quot;,&quot;given&quot;:&quot;N.I&quot;,&quot;parse-names&quot;:false,&quot;dropping-particle&quot;:&quot;&quot;,&quot;non-dropping-particle&quot;:&quot;&quot;},{&quot;family&quot;:&quot;Hargreaves&quot;,&quot;given&quot;:&quot;J.N.G&quot;,&quot;parse-names&quot;:false,&quot;dropping-particle&quot;:&quot;&quot;,&quot;non-dropping-particle&quot;:&quot;&quot;},{&quot;family&quot;:&quot;Meinke&quot;,&quot;given&quot;:&quot;H&quot;,&quot;parse-names&quot;:false,&quot;dropping-particle&quot;:&quot;&quot;,&quot;non-dropping-particle&quot;:&quot;&quot;},{&quot;family&quot;:&quot;Hochman&quot;,&quot;given&quot;:&quot;Z&quot;,&quot;parse-names&quot;:false,&quot;dropping-particle&quot;:&quot;&quot;,&quot;non-dropping-particle&quot;:&quot;&quot;},{&quot;family&quot;:&quot;McLean&quot;,&quot;given&quot;:&quot;G&quot;,&quot;parse-names&quot;:false,&quot;dropping-particle&quot;:&quot;&quot;,&quot;non-dropping-particle&quot;:&quot;&quot;},{&quot;family&quot;:&quot;Verburg&quot;,&quot;given&quot;:&quot;K&quot;,&quot;parse-names&quot;:false,&quot;dropping-particle&quot;:&quot;&quot;,&quot;non-dropping-particle&quot;:&quot;&quot;},{&quot;family&quot;:&quot;Snow&quot;,&quot;given&quot;:&quot;V&quot;,&quot;parse-names&quot;:false,&quot;dropping-particle&quot;:&quot;&quot;,&quot;non-dropping-particle&quot;:&quot;&quot;},{&quot;family&quot;:&quot;Dimes&quot;,&quot;given&quot;:&quot;J.P&quot;,&quot;parse-names&quot;:false,&quot;dropping-particle&quot;:&quot;&quot;,&quot;non-dropping-particle&quot;:&quot;&quot;},{&quot;family&quot;:&quot;Silburn&quot;,&quot;given&quot;:&quot;M&quot;,&quot;parse-names&quot;:false,&quot;dropping-particle&quot;:&quot;&quot;,&quot;non-dropping-particle&quot;:&quot;&quot;},{&quot;family&quot;:&quot;Wang&quot;,&quot;given&quot;:&quot;E&quot;,&quot;parse-names&quot;:false,&quot;dropping-particle&quot;:&quot;&quot;,&quot;non-dropping-particle&quot;:&quot;&quot;},{&quot;family&quot;:&quot;Brown&quot;,&quot;given&quot;:&quot;S&quot;,&quot;parse-names&quot;:false,&quot;dropping-particle&quot;:&quot;&quot;,&quot;non-dropping-particle&quot;:&quot;&quot;},{&quot;family&quot;:&quot;Bristow&quot;,&quot;given&quot;:&quot;K.L&quot;,&quot;parse-names&quot;:false,&quot;dropping-particle&quot;:&quot;&quot;,&quot;non-dropping-particle&quot;:&quot;&quot;},{&quot;family&quot;:&quot;Asseng&quot;,&quot;given&quot;:&quot;S&quot;,&quot;parse-names&quot;:false,&quot;dropping-particle&quot;:&quot;&quot;,&quot;non-dropping-particle&quot;:&quot;&quot;},{&quot;family&quot;:&quot;Chapman&quot;,&quot;given&quot;:&quot;S&quot;,&quot;parse-names&quot;:false,&quot;dropping-particle&quot;:&quot;&quot;,&quot;non-dropping-particle&quot;:&quot;&quot;},{&quot;family&quot;:&quot;McCown&quot;,&quot;given&quot;:&quot;R.L&quot;,&quot;parse-names&quot;:false,&quot;dropping-particle&quot;:&quot;&quot;,&quot;non-dropping-particle&quot;:&quot;&quot;},{&quot;family&quot;:&quot;Freebairn&quot;,&quot;given&quot;:&quot;D.M&quot;,&quot;parse-names&quot;:false,&quot;dropping-particle&quot;:&quot;&quot;,&quot;non-dropping-particle&quot;:&quot;&quot;},{&quot;family&quot;:&quot;Smith&quot;,&quot;given&quot;:&quot;C.J&quot;,&quot;parse-names&quot;:false,&quot;dropping-particle&quot;:&quot;&quot;,&quot;non-dropping-particle&quot;:&quot;&quot;}],&quot;container-title&quot;:&quot;European Journal of Agronomy&quot;,&quot;accessed&quot;:{&quot;date-parts&quot;:[[2018,8,5]]},&quot;DOI&quot;:&quot;10.1016/S1161-0301(02)00108-9&quot;,&quot;ISSN&quot;:&quot;1161-0301&quot;,&quot;URL&quot;:&quot;https://www.sciencedirect.com/science/article/pii/S1161030102001089&quot;,&quot;issued&quot;:{&quot;date-parts&quot;:[[2003,1,1]]},&quot;page&quot;:&quot;267-288&quot;,&quot;abstract&quot;:&quot;The Agricultural Production Systems Simulator (APSIM) is a modular modelling framework that has been developed by the Agricultural Production Systems Research Unit in Australia. APSIM was developed to simulate biophysical process in farming systems, in particular where there is interest in the economic and ecological outcomes of management practice in the face of climatic risk. The paper outlines APSIM's structure and provides details of the concepts behind the different plant, soil and management modules. These modules include a diverse range of crops, pastures and trees, soil processes including water balance, N and P transformations, soil pH, erosion and a full range of management controls. Reports of APSIM testing in a diverse range of systems and environments are summarised. An example of model performance in a long-term cropping systems trial is provided. APSIM has been used in a broad range of applications, including support for on-farm decision making, farming systems design for production or resource management objectives, assessment of the value of seasonal climate forecasting, analysis of supply chain issues in agribusiness activities, development of waste management guidelines, risk assessment for government policy making and as a guide to research and education activity. An extensive citation list for these model testing and application studies is provided.&quot;,&quot;publisher&quot;:&quot;Elsevier&quot;,&quot;issue&quot;:&quot;3-4&quot;,&quot;volume&quot;:&quot;18&quot;,&quot;container-title-short&quot;:&quot;&quot;},&quot;isTemporary&quot;:false},{&quot;id&quot;:&quot;7f53d344-fbc7-37fc-bafc-39df4389f44c&quot;,&quot;itemData&quot;:{&quot;type&quot;:&quot;article-journal&quot;,&quot;id&quot;:&quot;7f53d344-fbc7-37fc-bafc-39df4389f44c&quot;,&quot;title&quot;:&quot;APSIM – Evolution towards a new generation of agricultural systems simulation&quot;,&quot;author&quot;:[{&quot;family&quot;:&quot;Holzworth&quot;,&quot;given&quot;:&quot;Dean P.&quot;,&quot;parse-names&quot;:false,&quot;dropping-particle&quot;:&quot;&quot;,&quot;non-dropping-particle&quot;:&quot;&quot;},{&quot;family&quot;:&quot;Huth&quot;,&quot;given&quot;:&quot;Neil I.&quot;,&quot;parse-names&quot;:false,&quot;dropping-particle&quot;:&quot;&quot;,&quot;non-dropping-particle&quot;:&quot;&quot;},{&quot;family&quot;:&quot;deVoil&quot;,&quot;given&quot;:&quot;Peter G.&quot;,&quot;parse-names&quot;:false,&quot;dropping-particle&quot;:&quot;&quot;,&quot;non-dropping-particle&quot;:&quot;&quot;},{&quot;family&quot;:&quot;Zurcher&quot;,&quot;given&quot;:&quot;Eric J.&quot;,&quot;parse-names&quot;:false,&quot;dropping-particle&quot;:&quot;&quot;,&quot;non-dropping-particle&quot;:&quot;&quot;},{&quot;family&quot;:&quot;Herrmann&quot;,&quot;given&quot;:&quot;Neville I.&quot;,&quot;parse-names&quot;:false,&quot;dropping-particle&quot;:&quot;&quot;,&quot;non-dropping-particle&quot;:&quot;&quot;},{&quot;family&quot;:&quot;McLean&quot;,&quot;given&quot;:&quot;Greg&quot;,&quot;parse-names&quot;:false,&quot;dropping-particle&quot;:&quot;&quot;,&quot;non-dropping-particle&quot;:&quot;&quot;},{&quot;family&quot;:&quot;Chenu&quot;,&quot;given&quot;:&quot;Karine&quot;,&quot;parse-names&quot;:false,&quot;dropping-particle&quot;:&quot;&quot;,&quot;non-dropping-particle&quot;:&quot;&quot;},{&quot;family&quot;:&quot;Oosterom&quot;,&quot;given&quot;:&quot;Erik J.&quot;,&quot;parse-names&quot;:false,&quot;dropping-particle&quot;:&quot;&quot;,&quot;non-dropping-particle&quot;:&quot;van&quot;},{&quot;family&quot;:&quot;Snow&quot;,&quot;given&quot;:&quot;Val&quot;,&quot;parse-names&quot;:false,&quot;dropping-particle&quot;:&quot;&quot;,&quot;non-dropping-particle&quot;:&quot;&quot;},{&quot;family&quot;:&quot;Murphy&quot;,&quot;given&quot;:&quot;Chris&quot;,&quot;parse-names&quot;:false,&quot;dropping-particle&quot;:&quot;&quot;,&quot;non-dropping-particle&quot;:&quot;&quot;},{&quot;family&quot;:&quot;Moore&quot;,&quot;given&quot;:&quot;Andrew D.&quot;,&quot;parse-names&quot;:false,&quot;dropping-particle&quot;:&quot;&quot;,&quot;non-dropping-particle&quot;:&quot;&quot;},{&quot;family&quot;:&quot;Brown&quot;,&quot;given&quot;:&quot;Hamish&quot;,&quot;parse-names&quot;:false,&quot;dropping-particle&quot;:&quot;&quot;,&quot;non-dropping-particle&quot;:&quot;&quot;},{&quot;family&quot;:&quot;Whish&quot;,&quot;given&quot;:&quot;Jeremy P.M.&quot;,&quot;parse-names&quot;:false,&quot;dropping-particle&quot;:&quot;&quot;,&quot;non-dropping-particle&quot;:&quot;&quot;},{&quot;family&quot;:&quot;Verrall&quot;,&quot;given&quot;:&quot;Shaun&quot;,&quot;parse-names&quot;:false,&quot;dropping-particle&quot;:&quot;&quot;,&quot;non-dropping-particle&quot;:&quot;&quot;},{&quot;family&quot;:&quot;Fainges&quot;,&quot;given&quot;:&quot;Justin&quot;,&quot;parse-names&quot;:false,&quot;dropping-particle&quot;:&quot;&quot;,&quot;non-dropping-particle&quot;:&quot;&quot;},{&quot;family&quot;:&quot;Bell&quot;,&quot;given&quot;:&quot;Lindsay W.&quot;,&quot;parse-names&quot;:false,&quot;dropping-particle&quot;:&quot;&quot;,&quot;non-dropping-particle&quot;:&quot;&quot;},{&quot;family&quot;:&quot;Peake&quot;,&quot;given&quot;:&quot;Allan S.&quot;,&quot;parse-names&quot;:false,&quot;dropping-particle&quot;:&quot;&quot;,&quot;non-dropping-particle&quot;:&quot;&quot;},{&quot;family&quot;:&quot;Poulton&quot;,&quot;given&quot;:&quot;Perry L.&quot;,&quot;parse-names&quot;:false,&quot;dropping-particle&quot;:&quot;&quot;,&quot;non-dropping-particle&quot;:&quot;&quot;},{&quot;family&quot;:&quot;Hochman&quot;,&quot;given&quot;:&quot;Zvi&quot;,&quot;parse-names&quot;:false,&quot;dropping-particle&quot;:&quot;&quot;,&quot;non-dropping-particle&quot;:&quot;&quot;},{&quot;family&quot;:&quot;Thorburn&quot;,&quot;given&quot;:&quot;Peter J.&quot;,&quot;parse-names&quot;:false,&quot;dropping-particle&quot;:&quot;&quot;,&quot;non-dropping-particle&quot;:&quot;&quot;},{&quot;family&quot;:&quot;Gaydon&quot;,&quot;given&quot;:&quot;Donald S.&quot;,&quot;parse-names&quot;:false,&quot;dropping-particle&quot;:&quot;&quot;,&quot;non-dropping-particle&quot;:&quot;&quot;},{&quot;family&quot;:&quot;Dalgliesh&quot;,&quot;given&quot;:&quot;Neal P.&quot;,&quot;parse-names&quot;:false,&quot;dropping-particle&quot;:&quot;&quot;,&quot;non-dropping-particle&quot;:&quot;&quot;},{&quot;family&quot;:&quot;Rodriguez&quot;,&quot;given&quot;:&quot;Daniel&quot;,&quot;parse-names&quot;:false,&quot;dropping-particle&quot;:&quot;&quot;,&quot;non-dropping-particle&quot;:&quot;&quot;},{&quot;family&quot;:&quot;Cox&quot;,&quot;given&quot;:&quot;Howard&quot;,&quot;parse-names&quot;:false,&quot;dropping-particle&quot;:&quot;&quot;,&quot;non-dropping-particle&quot;:&quot;&quot;},{&quot;family&quot;:&quot;Chapman&quot;,&quot;given&quot;:&quot;Scott&quot;,&quot;parse-names&quot;:false,&quot;dropping-particle&quot;:&quot;&quot;,&quot;non-dropping-particle&quot;:&quot;&quot;},{&quot;family&quot;:&quot;Doherty&quot;,&quot;given&quot;:&quot;Alastair&quot;,&quot;parse-names&quot;:false,&quot;dropping-particle&quot;:&quot;&quot;,&quot;non-dropping-particle&quot;:&quot;&quot;},{&quot;family&quot;:&quot;Teixeira&quot;,&quot;given&quot;:&quot;Edmar&quot;,&quot;parse-names&quot;:false,&quot;dropping-particle&quot;:&quot;&quot;,&quot;non-dropping-particle&quot;:&quot;&quot;},{&quot;family&quot;:&quot;Sharp&quot;,&quot;given&quot;:&quot;Joanna&quot;,&quot;parse-names&quot;:false,&quot;dropping-particle&quot;:&quot;&quot;,&quot;non-dropping-particle&quot;:&quot;&quot;},{&quot;family&quot;:&quot;Cichota&quot;,&quot;given&quot;:&quot;Rogerio&quot;,&quot;parse-names&quot;:false,&quot;dropping-particle&quot;:&quot;&quot;,&quot;non-dropping-particle&quot;:&quot;&quot;},{&quot;family&quot;:&quot;Vogeler&quot;,&quot;given&quot;:&quot;Iris&quot;,&quot;parse-names&quot;:false,&quot;dropping-particle&quot;:&quot;&quot;,&quot;non-dropping-particle&quot;:&quot;&quot;},{&quot;family&quot;:&quot;Li&quot;,&quot;given&quot;:&quot;Frank Y.&quot;,&quot;parse-names&quot;:false,&quot;dropping-particle&quot;:&quot;&quot;,&quot;non-dropping-particle&quot;:&quot;&quot;},{&quot;family&quot;:&quot;Wang&quot;,&quot;given&quot;:&quot;Enli&quot;,&quot;parse-names&quot;:false,&quot;dropping-particle&quot;:&quot;&quot;,&quot;non-dropping-particle&quot;:&quot;&quot;},{&quot;family&quot;:&quot;Hammer&quot;,&quot;given&quot;:&quot;Graeme L.&quot;,&quot;parse-names&quot;:false,&quot;dropping-particle&quot;:&quot;&quot;,&quot;non-dropping-particle&quot;:&quot;&quot;},{&quot;family&quot;:&quot;Robertson&quot;,&quot;given&quot;:&quot;Michael J.&quot;,&quot;parse-names&quot;:false,&quot;dropping-particle&quot;:&quot;&quot;,&quot;non-dropping-particle&quot;:&quot;&quot;},{&quot;family&quot;:&quot;Dimes&quot;,&quot;given&quot;:&quot;John P.&quot;,&quot;parse-names&quot;:false,&quot;dropping-particle&quot;:&quot;&quot;,&quot;non-dropping-particle&quot;:&quot;&quot;},{&quot;family&quot;:&quot;Whitbread&quot;,&quot;given&quot;:&quot;Anthony M.&quot;,&quot;parse-names&quot;:false,&quot;dropping-particle&quot;:&quot;&quot;,&quot;non-dropping-particle&quot;:&quot;&quot;},{&quot;family&quot;:&quot;Hunt&quot;,&quot;given&quot;:&quot;James&quot;,&quot;parse-names&quot;:false,&quot;dropping-particle&quot;:&quot;&quot;,&quot;non-dropping-particle&quot;:&quot;&quot;},{&quot;family&quot;:&quot;Rees&quot;,&quot;given&quot;:&quot;Harm&quot;,&quot;parse-names&quot;:false,&quot;dropping-particle&quot;:&quot;&quot;,&quot;non-dropping-particle&quot;:&quot;van&quot;},{&quot;family&quot;:&quot;McClelland&quot;,&quot;given&quot;:&quot;Tim&quot;,&quot;parse-names&quot;:false,&quot;dropping-particle&quot;:&quot;&quot;,&quot;non-dropping-particle&quot;:&quot;&quot;},{&quot;family&quot;:&quot;Carberry&quot;,&quot;given&quot;:&quot;Peter S.&quot;,&quot;parse-names&quot;:false,&quot;dropping-particle&quot;:&quot;&quot;,&quot;non-dropping-particle&quot;:&quot;&quot;},{&quot;family&quot;:&quot;Hargreaves&quot;,&quot;given&quot;:&quot;John N.G.&quot;,&quot;parse-names&quot;:false,&quot;dropping-particle&quot;:&quot;&quot;,&quot;non-dropping-particle&quot;:&quot;&quot;},{&quot;family&quot;:&quot;MacLeod&quot;,&quot;given&quot;:&quot;Neil&quot;,&quot;parse-names&quot;:false,&quot;dropping-particle&quot;:&quot;&quot;,&quot;non-dropping-particle&quot;:&quot;&quot;},{&quot;family&quot;:&quot;McDonald&quot;,&quot;given&quot;:&quot;Cam&quot;,&quot;parse-names&quot;:false,&quot;dropping-particle&quot;:&quot;&quot;,&quot;non-dropping-particle&quot;:&quot;&quot;},{&quot;family&quot;:&quot;Harsdorf&quot;,&quot;given&quot;:&quot;Justin&quot;,&quot;parse-names&quot;:false,&quot;dropping-particle&quot;:&quot;&quot;,&quot;non-dropping-particle&quot;:&quot;&quot;},{&quot;family&quot;:&quot;Wedgwood&quot;,&quot;given&quot;:&quot;Sara&quot;,&quot;parse-names&quot;:false,&quot;dropping-particle&quot;:&quot;&quot;,&quot;non-dropping-particle&quot;:&quot;&quot;},{&quot;family&quot;:&quot;Keating&quot;,&quot;given&quot;:&quot;Brian A.&quot;,&quot;parse-names&quot;:false,&quot;dropping-particle&quot;:&quot;&quot;,&quot;non-dropping-particle&quot;:&quot;&quot;}],&quot;container-title&quot;:&quot;Environmental Modelling &amp; Software&quot;,&quot;accessed&quot;:{&quot;date-parts&quot;:[[2018,8,5]]},&quot;DOI&quot;:&quot;10.1016/J.ENVSOFT.2014.07.009&quot;,&quot;ISSN&quot;:&quot;1364-8152&quot;,&quot;URL&quot;:&quot;https://www.sciencedirect.com/science/article/pii/S1364815214002102&quot;,&quot;issued&quot;:{&quot;date-parts&quot;:[[2014,12,1]]},&quot;page&quot;:&quot;327-350&quot;,&quot;abstract&quot;:&quot;Agricultural systems models worldwide are increasingly being used to explore options and solutions for the food security, climate change adaptation and mitigation and carbon trading problem domains. APSIM (Agricultural Production Systems sIMulator) is one such model that continues to be applied and adapted to this challenging research agenda. From its inception twenty years ago, APSIM has evolved into a framework containing many of the key models required to explore changes in agricultural landscapes with capability ranging from simulation of gene expression through to multi-field farms and beyond. Keating et al. (2003) described many of the fundamental attributes of APSIM in detail. Much has changed in the last decade, and the APSIM community has been exploring novel scientific domains and utilising software developments in social media, web and mobile applications to provide simulation tools adapted to new demands. This paper updates the earlier work by Keating et al. (2003) and chronicles the changing external challenges and opportunities being placed on APSIM during the last decade. It also explores and discusses how APSIM has been evolving to a “next generation” framework with improved features and capabilities that allow its use in many diverse topics.&quot;,&quot;publisher&quot;:&quot;Elsevier&quot;,&quot;volume&quot;:&quot;62&quot;,&quot;container-title-short&quot;:&quot;&quot;},&quot;isTemporary&quot;:false}]},{&quot;citationID&quot;:&quot;MENDELEY_CITATION_4a92be67-be5f-418a-8e97-a5309534f3d3&quot;,&quot;properties&quot;:{&quot;noteIndex&quot;:0},&quot;isEdited&quot;:false,&quot;manualOverride&quot;:{&quot;isManuallyOverridden&quot;:true,&quot;citeprocText&quot;:&quot;(Salmerón et al., 2016)&quot;,&quot;manualOverrideText&quot;:&quot;Salmerón et al. (2016)&quot;},&quot;citationTag&quot;:&quot;MENDELEY_CITATION_v3_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&quot;,&quot;citationItems&quot;:[{&quot;id&quot;:&quot;1975601f-77d1-3258-b56b-61d444f55e13&quot;,&quot;itemData&quot;:{&quot;type&quot;:&quot;article-journal&quot;,&quot;id&quot;:&quot;1975601f-77d1-3258-b56b-61d444f55e13&quot;,&quot;title&quot;:&quot;Yield Response to Planting Date Among Soybean Maturity Groups for Irrigated Production in the US Midsouth&quot;,&quot;author&quot;:[{&quot;family&quot;:&quot;Salmerón&quot;,&quot;given&quot;:&quot;Montserrat&quot;,&quot;parse-names&quot;:false,&quot;dropping-particle&quot;:&quot;&quot;,&quot;non-dropping-particle&quot;:&quot;&quot;},{&quot;family&quot;:&quot;Gbur&quot;,&quot;given&quot;:&quot;Edward E.&quot;,&quot;parse-names&quot;:false,&quot;dropping-particle&quot;:&quot;&quot;,&quot;non-dropping-particle&quot;:&quot;&quot;},{&quot;family&quot;:&quot;Bourland&quot;,&quot;given&quot;:&quot;Fred M.&quot;,&quot;parse-names&quot;:false,&quot;dropping-particle&quot;:&quot;&quot;,&quot;non-dropping-particle&quot;:&quot;&quot;},{&quot;family&quot;:&quot;Buehring&quot;,&quot;given&quot;:&quot;Normie W.&quot;,&quot;parse-names&quot;:false,&quot;dropping-particle&quot;:&quot;&quot;,&quot;non-dropping-particle&quot;:&quot;&quot;},{&quot;family&quot;:&quot;Earnest&quot;,&quot;given&quot;:&quot;Larry&quot;,&quot;parse-names&quot;:false,&quot;dropping-particle&quot;:&quot;&quot;,&quot;non-dropping-particle&quot;:&quot;&quot;},{&quot;family&quot;:&quot;Fritschi&quot;,&quot;given&quot;:&quot;Felix B.&quot;,&quot;parse-names&quot;:false,&quot;dropping-particle&quot;:&quot;&quot;,&quot;non-dropping-particle&quot;:&quot;&quot;},{&quot;family&quot;:&quot;Golden&quot;,&quot;given&quot;:&quot;Bobby R.&quot;,&quot;parse-names&quot;:false,&quot;dropping-particle&quot;:&quot;&quot;,&quot;non-dropping-particle&quot;:&quot;&quot;},{&quot;family&quot;:&quot;Hathcoat&quot;,&quot;given&quot;:&quot;Daniel&quot;,&quot;parse-names&quot;:false,&quot;dropping-particle&quot;:&quot;&quot;,&quot;non-dropping-particle&quot;:&quot;&quot;},{&quot;family&quot;:&quot;Lofton&quot;,&quot;given&quot;:&quot;Josh&quot;,&quot;parse-names&quot;:false,&quot;dropping-particle&quot;:&quot;&quot;,&quot;non-dropping-particle&quot;:&quot;&quot;},{&quot;family&quot;:&quot;McClure&quot;,&quot;given&quot;:&quot;Angela Thompson&quot;,&quot;parse-names&quot;:false,&quot;dropping-particle&quot;:&quot;&quot;,&quot;non-dropping-particle&quot;:&quot;&quot;},{&quot;family&quot;:&quot;Miller&quot;,&quot;given&quot;:&quot;Travis D.&quot;,&quot;parse-names&quot;:false,&quot;dropping-particle&quot;:&quot;&quot;,&quot;non-dropping-particle&quot;:&quot;&quot;},{&quot;family&quot;:&quot;Neely&quot;,&quot;given&quot;:&quot;Clark&quot;,&quot;parse-names&quot;:false,&quot;dropping-particle&quot;:&quot;&quot;,&quot;non-dropping-particle&quot;:&quot;&quot;},{&quot;family&quot;:&quot;Shannon&quot;,&quot;given&quot;:&quot;Grover&quot;,&quot;parse-names&quot;:false,&quot;dropping-particle&quot;:&quot;&quot;,&quot;non-dropping-particle&quot;:&quot;&quot;},{&quot;family&quot;:&quot;Udeigwe&quot;,&quot;given&quot;:&quot;Theophilus K.&quot;,&quot;parse-names&quot;:false,&quot;dropping-particle&quot;:&quot;&quot;,&quot;non-dropping-particle&quot;:&quot;&quot;},{&quot;family&quot;:&quot;Verbree&quot;,&quot;given&quot;:&quot;David A.&quot;,&quot;parse-names&quot;:false,&quot;dropping-particle&quot;:&quot;&quot;,&quot;non-dropping-particle&quot;:&quot;&quot;},{&quot;family&quot;:&quot;Vories&quot;,&quot;given&quot;:&quot;Earl D.&quot;,&quot;parse-names&quot;:false,&quot;dropping-particle&quot;:&quot;&quot;,&quot;non-dropping-particle&quot;:&quot;&quot;},{&quot;family&quot;:&quot;Wiebold&quot;,&quot;given&quot;:&quot;William J.&quot;,&quot;parse-names&quot;:false,&quot;dropping-particle&quot;:&quot;&quot;,&quot;non-dropping-particle&quot;:&quot;&quot;},{&quot;family&quot;:&quot;Purcell&quot;,&quot;given&quot;:&quot;Larry C.&quot;,&quot;parse-names&quot;:false,&quot;dropping-particle&quot;:&quot;&quot;,&quot;non-dropping-particle&quot;:&quot;&quot;}],&quot;container-title&quot;:&quot;Crop Science&quot;,&quot;container-title-short&quot;:&quot;Crop Sci.&quot;,&quot;accessed&quot;:{&quot;date-parts&quot;:[[2025,8,18]]},&quot;DOI&quot;:&quot;10.2135/CROPSCI2015.07.0466&quot;,&quot;ISSN&quot;:&quot;1435-0653&quot;,&quot;URL&quot;:&quot;/doi/pdf/10.2135/cropsci2015.07.0466&quot;,&quot;issued&quot;:{&quot;date-parts&quot;:[[2016,3,1]]},&quot;page&quot;:&quot;747-759&quot;,&quot;abstract&quot;:&quot;Planting date is one of the main factors affecting soybean (Glycine max [L.] Merr.) yield. Environmental conditions in the US Midsouth allow for planting dates from late March through early July, and maturity groups (MGs) ranging from 3 to 6. However, the complexity of interactions among planting date, MG, and the environment makes the selection of an optimum MG cultivar difficult. A regional 3-yr study, conducted at eight locations with latitudes ranging from 30.6 to 38.9°N, planting dates ranging from late March to early July, and MGs 3 to 6, was used to examine the relationship between relative yield and planting day. The data indicated that yield was dependent on the location and MG choice. There was a quadratic response of relative yield to planting day in six out of the eight locations studied for MG 3 cultivars, and in five locations for MG 4 cultivars. On the other hand, MG 5 and 6 cultivars were more likely to have a negative linear relationship, with a quadratic response in only two of the eight locations. Optimum planting dates that maximized yield were dependent on the location and MG combination and ranged from 22 March to 17 May. Delaying planting dates from mid May to early June reduced yields by 0.09 to 1.69% per day, with the rate of decline greatest at the southern-most locations. Overall, MG 4 cultivars maximized yield or were not statistically different from the highest yielding MG at most locations and planting dates.&quot;,&quot;publisher&quot;:&quot;John Wiley &amp; Sons, Ltd&quot;,&quot;issue&quot;:&quot;2&quot;,&quot;volume&quot;:&quot;56&quot;},&quot;isTemporary&quot;:false}]},{&quot;citationID&quot;:&quot;MENDELEY_CITATION_de19ddfb-c208-49db-848a-409ad81659ce&quot;,&quot;properties&quot;:{&quot;noteIndex&quot;:0},&quot;isEdited&quot;:false,&quot;manualOverride&quot;:{&quot;isManuallyOverridden&quot;:false,&quot;citeprocText&quot;:&quot;(Archontoulis et al., 2020; Elli et al., 2022)&quot;,&quot;manualOverrideText&quot;:&quot;&quot;},&quot;citationTag&quot;:&quot;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&quot;,&quot;citationItems&quot;:[{&quot;id&quot;:&quot;b207dd7b-b57e-3a70-9e53-91c5eefcc6bd&quot;,&quot;itemData&quot;:{&quot;type&quot;:&quot;article-journal&quot;,&quot;id&quot;:&quot;b207dd7b-b57e-3a70-9e53-91c5eefcc6bd&quot;,&quot;title&quot;:&quot;Climate Change and Management Impacts on Soybean N Fixation, Soil N Mineralization, N2O Emissions, and Seed Yield&quot;,&quot;author&quot;:[{&quot;family&quot;:&quot;Elli&quot;,&quot;given&quot;:&quot;Elvis F.&quot;,&quot;parse-names&quot;:false,&quot;dropping-particle&quot;:&quot;&quot;,&quot;non-dropping-particle&quot;:&quot;&quot;},{&quot;family&quot;:&quot;Ciampitti&quot;,&quot;given&quot;:&quot;Ignacio A.&quot;,&quot;parse-names&quot;:false,&quot;dropping-particle&quot;:&quot;&quot;,&quot;non-dropping-particle&quot;:&quot;&quot;},{&quot;family&quot;:&quot;Castellano&quot;,&quot;given&quot;:&quot;Michael J.&quot;,&quot;parse-names&quot;:false,&quot;dropping-particle&quot;:&quot;&quot;,&quot;non-dropping-particle&quot;:&quot;&quot;},{&quot;family&quot;:&quot;Purcell&quot;,&quot;given&quot;:&quot;Larry C.&quot;,&quot;parse-names&quot;:false,&quot;dropping-particle&quot;:&quot;&quot;,&quot;non-dropping-particle&quot;:&quot;&quot;},{&quot;family&quot;:&quot;Naeve&quot;,&quot;given&quot;:&quot;Seth&quot;,&quot;parse-names&quot;:false,&quot;dropping-particle&quot;:&quot;&quot;,&quot;non-dropping-particle&quot;:&quot;&quot;},{&quot;family&quot;:&quot;Grassini&quot;,&quot;given&quot;:&quot;Patricio&quot;,&quot;parse-names&quot;:false,&quot;dropping-particle&quot;:&quot;&quot;,&quot;non-dropping-particle&quot;:&quot;&quot;},{&quot;family&quot;:&quot;Menza&quot;,&quot;given&quot;:&quot;Nicolas C.&quot;,&quot;parse-names&quot;:false,&quot;dropping-particle&quot;:&quot;&quot;,&quot;non-dropping-particle&quot;:&quot;La&quot;},{&quot;family&quot;:&quot;Moro Rosso&quot;,&quot;given&quot;:&quot;Luiz&quot;,&quot;parse-names&quot;:false,&quot;dropping-particle&quot;:&quot;&quot;,&quot;non-dropping-particle&quot;:&quot;&quot;},{&quot;family&quot;:&quot;Borja Reis&quot;,&quot;given&quot;:&quot;André F.&quot;,&quot;parse-names&quot;:false,&quot;dropping-particle&quot;:&quot;&quot;,&quot;non-dropping-particle&quot;:&quot;de&quot;},{&quot;family&quot;:&quot;Kovács&quot;,&quot;given&quot;:&quot;Péter&quot;,&quot;parse-names&quot;:false,&quot;dropping-particle&quot;:&quot;&quot;,&quot;non-dropping-particle&quot;:&quot;&quot;},{&quot;family&quot;:&quot;Archontoulis&quot;,&quot;given&quot;:&quot;Sotirios&quot;,&quot;parse-names&quot;:false,&quot;dropping-particle&quot;:&quot;V.&quot;,&quot;non-dropping-particle&quot;:&quot;&quot;}],&quot;container-title&quot;:&quot;Frontiers in Plant Science&quot;,&quot;container-title-short&quot;:&quot;Front. Plant Sci.&quot;,&quot;accessed&quot;:{&quot;date-parts&quot;:[[2022,5,11]]},&quot;DOI&quot;:&quot;10.3389/FPLS.2022.849896&quot;,&quot;ISSN&quot;:&quot;1664-462X&quot;,&quot;URL&quot;:&quot;https://www.frontiersin.org/articles/10.3389/fpls.2022.849896/full&quot;,&quot;issued&quot;:{&quot;date-parts&quot;:[[2022,4,27]]},&quot;page&quot;:&quot;1-15&quot;,&quot;abstract&quot;:&quot;Limited knowledge about how nitrogen (N) dynamics are affected by climate change, weather variability, and crop management is a major barrier to improving productivity and environmental performance in soybean-based cropping systems. To fill this knowledge gap, we created a systems understanding of agroecosystem N dynamics and quantified the impact of controllable (management) and uncontrollable (weather, climate) factors on N fluxes and soybean yields. We performed a simulation experiment across 10 soybean production environments in the US using the APSIM model and future climate projections from five global circulation models. Climate change (2020-2080) increased N mineralization (24%) and N2O emissions (19%) but decreased N fixation (32%), seed N (20%), and yields (19%). Soil and crop management practices altered N fluxes at a similar magnitude as climate change but in many different directions, revealing opportunities to improve soybean systems performance. Among many practices explored, we identified two solutions with great potential: improved residue management (short-term) and water management (long-term). Inter-annual weather variability and management practices affected soybean yield less than N fluxes, which creates opportunities to manage N fluxes without compromising yields, especially in regions with adequate to excess soil moisture. This work provides actionable results (tradeoffs, synergies, directions) to inform decision-making for adapting crop management in a changing climate to improve soybean production systems.&quot;,&quot;publisher&quot;:&quot;Frontiers&quot;,&quot;issue&quot;:&quot;849896&quot;,&quot;volume&quot;:&quot;13&quot;},&quot;isTemporary&quot;:false},{&quot;id&quot;:&quot;49f3669a-7e90-3663-893e-27fbc0cb9e35&quot;,&quot;itemData&quot;:{&quot;type&quot;:&quot;article-journal&quot;,&quot;id&quot;:&quot;49f3669a-7e90-3663-893e-27fbc0cb9e35&quot;,&quot;title&quot;:&quot;Predicting crop yields and soil‐plant nitrogen dynamics in the US Corn Belt&quot;,&quot;author&quot;:[{&quot;family&quot;:&quot;Archontoulis&quot;,&quot;given&quot;:&quot;Sotirios&quot;,&quot;parse-names&quot;:false,&quot;dropping-particle&quot;:&quot;V.&quot;,&quot;non-dropping-particle&quot;:&quot;&quot;},{&quot;family&quot;:&quot;Castellano&quot;,&quot;given&quot;:&quot;Michael J.&quot;,&quot;parse-names&quot;:false,&quot;dropping-particle&quot;:&quot;&quot;,&quot;non-dropping-particle&quot;:&quot;&quot;},{&quot;family&quot;:&quot;Licht&quot;,&quot;given&quot;:&quot;Mark A.&quot;,&quot;parse-names&quot;:false,&quot;dropping-particle&quot;:&quot;&quot;,&quot;non-dropping-particle&quot;:&quot;&quot;},{&quot;family&quot;:&quot;Nichols&quot;,&quot;given&quot;:&quot;Virginia&quot;,&quot;parse-names&quot;:false,&quot;dropping-particle&quot;:&quot;&quot;,&quot;non-dropping-particle&quot;:&quot;&quot;},{&quot;family&quot;:&quot;Baum&quot;,&quot;given&quot;:&quot;Mitch&quot;,&quot;parse-names&quot;:false,&quot;dropping-particle&quot;:&quot;&quot;,&quot;non-dropping-particle&quot;:&quot;&quot;},{&quot;family&quot;:&quot;Huber&quot;,&quot;given&quot;:&quot;Isaiah&quot;,&quot;parse-names&quot;:false,&quot;dropping-particle&quot;:&quot;&quot;,&quot;non-dropping-particle&quot;:&quot;&quot;},{&quot;family&quot;:&quot;Martinez‐Feria&quot;,&quot;given&quot;:&quot;Rafael&quot;,&quot;parse-names&quot;:false,&quot;dropping-particle&quot;:&quot;&quot;,&quot;non-dropping-particle&quot;:&quot;&quot;},{&quot;family&quot;:&quot;Puntel&quot;,&quot;given&quot;:&quot;Laila&quot;,&quot;parse-names&quot;:false,&quot;dropping-particle&quot;:&quot;&quot;,&quot;non-dropping-particle&quot;:&quot;&quot;},{&quot;family&quot;:&quot;Ordóñez&quot;,&quot;given&quot;:&quot;Raziel A.&quot;,&quot;parse-names&quot;:false,&quot;dropping-particle&quot;:&quot;&quot;,&quot;non-dropping-particle&quot;:&quot;&quot;},{&quot;family&quot;:&quot;Iqbal&quot;,&quot;given&quot;:&quot;Javed&quot;,&quot;parse-names&quot;:false,&quot;dropping-particle&quot;:&quot;&quot;,&quot;non-dropping-particle&quot;:&quot;&quot;},{&quot;family&quot;:&quot;Wright&quot;,&quot;given&quot;:&quot;Emily E.&quot;,&quot;parse-names&quot;:false,&quot;dropping-particle&quot;:&quot;&quot;,&quot;non-dropping-particle&quot;:&quot;&quot;},{&quot;family&quot;:&quot;Dietzel&quot;,&quot;given&quot;:&quot;Ranae N.&quot;,&quot;parse-names&quot;:false,&quot;dropping-particle&quot;:&quot;&quot;,&quot;non-dropping-particle&quot;:&quot;&quot;},{&quot;family&quot;:&quot;Helmers&quot;,&quot;given&quot;:&quot;Matt&quot;,&quot;parse-names&quot;:false,&quot;dropping-particle&quot;:&quot;&quot;,&quot;non-dropping-particle&quot;:&quot;&quot;},{&quot;family&quot;:&quot;Vanloocke&quot;,&quot;given&quot;:&quot;Andy&quot;,&quot;parse-names&quot;:false,&quot;dropping-particle&quot;:&quot;&quot;,&quot;non-dropping-particle&quot;:&quot;&quot;},{&quot;family&quot;:&quot;Liebman&quot;,&quot;given&quot;:&quot;Matt&quot;,&quot;parse-names&quot;:false,&quot;dropping-particle&quot;:&quot;&quot;,&quot;non-dropping-particle&quot;:&quot;&quot;},{&quot;family&quot;:&quot;Hatfield&quot;,&quot;given&quot;:&quot;Jerry L.&quot;,&quot;parse-names&quot;:false,&quot;dropping-particle&quot;:&quot;&quot;,&quot;non-dropping-particle&quot;:&quot;&quot;},{&quot;family&quot;:&quot;Herzmann&quot;,&quot;given&quot;:&quot;Daryl&quot;,&quot;parse-names&quot;:false,&quot;dropping-particle&quot;:&quot;&quot;,&quot;non-dropping-particle&quot;:&quot;&quot;},{&quot;family&quot;:&quot;Córdova&quot;,&quot;given&quot;:&quot;S. Carolina&quot;,&quot;parse-names&quot;:false,&quot;dropping-particle&quot;:&quot;&quot;,&quot;non-dropping-particle&quot;:&quot;&quot;},{&quot;family&quot;:&quot;Edmonds&quot;,&quot;given&quot;:&quot;Patrick&quot;,&quot;parse-names&quot;:false,&quot;dropping-particle&quot;:&quot;&quot;,&quot;non-dropping-particle&quot;:&quot;&quot;},{&quot;family&quot;:&quot;Togliatti&quot;,&quot;given&quot;:&quot;Kaitlin&quot;,&quot;parse-names&quot;:false,&quot;dropping-particle&quot;:&quot;&quot;,&quot;non-dropping-particle&quot;:&quot;&quot;},{&quot;family&quot;:&quot;Kessler&quot;,&quot;given&quot;:&quot;Ashlyn&quot;,&quot;parse-names&quot;:false,&quot;dropping-particle&quot;:&quot;&quot;,&quot;non-dropping-particle&quot;:&quot;&quot;},{&quot;family&quot;:&quot;Danalatos&quot;,&quot;given&quot;:&quot;Gerasimos&quot;,&quot;parse-names&quot;:false,&quot;dropping-particle&quot;:&quot;&quot;,&quot;non-dropping-particle&quot;:&quot;&quot;},{&quot;family&quot;:&quot;Pasley&quot;,&quot;given&quot;:&quot;Heather&quot;,&quot;parse-names&quot;:false,&quot;dropping-particle&quot;:&quot;&quot;,&quot;non-dropping-particle&quot;:&quot;&quot;},{&quot;family&quot;:&quot;Pederson&quot;,&quot;given&quot;:&quot;Carl&quot;,&quot;parse-names&quot;:false,&quot;dropping-particle&quot;:&quot;&quot;,&quot;non-dropping-particle&quot;:&quot;&quot;},{&quot;family&quot;:&quot;Lamkey&quot;,&quot;given&quot;:&quot;Kendall R.&quot;,&quot;parse-names&quot;:false,&quot;dropping-particle&quot;:&quot;&quot;,&quot;non-dropping-particle&quot;:&quot;&quot;}],&quot;container-title&quot;:&quot;Crop Science&quot;,&quot;container-title-short&quot;:&quot;Crop Sci.&quot;,&quot;accessed&quot;:{&quot;date-parts&quot;:[[2021,3,28]]},&quot;DOI&quot;:&quot;10.1002/csc2.20039&quot;,&quot;ISSN&quot;:&quot;0011-183X&quot;,&quot;URL&quot;:&quot;https://onlinelibrary.wiley.com/doi/abs/10.1002/csc2.20039&quot;,&quot;issued&quot;:{&quot;date-parts&quot;:[[2020,3,5]]},&quot;page&quot;:&quot;721-738&quot;,&quot;abstract&quot;:&quot;We used the Agricultural Production Systems sIMulator (APSIM) to predict and explain maize and soybean yields, phenology, and soil water and nitrogen (N) dynamics during the growing season in Iowa, USA. Historical, current and forecasted weather data were used to drive simulations, which were released in public four weeks after planting. In this paper, we (1) describe the methodology used to perform forecasts; (2) evaluate model prediction accuracy against data collected from 10 locations over four years; and (3) identify inputs that are key in forecasting yields and soil N dynamics. We found that the predicted median yield at planting was a very good indicator of end-of-season yields (relative root mean square error [RRMSE] of ∼20%). For reference, the prediction at maturity, when all the weather was known, had a RRMSE of 14%. The good prediction at planting time was explained by the existence of shallow water tables, which decreased model sensitivity to unknown summer precipitation by 50–64%. Model initial conditions and management information accounted for one-fourth of the variation in maize yield. End of season model evaluations indicated that the model simulated well crop phenology (R2= 0.88), root depth (R2= 0.83), biomass production (R2= 0.93), grain yield (R2= 0.90), plant N uptake (R2= 0.87), soil moisture (R2= 0.42), soil temperature (R2= 0.93), soil nitrate (R2= 0.77), and water table depth (R2= 0.41). We concluded that model set-up by the user (e.g. inclusion of water table), initial conditions, and early season measurements are very important for accurate predictions of soil water, N and crop yields in this environment.&quot;,&quot;publisher&quot;:&quot;John Wiley and Sons Inc.&quot;,&quot;issue&quot;:&quot;2&quot;,&quot;volume&quot;:&quot;60&quot;},&quot;isTemporary&quot;:false}]},{&quot;citationID&quot;:&quot;MENDELEY_CITATION_10be5c26-e7f9-4ec7-b928-90390702a0fb&quot;,&quot;properties&quot;:{&quot;noteIndex&quot;:0},&quot;isEdited&quot;:false,&quot;manualOverride&quot;:{&quot;isManuallyOverridden&quot;:false,&quot;citeprocText&quot;:&quot;(Holzworth et al., 2018)&quot;,&quot;manualOverrideText&quot;:&quot;&quot;},&quot;citationTag&quot;:&quot;MENDELEY_CITATION_v3_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&quot;,&quot;citationItems&quot;:[{&quot;id&quot;:&quot;b46edf9d-2cb2-3b31-9536-ca4c5b666514&quot;,&quot;itemData&quot;:{&quot;type&quot;:&quot;article-journal&quot;,&quot;id&quot;:&quot;b46edf9d-2cb2-3b31-9536-ca4c5b666514&quot;,&quot;title&quot;:&quot;APSIM Next Generation: Overcoming challenges in modernising a farming systems model&quot;,&quot;author&quot;:[{&quot;family&quot;:&quot;Holzworth&quot;,&quot;given&quot;:&quot;Dean&quot;,&quot;parse-names&quot;:false,&quot;dropping-particle&quot;:&quot;&quot;,&quot;non-dropping-particle&quot;:&quot;&quot;},{&quot;family&quot;:&quot;Huth&quot;,&quot;given&quot;:&quot;N.I.&quot;,&quot;parse-names&quot;:false,&quot;dropping-particle&quot;:&quot;&quot;,&quot;non-dropping-particle&quot;:&quot;&quot;},{&quot;family&quot;:&quot;Fainges&quot;,&quot;given&quot;:&quot;J.&quot;,&quot;parse-names&quot;:false,&quot;dropping-particle&quot;:&quot;&quot;,&quot;non-dropping-particle&quot;:&quot;&quot;},{&quot;family&quot;:&quot;Brown&quot;,&quot;given&quot;:&quot;H.&quot;,&quot;parse-names&quot;:false,&quot;dropping-particle&quot;:&quot;&quot;,&quot;non-dropping-particle&quot;:&quot;&quot;},{&quot;family&quot;:&quot;Zurcher&quot;,&quot;given&quot;:&quot;E.&quot;,&quot;parse-names&quot;:false,&quot;dropping-particle&quot;:&quot;&quot;,&quot;non-dropping-particle&quot;:&quot;&quot;},{&quot;family&quot;:&quot;Cichota&quot;,&quot;given&quot;:&quot;R.&quot;,&quot;parse-names&quot;:false,&quot;dropping-particle&quot;:&quot;&quot;,&quot;non-dropping-particle&quot;:&quot;&quot;},{&quot;family&quot;:&quot;Verrall&quot;,&quot;given&quot;:&quot;S.&quot;,&quot;parse-names&quot;:false,&quot;dropping-particle&quot;:&quot;&quot;,&quot;non-dropping-particle&quot;:&quot;&quot;},{&quot;family&quot;:&quot;Herrmann&quot;,&quot;given&quot;:&quot;N.I.&quot;,&quot;parse-names&quot;:false,&quot;dropping-particle&quot;:&quot;&quot;,&quot;non-dropping-particle&quot;:&quot;&quot;},{&quot;family&quot;:&quot;Zheng&quot;,&quot;given&quot;:&quot;B.&quot;,&quot;parse-names&quot;:false,&quot;dropping-particle&quot;:&quot;&quot;,&quot;non-dropping-particle&quot;:&quot;&quot;},{&quot;family&quot;:&quot;Snow&quot;,&quot;given&quot;:&quot;V.&quot;,&quot;parse-names&quot;:false,&quot;dropping-particle&quot;:&quot;&quot;,&quot;non-dropping-particle&quot;:&quot;&quot;}],&quot;container-title&quot;:&quot;Environmental Modelling &amp; Software&quot;,&quot;accessed&quot;:{&quot;date-parts&quot;:[[2018,8,6]]},&quot;DOI&quot;:&quot;10.1016/J.ENVSOFT.2018.02.002&quot;,&quot;ISSN&quot;:&quot;1364-8152&quot;,&quot;URL&quot;:&quot;https://www.sciencedirect.com/science/article/pii/S1364815217311921?via%3Dihub&quot;,&quot;issued&quot;:{&quot;date-parts&quot;:[[2018,5,1]]},&quot;page&quot;:&quot;43-51&quot;,&quot;abstract&quot;:&quot;From 1990, the Agricultural Production Systems sIMulator (APSIM) has grown from a field-focused farming systems framework used by a small number of people, into a large collection of models used by thousands of modellers internationally. The software grew to consist of several hundred thousand lines of code in multiple programming languages. This has led to a large, complex software ecosystem that is difficult to maintain. In addition, systems modellers increasingly require software systems that integrate multiple disciplines, can represent evermore complex farming systems, can run on multiple operating systems (desktop, web, mobile), can operate at or be adjusted to multiple temporal and spatial scales (field, farm, region, continent, global) and run faster for larger simulation analyses. This is difficult to achieve in an aging framework. For these reasons, the APSIM Initiative is building the next generation of APSIM. This manuscript outlines the approach taken and lessons learnt.&quot;,&quot;publisher&quot;:&quot;Elsevier&quot;,&quot;volume&quot;:&quot;103&quot;,&quot;container-title-short&quot;:&quot;&quot;},&quot;isTemporary&quot;:false}]},{&quot;citationID&quot;:&quot;MENDELEY_CITATION_2be5b8ed-a48f-4176-a3bd-f26c6618591b&quot;,&quot;properties&quot;:{&quot;noteIndex&quot;:0},&quot;isEdited&quot;:false,&quot;manualOverride&quot;:{&quot;isManuallyOverridden&quot;:false,&quot;citeprocText&quot;:&quot;(NASS, 2023)&quot;,&quot;manualOverrideText&quot;:&quot;&quot;},&quot;citationTag&quot;:&quot;MENDELEY_CITATION_v3_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&quot;,&quot;citationItems&quot;:[{&quot;id&quot;:&quot;d701c2d9-2019-3c23-ad55-73a9efa788e5&quot;,&quot;itemData&quot;:{&quot;type&quot;:&quot;article&quot;,&quot;id&quot;:&quot;d701c2d9-2019-3c23-ad55-73a9efa788e5&quot;,&quot;title&quot;:&quot;Surveys. National Agricultural Statistics Service, USDA. URL: https://www.nass.usda.gov/Surveys. Accessed November 2, 2023&quot;,&quot;author&quot;:[{&quot;family&quot;:&quot;NASS&quot;,&quot;given&quot;:&quot;&quot;,&quot;parse-names&quot;:false,&quot;dropping-particle&quot;:&quot;&quot;,&quot;non-dropping-particle&quot;:&quot;&quot;}],&quot;issued&quot;:{&quot;date-parts&quot;:[[2023]]},&quot;container-title-short&quot;:&quot;&quot;},&quot;isTemporary&quot;:false}]},{&quot;citationID&quot;:&quot;MENDELEY_CITATION_bb93a7ce-e889-4746-b684-c110b5fa6ae6&quot;,&quot;properties&quot;:{&quot;noteIndex&quot;:0},&quot;isEdited&quot;:false,&quot;manualOverride&quot;:{&quot;isManuallyOverridden&quot;:false,&quot;citeprocText&quot;:&quot;(Miguez, 2020)&quot;,&quot;manualOverrideText&quot;:&quot;&quot;},&quot;citationTag&quot;:&quot;MENDELEY_CITATION_v3_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&quot;,&quot;citationItems&quot;:[{&quot;id&quot;:&quot;4abf83ce-d2c7-38f1-8ed0-5490e7cd99c2&quot;,&quot;itemData&quot;:{&quot;type&quot;:&quot;article-journal&quot;,&quot;id&quot;:&quot;4abf83ce-d2c7-38f1-8ed0-5490e7cd99c2&quot;,&quot;title&quot;:&quot;apsimx: Inspect, read, edit and run ‘‘APSIM’’ ‘next generation’ and ‘‘APSIM’’ classic. 2020, http://dx.doi.org/10.32614/cran.package.apsimx, CRAN: Contributed Packages, The R Foundation.&quot;,&quot;author&quot;:[{&quot;family&quot;:&quot;Miguez&quot;,&quot;given&quot;:&quot;Fernando&quot;,&quot;parse-names&quot;:false,&quot;dropping-particle&quot;:&quot;&quot;,&quot;non-dropping-particle&quot;:&quot;&quot;}],&quot;issued&quot;:{&quot;date-parts&quot;:[[2020]]},&quot;container-title-short&quot;:&quot;&quot;},&quot;isTemporary&quot;:false}]},{&quot;citationID&quot;:&quot;MENDELEY_CITATION_e500eefa-0404-4052-ad4c-71a78d9bb5cc&quot;,&quot;properties&quot;:{&quot;noteIndex&quot;:0},&quot;isEdited&quot;:false,&quot;manualOverride&quot;:{&quot;isManuallyOverridden&quot;:false,&quot;citeprocText&quot;:&quot;(Elli and Archontoulis, 2023)&quot;,&quot;manualOverrideText&quot;:&quot;&quot;},&quot;citationTag&quot;:&quot;MENDELEY_CITATION_v3_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&quot;,&quot;citationItems&quot;:[{&quot;id&quot;:&quot;7da3663c-c39c-3463-a80c-84581fb2e5b3&quot;,&quot;itemData&quot;:{&quot;type&quot;:&quot;article-journal&quot;,&quot;id&quot;:&quot;7da3663c-c39c-3463-a80c-84581fb2e5b3&quot;,&quot;title&quot;:&quot;Dissecting the contribution of weather and management on water table dynamics under present and future climate scenarios in the US Corn Belt&quot;,&quot;author&quot;:[{&quot;family&quot;:&quot;Elli&quot;,&quot;given&quot;:&quot;Elvis F.&quot;,&quot;parse-names&quot;:false,&quot;dropping-particle&quot;:&quot;&quot;,&quot;non-dropping-particle&quot;:&quot;&quot;},{&quot;family&quot;:&quot;Archontoulis&quot;,&quot;given&quot;:&quot;Sotirios&quot;,&quot;parse-names&quot;:false,&quot;dropping-particle&quot;:&quot;V.&quot;,&quot;non-dropping-particle&quot;:&quot;&quot;}],&quot;container-title&quot;:&quot;Agronomy for Sustainable Development&quot;,&quot;container-title-short&quot;:&quot;Agron. Sustain. Dev.&quot;,&quot;accessed&quot;:{&quot;date-parts&quot;:[[2023,4,12]]},&quot;DOI&quot;:&quot;10.1007/S13593-023-00889-6&quot;,&quot;ISSN&quot;:&quot;1773-0155&quot;,&quot;URL&quot;:&quot;https://link.springer.com/article/10.1007/s13593-023-00889-6&quot;,&quot;issued&quot;:{&quot;date-parts&quot;:[[2023,4,13]]},&quot;page&quot;:&quot;1-16&quot;,&quot;abstract&quot;:&quot;In rainfed crop production regions such as the US Corn belt, the existence of a shallow water table increases crop productivity, decreases inter-annual grain yield variability, and impacts environmental N losses. Understanding how climate and management scenarios influence water table depth is key to designing sustainable and profitable cropping systems. A concurrent cropping systems-level examination of how weather variability, climate change, and agronomic management affect water table dynamics is missing. To fill this knowledge gap, we developed a systems evaluation using APSIM framework with the objectives to (1) quantify how weather and agronomic management (subsurface drainage, tillage, crop sequences) affect the water table depth and its seasonal variability under present and future (2020 to 2080) climate scenarios and (2) develop functional relationships between water table depth and productivity and sustainability indicators to increase our knowledge base. We considered four US Corn Belt environments with various water table depth conditions. Results indicated that the water table depth was mostly dictated by weather conditions, with management to alter water table depth by up to 31% under present climate conditions and up to 6% under future climate projections. The overall ranking of management practices in terms of influence on water table depth was subsurface tile drainage &amp;gt; tillage &amp;gt; crop sequence. The water tables will become slightly deeper in the future, with an overall downward trend of 0.18 cm year−1 (2020–2080), mostly driven by increased temperature and therefore evapotranspiration. For every degree increase in temperature, the water table depth deepened by about 8 cm. Water table depth affected crop yields, rooting depths, N2O emissions, and runoff in different ways revealing important tradeoffs between productivity and sustainability metrics. Our study provides new insights into an important water source for crop production, which can inform decision-making and climate change adaptation strategies.&quot;,&quot;publisher&quot;:&quot;Springer&quot;,&quot;issue&quot;:&quot;2&quot;,&quot;volume&quot;:&quot;43&quot;},&quot;isTemporary&quot;:false}]},{&quot;citationID&quot;:&quot;MENDELEY_CITATION_1139bb8a-03ce-4cff-bdbc-ed9bbd5aa5fb&quot;,&quot;properties&quot;:{&quot;noteIndex&quot;:0},&quot;isEdited&quot;:false,&quot;manualOverride&quot;:{&quot;isManuallyOverridden&quot;:false,&quot;citeprocText&quot;:&quot;(Soil Survey Staff, 2023)&quot;,&quot;manualOverrideText&quot;:&quot;&quot;},&quot;citationTag&quot;:&quot;MENDELEY_CITATION_v3_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&quot;,&quot;citationItems&quot;:[{&quot;id&quot;:&quot;379ccbc3-e52f-3f4e-91bf-4c05a7889afb&quot;,&quot;itemData&quot;:{&quot;type&quot;:&quot;article-journal&quot;,&quot;id&quot;:&quot;379ccbc3-e52f-3f4e-91bf-4c05a7889afb&quot;,&quot;title&quot;:&quot;Soil survey geographic (SSURGO) database. Washington, DC: USDA Natural Resources Conservation Service.&quot;,&quot;author&quot;:[{&quot;family&quot;:&quot;Soil Survey Staff&quot;,&quot;given&quot;:&quot;&quot;,&quot;parse-names&quot;:false,&quot;dropping-particle&quot;:&quot;&quot;,&quot;non-dropping-particle&quot;:&quot;&quot;}],&quot;accessed&quot;:{&quot;date-parts&quot;:[[2019,5,27]]},&quot;issued&quot;:{&quot;date-parts&quot;:[[2023]]},&quot;container-title-short&quot;:&quot;&quot;},&quot;isTemporary&quot;:false}]},{&quot;citationID&quot;:&quot;MENDELEY_CITATION_26b373af-1e86-4941-8d20-241731e7de75&quot;,&quot;properties&quot;:{&quot;noteIndex&quot;:0},&quot;isEdited&quot;:false,&quot;manualOverride&quot;:{&quot;isManuallyOverridden&quot;:false,&quot;citeprocText&quot;:&quot;(NASS, 2023)&quot;,&quot;manualOverrideText&quot;:&quot;&quot;},&quot;citationTag&quot;:&quot;MENDELEY_CITATION_v3_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&quot;,&quot;citationItems&quot;:[{&quot;id&quot;:&quot;d701c2d9-2019-3c23-ad55-73a9efa788e5&quot;,&quot;itemData&quot;:{&quot;type&quot;:&quot;article&quot;,&quot;id&quot;:&quot;d701c2d9-2019-3c23-ad55-73a9efa788e5&quot;,&quot;title&quot;:&quot;Surveys. National Agricultural Statistics Service, USDA. URL: https://www.nass.usda.gov/Surveys. Accessed November 2, 2023&quot;,&quot;author&quot;:[{&quot;family&quot;:&quot;NASS&quot;,&quot;given&quot;:&quot;&quot;,&quot;parse-names&quot;:false,&quot;dropping-particle&quot;:&quot;&quot;,&quot;non-dropping-particle&quot;:&quot;&quot;}],&quot;issued&quot;:{&quot;date-parts&quot;:[[2023]]},&quot;container-title-short&quot;:&quot;&quot;},&quot;isTemporary&quot;:false}]},{&quot;citationID&quot;:&quot;MENDELEY_CITATION_31533401-7cd7-4711-a4d2-566789f116b6&quot;,&quot;properties&quot;:{&quot;noteIndex&quot;:0},&quot;isEdited&quot;:false,&quot;manualOverride&quot;:{&quot;isManuallyOverridden&quot;:false,&quot;citeprocText&quot;:&quot;(Salmeron et al., 2014; Salmerón et al., 2016)&quot;,&quot;manualOverrideText&quot;:&quot;&quot;},&quot;citationTag&quot;:&quot;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&quot;,&quot;citationItems&quot;:[{&quot;id&quot;:&quot;1975601f-77d1-3258-b56b-61d444f55e13&quot;,&quot;itemData&quot;:{&quot;type&quot;:&quot;article-journal&quot;,&quot;id&quot;:&quot;1975601f-77d1-3258-b56b-61d444f55e13&quot;,&quot;title&quot;:&quot;Yield Response to Planting Date Among Soybean Maturity Groups for Irrigated Production in the US Midsouth&quot;,&quot;author&quot;:[{&quot;family&quot;:&quot;Salmerón&quot;,&quot;given&quot;:&quot;Montserrat&quot;,&quot;parse-names&quot;:false,&quot;dropping-particle&quot;:&quot;&quot;,&quot;non-dropping-particle&quot;:&quot;&quot;},{&quot;family&quot;:&quot;Gbur&quot;,&quot;given&quot;:&quot;Edward E.&quot;,&quot;parse-names&quot;:false,&quot;dropping-particle&quot;:&quot;&quot;,&quot;non-dropping-particle&quot;:&quot;&quot;},{&quot;family&quot;:&quot;Bourland&quot;,&quot;given&quot;:&quot;Fred M.&quot;,&quot;parse-names&quot;:false,&quot;dropping-particle&quot;:&quot;&quot;,&quot;non-dropping-particle&quot;:&quot;&quot;},{&quot;family&quot;:&quot;Buehring&quot;,&quot;given&quot;:&quot;Normie W.&quot;,&quot;parse-names&quot;:false,&quot;dropping-particle&quot;:&quot;&quot;,&quot;non-dropping-particle&quot;:&quot;&quot;},{&quot;family&quot;:&quot;Earnest&quot;,&quot;given&quot;:&quot;Larry&quot;,&quot;parse-names&quot;:false,&quot;dropping-particle&quot;:&quot;&quot;,&quot;non-dropping-particle&quot;:&quot;&quot;},{&quot;family&quot;:&quot;Fritschi&quot;,&quot;given&quot;:&quot;Felix B.&quot;,&quot;parse-names&quot;:false,&quot;dropping-particle&quot;:&quot;&quot;,&quot;non-dropping-particle&quot;:&quot;&quot;},{&quot;family&quot;:&quot;Golden&quot;,&quot;given&quot;:&quot;Bobby R.&quot;,&quot;parse-names&quot;:false,&quot;dropping-particle&quot;:&quot;&quot;,&quot;non-dropping-particle&quot;:&quot;&quot;},{&quot;family&quot;:&quot;Hathcoat&quot;,&quot;given&quot;:&quot;Daniel&quot;,&quot;parse-names&quot;:false,&quot;dropping-particle&quot;:&quot;&quot;,&quot;non-dropping-particle&quot;:&quot;&quot;},{&quot;family&quot;:&quot;Lofton&quot;,&quot;given&quot;:&quot;Josh&quot;,&quot;parse-names&quot;:false,&quot;dropping-particle&quot;:&quot;&quot;,&quot;non-dropping-particle&quot;:&quot;&quot;},{&quot;family&quot;:&quot;McClure&quot;,&quot;given&quot;:&quot;Angela Thompson&quot;,&quot;parse-names&quot;:false,&quot;dropping-particle&quot;:&quot;&quot;,&quot;non-dropping-particle&quot;:&quot;&quot;},{&quot;family&quot;:&quot;Miller&quot;,&quot;given&quot;:&quot;Travis D.&quot;,&quot;parse-names&quot;:false,&quot;dropping-particle&quot;:&quot;&quot;,&quot;non-dropping-particle&quot;:&quot;&quot;},{&quot;family&quot;:&quot;Neely&quot;,&quot;given&quot;:&quot;Clark&quot;,&quot;parse-names&quot;:false,&quot;dropping-particle&quot;:&quot;&quot;,&quot;non-dropping-particle&quot;:&quot;&quot;},{&quot;family&quot;:&quot;Shannon&quot;,&quot;given&quot;:&quot;Grover&quot;,&quot;parse-names&quot;:false,&quot;dropping-particle&quot;:&quot;&quot;,&quot;non-dropping-particle&quot;:&quot;&quot;},{&quot;family&quot;:&quot;Udeigwe&quot;,&quot;given&quot;:&quot;Theophilus K.&quot;,&quot;parse-names&quot;:false,&quot;dropping-particle&quot;:&quot;&quot;,&quot;non-dropping-particle&quot;:&quot;&quot;},{&quot;family&quot;:&quot;Verbree&quot;,&quot;given&quot;:&quot;David A.&quot;,&quot;parse-names&quot;:false,&quot;dropping-particle&quot;:&quot;&quot;,&quot;non-dropping-particle&quot;:&quot;&quot;},{&quot;family&quot;:&quot;Vories&quot;,&quot;given&quot;:&quot;Earl D.&quot;,&quot;parse-names&quot;:false,&quot;dropping-particle&quot;:&quot;&quot;,&quot;non-dropping-particle&quot;:&quot;&quot;},{&quot;family&quot;:&quot;Wiebold&quot;,&quot;given&quot;:&quot;William J.&quot;,&quot;parse-names&quot;:false,&quot;dropping-particle&quot;:&quot;&quot;,&quot;non-dropping-particle&quot;:&quot;&quot;},{&quot;family&quot;:&quot;Purcell&quot;,&quot;given&quot;:&quot;Larry C.&quot;,&quot;parse-names&quot;:false,&quot;dropping-particle&quot;:&quot;&quot;,&quot;non-dropping-particle&quot;:&quot;&quot;}],&quot;container-title&quot;:&quot;Crop Science&quot;,&quot;container-title-short&quot;:&quot;Crop Sci.&quot;,&quot;accessed&quot;:{&quot;date-parts&quot;:[[2025,8,18]]},&quot;DOI&quot;:&quot;10.2135/CROPSCI2015.07.0466&quot;,&quot;ISSN&quot;:&quot;1435-0653&quot;,&quot;URL&quot;:&quot;/doi/pdf/10.2135/cropsci2015.07.0466&quot;,&quot;issued&quot;:{&quot;date-parts&quot;:[[2016,3,1]]},&quot;page&quot;:&quot;747-759&quot;,&quot;abstract&quot;:&quot;Planting date is one of the main factors affecting soybean (Glycine max [L.] Merr.) yield. Environmental conditions in the US Midsouth allow for planting dates from late March through early July, and maturity groups (MGs) ranging from 3 to 6. However, the complexity of interactions among planting date, MG, and the environment makes the selection of an optimum MG cultivar difficult. A regional 3-yr study, conducted at eight locations with latitudes ranging from 30.6 to 38.9°N, planting dates ranging from late March to early July, and MGs 3 to 6, was used to examine the relationship between relative yield and planting day. The data indicated that yield was dependent on the location and MG choice. There was a quadratic response of relative yield to planting day in six out of the eight locations studied for MG 3 cultivars, and in five locations for MG 4 cultivars. On the other hand, MG 5 and 6 cultivars were more likely to have a negative linear relationship, with a quadratic response in only two of the eight locations. Optimum planting dates that maximized yield were dependent on the location and MG combination and ranged from 22 March to 17 May. Delaying planting dates from mid May to early June reduced yields by 0.09 to 1.69% per day, with the rate of decline greatest at the southern-most locations. Overall, MG 4 cultivars maximized yield or were not statistically different from the highest yielding MG at most locations and planting dates.&quot;,&quot;publisher&quot;:&quot;John Wiley &amp; Sons, Ltd&quot;,&quot;issue&quot;:&quot;2&quot;,&quot;volume&quot;:&quot;56&quot;},&quot;isTemporary&quot;:false},{&quot;id&quot;:&quot;45a7e396-403f-36c8-a248-3b6b52931d8a&quot;,&quot;itemData&quot;:{&quot;type&quot;:&quot;article-journal&quot;,&quot;id&quot;:&quot;45a7e396-403f-36c8-a248-3b6b52931d8a&quot;,&quot;title&quot;:&quot;Soybean maturity group choices for early and late plantings in the midsouth&quot;,&quot;author&quot;:[{&quot;family&quot;:&quot;Salmeron&quot;,&quot;given&quot;:&quot;Montserrat&quot;,&quot;parse-names&quot;:false,&quot;dropping-particle&quot;:&quot;&quot;,&quot;non-dropping-particle&quot;:&quot;&quot;},{&quot;family&quot;:&quot;Gbur&quot;,&quot;given&quot;:&quot;Edward E.&quot;,&quot;parse-names&quot;:false,&quot;dropping-particle&quot;:&quot;&quot;,&quot;non-dropping-particle&quot;:&quot;&quot;},{&quot;family&quot;:&quot;Bourland&quot;,&quot;given&quot;:&quot;Fred M.&quot;,&quot;parse-names&quot;:false,&quot;dropping-particle&quot;:&quot;&quot;,&quot;non-dropping-particle&quot;:&quot;&quot;},{&quot;family&quot;:&quot;Buehring&quot;,&quot;given&quot;:&quot;Normie W.&quot;,&quot;parse-names&quot;:false,&quot;dropping-particle&quot;:&quot;&quot;,&quot;non-dropping-particle&quot;:&quot;&quot;},{&quot;family&quot;:&quot;Earnest&quot;,&quot;given&quot;:&quot;Larry&quot;,&quot;parse-names&quot;:false,&quot;dropping-particle&quot;:&quot;&quot;,&quot;non-dropping-particle&quot;:&quot;&quot;},{&quot;family&quot;:&quot;Fritschi&quot;,&quot;given&quot;:&quot;Felix B.&quot;,&quot;parse-names&quot;:false,&quot;dropping-particle&quot;:&quot;&quot;,&quot;non-dropping-particle&quot;:&quot;&quot;},{&quot;family&quot;:&quot;Golden&quot;,&quot;given&quot;:&quot;Bobby R.&quot;,&quot;parse-names&quot;:false,&quot;dropping-particle&quot;:&quot;&quot;,&quot;non-dropping-particle&quot;:&quot;&quot;},{&quot;family&quot;:&quot;Hathcoat&quot;,&quot;given&quot;:&quot;Daniel&quot;,&quot;parse-names&quot;:false,&quot;dropping-particle&quot;:&quot;&quot;,&quot;non-dropping-particle&quot;:&quot;&quot;},{&quot;family&quot;:&quot;Lofton&quot;,&quot;given&quot;:&quot;Josh&quot;,&quot;parse-names&quot;:false,&quot;dropping-particle&quot;:&quot;&quot;,&quot;non-dropping-particle&quot;:&quot;&quot;},{&quot;family&quot;:&quot;Miller&quot;,&quot;given&quot;:&quot;Travis D.&quot;,&quot;parse-names&quot;:false,&quot;dropping-particle&quot;:&quot;&quot;,&quot;non-dropping-particle&quot;:&quot;&quot;},{&quot;family&quot;:&quot;Neely&quot;,&quot;given&quot;:&quot;Clark&quot;,&quot;parse-names&quot;:false,&quot;dropping-particle&quot;:&quot;&quot;,&quot;non-dropping-particle&quot;:&quot;&quot;},{&quot;family&quot;:&quot;Shannon&quot;,&quot;given&quot;:&quot;Grover&quot;,&quot;parse-names&quot;:false,&quot;dropping-particle&quot;:&quot;&quot;,&quot;non-dropping-particle&quot;:&quot;&quot;},{&quot;family&quot;:&quot;Udeigwe&quot;,&quot;given&quot;:&quot;Theophilus K.&quot;,&quot;parse-names&quot;:false,&quot;dropping-particle&quot;:&quot;&quot;,&quot;non-dropping-particle&quot;:&quot;&quot;},{&quot;family&quot;:&quot;Verbree&quot;,&quot;given&quot;:&quot;David A.&quot;,&quot;parse-names&quot;:false,&quot;dropping-particle&quot;:&quot;&quot;,&quot;non-dropping-particle&quot;:&quot;&quot;},{&quot;family&quot;:&quot;Vories&quot;,&quot;given&quot;:&quot;Earl D.&quot;,&quot;parse-names&quot;:false,&quot;dropping-particle&quot;:&quot;&quot;,&quot;non-dropping-particle&quot;:&quot;&quot;},{&quot;family&quot;:&quot;Wiebold&quot;,&quot;given&quot;:&quot;William J.&quot;,&quot;parse-names&quot;:false,&quot;dropping-particle&quot;:&quot;&quot;,&quot;non-dropping-particle&quot;:&quot;&quot;},{&quot;family&quot;:&quot;Purcell&quot;,&quot;given&quot;:&quot;Larry C.&quot;,&quot;parse-names&quot;:false,&quot;dropping-particle&quot;:&quot;&quot;,&quot;non-dropping-particle&quot;:&quot;&quot;}],&quot;container-title&quot;:&quot;Agronomy Journal&quot;,&quot;container-title-short&quot;:&quot;Agron. J.&quot;,&quot;accessed&quot;:{&quot;date-parts&quot;:[[2023,11,7]]},&quot;DOI&quot;:&quot;10.2134/AGRONJ14.0222&quot;,&quot;ISSN&quot;:&quot;14350645&quot;,&quot;issued&quot;:{&quot;date-parts&quot;:[[2014,9,1]]},&quot;page&quot;:&quot;1893-1901&quot;,&quot;abstract&quot;:&quot;Growing conditions in the U.S. Midsouth allow for large soybean [Glycine max L. (Merr.)] yields under irrigation, but there is limited information on planting dates (PD) and maturity group (MG) choices to aid in cultivar selection. Analysis of variance across eight (2012) and 10 (2013) locations, four PD, and 16 cultivars (MG 3–6), revealed that the genotype by environment (G×E) interaction accounted for 38 to 22% of the total yield variability. Stability-analysis techniques and probability of low yields were used to investigate this interaction. Planting dates were grouped within early- and late-planting systems. Results showed that MG 4 and 5 cultivars in early-planting systems had the largest average yields, whereas for late-planting systems, late MG 3 to late MG 4 cultivars had the largest yields. Least square means by MG within planting systems at each environment showed that MG 4 cultivars had the greatest yields or were not significantly different from the MG with the greatest yields in 100% of the environments for both early- and late-planting systems. Yields of MG 5 cultivars were similar to those of MG 4 in 100% of the environments with an early planting but only in 20% of the environments with a late planting. The MG 3 cultivars were the best second choice for late plantings, with similar yields to MG 4 cultivars in 55 to 75% of the environments. These results have profound implications for MG recommendations in irrigated soybean in the U.S. Midsouth and indicate the need to reconsider common MG recommendations.&quot;,&quot;publisher&quot;:&quot;American Society of Agronomy&quot;,&quot;issue&quot;:&quot;5&quot;,&quot;volume&quot;:&quot;106&quot;},&quot;isTemporary&quot;:false}]},{&quot;citationID&quot;:&quot;MENDELEY_CITATION_6fcdf6ef-1968-4014-9eda-0054f174b707&quot;,&quot;properties&quot;:{&quot;noteIndex&quot;:0},&quot;isEdited&quot;:false,&quot;manualOverride&quot;:{&quot;isManuallyOverridden&quot;:true,&quot;citeprocText&quot;:&quot;(Elli et al., 2022)&quot;,&quot;manualOverrideText&quot;:&quot;Elli et al. (2022)&quot;},&quot;citationTag&quot;:&quot;MENDELEY_CITATION_v3_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&quot;,&quot;citationItems&quot;:[{&quot;id&quot;:&quot;b207dd7b-b57e-3a70-9e53-91c5eefcc6bd&quot;,&quot;itemData&quot;:{&quot;type&quot;:&quot;article-journal&quot;,&quot;id&quot;:&quot;b207dd7b-b57e-3a70-9e53-91c5eefcc6bd&quot;,&quot;title&quot;:&quot;Climate Change and Management Impacts on Soybean N Fixation, Soil N Mineralization, N2O Emissions, and Seed Yield&quot;,&quot;author&quot;:[{&quot;family&quot;:&quot;Elli&quot;,&quot;given&quot;:&quot;Elvis F.&quot;,&quot;parse-names&quot;:false,&quot;dropping-particle&quot;:&quot;&quot;,&quot;non-dropping-particle&quot;:&quot;&quot;},{&quot;family&quot;:&quot;Ciampitti&quot;,&quot;given&quot;:&quot;Ignacio A.&quot;,&quot;parse-names&quot;:false,&quot;dropping-particle&quot;:&quot;&quot;,&quot;non-dropping-particle&quot;:&quot;&quot;},{&quot;family&quot;:&quot;Castellano&quot;,&quot;given&quot;:&quot;Michael J.&quot;,&quot;parse-names&quot;:false,&quot;dropping-particle&quot;:&quot;&quot;,&quot;non-dropping-particle&quot;:&quot;&quot;},{&quot;family&quot;:&quot;Purcell&quot;,&quot;given&quot;:&quot;Larry C.&quot;,&quot;parse-names&quot;:false,&quot;dropping-particle&quot;:&quot;&quot;,&quot;non-dropping-particle&quot;:&quot;&quot;},{&quot;family&quot;:&quot;Naeve&quot;,&quot;given&quot;:&quot;Seth&quot;,&quot;parse-names&quot;:false,&quot;dropping-particle&quot;:&quot;&quot;,&quot;non-dropping-particle&quot;:&quot;&quot;},{&quot;family&quot;:&quot;Grassini&quot;,&quot;given&quot;:&quot;Patricio&quot;,&quot;parse-names&quot;:false,&quot;dropping-particle&quot;:&quot;&quot;,&quot;non-dropping-particle&quot;:&quot;&quot;},{&quot;family&quot;:&quot;Menza&quot;,&quot;given&quot;:&quot;Nicolas C.&quot;,&quot;parse-names&quot;:false,&quot;dropping-particle&quot;:&quot;&quot;,&quot;non-dropping-particle&quot;:&quot;La&quot;},{&quot;family&quot;:&quot;Moro Rosso&quot;,&quot;given&quot;:&quot;Luiz&quot;,&quot;parse-names&quot;:false,&quot;dropping-particle&quot;:&quot;&quot;,&quot;non-dropping-particle&quot;:&quot;&quot;},{&quot;family&quot;:&quot;Borja Reis&quot;,&quot;given&quot;:&quot;André F.&quot;,&quot;parse-names&quot;:false,&quot;dropping-particle&quot;:&quot;&quot;,&quot;non-dropping-particle&quot;:&quot;de&quot;},{&quot;family&quot;:&quot;Kovács&quot;,&quot;given&quot;:&quot;Péter&quot;,&quot;parse-names&quot;:false,&quot;dropping-particle&quot;:&quot;&quot;,&quot;non-dropping-particle&quot;:&quot;&quot;},{&quot;family&quot;:&quot;Archontoulis&quot;,&quot;given&quot;:&quot;Sotirios&quot;,&quot;parse-names&quot;:false,&quot;dropping-particle&quot;:&quot;V.&quot;,&quot;non-dropping-particle&quot;:&quot;&quot;}],&quot;container-title&quot;:&quot;Frontiers in Plant Science&quot;,&quot;container-title-short&quot;:&quot;Front. Plant Sci.&quot;,&quot;accessed&quot;:{&quot;date-parts&quot;:[[2022,5,11]]},&quot;DOI&quot;:&quot;10.3389/FPLS.2022.849896&quot;,&quot;ISSN&quot;:&quot;1664-462X&quot;,&quot;URL&quot;:&quot;https://www.frontiersin.org/articles/10.3389/fpls.2022.849896/full&quot;,&quot;issued&quot;:{&quot;date-parts&quot;:[[2022,4,27]]},&quot;page&quot;:&quot;1-15&quot;,&quot;abstract&quot;:&quot;Limited knowledge about how nitrogen (N) dynamics are affected by climate change, weather variability, and crop management is a major barrier to improving productivity and environmental performance in soybean-based cropping systems. To fill this knowledge gap, we created a systems understanding of agroecosystem N dynamics and quantified the impact of controllable (management) and uncontrollable (weather, climate) factors on N fluxes and soybean yields. We performed a simulation experiment across 10 soybean production environments in the US using the APSIM model and future climate projections from five global circulation models. Climate change (2020-2080) increased N mineralization (24%) and N2O emissions (19%) but decreased N fixation (32%), seed N (20%), and yields (19%). Soil and crop management practices altered N fluxes at a similar magnitude as climate change but in many different directions, revealing opportunities to improve soybean systems performance. Among many practices explored, we identified two solutions with great potential: improved residue management (short-term) and water management (long-term). Inter-annual weather variability and management practices affected soybean yield less than N fluxes, which creates opportunities to manage N fluxes without compromising yields, especially in regions with adequate to excess soil moisture. This work provides actionable results (tradeoffs, synergies, directions) to inform decision-making for adapting crop management in a changing climate to improve soybean production systems.&quot;,&quot;publisher&quot;:&quot;Frontiers&quot;,&quot;issue&quot;:&quot;849896&quot;,&quot;volume&quot;:&quot;13&quot;},&quot;isTemporary&quot;:false}]},{&quot;citationID&quot;:&quot;MENDELEY_CITATION_54febb1d-8519-4cac-9bb0-98e1f06aa517&quot;,&quot;properties&quot;:{&quot;noteIndex&quot;:0},&quot;isEdited&quot;:false,&quot;manualOverride&quot;:{&quot;isManuallyOverridden&quot;:false,&quot;citeprocText&quot;:&quot;(Elli and Archontoulis, 2023)&quot;,&quot;manualOverrideText&quot;:&quot;&quot;},&quot;citationTag&quot;:&quot;MENDELEY_CITATION_v3_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&quot;,&quot;citationItems&quot;:[{&quot;id&quot;:&quot;7da3663c-c39c-3463-a80c-84581fb2e5b3&quot;,&quot;itemData&quot;:{&quot;type&quot;:&quot;article-journal&quot;,&quot;id&quot;:&quot;7da3663c-c39c-3463-a80c-84581fb2e5b3&quot;,&quot;title&quot;:&quot;Dissecting the contribution of weather and management on water table dynamics under present and future climate scenarios in the US Corn Belt&quot;,&quot;author&quot;:[{&quot;family&quot;:&quot;Elli&quot;,&quot;given&quot;:&quot;Elvis F.&quot;,&quot;parse-names&quot;:false,&quot;dropping-particle&quot;:&quot;&quot;,&quot;non-dropping-particle&quot;:&quot;&quot;},{&quot;family&quot;:&quot;Archontoulis&quot;,&quot;given&quot;:&quot;Sotirios&quot;,&quot;parse-names&quot;:false,&quot;dropping-particle&quot;:&quot;V.&quot;,&quot;non-dropping-particle&quot;:&quot;&quot;}],&quot;container-title&quot;:&quot;Agronomy for Sustainable Development&quot;,&quot;container-title-short&quot;:&quot;Agron. Sustain. Dev.&quot;,&quot;accessed&quot;:{&quot;date-parts&quot;:[[2023,4,12]]},&quot;DOI&quot;:&quot;10.1007/S13593-023-00889-6&quot;,&quot;ISSN&quot;:&quot;1773-0155&quot;,&quot;URL&quot;:&quot;https://link.springer.com/article/10.1007/s13593-023-00889-6&quot;,&quot;issued&quot;:{&quot;date-parts&quot;:[[2023,4,13]]},&quot;page&quot;:&quot;1-16&quot;,&quot;abstract&quot;:&quot;In rainfed crop production regions such as the US Corn belt, the existence of a shallow water table increases crop productivity, decreases inter-annual grain yield variability, and impacts environmental N losses. Understanding how climate and management scenarios influence water table depth is key to designing sustainable and profitable cropping systems. A concurrent cropping systems-level examination of how weather variability, climate change, and agronomic management affect water table dynamics is missing. To fill this knowledge gap, we developed a systems evaluation using APSIM framework with the objectives to (1) quantify how weather and agronomic management (subsurface drainage, tillage, crop sequences) affect the water table depth and its seasonal variability under present and future (2020 to 2080) climate scenarios and (2) develop functional relationships between water table depth and productivity and sustainability indicators to increase our knowledge base. We considered four US Corn Belt environments with various water table depth conditions. Results indicated that the water table depth was mostly dictated by weather conditions, with management to alter water table depth by up to 31% under present climate conditions and up to 6% under future climate projections. The overall ranking of management practices in terms of influence on water table depth was subsurface tile drainage &amp;gt; tillage &amp;gt; crop sequence. The water tables will become slightly deeper in the future, with an overall downward trend of 0.18 cm year−1 (2020–2080), mostly driven by increased temperature and therefore evapotranspiration. For every degree increase in temperature, the water table depth deepened by about 8 cm. Water table depth affected crop yields, rooting depths, N2O emissions, and runoff in different ways revealing important tradeoffs between productivity and sustainability metrics. Our study provides new insights into an important water source for crop production, which can inform decision-making and climate change adaptation strategies.&quot;,&quot;publisher&quot;:&quot;Springer&quot;,&quot;issue&quot;:&quot;2&quot;,&quot;volume&quot;:&quot;43&quot;},&quot;isTemporary&quot;:false}]},{&quot;citationID&quot;:&quot;MENDELEY_CITATION_44347923-adf6-4167-94ce-2dcff676711d&quot;,&quot;properties&quot;:{&quot;noteIndex&quot;:0},&quot;isEdited&quot;:false,&quot;manualOverride&quot;:{&quot;isManuallyOverridden&quot;:false,&quot;citeprocText&quot;:&quot;(Elli et al., 2022)&quot;,&quot;manualOverrideText&quot;:&quot;&quot;},&quot;citationTag&quot;:&quot;MENDELEY_CITATION_v3_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&quot;,&quot;citationItems&quot;:[{&quot;id&quot;:&quot;b207dd7b-b57e-3a70-9e53-91c5eefcc6bd&quot;,&quot;itemData&quot;:{&quot;type&quot;:&quot;article-journal&quot;,&quot;id&quot;:&quot;b207dd7b-b57e-3a70-9e53-91c5eefcc6bd&quot;,&quot;title&quot;:&quot;Climate Change and Management Impacts on Soybean N Fixation, Soil N Mineralization, N2O Emissions, and Seed Yield&quot;,&quot;author&quot;:[{&quot;family&quot;:&quot;Elli&quot;,&quot;given&quot;:&quot;Elvis F.&quot;,&quot;parse-names&quot;:false,&quot;dropping-particle&quot;:&quot;&quot;,&quot;non-dropping-particle&quot;:&quot;&quot;},{&quot;family&quot;:&quot;Ciampitti&quot;,&quot;given&quot;:&quot;Ignacio A.&quot;,&quot;parse-names&quot;:false,&quot;dropping-particle&quot;:&quot;&quot;,&quot;non-dropping-particle&quot;:&quot;&quot;},{&quot;family&quot;:&quot;Castellano&quot;,&quot;given&quot;:&quot;Michael J.&quot;,&quot;parse-names&quot;:false,&quot;dropping-particle&quot;:&quot;&quot;,&quot;non-dropping-particle&quot;:&quot;&quot;},{&quot;family&quot;:&quot;Purcell&quot;,&quot;given&quot;:&quot;Larry C.&quot;,&quot;parse-names&quot;:false,&quot;dropping-particle&quot;:&quot;&quot;,&quot;non-dropping-particle&quot;:&quot;&quot;},{&quot;family&quot;:&quot;Naeve&quot;,&quot;given&quot;:&quot;Seth&quot;,&quot;parse-names&quot;:false,&quot;dropping-particle&quot;:&quot;&quot;,&quot;non-dropping-particle&quot;:&quot;&quot;},{&quot;family&quot;:&quot;Grassini&quot;,&quot;given&quot;:&quot;Patricio&quot;,&quot;parse-names&quot;:false,&quot;dropping-particle&quot;:&quot;&quot;,&quot;non-dropping-particle&quot;:&quot;&quot;},{&quot;family&quot;:&quot;Menza&quot;,&quot;given&quot;:&quot;Nicolas C.&quot;,&quot;parse-names&quot;:false,&quot;dropping-particle&quot;:&quot;&quot;,&quot;non-dropping-particle&quot;:&quot;La&quot;},{&quot;family&quot;:&quot;Moro Rosso&quot;,&quot;given&quot;:&quot;Luiz&quot;,&quot;parse-names&quot;:false,&quot;dropping-particle&quot;:&quot;&quot;,&quot;non-dropping-particle&quot;:&quot;&quot;},{&quot;family&quot;:&quot;Borja Reis&quot;,&quot;given&quot;:&quot;André F.&quot;,&quot;parse-names&quot;:false,&quot;dropping-particle&quot;:&quot;&quot;,&quot;non-dropping-particle&quot;:&quot;de&quot;},{&quot;family&quot;:&quot;Kovács&quot;,&quot;given&quot;:&quot;Péter&quot;,&quot;parse-names&quot;:false,&quot;dropping-particle&quot;:&quot;&quot;,&quot;non-dropping-particle&quot;:&quot;&quot;},{&quot;family&quot;:&quot;Archontoulis&quot;,&quot;given&quot;:&quot;Sotirios&quot;,&quot;parse-names&quot;:false,&quot;dropping-particle&quot;:&quot;V.&quot;,&quot;non-dropping-particle&quot;:&quot;&quot;}],&quot;container-title&quot;:&quot;Frontiers in Plant Science&quot;,&quot;container-title-short&quot;:&quot;Front. Plant Sci.&quot;,&quot;accessed&quot;:{&quot;date-parts&quot;:[[2022,5,11]]},&quot;DOI&quot;:&quot;10.3389/FPLS.2022.849896&quot;,&quot;ISSN&quot;:&quot;1664-462X&quot;,&quot;URL&quot;:&quot;https://www.frontiersin.org/articles/10.3389/fpls.2022.849896/full&quot;,&quot;issued&quot;:{&quot;date-parts&quot;:[[2022,4,27]]},&quot;page&quot;:&quot;1-15&quot;,&quot;abstract&quot;:&quot;Limited knowledge about how nitrogen (N) dynamics are affected by climate change, weather variability, and crop management is a major barrier to improving productivity and environmental performance in soybean-based cropping systems. To fill this knowledge gap, we created a systems understanding of agroecosystem N dynamics and quantified the impact of controllable (management) and uncontrollable (weather, climate) factors on N fluxes and soybean yields. We performed a simulation experiment across 10 soybean production environments in the US using the APSIM model and future climate projections from five global circulation models. Climate change (2020-2080) increased N mineralization (24%) and N2O emissions (19%) but decreased N fixation (32%), seed N (20%), and yields (19%). Soil and crop management practices altered N fluxes at a similar magnitude as climate change but in many different directions, revealing opportunities to improve soybean systems performance. Among many practices explored, we identified two solutions with great potential: improved residue management (short-term) and water management (long-term). Inter-annual weather variability and management practices affected soybean yield less than N fluxes, which creates opportunities to manage N fluxes without compromising yields, especially in regions with adequate to excess soil moisture. This work provides actionable results (tradeoffs, synergies, directions) to inform decision-making for adapting crop management in a changing climate to improve soybean production systems.&quot;,&quot;publisher&quot;:&quot;Frontiers&quot;,&quot;issue&quot;:&quot;849896&quot;,&quot;volume&quot;:&quot;13&quot;},&quot;isTemporary&quot;:false}]},{&quot;citationID&quot;:&quot;MENDELEY_CITATION_33ef387e-ec79-40db-acad-c7f2612cd861&quot;,&quot;properties&quot;:{&quot;noteIndex&quot;:0},&quot;isEdited&quot;:false,&quot;manualOverride&quot;:{&quot;isManuallyOverridden&quot;:false,&quot;citeprocText&quot;:&quot;(NASS, 2023)&quot;,&quot;manualOverrideText&quot;:&quot;&quot;},&quot;citationTag&quot;:&quot;MENDELEY_CITATION_v3_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&quot;,&quot;citationItems&quot;:[{&quot;id&quot;:&quot;d701c2d9-2019-3c23-ad55-73a9efa788e5&quot;,&quot;itemData&quot;:{&quot;type&quot;:&quot;article&quot;,&quot;id&quot;:&quot;d701c2d9-2019-3c23-ad55-73a9efa788e5&quot;,&quot;title&quot;:&quot;Surveys. National Agricultural Statistics Service, USDA. URL: https://www.nass.usda.gov/Surveys. Accessed November 2, 2023&quot;,&quot;author&quot;:[{&quot;family&quot;:&quot;NASS&quot;,&quot;given&quot;:&quot;&quot;,&quot;parse-names&quot;:false,&quot;dropping-particle&quot;:&quot;&quot;,&quot;non-dropping-particle&quot;:&quot;&quot;}],&quot;issued&quot;:{&quot;date-parts&quot;:[[2023]]},&quot;container-title-short&quot;:&quot;&quot;},&quot;isTemporary&quot;:false}]},{&quot;citationID&quot;:&quot;MENDELEY_CITATION_55d91e0f-b3ce-4ead-957c-d194254bd85f&quot;,&quot;properties&quot;:{&quot;noteIndex&quot;:0},&quot;isEdited&quot;:false,&quot;manualOverride&quot;:{&quot;isManuallyOverridden&quot;:false,&quot;citeprocText&quot;:&quot;(Elli et al., 2022; Nendel et al., 2023)&quot;,&quot;manualOverrideText&quot;:&quot;&quot;},&quot;citationItems&quot;:[{&quot;id&quot;:&quot;b207dd7b-b57e-3a70-9e53-91c5eefcc6bd&quot;,&quot;itemData&quot;:{&quot;type&quot;:&quot;article-journal&quot;,&quot;id&quot;:&quot;b207dd7b-b57e-3a70-9e53-91c5eefcc6bd&quot;,&quot;title&quot;:&quot;Climate Change and Management Impacts on Soybean N Fixation, Soil N Mineralization, N2O Emissions, and Seed Yield&quot;,&quot;author&quot;:[{&quot;family&quot;:&quot;Elli&quot;,&quot;given&quot;:&quot;Elvis F.&quot;,&quot;parse-names&quot;:false,&quot;dropping-particle&quot;:&quot;&quot;,&quot;non-dropping-particle&quot;:&quot;&quot;},{&quot;family&quot;:&quot;Ciampitti&quot;,&quot;given&quot;:&quot;Ignacio A.&quot;,&quot;parse-names&quot;:false,&quot;dropping-particle&quot;:&quot;&quot;,&quot;non-dropping-particle&quot;:&quot;&quot;},{&quot;family&quot;:&quot;Castellano&quot;,&quot;given&quot;:&quot;Michael J.&quot;,&quot;parse-names&quot;:false,&quot;dropping-particle&quot;:&quot;&quot;,&quot;non-dropping-particle&quot;:&quot;&quot;},{&quot;family&quot;:&quot;Purcell&quot;,&quot;given&quot;:&quot;Larry C.&quot;,&quot;parse-names&quot;:false,&quot;dropping-particle&quot;:&quot;&quot;,&quot;non-dropping-particle&quot;:&quot;&quot;},{&quot;family&quot;:&quot;Naeve&quot;,&quot;given&quot;:&quot;Seth&quot;,&quot;parse-names&quot;:false,&quot;dropping-particle&quot;:&quot;&quot;,&quot;non-dropping-particle&quot;:&quot;&quot;},{&quot;family&quot;:&quot;Grassini&quot;,&quot;given&quot;:&quot;Patricio&quot;,&quot;parse-names&quot;:false,&quot;dropping-particle&quot;:&quot;&quot;,&quot;non-dropping-particle&quot;:&quot;&quot;},{&quot;family&quot;:&quot;Menza&quot;,&quot;given&quot;:&quot;Nicolas C.&quot;,&quot;parse-names&quot;:false,&quot;dropping-particle&quot;:&quot;&quot;,&quot;non-dropping-particle&quot;:&quot;La&quot;},{&quot;family&quot;:&quot;Moro Rosso&quot;,&quot;given&quot;:&quot;Luiz&quot;,&quot;parse-names&quot;:false,&quot;dropping-particle&quot;:&quot;&quot;,&quot;non-dropping-particle&quot;:&quot;&quot;},{&quot;family&quot;:&quot;Borja Reis&quot;,&quot;given&quot;:&quot;André F.&quot;,&quot;parse-names&quot;:false,&quot;dropping-particle&quot;:&quot;&quot;,&quot;non-dropping-particle&quot;:&quot;de&quot;},{&quot;family&quot;:&quot;Kovács&quot;,&quot;given&quot;:&quot;Péter&quot;,&quot;parse-names&quot;:false,&quot;dropping-particle&quot;:&quot;&quot;,&quot;non-dropping-particle&quot;:&quot;&quot;},{&quot;family&quot;:&quot;Archontoulis&quot;,&quot;given&quot;:&quot;Sotirios&quot;,&quot;parse-names&quot;:false,&quot;dropping-particle&quot;:&quot;V.&quot;,&quot;non-dropping-particle&quot;:&quot;&quot;}],&quot;container-title&quot;:&quot;Frontiers in Plant Science&quot;,&quot;container-title-short&quot;:&quot;Front. Plant Sci.&quot;,&quot;accessed&quot;:{&quot;date-parts&quot;:[[2022,5,11]]},&quot;DOI&quot;:&quot;10.3389/FPLS.2022.849896&quot;,&quot;ISSN&quot;:&quot;1664-462X&quot;,&quot;URL&quot;:&quot;https://www.frontiersin.org/articles/10.3389/fpls.2022.849896/full&quot;,&quot;issued&quot;:{&quot;date-parts&quot;:[[2022,4,27]]},&quot;page&quot;:&quot;1-15&quot;,&quot;abstract&quot;:&quot;Limited knowledge about how nitrogen (N) dynamics are affected by climate change, weather variability, and crop management is a major barrier to improving productivity and environmental performance in soybean-based cropping systems. To fill this knowledge gap, we created a systems understanding of agroecosystem N dynamics and quantified the impact of controllable (management) and uncontrollable (weather, climate) factors on N fluxes and soybean yields. We performed a simulation experiment across 10 soybean production environments in the US using the APSIM model and future climate projections from five global circulation models. Climate change (2020-2080) increased N mineralization (24%) and N2O emissions (19%) but decreased N fixation (32%), seed N (20%), and yields (19%). Soil and crop management practices altered N fluxes at a similar magnitude as climate change but in many different directions, revealing opportunities to improve soybean systems performance. Among many practices explored, we identified two solutions with great potential: improved residue management (short-term) and water management (long-term). Inter-annual weather variability and management practices affected soybean yield less than N fluxes, which creates opportunities to manage N fluxes without compromising yields, especially in regions with adequate to excess soil moisture. This work provides actionable results (tradeoffs, synergies, directions) to inform decision-making for adapting crop management in a changing climate to improve soybean production systems.&quot;,&quot;publisher&quot;:&quot;Frontiers&quot;,&quot;issue&quot;:&quot;849896&quot;,&quot;volume&quot;:&quot;13&quot;},&quot;isTemporary&quot;:false},{&quot;id&quot;:&quot;70e802fa-62b2-3f68-8cbb-6a1d4a3ba733&quot;,&quot;itemData&quot;:{&quot;type&quot;:&quot;article-journal&quot;,&quot;id&quot;:&quot;70e802fa-62b2-3f68-8cbb-6a1d4a3ba733&quot;,&quot;title&quot;:&quot;Future area expansion outweighs increasing drought risk for soybean in Europe&quot;,&quot;author&quot;:[{&quot;family&quot;:&quot;Nendel&quot;,&quot;given&quot;:&quot;Claas&quot;,&quot;parse-names&quot;:false,&quot;dropping-particle&quot;:&quot;&quot;,&quot;non-dropping-particle&quot;:&quot;&quot;},{&quot;family&quot;:&quot;Reckling&quot;,&quot;given&quot;:&quot;Moritz&quot;,&quot;parse-names&quot;:false,&quot;dropping-particle&quot;:&quot;&quot;,&quot;non-dropping-particle&quot;:&quot;&quot;},{&quot;family&quot;:&quot;Debaeke&quot;,&quot;given&quot;:&quot;Philippe&quot;,&quot;parse-names&quot;:false,&quot;dropping-particle&quot;:&quot;&quot;,&quot;non-dropping-particle&quot;:&quot;&quot;},{&quot;family&quot;:&quot;Schulz&quot;,&quot;given&quot;:&quot;Susanne&quot;,&quot;parse-names&quot;:false,&quot;dropping-particle&quot;:&quot;&quot;,&quot;non-dropping-particle&quot;:&quot;&quot;},{&quot;family&quot;:&quot;Berg-Mohnicke&quot;,&quot;given&quot;:&quot;Michael&quot;,&quot;parse-names&quot;:false,&quot;dropping-particle&quot;:&quot;&quot;,&quot;non-dropping-particle&quot;:&quot;&quot;},{&quot;family&quot;:&quot;Constantin&quot;,&quot;given&quot;:&quot;Julie&quot;,&quot;parse-names&quot;:false,&quot;dropping-particle&quot;:&quot;&quot;,&quot;non-dropping-particle&quot;:&quot;&quot;},{&quot;family&quot;:&quot;Fronzek&quot;,&quot;given&quot;:&quot;Stefan&quot;,&quot;parse-names&quot;:false,&quot;dropping-particle&quot;:&quot;&quot;,&quot;non-dropping-particle&quot;:&quot;&quot;},{&quot;family&quot;:&quot;Hoffmann&quot;,&quot;given&quot;:&quot;Munir&quot;,&quot;parse-names&quot;:false,&quot;dropping-particle&quot;:&quot;&quot;,&quot;non-dropping-particle&quot;:&quot;&quot;},{&quot;family&quot;:&quot;Jakšić&quot;,&quot;given&quot;:&quot;Snežana&quot;,&quot;parse-names&quot;:false,&quot;dropping-particle&quot;:&quot;&quot;,&quot;non-dropping-particle&quot;:&quot;&quot;},{&quot;family&quot;:&quot;Kersebaum&quot;,&quot;given&quot;:&quot;Kurt Christian&quot;,&quot;parse-names&quot;:false,&quot;dropping-particle&quot;:&quot;&quot;,&quot;non-dropping-particle&quot;:&quot;&quot;},{&quot;family&quot;:&quot;Klimek-Kopyra&quot;,&quot;given&quot;:&quot;Agnieszka&quot;,&quot;parse-names&quot;:false,&quot;dropping-particle&quot;:&quot;&quot;,&quot;non-dropping-particle&quot;:&quot;&quot;},{&quot;family&quot;:&quot;Raynal&quot;,&quot;given&quot;:&quot;Hélène&quot;,&quot;parse-names&quot;:false,&quot;dropping-particle&quot;:&quot;&quot;,&quot;non-dropping-particle&quot;:&quot;&quot;},{&quot;family&quot;:&quot;Schoving&quot;,&quot;given&quot;:&quot;Céline&quot;,&quot;parse-names&quot;:false,&quot;dropping-particle&quot;:&quot;&quot;,&quot;non-dropping-particle&quot;:&quot;&quot;},{&quot;family&quot;:&quot;Stella&quot;,&quot;given&quot;:&quot;Tommaso&quot;,&quot;parse-names&quot;:false,&quot;dropping-particle&quot;:&quot;&quot;,&quot;non-dropping-particle&quot;:&quot;&quot;},{&quot;family&quot;:&quot;Battisti&quot;,&quot;given&quot;:&quot;Rafael&quot;,&quot;parse-names&quot;:false,&quot;dropping-particle&quot;:&quot;&quot;,&quot;non-dropping-particle&quot;:&quot;&quot;}],&quot;container-title&quot;:&quot;Global Change Biology&quot;,&quot;container-title-short&quot;:&quot;Glob. Chang. Biol.&quot;,&quot;DOI&quot;:&quot;10.1111/gcb.16562&quot;,&quot;ISSN&quot;:&quot;13652486&quot;,&quot;PMID&quot;:&quot;36524285&quot;,&quot;issued&quot;:{&quot;date-parts&quot;:[[2023,3,1]]},&quot;page&quot;:&quot;1340-1358&quot;,&quot;abstract&quot;:&quot;The European Union is highly dependent on soybean imports from overseas to meet its protein demands. Individual Member States have been quick to declare self-sufficiency targets for plant-based proteins, but detailed strategies are still lacking. Rising global temperatures have painted an image of a bright future for soybean production in Europe, but emerging climatic risks such as drought have so far not been included in any of those outlooks. Here, we present simulations of future soybean production and the most prominent risk factors across Europe using an ensemble of climate and soybean growth models. Projections suggest a substantial increase in potential soybean production area and productivity in Central Europe, while southern European production would become increasingly dependent on supplementary irrigation. Average productivity would rise by 8.3% (RCP 4.5) to 8.7% (RCP 8.5) as a result of improved growing conditions (plant physiology benefiting from rising temperature and CO2 levels) and farmers adapting to them by using cultivars with longer phenological cycles. Suitable production area would rise by 31.4% (RCP 4.5) to 37.7% (RCP 8.5) by the mid-century, contributing considerably more than productivity increase to the production potential for closing the protein gap in Europe. While wet conditions at harvest and incidental cold spells are the current key challenges for extending soybean production, the models and climate data analysis anticipate that drought and heat will become the dominant limitations in the future. Breeding for heat-tolerant and water-efficient genotypes is needed to further improve soybean adaptation to changing climatic conditions.&quot;,&quot;publisher&quot;:&quot;John Wiley and Sons Inc&quot;,&quot;issue&quot;:&quot;5&quot;,&quot;volume&quot;:&quot;29&quot;},&quot;isTemporary&quot;:false}],&quot;citationTag&quot;:&quot;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&quot;},{&quot;citationID&quot;:&quot;MENDELEY_CITATION_f8b0c322-a069-4ce3-9b7a-894fd3b59ad2&quot;,&quot;properties&quot;:{&quot;noteIndex&quot;:0},&quot;isEdited&quot;:false,&quot;manualOverride&quot;:{&quot;isManuallyOverridden&quot;:true,&quot;citeprocText&quot;:&quot;(Deryng et al., 2014)&quot;,&quot;manualOverrideText&quot;:&quot;Deryng et al. (2014)&quot;},&quot;citationTag&quot;:&quot;MENDELEY_CITATION_v3_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&quot;,&quot;citationItems&quot;:[{&quot;id&quot;:&quot;3bcb2f44-e665-3c4f-a548-7085c0e78ff9&quot;,&quot;itemData&quot;:{&quot;type&quot;:&quot;article-journal&quot;,&quot;id&quot;:&quot;3bcb2f44-e665-3c4f-a548-7085c0e78ff9&quot;,&quot;title&quot;:&quot;Global crop yield response to extreme heat stress under multiple climate change futures&quot;,&quot;author&quot;:[{&quot;family&quot;:&quot;Deryng&quot;,&quot;given&quot;:&quot;Delphine&quot;,&quot;parse-names&quot;:false,&quot;dropping-particle&quot;:&quot;&quot;,&quot;non-dropping-particle&quot;:&quot;&quot;},{&quot;family&quot;:&quot;Conway&quot;,&quot;given&quot;:&quot;Declan&quot;,&quot;parse-names&quot;:false,&quot;dropping-particle&quot;:&quot;&quot;,&quot;non-dropping-particle&quot;:&quot;&quot;},{&quot;family&quot;:&quot;Ramankutty&quot;,&quot;given&quot;:&quot;Navin&quot;,&quot;parse-names&quot;:false,&quot;dropping-particle&quot;:&quot;&quot;,&quot;non-dropping-particle&quot;:&quot;&quot;},{&quot;family&quot;:&quot;Price&quot;,&quot;given&quot;:&quot;Jeff&quot;,&quot;parse-names&quot;:false,&quot;dropping-particle&quot;:&quot;&quot;,&quot;non-dropping-particle&quot;:&quot;&quot;},{&quot;family&quot;:&quot;Warren&quot;,&quot;given&quot;:&quot;Rachel&quot;,&quot;parse-names&quot;:false,&quot;dropping-particle&quot;:&quot;&quot;,&quot;non-dropping-particle&quot;:&quot;&quot;}],&quot;container-title&quot;:&quot;Environmental Research Letters&quot;,&quot;accessed&quot;:{&quot;date-parts&quot;:[[2025,9,15]]},&quot;DOI&quot;:&quot;10.1088/1748-9326/9/3/034011&quot;,&quot;ISSN&quot;:&quot;1748-9326&quot;,&quot;URL&quot;:&quot;https://iopscience.iop.org/article/10.1088/1748-9326/9/3/034011&quot;,&quot;issued&quot;:{&quot;date-parts&quot;:[[2014,3,19]]},&quot;page&quot;:&quot;034011&quot;,&quot;abstract&quot;:&quot;Extreme heat stress during the crop reproductive period can be critical for crop productivity. Projected changes in the frequency and severity of extreme climatic events are expected to negatively impact crop yields and global food production. This study applies the global crop model PEGASUS to quantify, for the first time at the global scale, impacts of extreme heat stress on maize, spring wheat and soybean yields resulting from 72 climate change scenarios for the 21st century. Our results project maize to face progressively worse impacts under a range of RCPs but spring wheat and soybean to improve globally through to the 2080s due to CO2fertilization effects, even though parts of the tropic and sub-tropic regions could face substantial yield declines. We find extreme heat stress at anthesis (HSA) by the 2080s (relative to the 1980s) under RCP 8.5, taking into account CO2fertilization effects, could double global losses of maize yield (ΔY = -12.8 ± 6.7% versus - 7.0 ± 5.3% without HSA), reduce projected gains in spring wheat yield by half (ΔY = 34.3 ± 13.5% versus 72.0 ± 10.9% without HSA) and in soybean yield by a quarter (ΔY = 15.3 ± 26.5% versus 20.4 ± 22.1% without HSA). The range reflects uncertainty due to differences between climate model scenarios; soybean exhibits both positive and negative impacts, maize is generally negative and spring wheat generally positive. Furthermore, when assuming CO2fertilization effects to be negligible, we observe drastic climate mitigation policy as in RCP 2.6 could avoid more than 80% of the global average yield losses otherwise expected by the 2080s under RCP 8.5. We show large disparities in climate impacts across regions and find extreme heat stress adversely affects major producing regions and lower income countries. © 2014 IOP Publishing Ltd.&quot;,&quot;publisher&quot;:&quot;IOP Publishing&quot;,&quot;issue&quot;:&quot;3&quot;,&quot;volume&quot;:&quot;9&quot;,&quot;container-title-short&quot;:&quot;&quot;},&quot;isTemporary&quot;:false}]},{&quot;citationID&quot;:&quot;MENDELEY_CITATION_e41a9751-9f8a-48a0-b490-0b299be0d102&quot;,&quot;properties&quot;:{&quot;noteIndex&quot;:0},&quot;isEdited&quot;:false,&quot;manualOverride&quot;:{&quot;isManuallyOverridden&quot;:true,&quot;citeprocText&quot;:&quot;(Nendel et al., 2023)&quot;,&quot;manualOverrideText&quot;:&quot;Nendel et al. (2023)&quot;},&quot;citationTag&quot;:&quot;MENDELEY_CITATION_v3_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&quot;,&quot;citationItems&quot;:[{&quot;id&quot;:&quot;70e802fa-62b2-3f68-8cbb-6a1d4a3ba733&quot;,&quot;itemData&quot;:{&quot;type&quot;:&quot;article-journal&quot;,&quot;id&quot;:&quot;70e802fa-62b2-3f68-8cbb-6a1d4a3ba733&quot;,&quot;title&quot;:&quot;Future area expansion outweighs increasing drought risk for soybean in Europe&quot;,&quot;author&quot;:[{&quot;family&quot;:&quot;Nendel&quot;,&quot;given&quot;:&quot;Claas&quot;,&quot;parse-names&quot;:false,&quot;dropping-particle&quot;:&quot;&quot;,&quot;non-dropping-particle&quot;:&quot;&quot;},{&quot;family&quot;:&quot;Reckling&quot;,&quot;given&quot;:&quot;Moritz&quot;,&quot;parse-names&quot;:false,&quot;dropping-particle&quot;:&quot;&quot;,&quot;non-dropping-particle&quot;:&quot;&quot;},{&quot;family&quot;:&quot;Debaeke&quot;,&quot;given&quot;:&quot;Philippe&quot;,&quot;parse-names&quot;:false,&quot;dropping-particle&quot;:&quot;&quot;,&quot;non-dropping-particle&quot;:&quot;&quot;},{&quot;family&quot;:&quot;Schulz&quot;,&quot;given&quot;:&quot;Susanne&quot;,&quot;parse-names&quot;:false,&quot;dropping-particle&quot;:&quot;&quot;,&quot;non-dropping-particle&quot;:&quot;&quot;},{&quot;family&quot;:&quot;Berg-Mohnicke&quot;,&quot;given&quot;:&quot;Michael&quot;,&quot;parse-names&quot;:false,&quot;dropping-particle&quot;:&quot;&quot;,&quot;non-dropping-particle&quot;:&quot;&quot;},{&quot;family&quot;:&quot;Constantin&quot;,&quot;given&quot;:&quot;Julie&quot;,&quot;parse-names&quot;:false,&quot;dropping-particle&quot;:&quot;&quot;,&quot;non-dropping-particle&quot;:&quot;&quot;},{&quot;family&quot;:&quot;Fronzek&quot;,&quot;given&quot;:&quot;Stefan&quot;,&quot;parse-names&quot;:false,&quot;dropping-particle&quot;:&quot;&quot;,&quot;non-dropping-particle&quot;:&quot;&quot;},{&quot;family&quot;:&quot;Hoffmann&quot;,&quot;given&quot;:&quot;Munir&quot;,&quot;parse-names&quot;:false,&quot;dropping-particle&quot;:&quot;&quot;,&quot;non-dropping-particle&quot;:&quot;&quot;},{&quot;family&quot;:&quot;Jakšić&quot;,&quot;given&quot;:&quot;Snežana&quot;,&quot;parse-names&quot;:false,&quot;dropping-particle&quot;:&quot;&quot;,&quot;non-dropping-particle&quot;:&quot;&quot;},{&quot;family&quot;:&quot;Kersebaum&quot;,&quot;given&quot;:&quot;Kurt Christian&quot;,&quot;parse-names&quot;:false,&quot;dropping-particle&quot;:&quot;&quot;,&quot;non-dropping-particle&quot;:&quot;&quot;},{&quot;family&quot;:&quot;Klimek-Kopyra&quot;,&quot;given&quot;:&quot;Agnieszka&quot;,&quot;parse-names&quot;:false,&quot;dropping-particle&quot;:&quot;&quot;,&quot;non-dropping-particle&quot;:&quot;&quot;},{&quot;family&quot;:&quot;Raynal&quot;,&quot;given&quot;:&quot;Hélène&quot;,&quot;parse-names&quot;:false,&quot;dropping-particle&quot;:&quot;&quot;,&quot;non-dropping-particle&quot;:&quot;&quot;},{&quot;family&quot;:&quot;Schoving&quot;,&quot;given&quot;:&quot;Céline&quot;,&quot;parse-names&quot;:false,&quot;dropping-particle&quot;:&quot;&quot;,&quot;non-dropping-particle&quot;:&quot;&quot;},{&quot;family&quot;:&quot;Stella&quot;,&quot;given&quot;:&quot;Tommaso&quot;,&quot;parse-names&quot;:false,&quot;dropping-particle&quot;:&quot;&quot;,&quot;non-dropping-particle&quot;:&quot;&quot;},{&quot;family&quot;:&quot;Battisti&quot;,&quot;given&quot;:&quot;Rafael&quot;,&quot;parse-names&quot;:false,&quot;dropping-particle&quot;:&quot;&quot;,&quot;non-dropping-particle&quot;:&quot;&quot;}],&quot;container-title&quot;:&quot;Global Change Biology&quot;,&quot;container-title-short&quot;:&quot;Glob. Chang. Biol.&quot;,&quot;DOI&quot;:&quot;10.1111/gcb.16562&quot;,&quot;ISSN&quot;:&quot;13652486&quot;,&quot;PMID&quot;:&quot;36524285&quot;,&quot;issued&quot;:{&quot;date-parts&quot;:[[2023,3,1]]},&quot;page&quot;:&quot;1340-1358&quot;,&quot;abstract&quot;:&quot;The European Union is highly dependent on soybean imports from overseas to meet its protein demands. Individual Member States have been quick to declare self-sufficiency targets for plant-based proteins, but detailed strategies are still lacking. Rising global temperatures have painted an image of a bright future for soybean production in Europe, but emerging climatic risks such as drought have so far not been included in any of those outlooks. Here, we present simulations of future soybean production and the most prominent risk factors across Europe using an ensemble of climate and soybean growth models. Projections suggest a substantial increase in potential soybean production area and productivity in Central Europe, while southern European production would become increasingly dependent on supplementary irrigation. Average productivity would rise by 8.3% (RCP 4.5) to 8.7% (RCP 8.5) as a result of improved growing conditions (plant physiology benefiting from rising temperature and CO2 levels) and farmers adapting to them by using cultivars with longer phenological cycles. Suitable production area would rise by 31.4% (RCP 4.5) to 37.7% (RCP 8.5) by the mid-century, contributing considerably more than productivity increase to the production potential for closing the protein gap in Europe. While wet conditions at harvest and incidental cold spells are the current key challenges for extending soybean production, the models and climate data analysis anticipate that drought and heat will become the dominant limitations in the future. Breeding for heat-tolerant and water-efficient genotypes is needed to further improve soybean adaptation to changing climatic conditions.&quot;,&quot;publisher&quot;:&quot;John Wiley and Sons Inc&quot;,&quot;issue&quot;:&quot;5&quot;,&quot;volume&quot;:&quot;29&quot;},&quot;isTemporary&quot;:false}]},{&quot;citationID&quot;:&quot;MENDELEY_CITATION_6ea22f97-c6fb-426e-9c2e-40d35652093b&quot;,&quot;properties&quot;:{&quot;noteIndex&quot;:0},&quot;isEdited&quot;:false,&quot;manualOverride&quot;:{&quot;isManuallyOverridden&quot;:true,&quot;citeprocText&quot;:&quot;(Lobell and Field, 2007)&quot;,&quot;manualOverrideText&quot;:&quot;Lobell and Field (2007)&quot;},&quot;citationTag&quot;:&quot;MENDELEY_CITATION_v3_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&quot;,&quot;citationItems&quot;:[{&quot;id&quot;:&quot;523d56b2-720e-39ce-bda6-9a20d63ef4eb&quot;,&quot;itemData&quot;:{&quot;type&quot;:&quot;article-journal&quot;,&quot;id&quot;:&quot;523d56b2-720e-39ce-bda6-9a20d63ef4eb&quot;,&quot;title&quot;:&quot;Global scale climate–crop yield relationships and the impacts of recent warming&quot;,&quot;author&quot;:[{&quot;family&quot;:&quot;Lobell&quot;,&quot;given&quot;:&quot;David B.&quot;,&quot;parse-names&quot;:false,&quot;dropping-particle&quot;:&quot;&quot;,&quot;non-dropping-particle&quot;:&quot;&quot;},{&quot;family&quot;:&quot;Field&quot;,&quot;given&quot;:&quot;Christopher B.&quot;,&quot;parse-names&quot;:false,&quot;dropping-particle&quot;:&quot;&quot;,&quot;non-dropping-particle&quot;:&quot;&quot;}],&quot;container-title&quot;:&quot;Environmental Research Letters&quot;,&quot;accessed&quot;:{&quot;date-parts&quot;:[[2023,11,12]]},&quot;DOI&quot;:&quot;10.1088/1748-9326/2/1/014002&quot;,&quot;ISSN&quot;:&quot;1748-9326&quot;,&quot;URL&quot;:&quot;https://iopscience.iop.org/article/10.1088/1748-9326/2/1/014002&quot;,&quot;issued&quot;:{&quot;date-parts&quot;:[[2007,3,16]]},&quot;page&quot;:&quot;014002&quot;,&quot;abstract&quot;:&quot;Changes in the global production of major crops are important drivers of food prices, food security and land use decisions. Average global yields for these commodities are determined by the performance of crops in millions of fields distributed across a range of management, soil and climate regimes. Despite the complexity of global food supply, here we show that simple measures of growing season temperatures and precipitation - spatial averages based on the locations of each crop - explain ∼30% or more of year-to-year variations in global average yields for the world's six most widely grown crops. For wheat, maize and barley, there is a clearly negative response of global yields to increased temperatures. Based on these sensitivities and observed climate trends, we estimate that warming since 1981 has resulted in annual combined losses of these three crops representing roughly 40 Mt or $5 billion per year, as of 2002. While these impacts are small relative to the technological yield gains over the same period, the results demonstrate already occurring negative impacts of climate trends on crop yields at the global scale. © IOP Publishing Ltd.&quot;,&quot;publisher&quot;:&quot;IOP Publishing&quot;,&quot;issue&quot;:&quot;1&quot;,&quot;volume&quot;:&quot;2&quot;,&quot;container-title-short&quot;:&quot;&quot;},&quot;isTemporary&quot;:false}]},{&quot;citationID&quot;:&quot;MENDELEY_CITATION_35b9a31d-18f1-4f10-af0e-0d87cb340acf&quot;,&quot;properties&quot;:{&quot;noteIndex&quot;:0},&quot;isEdited&quot;:false,&quot;manualOverride&quot;:{&quot;isManuallyOverridden&quot;:false,&quot;citeprocText&quot;:&quot;(Ainsworth et al., 2002)&quot;,&quot;manualOverrideText&quot;:&quot;&quot;},&quot;citationTag&quot;:&quot;MENDELEY_CITATION_v3_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&quot;,&quot;citationItems&quot;:[{&quot;id&quot;:&quot;096f164c-c497-366c-944e-4bc6f0a250a6&quot;,&quot;itemData&quot;:{&quot;type&quot;:&quot;article-journal&quot;,&quot;id&quot;:&quot;096f164c-c497-366c-944e-4bc6f0a250a6&quot;,&quot;title&quot;:&quot;A meta-analysis of elevated [CO2] effects on soybean (Glycine max) physiology, growth and yield&quot;,&quot;author&quot;:[{&quot;family&quot;:&quot;Ainsworth&quot;,&quot;given&quot;:&quot;Elizabeth A.&quot;,&quot;parse-names&quot;:false,&quot;dropping-particle&quot;:&quot;&quot;,&quot;non-dropping-particle&quot;:&quot;&quot;},{&quot;family&quot;:&quot;Davey&quot;,&quot;given&quot;:&quot;Phillip A.&quot;,&quot;parse-names&quot;:false,&quot;dropping-particle&quot;:&quot;&quot;,&quot;non-dropping-particle&quot;:&quot;&quot;},{&quot;family&quot;:&quot;Bernacchi&quot;,&quot;given&quot;:&quot;Carl J.&quot;,&quot;parse-names&quot;:false,&quot;dropping-particle&quot;:&quot;&quot;,&quot;non-dropping-particle&quot;:&quot;&quot;},{&quot;family&quot;:&quot;Dermody&quot;,&quot;given&quot;:&quot;Orla C.&quot;,&quot;parse-names&quot;:false,&quot;dropping-particle&quot;:&quot;&quot;,&quot;non-dropping-particle&quot;:&quot;&quot;},{&quot;family&quot;:&quot;Heaton&quot;,&quot;given&quot;:&quot;Emily A.&quot;,&quot;parse-names&quot;:false,&quot;dropping-particle&quot;:&quot;&quot;,&quot;non-dropping-particle&quot;:&quot;&quot;},{&quot;family&quot;:&quot;Moore&quot;,&quot;given&quot;:&quot;David J.&quot;,&quot;parse-names&quot;:false,&quot;dropping-particle&quot;:&quot;&quot;,&quot;non-dropping-particle&quot;:&quot;&quot;},{&quot;family&quot;:&quot;Morgan&quot;,&quot;given&quot;:&quot;Patrick B.&quot;,&quot;parse-names&quot;:false,&quot;dropping-particle&quot;:&quot;&quot;,&quot;non-dropping-particle&quot;:&quot;&quot;},{&quot;family&quot;:&quot;Naidu&quot;,&quot;given&quot;:&quot;Shawna L.&quot;,&quot;parse-names&quot;:false,&quot;dropping-particle&quot;:&quot;&quot;,&quot;non-dropping-particle&quot;:&quot;&quot;},{&quot;family&quot;:&quot;Ra&quot;,&quot;given&quot;:&quot;Hyung Shim Yoo&quot;,&quot;parse-names&quot;:false,&quot;dropping-particle&quot;:&quot;&quot;,&quot;non-dropping-particle&quot;:&quot;&quot;},{&quot;family&quot;:&quot;Zhu&quot;,&quot;given&quot;:&quot;Xin Guang&quot;,&quot;parse-names&quot;:false,&quot;dropping-particle&quot;:&quot;&quot;,&quot;non-dropping-particle&quot;:&quot;&quot;},{&quot;family&quot;:&quot;Curtis&quot;,&quot;given&quot;:&quot;Peter S.&quot;,&quot;parse-names&quot;:false,&quot;dropping-particle&quot;:&quot;&quot;,&quot;non-dropping-particle&quot;:&quot;&quot;},{&quot;family&quot;:&quot;Long&quot;,&quot;given&quot;:&quot;Stephen P.&quot;,&quot;parse-names&quot;:false,&quot;dropping-particle&quot;:&quot;&quot;,&quot;non-dropping-particle&quot;:&quot;&quot;}],&quot;container-title&quot;:&quot;Global Change Biology&quot;,&quot;container-title-short&quot;:&quot;Glob. Chang. Biol.&quot;,&quot;DOI&quot;:&quot;10.1046/j.1365-2486.2002.00498.x&quot;,&quot;ISSN&quot;:&quot;13541013&quot;,&quot;issued&quot;:{&quot;date-parts&quot;:[[2002]]},&quot;page&quot;:&quot;695-709&quot;,&quot;abstract&quot;:&quot;The effects of elevated [CO2] on 25 variables describing soybean physiology, growth and yield are reviewed using meta-analytic techniques. This is the first meta-analysis to our knowledge performed on a single crop species and summarizes the effects of 111 studies. These primary studies include numerous soybean growth forms, various stress and experimental treatments, and a range of elevated [CO2] levels (from 450 to 1250 p.p.m.), with a mean of 689 p.p.m. across all studies. Stimulation of soybean leaf CO2 assimilation rate with growth at elevated [CO2] was 39%, despite a 40% decrease in stomatal conductance and a 11% decrease in Rubisco activity. Increased leaf CO2 uptake combined with an 18% stimulation in leaf area to provide a 59% increase in canopy photosynthetic rate. The increase in total dry weight was lower at 37%, and seed yield still lower at 24%. This shows that even in an agronomic species selected for maximum investment in seed, several plant level feedbacks prevent additional investment in reproduction, such that yield fails to reflect fully the increase in whole plant carbon uptake. Large soil containers (&gt; 9 L) have been considered adequate for assessing plant responses to elevated [CO2]. However, in open-top chamber experiments, soybeans grown in large pots showed a significant threefold smaller stimulation in yield than soybeans grown in the ground. This suggests that conclusions about plant yield based on pot studies, even when using very large containers, are a poor reflection of performance in the absence of any physical restriction on root growth. This review supports a number of current paradigms of plant responses to elevated [CO2]. Namely, stimulation of photosynthesis is greater in plants that fix N and have additional carbohydrate sinks in nodules. This supports the notion that photosynthetic capacity decreases when plants are N-limited, but not when plants have adequate N and sink strength. The root: shoot ratio did not change with growth at elevated [CO2], sustaining the charge that biomass allocation is unaffected by growth at elevated [CO2] when plant size and ontogeny are considered.&quot;,&quot;issue&quot;:&quot;8&quot;,&quot;volume&quot;:&quot;8&quot;},&quot;isTemporary&quot;:false}]},{&quot;citationID&quot;:&quot;MENDELEY_CITATION_7eaa45dc-2ab3-4167-8dd2-a37e87a53486&quot;,&quot;properties&quot;:{&quot;noteIndex&quot;:0},&quot;isEdited&quot;:false,&quot;manualOverride&quot;:{&quot;isManuallyOverridden&quot;:false,&quot;citeprocText&quot;:&quot;(Bishop et al., 2015)&quot;,&quot;manualOverrideText&quot;:&quot;&quot;},&quot;citationTag&quot;:&quot;MENDELEY_CITATION_v3_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&quot;,&quot;citationItems&quot;:[{&quot;id&quot;:&quot;90ac5c15-058e-3671-802b-699ce932ed71&quot;,&quot;itemData&quot;:{&quot;type&quot;:&quot;article-journal&quot;,&quot;id&quot;:&quot;90ac5c15-058e-3671-802b-699ce932ed71&quot;,&quot;title&quot;:&quot;Is there potential to adapt soybean (Glycine max Merr.) to future [CO2]? An analysis of the yield response of 18 genotypes in free-air CO2 enrichment&quot;,&quot;author&quot;:[{&quot;family&quot;:&quot;Bishop&quot;,&quot;given&quot;:&quot;Kristen A.&quot;,&quot;parse-names&quot;:false,&quot;dropping-particle&quot;:&quot;&quot;,&quot;non-dropping-particle&quot;:&quot;&quot;},{&quot;family&quot;:&quot;Betzelberger&quot;,&quot;given&quot;:&quot;Amy M.&quot;,&quot;parse-names&quot;:false,&quot;dropping-particle&quot;:&quot;&quot;,&quot;non-dropping-particle&quot;:&quot;&quot;},{&quot;family&quot;:&quot;Long&quot;,&quot;given&quot;:&quot;Stephen P.&quot;,&quot;parse-names&quot;:false,&quot;dropping-particle&quot;:&quot;&quot;,&quot;non-dropping-particle&quot;:&quot;&quot;},{&quot;family&quot;:&quot;Ainsworth&quot;,&quot;given&quot;:&quot;Elizabeth A.&quot;,&quot;parse-names&quot;:false,&quot;dropping-particle&quot;:&quot;&quot;,&quot;non-dropping-particle&quot;:&quot;&quot;}],&quot;container-title&quot;:&quot;Plant Cell and Environment&quot;,&quot;DOI&quot;:&quot;10.1111/pce.12443&quot;,&quot;ISSN&quot;:&quot;13653040&quot;,&quot;PMID&quot;:&quot;25211487&quot;,&quot;issued&quot;:{&quot;date-parts&quot;:[[2015,9,1]]},&quot;page&quot;:&quot;1765-1774&quot;,&quot;abstract&quot;:&quot;Rising atmospheric [CO2] is a uniform, global change that increases C3 photosynthesis and could offset some of the negative effects of global climate change on crop yields. Genetic variation in yield responsiveness to rising [CO2] would provide an opportunity to breed more responsive crop genotypes. A multi-year study of 18 soybean (Glycine maxMerr.) genotypes was carried out to identify variation in responsiveness to season-long elevated [CO2] (550ppm) under fully open-air replicated field conditions. On average across 18 genotypes, elevated [CO2] stimulated total above-ground biomass by 22%, but seed yield by only 9%, in part because most genotypes showed a reduction in partitioning of energy to seeds. Over four years of study, there was consistency from year to year in the genotypes that were most and least responsive to elevated [CO2], suggesting heritability of CO2 response. Further analysis of six genotypes did not reveal a photosynthetic basis for the variation in yield response. Although partitioning to seed was decreased, cultivars with the highest partitioning coefficient in current [CO2] also had the highest partitioning coefficient in elevated [CO2]. The results show the existence of genetic variation in soybean response to elevated [CO2], which is needed to breed soybean to the future atmospheric environment.&quot;,&quot;issue&quot;:&quot;9&quot;,&quot;volume&quot;:&quot;38&quot;,&quot;container-title-short&quot;:&quot;Plant Cell Environ.&quot;},&quot;isTemporary&quot;:false}]},{&quot;citationID&quot;:&quot;MENDELEY_CITATION_7bb22078-4db4-497f-9201-21dbe6aa2983&quot;,&quot;properties&quot;:{&quot;noteIndex&quot;:0},&quot;isEdited&quot;:false,&quot;manualOverride&quot;:{&quot;isManuallyOverridden&quot;:false,&quot;citeprocText&quot;:&quot;(Kothari et al., 2022)&quot;,&quot;manualOverrideText&quot;:&quot;&quot;},&quot;citationTag&quot;:&quot;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&quot;,&quot;citationItems&quot;:[{&quot;id&quot;:&quot;5fc22e99-41e0-3c97-baa3-5836ccbf76a0&quot;,&quot;itemData&quot;:{&quot;type&quot;:&quot;article-journal&quot;,&quot;id&quot;:&quot;5fc22e99-41e0-3c97-baa3-5836ccbf76a0&quot;,&quot;title&quot;:&quot;Are soybean models ready for climate change food impact assessments?&quot;,&quot;author&quot;:[{&quot;family&quot;:&quot;Kothari&quot;,&quot;given&quot;:&quot;Kritika&quot;,&quot;parse-names&quot;:false,&quot;dropping-particle&quot;:&quot;&quot;,&quot;non-dropping-particle&quot;:&quot;&quot;},{&quot;family&quot;:&quot;Battisti&quot;,&quot;given&quot;:&quot;Rafael&quot;,&quot;parse-names&quot;:false,&quot;dropping-particle&quot;:&quot;&quot;,&quot;non-dropping-particle&quot;:&quot;&quot;},{&quot;family&quot;:&quot;Boote&quot;,&quot;given&quot;:&quot;Kenneth J.&quot;,&quot;parse-names&quot;:false,&quot;dropping-particle&quot;:&quot;&quot;,&quot;non-dropping-particle&quot;:&quot;&quot;},{&quot;family&quot;:&quot;Archontoulis&quot;,&quot;given&quot;:&quot;Sotirios&quot;,&quot;parse-names&quot;:false,&quot;dropping-particle&quot;:&quot;V.&quot;,&quot;non-dropping-particle&quot;:&quot;&quot;},{&quot;family&quot;:&quot;Confalone&quot;,&quot;given&quot;:&quot;Adriana&quot;,&quot;parse-names&quot;:false,&quot;dropping-particle&quot;:&quot;&quot;,&quot;non-dropping-particle&quot;:&quot;&quot;},{&quot;family&quot;:&quot;Constantin&quot;,&quot;given&quot;:&quot;Julie&quot;,&quot;parse-names&quot;:false,&quot;dropping-particle&quot;:&quot;&quot;,&quot;non-dropping-particle&quot;:&quot;&quot;},{&quot;family&quot;:&quot;Cuadra&quot;,&quot;given&quot;:&quot;Santiago&quot;,&quot;parse-names&quot;:false,&quot;dropping-particle&quot;:&quot;V.&quot;,&quot;non-dropping-particle&quot;:&quot;&quot;},{&quot;family&quot;:&quot;Debaeke&quot;,&quot;given&quot;:&quot;Philippe&quot;,&quot;parse-names&quot;:false,&quot;dropping-particle&quot;:&quot;&quot;,&quot;non-dropping-particle&quot;:&quot;&quot;},{&quot;family&quot;:&quot;Faye&quot;,&quot;given&quot;:&quot;Babacar&quot;,&quot;parse-names&quot;:false,&quot;dropping-particle&quot;:&quot;&quot;,&quot;non-dropping-particle&quot;:&quot;&quot;},{&quot;family&quot;:&quot;Grant&quot;,&quot;given&quot;:&quot;Brian&quot;,&quot;parse-names&quot;:false,&quot;dropping-particle&quot;:&quot;&quot;,&quot;non-dropping-particle&quot;:&quot;&quot;},{&quot;family&quot;:&quot;Hoogenboom&quot;,&quot;given&quot;:&quot;Gerrit&quot;,&quot;parse-names&quot;:false,&quot;dropping-particle&quot;:&quot;&quot;,&quot;non-dropping-particle&quot;:&quot;&quot;},{&quot;family&quot;:&quot;Jing&quot;,&quot;given&quot;:&quot;Qi&quot;,&quot;parse-names&quot;:false,&quot;dropping-particle&quot;:&quot;&quot;,&quot;non-dropping-particle&quot;:&quot;&quot;},{&quot;family&quot;:&quot;Laan&quot;,&quot;given&quot;:&quot;Michael&quot;,&quot;parse-names&quot;:false,&quot;dropping-particle&quot;:&quot;&quot;,&quot;non-dropping-particle&quot;:&quot;van der&quot;},{&quot;family&quot;:&quot;Macena da Silva&quot;,&quot;given&quot;:&quot;Fernando Antônio&quot;,&quot;parse-names&quot;:false,&quot;dropping-particle&quot;:&quot;&quot;,&quot;non-dropping-particle&quot;:&quot;&quot;},{&quot;family&quot;:&quot;Marin&quot;,&quot;given&quot;:&quot;Fabio R.&quot;,&quot;parse-names&quot;:false,&quot;dropping-particle&quot;:&quot;&quot;,&quot;non-dropping-particle&quot;:&quot;&quot;},{&quot;family&quot;:&quot;Nehbandani&quot;,&quot;given&quot;:&quot;Alireza&quot;,&quot;parse-names&quot;:false,&quot;dropping-particle&quot;:&quot;&quot;,&quot;non-dropping-particle&quot;:&quot;&quot;},{&quot;family&quot;:&quot;Nendel&quot;,&quot;given&quot;:&quot;Claas&quot;,&quot;parse-names&quot;:false,&quot;dropping-particle&quot;:&quot;&quot;,&quot;non-dropping-particle&quot;:&quot;&quot;},{&quot;family&quot;:&quot;Purcell&quot;,&quot;given&quot;:&quot;Larry C.&quot;,&quot;parse-names&quot;:false,&quot;dropping-particle&quot;:&quot;&quot;,&quot;non-dropping-particle&quot;:&quot;&quot;},{&quot;family&quot;:&quot;Qian&quot;,&quot;given&quot;:&quot;Budong&quot;,&quot;parse-names&quot;:false,&quot;dropping-particle&quot;:&quot;&quot;,&quot;non-dropping-particle&quot;:&quot;&quot;},{&quot;family&quot;:&quot;Ruane&quot;,&quot;given&quot;:&quot;Alex C.&quot;,&quot;parse-names&quot;:false,&quot;dropping-particle&quot;:&quot;&quot;,&quot;non-dropping-particle&quot;:&quot;&quot;},{&quot;family&quot;:&quot;Schoving&quot;,&quot;given&quot;:&quot;Céline&quot;,&quot;parse-names&quot;:false,&quot;dropping-particle&quot;:&quot;&quot;,&quot;non-dropping-particle&quot;:&quot;&quot;},{&quot;family&quot;:&quot;Silva&quot;,&quot;given&quot;:&quot;Evandro H.F.M.&quot;,&quot;parse-names&quot;:false,&quot;dropping-particle&quot;:&quot;&quot;,&quot;non-dropping-particle&quot;:&quot;&quot;},{&quot;family&quot;:&quot;Smith&quot;,&quot;given&quot;:&quot;Ward&quot;,&quot;parse-names&quot;:false,&quot;dropping-particle&quot;:&quot;&quot;,&quot;non-dropping-particle&quot;:&quot;&quot;},{&quot;family&quot;:&quot;Soltani&quot;,&quot;given&quot;:&quot;Afshin&quot;,&quot;parse-names&quot;:false,&quot;dropping-particle&quot;:&quot;&quot;,&quot;non-dropping-particle&quot;:&quot;&quot;},{&quot;family&quot;:&quot;Srivastava&quot;,&quot;given&quot;:&quot;Amit&quot;,&quot;parse-names&quot;:false,&quot;dropping-particle&quot;:&quot;&quot;,&quot;non-dropping-particle&quot;:&quot;&quot;},{&quot;family&quot;:&quot;Vieira&quot;,&quot;given&quot;:&quot;Nilson A.&quot;,&quot;parse-names&quot;:false,&quot;dropping-particle&quot;:&quot;&quot;,&quot;non-dropping-particle&quot;:&quot;&quot;},{&quot;family&quot;:&quot;Slone&quot;,&quot;given&quot;:&quot;Stacey&quot;,&quot;parse-names&quot;:false,&quot;dropping-particle&quot;:&quot;&quot;,&quot;non-dropping-particle&quot;:&quot;&quot;},{&quot;family&quot;:&quot;Salmerón&quot;,&quot;given&quot;:&quot;Montserrat&quot;,&quot;parse-names&quot;:false,&quot;dropping-particle&quot;:&quot;&quot;,&quot;non-dropping-particle&quot;:&quot;&quot;}],&quot;container-title&quot;:&quot;European Journal of Agronomy&quot;,&quot;DOI&quot;:&quot;10.1016/j.eja.2022.126482&quot;,&quot;ISSN&quot;:&quot;11610301&quot;,&quot;issued&quot;:{&quot;date-parts&quot;:[[2022,4,1]]},&quot;abstract&quot;:&quot;An accurate estimation of crop yield under climate change scenarios is essential to quantify our ability to feed a growing population and develop agronomic adaptations to meet future food demand. A coordinated evaluation of yield simulations from process-based eco-physiological models for climate change impact assessment is still missing for soybean, the most widely grown grain legume and the main source of protein in our food chain. In this first soybean multi-model study, we used ten prominent models capable of simulating soybean yield under varying temperature and atmospheric CO2 concentration [CO2] to quantify the uncertainty in soybean yield simulations in response to these factors. Models were first parametrized with high quality measured data from five contrasting environments. We found considerable variability among models in simulated yield responses to increasing temperature and [CO2]. For example, under a + 3 °C temperature rise in our coolest location in Argentina, some models simulated that yield would reduce as much as 24%, while others simulated yield increases up to 29%. In our warmest location in Brazil, the models simulated a yield reduction ranging from a 38% decrease under + 3 °C temperature rise to no effect on yield. Similarly, when increasing [CO2] from 360 to 540 ppm, the models simulated a yield increase that ranged from 6% to 31%. Model calibration did not reduce variability across models but had an unexpected effect on modifying yield responses to temperature for some of the models. The high uncertainty in model responses indicates the limited applicability of individual models for climate change food projections. However, the ensemble mean of simulations across models was an effective tool to reduce the high uncertainty in soybean yield simulations associated with individual models and their parametrization. Ensemble, ensemble mean yield responses to temperature and [CO2] were similar to those reported from the literature. Our study is the first demonstration of the benefits achieved from using an ensemble of grain legume models for climate change food projections, and highlights that further soybean model development with experiments under elevated [CO2] and temperature is needed to reduce the uncertainty from the individual models.&quot;,&quot;publisher&quot;:&quot;Elsevier B.V.&quot;,&quot;volume&quot;:&quot;135&quot;,&quot;container-title-short&quot;:&quot;&quot;},&quot;isTemporary&quot;:false}]},{&quot;citationID&quot;:&quot;MENDELEY_CITATION_2c712fde-19d1-4a11-b4bc-cde39af1ecdf&quot;,&quot;properties&quot;:{&quot;noteIndex&quot;:0},&quot;isEdited&quot;:false,&quot;manualOverride&quot;:{&quot;isManuallyOverridden&quot;:false,&quot;citeprocText&quot;:&quot;(Boote et al., 2005; Djanaguiraman et al., 2013)&quot;,&quot;manualOverrideText&quot;:&quot;&quot;},&quot;citationTag&quot;:&quot;MENDELEY_CITATION_v3_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&quot;,&quot;citationItems&quot;:[{&quot;id&quot;:&quot;1042bb96-df80-3441-836c-b6d7b96dfb34&quot;,&quot;itemData&quot;:{&quot;type&quot;:&quot;article-journal&quot;,&quot;id&quot;:&quot;1042bb96-df80-3441-836c-b6d7b96dfb34&quot;,&quot;title&quot;:&quot;Elevated Temperature and CO2 Impacts on Pollination, Reproductive Growth, and Yield of Several Globally Important Crops&quot;,&quot;author&quot;:[{&quot;family&quot;:&quot;Boote&quot;,&quot;given&quot;:&quot;Kenneth J.&quot;,&quot;parse-names&quot;:false,&quot;dropping-particle&quot;:&quot;&quot;,&quot;non-dropping-particle&quot;:&quot;&quot;},{&quot;family&quot;:&quot;Allen&quot;,&quot;given&quot;:&quot;Leon H.&quot;,&quot;parse-names&quot;:false,&quot;dropping-particle&quot;:&quot;&quot;,&quot;non-dropping-particle&quot;:&quot;&quot;},{&quot;family&quot;:&quot;Prasad&quot;,&quot;given&quot;:&quot;Pagadala V.&quot;,&quot;parse-names&quot;:false,&quot;dropping-particle&quot;:&quot;V.&quot;,&quot;non-dropping-particle&quot;:&quot;&quot;},{&quot;family&quot;:&quot;Baker&quot;,&quot;given&quot;:&quot;Jeffery T.&quot;,&quot;parse-names&quot;:false,&quot;dropping-particle&quot;:&quot;&quot;,&quot;non-dropping-particle&quot;:&quot;&quot;},{&quot;family&quot;:&quot;Gesch&quot;,&quot;given&quot;:&quot;Russ W.&quot;,&quot;parse-names&quot;:false,&quot;dropping-particle&quot;:&quot;&quot;,&quot;non-dropping-particle&quot;:&quot;&quot;},{&quot;family&quot;:&quot;Snyder&quot;,&quot;given&quot;:&quot;Alison M.&quot;,&quot;parse-names&quot;:false,&quot;dropping-particle&quot;:&quot;&quot;,&quot;non-dropping-particle&quot;:&quot;&quot;},{&quot;family&quot;:&quot;Pan&quot;,&quot;given&quot;:&quot;Deyun&quot;,&quot;parse-names&quot;:false,&quot;dropping-particle&quot;:&quot;&quot;,&quot;non-dropping-particle&quot;:&quot;&quot;},{&quot;family&quot;:&quot;Thomas&quot;,&quot;given&quot;:&quot;Jean M. G.&quot;,&quot;parse-names&quot;:false,&quot;dropping-particle&quot;:&quot;&quot;,&quot;non-dropping-particle&quot;:&quot;&quot;}],&quot;container-title&quot;:&quot;Journal of Agricultural Meteorology&quot;,&quot;accessed&quot;:{&quot;date-parts&quot;:[[2023,11,12]]},&quot;DOI&quot;:&quot;10.2480/AGRMET.469&quot;,&quot;ISSN&quot;:&quot;0021-8588&quot;,&quot;issued&quot;:{&quot;date-parts&quot;:[[2005]]},&quot;page&quot;:&quot;469-474&quot;,&quot;publisher&quot;:&quot;The Society of Agricultural Meteorology of Japan&quot;,&quot;issue&quot;:&quot;5&quot;,&quot;volume&quot;:&quot;60&quot;,&quot;container-title-short&quot;:&quot;&quot;},&quot;isTemporary&quot;:false},{&quot;id&quot;:&quot;7c6bc582-54cf-3163-9fd8-2d4bb13edda4&quot;,&quot;itemData&quot;:{&quot;type&quot;:&quot;article-journal&quot;,&quot;id&quot;:&quot;7c6bc582-54cf-3163-9fd8-2d4bb13edda4&quot;,&quot;title&quot;:&quot;Soybean pollen anatomy, viability and pod set under high temperature stress&quot;,&quot;author&quot;:[{&quot;family&quot;:&quot;Djanaguiraman&quot;,&quot;given&quot;:&quot;M.&quot;,&quot;parse-names&quot;:false,&quot;dropping-particle&quot;:&quot;&quot;,&quot;non-dropping-particle&quot;:&quot;&quot;},{&quot;family&quot;:&quot;Prasad&quot;,&quot;given&quot;:&quot;P. V.V.&quot;,&quot;parse-names&quot;:false,&quot;dropping-particle&quot;:&quot;&quot;,&quot;non-dropping-particle&quot;:&quot;&quot;},{&quot;family&quot;:&quot;Boyle&quot;,&quot;given&quot;:&quot;D. L.&quot;,&quot;parse-names&quot;:false,&quot;dropping-particle&quot;:&quot;&quot;,&quot;non-dropping-particle&quot;:&quot;&quot;},{&quot;family&quot;:&quot;Schapaugh&quot;,&quot;given&quot;:&quot;W. T.&quot;,&quot;parse-names&quot;:false,&quot;dropping-particle&quot;:&quot;&quot;,&quot;non-dropping-particle&quot;:&quot;&quot;}],&quot;container-title&quot;:&quot;Journal of Agronomy and Crop Science&quot;,&quot;container-title-short&quot;:&quot;J. Agron. Crop Sci.&quot;,&quot;DOI&quot;:&quot;10.1111/jac.12005&quot;,&quot;ISSN&quot;:&quot;09312250&quot;,&quot;issued&quot;:{&quot;date-parts&quot;:[[2013,6]]},&quot;page&quot;:&quot;171-177&quot;,&quot;abstract&quot;:&quot;High temperature (HT) stress is one of the major environmental factors influencing yield of soybean (Glycine max L. Merr.) in the semi-arid regions. Experiments were conducted in controlled environments to study the effects of HT stress on anatomical changes of pollen and their relationship to pollen function in soybean genotype K 03-2897. Objectives of this study were to (a) quantify the effect of HT stress during flowering on pollen function and pod set and (b) observe the anatomical changes in pollen grains of soybean plants grown under HT stress. Plants were exposed to HT (38/28 °C) or optimum temperature (OT, 28/18 °C) for 14 days at flowering stage. HT stress significantly decreased in vitro pollen germination by 22.7 % compared to OT. Pollen from HT stress was deformed; it had a thicker exine wall and a disintegrated tapetum layer. HT stress decreased pod set percentage (35.2 %) compared to OT. This study showed that decreases in pollen in vitro germination by HT stress were caused by anatomical changes in pollen, leading to decreased pod set percentage under HT stress. © 2012 Blackwell Verlag GmbH.&quot;,&quot;issue&quot;:&quot;3&quot;,&quot;volume&quot;:&quot;199&quot;},&quot;isTemporary&quot;:false}]},{&quot;citationID&quot;:&quot;MENDELEY_CITATION_da6f0f82-6283-436c-b1bc-25a0c8671763&quot;,&quot;properties&quot;:{&quot;noteIndex&quot;:0},&quot;isEdited&quot;:false,&quot;manualOverride&quot;:{&quot;isManuallyOverridden&quot;:false,&quot;citeprocText&quot;:&quot;(Kothari et al., 2024)&quot;,&quot;manualOverrideText&quot;:&quot;&quot;},&quot;citationTag&quot;:&quot;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&quot;,&quot;citationItems&quot;:[{&quot;id&quot;:&quot;3955d863-c4ea-38fc-8b62-21132872f659&quot;,&quot;itemData&quot;:{&quot;type&quot;:&quot;article-journal&quot;,&quot;id&quot;:&quot;3955d863-c4ea-38fc-8b62-21132872f659&quot;,&quot;title&quot;:&quot;Evaluating differences among crop models in simulating soybean in-season growth&quot;,&quot;author&quot;:[{&quot;family&quot;:&quot;Kothari&quot;,&quot;given&quot;:&quot;Kritika&quot;,&quot;parse-names&quot;:false,&quot;dropping-particle&quot;:&quot;&quot;,&quot;non-dropping-particle&quot;:&quot;&quot;},{&quot;family&quot;:&quot;Battisti&quot;,&quot;given&quot;:&quot;Rafael&quot;,&quot;parse-names&quot;:false,&quot;dropping-particle&quot;:&quot;&quot;,&quot;non-dropping-particle&quot;:&quot;&quot;},{&quot;family&quot;:&quot;Boote&quot;,&quot;given&quot;:&quot;Kenneth J.&quot;,&quot;parse-names&quot;:false,&quot;dropping-particle&quot;:&quot;&quot;,&quot;non-dropping-particle&quot;:&quot;&quot;},{&quot;family&quot;:&quot;Archontoulis&quot;,&quot;given&quot;:&quot;Sotirios&quot;,&quot;parse-names&quot;:false,&quot;dropping-particle&quot;:&quot;V.&quot;,&quot;non-dropping-particle&quot;:&quot;&quot;},{&quot;family&quot;:&quot;Confalone&quot;,&quot;given&quot;:&quot;Adriana&quot;,&quot;parse-names&quot;:false,&quot;dropping-particle&quot;:&quot;&quot;,&quot;non-dropping-particle&quot;:&quot;&quot;},{&quot;family&quot;:&quot;Constantin&quot;,&quot;given&quot;:&quot;Julie&quot;,&quot;parse-names&quot;:false,&quot;dropping-particle&quot;:&quot;&quot;,&quot;non-dropping-particle&quot;:&quot;&quot;},{&quot;family&quot;:&quot;Cuadra&quot;,&quot;given&quot;:&quot;Santiago&quot;,&quot;parse-names&quot;:false,&quot;dropping-particle&quot;:&quot;V.&quot;,&quot;non-dropping-particle&quot;:&quot;&quot;},{&quot;family&quot;:&quot;Debaeke&quot;,&quot;given&quot;:&quot;Philippe&quot;,&quot;parse-names&quot;:false,&quot;dropping-particle&quot;:&quot;&quot;,&quot;non-dropping-particle&quot;:&quot;&quot;},{&quot;family&quot;:&quot;Faye&quot;,&quot;given&quot;:&quot;Babacar&quot;,&quot;parse-names&quot;:false,&quot;dropping-particle&quot;:&quot;&quot;,&quot;non-dropping-particle&quot;:&quot;&quot;},{&quot;family&quot;:&quot;Grant&quot;,&quot;given&quot;:&quot;Brian&quot;,&quot;parse-names&quot;:false,&quot;dropping-particle&quot;:&quot;&quot;,&quot;non-dropping-particle&quot;:&quot;&quot;},{&quot;family&quot;:&quot;Hoogenboom&quot;,&quot;given&quot;:&quot;Gerrit&quot;,&quot;parse-names&quot;:false,&quot;dropping-particle&quot;:&quot;&quot;,&quot;non-dropping-particle&quot;:&quot;&quot;},{&quot;family&quot;:&quot;Jing&quot;,&quot;given&quot;:&quot;Qi&quot;,&quot;parse-names&quot;:false,&quot;dropping-particle&quot;:&quot;&quot;,&quot;non-dropping-particle&quot;:&quot;&quot;},{&quot;family&quot;:&quot;Laan&quot;,&quot;given&quot;:&quot;Michael&quot;,&quot;parse-names&quot;:false,&quot;dropping-particle&quot;:&quot;&quot;,&quot;non-dropping-particle&quot;:&quot;van der&quot;},{&quot;family&quot;:&quot;Silva&quot;,&quot;given&quot;:&quot;Fernando Antônio Macena&quot;,&quot;parse-names&quot;:false,&quot;dropping-particle&quot;:&quot;&quot;,&quot;non-dropping-particle&quot;:&quot;da&quot;},{&quot;family&quot;:&quot;Marin&quot;,&quot;given&quot;:&quot;Fabio R.&quot;,&quot;parse-names&quot;:false,&quot;dropping-particle&quot;:&quot;&quot;,&quot;non-dropping-particle&quot;:&quot;&quot;},{&quot;family&quot;:&quot;Nehbandani&quot;,&quot;given&quot;:&quot;Alireza&quot;,&quot;parse-names&quot;:false,&quot;dropping-particle&quot;:&quot;&quot;,&quot;non-dropping-particle&quot;:&quot;&quot;},{&quot;family&quot;:&quot;Nendel&quot;,&quot;given&quot;:&quot;Claas&quot;,&quot;parse-names&quot;:false,&quot;dropping-particle&quot;:&quot;&quot;,&quot;non-dropping-particle&quot;:&quot;&quot;},{&quot;family&quot;:&quot;Purcell&quot;,&quot;given&quot;:&quot;Larry C.&quot;,&quot;parse-names&quot;:false,&quot;dropping-particle&quot;:&quot;&quot;,&quot;non-dropping-particle&quot;:&quot;&quot;},{&quot;family&quot;:&quot;Qian&quot;,&quot;given&quot;:&quot;Budong&quot;,&quot;parse-names&quot;:false,&quot;dropping-particle&quot;:&quot;&quot;,&quot;non-dropping-particle&quot;:&quot;&quot;},{&quot;family&quot;:&quot;Ruane&quot;,&quot;given&quot;:&quot;Alex C.&quot;,&quot;parse-names&quot;:false,&quot;dropping-particle&quot;:&quot;&quot;,&quot;non-dropping-particle&quot;:&quot;&quot;},{&quot;family&quot;:&quot;Schoving&quot;,&quot;given&quot;:&quot;Céline&quot;,&quot;parse-names&quot;:false,&quot;dropping-particle&quot;:&quot;&quot;,&quot;non-dropping-particle&quot;:&quot;&quot;},{&quot;family&quot;:&quot;Silva&quot;,&quot;given&quot;:&quot;Evandro H.F.M.&quot;,&quot;parse-names&quot;:false,&quot;dropping-particle&quot;:&quot;&quot;,&quot;non-dropping-particle&quot;:&quot;&quot;},{&quot;family&quot;:&quot;Smith&quot;,&quot;given&quot;:&quot;Ward&quot;,&quot;parse-names&quot;:false,&quot;dropping-particle&quot;:&quot;&quot;,&quot;non-dropping-particle&quot;:&quot;&quot;},{&quot;family&quot;:&quot;Soltani&quot;,&quot;given&quot;:&quot;Afshin&quot;,&quot;parse-names&quot;:false,&quot;dropping-particle&quot;:&quot;&quot;,&quot;non-dropping-particle&quot;:&quot;&quot;},{&quot;family&quot;:&quot;Srivastava&quot;,&quot;given&quot;:&quot;Amit&quot;,&quot;parse-names&quot;:false,&quot;dropping-particle&quot;:&quot;&quot;,&quot;non-dropping-particle&quot;:&quot;&quot;},{&quot;family&quot;:&quot;Vieira&quot;,&quot;given&quot;:&quot;Nilson A.&quot;,&quot;parse-names&quot;:false,&quot;dropping-particle&quot;:&quot;&quot;,&quot;non-dropping-particle&quot;:&quot;&quot;},{&quot;family&quot;:&quot;Salmerón&quot;,&quot;given&quot;:&quot;Montserrat&quot;,&quot;parse-names&quot;:false,&quot;dropping-particle&quot;:&quot;&quot;,&quot;non-dropping-particle&quot;:&quot;&quot;}],&quot;container-title&quot;:&quot;Field Crops Research&quot;,&quot;container-title-short&quot;:&quot;Field Crops Res.&quot;,&quot;DOI&quot;:&quot;10.1016/j.fcr.2024.109306&quot;,&quot;ISSN&quot;:&quot;03784290&quot;,&quot;issued&quot;:{&quot;date-parts&quot;:[[2024,4,1]]},&quot;abstract&quot;:&quot;Crop models are useful tools for simulating agricultural systems that require continued model development and testing to increase their robustness and improve how they describe our current understanding of processes. Coordinated and “blind” evaluation of multiple models using same protocols and experimental datasets provides unique opportunities to further improve models and enhance their reliability. For soybean [Glycine max (L.) Merr.], there has been limited coordinated multi-model evaluations for the simulation of in-season plant growth dynamics. We evaluated ten dynamic soybean crop models for their simulation of in-season plant growth using data from five experiments conducted in Argentina, Brazil, France, and USA. We evaluated models after a Blind (using only phenology data) and a Full calibration (with in-season and end-of-season variables). Calibration reduced model uncertainty by reducing standard bias for the simulation of in-season variables (biomass, leaf, pod, and stem weights, and leaf area index, LAI). However, we found that most models had difficulty in reproducing leaf growth dynamics, with normalized root mean squared error (nRMSE) of 56% for leaf weight and 43% for LAI (across locations and models after Full calibration). Models with different levels of complexity and experience were capable of simulating final seed yield at maturity with reasonable accuracy (nRMSE of 8–31% after Full calibration). However, the nRMSE for pod weight (of 17–64% after Full calibration) was two-fold larger than that of seed yield. Moreover, the models differed in how they simulated timing from sowing to beginning seed growth (47–93 days) and effective seed filling period (18–54 days), owing to model structural differences in defining the reproductive developmental stages. Overall, we identified the following processes that can benefit from further model improvement: leaf expansion and senescence, reproductive phenology, and partitioning to reproductive growth. Simulation of pod wall tissue and individual seed cohorts is another aspect that many models currently lack. Model improvement can benefit from high-temporal resolution experimental datasets that concurrently account for phenology, plant growth, and partitioning. Further, we recommend collecting reproductive phenology in the field consistent with actual dry matter allocation to organs in the models and collecting multiple observations of seed and pod weight to aid model improvement for simulation of seed growth and yield formation.&quot;,&quot;publisher&quot;:&quot;Elsevier B.V.&quot;,&quot;volume&quot;:&quot;309&quot;},&quot;isTemporary&quot;:false}]},{&quot;citationID&quot;:&quot;MENDELEY_CITATION_24816bcb-922f-4738-94e4-b5a4679b71d1&quot;,&quot;properties&quot;:{&quot;noteIndex&quot;:0},&quot;isEdited&quot;:false,&quot;manualOverride&quot;:{&quot;isManuallyOverridden&quot;:false,&quot;citeprocText&quot;:&quot;(Richetti et al., 2025)&quot;,&quot;manualOverrideText&quot;:&quot;&quot;},&quot;citationTag&quot;:&quot;MENDELEY_CITATION_v3_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&quot;,&quot;citationItems&quot;:[{&quot;id&quot;:&quot;e93c2e6c-a708-3711-a349-e1857f80773a&quot;,&quot;itemData&quot;:{&quot;type&quot;:&quot;article&quot;,&quot;id&quot;:&quot;e93c2e6c-a708-3711-a349-e1857f80773a&quot;,&quot;title&quot;:&quot;Challenges in modelling the impact of frost and heat stress on the yield of cool-season annual grain crops&quot;,&quot;author&quot;:[{&quot;family&quot;:&quot;Richetti&quot;,&quot;given&quot;:&quot;Jonathan&quot;,&quot;parse-names&quot;:false,&quot;dropping-particle&quot;:&quot;&quot;,&quot;non-dropping-particle&quot;:&quot;&quot;},{&quot;family&quot;:&quot;Sadras&quot;,&quot;given&quot;:&quot;Victor Oscar&quot;,&quot;parse-names&quot;:false,&quot;dropping-particle&quot;:&quot;&quot;,&quot;non-dropping-particle&quot;:&quot;&quot;},{&quot;family&quot;:&quot;He&quot;,&quot;given&quot;:&quot;Di&quot;,&quot;parse-names&quot;:false,&quot;dropping-particle&quot;:&quot;&quot;,&quot;non-dropping-particle&quot;:&quot;&quot;},{&quot;family&quot;:&quot;Leske&quot;,&quot;given&quot;:&quot;Brenton&quot;,&quot;parse-names&quot;:false,&quot;dropping-particle&quot;:&quot;&quot;,&quot;non-dropping-particle&quot;:&quot;&quot;},{&quot;family&quot;:&quot;Hu&quot;,&quot;given&quot;:&quot;Pengcheng&quot;,&quot;parse-names&quot;:false,&quot;dropping-particle&quot;:&quot;&quot;,&quot;non-dropping-particle&quot;:&quot;&quot;},{&quot;family&quot;:&quot;Beletse&quot;,&quot;given&quot;:&quot;Yacob&quot;,&quot;parse-names&quot;:false,&quot;dropping-particle&quot;:&quot;&quot;,&quot;non-dropping-particle&quot;:&quot;&quot;},{&quot;family&quot;:&quot;Cossani&quot;,&quot;given&quot;:&quot;C. Mariano&quot;,&quot;parse-names&quot;:false,&quot;dropping-particle&quot;:&quot;&quot;,&quot;non-dropping-particle&quot;:&quot;&quot;},{&quot;family&quot;:&quot;Nguyen&quot;,&quot;given&quot;:&quot;Ha&quot;,&quot;parse-names&quot;:false,&quot;dropping-particle&quot;:&quot;&quot;,&quot;non-dropping-particle&quot;:&quot;&quot;},{&quot;family&quot;:&quot;Zheng&quot;,&quot;given&quot;:&quot;Bangyou&quot;,&quot;parse-names&quot;:false,&quot;dropping-particle&quot;:&quot;&quot;,&quot;non-dropping-particle&quot;:&quot;&quot;},{&quot;family&quot;:&quot;Deery&quot;,&quot;given&quot;:&quot;David Matthews&quot;,&quot;parse-names&quot;:false,&quot;dropping-particle&quot;:&quot;&quot;,&quot;non-dropping-particle&quot;:&quot;&quot;},{&quot;family&quot;:&quot;Dreccer&quot;,&quot;given&quot;:&quot;M. Fernanda&quot;,&quot;parse-names&quot;:false,&quot;dropping-particle&quot;:&quot;&quot;,&quot;non-dropping-particle&quot;:&quot;&quot;},{&quot;family&quot;:&quot;Whish&quot;,&quot;given&quot;:&quot;Jeremy&quot;,&quot;parse-names&quot;:false,&quot;dropping-particle&quot;:&quot;&quot;,&quot;non-dropping-particle&quot;:&quot;&quot;},{&quot;family&quot;:&quot;Lilley&quot;,&quot;given&quot;:&quot;Julianne&quot;,&quot;parse-names&quot;:false,&quot;dropping-particle&quot;:&quot;&quot;,&quot;non-dropping-particle&quot;:&quot;&quot;}],&quot;container-title&quot;:&quot;Frontiers in Plant Science&quot;,&quot;container-title-short&quot;:&quot;Front. Plant Sci.&quot;,&quot;DOI&quot;:&quot;10.3389/fpls.2025.1613432&quot;,&quot;ISSN&quot;:&quot;1664462X&quot;,&quot;issued&quot;:{&quot;date-parts&quot;:[[2025]]},&quot;abstract&quot;:&quot;Frost and heat events at critical growth stages could cause large yield losses. These temperature extremes are increasing in frequency and intensity due to climate change in many parts of the broadacre cropping regions globally, presenting challenges to food production. For cool-season grain-growing regions, where summers are already too hot, heat and frost risks can limit adaptation options. Capturing these stresses in crop models accurately is increasingly important for evaluating the timing, severity, and yield consequences of extreme events. However, most existing process-based models were not designed to simulate short-duration temperature extremes, limiting their ability to assess climate risk and inform adaptation to frost and heat. Yield responses to heat and frost are associated with pollen sterility, grain abortion, accelerated senescence, and grain filling. Six challenges limit current modelling approaches: (1) inadequate spatial and temporal resolution of extreme events, (2) threshold-based and non-linear crop responses, (3) interactions between phenology and management, (4) cumulative and interacting stress effects across development stages, (5) limited representation of genotype-specific sensitivities, and (6) reliance on daily temperature data. Addressing these challenges requires improved use of sub-daily climate data, incorporation of physiological damage mechanisms, and enhanced crop- and genotype-specific parameterisation. These developments are critical for improving crop yield predictions under extreme temperatures in the context of climate change.&quot;,&quot;publisher&quot;:&quot;Frontiers Media SA&quot;,&quot;volume&quot;:&quot;16&quot;},&quot;isTemporary&quot;:false}]},{&quot;citationID&quot;:&quot;MENDELEY_CITATION_514fa0bb-4807-4649-a0ae-54c7263b9d09&quot;,&quot;properties&quot;:{&quot;noteIndex&quot;:0},&quot;isEdited&quot;:false,&quot;manualOverride&quot;:{&quot;isManuallyOverridden&quot;:false,&quot;citeprocText&quot;:&quot;(Mourtzinis et al., 2019)&quot;,&quot;manualOverrideText&quot;:&quot;&quot;},&quot;citationTag&quot;:&quot;MENDELEY_CITATION_v3_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&quot;,&quot;citationItems&quot;:[{&quot;id&quot;:&quot;6210d02a-bbd7-3067-9b5c-74539cd41c66&quot;,&quot;itemData&quot;:{&quot;type&quot;:&quot;article-journal&quot;,&quot;id&quot;:&quot;6210d02a-bbd7-3067-9b5c-74539cd41c66&quot;,&quot;title&quot;:&quot;Defining Optimal Soybean Sowing Dates across the US&quot;,&quot;author&quot;:[{&quot;family&quot;:&quot;Mourtzinis&quot;,&quot;given&quot;:&quot;Spyridon&quot;,&quot;parse-names&quot;:false,&quot;dropping-particle&quot;:&quot;&quot;,&quot;non-dropping-particle&quot;:&quot;&quot;},{&quot;family&quot;:&quot;Specht&quot;,&quot;given&quot;:&quot;James E.&quot;,&quot;parse-names&quot;:false,&quot;dropping-particle&quot;:&quot;&quot;,&quot;non-dropping-particle&quot;:&quot;&quot;},{&quot;family&quot;:&quot;Conley&quot;,&quot;given&quot;:&quot;Shawn P.&quot;,&quot;parse-names&quot;:false,&quot;dropping-particle&quot;:&quot;&quot;,&quot;non-dropping-particle&quot;:&quot;&quot;}],&quot;container-title&quot;:&quot;Scientific Reports 2019 9:1&quot;,&quot;accessed&quot;:{&quot;date-parts&quot;:[[2024,7,14]]},&quot;DOI&quot;:&quot;10.1038/s41598-019-38971-3&quot;,&quot;ISSN&quot;:&quot;2045-2322&quot;,&quot;PMID&quot;:&quot;30808953&quot;,&quot;URL&quot;:&quot;https://www.nature.com/articles/s41598-019-38971-3&quot;,&quot;issued&quot;:{&quot;date-parts&quot;:[[2019,2,26]]},&quot;page&quot;:&quot;1-7&quot;,&quot;abstract&quot;:&quot;Global crop demand is expected to increase by 60–110% by 2050. Climate change has already affected crop yields in some countries, and these effects are expected to continue. Identification of weather-related yield-limiting conditions and development of strategies for agricultural adaptation to climate change is essential to mitigate food security concerns. Here we used machine learning on US soybean yield data, collected from cultivar trials conducted in 27 states from 2007 to 2016, to examine crop sensitivity to varying in-season weather conditions. We identified the month-specific negative effect of drought via increased water vapor pressure deficit. Excluding Texas and Mississippi, where later sowing increased yield, sowing 12 days earlier than what was practiced during this decade across the US would have resulted in 10% greater total yield and a cumulative monetary gain of ca. US$9 billion. Our data show the substantial nation- and region-specific yield and monetary effects of adjusting sowing timing and highlight the importance of continuously quantifying and adapting to climate change. The magnitude of impact estimated in our study suggest that policy makers (e.g., federal crop insurance) and laggards (farmers that are slow to adopt) that fail to acknowledge and adapt to climate change will impact the national food security and economy of the US.&quot;,&quot;publisher&quot;:&quot;Nature Publishing Group&quot;,&quot;issue&quot;:&quot;1&quot;,&quot;volume&quot;:&quot;9&quot;,&quot;container-title-short&quot;:&quot;&quot;},&quot;isTemporary&quot;:false}]}]"/>
     <we:property name="MENDELEY_CITATIONS_LOCALE_CODE" value="&quot;en-US&quot;"/>
     <we:property name="MENDELEY_CITATIONS_STYLE" value="{&quot;id&quot;:&quot;https://www.zotero.org/styles/agronomy-journal&quot;,&quot;title&quot;:&quot;Agronomy Journal&quot;,&quot;format&quot;:&quot;author-date&quot;,&quot;defaultLocale&quot;:&quot;en-US&quot;,&quot;isLocaleCodeValid&quot;:true}"/>
   </we:properties>

--- a/paper/paper-04-01-2026.docx
+++ b/paper/paper-04-01-2026.docx
@@ -7,12 +7,32 @@
         <w:pStyle w:val="H1"/>
         <w:spacing w:line="480" w:lineRule="auto"/>
         <w:rPr>
-          <w:ins w:id="0" w:author="Elvis F. Elli" w:date="2026-06-08T12:11:00Z" w16du:dateUtc="2026-06-08T17:11:00Z"/>
+          <w:ins w:id="0" w:author="Elvis F. Elli" w:date="2026-06-09T11:12:00Z" w16du:dateUtc="2026-06-09T16:12:00Z"/>
           <w:sz w:val="24"/>
           <w:szCs w:val="24"/>
         </w:rPr>
       </w:pPr>
-      <w:ins w:id="1" w:author="Elvis F. Elli" w:date="2026-06-08T12:11:00Z" w16du:dateUtc="2026-06-08T17:11:00Z">
+      <w:ins w:id="1" w:author="Elvis F. Elli" w:date="2026-06-09T11:12:00Z" w16du:dateUtc="2026-06-09T16:12:00Z">
+        <w:r>
+          <w:rPr>
+            <w:sz w:val="24"/>
+            <w:szCs w:val="24"/>
+          </w:rPr>
+          <w:t>Next: go one by one suggestions/add 1-2 new supp materials</w:t>
+        </w:r>
+      </w:ins>
+    </w:p>
+    <w:p>
+      <w:pPr>
+        <w:pStyle w:val="H1"/>
+        <w:spacing w:line="480" w:lineRule="auto"/>
+        <w:rPr>
+          <w:ins w:id="2" w:author="Elvis F. Elli" w:date="2026-06-08T12:11:00Z" w16du:dateUtc="2026-06-08T17:11:00Z"/>
+          <w:sz w:val="24"/>
+          <w:szCs w:val="24"/>
+        </w:rPr>
+      </w:pPr>
+      <w:ins w:id="3" w:author="Elvis F. Elli" w:date="2026-06-08T12:11:00Z" w16du:dateUtc="2026-06-08T17:11:00Z">
         <w:r>
           <w:rPr>
             <w:sz w:val="24"/>
@@ -1455,7 +1475,7 @@
         </w:rPr>
         <w:t>.</w:t>
       </w:r>
-      <w:ins w:id="2" w:author="Elvis F. Elli" w:date="2026-06-08T10:35:00Z" w16du:dateUtc="2026-06-08T15:35:00Z">
+      <w:ins w:id="4" w:author="Elvis F. Elli" w:date="2026-06-08T10:35:00Z" w16du:dateUtc="2026-06-08T15:35:00Z">
         <w:r>
           <w:rPr>
             <w:rFonts w:ascii="Times New Roman" w:hAnsi="Times New Roman" w:cs="Times New Roman"/>
@@ -1465,7 +1485,7 @@
           <w:t xml:space="preserve"> While </w:t>
         </w:r>
       </w:ins>
-      <w:ins w:id="3" w:author="Elvis F. Elli" w:date="2026-06-08T10:36:00Z" w16du:dateUtc="2026-06-08T15:36:00Z">
+      <w:ins w:id="5" w:author="Elvis F. Elli" w:date="2026-06-08T10:36:00Z" w16du:dateUtc="2026-06-08T15:36:00Z">
         <w:r>
           <w:rPr>
             <w:rFonts w:ascii="Times New Roman" w:hAnsi="Times New Roman" w:cs="Times New Roman"/>
@@ -1475,7 +1495,7 @@
           <w:t xml:space="preserve">projected </w:t>
         </w:r>
       </w:ins>
-      <w:ins w:id="4" w:author="Elvis F. Elli" w:date="2026-06-08T10:35:00Z" w16du:dateUtc="2026-06-08T15:35:00Z">
+      <w:ins w:id="6" w:author="Elvis F. Elli" w:date="2026-06-08T10:35:00Z" w16du:dateUtc="2026-06-08T15:35:00Z">
         <w:r>
           <w:rPr>
             <w:rFonts w:ascii="Times New Roman" w:hAnsi="Times New Roman" w:cs="Times New Roman"/>
@@ -1502,7 +1522,7 @@
           <w:t>] can offset heat-induced yield losses (Ainsworth et al., 2002; Kothari et al., 2022), complementary agronomic adaptation</w:t>
         </w:r>
       </w:ins>
-      <w:ins w:id="5" w:author="Elvis F. Elli" w:date="2026-06-08T10:37:00Z" w16du:dateUtc="2026-06-08T15:37:00Z">
+      <w:ins w:id="7" w:author="Elvis F. Elli" w:date="2026-06-08T10:37:00Z" w16du:dateUtc="2026-06-08T15:37:00Z">
         <w:r>
           <w:rPr>
             <w:rFonts w:ascii="Times New Roman" w:hAnsi="Times New Roman" w:cs="Times New Roman"/>
@@ -1512,7 +1532,7 @@
           <w:t xml:space="preserve"> may be needed </w:t>
         </w:r>
       </w:ins>
-      <w:ins w:id="6" w:author="Elvis F. Elli" w:date="2026-06-08T10:38:00Z" w16du:dateUtc="2026-06-08T15:38:00Z">
+      <w:ins w:id="8" w:author="Elvis F. Elli" w:date="2026-06-08T10:38:00Z" w16du:dateUtc="2026-06-08T15:38:00Z">
         <w:r>
           <w:rPr>
             <w:rFonts w:ascii="Times New Roman" w:hAnsi="Times New Roman" w:cs="Times New Roman"/>
@@ -1522,7 +1542,7 @@
           <w:t xml:space="preserve">in some environments </w:t>
         </w:r>
       </w:ins>
-      <w:ins w:id="7" w:author="Elvis F. Elli" w:date="2026-06-08T10:37:00Z" w16du:dateUtc="2026-06-08T15:37:00Z">
+      <w:ins w:id="9" w:author="Elvis F. Elli" w:date="2026-06-08T10:37:00Z" w16du:dateUtc="2026-06-08T15:37:00Z">
         <w:r>
           <w:rPr>
             <w:rFonts w:ascii="Times New Roman" w:hAnsi="Times New Roman" w:cs="Times New Roman"/>
@@ -1532,7 +1552,7 @@
           <w:t xml:space="preserve">to fully </w:t>
         </w:r>
       </w:ins>
-      <w:ins w:id="8" w:author="Elvis F. Elli" w:date="2026-06-08T10:38:00Z" w16du:dateUtc="2026-06-08T15:38:00Z">
+      <w:ins w:id="10" w:author="Elvis F. Elli" w:date="2026-06-08T10:38:00Z" w16du:dateUtc="2026-06-08T15:38:00Z">
         <w:r>
           <w:rPr>
             <w:rFonts w:ascii="Times New Roman" w:hAnsi="Times New Roman" w:cs="Times New Roman"/>
@@ -1542,7 +1562,7 @@
           <w:t>compensate for the</w:t>
         </w:r>
       </w:ins>
-      <w:ins w:id="9" w:author="Elvis F. Elli" w:date="2026-06-08T10:37:00Z" w16du:dateUtc="2026-06-08T15:37:00Z">
+      <w:ins w:id="11" w:author="Elvis F. Elli" w:date="2026-06-08T10:37:00Z" w16du:dateUtc="2026-06-08T15:37:00Z">
         <w:r>
           <w:rPr>
             <w:rFonts w:ascii="Times New Roman" w:hAnsi="Times New Roman" w:cs="Times New Roman"/>
@@ -1552,7 +1572,7 @@
           <w:t xml:space="preserve"> </w:t>
         </w:r>
       </w:ins>
-      <w:ins w:id="10" w:author="Elvis F. Elli" w:date="2026-06-08T10:38:00Z" w16du:dateUtc="2026-06-08T15:38:00Z">
+      <w:ins w:id="12" w:author="Elvis F. Elli" w:date="2026-06-08T10:38:00Z" w16du:dateUtc="2026-06-08T15:38:00Z">
         <w:r>
           <w:rPr>
             <w:rFonts w:ascii="Times New Roman" w:hAnsi="Times New Roman" w:cs="Times New Roman"/>
@@ -1562,7 +1582,7 @@
           <w:t>yield penalty</w:t>
         </w:r>
       </w:ins>
-      <w:ins w:id="11" w:author="Elvis F. Elli" w:date="2026-06-08T11:40:00Z" w16du:dateUtc="2026-06-08T16:40:00Z">
+      <w:ins w:id="13" w:author="Elvis F. Elli" w:date="2026-06-08T11:40:00Z" w16du:dateUtc="2026-06-08T16:40:00Z">
         <w:r>
           <w:rPr>
             <w:rFonts w:ascii="Times New Roman" w:hAnsi="Times New Roman" w:cs="Times New Roman"/>
@@ -1598,7 +1618,7 @@
           </w:r>
         </w:sdtContent>
       </w:sdt>
-      <w:ins w:id="12" w:author="Elvis F. Elli" w:date="2026-06-08T10:35:00Z" w16du:dateUtc="2026-06-08T15:35:00Z">
+      <w:ins w:id="14" w:author="Elvis F. Elli" w:date="2026-06-08T10:35:00Z" w16du:dateUtc="2026-06-08T15:35:00Z">
         <w:r>
           <w:rPr>
             <w:rFonts w:ascii="Times New Roman" w:hAnsi="Times New Roman" w:cs="Times New Roman"/>
@@ -2151,7 +2171,7 @@
         </w:rPr>
         <w:t>recommendations.</w:t>
       </w:r>
-      <w:ins w:id="13" w:author="Elvis F. Elli" w:date="2026-06-09T10:58:00Z" w16du:dateUtc="2026-06-09T15:58:00Z">
+      <w:ins w:id="15" w:author="Elvis F. Elli" w:date="2026-06-09T10:58:00Z" w16du:dateUtc="2026-06-09T15:58:00Z">
         <w:r>
           <w:rPr>
             <w:rFonts w:ascii="Times New Roman" w:hAnsi="Times New Roman" w:cs="Times New Roman"/>
@@ -2167,13 +2187,13 @@
       <w:pPr>
         <w:spacing w:before="120" w:after="0" w:line="480" w:lineRule="auto"/>
         <w:rPr>
-          <w:ins w:id="14" w:author="Elvis F. Elli" w:date="2026-06-08T12:13:00Z" w16du:dateUtc="2026-06-08T17:13:00Z"/>
+          <w:ins w:id="16" w:author="Elvis F. Elli" w:date="2026-06-08T12:13:00Z" w16du:dateUtc="2026-06-08T17:13:00Z"/>
           <w:rFonts w:ascii="Times New Roman" w:hAnsi="Times New Roman" w:cs="Times New Roman"/>
           <w:sz w:val="24"/>
           <w:szCs w:val="24"/>
         </w:rPr>
       </w:pPr>
-      <w:ins w:id="15" w:author="Elvis F. Elli" w:date="2026-06-08T12:13:00Z" w16du:dateUtc="2026-06-08T17:13:00Z">
+      <w:ins w:id="17" w:author="Elvis F. Elli" w:date="2026-06-08T12:13:00Z" w16du:dateUtc="2026-06-08T17:13:00Z">
         <w:r>
           <w:rPr>
             <w:rFonts w:ascii="Times New Roman" w:hAnsi="Times New Roman" w:cs="Times New Roman"/>
@@ -2258,7 +2278,7 @@
           <w:t xml:space="preserve"> area </w:t>
         </w:r>
       </w:ins>
-      <w:customXmlInsRangeStart w:id="16" w:author="Elvis F. Elli" w:date="2026-06-08T12:13:00Z"/>
+      <w:customXmlInsRangeStart w:id="18" w:author="Elvis F. Elli" w:date="2026-06-08T12:13:00Z"/>
       <w:sdt>
         <w:sdtPr>
           <w:rPr>
@@ -2274,7 +2294,7 @@
           </w:placeholder>
         </w:sdtPr>
         <w:sdtContent>
-          <w:customXmlInsRangeEnd w:id="16"/>
+          <w:customXmlInsRangeEnd w:id="18"/>
           <w:r>
             <w:rPr>
               <w:rFonts w:ascii="Times New Roman" w:hAnsi="Times New Roman" w:cs="Times New Roman"/>
@@ -2284,11 +2304,11 @@
             </w:rPr>
             <w:t>(NASS, 2023)</w:t>
           </w:r>
-          <w:customXmlInsRangeStart w:id="17" w:author="Elvis F. Elli" w:date="2026-06-08T12:13:00Z"/>
+          <w:customXmlInsRangeStart w:id="19" w:author="Elvis F. Elli" w:date="2026-06-08T12:13:00Z"/>
         </w:sdtContent>
       </w:sdt>
-      <w:customXmlInsRangeEnd w:id="17"/>
-      <w:ins w:id="18" w:author="Elvis F. Elli" w:date="2026-06-08T12:13:00Z" w16du:dateUtc="2026-06-08T17:13:00Z">
+      <w:customXmlInsRangeEnd w:id="19"/>
+      <w:ins w:id="20" w:author="Elvis F. Elli" w:date="2026-06-08T12:13:00Z" w16du:dateUtc="2026-06-08T17:13:00Z">
         <w:r>
           <w:rPr>
             <w:rFonts w:ascii="Times New Roman" w:hAnsi="Times New Roman" w:cs="Times New Roman"/>
@@ -3782,7 +3802,35 @@
           <w:sz w:val="24"/>
           <w:szCs w:val="24"/>
         </w:rPr>
-        <w:t xml:space="preserve"> to define the simulation fields, which were resampled to a 2.5 km grid (~0.025°) and clipped to the </w:t>
+        <w:t xml:space="preserve"> to </w:t>
+      </w:r>
+      <w:ins w:id="21" w:author="Elvis F. Elli" w:date="2026-06-09T11:07:00Z" w16du:dateUtc="2026-06-09T16:07:00Z">
+        <w:r>
+          <w:rPr>
+            <w:rFonts w:ascii="Times New Roman" w:hAnsi="Times New Roman" w:cs="Times New Roman"/>
+            <w:sz w:val="24"/>
+            <w:szCs w:val="24"/>
+          </w:rPr>
+          <w:t>identify soybean-cropped pixels and define the spatial extent of the simulation fields</w:t>
+        </w:r>
+      </w:ins>
+      <w:del w:id="22" w:author="Elvis F. Elli" w:date="2026-06-09T11:07:00Z" w16du:dateUtc="2026-06-09T16:07:00Z">
+        <w:r>
+          <w:rPr>
+            <w:rFonts w:ascii="Times New Roman" w:hAnsi="Times New Roman" w:cs="Times New Roman"/>
+            <w:sz w:val="24"/>
+            <w:szCs w:val="24"/>
+          </w:rPr>
+          <w:delText>define the simulation fields</w:delText>
+        </w:r>
+      </w:del>
+      <w:r>
+        <w:rPr>
+          <w:rFonts w:ascii="Times New Roman" w:hAnsi="Times New Roman" w:cs="Times New Roman"/>
+          <w:sz w:val="24"/>
+          <w:szCs w:val="24"/>
+        </w:rPr>
+        <w:t xml:space="preserve">, which were resampled to a 2.5 km grid (~0.025°) and clipped to the </w:t>
       </w:r>
       <w:r>
         <w:rPr>
@@ -3800,6 +3848,24 @@
         </w:rPr>
         <w:t xml:space="preserve">state boundary. </w:t>
       </w:r>
+      <w:ins w:id="23" w:author="Elvis F. Elli" w:date="2026-06-09T11:08:00Z" w16du:dateUtc="2026-06-09T16:08:00Z">
+        <w:r>
+          <w:rPr>
+            <w:rFonts w:ascii="Times New Roman" w:hAnsi="Times New Roman" w:cs="Times New Roman"/>
+            <w:sz w:val="24"/>
+            <w:szCs w:val="24"/>
+          </w:rPr>
+          <w:t>Each grid cell classified as soybean cropland was treated as one simulation field.</w:t>
+        </w:r>
+        <w:r>
+          <w:rPr>
+            <w:rFonts w:ascii="Times New Roman" w:hAnsi="Times New Roman" w:cs="Times New Roman"/>
+            <w:sz w:val="24"/>
+            <w:szCs w:val="24"/>
+          </w:rPr>
+          <w:t xml:space="preserve"> </w:t>
+        </w:r>
+      </w:ins>
       <w:r>
         <w:rPr>
           <w:rFonts w:ascii="Times New Roman" w:hAnsi="Times New Roman" w:cs="Times New Roman"/>
@@ -4556,6 +4622,7 @@
           <w:sz w:val="24"/>
           <w:szCs w:val="24"/>
         </w:rPr>
+        <w:lastRenderedPageBreak/>
         <w:t xml:space="preserve">For the </w:t>
       </w:r>
       <w:r>
@@ -4714,7 +4781,6 @@
           <w:sz w:val="24"/>
           <w:szCs w:val="24"/>
         </w:rPr>
-        <w:lastRenderedPageBreak/>
         <w:t xml:space="preserve">elevated </w:t>
       </w:r>
       <w:r>
@@ -5010,7 +5076,60 @@
           <w:sz w:val="24"/>
           <w:szCs w:val="24"/>
         </w:rPr>
-        <w:t xml:space="preserve"> advancing sowing date </w:t>
+        <w:t xml:space="preserve"> </w:t>
+      </w:r>
+      <w:del w:id="24" w:author="Elvis F. Elli" w:date="2026-06-09T11:05:00Z" w16du:dateUtc="2026-06-09T16:05:00Z">
+        <w:r>
+          <w:rPr>
+            <w:rFonts w:ascii="Times New Roman" w:hAnsi="Times New Roman" w:cs="Times New Roman"/>
+            <w:color w:val="000000"/>
+            <w:sz w:val="24"/>
+            <w:szCs w:val="24"/>
+          </w:rPr>
+          <w:delText xml:space="preserve">advancing </w:delText>
+        </w:r>
+      </w:del>
+      <w:ins w:id="25" w:author="Elvis F. Elli" w:date="2026-06-09T11:05:00Z" w16du:dateUtc="2026-06-09T16:05:00Z">
+        <w:r>
+          <w:rPr>
+            <w:rFonts w:ascii="Times New Roman" w:hAnsi="Times New Roman" w:cs="Times New Roman"/>
+            <w:color w:val="000000"/>
+            <w:sz w:val="24"/>
+            <w:szCs w:val="24"/>
+          </w:rPr>
+          <w:t>ear</w:t>
+        </w:r>
+      </w:ins>
+      <w:ins w:id="26" w:author="Elvis F. Elli" w:date="2026-06-09T11:06:00Z" w16du:dateUtc="2026-06-09T16:06:00Z">
+        <w:r>
+          <w:rPr>
+            <w:rFonts w:ascii="Times New Roman" w:hAnsi="Times New Roman" w:cs="Times New Roman"/>
+            <w:color w:val="000000"/>
+            <w:sz w:val="24"/>
+            <w:szCs w:val="24"/>
+          </w:rPr>
+          <w:t>ly</w:t>
+        </w:r>
+      </w:ins>
+      <w:ins w:id="27" w:author="Elvis F. Elli" w:date="2026-06-09T11:05:00Z" w16du:dateUtc="2026-06-09T16:05:00Z">
+        <w:r>
+          <w:rPr>
+            <w:rFonts w:ascii="Times New Roman" w:hAnsi="Times New Roman" w:cs="Times New Roman"/>
+            <w:color w:val="000000"/>
+            <w:sz w:val="24"/>
+            <w:szCs w:val="24"/>
+          </w:rPr>
+          <w:t xml:space="preserve"> </w:t>
+        </w:r>
+      </w:ins>
+      <w:r>
+        <w:rPr>
+          <w:rFonts w:ascii="Times New Roman" w:hAnsi="Times New Roman" w:cs="Times New Roman"/>
+          <w:color w:val="000000"/>
+          <w:sz w:val="24"/>
+          <w:szCs w:val="24"/>
+        </w:rPr>
+        <w:t xml:space="preserve">sowing date </w:t>
       </w:r>
       <w:r>
         <w:rPr>
@@ -6166,7 +6285,16 @@
           <w:sz w:val="24"/>
           <w:szCs w:val="24"/>
         </w:rPr>
-        <w:t>combined elevated temperature and [</w:t>
+        <w:t xml:space="preserve">combined elevated </w:t>
+      </w:r>
+      <w:r>
+        <w:rPr>
+          <w:rFonts w:ascii="Times New Roman" w:hAnsi="Times New Roman" w:cs="Times New Roman"/>
+          <w:sz w:val="24"/>
+          <w:szCs w:val="24"/>
+        </w:rPr>
+        <w:lastRenderedPageBreak/>
+        <w:t>temperature and [</w:t>
       </w:r>
       <w:r>
         <w:rPr>
@@ -6344,12 +6472,11 @@
         <w:rPr>
           <w:noProof/>
         </w:rPr>
-        <w:lastRenderedPageBreak/>
         <w:drawing>
-          <wp:inline distT="0" distB="0" distL="0" distR="0" wp14:anchorId="4CDCFB3D" wp14:editId="315D3F76">
-            <wp:extent cx="5216056" cy="5216056"/>
-            <wp:effectExtent l="0" t="0" r="3810" b="3810"/>
-            <wp:docPr id="775348671" name="Picture 1"/>
+          <wp:inline distT="0" distB="0" distL="0" distR="0" wp14:anchorId="3C8BB195" wp14:editId="56A6BCAB">
+            <wp:extent cx="5943600" cy="2971800"/>
+            <wp:effectExtent l="0" t="0" r="0" b="0"/>
+            <wp:docPr id="1704136995" name="Picture 2"/>
             <wp:cNvGraphicFramePr>
               <a:graphicFrameLocks xmlns:a="http://schemas.openxmlformats.org/drawingml/2006/main" noChangeAspect="1"/>
             </wp:cNvGraphicFramePr>
@@ -6357,7 +6484,7 @@
               <a:graphicData uri="http://schemas.openxmlformats.org/drawingml/2006/picture">
                 <pic:pic xmlns:pic="http://schemas.openxmlformats.org/drawingml/2006/picture">
                   <pic:nvPicPr>
-                    <pic:cNvPr id="0" name="Picture 1"/>
+                    <pic:cNvPr id="0" name="Picture 6"/>
                     <pic:cNvPicPr>
                       <a:picLocks noChangeAspect="1" noChangeArrowheads="1"/>
                     </pic:cNvPicPr>
@@ -6378,7 +6505,7 @@
                   <pic:spPr bwMode="auto">
                     <a:xfrm>
                       <a:off x="0" y="0"/>
-                      <a:ext cx="5218610" cy="5218610"/>
+                      <a:ext cx="5943600" cy="2971800"/>
                     </a:xfrm>
                     <a:prstGeom prst="rect">
                       <a:avLst/>
@@ -6520,8 +6647,58 @@
           <w:sz w:val="24"/>
           <w:szCs w:val="24"/>
         </w:rPr>
-        <w:t>in the US Mid-South.</w:t>
-      </w:r>
+        <w:t>in the US Mid-South</w:t>
+      </w:r>
+      <w:ins w:id="28" w:author="Elvis F. Elli" w:date="2026-06-09T11:01:00Z" w16du:dateUtc="2026-06-09T16:01:00Z">
+        <w:r>
+          <w:rPr>
+            <w:rFonts w:ascii="Times New Roman" w:hAnsi="Times New Roman" w:cs="Times New Roman"/>
+            <w:sz w:val="24"/>
+            <w:szCs w:val="24"/>
+          </w:rPr>
+          <w:t xml:space="preserve"> (A), and their </w:t>
+        </w:r>
+        <w:r>
+          <w:rPr>
+            <w:rFonts w:ascii="Times New Roman" w:hAnsi="Times New Roman" w:cs="Times New Roman"/>
+          </w:rPr>
+          <w:t>g</w:t>
+        </w:r>
+        <w:r>
+          <w:rPr>
+            <w:rFonts w:ascii="Times New Roman" w:hAnsi="Times New Roman" w:cs="Times New Roman"/>
+          </w:rPr>
+          <w:t xml:space="preserve">eographical distribution </w:t>
+        </w:r>
+        <w:r>
+          <w:rPr>
+            <w:rFonts w:ascii="Times New Roman" w:hAnsi="Times New Roman" w:cs="Times New Roman"/>
+          </w:rPr>
+          <w:t>(B)</w:t>
+        </w:r>
+        <w:r>
+          <w:rPr>
+            <w:rFonts w:ascii="Times New Roman" w:hAnsi="Times New Roman" w:cs="Times New Roman"/>
+          </w:rPr>
+          <w:t>. Values per pixel in panel B are averages across 40 weather years.</w:t>
+        </w:r>
+        <w:r>
+          <w:rPr>
+            <w:rFonts w:ascii="Times New Roman" w:hAnsi="Times New Roman" w:cs="Times New Roman"/>
+          </w:rPr>
+          <w:t xml:space="preserve"> LM &amp; ES represent the combined effect of a late-maturing variety and early sowing.</w:t>
+        </w:r>
+      </w:ins>
+      <w:del w:id="29" w:author="Elvis F. Elli" w:date="2026-06-09T11:01:00Z" w16du:dateUtc="2026-06-09T16:01:00Z">
+        <w:r>
+          <w:rPr>
+            <w:rFonts w:ascii="Times New Roman" w:hAnsi="Times New Roman" w:cs="Times New Roman"/>
+            <w:sz w:val="24"/>
+            <w:szCs w:val="24"/>
+          </w:rPr>
+          <w:delText>.</w:delText>
+        </w:r>
+      </w:del>
     </w:p>
     <w:p>
       <w:pPr>
@@ -7131,22 +7308,34 @@
         </w:rPr>
         <w:t xml:space="preserve">, particularly those located in the central-north region (Figure </w:t>
       </w:r>
-      <w:r>
-        <w:rPr>
-          <w:rFonts w:ascii="Times New Roman" w:hAnsi="Times New Roman" w:cs="Times New Roman"/>
-          <w:sz w:val="24"/>
-          <w:szCs w:val="24"/>
-        </w:rPr>
-        <w:t>S</w:t>
-      </w:r>
-      <w:r>
-        <w:rPr>
-          <w:rFonts w:ascii="Times New Roman" w:hAnsi="Times New Roman" w:cs="Times New Roman"/>
-          <w:sz w:val="24"/>
-          <w:szCs w:val="24"/>
-        </w:rPr>
-        <w:t>5</w:t>
-      </w:r>
+      <w:del w:id="30" w:author="Elvis F. Elli" w:date="2026-06-09T11:02:00Z" w16du:dateUtc="2026-06-09T16:02:00Z">
+        <w:r>
+          <w:rPr>
+            <w:rFonts w:ascii="Times New Roman" w:hAnsi="Times New Roman" w:cs="Times New Roman"/>
+            <w:sz w:val="24"/>
+            <w:szCs w:val="24"/>
+          </w:rPr>
+          <w:delText>S</w:delText>
+        </w:r>
+        <w:r>
+          <w:rPr>
+            <w:rFonts w:ascii="Times New Roman" w:hAnsi="Times New Roman" w:cs="Times New Roman"/>
+            <w:sz w:val="24"/>
+            <w:szCs w:val="24"/>
+          </w:rPr>
+          <w:delText>5</w:delText>
+        </w:r>
+      </w:del>
+      <w:ins w:id="31" w:author="Elvis F. Elli" w:date="2026-06-09T11:02:00Z" w16du:dateUtc="2026-06-09T16:02:00Z">
+        <w:r>
+          <w:rPr>
+            <w:rFonts w:ascii="Times New Roman" w:hAnsi="Times New Roman" w:cs="Times New Roman"/>
+            <w:sz w:val="24"/>
+            <w:szCs w:val="24"/>
+          </w:rPr>
+          <w:t>1B</w:t>
+        </w:r>
+      </w:ins>
       <w:r>
         <w:rPr>
           <w:rFonts w:ascii="Times New Roman" w:hAnsi="Times New Roman" w:cs="Times New Roman"/>
@@ -7801,7 +7990,7 @@
         </w:rPr>
         <w:t xml:space="preserve">. </w:t>
       </w:r>
-      <w:ins w:id="19" w:author="Elvis F. Elli" w:date="2026-06-08T12:30:00Z" w16du:dateUtc="2026-06-08T17:30:00Z">
+      <w:ins w:id="32" w:author="Elvis F. Elli" w:date="2026-06-08T12:30:00Z" w16du:dateUtc="2026-06-08T17:30:00Z">
         <w:r>
           <w:rPr>
             <w:rFonts w:ascii="Times New Roman" w:hAnsi="Times New Roman" w:cs="Times New Roman"/>
@@ -7835,7 +8024,7 @@
           <w:t xml:space="preserve"> </w:t>
         </w:r>
       </w:ins>
-      <w:customXmlInsRangeStart w:id="20" w:author="Elvis F. Elli" w:date="2026-06-08T12:30:00Z"/>
+      <w:customXmlInsRangeStart w:id="33" w:author="Elvis F. Elli" w:date="2026-06-08T12:30:00Z"/>
       <w:sdt>
         <w:sdtPr>
           <w:rPr>
@@ -7851,7 +8040,7 @@
           </w:placeholder>
         </w:sdtPr>
         <w:sdtContent>
-          <w:customXmlInsRangeEnd w:id="20"/>
+          <w:customXmlInsRangeEnd w:id="33"/>
           <w:r>
             <w:rPr>
               <w:rFonts w:ascii="Times New Roman" w:hAnsi="Times New Roman" w:cs="Times New Roman"/>
@@ -7861,11 +8050,11 @@
             </w:rPr>
             <w:t>(Elli et al., 2022; Nendel et al., 2023)</w:t>
           </w:r>
-          <w:customXmlInsRangeStart w:id="21" w:author="Elvis F. Elli" w:date="2026-06-08T12:30:00Z"/>
+          <w:customXmlInsRangeStart w:id="34" w:author="Elvis F. Elli" w:date="2026-06-08T12:30:00Z"/>
         </w:sdtContent>
       </w:sdt>
-      <w:customXmlInsRangeEnd w:id="21"/>
-      <w:ins w:id="22" w:author="Elvis F. Elli" w:date="2026-06-08T12:30:00Z" w16du:dateUtc="2026-06-08T17:30:00Z">
+      <w:customXmlInsRangeEnd w:id="34"/>
+      <w:ins w:id="35" w:author="Elvis F. Elli" w:date="2026-06-08T12:30:00Z" w16du:dateUtc="2026-06-08T17:30:00Z">
         <w:r>
           <w:rPr>
             <w:rFonts w:ascii="Times New Roman" w:hAnsi="Times New Roman" w:cs="Times New Roman"/>
@@ -8245,7 +8434,7 @@
         </w:rPr>
         <w:t xml:space="preserve">. </w:t>
       </w:r>
-      <w:ins w:id="23" w:author="Elvis F. Elli" w:date="2026-06-08T12:31:00Z" w16du:dateUtc="2026-06-08T17:31:00Z">
+      <w:ins w:id="36" w:author="Elvis F. Elli" w:date="2026-06-08T12:31:00Z" w16du:dateUtc="2026-06-08T17:31:00Z">
         <w:r>
           <w:rPr>
             <w:rFonts w:ascii="Times New Roman" w:hAnsi="Times New Roman" w:cs="Times New Roman"/>
@@ -9789,14 +9978,130 @@
         </w:rPr>
         <w:t xml:space="preserve">for sustaining soybean seed yields under </w:t>
       </w:r>
-      <w:r>
-        <w:rPr>
-          <w:rFonts w:ascii="Times New Roman" w:hAnsi="Times New Roman" w:cs="Times New Roman"/>
-          <w:sz w:val="24"/>
-          <w:szCs w:val="24"/>
-        </w:rPr>
-        <w:t>high temperature risks</w:t>
-      </w:r>
+      <w:proofErr w:type="spellStart"/>
+      <w:r>
+        <w:rPr>
+          <w:rFonts w:ascii="Times New Roman" w:hAnsi="Times New Roman" w:cs="Times New Roman"/>
+          <w:sz w:val="24"/>
+          <w:szCs w:val="24"/>
+        </w:rPr>
+        <w:t>high</w:t>
+      </w:r>
+      <w:del w:id="37" w:author="Elvis F. Elli" w:date="2026-06-09T11:14:00Z" w16du:dateUtc="2026-06-09T16:14:00Z">
+        <w:r>
+          <w:rPr>
+            <w:rFonts w:ascii="Times New Roman" w:hAnsi="Times New Roman" w:cs="Times New Roman"/>
+            <w:sz w:val="24"/>
+            <w:szCs w:val="24"/>
+          </w:rPr>
+          <w:delText xml:space="preserve"> </w:delText>
+        </w:r>
+      </w:del>
+      <w:r>
+        <w:rPr>
+          <w:rFonts w:ascii="Times New Roman" w:hAnsi="Times New Roman" w:cs="Times New Roman"/>
+          <w:sz w:val="24"/>
+          <w:szCs w:val="24"/>
+        </w:rPr>
+        <w:t>temperature</w:t>
+      </w:r>
+      <w:proofErr w:type="spellEnd"/>
+      <w:r>
+        <w:rPr>
+          <w:rFonts w:ascii="Times New Roman" w:hAnsi="Times New Roman" w:cs="Times New Roman"/>
+          <w:sz w:val="24"/>
+          <w:szCs w:val="24"/>
+        </w:rPr>
+        <w:t xml:space="preserve"> risks</w:t>
+      </w:r>
+      <w:ins w:id="38" w:author="Elvis F. Elli" w:date="2026-06-09T11:13:00Z" w16du:dateUtc="2026-06-09T16:13:00Z">
+        <w:r>
+          <w:rPr>
+            <w:rFonts w:ascii="Times New Roman" w:hAnsi="Times New Roman" w:cs="Times New Roman"/>
+            <w:sz w:val="24"/>
+            <w:szCs w:val="24"/>
+          </w:rPr>
+          <w:t xml:space="preserve">, </w:t>
+        </w:r>
+        <w:r>
+          <w:rPr>
+            <w:rFonts w:ascii="Times New Roman" w:hAnsi="Times New Roman" w:cs="Times New Roman"/>
+            <w:sz w:val="24"/>
+            <w:szCs w:val="24"/>
+          </w:rPr>
+          <w:t xml:space="preserve">providing </w:t>
+        </w:r>
+      </w:ins>
+      <w:ins w:id="39" w:author="Elvis F. Elli" w:date="2026-06-09T11:14:00Z" w16du:dateUtc="2026-06-09T16:14:00Z">
+        <w:r>
+          <w:rPr>
+            <w:rFonts w:ascii="Times New Roman" w:hAnsi="Times New Roman" w:cs="Times New Roman"/>
+            <w:sz w:val="24"/>
+            <w:szCs w:val="24"/>
+          </w:rPr>
+          <w:t xml:space="preserve">new </w:t>
+        </w:r>
+      </w:ins>
+      <w:ins w:id="40" w:author="Elvis F. Elli" w:date="2026-06-09T11:13:00Z" w16du:dateUtc="2026-06-09T16:13:00Z">
+        <w:r>
+          <w:rPr>
+            <w:rFonts w:ascii="Times New Roman" w:hAnsi="Times New Roman" w:cs="Times New Roman"/>
+            <w:sz w:val="24"/>
+            <w:szCs w:val="24"/>
+          </w:rPr>
+          <w:t xml:space="preserve">quantitative </w:t>
+        </w:r>
+      </w:ins>
+      <w:ins w:id="41" w:author="Elvis F. Elli" w:date="2026-06-09T11:14:00Z" w16du:dateUtc="2026-06-09T16:14:00Z">
+        <w:r>
+          <w:rPr>
+            <w:rFonts w:ascii="Times New Roman" w:hAnsi="Times New Roman" w:cs="Times New Roman"/>
+            <w:sz w:val="24"/>
+            <w:szCs w:val="24"/>
+          </w:rPr>
+          <w:t xml:space="preserve">evidence </w:t>
+        </w:r>
+      </w:ins>
+      <w:ins w:id="42" w:author="Elvis F. Elli" w:date="2026-06-09T11:13:00Z" w16du:dateUtc="2026-06-09T16:13:00Z">
+        <w:r>
+          <w:rPr>
+            <w:rFonts w:ascii="Times New Roman" w:hAnsi="Times New Roman" w:cs="Times New Roman"/>
+            <w:sz w:val="24"/>
+            <w:szCs w:val="24"/>
+          </w:rPr>
+          <w:t xml:space="preserve">for the irrigated Arkansas delta that </w:t>
+        </w:r>
+      </w:ins>
+      <w:ins w:id="43" w:author="Elvis F. Elli" w:date="2026-06-09T11:15:00Z" w16du:dateUtc="2026-06-09T16:15:00Z">
+        <w:r>
+          <w:rPr>
+            <w:rFonts w:ascii="Times New Roman" w:hAnsi="Times New Roman" w:cs="Times New Roman"/>
+            <w:sz w:val="24"/>
+            <w:szCs w:val="24"/>
+          </w:rPr>
+          <w:t>extends</w:t>
+        </w:r>
+      </w:ins>
+      <w:ins w:id="44" w:author="Elvis F. Elli" w:date="2026-06-09T11:13:00Z" w16du:dateUtc="2026-06-09T16:13:00Z">
+        <w:r>
+          <w:rPr>
+            <w:rFonts w:ascii="Times New Roman" w:hAnsi="Times New Roman" w:cs="Times New Roman"/>
+            <w:sz w:val="24"/>
+            <w:szCs w:val="24"/>
+          </w:rPr>
+          <w:t xml:space="preserve"> </w:t>
+        </w:r>
+      </w:ins>
+      <w:ins w:id="45" w:author="Elvis F. Elli" w:date="2026-06-09T11:14:00Z" w16du:dateUtc="2026-06-09T16:14:00Z">
+        <w:r>
+          <w:rPr>
+            <w:rFonts w:ascii="Times New Roman" w:hAnsi="Times New Roman" w:cs="Times New Roman"/>
+            <w:sz w:val="24"/>
+            <w:szCs w:val="24"/>
+          </w:rPr>
+          <w:t>existing literature</w:t>
+        </w:r>
+      </w:ins>
       <w:r>
         <w:rPr>
           <w:rFonts w:ascii="Times New Roman" w:hAnsi="Times New Roman" w:cs="Times New Roman"/>
@@ -10295,7 +10600,14 @@
         <w:rPr>
           <w:szCs w:val="24"/>
         </w:rPr>
-        <w:t xml:space="preserve">Writing - review &amp; editing; </w:t>
+        <w:t xml:space="preserve">Writing - review &amp; </w:t>
+      </w:r>
+      <w:r>
+        <w:rPr>
+          <w:szCs w:val="24"/>
+        </w:rPr>
+        <w:lastRenderedPageBreak/>
+        <w:t xml:space="preserve">editing; </w:t>
       </w:r>
       <w:r>
         <w:rPr>
@@ -10337,7 +10649,6 @@
         <w:rPr>
           <w:szCs w:val="24"/>
         </w:rPr>
-        <w:lastRenderedPageBreak/>
         <w:t>Acknowledgments</w:t>
       </w:r>
     </w:p>
@@ -10701,7 +11012,16 @@
           <w:sz w:val="24"/>
           <w:szCs w:val="24"/>
         </w:rPr>
-        <w:t xml:space="preserve"> Environmental characterization of baseline conditions across all studied site-years (A) and number of calendar days to flower under baseline and the 2°C temperature increase scenario (B). Panel A contains the APSIM phenology response curve (0-1), where 1 represents maximum development rate. The solid vertical and horizontal lines indicate the median growing-season average temperature and total growing-season precipitation, respectively.</w:t>
+        <w:t xml:space="preserve"> Environmental characterization of baseline conditions across all studied site-years (A) and number of calendar days to flower under baseline and the 2°C temperature increase scenario (B). Panel A contains the APSIM phenology response curve (0-1), where 1 represents </w:t>
+      </w:r>
+      <w:r>
+        <w:rPr>
+          <w:rFonts w:ascii="Times New Roman" w:hAnsi="Times New Roman" w:cs="Times New Roman"/>
+          <w:sz w:val="24"/>
+          <w:szCs w:val="24"/>
+        </w:rPr>
+        <w:lastRenderedPageBreak/>
+        <w:t>maximum development rate. The solid vertical and horizontal lines indicate the median growing-season average temperature and total growing-season precipitation, respectively.</w:t>
       </w:r>
     </w:p>
     <w:p>
@@ -10721,7 +11041,6 @@
           <w:sz w:val="24"/>
           <w:szCs w:val="24"/>
         </w:rPr>
-        <w:lastRenderedPageBreak/>
         <w:t>Figure S4.</w:t>
       </w:r>
       <w:r>
@@ -11115,6 +11434,7 @@
           <w:sz w:val="24"/>
           <w:szCs w:val="24"/>
         </w:rPr>
+        <w:lastRenderedPageBreak/>
         <w:t xml:space="preserve">Archontoulis, S. V., Castellano, M. J., Licht, M. A., Nichols, V., Baum, M., Huber, I., Martinez-Feria, R., Puntel, L., Ordóñez, R. A., Iqbal, J., Wright, E. E., Dietzel, R. N., Helmers, M., Vanloocke, A., Liebman, M., Hatfield, J. L., </w:t>
       </w:r>
       <w:proofErr w:type="spellStart"/>
@@ -11133,16 +11453,7 @@
           <w:sz w:val="24"/>
           <w:szCs w:val="24"/>
         </w:rPr>
-        <w:t xml:space="preserve">, D., Cordova, S. C., Edmonds, P., &amp; </w:t>
-      </w:r>
-      <w:r>
-        <w:rPr>
-          <w:rFonts w:ascii="Times New Roman" w:hAnsi="Times New Roman" w:cs="Times New Roman"/>
-          <w:sz w:val="24"/>
-          <w:szCs w:val="24"/>
-        </w:rPr>
-        <w:lastRenderedPageBreak/>
-        <w:t xml:space="preserve">Togliatti, K. (2020). Predicting crop yields and soil‐plant nitrogen dynamics in the US Corn Belt. </w:t>
+        <w:t xml:space="preserve">, D., Cordova, S. C., Edmonds, P., &amp; Togliatti, K. (2020). Predicting crop yields and soil‐plant nitrogen dynamics in the US Corn Belt. </w:t>
       </w:r>
       <w:r>
         <w:rPr>
@@ -11506,25 +11817,7 @@
           <w:sz w:val="24"/>
           <w:szCs w:val="24"/>
         </w:rPr>
-        <w:t xml:space="preserve">, N., Price, J., &amp; Warren, R. (2014). Global </w:t>
-      </w:r>
-      <w:proofErr w:type="gramStart"/>
-      <w:r>
-        <w:rPr>
-          <w:rFonts w:ascii="Times New Roman" w:hAnsi="Times New Roman" w:cs="Times New Roman"/>
-          <w:sz w:val="24"/>
-          <w:szCs w:val="24"/>
-        </w:rPr>
-        <w:t>crop</w:t>
-      </w:r>
-      <w:proofErr w:type="gramEnd"/>
-      <w:r>
-        <w:rPr>
-          <w:rFonts w:ascii="Times New Roman" w:hAnsi="Times New Roman" w:cs="Times New Roman"/>
-          <w:sz w:val="24"/>
-          <w:szCs w:val="24"/>
-        </w:rPr>
-        <w:t xml:space="preserve"> yield response to extreme heat stress under multiple climate change futures. </w:t>
+        <w:t xml:space="preserve">, N., Price, J., &amp; Warren, R. (2014). Global crop yield response to extreme heat stress under multiple climate change futures. </w:t>
       </w:r>
       <w:r>
         <w:rPr>
@@ -11674,6 +11967,7 @@
           <w:sz w:val="24"/>
           <w:szCs w:val="24"/>
         </w:rPr>
+        <w:lastRenderedPageBreak/>
         <w:t xml:space="preserve">Edwards, J. T., Purcell, L. C., Vories, E. D., Shannon, J. G., &amp; Ashlock, L. O. (2003). Short-season soybean cultivars have similar yields with less irrigation than longer-season cultivars. </w:t>
       </w:r>
       <w:r>
@@ -11740,7 +12034,6 @@
           <w:sz w:val="24"/>
           <w:szCs w:val="24"/>
         </w:rPr>
-        <w:lastRenderedPageBreak/>
         <w:t xml:space="preserve">Elli, E. F., &amp; Archontoulis, S. V. (2023). Dissecting the contribution of weather and management on water table dynamics under present and future climate scenarios in the US Corn Belt. </w:t>
       </w:r>
       <w:r>
@@ -11927,25 +12220,7 @@
           <w:sz w:val="24"/>
           <w:szCs w:val="24"/>
         </w:rPr>
-        <w:t xml:space="preserve"> a </w:t>
-      </w:r>
-      <w:proofErr w:type="gramStart"/>
-      <w:r>
-        <w:rPr>
-          <w:rFonts w:ascii="Times New Roman" w:hAnsi="Times New Roman" w:cs="Times New Roman"/>
-          <w:sz w:val="24"/>
-          <w:szCs w:val="24"/>
-        </w:rPr>
-        <w:t>farming systems model</w:t>
-      </w:r>
-      <w:proofErr w:type="gramEnd"/>
-      <w:r>
-        <w:rPr>
-          <w:rFonts w:ascii="Times New Roman" w:hAnsi="Times New Roman" w:cs="Times New Roman"/>
-          <w:sz w:val="24"/>
-          <w:szCs w:val="24"/>
-        </w:rPr>
-        <w:t xml:space="preserve">. </w:t>
+        <w:t xml:space="preserve"> a farming systems model. </w:t>
       </w:r>
       <w:r>
         <w:rPr>
@@ -12113,6 +12388,7 @@
           <w:sz w:val="24"/>
           <w:szCs w:val="24"/>
         </w:rPr>
+        <w:lastRenderedPageBreak/>
         <w:t xml:space="preserve">Kothari, K., Battisti, R., Boote, K. J., Archontoulis, S. V., Confalone, A., Constantin, J., Cuadra, S. V., Debaeke, P., Faye, B., Grant, B., Hoogenboom, G., Jing, Q., van der Laan, M., da Silva, F. A. M., Marin, F. R., </w:t>
       </w:r>
       <w:proofErr w:type="spellStart"/>
@@ -12140,7 +12416,6 @@
           <w:sz w:val="24"/>
           <w:szCs w:val="24"/>
         </w:rPr>
-        <w:lastRenderedPageBreak/>
         <w:t>Schoving</w:t>
       </w:r>
       <w:proofErr w:type="spellEnd"/>
@@ -12582,25 +12857,16 @@
           <w:sz w:val="24"/>
           <w:szCs w:val="24"/>
         </w:rPr>
-        <w:t xml:space="preserve">, C., Stella, T., &amp; Battisti, R. (2023). Future area expansion outweighs increasing drought risk for </w:t>
-      </w:r>
-      <w:proofErr w:type="gramStart"/>
-      <w:r>
-        <w:rPr>
-          <w:rFonts w:ascii="Times New Roman" w:hAnsi="Times New Roman" w:cs="Times New Roman"/>
-          <w:sz w:val="24"/>
-          <w:szCs w:val="24"/>
-        </w:rPr>
-        <w:t>soybean</w:t>
-      </w:r>
-      <w:proofErr w:type="gramEnd"/>
-      <w:r>
-        <w:rPr>
-          <w:rFonts w:ascii="Times New Roman" w:hAnsi="Times New Roman" w:cs="Times New Roman"/>
-          <w:sz w:val="24"/>
-          <w:szCs w:val="24"/>
-        </w:rPr>
-        <w:t xml:space="preserve"> in Europe. </w:t>
+        <w:t xml:space="preserve">, C., Stella, T., &amp; Battisti, R. (2023). Future area expansion outweighs increasing drought risk </w:t>
+      </w:r>
+      <w:r>
+        <w:rPr>
+          <w:rFonts w:ascii="Times New Roman" w:hAnsi="Times New Roman" w:cs="Times New Roman"/>
+          <w:sz w:val="24"/>
+          <w:szCs w:val="24"/>
+        </w:rPr>
+        <w:lastRenderedPageBreak/>
+        <w:t xml:space="preserve">for soybean in Europe. </w:t>
       </w:r>
       <w:r>
         <w:rPr>
@@ -12730,7 +12996,6 @@
           <w:sz w:val="24"/>
           <w:szCs w:val="24"/>
         </w:rPr>
-        <w:lastRenderedPageBreak/>
         <w:t xml:space="preserve">Richetti, J., </w:t>
       </w:r>
       <w:proofErr w:type="spellStart"/>
@@ -13139,6 +13404,7 @@
           <w:sz w:val="24"/>
           <w:szCs w:val="24"/>
         </w:rPr>
+        <w:lastRenderedPageBreak/>
         <w:t xml:space="preserve">Salmerón, M., &amp; Purcell, L. C. (2016). Simplifying the prediction of phenology with the DSSAT-CROPGRO-soybean model based on relative maturity group and determinacy. </w:t>
       </w:r>
       <w:r>
@@ -13242,7 +13508,6 @@
           <w:sz w:val="24"/>
           <w:szCs w:val="24"/>
         </w:rPr>
-        <w:lastRenderedPageBreak/>
         <w:t xml:space="preserve">Thornton, P. K., Ericksen, P. J., Herrero, M., &amp; Challinor, A. J. (2014). Climate variability and vulnerability to climate change: A review. </w:t>
       </w:r>
       <w:r>
@@ -15326,6 +15591,7 @@
     <w:rsid w:val="006527C5"/>
     <w:rsid w:val="006670BA"/>
     <w:rsid w:val="006D4EE0"/>
+    <w:rsid w:val="0072051F"/>
     <w:rsid w:val="007426A6"/>
     <w:rsid w:val="007E7425"/>
     <w:rsid w:val="00820B2A"/>
@@ -15347,6 +15613,7 @@
     <w:rsid w:val="00B104B2"/>
     <w:rsid w:val="00B945B0"/>
     <w:rsid w:val="00CD6D94"/>
+    <w:rsid w:val="00D80035"/>
     <w:rsid w:val="00DB5EA0"/>
     <w:rsid w:val="00DC5C2A"/>
     <w:rsid w:val="00E02C7D"/>
@@ -15355,6 +15622,7 @@
     <w:rsid w:val="00E91A2E"/>
     <w:rsid w:val="00E947C7"/>
     <w:rsid w:val="00EC677C"/>
+    <w:rsid w:val="00F41BF7"/>
     <w:rsid w:val="00F459E4"/>
     <w:rsid w:val="00F471E8"/>
     <w:rsid w:val="00F92F05"/>

--- a/paper/paper-04-01-2026.docx
+++ b/paper/paper-04-01-2026.docx
@@ -4373,25 +4373,7 @@
           <w:sz w:val="24"/>
           <w:szCs w:val="24"/>
         </w:rPr>
-        <w:t>he sowing date was May 15, an average value for the studied region based on USDA-</w:t>
-      </w:r>
-      <w:proofErr w:type="gramStart"/>
-      <w:r>
-        <w:rPr>
-          <w:rFonts w:ascii="Times New Roman" w:hAnsi="Times New Roman" w:cs="Times New Roman"/>
-          <w:sz w:val="24"/>
-          <w:szCs w:val="24"/>
-        </w:rPr>
-        <w:t>NASS</w:t>
-      </w:r>
-      <w:proofErr w:type="gramEnd"/>
-      <w:r>
-        <w:rPr>
-          <w:rFonts w:ascii="Times New Roman" w:hAnsi="Times New Roman" w:cs="Times New Roman"/>
-          <w:sz w:val="24"/>
-          <w:szCs w:val="24"/>
-        </w:rPr>
-        <w:t xml:space="preserve"> 50% sowing progress</w:t>
+        <w:t>he sowing date was May 15, an average value for the studied region based on USDA-NASS 50% sowing progress</w:t>
       </w:r>
       <w:r>
         <w:rPr>
@@ -6705,187 +6687,205 @@
         <w:spacing w:before="120" w:after="0" w:line="480" w:lineRule="auto"/>
         <w:jc w:val="center"/>
         <w:rPr>
+          <w:ins w:id="30" w:author="Elvis F. Elli" w:date="2026-06-11T10:26:00Z" w16du:dateUtc="2026-06-11T15:26:00Z"/>
           <w:rFonts w:ascii="Times New Roman" w:hAnsi="Times New Roman" w:cs="Times New Roman"/>
           <w:sz w:val="24"/>
           <w:szCs w:val="24"/>
         </w:rPr>
       </w:pPr>
-      <w:r>
-        <w:rPr>
-          <w:noProof/>
-        </w:rPr>
-        <w:lastRenderedPageBreak/>
-        <w:drawing>
-          <wp:inline distT="0" distB="0" distL="0" distR="0" wp14:anchorId="65F71681" wp14:editId="700D07F2">
-            <wp:extent cx="5758336" cy="4600575"/>
-            <wp:effectExtent l="0" t="0" r="0" b="0"/>
-            <wp:docPr id="2111182142" name="Picture 2"/>
-            <wp:cNvGraphicFramePr>
-              <a:graphicFrameLocks xmlns:a="http://schemas.openxmlformats.org/drawingml/2006/main" noChangeAspect="1"/>
-            </wp:cNvGraphicFramePr>
-            <a:graphic xmlns:a="http://schemas.openxmlformats.org/drawingml/2006/main">
-              <a:graphicData uri="http://schemas.openxmlformats.org/drawingml/2006/picture">
-                <pic:pic xmlns:pic="http://schemas.openxmlformats.org/drawingml/2006/picture">
-                  <pic:nvPicPr>
-                    <pic:cNvPr id="0" name="Picture 3"/>
-                    <pic:cNvPicPr>
-                      <a:picLocks noChangeAspect="1" noChangeArrowheads="1"/>
-                    </pic:cNvPicPr>
-                  </pic:nvPicPr>
-                  <pic:blipFill>
-                    <a:blip r:embed="rId8" cstate="print">
-                      <a:extLst>
-                        <a:ext uri="{28A0092B-C50C-407E-A947-70E740481C1C}">
-                          <a14:useLocalDpi xmlns:a14="http://schemas.microsoft.com/office/drawing/2010/main" val="0"/>
-                        </a:ext>
-                      </a:extLst>
-                    </a:blip>
-                    <a:srcRect/>
-                    <a:stretch>
-                      <a:fillRect/>
-                    </a:stretch>
-                  </pic:blipFill>
-                  <pic:spPr bwMode="auto">
-                    <a:xfrm>
-                      <a:off x="0" y="0"/>
-                      <a:ext cx="5759447" cy="4601463"/>
-                    </a:xfrm>
-                    <a:prstGeom prst="rect">
-                      <a:avLst/>
-                    </a:prstGeom>
-                    <a:noFill/>
-                    <a:ln>
+      <w:ins w:id="31" w:author="Elvis F. Elli" w:date="2026-06-11T10:26:00Z" w16du:dateUtc="2026-06-11T15:26:00Z">
+        <w:r>
+          <w:rPr>
+            <w:noProof/>
+          </w:rPr>
+          <w:lastRenderedPageBreak/>
+          <w:drawing>
+            <wp:inline distT="0" distB="0" distL="0" distR="0" wp14:anchorId="4875EBB1" wp14:editId="72403808">
+              <wp:extent cx="5943600" cy="5943600"/>
+              <wp:effectExtent l="0" t="0" r="0" b="0"/>
+              <wp:docPr id="1676974733" name="Picture 2"/>
+              <wp:cNvGraphicFramePr>
+                <a:graphicFrameLocks xmlns:a="http://schemas.openxmlformats.org/drawingml/2006/main" noChangeAspect="1"/>
+              </wp:cNvGraphicFramePr>
+              <a:graphic xmlns:a="http://schemas.openxmlformats.org/drawingml/2006/main">
+                <a:graphicData uri="http://schemas.openxmlformats.org/drawingml/2006/picture">
+                  <pic:pic xmlns:pic="http://schemas.openxmlformats.org/drawingml/2006/picture">
+                    <pic:nvPicPr>
+                      <pic:cNvPr id="0" name="Picture 3"/>
+                      <pic:cNvPicPr>
+                        <a:picLocks noChangeAspect="1" noChangeArrowheads="1"/>
+                      </pic:cNvPicPr>
+                    </pic:nvPicPr>
+                    <pic:blipFill>
+                      <a:blip r:embed="rId8" cstate="print">
+                        <a:extLst>
+                          <a:ext uri="{28A0092B-C50C-407E-A947-70E740481C1C}">
+                            <a14:useLocalDpi xmlns:a14="http://schemas.microsoft.com/office/drawing/2010/main" val="0"/>
+                          </a:ext>
+                        </a:extLst>
+                      </a:blip>
+                      <a:srcRect/>
+                      <a:stretch>
+                        <a:fillRect/>
+                      </a:stretch>
+                    </pic:blipFill>
+                    <pic:spPr bwMode="auto">
+                      <a:xfrm>
+                        <a:off x="0" y="0"/>
+                        <a:ext cx="5943600" cy="5943600"/>
+                      </a:xfrm>
+                      <a:prstGeom prst="rect">
+                        <a:avLst/>
+                      </a:prstGeom>
                       <a:noFill/>
-                    </a:ln>
-                  </pic:spPr>
-                </pic:pic>
-              </a:graphicData>
-            </a:graphic>
-          </wp:inline>
-        </w:drawing>
-      </w:r>
+                      <a:ln>
+                        <a:noFill/>
+                      </a:ln>
+                    </pic:spPr>
+                  </pic:pic>
+                </a:graphicData>
+              </a:graphic>
+            </wp:inline>
+          </w:drawing>
+        </w:r>
+      </w:ins>
     </w:p>
     <w:p>
       <w:pPr>
         <w:spacing w:before="120" w:after="0" w:line="480" w:lineRule="auto"/>
         <w:rPr>
+          <w:ins w:id="32" w:author="Elvis F. Elli" w:date="2026-06-11T10:26:00Z" w16du:dateUtc="2026-06-11T15:26:00Z"/>
           <w:rFonts w:ascii="Times New Roman" w:hAnsi="Times New Roman" w:cs="Times New Roman"/>
           <w:sz w:val="24"/>
           <w:szCs w:val="24"/>
         </w:rPr>
       </w:pPr>
-      <w:r>
-        <w:rPr>
-          <w:rFonts w:ascii="Times New Roman" w:hAnsi="Times New Roman" w:cs="Times New Roman"/>
-          <w:b/>
-          <w:bCs/>
-          <w:sz w:val="24"/>
-          <w:szCs w:val="24"/>
-        </w:rPr>
-        <w:t xml:space="preserve">Figure </w:t>
-      </w:r>
-      <w:r>
-        <w:rPr>
-          <w:rFonts w:ascii="Times New Roman" w:hAnsi="Times New Roman" w:cs="Times New Roman"/>
-          <w:b/>
-          <w:bCs/>
-          <w:sz w:val="24"/>
-          <w:szCs w:val="24"/>
-        </w:rPr>
-        <w:t>2</w:t>
-      </w:r>
-      <w:r>
-        <w:rPr>
-          <w:rFonts w:ascii="Times New Roman" w:hAnsi="Times New Roman" w:cs="Times New Roman"/>
-          <w:b/>
-          <w:bCs/>
-          <w:sz w:val="24"/>
-          <w:szCs w:val="24"/>
-        </w:rPr>
-        <w:t>.</w:t>
-      </w:r>
-      <w:r>
-        <w:rPr>
-          <w:rFonts w:ascii="Times New Roman" w:hAnsi="Times New Roman" w:cs="Times New Roman"/>
-          <w:sz w:val="24"/>
-          <w:szCs w:val="24"/>
-        </w:rPr>
-        <w:t xml:space="preserve"> Relationship between season temperature</w:t>
-      </w:r>
-      <w:r>
-        <w:rPr>
-          <w:rFonts w:ascii="Times New Roman" w:hAnsi="Times New Roman" w:cs="Times New Roman"/>
-          <w:sz w:val="24"/>
-          <w:szCs w:val="24"/>
-        </w:rPr>
-        <w:t xml:space="preserve"> (May-October)</w:t>
-      </w:r>
-      <w:r>
-        <w:rPr>
-          <w:rFonts w:ascii="Times New Roman" w:hAnsi="Times New Roman" w:cs="Times New Roman"/>
-          <w:sz w:val="24"/>
-          <w:szCs w:val="24"/>
-        </w:rPr>
-        <w:t xml:space="preserve"> and soybean seed yield across </w:t>
-      </w:r>
-      <w:r>
-        <w:rPr>
-          <w:rFonts w:ascii="Times New Roman" w:hAnsi="Times New Roman" w:cs="Times New Roman"/>
-          <w:sz w:val="24"/>
-          <w:szCs w:val="24"/>
-        </w:rPr>
-        <w:t>4</w:t>
-      </w:r>
-      <w:r>
-        <w:rPr>
-          <w:rFonts w:ascii="Times New Roman" w:hAnsi="Times New Roman" w:cs="Times New Roman"/>
-          <w:sz w:val="24"/>
-          <w:szCs w:val="24"/>
-        </w:rPr>
-        <w:t xml:space="preserve">0 years and </w:t>
-      </w:r>
-      <w:r>
-        <w:rPr>
-          <w:rFonts w:ascii="Times New Roman" w:hAnsi="Times New Roman" w:cs="Times New Roman"/>
-          <w:sz w:val="24"/>
-          <w:szCs w:val="24"/>
-        </w:rPr>
-        <w:t xml:space="preserve">4,651 </w:t>
-      </w:r>
-      <w:r>
-        <w:rPr>
-          <w:rFonts w:ascii="Times New Roman" w:hAnsi="Times New Roman" w:cs="Times New Roman"/>
-          <w:sz w:val="24"/>
-          <w:szCs w:val="24"/>
-        </w:rPr>
-        <w:t xml:space="preserve">fields in the US Mid-South under a 2 °C temperature increase scenario. </w:t>
-      </w:r>
-      <w:r>
-        <w:rPr>
-          <w:rFonts w:ascii="Times New Roman" w:hAnsi="Times New Roman" w:cs="Times New Roman"/>
-          <w:sz w:val="24"/>
-          <w:szCs w:val="24"/>
-        </w:rPr>
-        <w:t xml:space="preserve">The text in the panel represents the equation slopes for the overall data and for filtered </w:t>
-      </w:r>
-      <w:r>
-        <w:rPr>
-          <w:rFonts w:ascii="Times New Roman" w:hAnsi="Times New Roman" w:cs="Times New Roman"/>
-          <w:sz w:val="24"/>
-          <w:szCs w:val="24"/>
-        </w:rPr>
-        <w:t>Warm/Dry site-years.</w:t>
-      </w:r>
-    </w:p>
-    <w:p>
-      <w:pPr>
-        <w:spacing w:before="120" w:after="0" w:line="480" w:lineRule="auto"/>
-        <w:rPr>
-          <w:rFonts w:ascii="Times New Roman" w:hAnsi="Times New Roman" w:cs="Times New Roman"/>
-          <w:sz w:val="24"/>
-          <w:szCs w:val="24"/>
-        </w:rPr>
-      </w:pPr>
+      <w:ins w:id="33" w:author="Elvis F. Elli" w:date="2026-06-11T10:26:00Z" w16du:dateUtc="2026-06-11T15:26:00Z">
+        <w:r>
+          <w:rPr>
+            <w:rFonts w:ascii="Times New Roman" w:hAnsi="Times New Roman" w:cs="Times New Roman"/>
+            <w:b/>
+            <w:bCs/>
+            <w:sz w:val="24"/>
+            <w:szCs w:val="24"/>
+          </w:rPr>
+          <w:t xml:space="preserve">Figure </w:t>
+        </w:r>
+        <w:r>
+          <w:rPr>
+            <w:rFonts w:ascii="Times New Roman" w:hAnsi="Times New Roman" w:cs="Times New Roman"/>
+            <w:b/>
+            <w:bCs/>
+            <w:sz w:val="24"/>
+            <w:szCs w:val="24"/>
+          </w:rPr>
+          <w:t>2</w:t>
+        </w:r>
+        <w:r>
+          <w:rPr>
+            <w:rFonts w:ascii="Times New Roman" w:hAnsi="Times New Roman" w:cs="Times New Roman"/>
+            <w:b/>
+            <w:bCs/>
+            <w:sz w:val="24"/>
+            <w:szCs w:val="24"/>
+          </w:rPr>
+          <w:t>.</w:t>
+        </w:r>
+        <w:r>
+          <w:rPr>
+            <w:rFonts w:ascii="Times New Roman" w:hAnsi="Times New Roman" w:cs="Times New Roman"/>
+            <w:sz w:val="24"/>
+            <w:szCs w:val="24"/>
+          </w:rPr>
+          <w:t xml:space="preserve"> </w:t>
+        </w:r>
+        <w:r>
+          <w:rPr>
+            <w:rFonts w:ascii="Times New Roman" w:hAnsi="Times New Roman" w:cs="Times New Roman"/>
+          </w:rPr>
+          <w:t>G</w:t>
+        </w:r>
+        <w:r>
+          <w:rPr>
+            <w:rFonts w:ascii="Times New Roman" w:hAnsi="Times New Roman" w:cs="Times New Roman"/>
+          </w:rPr>
+          <w:t xml:space="preserve">eographical distribution </w:t>
+        </w:r>
+        <w:r>
+          <w:rPr>
+            <w:rFonts w:ascii="Times New Roman" w:hAnsi="Times New Roman" w:cs="Times New Roman"/>
+          </w:rPr>
+          <w:t>of the o</w:t>
+        </w:r>
+        <w:r>
+          <w:rPr>
+            <w:rFonts w:ascii="Times New Roman" w:hAnsi="Times New Roman" w:cs="Times New Roman"/>
+            <w:sz w:val="24"/>
+            <w:szCs w:val="24"/>
+          </w:rPr>
+          <w:t>verall r</w:t>
+        </w:r>
+        <w:r>
+          <w:rPr>
+            <w:rFonts w:ascii="Times New Roman" w:hAnsi="Times New Roman" w:cs="Times New Roman"/>
+            <w:sz w:val="24"/>
+            <w:szCs w:val="24"/>
+          </w:rPr>
+          <w:t xml:space="preserve">elative effects of rising temperatures and </w:t>
+        </w:r>
+        <w:r>
+          <w:rPr>
+            <w:rFonts w:ascii="Times New Roman" w:hAnsi="Times New Roman" w:cs="Times New Roman"/>
+            <w:sz w:val="24"/>
+            <w:szCs w:val="24"/>
+          </w:rPr>
+          <w:t xml:space="preserve">adaptive genotypic and agronomic management strategies </w:t>
+        </w:r>
+        <w:r>
+          <w:rPr>
+            <w:rFonts w:ascii="Times New Roman" w:hAnsi="Times New Roman" w:cs="Times New Roman"/>
+            <w:sz w:val="24"/>
+            <w:szCs w:val="24"/>
+          </w:rPr>
+          <w:t xml:space="preserve">on soybean </w:t>
+        </w:r>
+        <w:r>
+          <w:rPr>
+            <w:rFonts w:ascii="Times New Roman" w:hAnsi="Times New Roman" w:cs="Times New Roman"/>
+            <w:sz w:val="24"/>
+            <w:szCs w:val="24"/>
+          </w:rPr>
+          <w:t xml:space="preserve">total crop cycle and seed-filling period changes across 4,651 soybean fields and 40 weather years </w:t>
+        </w:r>
+        <w:r>
+          <w:rPr>
+            <w:rFonts w:ascii="Times New Roman" w:hAnsi="Times New Roman" w:cs="Times New Roman"/>
+            <w:sz w:val="24"/>
+            <w:szCs w:val="24"/>
+          </w:rPr>
+          <w:t>in the US Mid-South</w:t>
+        </w:r>
+        <w:r>
+          <w:rPr>
+            <w:rFonts w:ascii="Times New Roman" w:hAnsi="Times New Roman" w:cs="Times New Roman"/>
+            <w:sz w:val="24"/>
+            <w:szCs w:val="24"/>
+          </w:rPr>
+          <w:t xml:space="preserve">. </w:t>
+        </w:r>
+        <w:r>
+          <w:rPr>
+            <w:rFonts w:ascii="Times New Roman" w:hAnsi="Times New Roman" w:cs="Times New Roman"/>
+          </w:rPr>
+          <w:t>Values per pixel in panel B are averages across 40 weather years.</w:t>
+        </w:r>
+        <w:r>
+          <w:rPr>
+            <w:rFonts w:ascii="Times New Roman" w:hAnsi="Times New Roman" w:cs="Times New Roman"/>
+          </w:rPr>
+          <w:t xml:space="preserve"> LM &amp; ES represent the combined effect of a late-maturing variety and early sowing.</w:t>
+        </w:r>
+      </w:ins>
     </w:p>
     <w:p>
       <w:pPr>
@@ -6956,6 +6956,7 @@
           <w:sz w:val="24"/>
           <w:szCs w:val="24"/>
         </w:rPr>
+        <w:lastRenderedPageBreak/>
         <w:t>Stacked</w:t>
       </w:r>
       <w:r>
@@ -7120,16 +7121,7 @@
           <w:sz w:val="24"/>
           <w:szCs w:val="24"/>
         </w:rPr>
-        <w:t xml:space="preserve">in combination with early sowing increased soybean seed yield by 9% under </w:t>
-      </w:r>
-      <w:r>
-        <w:rPr>
-          <w:rFonts w:ascii="Times New Roman" w:hAnsi="Times New Roman" w:cs="Times New Roman"/>
-          <w:sz w:val="24"/>
-          <w:szCs w:val="24"/>
-        </w:rPr>
-        <w:lastRenderedPageBreak/>
-        <w:t>the 2°C temperature increase scenario,</w:t>
+        <w:t>in combination with early sowing increased soybean seed yield by 9% under the 2°C temperature increase scenario,</w:t>
       </w:r>
       <w:r>
         <w:rPr>
@@ -7308,7 +7300,7 @@
         </w:rPr>
         <w:t xml:space="preserve">, particularly those located in the central-north region (Figure </w:t>
       </w:r>
-      <w:del w:id="30" w:author="Elvis F. Elli" w:date="2026-06-09T11:02:00Z" w16du:dateUtc="2026-06-09T16:02:00Z">
+      <w:del w:id="34" w:author="Elvis F. Elli" w:date="2026-06-09T11:02:00Z" w16du:dateUtc="2026-06-09T16:02:00Z">
         <w:r>
           <w:rPr>
             <w:rFonts w:ascii="Times New Roman" w:hAnsi="Times New Roman" w:cs="Times New Roman"/>
@@ -7326,7 +7318,7 @@
           <w:delText>5</w:delText>
         </w:r>
       </w:del>
-      <w:ins w:id="31" w:author="Elvis F. Elli" w:date="2026-06-09T11:02:00Z" w16du:dateUtc="2026-06-09T16:02:00Z">
+      <w:ins w:id="35" w:author="Elvis F. Elli" w:date="2026-06-09T11:02:00Z" w16du:dateUtc="2026-06-09T16:02:00Z">
         <w:r>
           <w:rPr>
             <w:rFonts w:ascii="Times New Roman" w:hAnsi="Times New Roman" w:cs="Times New Roman"/>
@@ -7990,7 +7982,7 @@
         </w:rPr>
         <w:t xml:space="preserve">. </w:t>
       </w:r>
-      <w:ins w:id="32" w:author="Elvis F. Elli" w:date="2026-06-08T12:30:00Z" w16du:dateUtc="2026-06-08T17:30:00Z">
+      <w:ins w:id="36" w:author="Elvis F. Elli" w:date="2026-06-08T12:30:00Z" w16du:dateUtc="2026-06-08T17:30:00Z">
         <w:r>
           <w:rPr>
             <w:rFonts w:ascii="Times New Roman" w:hAnsi="Times New Roman" w:cs="Times New Roman"/>
@@ -8024,7 +8016,7 @@
           <w:t xml:space="preserve"> </w:t>
         </w:r>
       </w:ins>
-      <w:customXmlInsRangeStart w:id="33" w:author="Elvis F. Elli" w:date="2026-06-08T12:30:00Z"/>
+      <w:customXmlInsRangeStart w:id="37" w:author="Elvis F. Elli" w:date="2026-06-08T12:30:00Z"/>
       <w:sdt>
         <w:sdtPr>
           <w:rPr>
@@ -8040,7 +8032,7 @@
           </w:placeholder>
         </w:sdtPr>
         <w:sdtContent>
-          <w:customXmlInsRangeEnd w:id="33"/>
+          <w:customXmlInsRangeEnd w:id="37"/>
           <w:r>
             <w:rPr>
               <w:rFonts w:ascii="Times New Roman" w:hAnsi="Times New Roman" w:cs="Times New Roman"/>
@@ -8050,11 +8042,11 @@
             </w:rPr>
             <w:t>(Elli et al., 2022; Nendel et al., 2023)</w:t>
           </w:r>
-          <w:customXmlInsRangeStart w:id="34" w:author="Elvis F. Elli" w:date="2026-06-08T12:30:00Z"/>
+          <w:customXmlInsRangeStart w:id="38" w:author="Elvis F. Elli" w:date="2026-06-08T12:30:00Z"/>
         </w:sdtContent>
       </w:sdt>
-      <w:customXmlInsRangeEnd w:id="34"/>
-      <w:ins w:id="35" w:author="Elvis F. Elli" w:date="2026-06-08T12:30:00Z" w16du:dateUtc="2026-06-08T17:30:00Z">
+      <w:customXmlInsRangeEnd w:id="38"/>
+      <w:ins w:id="39" w:author="Elvis F. Elli" w:date="2026-06-08T12:30:00Z" w16du:dateUtc="2026-06-08T17:30:00Z">
         <w:r>
           <w:rPr>
             <w:rFonts w:ascii="Times New Roman" w:hAnsi="Times New Roman" w:cs="Times New Roman"/>
@@ -8190,7 +8182,16 @@
           <w:sz w:val="24"/>
           <w:szCs w:val="24"/>
         </w:rPr>
-        <w:t xml:space="preserve"> farmers can rapidly adopt these changed management practices without </w:t>
+        <w:t xml:space="preserve"> </w:t>
+      </w:r>
+      <w:r>
+        <w:rPr>
+          <w:rFonts w:ascii="Times New Roman" w:hAnsi="Times New Roman" w:cs="Times New Roman"/>
+          <w:sz w:val="24"/>
+          <w:szCs w:val="24"/>
+        </w:rPr>
+        <w:lastRenderedPageBreak/>
+        <w:t xml:space="preserve">farmers can rapidly adopt these changed management practices without </w:t>
       </w:r>
       <w:r>
         <w:rPr>
@@ -8364,17 +8365,7 @@
           <w:sz w:val="24"/>
           <w:szCs w:val="24"/>
         </w:rPr>
-        <w:t xml:space="preserve">reported a 19% </w:t>
-      </w:r>
-      <w:r>
-        <w:rPr>
-          <w:rFonts w:ascii="Times New Roman" w:hAnsi="Times New Roman" w:cs="Times New Roman"/>
-          <w:color w:val="000000"/>
-          <w:sz w:val="24"/>
-          <w:szCs w:val="24"/>
-        </w:rPr>
-        <w:lastRenderedPageBreak/>
-        <w:t>average reduction in seed yield across 10 locations</w:t>
+        <w:t>reported a 19% average reduction in seed yield across 10 locations</w:t>
       </w:r>
       <w:r>
         <w:rPr>
@@ -8434,7 +8425,7 @@
         </w:rPr>
         <w:t xml:space="preserve">. </w:t>
       </w:r>
-      <w:ins w:id="36" w:author="Elvis F. Elli" w:date="2026-06-08T12:31:00Z" w16du:dateUtc="2026-06-08T17:31:00Z">
+      <w:ins w:id="40" w:author="Elvis F. Elli" w:date="2026-06-08T12:31:00Z" w16du:dateUtc="2026-06-08T17:31:00Z">
         <w:r>
           <w:rPr>
             <w:rFonts w:ascii="Times New Roman" w:hAnsi="Times New Roman" w:cs="Times New Roman"/>
@@ -9443,7 +9434,16 @@
           <w:sz w:val="24"/>
           <w:szCs w:val="24"/>
         </w:rPr>
-        <w:t xml:space="preserve">the impacts of extreme heat and drought </w:t>
+        <w:t xml:space="preserve">the impacts of extreme heat and </w:t>
+      </w:r>
+      <w:r>
+        <w:rPr>
+          <w:rFonts w:ascii="Times New Roman" w:hAnsi="Times New Roman" w:cs="Times New Roman"/>
+          <w:sz w:val="24"/>
+          <w:szCs w:val="24"/>
+        </w:rPr>
+        <w:lastRenderedPageBreak/>
+        <w:t xml:space="preserve">drought </w:t>
       </w:r>
       <w:r>
         <w:rPr>
@@ -9664,17 +9664,7 @@
           <w:sz w:val="24"/>
           <w:szCs w:val="24"/>
         </w:rPr>
-        <w:t xml:space="preserve">Given the important </w:t>
-      </w:r>
-      <w:r>
-        <w:rPr>
-          <w:rFonts w:ascii="Times New Roman" w:hAnsi="Times New Roman" w:cs="Times New Roman"/>
-          <w:color w:val="000000"/>
-          <w:sz w:val="24"/>
-          <w:szCs w:val="24"/>
-        </w:rPr>
-        <w:lastRenderedPageBreak/>
-        <w:t xml:space="preserve">role of adapting </w:t>
+        <w:t xml:space="preserve">Given the important role of adapting </w:t>
       </w:r>
       <w:r>
         <w:rPr>
@@ -9987,7 +9977,7 @@
         </w:rPr>
         <w:t>high</w:t>
       </w:r>
-      <w:del w:id="37" w:author="Elvis F. Elli" w:date="2026-06-09T11:14:00Z" w16du:dateUtc="2026-06-09T16:14:00Z">
+      <w:del w:id="41" w:author="Elvis F. Elli" w:date="2026-06-09T11:14:00Z" w16du:dateUtc="2026-06-09T16:14:00Z">
         <w:r>
           <w:rPr>
             <w:rFonts w:ascii="Times New Roman" w:hAnsi="Times New Roman" w:cs="Times New Roman"/>
@@ -10014,25 +10004,17 @@
         </w:rPr>
         <w:t xml:space="preserve"> risks</w:t>
       </w:r>
-      <w:ins w:id="38" w:author="Elvis F. Elli" w:date="2026-06-09T11:13:00Z" w16du:dateUtc="2026-06-09T16:13:00Z">
+      <w:ins w:id="42" w:author="Elvis F. Elli" w:date="2026-06-09T11:13:00Z" w16du:dateUtc="2026-06-09T16:13:00Z">
         <w:r>
           <w:rPr>
             <w:rFonts w:ascii="Times New Roman" w:hAnsi="Times New Roman" w:cs="Times New Roman"/>
             <w:sz w:val="24"/>
             <w:szCs w:val="24"/>
           </w:rPr>
-          <w:t xml:space="preserve">, </w:t>
-        </w:r>
-        <w:r>
-          <w:rPr>
-            <w:rFonts w:ascii="Times New Roman" w:hAnsi="Times New Roman" w:cs="Times New Roman"/>
-            <w:sz w:val="24"/>
-            <w:szCs w:val="24"/>
-          </w:rPr>
-          <w:t xml:space="preserve">providing </w:t>
+          <w:t xml:space="preserve">, providing </w:t>
         </w:r>
       </w:ins>
-      <w:ins w:id="39" w:author="Elvis F. Elli" w:date="2026-06-09T11:14:00Z" w16du:dateUtc="2026-06-09T16:14:00Z">
+      <w:ins w:id="43" w:author="Elvis F. Elli" w:date="2026-06-09T11:14:00Z" w16du:dateUtc="2026-06-09T16:14:00Z">
         <w:r>
           <w:rPr>
             <w:rFonts w:ascii="Times New Roman" w:hAnsi="Times New Roman" w:cs="Times New Roman"/>
@@ -10040,46 +10022,6 @@
             <w:szCs w:val="24"/>
           </w:rPr>
           <w:t xml:space="preserve">new </w:t>
-        </w:r>
-      </w:ins>
-      <w:ins w:id="40" w:author="Elvis F. Elli" w:date="2026-06-09T11:13:00Z" w16du:dateUtc="2026-06-09T16:13:00Z">
-        <w:r>
-          <w:rPr>
-            <w:rFonts w:ascii="Times New Roman" w:hAnsi="Times New Roman" w:cs="Times New Roman"/>
-            <w:sz w:val="24"/>
-            <w:szCs w:val="24"/>
-          </w:rPr>
-          <w:t xml:space="preserve">quantitative </w:t>
-        </w:r>
-      </w:ins>
-      <w:ins w:id="41" w:author="Elvis F. Elli" w:date="2026-06-09T11:14:00Z" w16du:dateUtc="2026-06-09T16:14:00Z">
-        <w:r>
-          <w:rPr>
-            <w:rFonts w:ascii="Times New Roman" w:hAnsi="Times New Roman" w:cs="Times New Roman"/>
-            <w:sz w:val="24"/>
-            <w:szCs w:val="24"/>
-          </w:rPr>
-          <w:t xml:space="preserve">evidence </w:t>
-        </w:r>
-      </w:ins>
-      <w:ins w:id="42" w:author="Elvis F. Elli" w:date="2026-06-09T11:13:00Z" w16du:dateUtc="2026-06-09T16:13:00Z">
-        <w:r>
-          <w:rPr>
-            <w:rFonts w:ascii="Times New Roman" w:hAnsi="Times New Roman" w:cs="Times New Roman"/>
-            <w:sz w:val="24"/>
-            <w:szCs w:val="24"/>
-          </w:rPr>
-          <w:t xml:space="preserve">for the irrigated Arkansas delta that </w:t>
-        </w:r>
-      </w:ins>
-      <w:ins w:id="43" w:author="Elvis F. Elli" w:date="2026-06-09T11:15:00Z" w16du:dateUtc="2026-06-09T16:15:00Z">
-        <w:r>
-          <w:rPr>
-            <w:rFonts w:ascii="Times New Roman" w:hAnsi="Times New Roman" w:cs="Times New Roman"/>
-            <w:sz w:val="24"/>
-            <w:szCs w:val="24"/>
-          </w:rPr>
-          <w:t>extends</w:t>
         </w:r>
       </w:ins>
       <w:ins w:id="44" w:author="Elvis F. Elli" w:date="2026-06-09T11:13:00Z" w16du:dateUtc="2026-06-09T16:13:00Z">
@@ -10089,10 +10031,50 @@
             <w:sz w:val="24"/>
             <w:szCs w:val="24"/>
           </w:rPr>
+          <w:t xml:space="preserve">quantitative </w:t>
+        </w:r>
+      </w:ins>
+      <w:ins w:id="45" w:author="Elvis F. Elli" w:date="2026-06-09T11:14:00Z" w16du:dateUtc="2026-06-09T16:14:00Z">
+        <w:r>
+          <w:rPr>
+            <w:rFonts w:ascii="Times New Roman" w:hAnsi="Times New Roman" w:cs="Times New Roman"/>
+            <w:sz w:val="24"/>
+            <w:szCs w:val="24"/>
+          </w:rPr>
+          <w:t xml:space="preserve">evidence </w:t>
+        </w:r>
+      </w:ins>
+      <w:ins w:id="46" w:author="Elvis F. Elli" w:date="2026-06-09T11:13:00Z" w16du:dateUtc="2026-06-09T16:13:00Z">
+        <w:r>
+          <w:rPr>
+            <w:rFonts w:ascii="Times New Roman" w:hAnsi="Times New Roman" w:cs="Times New Roman"/>
+            <w:sz w:val="24"/>
+            <w:szCs w:val="24"/>
+          </w:rPr>
+          <w:t xml:space="preserve">for the irrigated Arkansas delta that </w:t>
+        </w:r>
+      </w:ins>
+      <w:ins w:id="47" w:author="Elvis F. Elli" w:date="2026-06-09T11:15:00Z" w16du:dateUtc="2026-06-09T16:15:00Z">
+        <w:r>
+          <w:rPr>
+            <w:rFonts w:ascii="Times New Roman" w:hAnsi="Times New Roman" w:cs="Times New Roman"/>
+            <w:sz w:val="24"/>
+            <w:szCs w:val="24"/>
+          </w:rPr>
+          <w:t>extends</w:t>
+        </w:r>
+      </w:ins>
+      <w:ins w:id="48" w:author="Elvis F. Elli" w:date="2026-06-09T11:13:00Z" w16du:dateUtc="2026-06-09T16:13:00Z">
+        <w:r>
+          <w:rPr>
+            <w:rFonts w:ascii="Times New Roman" w:hAnsi="Times New Roman" w:cs="Times New Roman"/>
+            <w:sz w:val="24"/>
+            <w:szCs w:val="24"/>
+          </w:rPr>
           <w:t xml:space="preserve"> </w:t>
         </w:r>
       </w:ins>
-      <w:ins w:id="45" w:author="Elvis F. Elli" w:date="2026-06-09T11:14:00Z" w16du:dateUtc="2026-06-09T16:14:00Z">
+      <w:ins w:id="49" w:author="Elvis F. Elli" w:date="2026-06-09T11:14:00Z" w16du:dateUtc="2026-06-09T16:14:00Z">
         <w:r>
           <w:rPr>
             <w:rFonts w:ascii="Times New Roman" w:hAnsi="Times New Roman" w:cs="Times New Roman"/>
@@ -10519,6 +10501,7 @@
           <w:bCs/>
           <w:szCs w:val="24"/>
         </w:rPr>
+        <w:lastRenderedPageBreak/>
         <w:t>Elvis F. Elli</w:t>
       </w:r>
       <w:r>
@@ -10600,14 +10583,7 @@
         <w:rPr>
           <w:szCs w:val="24"/>
         </w:rPr>
-        <w:t xml:space="preserve">Writing - review &amp; </w:t>
-      </w:r>
-      <w:r>
-        <w:rPr>
-          <w:szCs w:val="24"/>
-        </w:rPr>
-        <w:lastRenderedPageBreak/>
-        <w:t xml:space="preserve">editing; </w:t>
+        <w:t xml:space="preserve">Writing - review &amp; editing; </w:t>
       </w:r>
       <w:r>
         <w:rPr>
@@ -10984,6 +10960,7 @@
           <w:sz w:val="24"/>
           <w:szCs w:val="24"/>
         </w:rPr>
+        <w:lastRenderedPageBreak/>
         <w:t>Figure S</w:t>
       </w:r>
       <w:r>
@@ -11012,16 +10989,7 @@
           <w:sz w:val="24"/>
           <w:szCs w:val="24"/>
         </w:rPr>
-        <w:t xml:space="preserve"> Environmental characterization of baseline conditions across all studied site-years (A) and number of calendar days to flower under baseline and the 2°C temperature increase scenario (B). Panel A contains the APSIM phenology response curve (0-1), where 1 represents </w:t>
-      </w:r>
-      <w:r>
-        <w:rPr>
-          <w:rFonts w:ascii="Times New Roman" w:hAnsi="Times New Roman" w:cs="Times New Roman"/>
-          <w:sz w:val="24"/>
-          <w:szCs w:val="24"/>
-        </w:rPr>
-        <w:lastRenderedPageBreak/>
-        <w:t>maximum development rate. The solid vertical and horizontal lines indicate the median growing-season average temperature and total growing-season precipitation, respectively.</w:t>
+        <w:t xml:space="preserve"> Environmental characterization of baseline conditions across all studied site-years (A) and number of calendar days to flower under baseline and the 2°C temperature increase scenario (B). Panel A contains the APSIM phenology response curve (0-1), where 1 represents maximum development rate. The solid vertical and horizontal lines indicate the median growing-season average temperature and total growing-season precipitation, respectively.</w:t>
       </w:r>
     </w:p>
     <w:p>
@@ -11368,7 +11336,16 @@
           <w:sz w:val="24"/>
           <w:szCs w:val="24"/>
         </w:rPr>
-        <w:t xml:space="preserve">) physiology, growth and yield. </w:t>
+        <w:t xml:space="preserve">) physiology, growth and </w:t>
+      </w:r>
+      <w:r>
+        <w:rPr>
+          <w:rFonts w:ascii="Times New Roman" w:hAnsi="Times New Roman" w:cs="Times New Roman"/>
+          <w:sz w:val="24"/>
+          <w:szCs w:val="24"/>
+        </w:rPr>
+        <w:lastRenderedPageBreak/>
+        <w:t xml:space="preserve">yield. </w:t>
       </w:r>
       <w:r>
         <w:rPr>
@@ -11434,7 +11411,6 @@
           <w:sz w:val="24"/>
           <w:szCs w:val="24"/>
         </w:rPr>
-        <w:lastRenderedPageBreak/>
         <w:t xml:space="preserve">Archontoulis, S. V., Castellano, M. J., Licht, M. A., Nichols, V., Baum, M., Huber, I., Martinez-Feria, R., Puntel, L., Ordóñez, R. A., Iqbal, J., Wright, E. E., Dietzel, R. N., Helmers, M., Vanloocke, A., Liebman, M., Hatfield, J. L., </w:t>
       </w:r>
       <w:proofErr w:type="spellStart"/>
@@ -11883,6 +11859,7 @@
           <w:sz w:val="24"/>
           <w:szCs w:val="24"/>
         </w:rPr>
+        <w:lastRenderedPageBreak/>
         <w:t xml:space="preserve">Djanaguiraman, M., Prasad, P. V. V., Boyle, D. L., &amp; </w:t>
       </w:r>
       <w:proofErr w:type="spellStart"/>
@@ -11967,7 +11944,6 @@
           <w:sz w:val="24"/>
           <w:szCs w:val="24"/>
         </w:rPr>
-        <w:lastRenderedPageBreak/>
         <w:t xml:space="preserve">Edwards, J. T., Purcell, L. C., Vories, E. D., Shannon, J. G., &amp; Ashlock, L. O. (2003). Short-season soybean cultivars have similar yields with less irrigation than longer-season cultivars. </w:t>
       </w:r>
       <w:r>
@@ -12322,7 +12298,16 @@
           <w:sz w:val="24"/>
           <w:szCs w:val="24"/>
         </w:rPr>
-        <w:t xml:space="preserve">, C., Silva, E. H. F. M., Smith, W., Soltani, A., Srivastava, A., Vieira, N. A., Slone, S., &amp; Salmerón, M. (2022). Are soybean models ready for climate change food impact assessments? </w:t>
+        <w:t xml:space="preserve">, C., Silva, E. H. F. M., Smith, W., Soltani, A., Srivastava, A., Vieira, N. A., </w:t>
+      </w:r>
+      <w:r>
+        <w:rPr>
+          <w:rFonts w:ascii="Times New Roman" w:hAnsi="Times New Roman" w:cs="Times New Roman"/>
+          <w:sz w:val="24"/>
+          <w:szCs w:val="24"/>
+        </w:rPr>
+        <w:lastRenderedPageBreak/>
+        <w:t xml:space="preserve">Slone, S., &amp; Salmerón, M. (2022). Are soybean models ready for climate change food impact assessments? </w:t>
       </w:r>
       <w:r>
         <w:rPr>
@@ -12388,7 +12373,6 @@
           <w:sz w:val="24"/>
           <w:szCs w:val="24"/>
         </w:rPr>
-        <w:lastRenderedPageBreak/>
         <w:t xml:space="preserve">Kothari, K., Battisti, R., Boote, K. J., Archontoulis, S. V., Confalone, A., Constantin, J., Cuadra, S. V., Debaeke, P., Faye, B., Grant, B., Hoogenboom, G., Jing, Q., van der Laan, M., da Silva, F. A. M., Marin, F. R., </w:t>
       </w:r>
       <w:proofErr w:type="spellStart"/>
@@ -12785,6 +12769,7 @@
           <w:sz w:val="24"/>
           <w:szCs w:val="24"/>
         </w:rPr>
+        <w:lastRenderedPageBreak/>
         <w:t xml:space="preserve">Nendel, C., Reckling, M., </w:t>
       </w:r>
       <w:proofErr w:type="spellStart"/>
@@ -12857,16 +12842,7 @@
           <w:sz w:val="24"/>
           <w:szCs w:val="24"/>
         </w:rPr>
-        <w:t xml:space="preserve">, C., Stella, T., &amp; Battisti, R. (2023). Future area expansion outweighs increasing drought risk </w:t>
-      </w:r>
-      <w:r>
-        <w:rPr>
-          <w:rFonts w:ascii="Times New Roman" w:hAnsi="Times New Roman" w:cs="Times New Roman"/>
-          <w:sz w:val="24"/>
-          <w:szCs w:val="24"/>
-        </w:rPr>
-        <w:lastRenderedPageBreak/>
-        <w:t xml:space="preserve">for soybean in Europe. </w:t>
+        <w:t xml:space="preserve">, C., Stella, T., &amp; Battisti, R. (2023). Future area expansion outweighs increasing drought risk for soybean in Europe. </w:t>
       </w:r>
       <w:r>
         <w:rPr>
@@ -13338,7 +13314,16 @@
           <w:sz w:val="24"/>
           <w:szCs w:val="24"/>
         </w:rPr>
-        <w:t xml:space="preserve">, D. A., Vories, E. D., Wiebold, W. J., &amp; Purcell, L. C. (2016). Yield response to planting date among soybean maturity groups for irrigated production in the US Midsouth. </w:t>
+        <w:t xml:space="preserve">, D. A., Vories, E. D., Wiebold, W. J., &amp; Purcell, L. C. (2016). Yield </w:t>
+      </w:r>
+      <w:r>
+        <w:rPr>
+          <w:rFonts w:ascii="Times New Roman" w:hAnsi="Times New Roman" w:cs="Times New Roman"/>
+          <w:sz w:val="24"/>
+          <w:szCs w:val="24"/>
+        </w:rPr>
+        <w:lastRenderedPageBreak/>
+        <w:t xml:space="preserve">response to planting date among soybean maturity groups for irrigated production in the US Midsouth. </w:t>
       </w:r>
       <w:r>
         <w:rPr>
@@ -13404,7 +13389,6 @@
           <w:sz w:val="24"/>
           <w:szCs w:val="24"/>
         </w:rPr>
-        <w:lastRenderedPageBreak/>
         <w:t xml:space="preserve">Salmerón, M., &amp; Purcell, L. C. (2016). Simplifying the prediction of phenology with the DSSAT-CROPGRO-soybean model based on relative maturity group and determinacy. </w:t>
       </w:r>
       <w:r>
@@ -15570,6 +15554,7 @@
     <w:rsid w:val="001A5E80"/>
     <w:rsid w:val="001B38E1"/>
     <w:rsid w:val="001D298D"/>
+    <w:rsid w:val="00203205"/>
     <w:rsid w:val="0024394A"/>
     <w:rsid w:val="00257DF2"/>
     <w:rsid w:val="00290619"/>
@@ -15581,6 +15566,7 @@
     <w:rsid w:val="00330CA9"/>
     <w:rsid w:val="003466F5"/>
     <w:rsid w:val="003B7BEE"/>
+    <w:rsid w:val="004A5FDA"/>
     <w:rsid w:val="004B2F2E"/>
     <w:rsid w:val="004C4724"/>
     <w:rsid w:val="00563F06"/>

--- a/paper/paper-04-01-2026.docx
+++ b/paper/paper-04-01-2026.docx
@@ -5529,6 +5529,7 @@
       <w:pPr>
         <w:spacing w:before="120" w:after="0" w:line="480" w:lineRule="auto"/>
         <w:rPr>
+          <w:del w:id="28" w:author="Elvis F. Elli" w:date="2026-06-11T11:25:00Z" w16du:dateUtc="2026-06-11T16:25:00Z"/>
           <w:rFonts w:ascii="Times New Roman" w:hAnsi="Times New Roman" w:cs="Times New Roman"/>
           <w:sz w:val="24"/>
           <w:szCs w:val="24"/>
@@ -5960,7 +5961,35 @@
           <w:sz w:val="24"/>
           <w:szCs w:val="24"/>
         </w:rPr>
-        <w:t>Figure 2)</w:t>
+        <w:t xml:space="preserve">Figure </w:t>
+      </w:r>
+      <w:ins w:id="29" w:author="Elvis F. Elli" w:date="2026-06-11T10:31:00Z" w16du:dateUtc="2026-06-11T15:31:00Z">
+        <w:r>
+          <w:rPr>
+            <w:rFonts w:ascii="Times New Roman" w:hAnsi="Times New Roman" w:cs="Times New Roman"/>
+            <w:sz w:val="24"/>
+            <w:szCs w:val="24"/>
+          </w:rPr>
+          <w:t>S5</w:t>
+        </w:r>
+      </w:ins>
+      <w:del w:id="30" w:author="Elvis F. Elli" w:date="2026-06-11T10:31:00Z" w16du:dateUtc="2026-06-11T15:31:00Z">
+        <w:r>
+          <w:rPr>
+            <w:rFonts w:ascii="Times New Roman" w:hAnsi="Times New Roman" w:cs="Times New Roman"/>
+            <w:sz w:val="24"/>
+            <w:szCs w:val="24"/>
+          </w:rPr>
+          <w:delText>2</w:delText>
+        </w:r>
+      </w:del>
+      <w:r>
+        <w:rPr>
+          <w:rFonts w:ascii="Times New Roman" w:hAnsi="Times New Roman" w:cs="Times New Roman"/>
+          <w:sz w:val="24"/>
+          <w:szCs w:val="24"/>
+        </w:rPr>
+        <w:t>)</w:t>
       </w:r>
       <w:r>
         <w:rPr>
@@ -6066,8 +6095,18 @@
           <w:sz w:val="24"/>
           <w:szCs w:val="24"/>
         </w:rPr>
-        <w:t>conditions (Figure 2)</w:t>
-      </w:r>
+        <w:t>conditions</w:t>
+      </w:r>
+      <w:del w:id="31" w:author="Elvis F. Elli" w:date="2026-06-11T10:32:00Z" w16du:dateUtc="2026-06-11T15:32:00Z">
+        <w:r>
+          <w:rPr>
+            <w:rFonts w:ascii="Times New Roman" w:hAnsi="Times New Roman" w:cs="Times New Roman"/>
+            <w:sz w:val="24"/>
+            <w:szCs w:val="24"/>
+          </w:rPr>
+          <w:delText xml:space="preserve"> (Figure 2)</w:delText>
+        </w:r>
+      </w:del>
       <w:r>
         <w:rPr>
           <w:rFonts w:ascii="Times New Roman" w:hAnsi="Times New Roman" w:cs="Times New Roman"/>
@@ -6439,6 +6478,220 @@
         </w:rPr>
         <w:t>.</w:t>
       </w:r>
+      <w:ins w:id="32" w:author="Elvis F. Elli" w:date="2026-06-11T10:32:00Z" w16du:dateUtc="2026-06-11T15:32:00Z">
+        <w:r>
+          <w:rPr>
+            <w:rFonts w:ascii="Times New Roman" w:hAnsi="Times New Roman" w:cs="Times New Roman"/>
+            <w:sz w:val="24"/>
+            <w:szCs w:val="24"/>
+          </w:rPr>
+          <w:t xml:space="preserve"> </w:t>
+        </w:r>
+      </w:ins>
+      <w:ins w:id="33" w:author="Elvis F. Elli" w:date="2026-06-11T11:24:00Z" w16du:dateUtc="2026-06-11T16:24:00Z">
+        <w:r>
+          <w:rPr>
+            <w:rFonts w:ascii="Times New Roman" w:hAnsi="Times New Roman" w:cs="Times New Roman"/>
+            <w:sz w:val="24"/>
+            <w:szCs w:val="24"/>
+          </w:rPr>
+          <w:t xml:space="preserve">A shortening of the </w:t>
+        </w:r>
+        <w:r>
+          <w:rPr>
+            <w:rFonts w:ascii="Times New Roman" w:hAnsi="Times New Roman" w:cs="Times New Roman"/>
+            <w:sz w:val="24"/>
+            <w:szCs w:val="24"/>
+          </w:rPr>
+          <w:t xml:space="preserve">total </w:t>
+        </w:r>
+        <w:r>
+          <w:rPr>
+            <w:rFonts w:ascii="Times New Roman" w:hAnsi="Times New Roman" w:cs="Times New Roman"/>
+            <w:sz w:val="24"/>
+            <w:szCs w:val="24"/>
+          </w:rPr>
+          <w:t xml:space="preserve">crop cycle was observed in </w:t>
+        </w:r>
+      </w:ins>
+      <w:ins w:id="34" w:author="Elvis F. Elli" w:date="2026-06-11T11:32:00Z" w16du:dateUtc="2026-06-11T16:32:00Z">
+        <w:r>
+          <w:rPr>
+            <w:rFonts w:ascii="Times New Roman" w:hAnsi="Times New Roman" w:cs="Times New Roman"/>
+            <w:sz w:val="24"/>
+            <w:szCs w:val="24"/>
+          </w:rPr>
+          <w:t>70%</w:t>
+        </w:r>
+      </w:ins>
+      <w:ins w:id="35" w:author="Elvis F. Elli" w:date="2026-06-11T11:24:00Z" w16du:dateUtc="2026-06-11T16:24:00Z">
+        <w:r>
+          <w:rPr>
+            <w:rFonts w:ascii="Times New Roman" w:hAnsi="Times New Roman" w:cs="Times New Roman"/>
+            <w:sz w:val="24"/>
+            <w:szCs w:val="24"/>
+          </w:rPr>
+          <w:t xml:space="preserve"> of the 4,651 fields</w:t>
+        </w:r>
+        <w:r>
+          <w:rPr>
+            <w:rFonts w:ascii="Times New Roman" w:hAnsi="Times New Roman" w:cs="Times New Roman"/>
+            <w:sz w:val="24"/>
+            <w:szCs w:val="24"/>
+          </w:rPr>
+          <w:t xml:space="preserve"> (Figure 2A)</w:t>
+        </w:r>
+      </w:ins>
+      <w:ins w:id="36" w:author="Elvis F. Elli" w:date="2026-06-11T11:26:00Z" w16du:dateUtc="2026-06-11T16:26:00Z">
+        <w:r>
+          <w:rPr>
+            <w:rFonts w:ascii="Times New Roman" w:hAnsi="Times New Roman" w:cs="Times New Roman"/>
+            <w:sz w:val="24"/>
+            <w:szCs w:val="24"/>
+          </w:rPr>
+          <w:t xml:space="preserve">. </w:t>
+        </w:r>
+        <w:r>
+          <w:rPr>
+            <w:rFonts w:ascii="Times New Roman" w:hAnsi="Times New Roman" w:cs="Times New Roman"/>
+            <w:sz w:val="24"/>
+            <w:szCs w:val="24"/>
+          </w:rPr>
+          <w:t xml:space="preserve">The total crop cycle length decreased by up to </w:t>
+        </w:r>
+      </w:ins>
+      <w:ins w:id="37" w:author="Elvis F. Elli" w:date="2026-06-11T11:32:00Z" w16du:dateUtc="2026-06-11T16:32:00Z">
+        <w:r>
+          <w:rPr>
+            <w:rFonts w:ascii="Times New Roman" w:hAnsi="Times New Roman" w:cs="Times New Roman"/>
+            <w:sz w:val="24"/>
+            <w:szCs w:val="24"/>
+          </w:rPr>
+          <w:t>2</w:t>
+        </w:r>
+      </w:ins>
+      <w:ins w:id="38" w:author="Elvis F. Elli" w:date="2026-06-11T11:26:00Z" w16du:dateUtc="2026-06-11T16:26:00Z">
+        <w:r>
+          <w:rPr>
+            <w:rFonts w:ascii="Times New Roman" w:hAnsi="Times New Roman" w:cs="Times New Roman"/>
+            <w:sz w:val="24"/>
+            <w:szCs w:val="24"/>
+          </w:rPr>
+          <w:t xml:space="preserve"> weeks across all site-years.</w:t>
+        </w:r>
+        <w:r>
+          <w:rPr>
+            <w:rFonts w:ascii="Times New Roman" w:hAnsi="Times New Roman" w:cs="Times New Roman"/>
+            <w:sz w:val="24"/>
+            <w:szCs w:val="24"/>
+          </w:rPr>
+          <w:t xml:space="preserve"> The</w:t>
+        </w:r>
+      </w:ins>
+      <w:ins w:id="39" w:author="Elvis F. Elli" w:date="2026-06-11T11:24:00Z" w16du:dateUtc="2026-06-11T16:24:00Z">
+        <w:r>
+          <w:rPr>
+            <w:rFonts w:ascii="Times New Roman" w:hAnsi="Times New Roman" w:cs="Times New Roman"/>
+            <w:sz w:val="24"/>
+            <w:szCs w:val="24"/>
+          </w:rPr>
+          <w:t xml:space="preserve"> seed </w:t>
+        </w:r>
+      </w:ins>
+      <w:ins w:id="40" w:author="Elvis F. Elli" w:date="2026-06-11T11:25:00Z" w16du:dateUtc="2026-06-11T16:25:00Z">
+        <w:r>
+          <w:rPr>
+            <w:rFonts w:ascii="Times New Roman" w:hAnsi="Times New Roman" w:cs="Times New Roman"/>
+            <w:sz w:val="24"/>
+            <w:szCs w:val="24"/>
+          </w:rPr>
+          <w:t>filling</w:t>
+        </w:r>
+      </w:ins>
+      <w:ins w:id="41" w:author="Elvis F. Elli" w:date="2026-06-11T11:24:00Z" w16du:dateUtc="2026-06-11T16:24:00Z">
+        <w:r>
+          <w:rPr>
+            <w:rFonts w:ascii="Times New Roman" w:hAnsi="Times New Roman" w:cs="Times New Roman"/>
+            <w:sz w:val="24"/>
+            <w:szCs w:val="24"/>
+          </w:rPr>
+          <w:t xml:space="preserve"> </w:t>
+        </w:r>
+      </w:ins>
+      <w:ins w:id="42" w:author="Elvis F. Elli" w:date="2026-06-11T11:25:00Z" w16du:dateUtc="2026-06-11T16:25:00Z">
+        <w:r>
+          <w:rPr>
+            <w:rFonts w:ascii="Times New Roman" w:hAnsi="Times New Roman" w:cs="Times New Roman"/>
+            <w:sz w:val="24"/>
+            <w:szCs w:val="24"/>
+          </w:rPr>
+          <w:t xml:space="preserve">period </w:t>
+        </w:r>
+      </w:ins>
+      <w:ins w:id="43" w:author="Elvis F. Elli" w:date="2026-06-11T11:24:00Z" w16du:dateUtc="2026-06-11T16:24:00Z">
+        <w:r>
+          <w:rPr>
+            <w:rFonts w:ascii="Times New Roman" w:hAnsi="Times New Roman" w:cs="Times New Roman"/>
+            <w:sz w:val="24"/>
+            <w:szCs w:val="24"/>
+          </w:rPr>
+          <w:t xml:space="preserve">was shortened only </w:t>
+        </w:r>
+      </w:ins>
+      <w:ins w:id="44" w:author="Elvis F. Elli" w:date="2026-06-11T11:25:00Z" w16du:dateUtc="2026-06-11T16:25:00Z">
+        <w:r>
+          <w:rPr>
+            <w:rFonts w:ascii="Times New Roman" w:hAnsi="Times New Roman" w:cs="Times New Roman"/>
+            <w:sz w:val="24"/>
+            <w:szCs w:val="24"/>
+          </w:rPr>
+          <w:t>in northern environments, where baseline temperatures are lower</w:t>
+        </w:r>
+      </w:ins>
+      <w:ins w:id="45" w:author="Elvis F. Elli" w:date="2026-06-11T11:33:00Z" w16du:dateUtc="2026-06-11T16:33:00Z">
+        <w:r>
+          <w:rPr>
+            <w:rFonts w:ascii="Times New Roman" w:hAnsi="Times New Roman" w:cs="Times New Roman"/>
+            <w:sz w:val="24"/>
+            <w:szCs w:val="24"/>
+          </w:rPr>
+          <w:t xml:space="preserve"> </w:t>
+        </w:r>
+        <w:r>
+          <w:rPr>
+            <w:rFonts w:ascii="Times New Roman" w:hAnsi="Times New Roman" w:cs="Times New Roman"/>
+            <w:sz w:val="24"/>
+            <w:szCs w:val="24"/>
+          </w:rPr>
+          <w:t>(Figure 2</w:t>
+        </w:r>
+        <w:r>
+          <w:rPr>
+            <w:rFonts w:ascii="Times New Roman" w:hAnsi="Times New Roman" w:cs="Times New Roman"/>
+            <w:sz w:val="24"/>
+            <w:szCs w:val="24"/>
+          </w:rPr>
+          <w:t>B</w:t>
+        </w:r>
+        <w:r>
+          <w:rPr>
+            <w:rFonts w:ascii="Times New Roman" w:hAnsi="Times New Roman" w:cs="Times New Roman"/>
+            <w:sz w:val="24"/>
+            <w:szCs w:val="24"/>
+          </w:rPr>
+          <w:t>).</w:t>
+        </w:r>
+      </w:ins>
+      <w:ins w:id="46" w:author="Elvis F. Elli" w:date="2026-06-11T11:25:00Z" w16du:dateUtc="2026-06-11T16:25:00Z">
+        <w:r>
+          <w:rPr>
+            <w:rFonts w:ascii="Times New Roman" w:hAnsi="Times New Roman" w:cs="Times New Roman"/>
+            <w:sz w:val="24"/>
+            <w:szCs w:val="24"/>
+          </w:rPr>
+          <w:t xml:space="preserve"> In central and southern locations, no substantial changes in the seed filling period were observed under the high-temperature scenario.</w:t>
+        </w:r>
+      </w:ins>
     </w:p>
     <w:p>
       <w:pPr>
@@ -6508,6 +6761,7 @@
       <w:pPr>
         <w:spacing w:before="120" w:after="0" w:line="480" w:lineRule="auto"/>
         <w:rPr>
+          <w:ins w:id="47" w:author="Elvis F. Elli" w:date="2026-06-11T10:33:00Z" w16du:dateUtc="2026-06-11T15:33:00Z"/>
           <w:rFonts w:ascii="Times New Roman" w:hAnsi="Times New Roman" w:cs="Times New Roman"/>
           <w:sz w:val="24"/>
           <w:szCs w:val="24"/>
@@ -6631,7 +6885,7 @@
         </w:rPr>
         <w:t>in the US Mid-South</w:t>
       </w:r>
-      <w:ins w:id="28" w:author="Elvis F. Elli" w:date="2026-06-09T11:01:00Z" w16du:dateUtc="2026-06-09T16:01:00Z">
+      <w:ins w:id="48" w:author="Elvis F. Elli" w:date="2026-06-09T11:01:00Z" w16du:dateUtc="2026-06-09T16:01:00Z">
         <w:r>
           <w:rPr>
             <w:rFonts w:ascii="Times New Roman" w:hAnsi="Times New Roman" w:cs="Times New Roman"/>
@@ -6671,7 +6925,7 @@
           <w:t xml:space="preserve"> LM &amp; ES represent the combined effect of a late-maturing variety and early sowing.</w:t>
         </w:r>
       </w:ins>
-      <w:del w:id="29" w:author="Elvis F. Elli" w:date="2026-06-09T11:01:00Z" w16du:dateUtc="2026-06-09T16:01:00Z">
+      <w:del w:id="49" w:author="Elvis F. Elli" w:date="2026-06-09T11:01:00Z" w16du:dateUtc="2026-06-09T16:01:00Z">
         <w:r>
           <w:rPr>
             <w:rFonts w:ascii="Times New Roman" w:hAnsi="Times New Roman" w:cs="Times New Roman"/>
@@ -6685,15 +6939,25 @@
     <w:p>
       <w:pPr>
         <w:spacing w:before="120" w:after="0" w:line="480" w:lineRule="auto"/>
+        <w:rPr>
+          <w:rFonts w:ascii="Times New Roman" w:hAnsi="Times New Roman" w:cs="Times New Roman"/>
+          <w:sz w:val="24"/>
+          <w:szCs w:val="24"/>
+        </w:rPr>
+      </w:pPr>
+    </w:p>
+    <w:p>
+      <w:pPr>
+        <w:spacing w:before="120" w:after="0" w:line="480" w:lineRule="auto"/>
         <w:jc w:val="center"/>
         <w:rPr>
-          <w:ins w:id="30" w:author="Elvis F. Elli" w:date="2026-06-11T10:26:00Z" w16du:dateUtc="2026-06-11T15:26:00Z"/>
+          <w:ins w:id="50" w:author="Elvis F. Elli" w:date="2026-06-11T10:26:00Z" w16du:dateUtc="2026-06-11T15:26:00Z"/>
           <w:rFonts w:ascii="Times New Roman" w:hAnsi="Times New Roman" w:cs="Times New Roman"/>
           <w:sz w:val="24"/>
           <w:szCs w:val="24"/>
         </w:rPr>
       </w:pPr>
-      <w:ins w:id="31" w:author="Elvis F. Elli" w:date="2026-06-11T10:26:00Z" w16du:dateUtc="2026-06-11T15:26:00Z">
+      <w:ins w:id="51" w:author="Elvis F. Elli" w:date="2026-06-11T10:26:00Z" w16du:dateUtc="2026-06-11T15:26:00Z">
         <w:r>
           <w:rPr>
             <w:noProof/>
@@ -6754,13 +7018,13 @@
       <w:pPr>
         <w:spacing w:before="120" w:after="0" w:line="480" w:lineRule="auto"/>
         <w:rPr>
-          <w:ins w:id="32" w:author="Elvis F. Elli" w:date="2026-06-11T10:26:00Z" w16du:dateUtc="2026-06-11T15:26:00Z"/>
+          <w:ins w:id="52" w:author="Elvis F. Elli" w:date="2026-06-11T10:26:00Z" w16du:dateUtc="2026-06-11T15:26:00Z"/>
           <w:rFonts w:ascii="Times New Roman" w:hAnsi="Times New Roman" w:cs="Times New Roman"/>
           <w:sz w:val="24"/>
           <w:szCs w:val="24"/>
         </w:rPr>
       </w:pPr>
-      <w:ins w:id="33" w:author="Elvis F. Elli" w:date="2026-06-11T10:26:00Z" w16du:dateUtc="2026-06-11T15:26:00Z">
+      <w:ins w:id="53" w:author="Elvis F. Elli" w:date="2026-06-11T10:26:00Z" w16du:dateUtc="2026-06-11T15:26:00Z">
         <w:r>
           <w:rPr>
             <w:rFonts w:ascii="Times New Roman" w:hAnsi="Times New Roman" w:cs="Times New Roman"/>
@@ -7162,7 +7426,35 @@
           <w:sz w:val="24"/>
           <w:szCs w:val="24"/>
         </w:rPr>
-        <w:t xml:space="preserve">. The standalone strategy of using a </w:t>
+        <w:t xml:space="preserve">. </w:t>
+      </w:r>
+      <w:ins w:id="54" w:author="Elvis F. Elli" w:date="2026-06-11T12:06:00Z" w16du:dateUtc="2026-06-11T17:06:00Z">
+        <w:r>
+          <w:rPr>
+            <w:rFonts w:ascii="Times New Roman" w:hAnsi="Times New Roman" w:cs="Times New Roman"/>
+            <w:sz w:val="24"/>
+            <w:szCs w:val="24"/>
+          </w:rPr>
+          <w:t xml:space="preserve">The combined adaptive scenario extended seed-filling period on average by 12 </w:t>
+        </w:r>
+      </w:ins>
+      <w:ins w:id="55" w:author="Elvis F. Elli" w:date="2026-06-11T12:07:00Z" w16du:dateUtc="2026-06-11T17:07:00Z">
+        <w:r>
+          <w:rPr>
+            <w:rFonts w:ascii="Times New Roman" w:hAnsi="Times New Roman" w:cs="Times New Roman"/>
+            <w:sz w:val="24"/>
+            <w:szCs w:val="24"/>
+          </w:rPr>
+          <w:t xml:space="preserve">days (Figure 2). </w:t>
+        </w:r>
+      </w:ins>
+      <w:r>
+        <w:rPr>
+          <w:rFonts w:ascii="Times New Roman" w:hAnsi="Times New Roman" w:cs="Times New Roman"/>
+          <w:sz w:val="24"/>
+          <w:szCs w:val="24"/>
+        </w:rPr>
+        <w:t xml:space="preserve">The standalone strategy of using a </w:t>
       </w:r>
       <w:r>
         <w:rPr>
@@ -7300,7 +7592,7 @@
         </w:rPr>
         <w:t xml:space="preserve">, particularly those located in the central-north region (Figure </w:t>
       </w:r>
-      <w:del w:id="34" w:author="Elvis F. Elli" w:date="2026-06-09T11:02:00Z" w16du:dateUtc="2026-06-09T16:02:00Z">
+      <w:del w:id="56" w:author="Elvis F. Elli" w:date="2026-06-09T11:02:00Z" w16du:dateUtc="2026-06-09T16:02:00Z">
         <w:r>
           <w:rPr>
             <w:rFonts w:ascii="Times New Roman" w:hAnsi="Times New Roman" w:cs="Times New Roman"/>
@@ -7318,7 +7610,7 @@
           <w:delText>5</w:delText>
         </w:r>
       </w:del>
-      <w:ins w:id="35" w:author="Elvis F. Elli" w:date="2026-06-09T11:02:00Z" w16du:dateUtc="2026-06-09T16:02:00Z">
+      <w:ins w:id="57" w:author="Elvis F. Elli" w:date="2026-06-09T11:02:00Z" w16du:dateUtc="2026-06-09T16:02:00Z">
         <w:r>
           <w:rPr>
             <w:rFonts w:ascii="Times New Roman" w:hAnsi="Times New Roman" w:cs="Times New Roman"/>
@@ -7982,7 +8274,7 @@
         </w:rPr>
         <w:t xml:space="preserve">. </w:t>
       </w:r>
-      <w:ins w:id="36" w:author="Elvis F. Elli" w:date="2026-06-08T12:30:00Z" w16du:dateUtc="2026-06-08T17:30:00Z">
+      <w:ins w:id="58" w:author="Elvis F. Elli" w:date="2026-06-08T12:30:00Z" w16du:dateUtc="2026-06-08T17:30:00Z">
         <w:r>
           <w:rPr>
             <w:rFonts w:ascii="Times New Roman" w:hAnsi="Times New Roman" w:cs="Times New Roman"/>
@@ -8016,7 +8308,7 @@
           <w:t xml:space="preserve"> </w:t>
         </w:r>
       </w:ins>
-      <w:customXmlInsRangeStart w:id="37" w:author="Elvis F. Elli" w:date="2026-06-08T12:30:00Z"/>
+      <w:customXmlInsRangeStart w:id="59" w:author="Elvis F. Elli" w:date="2026-06-08T12:30:00Z"/>
       <w:sdt>
         <w:sdtPr>
           <w:rPr>
@@ -8032,7 +8324,7 @@
           </w:placeholder>
         </w:sdtPr>
         <w:sdtContent>
-          <w:customXmlInsRangeEnd w:id="37"/>
+          <w:customXmlInsRangeEnd w:id="59"/>
           <w:r>
             <w:rPr>
               <w:rFonts w:ascii="Times New Roman" w:hAnsi="Times New Roman" w:cs="Times New Roman"/>
@@ -8042,11 +8334,11 @@
             </w:rPr>
             <w:t>(Elli et al., 2022; Nendel et al., 2023)</w:t>
           </w:r>
-          <w:customXmlInsRangeStart w:id="38" w:author="Elvis F. Elli" w:date="2026-06-08T12:30:00Z"/>
+          <w:customXmlInsRangeStart w:id="60" w:author="Elvis F. Elli" w:date="2026-06-08T12:30:00Z"/>
         </w:sdtContent>
       </w:sdt>
-      <w:customXmlInsRangeEnd w:id="38"/>
-      <w:ins w:id="39" w:author="Elvis F. Elli" w:date="2026-06-08T12:30:00Z" w16du:dateUtc="2026-06-08T17:30:00Z">
+      <w:customXmlInsRangeEnd w:id="60"/>
+      <w:ins w:id="61" w:author="Elvis F. Elli" w:date="2026-06-08T12:30:00Z" w16du:dateUtc="2026-06-08T17:30:00Z">
         <w:r>
           <w:rPr>
             <w:rFonts w:ascii="Times New Roman" w:hAnsi="Times New Roman" w:cs="Times New Roman"/>
@@ -8425,7 +8717,7 @@
         </w:rPr>
         <w:t xml:space="preserve">. </w:t>
       </w:r>
-      <w:ins w:id="40" w:author="Elvis F. Elli" w:date="2026-06-08T12:31:00Z" w16du:dateUtc="2026-06-08T17:31:00Z">
+      <w:ins w:id="62" w:author="Elvis F. Elli" w:date="2026-06-08T12:31:00Z" w16du:dateUtc="2026-06-08T17:31:00Z">
         <w:r>
           <w:rPr>
             <w:rFonts w:ascii="Times New Roman" w:hAnsi="Times New Roman" w:cs="Times New Roman"/>
@@ -9977,7 +10269,7 @@
         </w:rPr>
         <w:t>high</w:t>
       </w:r>
-      <w:del w:id="41" w:author="Elvis F. Elli" w:date="2026-06-09T11:14:00Z" w16du:dateUtc="2026-06-09T16:14:00Z">
+      <w:del w:id="63" w:author="Elvis F. Elli" w:date="2026-06-09T11:14:00Z" w16du:dateUtc="2026-06-09T16:14:00Z">
         <w:r>
           <w:rPr>
             <w:rFonts w:ascii="Times New Roman" w:hAnsi="Times New Roman" w:cs="Times New Roman"/>
@@ -10004,7 +10296,7 @@
         </w:rPr>
         <w:t xml:space="preserve"> risks</w:t>
       </w:r>
-      <w:ins w:id="42" w:author="Elvis F. Elli" w:date="2026-06-09T11:13:00Z" w16du:dateUtc="2026-06-09T16:13:00Z">
+      <w:ins w:id="64" w:author="Elvis F. Elli" w:date="2026-06-09T11:13:00Z" w16du:dateUtc="2026-06-09T16:13:00Z">
         <w:r>
           <w:rPr>
             <w:rFonts w:ascii="Times New Roman" w:hAnsi="Times New Roman" w:cs="Times New Roman"/>
@@ -10014,7 +10306,7 @@
           <w:t xml:space="preserve">, providing </w:t>
         </w:r>
       </w:ins>
-      <w:ins w:id="43" w:author="Elvis F. Elli" w:date="2026-06-09T11:14:00Z" w16du:dateUtc="2026-06-09T16:14:00Z">
+      <w:ins w:id="65" w:author="Elvis F. Elli" w:date="2026-06-09T11:14:00Z" w16du:dateUtc="2026-06-09T16:14:00Z">
         <w:r>
           <w:rPr>
             <w:rFonts w:ascii="Times New Roman" w:hAnsi="Times New Roman" w:cs="Times New Roman"/>
@@ -10024,7 +10316,7 @@
           <w:t xml:space="preserve">new </w:t>
         </w:r>
       </w:ins>
-      <w:ins w:id="44" w:author="Elvis F. Elli" w:date="2026-06-09T11:13:00Z" w16du:dateUtc="2026-06-09T16:13:00Z">
+      <w:ins w:id="66" w:author="Elvis F. Elli" w:date="2026-06-09T11:13:00Z" w16du:dateUtc="2026-06-09T16:13:00Z">
         <w:r>
           <w:rPr>
             <w:rFonts w:ascii="Times New Roman" w:hAnsi="Times New Roman" w:cs="Times New Roman"/>
@@ -10034,7 +10326,7 @@
           <w:t xml:space="preserve">quantitative </w:t>
         </w:r>
       </w:ins>
-      <w:ins w:id="45" w:author="Elvis F. Elli" w:date="2026-06-09T11:14:00Z" w16du:dateUtc="2026-06-09T16:14:00Z">
+      <w:ins w:id="67" w:author="Elvis F. Elli" w:date="2026-06-09T11:14:00Z" w16du:dateUtc="2026-06-09T16:14:00Z">
         <w:r>
           <w:rPr>
             <w:rFonts w:ascii="Times New Roman" w:hAnsi="Times New Roman" w:cs="Times New Roman"/>
@@ -10044,7 +10336,7 @@
           <w:t xml:space="preserve">evidence </w:t>
         </w:r>
       </w:ins>
-      <w:ins w:id="46" w:author="Elvis F. Elli" w:date="2026-06-09T11:13:00Z" w16du:dateUtc="2026-06-09T16:13:00Z">
+      <w:ins w:id="68" w:author="Elvis F. Elli" w:date="2026-06-09T11:13:00Z" w16du:dateUtc="2026-06-09T16:13:00Z">
         <w:r>
           <w:rPr>
             <w:rFonts w:ascii="Times New Roman" w:hAnsi="Times New Roman" w:cs="Times New Roman"/>
@@ -10054,7 +10346,7 @@
           <w:t xml:space="preserve">for the irrigated Arkansas delta that </w:t>
         </w:r>
       </w:ins>
-      <w:ins w:id="47" w:author="Elvis F. Elli" w:date="2026-06-09T11:15:00Z" w16du:dateUtc="2026-06-09T16:15:00Z">
+      <w:ins w:id="69" w:author="Elvis F. Elli" w:date="2026-06-09T11:15:00Z" w16du:dateUtc="2026-06-09T16:15:00Z">
         <w:r>
           <w:rPr>
             <w:rFonts w:ascii="Times New Roman" w:hAnsi="Times New Roman" w:cs="Times New Roman"/>
@@ -10064,7 +10356,7 @@
           <w:t>extends</w:t>
         </w:r>
       </w:ins>
-      <w:ins w:id="48" w:author="Elvis F. Elli" w:date="2026-06-09T11:13:00Z" w16du:dateUtc="2026-06-09T16:13:00Z">
+      <w:ins w:id="70" w:author="Elvis F. Elli" w:date="2026-06-09T11:13:00Z" w16du:dateUtc="2026-06-09T16:13:00Z">
         <w:r>
           <w:rPr>
             <w:rFonts w:ascii="Times New Roman" w:hAnsi="Times New Roman" w:cs="Times New Roman"/>
@@ -10074,7 +10366,7 @@
           <w:t xml:space="preserve"> </w:t>
         </w:r>
       </w:ins>
-      <w:ins w:id="49" w:author="Elvis F. Elli" w:date="2026-06-09T11:14:00Z" w16du:dateUtc="2026-06-09T16:14:00Z">
+      <w:ins w:id="71" w:author="Elvis F. Elli" w:date="2026-06-09T11:14:00Z" w16du:dateUtc="2026-06-09T16:14:00Z">
         <w:r>
           <w:rPr>
             <w:rFonts w:ascii="Times New Roman" w:hAnsi="Times New Roman" w:cs="Times New Roman"/>
@@ -15554,7 +15846,6 @@
     <w:rsid w:val="001A5E80"/>
     <w:rsid w:val="001B38E1"/>
     <w:rsid w:val="001D298D"/>
-    <w:rsid w:val="00203205"/>
     <w:rsid w:val="0024394A"/>
     <w:rsid w:val="00257DF2"/>
     <w:rsid w:val="00290619"/>
@@ -15564,6 +15855,7 @@
     <w:rsid w:val="002C74D3"/>
     <w:rsid w:val="00311B29"/>
     <w:rsid w:val="00330CA9"/>
+    <w:rsid w:val="00343661"/>
     <w:rsid w:val="003466F5"/>
     <w:rsid w:val="003B7BEE"/>
     <w:rsid w:val="004A5FDA"/>

--- a/paper/paper-04-01-2026.docx
+++ b/paper/paper-04-01-2026.docx
@@ -900,6 +900,7 @@
       <w:pPr>
         <w:spacing w:before="120" w:after="0" w:line="480" w:lineRule="auto"/>
         <w:rPr>
+          <w:del w:id="4" w:author="Elvis F. Elli" w:date="2026-06-12T08:33:00Z" w16du:dateUtc="2026-06-12T13:33:00Z"/>
           <w:rFonts w:ascii="Times New Roman" w:hAnsi="Times New Roman" w:cs="Times New Roman"/>
           <w:sz w:val="24"/>
           <w:szCs w:val="24"/>
@@ -1151,341 +1152,347 @@
         </w:rPr>
         <w:t xml:space="preserve">. </w:t>
       </w:r>
-      <w:r>
-        <w:rPr>
-          <w:rFonts w:ascii="Times New Roman" w:hAnsi="Times New Roman" w:cs="Times New Roman"/>
-          <w:color w:val="000000"/>
-          <w:sz w:val="24"/>
-          <w:szCs w:val="24"/>
-        </w:rPr>
-        <w:t>Yet</w:t>
-      </w:r>
-      <w:r>
-        <w:rPr>
-          <w:rFonts w:ascii="Times New Roman" w:hAnsi="Times New Roman" w:cs="Times New Roman"/>
-          <w:color w:val="000000"/>
-          <w:sz w:val="24"/>
-          <w:szCs w:val="24"/>
-        </w:rPr>
-        <w:t>,</w:t>
-      </w:r>
-      <w:r>
-        <w:rPr>
-          <w:rFonts w:ascii="Times New Roman" w:hAnsi="Times New Roman" w:cs="Times New Roman"/>
-          <w:color w:val="000000"/>
-          <w:sz w:val="24"/>
-          <w:szCs w:val="24"/>
-        </w:rPr>
-        <w:t xml:space="preserve"> i</w:t>
-      </w:r>
-      <w:r>
-        <w:rPr>
-          <w:rFonts w:ascii="Times New Roman" w:hAnsi="Times New Roman" w:cs="Times New Roman"/>
-          <w:sz w:val="24"/>
-          <w:szCs w:val="24"/>
-        </w:rPr>
-        <w:t xml:space="preserve">t </w:t>
-      </w:r>
-      <w:r>
-        <w:rPr>
-          <w:rFonts w:ascii="Times New Roman" w:hAnsi="Times New Roman" w:cs="Times New Roman"/>
-          <w:sz w:val="24"/>
-          <w:szCs w:val="24"/>
-        </w:rPr>
-        <w:t>remains</w:t>
-      </w:r>
-      <w:r>
-        <w:rPr>
-          <w:rFonts w:ascii="Times New Roman" w:hAnsi="Times New Roman" w:cs="Times New Roman"/>
-          <w:sz w:val="24"/>
-          <w:szCs w:val="24"/>
-        </w:rPr>
-        <w:t xml:space="preserve"> unclear how </w:t>
-      </w:r>
-      <w:r>
-        <w:rPr>
-          <w:rFonts w:ascii="Times New Roman" w:hAnsi="Times New Roman" w:cs="Times New Roman"/>
-          <w:sz w:val="24"/>
-          <w:szCs w:val="24"/>
-        </w:rPr>
-        <w:t xml:space="preserve">concurrent alterations in soybean maturity group and sowing date </w:t>
-      </w:r>
-      <w:r>
-        <w:rPr>
-          <w:rFonts w:ascii="Times New Roman" w:hAnsi="Times New Roman" w:cs="Times New Roman"/>
-          <w:sz w:val="24"/>
-          <w:szCs w:val="24"/>
-        </w:rPr>
-        <w:t xml:space="preserve">will </w:t>
-      </w:r>
-      <w:r>
-        <w:rPr>
-          <w:rFonts w:ascii="Times New Roman" w:hAnsi="Times New Roman" w:cs="Times New Roman"/>
-          <w:sz w:val="24"/>
-          <w:szCs w:val="24"/>
-        </w:rPr>
-        <w:t>affect</w:t>
-      </w:r>
-      <w:r>
-        <w:rPr>
-          <w:rFonts w:ascii="Times New Roman" w:hAnsi="Times New Roman" w:cs="Times New Roman"/>
-          <w:sz w:val="24"/>
-          <w:szCs w:val="24"/>
-        </w:rPr>
-        <w:t xml:space="preserve"> yields</w:t>
-      </w:r>
-      <w:r>
-        <w:rPr>
-          <w:rFonts w:ascii="Times New Roman" w:hAnsi="Times New Roman" w:cs="Times New Roman"/>
-          <w:sz w:val="24"/>
-          <w:szCs w:val="24"/>
-        </w:rPr>
-        <w:t xml:space="preserve">, </w:t>
-      </w:r>
-      <w:r>
-        <w:rPr>
-          <w:rFonts w:ascii="Times New Roman" w:hAnsi="Times New Roman" w:cs="Times New Roman"/>
-          <w:sz w:val="24"/>
-          <w:szCs w:val="24"/>
-        </w:rPr>
-        <w:t xml:space="preserve">and </w:t>
-      </w:r>
-      <w:r>
-        <w:rPr>
-          <w:rFonts w:ascii="Times New Roman" w:hAnsi="Times New Roman" w:cs="Times New Roman"/>
-          <w:sz w:val="24"/>
-          <w:szCs w:val="24"/>
-        </w:rPr>
-        <w:t>w</w:t>
-      </w:r>
-      <w:r>
-        <w:rPr>
-          <w:rFonts w:ascii="Times New Roman" w:hAnsi="Times New Roman" w:cs="Times New Roman"/>
-          <w:sz w:val="24"/>
-          <w:szCs w:val="24"/>
-        </w:rPr>
-        <w:t>hether existing</w:t>
-      </w:r>
-      <w:r>
-        <w:rPr>
-          <w:rFonts w:ascii="Times New Roman" w:hAnsi="Times New Roman" w:cs="Times New Roman"/>
-          <w:sz w:val="24"/>
-          <w:szCs w:val="24"/>
-        </w:rPr>
-        <w:t xml:space="preserve"> genoty</w:t>
-      </w:r>
-      <w:r>
-        <w:rPr>
-          <w:rFonts w:ascii="Times New Roman" w:hAnsi="Times New Roman" w:cs="Times New Roman"/>
-          <w:sz w:val="24"/>
-          <w:szCs w:val="24"/>
-        </w:rPr>
-        <w:t>pic</w:t>
-      </w:r>
-      <w:r>
-        <w:rPr>
-          <w:rFonts w:ascii="Times New Roman" w:hAnsi="Times New Roman" w:cs="Times New Roman"/>
-          <w:sz w:val="24"/>
-          <w:szCs w:val="24"/>
-        </w:rPr>
-        <w:t xml:space="preserve"> availability and </w:t>
-      </w:r>
-      <w:r>
-        <w:rPr>
-          <w:rFonts w:ascii="Times New Roman" w:hAnsi="Times New Roman" w:cs="Times New Roman"/>
-          <w:sz w:val="24"/>
-          <w:szCs w:val="24"/>
-        </w:rPr>
-        <w:t>planting date</w:t>
-      </w:r>
-      <w:r>
-        <w:rPr>
-          <w:rFonts w:ascii="Times New Roman" w:hAnsi="Times New Roman" w:cs="Times New Roman"/>
-          <w:sz w:val="24"/>
-          <w:szCs w:val="24"/>
-        </w:rPr>
-        <w:t xml:space="preserve"> flexibility are</w:t>
-      </w:r>
-      <w:r>
-        <w:rPr>
-          <w:rFonts w:ascii="Times New Roman" w:hAnsi="Times New Roman" w:cs="Times New Roman"/>
-          <w:sz w:val="24"/>
-          <w:szCs w:val="24"/>
-        </w:rPr>
-        <w:t xml:space="preserve"> sufficient to offset </w:t>
-      </w:r>
-      <w:r>
-        <w:rPr>
-          <w:rFonts w:ascii="Times New Roman" w:hAnsi="Times New Roman" w:cs="Times New Roman"/>
-          <w:sz w:val="24"/>
-          <w:szCs w:val="24"/>
-        </w:rPr>
-        <w:t xml:space="preserve">the </w:t>
-      </w:r>
-      <w:r>
-        <w:rPr>
-          <w:rFonts w:ascii="Times New Roman" w:hAnsi="Times New Roman" w:cs="Times New Roman"/>
-          <w:sz w:val="24"/>
-          <w:szCs w:val="24"/>
-        </w:rPr>
-        <w:t xml:space="preserve">negative effects </w:t>
-      </w:r>
-      <w:r>
-        <w:rPr>
-          <w:rFonts w:ascii="Times New Roman" w:hAnsi="Times New Roman" w:cs="Times New Roman"/>
-          <w:sz w:val="24"/>
-          <w:szCs w:val="24"/>
-        </w:rPr>
-        <w:t>of high temperatures</w:t>
-      </w:r>
-      <w:r>
-        <w:rPr>
-          <w:rFonts w:ascii="Times New Roman" w:hAnsi="Times New Roman" w:cs="Times New Roman"/>
-          <w:sz w:val="24"/>
-          <w:szCs w:val="24"/>
-        </w:rPr>
-        <w:t xml:space="preserve">. </w:t>
-      </w:r>
-      <w:r>
-        <w:rPr>
-          <w:rFonts w:ascii="Times New Roman" w:hAnsi="Times New Roman" w:cs="Times New Roman"/>
-          <w:sz w:val="24"/>
-          <w:szCs w:val="24"/>
-        </w:rPr>
-        <w:t>This</w:t>
-      </w:r>
-      <w:r>
-        <w:rPr>
-          <w:rFonts w:ascii="Times New Roman" w:hAnsi="Times New Roman" w:cs="Times New Roman"/>
-          <w:sz w:val="24"/>
-          <w:szCs w:val="24"/>
-        </w:rPr>
-        <w:t xml:space="preserve"> study advances </w:t>
-      </w:r>
-      <w:r>
-        <w:rPr>
-          <w:rFonts w:ascii="Times New Roman" w:hAnsi="Times New Roman" w:cs="Times New Roman"/>
-          <w:sz w:val="24"/>
-          <w:szCs w:val="24"/>
-        </w:rPr>
-        <w:lastRenderedPageBreak/>
-        <w:t xml:space="preserve">our </w:t>
-      </w:r>
-      <w:r>
-        <w:rPr>
-          <w:rFonts w:ascii="Times New Roman" w:hAnsi="Times New Roman" w:cs="Times New Roman"/>
-          <w:sz w:val="24"/>
-          <w:szCs w:val="24"/>
-        </w:rPr>
-        <w:t xml:space="preserve">understanding of </w:t>
-      </w:r>
-      <w:r>
-        <w:rPr>
-          <w:rFonts w:ascii="Times New Roman" w:hAnsi="Times New Roman" w:cs="Times New Roman"/>
-          <w:sz w:val="24"/>
-          <w:szCs w:val="24"/>
-        </w:rPr>
-        <w:t xml:space="preserve">how </w:t>
-      </w:r>
-      <w:r>
-        <w:rPr>
-          <w:rFonts w:ascii="Times New Roman" w:hAnsi="Times New Roman" w:cs="Times New Roman"/>
-          <w:sz w:val="24"/>
-          <w:szCs w:val="24"/>
-        </w:rPr>
-        <w:t xml:space="preserve">stacked agronomic management </w:t>
-      </w:r>
-      <w:r>
-        <w:rPr>
-          <w:rFonts w:ascii="Times New Roman" w:hAnsi="Times New Roman" w:cs="Times New Roman"/>
-          <w:sz w:val="24"/>
-          <w:szCs w:val="24"/>
-        </w:rPr>
-        <w:t xml:space="preserve">strategies </w:t>
-      </w:r>
-      <w:r>
-        <w:rPr>
-          <w:rFonts w:ascii="Times New Roman" w:hAnsi="Times New Roman" w:cs="Times New Roman"/>
-          <w:sz w:val="24"/>
-          <w:szCs w:val="24"/>
-        </w:rPr>
-        <w:t xml:space="preserve">influence soybean yield under </w:t>
-      </w:r>
-      <w:r>
-        <w:rPr>
-          <w:rFonts w:ascii="Times New Roman" w:hAnsi="Times New Roman" w:cs="Times New Roman"/>
-          <w:sz w:val="24"/>
-          <w:szCs w:val="24"/>
-        </w:rPr>
-        <w:t>elevated temperature</w:t>
-      </w:r>
-      <w:r>
-        <w:rPr>
-          <w:rFonts w:ascii="Times New Roman" w:hAnsi="Times New Roman" w:cs="Times New Roman"/>
-          <w:sz w:val="24"/>
-          <w:szCs w:val="24"/>
-        </w:rPr>
-        <w:t xml:space="preserve"> </w:t>
-      </w:r>
-      <w:r>
-        <w:rPr>
-          <w:rFonts w:ascii="Times New Roman" w:hAnsi="Times New Roman" w:cs="Times New Roman"/>
-          <w:sz w:val="24"/>
-          <w:szCs w:val="24"/>
-        </w:rPr>
-        <w:t>in the</w:t>
-      </w:r>
-      <w:r>
-        <w:rPr>
-          <w:rFonts w:ascii="Times New Roman" w:hAnsi="Times New Roman" w:cs="Times New Roman"/>
-          <w:sz w:val="24"/>
-          <w:szCs w:val="24"/>
-        </w:rPr>
-        <w:t xml:space="preserve"> U.S. Midsouth, </w:t>
-      </w:r>
-      <w:r>
-        <w:rPr>
-          <w:rFonts w:ascii="Times New Roman" w:hAnsi="Times New Roman" w:cs="Times New Roman"/>
-          <w:sz w:val="24"/>
-          <w:szCs w:val="24"/>
-        </w:rPr>
-        <w:t xml:space="preserve">a </w:t>
-      </w:r>
-      <w:r>
-        <w:rPr>
-          <w:rFonts w:ascii="Times New Roman" w:hAnsi="Times New Roman" w:cs="Times New Roman"/>
-          <w:sz w:val="24"/>
-          <w:szCs w:val="24"/>
-        </w:rPr>
-        <w:t xml:space="preserve">region particularly </w:t>
-      </w:r>
-      <w:r>
-        <w:rPr>
-          <w:rFonts w:ascii="Times New Roman" w:hAnsi="Times New Roman" w:cs="Times New Roman"/>
-          <w:sz w:val="24"/>
-          <w:szCs w:val="24"/>
-        </w:rPr>
-        <w:t>vulnerable to global warming</w:t>
-      </w:r>
-      <w:r>
-        <w:rPr>
-          <w:rFonts w:ascii="Times New Roman" w:hAnsi="Times New Roman" w:cs="Times New Roman"/>
-          <w:sz w:val="24"/>
-          <w:szCs w:val="24"/>
-        </w:rPr>
-        <w:t>.</w:t>
-      </w:r>
-      <w:ins w:id="4" w:author="Elvis F. Elli" w:date="2026-06-08T10:35:00Z" w16du:dateUtc="2026-06-08T15:35:00Z">
-        <w:r>
-          <w:rPr>
-            <w:rFonts w:ascii="Times New Roman" w:hAnsi="Times New Roman" w:cs="Times New Roman"/>
-            <w:sz w:val="24"/>
-            <w:szCs w:val="24"/>
-          </w:rPr>
-          <w:t xml:space="preserve"> While </w:t>
+      <w:del w:id="5" w:author="Elvis F. Elli" w:date="2026-06-12T08:33:00Z" w16du:dateUtc="2026-06-12T13:33:00Z">
+        <w:r>
+          <w:rPr>
+            <w:rFonts w:ascii="Times New Roman" w:hAnsi="Times New Roman" w:cs="Times New Roman"/>
+            <w:color w:val="000000"/>
+            <w:sz w:val="24"/>
+            <w:szCs w:val="24"/>
+          </w:rPr>
+          <w:delText>Yet</w:delText>
+        </w:r>
+        <w:r>
+          <w:rPr>
+            <w:rFonts w:ascii="Times New Roman" w:hAnsi="Times New Roman" w:cs="Times New Roman"/>
+            <w:color w:val="000000"/>
+            <w:sz w:val="24"/>
+            <w:szCs w:val="24"/>
+          </w:rPr>
+          <w:delText>,</w:delText>
+        </w:r>
+        <w:r>
+          <w:rPr>
+            <w:rFonts w:ascii="Times New Roman" w:hAnsi="Times New Roman" w:cs="Times New Roman"/>
+            <w:color w:val="000000"/>
+            <w:sz w:val="24"/>
+            <w:szCs w:val="24"/>
+          </w:rPr>
+          <w:delText xml:space="preserve"> i</w:delText>
+        </w:r>
+        <w:r>
+          <w:rPr>
+            <w:rFonts w:ascii="Times New Roman" w:hAnsi="Times New Roman" w:cs="Times New Roman"/>
+            <w:sz w:val="24"/>
+            <w:szCs w:val="24"/>
+          </w:rPr>
+          <w:delText xml:space="preserve">t </w:delText>
+        </w:r>
+        <w:r>
+          <w:rPr>
+            <w:rFonts w:ascii="Times New Roman" w:hAnsi="Times New Roman" w:cs="Times New Roman"/>
+            <w:sz w:val="24"/>
+            <w:szCs w:val="24"/>
+          </w:rPr>
+          <w:delText>remains</w:delText>
+        </w:r>
+        <w:r>
+          <w:rPr>
+            <w:rFonts w:ascii="Times New Roman" w:hAnsi="Times New Roman" w:cs="Times New Roman"/>
+            <w:sz w:val="24"/>
+            <w:szCs w:val="24"/>
+          </w:rPr>
+          <w:delText xml:space="preserve"> unclear how </w:delText>
+        </w:r>
+        <w:r>
+          <w:rPr>
+            <w:rFonts w:ascii="Times New Roman" w:hAnsi="Times New Roman" w:cs="Times New Roman"/>
+            <w:sz w:val="24"/>
+            <w:szCs w:val="24"/>
+          </w:rPr>
+          <w:delText xml:space="preserve">concurrent alterations in soybean maturity group and sowing date </w:delText>
+        </w:r>
+        <w:r>
+          <w:rPr>
+            <w:rFonts w:ascii="Times New Roman" w:hAnsi="Times New Roman" w:cs="Times New Roman"/>
+            <w:sz w:val="24"/>
+            <w:szCs w:val="24"/>
+          </w:rPr>
+          <w:delText xml:space="preserve">will </w:delText>
+        </w:r>
+        <w:r>
+          <w:rPr>
+            <w:rFonts w:ascii="Times New Roman" w:hAnsi="Times New Roman" w:cs="Times New Roman"/>
+            <w:sz w:val="24"/>
+            <w:szCs w:val="24"/>
+          </w:rPr>
+          <w:delText>affect</w:delText>
+        </w:r>
+        <w:r>
+          <w:rPr>
+            <w:rFonts w:ascii="Times New Roman" w:hAnsi="Times New Roman" w:cs="Times New Roman"/>
+            <w:sz w:val="24"/>
+            <w:szCs w:val="24"/>
+          </w:rPr>
+          <w:delText xml:space="preserve"> yields</w:delText>
+        </w:r>
+        <w:r>
+          <w:rPr>
+            <w:rFonts w:ascii="Times New Roman" w:hAnsi="Times New Roman" w:cs="Times New Roman"/>
+            <w:sz w:val="24"/>
+            <w:szCs w:val="24"/>
+          </w:rPr>
+          <w:delText xml:space="preserve">, </w:delText>
+        </w:r>
+        <w:r>
+          <w:rPr>
+            <w:rFonts w:ascii="Times New Roman" w:hAnsi="Times New Roman" w:cs="Times New Roman"/>
+            <w:sz w:val="24"/>
+            <w:szCs w:val="24"/>
+          </w:rPr>
+          <w:delText xml:space="preserve">and </w:delText>
+        </w:r>
+        <w:r>
+          <w:rPr>
+            <w:rFonts w:ascii="Times New Roman" w:hAnsi="Times New Roman" w:cs="Times New Roman"/>
+            <w:sz w:val="24"/>
+            <w:szCs w:val="24"/>
+          </w:rPr>
+          <w:delText>w</w:delText>
+        </w:r>
+        <w:r>
+          <w:rPr>
+            <w:rFonts w:ascii="Times New Roman" w:hAnsi="Times New Roman" w:cs="Times New Roman"/>
+            <w:sz w:val="24"/>
+            <w:szCs w:val="24"/>
+          </w:rPr>
+          <w:delText>hether existing</w:delText>
+        </w:r>
+        <w:r>
+          <w:rPr>
+            <w:rFonts w:ascii="Times New Roman" w:hAnsi="Times New Roman" w:cs="Times New Roman"/>
+            <w:sz w:val="24"/>
+            <w:szCs w:val="24"/>
+          </w:rPr>
+          <w:delText xml:space="preserve"> genoty</w:delText>
+        </w:r>
+        <w:r>
+          <w:rPr>
+            <w:rFonts w:ascii="Times New Roman" w:hAnsi="Times New Roman" w:cs="Times New Roman"/>
+            <w:sz w:val="24"/>
+            <w:szCs w:val="24"/>
+          </w:rPr>
+          <w:delText>pic</w:delText>
+        </w:r>
+        <w:r>
+          <w:rPr>
+            <w:rFonts w:ascii="Times New Roman" w:hAnsi="Times New Roman" w:cs="Times New Roman"/>
+            <w:sz w:val="24"/>
+            <w:szCs w:val="24"/>
+          </w:rPr>
+          <w:delText xml:space="preserve"> availability and </w:delText>
+        </w:r>
+        <w:r>
+          <w:rPr>
+            <w:rFonts w:ascii="Times New Roman" w:hAnsi="Times New Roman" w:cs="Times New Roman"/>
+            <w:sz w:val="24"/>
+            <w:szCs w:val="24"/>
+          </w:rPr>
+          <w:delText>planting date</w:delText>
+        </w:r>
+        <w:r>
+          <w:rPr>
+            <w:rFonts w:ascii="Times New Roman" w:hAnsi="Times New Roman" w:cs="Times New Roman"/>
+            <w:sz w:val="24"/>
+            <w:szCs w:val="24"/>
+          </w:rPr>
+          <w:delText xml:space="preserve"> flexibility are</w:delText>
+        </w:r>
+        <w:r>
+          <w:rPr>
+            <w:rFonts w:ascii="Times New Roman" w:hAnsi="Times New Roman" w:cs="Times New Roman"/>
+            <w:sz w:val="24"/>
+            <w:szCs w:val="24"/>
+          </w:rPr>
+          <w:delText xml:space="preserve"> sufficient to offset </w:delText>
+        </w:r>
+        <w:r>
+          <w:rPr>
+            <w:rFonts w:ascii="Times New Roman" w:hAnsi="Times New Roman" w:cs="Times New Roman"/>
+            <w:sz w:val="24"/>
+            <w:szCs w:val="24"/>
+          </w:rPr>
+          <w:delText xml:space="preserve">the </w:delText>
+        </w:r>
+        <w:r>
+          <w:rPr>
+            <w:rFonts w:ascii="Times New Roman" w:hAnsi="Times New Roman" w:cs="Times New Roman"/>
+            <w:sz w:val="24"/>
+            <w:szCs w:val="24"/>
+          </w:rPr>
+          <w:delText xml:space="preserve">negative effects </w:delText>
+        </w:r>
+        <w:r>
+          <w:rPr>
+            <w:rFonts w:ascii="Times New Roman" w:hAnsi="Times New Roman" w:cs="Times New Roman"/>
+            <w:sz w:val="24"/>
+            <w:szCs w:val="24"/>
+          </w:rPr>
+          <w:delText>of high temperatures</w:delText>
+        </w:r>
+        <w:r>
+          <w:rPr>
+            <w:rFonts w:ascii="Times New Roman" w:hAnsi="Times New Roman" w:cs="Times New Roman"/>
+            <w:sz w:val="24"/>
+            <w:szCs w:val="24"/>
+          </w:rPr>
+          <w:delText xml:space="preserve">. </w:delText>
+        </w:r>
+        <w:r>
+          <w:rPr>
+            <w:rFonts w:ascii="Times New Roman" w:hAnsi="Times New Roman" w:cs="Times New Roman"/>
+            <w:sz w:val="24"/>
+            <w:szCs w:val="24"/>
+          </w:rPr>
+          <w:delText>This</w:delText>
+        </w:r>
+        <w:r>
+          <w:rPr>
+            <w:rFonts w:ascii="Times New Roman" w:hAnsi="Times New Roman" w:cs="Times New Roman"/>
+            <w:sz w:val="24"/>
+            <w:szCs w:val="24"/>
+          </w:rPr>
+          <w:delText xml:space="preserve"> study advances </w:delText>
+        </w:r>
+      </w:del>
+      <w:del w:id="6" w:author="Elvis F. Elli" w:date="2026-06-12T08:30:00Z" w16du:dateUtc="2026-06-12T13:30:00Z">
+        <w:r>
+          <w:rPr>
+            <w:rFonts w:ascii="Times New Roman" w:hAnsi="Times New Roman" w:cs="Times New Roman"/>
+            <w:sz w:val="24"/>
+            <w:szCs w:val="24"/>
+          </w:rPr>
+          <w:lastRenderedPageBreak/>
+          <w:delText xml:space="preserve">our </w:delText>
+        </w:r>
+      </w:del>
+      <w:del w:id="7" w:author="Elvis F. Elli" w:date="2026-06-12T08:33:00Z" w16du:dateUtc="2026-06-12T13:33:00Z">
+        <w:r>
+          <w:rPr>
+            <w:rFonts w:ascii="Times New Roman" w:hAnsi="Times New Roman" w:cs="Times New Roman"/>
+            <w:sz w:val="24"/>
+            <w:szCs w:val="24"/>
+          </w:rPr>
+          <w:delText xml:space="preserve">understanding of </w:delText>
+        </w:r>
+        <w:r>
+          <w:rPr>
+            <w:rFonts w:ascii="Times New Roman" w:hAnsi="Times New Roman" w:cs="Times New Roman"/>
+            <w:sz w:val="24"/>
+            <w:szCs w:val="24"/>
+          </w:rPr>
+          <w:delText xml:space="preserve">how </w:delText>
+        </w:r>
+        <w:r>
+          <w:rPr>
+            <w:rFonts w:ascii="Times New Roman" w:hAnsi="Times New Roman" w:cs="Times New Roman"/>
+            <w:sz w:val="24"/>
+            <w:szCs w:val="24"/>
+          </w:rPr>
+          <w:delText xml:space="preserve">stacked agronomic management </w:delText>
+        </w:r>
+        <w:r>
+          <w:rPr>
+            <w:rFonts w:ascii="Times New Roman" w:hAnsi="Times New Roman" w:cs="Times New Roman"/>
+            <w:sz w:val="24"/>
+            <w:szCs w:val="24"/>
+          </w:rPr>
+          <w:delText xml:space="preserve">strategies </w:delText>
+        </w:r>
+        <w:r>
+          <w:rPr>
+            <w:rFonts w:ascii="Times New Roman" w:hAnsi="Times New Roman" w:cs="Times New Roman"/>
+            <w:sz w:val="24"/>
+            <w:szCs w:val="24"/>
+          </w:rPr>
+          <w:delText xml:space="preserve">influence soybean yield under </w:delText>
+        </w:r>
+        <w:r>
+          <w:rPr>
+            <w:rFonts w:ascii="Times New Roman" w:hAnsi="Times New Roman" w:cs="Times New Roman"/>
+            <w:sz w:val="24"/>
+            <w:szCs w:val="24"/>
+          </w:rPr>
+          <w:delText>elevated temperature</w:delText>
+        </w:r>
+        <w:r>
+          <w:rPr>
+            <w:rFonts w:ascii="Times New Roman" w:hAnsi="Times New Roman" w:cs="Times New Roman"/>
+            <w:sz w:val="24"/>
+            <w:szCs w:val="24"/>
+          </w:rPr>
+          <w:delText xml:space="preserve"> </w:delText>
+        </w:r>
+        <w:r>
+          <w:rPr>
+            <w:rFonts w:ascii="Times New Roman" w:hAnsi="Times New Roman" w:cs="Times New Roman"/>
+            <w:sz w:val="24"/>
+            <w:szCs w:val="24"/>
+          </w:rPr>
+          <w:delText>in the</w:delText>
+        </w:r>
+        <w:r>
+          <w:rPr>
+            <w:rFonts w:ascii="Times New Roman" w:hAnsi="Times New Roman" w:cs="Times New Roman"/>
+            <w:sz w:val="24"/>
+            <w:szCs w:val="24"/>
+          </w:rPr>
+          <w:delText xml:space="preserve"> U.S. Midsouth, </w:delText>
+        </w:r>
+        <w:r>
+          <w:rPr>
+            <w:rFonts w:ascii="Times New Roman" w:hAnsi="Times New Roman" w:cs="Times New Roman"/>
+            <w:sz w:val="24"/>
+            <w:szCs w:val="24"/>
+          </w:rPr>
+          <w:delText xml:space="preserve">a </w:delText>
+        </w:r>
+        <w:r>
+          <w:rPr>
+            <w:rFonts w:ascii="Times New Roman" w:hAnsi="Times New Roman" w:cs="Times New Roman"/>
+            <w:sz w:val="24"/>
+            <w:szCs w:val="24"/>
+          </w:rPr>
+          <w:delText xml:space="preserve">region particularly </w:delText>
+        </w:r>
+        <w:r>
+          <w:rPr>
+            <w:rFonts w:ascii="Times New Roman" w:hAnsi="Times New Roman" w:cs="Times New Roman"/>
+            <w:sz w:val="24"/>
+            <w:szCs w:val="24"/>
+          </w:rPr>
+          <w:delText>vulnerable to global warming</w:delText>
+        </w:r>
+        <w:r>
+          <w:rPr>
+            <w:rFonts w:ascii="Times New Roman" w:hAnsi="Times New Roman" w:cs="Times New Roman"/>
+            <w:sz w:val="24"/>
+            <w:szCs w:val="24"/>
+          </w:rPr>
+          <w:delText>.</w:delText>
+        </w:r>
+      </w:del>
+      <w:ins w:id="8" w:author="Elvis F. Elli" w:date="2026-06-08T10:35:00Z" w16du:dateUtc="2026-06-08T15:35:00Z">
+        <w:r>
+          <w:rPr>
+            <w:rFonts w:ascii="Times New Roman" w:hAnsi="Times New Roman" w:cs="Times New Roman"/>
+            <w:sz w:val="24"/>
+            <w:szCs w:val="24"/>
+          </w:rPr>
+          <w:t xml:space="preserve">While </w:t>
         </w:r>
       </w:ins>
-      <w:ins w:id="5" w:author="Elvis F. Elli" w:date="2026-06-08T10:36:00Z" w16du:dateUtc="2026-06-08T15:36:00Z">
+      <w:ins w:id="9" w:author="Elvis F. Elli" w:date="2026-06-08T10:36:00Z" w16du:dateUtc="2026-06-08T15:36:00Z">
         <w:r>
           <w:rPr>
             <w:rFonts w:ascii="Times New Roman" w:hAnsi="Times New Roman" w:cs="Times New Roman"/>
@@ -1495,7 +1502,7 @@
           <w:t xml:space="preserve">projected </w:t>
         </w:r>
       </w:ins>
-      <w:ins w:id="6" w:author="Elvis F. Elli" w:date="2026-06-08T10:35:00Z" w16du:dateUtc="2026-06-08T15:35:00Z">
+      <w:ins w:id="10" w:author="Elvis F. Elli" w:date="2026-06-08T10:35:00Z" w16du:dateUtc="2026-06-08T15:35:00Z">
         <w:r>
           <w:rPr>
             <w:rFonts w:ascii="Times New Roman" w:hAnsi="Times New Roman" w:cs="Times New Roman"/>
@@ -1519,10 +1526,30 @@
             <w:sz w:val="24"/>
             <w:szCs w:val="24"/>
           </w:rPr>
-          <w:t>] can offset heat-induced yield losses (Ainsworth et al., 2002; Kothari et al., 2022), complementary agronomic adaptation</w:t>
+          <w:t xml:space="preserve">] can </w:t>
         </w:r>
       </w:ins>
-      <w:ins w:id="7" w:author="Elvis F. Elli" w:date="2026-06-08T10:37:00Z" w16du:dateUtc="2026-06-08T15:37:00Z">
+      <w:ins w:id="11" w:author="Elvis F. Elli" w:date="2026-06-12T08:18:00Z" w16du:dateUtc="2026-06-12T13:18:00Z">
+        <w:r>
+          <w:rPr>
+            <w:rFonts w:ascii="Times New Roman" w:hAnsi="Times New Roman" w:cs="Times New Roman"/>
+            <w:sz w:val="24"/>
+            <w:szCs w:val="24"/>
+          </w:rPr>
+          <w:t xml:space="preserve">partially </w:t>
+        </w:r>
+      </w:ins>
+      <w:ins w:id="12" w:author="Elvis F. Elli" w:date="2026-06-08T10:35:00Z" w16du:dateUtc="2026-06-08T15:35:00Z">
+        <w:r>
+          <w:rPr>
+            <w:rFonts w:ascii="Times New Roman" w:hAnsi="Times New Roman" w:cs="Times New Roman"/>
+            <w:sz w:val="24"/>
+            <w:szCs w:val="24"/>
+          </w:rPr>
+          <w:t>offset heat-induced yield losses (Ainsworth et al., 2002; Kothari et al., 2022), complementary agronomic adaptation</w:t>
+        </w:r>
+      </w:ins>
+      <w:ins w:id="13" w:author="Elvis F. Elli" w:date="2026-06-08T10:37:00Z" w16du:dateUtc="2026-06-08T15:37:00Z">
         <w:r>
           <w:rPr>
             <w:rFonts w:ascii="Times New Roman" w:hAnsi="Times New Roman" w:cs="Times New Roman"/>
@@ -1532,7 +1559,7 @@
           <w:t xml:space="preserve"> may be needed </w:t>
         </w:r>
       </w:ins>
-      <w:ins w:id="8" w:author="Elvis F. Elli" w:date="2026-06-08T10:38:00Z" w16du:dateUtc="2026-06-08T15:38:00Z">
+      <w:ins w:id="14" w:author="Elvis F. Elli" w:date="2026-06-08T10:38:00Z" w16du:dateUtc="2026-06-08T15:38:00Z">
         <w:r>
           <w:rPr>
             <w:rFonts w:ascii="Times New Roman" w:hAnsi="Times New Roman" w:cs="Times New Roman"/>
@@ -1542,7 +1569,7 @@
           <w:t xml:space="preserve">in some environments </w:t>
         </w:r>
       </w:ins>
-      <w:ins w:id="9" w:author="Elvis F. Elli" w:date="2026-06-08T10:37:00Z" w16du:dateUtc="2026-06-08T15:37:00Z">
+      <w:ins w:id="15" w:author="Elvis F. Elli" w:date="2026-06-08T10:37:00Z" w16du:dateUtc="2026-06-08T15:37:00Z">
         <w:r>
           <w:rPr>
             <w:rFonts w:ascii="Times New Roman" w:hAnsi="Times New Roman" w:cs="Times New Roman"/>
@@ -1552,7 +1579,7 @@
           <w:t xml:space="preserve">to fully </w:t>
         </w:r>
       </w:ins>
-      <w:ins w:id="10" w:author="Elvis F. Elli" w:date="2026-06-08T10:38:00Z" w16du:dateUtc="2026-06-08T15:38:00Z">
+      <w:ins w:id="16" w:author="Elvis F. Elli" w:date="2026-06-08T10:38:00Z" w16du:dateUtc="2026-06-08T15:38:00Z">
         <w:r>
           <w:rPr>
             <w:rFonts w:ascii="Times New Roman" w:hAnsi="Times New Roman" w:cs="Times New Roman"/>
@@ -1562,7 +1589,7 @@
           <w:t>compensate for the</w:t>
         </w:r>
       </w:ins>
-      <w:ins w:id="11" w:author="Elvis F. Elli" w:date="2026-06-08T10:37:00Z" w16du:dateUtc="2026-06-08T15:37:00Z">
+      <w:ins w:id="17" w:author="Elvis F. Elli" w:date="2026-06-08T10:37:00Z" w16du:dateUtc="2026-06-08T15:37:00Z">
         <w:r>
           <w:rPr>
             <w:rFonts w:ascii="Times New Roman" w:hAnsi="Times New Roman" w:cs="Times New Roman"/>
@@ -1572,7 +1599,7 @@
           <w:t xml:space="preserve"> </w:t>
         </w:r>
       </w:ins>
-      <w:ins w:id="12" w:author="Elvis F. Elli" w:date="2026-06-08T10:38:00Z" w16du:dateUtc="2026-06-08T15:38:00Z">
+      <w:ins w:id="18" w:author="Elvis F. Elli" w:date="2026-06-08T10:38:00Z" w16du:dateUtc="2026-06-08T15:38:00Z">
         <w:r>
           <w:rPr>
             <w:rFonts w:ascii="Times New Roman" w:hAnsi="Times New Roman" w:cs="Times New Roman"/>
@@ -1582,7 +1609,7 @@
           <w:t>yield penalty</w:t>
         </w:r>
       </w:ins>
-      <w:ins w:id="13" w:author="Elvis F. Elli" w:date="2026-06-08T11:40:00Z" w16du:dateUtc="2026-06-08T16:40:00Z">
+      <w:ins w:id="19" w:author="Elvis F. Elli" w:date="2026-06-08T11:40:00Z" w16du:dateUtc="2026-06-08T16:40:00Z">
         <w:r>
           <w:rPr>
             <w:rFonts w:ascii="Times New Roman" w:hAnsi="Times New Roman" w:cs="Times New Roman"/>
@@ -1618,7 +1645,7 @@
           </w:r>
         </w:sdtContent>
       </w:sdt>
-      <w:ins w:id="14" w:author="Elvis F. Elli" w:date="2026-06-08T10:35:00Z" w16du:dateUtc="2026-06-08T15:35:00Z">
+      <w:ins w:id="20" w:author="Elvis F. Elli" w:date="2026-06-08T10:35:00Z" w16du:dateUtc="2026-06-08T15:35:00Z">
         <w:r>
           <w:rPr>
             <w:rFonts w:ascii="Times New Roman" w:hAnsi="Times New Roman" w:cs="Times New Roman"/>
@@ -1639,6 +1666,16 @@
           <w:szCs w:val="24"/>
         </w:rPr>
       </w:pPr>
+      <w:ins w:id="21" w:author="Elvis F. Elli" w:date="2026-06-12T08:33:00Z" w16du:dateUtc="2026-06-12T13:33:00Z">
+        <w:r>
+          <w:rPr>
+            <w:rFonts w:ascii="Times New Roman" w:hAnsi="Times New Roman" w:cs="Times New Roman"/>
+            <w:sz w:val="24"/>
+            <w:szCs w:val="24"/>
+          </w:rPr>
+          <w:t xml:space="preserve"> </w:t>
+        </w:r>
+      </w:ins>
       <w:r>
         <w:rPr>
           <w:rFonts w:ascii="Times New Roman" w:hAnsi="Times New Roman" w:cs="Times New Roman"/>
@@ -1882,39 +1919,67 @@
           <w:sz w:val="24"/>
           <w:szCs w:val="24"/>
         </w:rPr>
-        <w:t xml:space="preserve">the duration of the growing season and </w:t>
-      </w:r>
-      <w:r>
-        <w:rPr>
-          <w:rFonts w:ascii="Times New Roman" w:hAnsi="Times New Roman" w:cs="Times New Roman"/>
-          <w:sz w:val="24"/>
-          <w:szCs w:val="24"/>
-        </w:rPr>
-        <w:t xml:space="preserve">shifts </w:t>
-      </w:r>
-      <w:r>
-        <w:rPr>
-          <w:rFonts w:ascii="Times New Roman" w:hAnsi="Times New Roman" w:cs="Times New Roman"/>
-          <w:sz w:val="24"/>
-          <w:szCs w:val="24"/>
-        </w:rPr>
         <w:t xml:space="preserve">the </w:t>
       </w:r>
-      <w:r>
-        <w:rPr>
-          <w:rFonts w:ascii="Times New Roman" w:hAnsi="Times New Roman" w:cs="Times New Roman"/>
-          <w:sz w:val="24"/>
-          <w:szCs w:val="24"/>
-        </w:rPr>
-        <w:t>crop cycle</w:t>
-      </w:r>
-      <w:r>
-        <w:rPr>
-          <w:rFonts w:ascii="Times New Roman" w:hAnsi="Times New Roman" w:cs="Times New Roman"/>
-          <w:sz w:val="24"/>
-          <w:szCs w:val="24"/>
-        </w:rPr>
-        <w:t xml:space="preserve"> to cooler periods</w:t>
+      <w:del w:id="22" w:author="Elvis F. Elli" w:date="2026-06-12T08:34:00Z" w16du:dateUtc="2026-06-12T13:34:00Z">
+        <w:r>
+          <w:rPr>
+            <w:rFonts w:ascii="Times New Roman" w:hAnsi="Times New Roman" w:cs="Times New Roman"/>
+            <w:sz w:val="24"/>
+            <w:szCs w:val="24"/>
+          </w:rPr>
+          <w:delText xml:space="preserve">duration of the growing season and </w:delText>
+        </w:r>
+        <w:r>
+          <w:rPr>
+            <w:rFonts w:ascii="Times New Roman" w:hAnsi="Times New Roman" w:cs="Times New Roman"/>
+            <w:sz w:val="24"/>
+            <w:szCs w:val="24"/>
+          </w:rPr>
+          <w:delText xml:space="preserve">shifts </w:delText>
+        </w:r>
+        <w:r>
+          <w:rPr>
+            <w:rFonts w:ascii="Times New Roman" w:hAnsi="Times New Roman" w:cs="Times New Roman"/>
+            <w:sz w:val="24"/>
+            <w:szCs w:val="24"/>
+          </w:rPr>
+          <w:delText xml:space="preserve">the </w:delText>
+        </w:r>
+        <w:r>
+          <w:rPr>
+            <w:rFonts w:ascii="Times New Roman" w:hAnsi="Times New Roman" w:cs="Times New Roman"/>
+            <w:sz w:val="24"/>
+            <w:szCs w:val="24"/>
+          </w:rPr>
+          <w:delText>crop cycle</w:delText>
+        </w:r>
+        <w:r>
+          <w:rPr>
+            <w:rFonts w:ascii="Times New Roman" w:hAnsi="Times New Roman" w:cs="Times New Roman"/>
+            <w:sz w:val="24"/>
+            <w:szCs w:val="24"/>
+          </w:rPr>
+          <w:delText xml:space="preserve"> to</w:delText>
+        </w:r>
+      </w:del>
+      <w:ins w:id="23" w:author="Elvis F. Elli" w:date="2026-06-12T08:34:00Z" w16du:dateUtc="2026-06-12T13:34:00Z">
+        <w:r>
+          <w:rPr>
+            <w:rFonts w:ascii="Times New Roman" w:hAnsi="Times New Roman" w:cs="Times New Roman"/>
+            <w:sz w:val="24"/>
+            <w:szCs w:val="24"/>
+          </w:rPr>
+          <w:t>growing season and shifts the crop cycle into</w:t>
+        </w:r>
+      </w:ins>
+      <w:r>
+        <w:rPr>
+          <w:rFonts w:ascii="Times New Roman" w:hAnsi="Times New Roman" w:cs="Times New Roman"/>
+          <w:sz w:val="24"/>
+          <w:szCs w:val="24"/>
+        </w:rPr>
+        <w:t xml:space="preserve"> cooler periods</w:t>
       </w:r>
       <w:r>
         <w:rPr>
@@ -2171,7 +2236,7 @@
         </w:rPr>
         <w:t>recommendations.</w:t>
       </w:r>
-      <w:ins w:id="15" w:author="Elvis F. Elli" w:date="2026-06-09T10:58:00Z" w16du:dateUtc="2026-06-09T15:58:00Z">
+      <w:ins w:id="24" w:author="Elvis F. Elli" w:date="2026-06-09T10:58:00Z" w16du:dateUtc="2026-06-09T15:58:00Z">
         <w:r>
           <w:rPr>
             <w:rFonts w:ascii="Times New Roman" w:hAnsi="Times New Roman" w:cs="Times New Roman"/>
@@ -2187,13 +2252,13 @@
       <w:pPr>
         <w:spacing w:before="120" w:after="0" w:line="480" w:lineRule="auto"/>
         <w:rPr>
-          <w:ins w:id="16" w:author="Elvis F. Elli" w:date="2026-06-08T12:13:00Z" w16du:dateUtc="2026-06-08T17:13:00Z"/>
+          <w:ins w:id="25" w:author="Elvis F. Elli" w:date="2026-06-08T12:13:00Z" w16du:dateUtc="2026-06-08T17:13:00Z"/>
           <w:rFonts w:ascii="Times New Roman" w:hAnsi="Times New Roman" w:cs="Times New Roman"/>
           <w:sz w:val="24"/>
           <w:szCs w:val="24"/>
         </w:rPr>
       </w:pPr>
-      <w:ins w:id="17" w:author="Elvis F. Elli" w:date="2026-06-08T12:13:00Z" w16du:dateUtc="2026-06-08T17:13:00Z">
+      <w:ins w:id="26" w:author="Elvis F. Elli" w:date="2026-06-08T12:13:00Z" w16du:dateUtc="2026-06-08T17:13:00Z">
         <w:r>
           <w:rPr>
             <w:rFonts w:ascii="Times New Roman" w:hAnsi="Times New Roman" w:cs="Times New Roman"/>
@@ -2219,7 +2284,29 @@
             <w:sz w:val="24"/>
             <w:szCs w:val="24"/>
           </w:rPr>
-          <w:t xml:space="preserve">and selecting maturity groups well adapted to a region, the interactive effect of early planting and late-maturing under a warming scenario has not been quantified in the U.S. Mid-South.  </w:t>
+          <w:t xml:space="preserve">and maturity groups </w:t>
+        </w:r>
+      </w:ins>
+      <w:ins w:id="27" w:author="Elvis F. Elli" w:date="2026-06-12T08:34:00Z" w16du:dateUtc="2026-06-12T13:34:00Z">
+        <w:r>
+          <w:rPr>
+            <w:rFonts w:ascii="Times New Roman" w:hAnsi="Times New Roman" w:cs="Times New Roman"/>
+            <w:color w:val="000000"/>
+            <w:sz w:val="24"/>
+            <w:szCs w:val="24"/>
+          </w:rPr>
+          <w:t>well-adapted to a region, the interactive effects of these shifts under a warming scenario have not been quantified in the U.S. Mid-South, and this knowledge gap needs to be addressed</w:t>
+        </w:r>
+      </w:ins>
+      <w:ins w:id="28" w:author="Elvis F. Elli" w:date="2026-06-08T12:13:00Z" w16du:dateUtc="2026-06-08T17:13:00Z">
+        <w:r>
+          <w:rPr>
+            <w:rFonts w:ascii="Times New Roman" w:hAnsi="Times New Roman" w:cs="Times New Roman"/>
+            <w:color w:val="000000"/>
+            <w:sz w:val="24"/>
+            <w:szCs w:val="24"/>
+          </w:rPr>
+          <w:t xml:space="preserve">.  </w:t>
         </w:r>
         <w:r>
           <w:rPr>
@@ -2278,7 +2365,7 @@
           <w:t xml:space="preserve"> area </w:t>
         </w:r>
       </w:ins>
-      <w:customXmlInsRangeStart w:id="18" w:author="Elvis F. Elli" w:date="2026-06-08T12:13:00Z"/>
+      <w:customXmlInsRangeStart w:id="29" w:author="Elvis F. Elli" w:date="2026-06-08T12:13:00Z"/>
       <w:sdt>
         <w:sdtPr>
           <w:rPr>
@@ -2294,7 +2381,7 @@
           </w:placeholder>
         </w:sdtPr>
         <w:sdtContent>
-          <w:customXmlInsRangeEnd w:id="18"/>
+          <w:customXmlInsRangeEnd w:id="29"/>
           <w:r>
             <w:rPr>
               <w:rFonts w:ascii="Times New Roman" w:hAnsi="Times New Roman" w:cs="Times New Roman"/>
@@ -2304,11 +2391,11 @@
             </w:rPr>
             <w:t>(NASS, 2023)</w:t>
           </w:r>
-          <w:customXmlInsRangeStart w:id="19" w:author="Elvis F. Elli" w:date="2026-06-08T12:13:00Z"/>
+          <w:customXmlInsRangeStart w:id="30" w:author="Elvis F. Elli" w:date="2026-06-08T12:13:00Z"/>
         </w:sdtContent>
       </w:sdt>
-      <w:customXmlInsRangeEnd w:id="19"/>
-      <w:ins w:id="20" w:author="Elvis F. Elli" w:date="2026-06-08T12:13:00Z" w16du:dateUtc="2026-06-08T17:13:00Z">
+      <w:customXmlInsRangeEnd w:id="30"/>
+      <w:ins w:id="31" w:author="Elvis F. Elli" w:date="2026-06-08T12:13:00Z" w16du:dateUtc="2026-06-08T17:13:00Z">
         <w:r>
           <w:rPr>
             <w:rFonts w:ascii="Times New Roman" w:hAnsi="Times New Roman" w:cs="Times New Roman"/>
@@ -2324,24 +2411,20 @@
             <w:sz w:val="24"/>
             <w:szCs w:val="24"/>
           </w:rPr>
-          <w:t xml:space="preserve"> We conducted a </w:t>
-        </w:r>
-        <w:r>
-          <w:rPr>
-            <w:rFonts w:ascii="Times New Roman" w:hAnsi="Times New Roman" w:cs="Times New Roman"/>
-            <w:sz w:val="24"/>
-            <w:szCs w:val="24"/>
-          </w:rPr>
-          <w:t>simulation at a fine spatial resolution</w:t>
-        </w:r>
-        <w:r>
-          <w:rPr>
-            <w:rFonts w:ascii="Times New Roman" w:hAnsi="Times New Roman" w:cs="Times New Roman"/>
-            <w:sz w:val="24"/>
-            <w:szCs w:val="24"/>
-          </w:rPr>
-          <w:t xml:space="preserve"> (~0.025°)</w:t>
-        </w:r>
+          <w:t xml:space="preserve"> We conducted a</w:t>
+        </w:r>
+      </w:ins>
+      <w:ins w:id="32" w:author="Elvis F. Elli" w:date="2026-06-12T08:36:00Z" w16du:dateUtc="2026-06-12T13:36:00Z">
+        <w:r>
+          <w:rPr>
+            <w:rFonts w:ascii="Times New Roman" w:hAnsi="Times New Roman" w:cs="Times New Roman"/>
+            <w:sz w:val="24"/>
+            <w:szCs w:val="24"/>
+          </w:rPr>
+          <w:t xml:space="preserve"> comprehensive</w:t>
+        </w:r>
+      </w:ins>
+      <w:ins w:id="33" w:author="Elvis F. Elli" w:date="2026-06-08T12:13:00Z" w16du:dateUtc="2026-06-08T17:13:00Z">
         <w:r>
           <w:rPr>
             <w:rFonts w:ascii="Times New Roman" w:hAnsi="Times New Roman" w:cs="Times New Roman"/>
@@ -2356,6 +2439,34 @@
             <w:sz w:val="24"/>
             <w:szCs w:val="24"/>
           </w:rPr>
+          <w:t>simulation</w:t>
+        </w:r>
+      </w:ins>
+      <w:ins w:id="34" w:author="Elvis F. Elli" w:date="2026-06-12T08:36:00Z" w16du:dateUtc="2026-06-12T13:36:00Z">
+        <w:r>
+          <w:rPr>
+            <w:rFonts w:ascii="Times New Roman" w:hAnsi="Times New Roman" w:cs="Times New Roman"/>
+            <w:sz w:val="24"/>
+            <w:szCs w:val="24"/>
+          </w:rPr>
+          <w:t xml:space="preserve"> exercise</w:t>
+        </w:r>
+      </w:ins>
+      <w:ins w:id="35" w:author="Elvis F. Elli" w:date="2026-06-08T12:13:00Z" w16du:dateUtc="2026-06-08T17:13:00Z">
+        <w:r>
+          <w:rPr>
+            <w:rFonts w:ascii="Times New Roman" w:hAnsi="Times New Roman" w:cs="Times New Roman"/>
+            <w:sz w:val="24"/>
+            <w:szCs w:val="24"/>
+          </w:rPr>
+          <w:t xml:space="preserve"> </w:t>
+        </w:r>
+        <w:r>
+          <w:rPr>
+            <w:rFonts w:ascii="Times New Roman" w:hAnsi="Times New Roman" w:cs="Times New Roman"/>
+            <w:sz w:val="24"/>
+            <w:szCs w:val="24"/>
+          </w:rPr>
           <w:t xml:space="preserve">across 4,651 fields and </w:t>
         </w:r>
         <w:r>
@@ -2396,16 +2507,8 @@
             <w:sz w:val="24"/>
             <w:szCs w:val="24"/>
           </w:rPr>
-          <w:t xml:space="preserve">version </w:t>
-        </w:r>
-        <w:r>
-          <w:rPr>
-            <w:rFonts w:ascii="Times New Roman" w:hAnsi="Times New Roman" w:cs="Times New Roman"/>
-            <w:sz w:val="24"/>
-            <w:szCs w:val="24"/>
-          </w:rPr>
           <w:lastRenderedPageBreak/>
-          <w:t>of the APSIM (Agricultural Production Systems Simulator) framework. We hypothesize that</w:t>
+          <w:t>version of the APSIM (Agricultural Production Systems Simulator) framework. We hypothesize that</w:t>
         </w:r>
         <w:r>
           <w:rPr>
@@ -2453,7 +2556,27 @@
             <w:sz w:val="24"/>
             <w:szCs w:val="24"/>
           </w:rPr>
-          <w:t xml:space="preserve"> will offset the negative impacts of accelerated developmental rates on </w:t>
+          <w:t xml:space="preserve"> will offset the negative impacts of </w:t>
+        </w:r>
+      </w:ins>
+      <w:ins w:id="36" w:author="Elvis F. Elli" w:date="2026-06-12T08:37:00Z" w16du:dateUtc="2026-06-12T13:37:00Z">
+        <w:r>
+          <w:rPr>
+            <w:rFonts w:ascii="Times New Roman" w:hAnsi="Times New Roman" w:cs="Times New Roman"/>
+            <w:sz w:val="24"/>
+            <w:szCs w:val="24"/>
+          </w:rPr>
+          <w:t>warming</w:t>
+        </w:r>
+      </w:ins>
+      <w:ins w:id="37" w:author="Elvis F. Elli" w:date="2026-06-08T12:13:00Z" w16du:dateUtc="2026-06-08T17:13:00Z">
+        <w:r>
+          <w:rPr>
+            <w:rFonts w:ascii="Times New Roman" w:hAnsi="Times New Roman" w:cs="Times New Roman"/>
+            <w:sz w:val="24"/>
+            <w:szCs w:val="24"/>
+          </w:rPr>
+          <w:t xml:space="preserve"> on </w:t>
         </w:r>
         <w:r>
           <w:rPr>
@@ -2503,6 +2626,18 @@
           </w:rPr>
           <w:t xml:space="preserve"> the </w:t>
         </w:r>
+      </w:ins>
+      <w:ins w:id="38" w:author="Elvis F. Elli" w:date="2026-06-12T08:37:00Z" w16du:dateUtc="2026-06-12T13:37:00Z">
+        <w:r>
+          <w:rPr>
+            <w:rFonts w:ascii="Times New Roman" w:hAnsi="Times New Roman" w:cs="Times New Roman"/>
+            <w:sz w:val="24"/>
+            <w:szCs w:val="24"/>
+          </w:rPr>
+          <w:t xml:space="preserve">individual and synergistic </w:t>
+        </w:r>
+      </w:ins>
+      <w:ins w:id="39" w:author="Elvis F. Elli" w:date="2026-06-08T12:13:00Z" w16du:dateUtc="2026-06-08T17:13:00Z">
         <w:r>
           <w:rPr>
             <w:rFonts w:ascii="Times New Roman" w:hAnsi="Times New Roman" w:cs="Times New Roman"/>
@@ -3804,7 +3939,7 @@
         </w:rPr>
         <w:t xml:space="preserve"> to </w:t>
       </w:r>
-      <w:ins w:id="21" w:author="Elvis F. Elli" w:date="2026-06-09T11:07:00Z" w16du:dateUtc="2026-06-09T16:07:00Z">
+      <w:ins w:id="40" w:author="Elvis F. Elli" w:date="2026-06-09T11:07:00Z" w16du:dateUtc="2026-06-09T16:07:00Z">
         <w:r>
           <w:rPr>
             <w:rFonts w:ascii="Times New Roman" w:hAnsi="Times New Roman" w:cs="Times New Roman"/>
@@ -3814,7 +3949,7 @@
           <w:t>identify soybean-cropped pixels and define the spatial extent of the simulation fields</w:t>
         </w:r>
       </w:ins>
-      <w:del w:id="22" w:author="Elvis F. Elli" w:date="2026-06-09T11:07:00Z" w16du:dateUtc="2026-06-09T16:07:00Z">
+      <w:del w:id="41" w:author="Elvis F. Elli" w:date="2026-06-09T11:07:00Z" w16du:dateUtc="2026-06-09T16:07:00Z">
         <w:r>
           <w:rPr>
             <w:rFonts w:ascii="Times New Roman" w:hAnsi="Times New Roman" w:cs="Times New Roman"/>
@@ -3848,7 +3983,7 @@
         </w:rPr>
         <w:t xml:space="preserve">state boundary. </w:t>
       </w:r>
-      <w:ins w:id="23" w:author="Elvis F. Elli" w:date="2026-06-09T11:08:00Z" w16du:dateUtc="2026-06-09T16:08:00Z">
+      <w:ins w:id="42" w:author="Elvis F. Elli" w:date="2026-06-09T11:08:00Z" w16du:dateUtc="2026-06-09T16:08:00Z">
         <w:r>
           <w:rPr>
             <w:rFonts w:ascii="Times New Roman" w:hAnsi="Times New Roman" w:cs="Times New Roman"/>
@@ -4373,7 +4508,25 @@
           <w:sz w:val="24"/>
           <w:szCs w:val="24"/>
         </w:rPr>
-        <w:t>he sowing date was May 15, an average value for the studied region based on USDA-NASS 50% sowing progress</w:t>
+        <w:t>he sowing date was May 15, an average value for the studied region based on USDA-</w:t>
+      </w:r>
+      <w:proofErr w:type="gramStart"/>
+      <w:r>
+        <w:rPr>
+          <w:rFonts w:ascii="Times New Roman" w:hAnsi="Times New Roman" w:cs="Times New Roman"/>
+          <w:sz w:val="24"/>
+          <w:szCs w:val="24"/>
+        </w:rPr>
+        <w:t>NASS</w:t>
+      </w:r>
+      <w:proofErr w:type="gramEnd"/>
+      <w:r>
+        <w:rPr>
+          <w:rFonts w:ascii="Times New Roman" w:hAnsi="Times New Roman" w:cs="Times New Roman"/>
+          <w:sz w:val="24"/>
+          <w:szCs w:val="24"/>
+        </w:rPr>
+        <w:t xml:space="preserve"> 50% sowing progress</w:t>
       </w:r>
       <w:r>
         <w:rPr>
@@ -5060,7 +5213,7 @@
         </w:rPr>
         <w:t xml:space="preserve"> </w:t>
       </w:r>
-      <w:del w:id="24" w:author="Elvis F. Elli" w:date="2026-06-09T11:05:00Z" w16du:dateUtc="2026-06-09T16:05:00Z">
+      <w:del w:id="43" w:author="Elvis F. Elli" w:date="2026-06-09T11:05:00Z" w16du:dateUtc="2026-06-09T16:05:00Z">
         <w:r>
           <w:rPr>
             <w:rFonts w:ascii="Times New Roman" w:hAnsi="Times New Roman" w:cs="Times New Roman"/>
@@ -5071,7 +5224,7 @@
           <w:delText xml:space="preserve">advancing </w:delText>
         </w:r>
       </w:del>
-      <w:ins w:id="25" w:author="Elvis F. Elli" w:date="2026-06-09T11:05:00Z" w16du:dateUtc="2026-06-09T16:05:00Z">
+      <w:ins w:id="44" w:author="Elvis F. Elli" w:date="2026-06-09T11:05:00Z" w16du:dateUtc="2026-06-09T16:05:00Z">
         <w:r>
           <w:rPr>
             <w:rFonts w:ascii="Times New Roman" w:hAnsi="Times New Roman" w:cs="Times New Roman"/>
@@ -5082,7 +5235,7 @@
           <w:t>ear</w:t>
         </w:r>
       </w:ins>
-      <w:ins w:id="26" w:author="Elvis F. Elli" w:date="2026-06-09T11:06:00Z" w16du:dateUtc="2026-06-09T16:06:00Z">
+      <w:ins w:id="45" w:author="Elvis F. Elli" w:date="2026-06-09T11:06:00Z" w16du:dateUtc="2026-06-09T16:06:00Z">
         <w:r>
           <w:rPr>
             <w:rFonts w:ascii="Times New Roman" w:hAnsi="Times New Roman" w:cs="Times New Roman"/>
@@ -5093,7 +5246,7 @@
           <w:t>ly</w:t>
         </w:r>
       </w:ins>
-      <w:ins w:id="27" w:author="Elvis F. Elli" w:date="2026-06-09T11:05:00Z" w16du:dateUtc="2026-06-09T16:05:00Z">
+      <w:ins w:id="46" w:author="Elvis F. Elli" w:date="2026-06-09T11:05:00Z" w16du:dateUtc="2026-06-09T16:05:00Z">
         <w:r>
           <w:rPr>
             <w:rFonts w:ascii="Times New Roman" w:hAnsi="Times New Roman" w:cs="Times New Roman"/>
@@ -5529,7 +5682,7 @@
       <w:pPr>
         <w:spacing w:before="120" w:after="0" w:line="480" w:lineRule="auto"/>
         <w:rPr>
-          <w:del w:id="28" w:author="Elvis F. Elli" w:date="2026-06-11T11:25:00Z" w16du:dateUtc="2026-06-11T16:25:00Z"/>
+          <w:del w:id="47" w:author="Elvis F. Elli" w:date="2026-06-11T11:25:00Z" w16du:dateUtc="2026-06-11T16:25:00Z"/>
           <w:rFonts w:ascii="Times New Roman" w:hAnsi="Times New Roman" w:cs="Times New Roman"/>
           <w:sz w:val="24"/>
           <w:szCs w:val="24"/>
@@ -5541,7 +5694,25 @@
           <w:sz w:val="24"/>
           <w:szCs w:val="24"/>
         </w:rPr>
-        <w:t xml:space="preserve">The 2°C temperature increase </w:t>
+        <w:t xml:space="preserve">The </w:t>
+      </w:r>
+      <w:ins w:id="48" w:author="Elvis F. Elli" w:date="2026-06-12T08:51:00Z" w16du:dateUtc="2026-06-12T13:51:00Z">
+        <w:r>
+          <w:rPr>
+            <w:rFonts w:ascii="Times New Roman" w:hAnsi="Times New Roman" w:cs="Times New Roman"/>
+            <w:sz w:val="24"/>
+            <w:szCs w:val="24"/>
+          </w:rPr>
+          <w:t>+</w:t>
+        </w:r>
+      </w:ins>
+      <w:r>
+        <w:rPr>
+          <w:rFonts w:ascii="Times New Roman" w:hAnsi="Times New Roman" w:cs="Times New Roman"/>
+          <w:sz w:val="24"/>
+          <w:szCs w:val="24"/>
+        </w:rPr>
+        <w:t xml:space="preserve">2°C temperature increase </w:t>
       </w:r>
       <w:r>
         <w:rPr>
@@ -5865,14 +6036,34 @@
         </w:rPr>
         <w:t xml:space="preserve">Under the </w:t>
       </w:r>
-      <w:r>
-        <w:rPr>
-          <w:rFonts w:ascii="Times New Roman" w:hAnsi="Times New Roman" w:cs="Times New Roman"/>
-          <w:sz w:val="24"/>
-          <w:szCs w:val="24"/>
-        </w:rPr>
-        <w:t xml:space="preserve">2°C temperature increase </w:t>
-      </w:r>
+      <w:ins w:id="49" w:author="Elvis F. Elli" w:date="2026-06-12T08:51:00Z" w16du:dateUtc="2026-06-12T13:51:00Z">
+        <w:r>
+          <w:rPr>
+            <w:rFonts w:ascii="Times New Roman" w:hAnsi="Times New Roman" w:cs="Times New Roman"/>
+            <w:sz w:val="24"/>
+            <w:szCs w:val="24"/>
+          </w:rPr>
+          <w:t>+</w:t>
+        </w:r>
+      </w:ins>
+      <w:r>
+        <w:rPr>
+          <w:rFonts w:ascii="Times New Roman" w:hAnsi="Times New Roman" w:cs="Times New Roman"/>
+          <w:sz w:val="24"/>
+          <w:szCs w:val="24"/>
+        </w:rPr>
+        <w:t xml:space="preserve">2°C temperature </w:t>
+      </w:r>
+      <w:del w:id="50" w:author="Elvis F. Elli" w:date="2026-06-12T08:51:00Z" w16du:dateUtc="2026-06-12T13:51:00Z">
+        <w:r>
+          <w:rPr>
+            <w:rFonts w:ascii="Times New Roman" w:hAnsi="Times New Roman" w:cs="Times New Roman"/>
+            <w:sz w:val="24"/>
+            <w:szCs w:val="24"/>
+          </w:rPr>
+          <w:delText xml:space="preserve">increase </w:delText>
+        </w:r>
+      </w:del>
       <w:r>
         <w:rPr>
           <w:rFonts w:ascii="Times New Roman" w:hAnsi="Times New Roman" w:cs="Times New Roman"/>
@@ -5963,7 +6154,7 @@
         </w:rPr>
         <w:t xml:space="preserve">Figure </w:t>
       </w:r>
-      <w:ins w:id="29" w:author="Elvis F. Elli" w:date="2026-06-11T10:31:00Z" w16du:dateUtc="2026-06-11T15:31:00Z">
+      <w:ins w:id="51" w:author="Elvis F. Elli" w:date="2026-06-11T10:31:00Z" w16du:dateUtc="2026-06-11T15:31:00Z">
         <w:r>
           <w:rPr>
             <w:rFonts w:ascii="Times New Roman" w:hAnsi="Times New Roman" w:cs="Times New Roman"/>
@@ -5973,7 +6164,7 @@
           <w:t>S5</w:t>
         </w:r>
       </w:ins>
-      <w:del w:id="30" w:author="Elvis F. Elli" w:date="2026-06-11T10:31:00Z" w16du:dateUtc="2026-06-11T15:31:00Z">
+      <w:del w:id="52" w:author="Elvis F. Elli" w:date="2026-06-11T10:31:00Z" w16du:dateUtc="2026-06-11T15:31:00Z">
         <w:r>
           <w:rPr>
             <w:rFonts w:ascii="Times New Roman" w:hAnsi="Times New Roman" w:cs="Times New Roman"/>
@@ -6097,7 +6288,7 @@
         </w:rPr>
         <w:t>conditions</w:t>
       </w:r>
-      <w:del w:id="31" w:author="Elvis F. Elli" w:date="2026-06-11T10:32:00Z" w16du:dateUtc="2026-06-11T15:32:00Z">
+      <w:del w:id="53" w:author="Elvis F. Elli" w:date="2026-06-11T10:32:00Z" w16du:dateUtc="2026-06-11T15:32:00Z">
         <w:r>
           <w:rPr>
             <w:rFonts w:ascii="Times New Roman" w:hAnsi="Times New Roman" w:cs="Times New Roman"/>
@@ -6478,7 +6669,7 @@
         </w:rPr>
         <w:t>.</w:t>
       </w:r>
-      <w:ins w:id="32" w:author="Elvis F. Elli" w:date="2026-06-11T10:32:00Z" w16du:dateUtc="2026-06-11T15:32:00Z">
+      <w:ins w:id="54" w:author="Elvis F. Elli" w:date="2026-06-11T10:32:00Z" w16du:dateUtc="2026-06-11T15:32:00Z">
         <w:r>
           <w:rPr>
             <w:rFonts w:ascii="Times New Roman" w:hAnsi="Times New Roman" w:cs="Times New Roman"/>
@@ -6488,33 +6679,17 @@
           <w:t xml:space="preserve"> </w:t>
         </w:r>
       </w:ins>
-      <w:ins w:id="33" w:author="Elvis F. Elli" w:date="2026-06-11T11:24:00Z" w16du:dateUtc="2026-06-11T16:24:00Z">
-        <w:r>
-          <w:rPr>
-            <w:rFonts w:ascii="Times New Roman" w:hAnsi="Times New Roman" w:cs="Times New Roman"/>
-            <w:sz w:val="24"/>
-            <w:szCs w:val="24"/>
-          </w:rPr>
-          <w:t xml:space="preserve">A shortening of the </w:t>
-        </w:r>
-        <w:r>
-          <w:rPr>
-            <w:rFonts w:ascii="Times New Roman" w:hAnsi="Times New Roman" w:cs="Times New Roman"/>
-            <w:sz w:val="24"/>
-            <w:szCs w:val="24"/>
-          </w:rPr>
-          <w:t xml:space="preserve">total </w:t>
-        </w:r>
-        <w:r>
-          <w:rPr>
-            <w:rFonts w:ascii="Times New Roman" w:hAnsi="Times New Roman" w:cs="Times New Roman"/>
-            <w:sz w:val="24"/>
-            <w:szCs w:val="24"/>
-          </w:rPr>
-          <w:t xml:space="preserve">crop cycle was observed in </w:t>
+      <w:ins w:id="55" w:author="Elvis F. Elli" w:date="2026-06-11T11:24:00Z" w16du:dateUtc="2026-06-11T16:24:00Z">
+        <w:r>
+          <w:rPr>
+            <w:rFonts w:ascii="Times New Roman" w:hAnsi="Times New Roman" w:cs="Times New Roman"/>
+            <w:sz w:val="24"/>
+            <w:szCs w:val="24"/>
+          </w:rPr>
+          <w:t xml:space="preserve">A shortening of the total crop cycle was observed in </w:t>
         </w:r>
       </w:ins>
-      <w:ins w:id="34" w:author="Elvis F. Elli" w:date="2026-06-11T11:32:00Z" w16du:dateUtc="2026-06-11T16:32:00Z">
+      <w:ins w:id="56" w:author="Elvis F. Elli" w:date="2026-06-11T11:32:00Z" w16du:dateUtc="2026-06-11T16:32:00Z">
         <w:r>
           <w:rPr>
             <w:rFonts w:ascii="Times New Roman" w:hAnsi="Times New Roman" w:cs="Times New Roman"/>
@@ -6524,43 +6699,27 @@
           <w:t>70%</w:t>
         </w:r>
       </w:ins>
-      <w:ins w:id="35" w:author="Elvis F. Elli" w:date="2026-06-11T11:24:00Z" w16du:dateUtc="2026-06-11T16:24:00Z">
-        <w:r>
-          <w:rPr>
-            <w:rFonts w:ascii="Times New Roman" w:hAnsi="Times New Roman" w:cs="Times New Roman"/>
-            <w:sz w:val="24"/>
-            <w:szCs w:val="24"/>
-          </w:rPr>
-          <w:t xml:space="preserve"> of the 4,651 fields</w:t>
-        </w:r>
-        <w:r>
-          <w:rPr>
-            <w:rFonts w:ascii="Times New Roman" w:hAnsi="Times New Roman" w:cs="Times New Roman"/>
-            <w:sz w:val="24"/>
-            <w:szCs w:val="24"/>
-          </w:rPr>
-          <w:t xml:space="preserve"> (Figure 2A)</w:t>
+      <w:ins w:id="57" w:author="Elvis F. Elli" w:date="2026-06-11T11:24:00Z" w16du:dateUtc="2026-06-11T16:24:00Z">
+        <w:r>
+          <w:rPr>
+            <w:rFonts w:ascii="Times New Roman" w:hAnsi="Times New Roman" w:cs="Times New Roman"/>
+            <w:sz w:val="24"/>
+            <w:szCs w:val="24"/>
+          </w:rPr>
+          <w:t xml:space="preserve"> of the 4,651 fields (Figure 2A)</w:t>
         </w:r>
       </w:ins>
-      <w:ins w:id="36" w:author="Elvis F. Elli" w:date="2026-06-11T11:26:00Z" w16du:dateUtc="2026-06-11T16:26:00Z">
-        <w:r>
-          <w:rPr>
-            <w:rFonts w:ascii="Times New Roman" w:hAnsi="Times New Roman" w:cs="Times New Roman"/>
-            <w:sz w:val="24"/>
-            <w:szCs w:val="24"/>
-          </w:rPr>
-          <w:t xml:space="preserve">. </w:t>
-        </w:r>
-        <w:r>
-          <w:rPr>
-            <w:rFonts w:ascii="Times New Roman" w:hAnsi="Times New Roman" w:cs="Times New Roman"/>
-            <w:sz w:val="24"/>
-            <w:szCs w:val="24"/>
-          </w:rPr>
-          <w:t xml:space="preserve">The total crop cycle length decreased by up to </w:t>
+      <w:ins w:id="58" w:author="Elvis F. Elli" w:date="2026-06-11T11:26:00Z" w16du:dateUtc="2026-06-11T16:26:00Z">
+        <w:r>
+          <w:rPr>
+            <w:rFonts w:ascii="Times New Roman" w:hAnsi="Times New Roman" w:cs="Times New Roman"/>
+            <w:sz w:val="24"/>
+            <w:szCs w:val="24"/>
+          </w:rPr>
+          <w:t xml:space="preserve">. The total crop cycle length decreased by up to </w:t>
         </w:r>
       </w:ins>
-      <w:ins w:id="37" w:author="Elvis F. Elli" w:date="2026-06-11T11:32:00Z" w16du:dateUtc="2026-06-11T16:32:00Z">
+      <w:ins w:id="59" w:author="Elvis F. Elli" w:date="2026-06-11T11:32:00Z" w16du:dateUtc="2026-06-11T16:32:00Z">
         <w:r>
           <w:rPr>
             <w:rFonts w:ascii="Times New Roman" w:hAnsi="Times New Roman" w:cs="Times New Roman"/>
@@ -6570,25 +6729,17 @@
           <w:t>2</w:t>
         </w:r>
       </w:ins>
-      <w:ins w:id="38" w:author="Elvis F. Elli" w:date="2026-06-11T11:26:00Z" w16du:dateUtc="2026-06-11T16:26:00Z">
-        <w:r>
-          <w:rPr>
-            <w:rFonts w:ascii="Times New Roman" w:hAnsi="Times New Roman" w:cs="Times New Roman"/>
-            <w:sz w:val="24"/>
-            <w:szCs w:val="24"/>
-          </w:rPr>
-          <w:t xml:space="preserve"> weeks across all site-years.</w:t>
-        </w:r>
-        <w:r>
-          <w:rPr>
-            <w:rFonts w:ascii="Times New Roman" w:hAnsi="Times New Roman" w:cs="Times New Roman"/>
-            <w:sz w:val="24"/>
-            <w:szCs w:val="24"/>
-          </w:rPr>
-          <w:t xml:space="preserve"> The</w:t>
+      <w:ins w:id="60" w:author="Elvis F. Elli" w:date="2026-06-11T11:26:00Z" w16du:dateUtc="2026-06-11T16:26:00Z">
+        <w:r>
+          <w:rPr>
+            <w:rFonts w:ascii="Times New Roman" w:hAnsi="Times New Roman" w:cs="Times New Roman"/>
+            <w:sz w:val="24"/>
+            <w:szCs w:val="24"/>
+          </w:rPr>
+          <w:t xml:space="preserve"> weeks across all site-years. The</w:t>
         </w:r>
       </w:ins>
-      <w:ins w:id="39" w:author="Elvis F. Elli" w:date="2026-06-11T11:24:00Z" w16du:dateUtc="2026-06-11T16:24:00Z">
+      <w:ins w:id="61" w:author="Elvis F. Elli" w:date="2026-06-11T11:24:00Z" w16du:dateUtc="2026-06-11T16:24:00Z">
         <w:r>
           <w:rPr>
             <w:rFonts w:ascii="Times New Roman" w:hAnsi="Times New Roman" w:cs="Times New Roman"/>
@@ -6598,7 +6749,7 @@
           <w:t xml:space="preserve"> seed </w:t>
         </w:r>
       </w:ins>
-      <w:ins w:id="40" w:author="Elvis F. Elli" w:date="2026-06-11T11:25:00Z" w16du:dateUtc="2026-06-11T16:25:00Z">
+      <w:ins w:id="62" w:author="Elvis F. Elli" w:date="2026-06-11T11:25:00Z" w16du:dateUtc="2026-06-11T16:25:00Z">
         <w:r>
           <w:rPr>
             <w:rFonts w:ascii="Times New Roman" w:hAnsi="Times New Roman" w:cs="Times New Roman"/>
@@ -6608,7 +6759,7 @@
           <w:t>filling</w:t>
         </w:r>
       </w:ins>
-      <w:ins w:id="41" w:author="Elvis F. Elli" w:date="2026-06-11T11:24:00Z" w16du:dateUtc="2026-06-11T16:24:00Z">
+      <w:ins w:id="63" w:author="Elvis F. Elli" w:date="2026-06-11T11:24:00Z" w16du:dateUtc="2026-06-11T16:24:00Z">
         <w:r>
           <w:rPr>
             <w:rFonts w:ascii="Times New Roman" w:hAnsi="Times New Roman" w:cs="Times New Roman"/>
@@ -6618,7 +6769,7 @@
           <w:t xml:space="preserve"> </w:t>
         </w:r>
       </w:ins>
-      <w:ins w:id="42" w:author="Elvis F. Elli" w:date="2026-06-11T11:25:00Z" w16du:dateUtc="2026-06-11T16:25:00Z">
+      <w:ins w:id="64" w:author="Elvis F. Elli" w:date="2026-06-11T11:25:00Z" w16du:dateUtc="2026-06-11T16:25:00Z">
         <w:r>
           <w:rPr>
             <w:rFonts w:ascii="Times New Roman" w:hAnsi="Times New Roman" w:cs="Times New Roman"/>
@@ -6628,7 +6779,7 @@
           <w:t xml:space="preserve">period </w:t>
         </w:r>
       </w:ins>
-      <w:ins w:id="43" w:author="Elvis F. Elli" w:date="2026-06-11T11:24:00Z" w16du:dateUtc="2026-06-11T16:24:00Z">
+      <w:ins w:id="65" w:author="Elvis F. Elli" w:date="2026-06-11T11:24:00Z" w16du:dateUtc="2026-06-11T16:24:00Z">
         <w:r>
           <w:rPr>
             <w:rFonts w:ascii="Times New Roman" w:hAnsi="Times New Roman" w:cs="Times New Roman"/>
@@ -6638,17 +6789,17 @@
           <w:t xml:space="preserve">was shortened only </w:t>
         </w:r>
       </w:ins>
-      <w:ins w:id="44" w:author="Elvis F. Elli" w:date="2026-06-11T11:25:00Z" w16du:dateUtc="2026-06-11T16:25:00Z">
-        <w:r>
-          <w:rPr>
-            <w:rFonts w:ascii="Times New Roman" w:hAnsi="Times New Roman" w:cs="Times New Roman"/>
-            <w:sz w:val="24"/>
-            <w:szCs w:val="24"/>
-          </w:rPr>
-          <w:t>in northern environments, where baseline temperatures are lower</w:t>
+      <w:ins w:id="66" w:author="Elvis F. Elli" w:date="2026-06-11T11:25:00Z" w16du:dateUtc="2026-06-11T16:25:00Z">
+        <w:r>
+          <w:rPr>
+            <w:rFonts w:ascii="Times New Roman" w:hAnsi="Times New Roman" w:cs="Times New Roman"/>
+            <w:sz w:val="24"/>
+            <w:szCs w:val="24"/>
+          </w:rPr>
+          <w:t>in northern environments</w:t>
         </w:r>
       </w:ins>
-      <w:ins w:id="45" w:author="Elvis F. Elli" w:date="2026-06-11T11:33:00Z" w16du:dateUtc="2026-06-11T16:33:00Z">
+      <w:ins w:id="67" w:author="Elvis F. Elli" w:date="2026-06-12T08:21:00Z" w16du:dateUtc="2026-06-12T13:21:00Z">
         <w:r>
           <w:rPr>
             <w:rFonts w:ascii="Times New Roman" w:hAnsi="Times New Roman" w:cs="Times New Roman"/>
@@ -6663,33 +6814,27 @@
             <w:sz w:val="24"/>
             <w:szCs w:val="24"/>
           </w:rPr>
-          <w:t>(Figure 2</w:t>
-        </w:r>
-        <w:r>
-          <w:rPr>
-            <w:rFonts w:ascii="Times New Roman" w:hAnsi="Times New Roman" w:cs="Times New Roman"/>
-            <w:sz w:val="24"/>
-            <w:szCs w:val="24"/>
-          </w:rPr>
-          <w:t>B</w:t>
-        </w:r>
-        <w:r>
-          <w:rPr>
-            <w:rFonts w:ascii="Times New Roman" w:hAnsi="Times New Roman" w:cs="Times New Roman"/>
-            <w:sz w:val="24"/>
-            <w:szCs w:val="24"/>
-          </w:rPr>
-          <w:t>).</w:t>
+          <w:t>(Figure 2B)</w:t>
         </w:r>
       </w:ins>
-      <w:ins w:id="46" w:author="Elvis F. Elli" w:date="2026-06-11T11:25:00Z" w16du:dateUtc="2026-06-11T16:25:00Z">
-        <w:r>
-          <w:rPr>
-            <w:rFonts w:ascii="Times New Roman" w:hAnsi="Times New Roman" w:cs="Times New Roman"/>
-            <w:sz w:val="24"/>
-            <w:szCs w:val="24"/>
-          </w:rPr>
-          <w:t xml:space="preserve"> In central and southern locations, no substantial changes in the seed filling period were observed under the high-temperature scenario.</w:t>
+      <w:ins w:id="68" w:author="Elvis F. Elli" w:date="2026-06-11T11:25:00Z" w16du:dateUtc="2026-06-11T16:25:00Z">
+        <w:r>
+          <w:rPr>
+            <w:rFonts w:ascii="Times New Roman" w:hAnsi="Times New Roman" w:cs="Times New Roman"/>
+            <w:sz w:val="24"/>
+            <w:szCs w:val="24"/>
+          </w:rPr>
+          <w:t>, where baseline temperatures are lower</w:t>
+        </w:r>
+      </w:ins>
+      <w:ins w:id="69" w:author="Elvis F. Elli" w:date="2026-06-12T08:21:00Z" w16du:dateUtc="2026-06-12T13:21:00Z">
+        <w:r>
+          <w:rPr>
+            <w:rFonts w:ascii="Times New Roman" w:hAnsi="Times New Roman" w:cs="Times New Roman"/>
+            <w:sz w:val="24"/>
+            <w:szCs w:val="24"/>
+          </w:rPr>
+          <w:t>.</w:t>
         </w:r>
       </w:ins>
     </w:p>
@@ -6761,7 +6906,7 @@
       <w:pPr>
         <w:spacing w:before="120" w:after="0" w:line="480" w:lineRule="auto"/>
         <w:rPr>
-          <w:ins w:id="47" w:author="Elvis F. Elli" w:date="2026-06-11T10:33:00Z" w16du:dateUtc="2026-06-11T15:33:00Z"/>
+          <w:ins w:id="70" w:author="Elvis F. Elli" w:date="2026-06-11T10:33:00Z" w16du:dateUtc="2026-06-11T15:33:00Z"/>
           <w:rFonts w:ascii="Times New Roman" w:hAnsi="Times New Roman" w:cs="Times New Roman"/>
           <w:sz w:val="24"/>
           <w:szCs w:val="24"/>
@@ -6885,7 +7030,7 @@
         </w:rPr>
         <w:t>in the US Mid-South</w:t>
       </w:r>
-      <w:ins w:id="48" w:author="Elvis F. Elli" w:date="2026-06-09T11:01:00Z" w16du:dateUtc="2026-06-09T16:01:00Z">
+      <w:ins w:id="71" w:author="Elvis F. Elli" w:date="2026-06-09T11:01:00Z" w16du:dateUtc="2026-06-09T16:01:00Z">
         <w:r>
           <w:rPr>
             <w:rFonts w:ascii="Times New Roman" w:hAnsi="Times New Roman" w:cs="Times New Roman"/>
@@ -6925,7 +7070,7 @@
           <w:t xml:space="preserve"> LM &amp; ES represent the combined effect of a late-maturing variety and early sowing.</w:t>
         </w:r>
       </w:ins>
-      <w:del w:id="49" w:author="Elvis F. Elli" w:date="2026-06-09T11:01:00Z" w16du:dateUtc="2026-06-09T16:01:00Z">
+      <w:del w:id="72" w:author="Elvis F. Elli" w:date="2026-06-09T11:01:00Z" w16du:dateUtc="2026-06-09T16:01:00Z">
         <w:r>
           <w:rPr>
             <w:rFonts w:ascii="Times New Roman" w:hAnsi="Times New Roman" w:cs="Times New Roman"/>
@@ -6951,13 +7096,13 @@
         <w:spacing w:before="120" w:after="0" w:line="480" w:lineRule="auto"/>
         <w:jc w:val="center"/>
         <w:rPr>
-          <w:ins w:id="50" w:author="Elvis F. Elli" w:date="2026-06-11T10:26:00Z" w16du:dateUtc="2026-06-11T15:26:00Z"/>
+          <w:ins w:id="73" w:author="Elvis F. Elli" w:date="2026-06-11T10:26:00Z" w16du:dateUtc="2026-06-11T15:26:00Z"/>
           <w:rFonts w:ascii="Times New Roman" w:hAnsi="Times New Roman" w:cs="Times New Roman"/>
           <w:sz w:val="24"/>
           <w:szCs w:val="24"/>
         </w:rPr>
       </w:pPr>
-      <w:ins w:id="51" w:author="Elvis F. Elli" w:date="2026-06-11T10:26:00Z" w16du:dateUtc="2026-06-11T15:26:00Z">
+      <w:ins w:id="74" w:author="Elvis F. Elli" w:date="2026-06-11T10:26:00Z" w16du:dateUtc="2026-06-11T15:26:00Z">
         <w:r>
           <w:rPr>
             <w:noProof/>
@@ -7018,13 +7163,13 @@
       <w:pPr>
         <w:spacing w:before="120" w:after="0" w:line="480" w:lineRule="auto"/>
         <w:rPr>
-          <w:ins w:id="52" w:author="Elvis F. Elli" w:date="2026-06-11T10:26:00Z" w16du:dateUtc="2026-06-11T15:26:00Z"/>
+          <w:ins w:id="75" w:author="Elvis F. Elli" w:date="2026-06-11T10:26:00Z" w16du:dateUtc="2026-06-11T15:26:00Z"/>
           <w:rFonts w:ascii="Times New Roman" w:hAnsi="Times New Roman" w:cs="Times New Roman"/>
           <w:sz w:val="24"/>
           <w:szCs w:val="24"/>
         </w:rPr>
       </w:pPr>
-      <w:ins w:id="53" w:author="Elvis F. Elli" w:date="2026-06-11T10:26:00Z" w16du:dateUtc="2026-06-11T15:26:00Z">
+      <w:ins w:id="76" w:author="Elvis F. Elli" w:date="2026-06-11T10:26:00Z" w16du:dateUtc="2026-06-11T15:26:00Z">
         <w:r>
           <w:rPr>
             <w:rFonts w:ascii="Times New Roman" w:hAnsi="Times New Roman" w:cs="Times New Roman"/>
@@ -7079,15 +7224,15 @@
           <w:rPr>
             <w:rFonts w:ascii="Times New Roman" w:hAnsi="Times New Roman" w:cs="Times New Roman"/>
           </w:rPr>
-          <w:t>of the o</w:t>
-        </w:r>
-        <w:r>
-          <w:rPr>
-            <w:rFonts w:ascii="Times New Roman" w:hAnsi="Times New Roman" w:cs="Times New Roman"/>
-            <w:sz w:val="24"/>
-            <w:szCs w:val="24"/>
-          </w:rPr>
-          <w:t>verall r</w:t>
+          <w:t>of the</w:t>
+        </w:r>
+        <w:r>
+          <w:rPr>
+            <w:rFonts w:ascii="Times New Roman" w:hAnsi="Times New Roman" w:cs="Times New Roman"/>
+            <w:sz w:val="24"/>
+            <w:szCs w:val="24"/>
+          </w:rPr>
+          <w:t xml:space="preserve"> r</w:t>
         </w:r>
         <w:r>
           <w:rPr>
@@ -7111,15 +7256,35 @@
             <w:sz w:val="24"/>
             <w:szCs w:val="24"/>
           </w:rPr>
-          <w:t xml:space="preserve">on soybean </w:t>
-        </w:r>
-        <w:r>
-          <w:rPr>
-            <w:rFonts w:ascii="Times New Roman" w:hAnsi="Times New Roman" w:cs="Times New Roman"/>
-            <w:sz w:val="24"/>
-            <w:szCs w:val="24"/>
-          </w:rPr>
-          <w:t xml:space="preserve">total crop cycle and seed-filling period changes across 4,651 soybean fields and 40 weather years </w:t>
+          <w:t xml:space="preserve">on </w:t>
+        </w:r>
+      </w:ins>
+      <w:ins w:id="77" w:author="Elvis F. Elli" w:date="2026-06-12T08:28:00Z" w16du:dateUtc="2026-06-12T13:28:00Z">
+        <w:r>
+          <w:rPr>
+            <w:rFonts w:ascii="Times New Roman" w:hAnsi="Times New Roman" w:cs="Times New Roman"/>
+            <w:sz w:val="24"/>
+            <w:szCs w:val="24"/>
+          </w:rPr>
+          <w:t xml:space="preserve">changes in </w:t>
+        </w:r>
+      </w:ins>
+      <w:ins w:id="78" w:author="Elvis F. Elli" w:date="2026-06-11T10:26:00Z" w16du:dateUtc="2026-06-11T15:26:00Z">
+        <w:r>
+          <w:rPr>
+            <w:rFonts w:ascii="Times New Roman" w:hAnsi="Times New Roman" w:cs="Times New Roman"/>
+            <w:sz w:val="24"/>
+            <w:szCs w:val="24"/>
+          </w:rPr>
+          <w:t xml:space="preserve">soybean </w:t>
+        </w:r>
+        <w:r>
+          <w:rPr>
+            <w:rFonts w:ascii="Times New Roman" w:hAnsi="Times New Roman" w:cs="Times New Roman"/>
+            <w:sz w:val="24"/>
+            <w:szCs w:val="24"/>
+          </w:rPr>
+          <w:t xml:space="preserve">total crop cycle and seed-filling period across 4,651 soybean fields </w:t>
         </w:r>
         <w:r>
           <w:rPr>
@@ -7141,7 +7306,7 @@
           <w:rPr>
             <w:rFonts w:ascii="Times New Roman" w:hAnsi="Times New Roman" w:cs="Times New Roman"/>
           </w:rPr>
-          <w:t>Values per pixel in panel B are averages across 40 weather years.</w:t>
+          <w:t>Values per pixel are averages across 40 weather years.</w:t>
         </w:r>
         <w:r>
           <w:rPr>
@@ -7286,6 +7451,44 @@
         </w:rPr>
         <w:t xml:space="preserve"> </w:t>
       </w:r>
+      <w:ins w:id="79" w:author="Elvis F. Elli" w:date="2026-06-12T08:52:00Z" w16du:dateUtc="2026-06-12T13:52:00Z">
+        <w:r>
+          <w:rPr>
+            <w:rFonts w:ascii="Times New Roman" w:hAnsi="Times New Roman" w:cs="Times New Roman"/>
+            <w:color w:val="000000" w:themeColor="text1"/>
+            <w:sz w:val="24"/>
+            <w:szCs w:val="24"/>
+          </w:rPr>
+          <w:t>+2</w:t>
+        </w:r>
+        <w:r>
+          <w:rPr>
+            <w:rFonts w:ascii="Times New Roman" w:hAnsi="Times New Roman" w:cs="Times New Roman"/>
+            <w:sz w:val="24"/>
+            <w:szCs w:val="24"/>
+          </w:rPr>
+          <w:t>°C</w:t>
+        </w:r>
+        <w:r>
+          <w:rPr>
+            <w:rFonts w:ascii="Times New Roman" w:hAnsi="Times New Roman" w:cs="Times New Roman"/>
+            <w:sz w:val="24"/>
+            <w:szCs w:val="24"/>
+          </w:rPr>
+          <w:t xml:space="preserve"> </w:t>
+        </w:r>
+      </w:ins>
+      <w:del w:id="80" w:author="Elvis F. Elli" w:date="2026-06-12T08:52:00Z" w16du:dateUtc="2026-06-12T13:52:00Z">
+        <w:r>
+          <w:rPr>
+            <w:rFonts w:ascii="Times New Roman" w:hAnsi="Times New Roman" w:cs="Times New Roman"/>
+            <w:color w:val="000000" w:themeColor="text1"/>
+            <w:sz w:val="24"/>
+            <w:szCs w:val="24"/>
+          </w:rPr>
+          <w:delText>high-</w:delText>
+        </w:r>
+      </w:del>
       <w:r>
         <w:rPr>
           <w:rFonts w:ascii="Times New Roman" w:hAnsi="Times New Roman" w:cs="Times New Roman"/>
@@ -7293,7 +7496,7 @@
           <w:sz w:val="24"/>
           <w:szCs w:val="24"/>
         </w:rPr>
-        <w:t xml:space="preserve">high-temperature </w:t>
+        <w:t xml:space="preserve">temperature </w:t>
       </w:r>
       <w:r>
         <w:rPr>
@@ -7385,7 +7588,43 @@
           <w:sz w:val="24"/>
           <w:szCs w:val="24"/>
         </w:rPr>
-        <w:t>in combination with early sowing increased soybean seed yield by 9% under the 2°C temperature increase scenario,</w:t>
+        <w:t xml:space="preserve">in combination with early sowing increased soybean seed yield by 9% under the </w:t>
+      </w:r>
+      <w:ins w:id="81" w:author="Elvis F. Elli" w:date="2026-06-12T08:52:00Z" w16du:dateUtc="2026-06-12T13:52:00Z">
+        <w:r>
+          <w:rPr>
+            <w:rFonts w:ascii="Times New Roman" w:hAnsi="Times New Roman" w:cs="Times New Roman"/>
+            <w:sz w:val="24"/>
+            <w:szCs w:val="24"/>
+          </w:rPr>
+          <w:t>+</w:t>
+        </w:r>
+      </w:ins>
+      <w:r>
+        <w:rPr>
+          <w:rFonts w:ascii="Times New Roman" w:hAnsi="Times New Roman" w:cs="Times New Roman"/>
+          <w:sz w:val="24"/>
+          <w:szCs w:val="24"/>
+        </w:rPr>
+        <w:t xml:space="preserve">2°C temperature </w:t>
+      </w:r>
+      <w:del w:id="82" w:author="Elvis F. Elli" w:date="2026-06-12T08:52:00Z" w16du:dateUtc="2026-06-12T13:52:00Z">
+        <w:r>
+          <w:rPr>
+            <w:rFonts w:ascii="Times New Roman" w:hAnsi="Times New Roman" w:cs="Times New Roman"/>
+            <w:sz w:val="24"/>
+            <w:szCs w:val="24"/>
+          </w:rPr>
+          <w:delText xml:space="preserve">increase </w:delText>
+        </w:r>
+      </w:del>
+      <w:r>
+        <w:rPr>
+          <w:rFonts w:ascii="Times New Roman" w:hAnsi="Times New Roman" w:cs="Times New Roman"/>
+          <w:sz w:val="24"/>
+          <w:szCs w:val="24"/>
+        </w:rPr>
+        <w:t>scenario,</w:t>
       </w:r>
       <w:r>
         <w:rPr>
@@ -7428,17 +7667,37 @@
         </w:rPr>
         <w:t xml:space="preserve">. </w:t>
       </w:r>
-      <w:ins w:id="54" w:author="Elvis F. Elli" w:date="2026-06-11T12:06:00Z" w16du:dateUtc="2026-06-11T17:06:00Z">
-        <w:r>
-          <w:rPr>
-            <w:rFonts w:ascii="Times New Roman" w:hAnsi="Times New Roman" w:cs="Times New Roman"/>
-            <w:sz w:val="24"/>
-            <w:szCs w:val="24"/>
-          </w:rPr>
-          <w:t xml:space="preserve">The combined adaptive scenario extended seed-filling period on average by 12 </w:t>
+      <w:ins w:id="83" w:author="Elvis F. Elli" w:date="2026-06-11T12:06:00Z" w16du:dateUtc="2026-06-11T17:06:00Z">
+        <w:r>
+          <w:rPr>
+            <w:rFonts w:ascii="Times New Roman" w:hAnsi="Times New Roman" w:cs="Times New Roman"/>
+            <w:sz w:val="24"/>
+            <w:szCs w:val="24"/>
+          </w:rPr>
+          <w:t xml:space="preserve">The combined adaptive scenario extended </w:t>
         </w:r>
       </w:ins>
-      <w:ins w:id="55" w:author="Elvis F. Elli" w:date="2026-06-11T12:07:00Z" w16du:dateUtc="2026-06-11T17:07:00Z">
+      <w:ins w:id="84" w:author="Elvis F. Elli" w:date="2026-06-12T08:29:00Z" w16du:dateUtc="2026-06-12T13:29:00Z">
+        <w:r>
+          <w:rPr>
+            <w:rFonts w:ascii="Times New Roman" w:hAnsi="Times New Roman" w:cs="Times New Roman"/>
+            <w:sz w:val="24"/>
+            <w:szCs w:val="24"/>
+          </w:rPr>
+          <w:t xml:space="preserve">the </w:t>
+        </w:r>
+      </w:ins>
+      <w:ins w:id="85" w:author="Elvis F. Elli" w:date="2026-06-11T12:06:00Z" w16du:dateUtc="2026-06-11T17:06:00Z">
+        <w:r>
+          <w:rPr>
+            <w:rFonts w:ascii="Times New Roman" w:hAnsi="Times New Roman" w:cs="Times New Roman"/>
+            <w:sz w:val="24"/>
+            <w:szCs w:val="24"/>
+          </w:rPr>
+          <w:t xml:space="preserve">seed-filling period on average by 12 </w:t>
+        </w:r>
+      </w:ins>
+      <w:ins w:id="86" w:author="Elvis F. Elli" w:date="2026-06-11T12:07:00Z" w16du:dateUtc="2026-06-11T17:07:00Z">
         <w:r>
           <w:rPr>
             <w:rFonts w:ascii="Times New Roman" w:hAnsi="Times New Roman" w:cs="Times New Roman"/>
@@ -7592,7 +7851,7 @@
         </w:rPr>
         <w:t xml:space="preserve">, particularly those located in the central-north region (Figure </w:t>
       </w:r>
-      <w:del w:id="56" w:author="Elvis F. Elli" w:date="2026-06-09T11:02:00Z" w16du:dateUtc="2026-06-09T16:02:00Z">
+      <w:del w:id="87" w:author="Elvis F. Elli" w:date="2026-06-09T11:02:00Z" w16du:dateUtc="2026-06-09T16:02:00Z">
         <w:r>
           <w:rPr>
             <w:rFonts w:ascii="Times New Roman" w:hAnsi="Times New Roman" w:cs="Times New Roman"/>
@@ -7610,7 +7869,7 @@
           <w:delText>5</w:delText>
         </w:r>
       </w:del>
-      <w:ins w:id="57" w:author="Elvis F. Elli" w:date="2026-06-09T11:02:00Z" w16du:dateUtc="2026-06-09T16:02:00Z">
+      <w:ins w:id="88" w:author="Elvis F. Elli" w:date="2026-06-09T11:02:00Z" w16du:dateUtc="2026-06-09T16:02:00Z">
         <w:r>
           <w:rPr>
             <w:rFonts w:ascii="Times New Roman" w:hAnsi="Times New Roman" w:cs="Times New Roman"/>
@@ -7692,14 +7951,34 @@
         </w:rPr>
         <w:t xml:space="preserve">compared to the </w:t>
       </w:r>
-      <w:r>
-        <w:rPr>
-          <w:rFonts w:ascii="Times New Roman" w:hAnsi="Times New Roman" w:cs="Times New Roman"/>
-          <w:sz w:val="24"/>
-          <w:szCs w:val="24"/>
-        </w:rPr>
-        <w:t xml:space="preserve">2°C temperature increase </w:t>
-      </w:r>
+      <w:ins w:id="89" w:author="Elvis F. Elli" w:date="2026-06-12T08:52:00Z" w16du:dateUtc="2026-06-12T13:52:00Z">
+        <w:r>
+          <w:rPr>
+            <w:rFonts w:ascii="Times New Roman" w:hAnsi="Times New Roman" w:cs="Times New Roman"/>
+            <w:sz w:val="24"/>
+            <w:szCs w:val="24"/>
+          </w:rPr>
+          <w:t>+</w:t>
+        </w:r>
+      </w:ins>
+      <w:r>
+        <w:rPr>
+          <w:rFonts w:ascii="Times New Roman" w:hAnsi="Times New Roman" w:cs="Times New Roman"/>
+          <w:sz w:val="24"/>
+          <w:szCs w:val="24"/>
+        </w:rPr>
+        <w:t xml:space="preserve">2°C temperature </w:t>
+      </w:r>
+      <w:del w:id="90" w:author="Elvis F. Elli" w:date="2026-06-12T08:52:00Z" w16du:dateUtc="2026-06-12T13:52:00Z">
+        <w:r>
+          <w:rPr>
+            <w:rFonts w:ascii="Times New Roman" w:hAnsi="Times New Roman" w:cs="Times New Roman"/>
+            <w:sz w:val="24"/>
+            <w:szCs w:val="24"/>
+          </w:rPr>
+          <w:delText xml:space="preserve">increase </w:delText>
+        </w:r>
+      </w:del>
       <w:r>
         <w:rPr>
           <w:rFonts w:ascii="Times New Roman" w:hAnsi="Times New Roman" w:cs="Times New Roman"/>
@@ -8240,7 +8519,25 @@
           <w:sz w:val="24"/>
           <w:szCs w:val="24"/>
         </w:rPr>
-        <w:t>a 2</w:t>
+        <w:t xml:space="preserve">a </w:t>
+      </w:r>
+      <w:ins w:id="91" w:author="Elvis F. Elli" w:date="2026-06-12T08:52:00Z" w16du:dateUtc="2026-06-12T13:52:00Z">
+        <w:r>
+          <w:rPr>
+            <w:rFonts w:ascii="Times New Roman" w:hAnsi="Times New Roman" w:cs="Times New Roman"/>
+            <w:sz w:val="24"/>
+            <w:szCs w:val="24"/>
+          </w:rPr>
+          <w:t>+</w:t>
+        </w:r>
+      </w:ins>
+      <w:r>
+        <w:rPr>
+          <w:rFonts w:ascii="Times New Roman" w:hAnsi="Times New Roman" w:cs="Times New Roman"/>
+          <w:sz w:val="24"/>
+          <w:szCs w:val="24"/>
+        </w:rPr>
+        <w:t>2</w:t>
       </w:r>
       <w:r>
         <w:rPr>
@@ -8274,7 +8571,7 @@
         </w:rPr>
         <w:t xml:space="preserve">. </w:t>
       </w:r>
-      <w:ins w:id="58" w:author="Elvis F. Elli" w:date="2026-06-08T12:30:00Z" w16du:dateUtc="2026-06-08T17:30:00Z">
+      <w:ins w:id="92" w:author="Elvis F. Elli" w:date="2026-06-08T12:30:00Z" w16du:dateUtc="2026-06-08T17:30:00Z">
         <w:r>
           <w:rPr>
             <w:rFonts w:ascii="Times New Roman" w:hAnsi="Times New Roman" w:cs="Times New Roman"/>
@@ -8308,7 +8605,7 @@
           <w:t xml:space="preserve"> </w:t>
         </w:r>
       </w:ins>
-      <w:customXmlInsRangeStart w:id="59" w:author="Elvis F. Elli" w:date="2026-06-08T12:30:00Z"/>
+      <w:customXmlInsRangeStart w:id="93" w:author="Elvis F. Elli" w:date="2026-06-08T12:30:00Z"/>
       <w:sdt>
         <w:sdtPr>
           <w:rPr>
@@ -8324,7 +8621,7 @@
           </w:placeholder>
         </w:sdtPr>
         <w:sdtContent>
-          <w:customXmlInsRangeEnd w:id="59"/>
+          <w:customXmlInsRangeEnd w:id="93"/>
           <w:r>
             <w:rPr>
               <w:rFonts w:ascii="Times New Roman" w:hAnsi="Times New Roman" w:cs="Times New Roman"/>
@@ -8334,11 +8631,11 @@
             </w:rPr>
             <w:t>(Elli et al., 2022; Nendel et al., 2023)</w:t>
           </w:r>
-          <w:customXmlInsRangeStart w:id="60" w:author="Elvis F. Elli" w:date="2026-06-08T12:30:00Z"/>
+          <w:customXmlInsRangeStart w:id="94" w:author="Elvis F. Elli" w:date="2026-06-08T12:30:00Z"/>
         </w:sdtContent>
       </w:sdt>
-      <w:customXmlInsRangeEnd w:id="60"/>
-      <w:ins w:id="61" w:author="Elvis F. Elli" w:date="2026-06-08T12:30:00Z" w16du:dateUtc="2026-06-08T17:30:00Z">
+      <w:customXmlInsRangeEnd w:id="94"/>
+      <w:ins w:id="95" w:author="Elvis F. Elli" w:date="2026-06-08T12:30:00Z" w16du:dateUtc="2026-06-08T17:30:00Z">
         <w:r>
           <w:rPr>
             <w:rFonts w:ascii="Times New Roman" w:hAnsi="Times New Roman" w:cs="Times New Roman"/>
@@ -8683,7 +8980,43 @@
           <w:sz w:val="24"/>
           <w:szCs w:val="24"/>
         </w:rPr>
-        <w:t>under a 2°C temperature increase scenario</w:t>
+        <w:t xml:space="preserve">under a </w:t>
+      </w:r>
+      <w:ins w:id="96" w:author="Elvis F. Elli" w:date="2026-06-12T08:52:00Z" w16du:dateUtc="2026-06-12T13:52:00Z">
+        <w:r>
+          <w:rPr>
+            <w:rFonts w:ascii="Times New Roman" w:hAnsi="Times New Roman" w:cs="Times New Roman"/>
+            <w:sz w:val="24"/>
+            <w:szCs w:val="24"/>
+          </w:rPr>
+          <w:t>+</w:t>
+        </w:r>
+      </w:ins>
+      <w:r>
+        <w:rPr>
+          <w:rFonts w:ascii="Times New Roman" w:hAnsi="Times New Roman" w:cs="Times New Roman"/>
+          <w:sz w:val="24"/>
+          <w:szCs w:val="24"/>
+        </w:rPr>
+        <w:t xml:space="preserve">2°C temperature </w:t>
+      </w:r>
+      <w:del w:id="97" w:author="Elvis F. Elli" w:date="2026-06-12T09:04:00Z" w16du:dateUtc="2026-06-12T14:04:00Z">
+        <w:r>
+          <w:rPr>
+            <w:rFonts w:ascii="Times New Roman" w:hAnsi="Times New Roman" w:cs="Times New Roman"/>
+            <w:sz w:val="24"/>
+            <w:szCs w:val="24"/>
+          </w:rPr>
+          <w:delText xml:space="preserve">increase </w:delText>
+        </w:r>
+      </w:del>
+      <w:r>
+        <w:rPr>
+          <w:rFonts w:ascii="Times New Roman" w:hAnsi="Times New Roman" w:cs="Times New Roman"/>
+          <w:sz w:val="24"/>
+          <w:szCs w:val="24"/>
+        </w:rPr>
+        <w:t>scenario</w:t>
       </w:r>
       <w:r>
         <w:rPr>
@@ -8717,7 +9050,7 @@
         </w:rPr>
         <w:t xml:space="preserve">. </w:t>
       </w:r>
-      <w:ins w:id="62" w:author="Elvis F. Elli" w:date="2026-06-08T12:31:00Z" w16du:dateUtc="2026-06-08T17:31:00Z">
+      <w:ins w:id="98" w:author="Elvis F. Elli" w:date="2026-06-08T12:31:00Z" w16du:dateUtc="2026-06-08T17:31:00Z">
         <w:r>
           <w:rPr>
             <w:rFonts w:ascii="Times New Roman" w:hAnsi="Times New Roman" w:cs="Times New Roman"/>
@@ -8740,7 +9073,7 @@
             <w:sz w:val="24"/>
             <w:szCs w:val="24"/>
           </w:rPr>
-          <w:t xml:space="preserve"> strategy, when used standalone under current weather conditions, increased soybean seed yield by 4.7% across the 10 locations evaluated</w:t>
+          <w:t xml:space="preserve"> strategy, when used standalone under current weather conditions, increased soybean seed yield by 4.7% across the 10 locations</w:t>
         </w:r>
       </w:ins>
       <w:r>
@@ -8921,6 +9254,16 @@
         </w:rPr>
         <w:t>In our study</w:t>
       </w:r>
+      <w:ins w:id="99" w:author="Elvis F. Elli" w:date="2026-06-12T08:54:00Z" w16du:dateUtc="2026-06-12T13:54:00Z">
+        <w:r>
+          <w:rPr>
+            <w:rFonts w:ascii="Times New Roman" w:hAnsi="Times New Roman" w:cs="Times New Roman"/>
+            <w:sz w:val="24"/>
+            <w:szCs w:val="24"/>
+          </w:rPr>
+          <w:t>,</w:t>
+        </w:r>
+      </w:ins>
       <w:r>
         <w:rPr>
           <w:rFonts w:ascii="Times New Roman" w:hAnsi="Times New Roman" w:cs="Times New Roman"/>
@@ -9992,7 +10335,27 @@
           <w:sz w:val="24"/>
           <w:szCs w:val="24"/>
         </w:rPr>
-        <w:t>, as demonstrated in this study, further</w:t>
+        <w:t xml:space="preserve">, </w:t>
+      </w:r>
+      <w:del w:id="100" w:author="Elvis F. Elli" w:date="2026-06-12T09:01:00Z" w16du:dateUtc="2026-06-12T14:01:00Z">
+        <w:r>
+          <w:rPr>
+            <w:rFonts w:ascii="Times New Roman" w:hAnsi="Times New Roman" w:cs="Times New Roman"/>
+            <w:color w:val="000000"/>
+            <w:sz w:val="24"/>
+            <w:szCs w:val="24"/>
+          </w:rPr>
+          <w:delText xml:space="preserve">as demonstrated in this study, </w:delText>
+        </w:r>
+      </w:del>
+      <w:r>
+        <w:rPr>
+          <w:rFonts w:ascii="Times New Roman" w:hAnsi="Times New Roman" w:cs="Times New Roman"/>
+          <w:color w:val="000000"/>
+          <w:sz w:val="24"/>
+          <w:szCs w:val="24"/>
+        </w:rPr>
+        <w:t>further</w:t>
       </w:r>
       <w:r>
         <w:rPr>
@@ -10151,24 +10514,114 @@
         </w:rPr>
         <w:t>high temperature risks</w:t>
       </w:r>
-      <w:r>
-        <w:rPr>
-          <w:rFonts w:ascii="Times New Roman" w:eastAsia="Arial" w:hAnsi="Times New Roman" w:cs="Times New Roman"/>
-          <w:color w:val="000000" w:themeColor="text1"/>
-          <w:sz w:val="24"/>
-          <w:szCs w:val="24"/>
-        </w:rPr>
-        <w:t>.</w:t>
-      </w:r>
-      <w:r>
-        <w:rPr>
-          <w:rFonts w:eastAsia="Arial"/>
-          <w:color w:val="000000" w:themeColor="text1"/>
-          <w:sz w:val="24"/>
-          <w:szCs w:val="24"/>
-        </w:rPr>
-        <w:t xml:space="preserve"> </w:t>
-      </w:r>
+      <w:ins w:id="101" w:author="Elvis F. Elli" w:date="2026-06-12T09:16:00Z" w16du:dateUtc="2026-06-12T14:16:00Z">
+        <w:r>
+          <w:rPr>
+            <w:rFonts w:ascii="Times New Roman" w:hAnsi="Times New Roman" w:cs="Times New Roman"/>
+            <w:color w:val="000000" w:themeColor="text1"/>
+            <w:sz w:val="24"/>
+            <w:szCs w:val="24"/>
+          </w:rPr>
+          <w:t>. While exploring optimum planting date window</w:t>
+        </w:r>
+      </w:ins>
+      <w:ins w:id="102" w:author="Elvis F. Elli" w:date="2026-06-12T09:19:00Z" w16du:dateUtc="2026-06-12T14:19:00Z">
+        <w:r>
+          <w:rPr>
+            <w:rFonts w:ascii="Times New Roman" w:hAnsi="Times New Roman" w:cs="Times New Roman"/>
+            <w:color w:val="000000" w:themeColor="text1"/>
+            <w:sz w:val="24"/>
+            <w:szCs w:val="24"/>
+          </w:rPr>
+          <w:t>s</w:t>
+        </w:r>
+      </w:ins>
+      <w:ins w:id="103" w:author="Elvis F. Elli" w:date="2026-06-12T09:16:00Z" w16du:dateUtc="2026-06-12T14:16:00Z">
+        <w:r>
+          <w:rPr>
+            <w:rFonts w:ascii="Times New Roman" w:hAnsi="Times New Roman" w:cs="Times New Roman"/>
+            <w:color w:val="000000" w:themeColor="text1"/>
+            <w:sz w:val="24"/>
+            <w:szCs w:val="24"/>
+          </w:rPr>
+          <w:t xml:space="preserve"> for target environment</w:t>
+        </w:r>
+      </w:ins>
+      <w:ins w:id="104" w:author="Elvis F. Elli" w:date="2026-06-12T09:17:00Z" w16du:dateUtc="2026-06-12T14:17:00Z">
+        <w:r>
+          <w:rPr>
+            <w:rFonts w:ascii="Times New Roman" w:hAnsi="Times New Roman" w:cs="Times New Roman"/>
+            <w:color w:val="000000" w:themeColor="text1"/>
+            <w:sz w:val="24"/>
+            <w:szCs w:val="24"/>
+          </w:rPr>
+          <w:t xml:space="preserve">s was not the focus of this study, future research could </w:t>
+        </w:r>
+      </w:ins>
+      <w:ins w:id="105" w:author="Elvis F. Elli" w:date="2026-06-12T09:19:00Z" w16du:dateUtc="2026-06-12T14:19:00Z">
+        <w:r>
+          <w:rPr>
+            <w:rFonts w:ascii="Times New Roman" w:hAnsi="Times New Roman" w:cs="Times New Roman"/>
+            <w:color w:val="000000" w:themeColor="text1"/>
+            <w:sz w:val="24"/>
+            <w:szCs w:val="24"/>
+          </w:rPr>
+          <w:t>investigate more extreme scenarios</w:t>
+        </w:r>
+      </w:ins>
+      <w:ins w:id="106" w:author="Elvis F. Elli" w:date="2026-06-12T09:20:00Z" w16du:dateUtc="2026-06-12T14:20:00Z">
+        <w:r>
+          <w:rPr>
+            <w:rFonts w:ascii="Times New Roman" w:hAnsi="Times New Roman" w:cs="Times New Roman"/>
+            <w:color w:val="000000" w:themeColor="text1"/>
+            <w:sz w:val="24"/>
+            <w:szCs w:val="24"/>
+          </w:rPr>
+          <w:t xml:space="preserve"> to enhance mechanistic</w:t>
+        </w:r>
+      </w:ins>
+      <w:ins w:id="107" w:author="Elvis F. Elli" w:date="2026-06-12T09:21:00Z" w16du:dateUtc="2026-06-12T14:21:00Z">
+        <w:r>
+          <w:rPr>
+            <w:rFonts w:ascii="Times New Roman" w:hAnsi="Times New Roman" w:cs="Times New Roman"/>
+            <w:color w:val="000000" w:themeColor="text1"/>
+            <w:sz w:val="24"/>
+            <w:szCs w:val="24"/>
+          </w:rPr>
+          <w:t xml:space="preserve"> understanding of yield responses under warming.</w:t>
+        </w:r>
+      </w:ins>
+      <w:ins w:id="108" w:author="Elvis F. Elli" w:date="2026-06-12T09:17:00Z" w16du:dateUtc="2026-06-12T14:17:00Z">
+        <w:r>
+          <w:rPr>
+            <w:rFonts w:ascii="Times New Roman" w:hAnsi="Times New Roman" w:cs="Times New Roman"/>
+            <w:color w:val="000000" w:themeColor="text1"/>
+            <w:sz w:val="24"/>
+            <w:szCs w:val="24"/>
+          </w:rPr>
+          <w:t xml:space="preserve"> </w:t>
+        </w:r>
+      </w:ins>
+      <w:del w:id="109" w:author="Elvis F. Elli" w:date="2026-06-12T09:16:00Z" w16du:dateUtc="2026-06-12T14:16:00Z">
+        <w:r>
+          <w:rPr>
+            <w:rFonts w:ascii="Times New Roman" w:eastAsia="Arial" w:hAnsi="Times New Roman" w:cs="Times New Roman"/>
+            <w:color w:val="000000" w:themeColor="text1"/>
+            <w:sz w:val="24"/>
+            <w:szCs w:val="24"/>
+          </w:rPr>
+          <w:delText>.</w:delText>
+        </w:r>
+        <w:r>
+          <w:rPr>
+            <w:rFonts w:eastAsia="Arial"/>
+            <w:color w:val="000000" w:themeColor="text1"/>
+            <w:sz w:val="24"/>
+            <w:szCs w:val="24"/>
+          </w:rPr>
+          <w:delText xml:space="preserve"> </w:delText>
+        </w:r>
+      </w:del>
     </w:p>
     <w:p>
       <w:pPr>
@@ -10269,7 +10722,7 @@
         </w:rPr>
         <w:t>high</w:t>
       </w:r>
-      <w:del w:id="63" w:author="Elvis F. Elli" w:date="2026-06-09T11:14:00Z" w16du:dateUtc="2026-06-09T16:14:00Z">
+      <w:del w:id="110" w:author="Elvis F. Elli" w:date="2026-06-09T11:14:00Z" w16du:dateUtc="2026-06-09T16:14:00Z">
         <w:r>
           <w:rPr>
             <w:rFonts w:ascii="Times New Roman" w:hAnsi="Times New Roman" w:cs="Times New Roman"/>
@@ -10296,7 +10749,7 @@
         </w:rPr>
         <w:t xml:space="preserve"> risks</w:t>
       </w:r>
-      <w:ins w:id="64" w:author="Elvis F. Elli" w:date="2026-06-09T11:13:00Z" w16du:dateUtc="2026-06-09T16:13:00Z">
+      <w:ins w:id="111" w:author="Elvis F. Elli" w:date="2026-06-09T11:13:00Z" w16du:dateUtc="2026-06-09T16:13:00Z">
         <w:r>
           <w:rPr>
             <w:rFonts w:ascii="Times New Roman" w:hAnsi="Times New Roman" w:cs="Times New Roman"/>
@@ -10306,7 +10759,7 @@
           <w:t xml:space="preserve">, providing </w:t>
         </w:r>
       </w:ins>
-      <w:ins w:id="65" w:author="Elvis F. Elli" w:date="2026-06-09T11:14:00Z" w16du:dateUtc="2026-06-09T16:14:00Z">
+      <w:ins w:id="112" w:author="Elvis F. Elli" w:date="2026-06-09T11:14:00Z" w16du:dateUtc="2026-06-09T16:14:00Z">
         <w:r>
           <w:rPr>
             <w:rFonts w:ascii="Times New Roman" w:hAnsi="Times New Roman" w:cs="Times New Roman"/>
@@ -10316,7 +10769,7 @@
           <w:t xml:space="preserve">new </w:t>
         </w:r>
       </w:ins>
-      <w:ins w:id="66" w:author="Elvis F. Elli" w:date="2026-06-09T11:13:00Z" w16du:dateUtc="2026-06-09T16:13:00Z">
+      <w:ins w:id="113" w:author="Elvis F. Elli" w:date="2026-06-09T11:13:00Z" w16du:dateUtc="2026-06-09T16:13:00Z">
         <w:r>
           <w:rPr>
             <w:rFonts w:ascii="Times New Roman" w:hAnsi="Times New Roman" w:cs="Times New Roman"/>
@@ -10326,7 +10779,7 @@
           <w:t xml:space="preserve">quantitative </w:t>
         </w:r>
       </w:ins>
-      <w:ins w:id="67" w:author="Elvis F. Elli" w:date="2026-06-09T11:14:00Z" w16du:dateUtc="2026-06-09T16:14:00Z">
+      <w:ins w:id="114" w:author="Elvis F. Elli" w:date="2026-06-09T11:14:00Z" w16du:dateUtc="2026-06-09T16:14:00Z">
         <w:r>
           <w:rPr>
             <w:rFonts w:ascii="Times New Roman" w:hAnsi="Times New Roman" w:cs="Times New Roman"/>
@@ -10336,7 +10789,7 @@
           <w:t xml:space="preserve">evidence </w:t>
         </w:r>
       </w:ins>
-      <w:ins w:id="68" w:author="Elvis F. Elli" w:date="2026-06-09T11:13:00Z" w16du:dateUtc="2026-06-09T16:13:00Z">
+      <w:ins w:id="115" w:author="Elvis F. Elli" w:date="2026-06-09T11:13:00Z" w16du:dateUtc="2026-06-09T16:13:00Z">
         <w:r>
           <w:rPr>
             <w:rFonts w:ascii="Times New Roman" w:hAnsi="Times New Roman" w:cs="Times New Roman"/>
@@ -10346,7 +10799,7 @@
           <w:t xml:space="preserve">for the irrigated Arkansas delta that </w:t>
         </w:r>
       </w:ins>
-      <w:ins w:id="69" w:author="Elvis F. Elli" w:date="2026-06-09T11:15:00Z" w16du:dateUtc="2026-06-09T16:15:00Z">
+      <w:ins w:id="116" w:author="Elvis F. Elli" w:date="2026-06-09T11:15:00Z" w16du:dateUtc="2026-06-09T16:15:00Z">
         <w:r>
           <w:rPr>
             <w:rFonts w:ascii="Times New Roman" w:hAnsi="Times New Roman" w:cs="Times New Roman"/>
@@ -10356,7 +10809,7 @@
           <w:t>extends</w:t>
         </w:r>
       </w:ins>
-      <w:ins w:id="70" w:author="Elvis F. Elli" w:date="2026-06-09T11:13:00Z" w16du:dateUtc="2026-06-09T16:13:00Z">
+      <w:ins w:id="117" w:author="Elvis F. Elli" w:date="2026-06-09T11:13:00Z" w16du:dateUtc="2026-06-09T16:13:00Z">
         <w:r>
           <w:rPr>
             <w:rFonts w:ascii="Times New Roman" w:hAnsi="Times New Roman" w:cs="Times New Roman"/>
@@ -10366,7 +10819,7 @@
           <w:t xml:space="preserve"> </w:t>
         </w:r>
       </w:ins>
-      <w:ins w:id="71" w:author="Elvis F. Elli" w:date="2026-06-09T11:14:00Z" w16du:dateUtc="2026-06-09T16:14:00Z">
+      <w:ins w:id="118" w:author="Elvis F. Elli" w:date="2026-06-09T11:14:00Z" w16du:dateUtc="2026-06-09T16:14:00Z">
         <w:r>
           <w:rPr>
             <w:rFonts w:ascii="Times New Roman" w:hAnsi="Times New Roman" w:cs="Times New Roman"/>
@@ -10729,6 +11182,7 @@
           <w:sz w:val="24"/>
           <w:szCs w:val="24"/>
         </w:rPr>
+        <w:lastRenderedPageBreak/>
         <w:t>Conflict of Interest</w:t>
       </w:r>
     </w:p>
@@ -10793,7 +11247,6 @@
           <w:bCs/>
           <w:szCs w:val="24"/>
         </w:rPr>
-        <w:lastRenderedPageBreak/>
         <w:t>Elvis F. Elli</w:t>
       </w:r>
       <w:r>
@@ -11157,6 +11610,7 @@
           <w:sz w:val="24"/>
           <w:szCs w:val="24"/>
         </w:rPr>
+        <w:lastRenderedPageBreak/>
         <w:t>Table S1.</w:t>
       </w:r>
       <w:r>
@@ -11252,7 +11706,6 @@
           <w:sz w:val="24"/>
           <w:szCs w:val="24"/>
         </w:rPr>
-        <w:lastRenderedPageBreak/>
         <w:t>Figure S</w:t>
       </w:r>
       <w:r>
@@ -11628,16 +12081,7 @@
           <w:sz w:val="24"/>
           <w:szCs w:val="24"/>
         </w:rPr>
-        <w:t xml:space="preserve">) physiology, growth and </w:t>
-      </w:r>
-      <w:r>
-        <w:rPr>
-          <w:rFonts w:ascii="Times New Roman" w:hAnsi="Times New Roman" w:cs="Times New Roman"/>
-          <w:sz w:val="24"/>
-          <w:szCs w:val="24"/>
-        </w:rPr>
-        <w:lastRenderedPageBreak/>
-        <w:t xml:space="preserve">yield. </w:t>
+        <w:t xml:space="preserve">) physiology, growth and yield. </w:t>
       </w:r>
       <w:r>
         <w:rPr>
@@ -12058,6 +12502,7 @@
           <w:sz w:val="24"/>
           <w:szCs w:val="24"/>
         </w:rPr>
+        <w:lastRenderedPageBreak/>
         <w:t>Deryng</w:t>
       </w:r>
       <w:proofErr w:type="spellEnd"/>
@@ -12151,7 +12596,6 @@
           <w:sz w:val="24"/>
           <w:szCs w:val="24"/>
         </w:rPr>
-        <w:lastRenderedPageBreak/>
         <w:t xml:space="preserve">Djanaguiraman, M., Prasad, P. V. V., Boyle, D. L., &amp; </w:t>
       </w:r>
       <w:proofErr w:type="spellStart"/>
@@ -12554,6 +12998,7 @@
           <w:sz w:val="24"/>
           <w:szCs w:val="24"/>
         </w:rPr>
+        <w:lastRenderedPageBreak/>
         <w:t xml:space="preserve">Kothari, K., Battisti, R., Boote, K. J., Archontoulis, S. V., Confalone, A., Constantin, J., Cuadra, S. V., Debaeke, P., Faye, B., Grant, B., Hoogenboom, G., Jing, Q., van der Laan, M., Macena da Silva, F. A., Marin, F. R., </w:t>
       </w:r>
       <w:proofErr w:type="spellStart"/>
@@ -12590,16 +13035,7 @@
           <w:sz w:val="24"/>
           <w:szCs w:val="24"/>
         </w:rPr>
-        <w:t xml:space="preserve">, C., Silva, E. H. F. M., Smith, W., Soltani, A., Srivastava, A., Vieira, N. A., </w:t>
-      </w:r>
-      <w:r>
-        <w:rPr>
-          <w:rFonts w:ascii="Times New Roman" w:hAnsi="Times New Roman" w:cs="Times New Roman"/>
-          <w:sz w:val="24"/>
-          <w:szCs w:val="24"/>
-        </w:rPr>
-        <w:lastRenderedPageBreak/>
-        <w:t xml:space="preserve">Slone, S., &amp; Salmerón, M. (2022). Are soybean models ready for climate change food impact assessments? </w:t>
+        <w:t xml:space="preserve">, C., Silva, E. H. F. M., Smith, W., Soltani, A., Srivastava, A., Vieira, N. A., Slone, S., &amp; Salmerón, M. (2022). Are soybean models ready for climate change food impact assessments? </w:t>
       </w:r>
       <w:r>
         <w:rPr>
@@ -12947,6 +13383,7 @@
           <w:sz w:val="24"/>
           <w:szCs w:val="24"/>
         </w:rPr>
+        <w:lastRenderedPageBreak/>
         <w:t xml:space="preserve">Mourtzinis, S., Specht, J. E., &amp; Conley, S. P. (2019). Defining optimal soybean sowing dates across the US. </w:t>
       </w:r>
       <w:r>
@@ -13061,7 +13498,6 @@
           <w:sz w:val="24"/>
           <w:szCs w:val="24"/>
         </w:rPr>
-        <w:lastRenderedPageBreak/>
         <w:t xml:space="preserve">Nendel, C., Reckling, M., </w:t>
       </w:r>
       <w:proofErr w:type="spellStart"/>
@@ -13570,6 +14006,7 @@
           <w:sz w:val="24"/>
           <w:szCs w:val="24"/>
         </w:rPr>
+        <w:lastRenderedPageBreak/>
         <w:t xml:space="preserve">Salmerón, M., Gbur, E. E., Bourland, F. M., Buehring, N. W., Earnest, L., Fritschi, F. B., Golden, B. R., Hathcoat, D., Lofton, J., McClure, A. T., Miller, T. D., Neely, C., Shannon, G., </w:t>
       </w:r>
       <w:proofErr w:type="spellStart"/>
@@ -13606,16 +14043,7 @@
           <w:sz w:val="24"/>
           <w:szCs w:val="24"/>
         </w:rPr>
-        <w:t xml:space="preserve">, D. A., Vories, E. D., Wiebold, W. J., &amp; Purcell, L. C. (2016). Yield </w:t>
-      </w:r>
-      <w:r>
-        <w:rPr>
-          <w:rFonts w:ascii="Times New Roman" w:hAnsi="Times New Roman" w:cs="Times New Roman"/>
-          <w:sz w:val="24"/>
-          <w:szCs w:val="24"/>
-        </w:rPr>
-        <w:lastRenderedPageBreak/>
-        <w:t xml:space="preserve">response to planting date among soybean maturity groups for irrigated production in the US Midsouth. </w:t>
+        <w:t xml:space="preserve">, D. A., Vories, E. D., Wiebold, W. J., &amp; Purcell, L. C. (2016). Yield response to planting date among soybean maturity groups for irrigated production in the US Midsouth. </w:t>
       </w:r>
       <w:r>
         <w:rPr>
@@ -15852,6 +16280,7 @@
     <w:rsid w:val="00297FB9"/>
     <w:rsid w:val="002B76B2"/>
     <w:rsid w:val="002C032B"/>
+    <w:rsid w:val="002C17D3"/>
     <w:rsid w:val="002C74D3"/>
     <w:rsid w:val="00311B29"/>
     <w:rsid w:val="00330CA9"/>
@@ -15904,6 +16333,7 @@
     <w:rsid w:val="00F459E4"/>
     <w:rsid w:val="00F471E8"/>
     <w:rsid w:val="00F92F05"/>
+    <w:rsid w:val="00FA37E1"/>
     <w:rsid w:val="00FE34C3"/>
   </w:rsids>
   <m:mathPr>

--- a/paper/paper-04-01-2026.docx
+++ b/paper/paper-04-01-2026.docx
@@ -978,7 +978,7 @@
             <w:sz w:val="24"/>
             <w:szCs w:val="24"/>
           </w:rPr>
-          <w:tag w:val="MENDELEY_CITATION_v3_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"/>
+          <w:tag w:val="MENDELEY_CITATION_v3_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"/>
           <w:id w:val="-339085809"/>
           <w:placeholder>
             <w:docPart w:val="DefaultPlaceholder_-1854013440"/>
@@ -1034,7 +1034,7 @@
             <w:sz w:val="24"/>
             <w:szCs w:val="24"/>
           </w:rPr>
-          <w:tag w:val="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"/>
+          <w:tag w:val="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"/>
           <w:id w:val="-543064503"/>
           <w:placeholder>
             <w:docPart w:val="A66B7AFAE1DE4B548A73E9219FB0BD50"/>
@@ -1627,7 +1627,7 @@
             <w:sz w:val="24"/>
             <w:szCs w:val="24"/>
           </w:rPr>
-          <w:tag w:val="MENDELEY_CITATION_v3_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"/>
+          <w:tag w:val="MENDELEY_CITATION_v3_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"/>
           <w:id w:val="-1650208648"/>
           <w:placeholder>
             <w:docPart w:val="DefaultPlaceholder_-1854013440"/>
@@ -3099,7 +3099,7 @@
             <w:sz w:val="24"/>
             <w:szCs w:val="24"/>
           </w:rPr>
-          <w:tag w:val="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"/>
+          <w:tag w:val="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"/>
           <w:id w:val="364721280"/>
           <w:placeholder>
             <w:docPart w:val="DefaultPlaceholder_-1854013440"/>
@@ -3330,7 +3330,27 @@
           <w:sz w:val="24"/>
           <w:szCs w:val="24"/>
         </w:rPr>
-        <w:t>calibrated for early MG 4 (r</w:t>
+        <w:t xml:space="preserve">calibrated for </w:t>
+      </w:r>
+      <w:ins w:id="40" w:author="Elvis F. Elli" w:date="2026-06-15T10:10:00Z" w16du:dateUtc="2026-06-15T15:10:00Z">
+        <w:r>
+          <w:rPr>
+            <w:rFonts w:ascii="Times New Roman" w:hAnsi="Times New Roman" w:cs="Times New Roman"/>
+            <w:color w:val="000000"/>
+            <w:sz w:val="24"/>
+            <w:szCs w:val="24"/>
+          </w:rPr>
+          <w:t xml:space="preserve">an </w:t>
+        </w:r>
+      </w:ins>
+      <w:r>
+        <w:rPr>
+          <w:rFonts w:ascii="Times New Roman" w:hAnsi="Times New Roman" w:cs="Times New Roman"/>
+          <w:color w:val="000000"/>
+          <w:sz w:val="24"/>
+          <w:szCs w:val="24"/>
+        </w:rPr>
+        <w:t>early MG 4 (r</w:t>
       </w:r>
       <w:r>
         <w:rPr>
@@ -3395,6 +3415,17 @@
         </w:rPr>
         <w:t xml:space="preserve"> and </w:t>
       </w:r>
+      <w:ins w:id="41" w:author="Elvis F. Elli" w:date="2026-06-15T10:10:00Z" w16du:dateUtc="2026-06-15T15:10:00Z">
+        <w:r>
+          <w:rPr>
+            <w:rFonts w:ascii="Times New Roman" w:hAnsi="Times New Roman" w:cs="Times New Roman"/>
+            <w:color w:val="000000"/>
+            <w:sz w:val="24"/>
+            <w:szCs w:val="24"/>
+          </w:rPr>
+          <w:t xml:space="preserve">an </w:t>
+        </w:r>
+      </w:ins>
       <w:r>
         <w:rPr>
           <w:rFonts w:ascii="Times New Roman" w:hAnsi="Times New Roman" w:cs="Times New Roman"/>
@@ -3467,6 +3498,17 @@
         </w:rPr>
         <w:t>)</w:t>
       </w:r>
+      <w:ins w:id="42" w:author="Elvis F. Elli" w:date="2026-06-15T10:10:00Z" w16du:dateUtc="2026-06-15T15:10:00Z">
+        <w:r>
+          <w:rPr>
+            <w:rFonts w:ascii="Times New Roman" w:hAnsi="Times New Roman" w:cs="Times New Roman"/>
+            <w:color w:val="000000"/>
+            <w:sz w:val="24"/>
+            <w:szCs w:val="24"/>
+          </w:rPr>
+          <w:t xml:space="preserve"> cultivar</w:t>
+        </w:r>
+      </w:ins>
       <w:r>
         <w:rPr>
           <w:rFonts w:ascii="Times New Roman" w:hAnsi="Times New Roman" w:cs="Times New Roman"/>
@@ -3620,33 +3662,149 @@
         </w:rPr>
         <w:t>2</w:t>
       </w:r>
-      <w:r>
-        <w:rPr>
-          <w:rFonts w:ascii="Times New Roman" w:hAnsi="Times New Roman" w:cs="Times New Roman"/>
-          <w:color w:val="000000" w:themeColor="text1"/>
-          <w:sz w:val="24"/>
-          <w:szCs w:val="24"/>
-        </w:rPr>
-        <w:t>, and Table S1</w:t>
-      </w:r>
-      <w:r>
-        <w:rPr>
-          <w:rFonts w:ascii="Times New Roman" w:hAnsi="Times New Roman" w:cs="Times New Roman"/>
-          <w:color w:val="000000" w:themeColor="text1"/>
-          <w:sz w:val="24"/>
-          <w:szCs w:val="24"/>
-        </w:rPr>
-        <w:t xml:space="preserve"> in the supplementary material</w:t>
-      </w:r>
-      <w:r>
-        <w:rPr>
-          <w:rFonts w:ascii="Times New Roman" w:hAnsi="Times New Roman" w:cs="Times New Roman"/>
-          <w:color w:val="000000" w:themeColor="text1"/>
-          <w:sz w:val="24"/>
-          <w:szCs w:val="24"/>
-        </w:rPr>
-        <w:t>).</w:t>
-      </w:r>
+      <w:del w:id="43" w:author="Elvis F. Elli" w:date="2026-06-15T10:34:00Z" w16du:dateUtc="2026-06-15T15:34:00Z">
+        <w:r>
+          <w:rPr>
+            <w:rFonts w:ascii="Times New Roman" w:hAnsi="Times New Roman" w:cs="Times New Roman"/>
+            <w:color w:val="000000" w:themeColor="text1"/>
+            <w:sz w:val="24"/>
+            <w:szCs w:val="24"/>
+          </w:rPr>
+          <w:delText>, and Table S1</w:delText>
+        </w:r>
+        <w:r>
+          <w:rPr>
+            <w:rFonts w:ascii="Times New Roman" w:hAnsi="Times New Roman" w:cs="Times New Roman"/>
+            <w:color w:val="000000" w:themeColor="text1"/>
+            <w:sz w:val="24"/>
+            <w:szCs w:val="24"/>
+          </w:rPr>
+          <w:delText xml:space="preserve"> in the supplementary material</w:delText>
+        </w:r>
+        <w:r>
+          <w:rPr>
+            <w:rFonts w:ascii="Times New Roman" w:hAnsi="Times New Roman" w:cs="Times New Roman"/>
+            <w:color w:val="000000" w:themeColor="text1"/>
+            <w:sz w:val="24"/>
+            <w:szCs w:val="24"/>
+          </w:rPr>
+          <w:delText>)</w:delText>
+        </w:r>
+      </w:del>
+      <w:ins w:id="44" w:author="Elvis F. Elli" w:date="2026-06-15T10:34:00Z" w16du:dateUtc="2026-06-15T15:34:00Z">
+        <w:r>
+          <w:rPr>
+            <w:rFonts w:ascii="Times New Roman" w:hAnsi="Times New Roman" w:cs="Times New Roman"/>
+            <w:color w:val="000000" w:themeColor="text1"/>
+            <w:sz w:val="24"/>
+            <w:szCs w:val="24"/>
+          </w:rPr>
+          <w:t xml:space="preserve"> and Table S1 in the supplementary material), </w:t>
+        </w:r>
+      </w:ins>
+      <w:ins w:id="45" w:author="Elvis F. Elli" w:date="2026-06-15T10:38:00Z">
+        <w:r>
+          <w:rPr>
+            <w:rFonts w:ascii="Times New Roman" w:hAnsi="Times New Roman" w:cs="Times New Roman"/>
+            <w:color w:val="000000" w:themeColor="text1"/>
+            <w:sz w:val="24"/>
+            <w:szCs w:val="24"/>
+          </w:rPr>
+          <w:t xml:space="preserve">with root mean square errors within similar ranges to those reported in other studies for soybean phenology and </w:t>
+        </w:r>
+      </w:ins>
+      <w:ins w:id="46" w:author="Elvis F. Elli" w:date="2026-06-15T10:42:00Z" w16du:dateUtc="2026-06-15T15:42:00Z">
+        <w:r>
+          <w:rPr>
+            <w:rFonts w:ascii="Times New Roman" w:hAnsi="Times New Roman" w:cs="Times New Roman"/>
+            <w:color w:val="000000" w:themeColor="text1"/>
+            <w:sz w:val="24"/>
+            <w:szCs w:val="24"/>
+          </w:rPr>
+          <w:t xml:space="preserve">seed </w:t>
+        </w:r>
+      </w:ins>
+      <w:ins w:id="47" w:author="Elvis F. Elli" w:date="2026-06-15T10:38:00Z">
+        <w:r>
+          <w:rPr>
+            <w:rFonts w:ascii="Times New Roman" w:hAnsi="Times New Roman" w:cs="Times New Roman"/>
+            <w:color w:val="000000" w:themeColor="text1"/>
+            <w:sz w:val="24"/>
+            <w:szCs w:val="24"/>
+          </w:rPr>
+          <w:t>yield</w:t>
+        </w:r>
+      </w:ins>
+      <w:ins w:id="48" w:author="Elvis F. Elli" w:date="2026-06-15T10:42:00Z" w16du:dateUtc="2026-06-15T15:42:00Z">
+        <w:r>
+          <w:rPr>
+            <w:rFonts w:ascii="Times New Roman" w:hAnsi="Times New Roman" w:cs="Times New Roman"/>
+            <w:color w:val="000000" w:themeColor="text1"/>
+            <w:sz w:val="24"/>
+            <w:szCs w:val="24"/>
+          </w:rPr>
+          <w:t>s</w:t>
+        </w:r>
+      </w:ins>
+      <w:ins w:id="49" w:author="Elvis F. Elli" w:date="2026-06-15T10:38:00Z">
+        <w:r>
+          <w:rPr>
+            <w:rFonts w:ascii="Times New Roman" w:hAnsi="Times New Roman" w:cs="Times New Roman"/>
+            <w:color w:val="000000" w:themeColor="text1"/>
+            <w:sz w:val="24"/>
+            <w:szCs w:val="24"/>
+          </w:rPr>
+          <w:t xml:space="preserve"> </w:t>
+        </w:r>
+      </w:ins>
+      <w:sdt>
+        <w:sdtPr>
+          <w:rPr>
+            <w:rFonts w:ascii="Times New Roman" w:hAnsi="Times New Roman" w:cs="Times New Roman"/>
+            <w:color w:val="000000"/>
+            <w:sz w:val="24"/>
+            <w:szCs w:val="24"/>
+          </w:rPr>
+          <w:tag w:val="MENDELEY_CITATION_v3_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"/>
+          <w:id w:val="256182349"/>
+          <w:placeholder>
+            <w:docPart w:val="DefaultPlaceholder_-1854013440"/>
+          </w:placeholder>
+        </w:sdtPr>
+        <w:sdtContent>
+          <w:r>
+            <w:rPr>
+              <w:rFonts w:ascii="Times New Roman" w:hAnsi="Times New Roman" w:cs="Times New Roman"/>
+              <w:color w:val="000000"/>
+              <w:sz w:val="24"/>
+              <w:szCs w:val="24"/>
+            </w:rPr>
+            <w:t>(Archontoulis et al., 2014; Salmerón and Purcell, 2016; Salmerόn et al., 2017)</w:t>
+          </w:r>
+        </w:sdtContent>
+      </w:sdt>
+      <w:ins w:id="50" w:author="Elvis F. Elli" w:date="2026-06-15T10:38:00Z">
+        <w:r>
+          <w:rPr>
+            <w:rFonts w:ascii="Times New Roman" w:hAnsi="Times New Roman" w:cs="Times New Roman"/>
+            <w:color w:val="000000" w:themeColor="text1"/>
+            <w:sz w:val="24"/>
+            <w:szCs w:val="24"/>
+          </w:rPr>
+          <w:t>.</w:t>
+        </w:r>
+      </w:ins>
+      <w:del w:id="51" w:author="Elvis F. Elli" w:date="2026-06-15T10:38:00Z" w16du:dateUtc="2026-06-15T15:38:00Z">
+        <w:r>
+          <w:rPr>
+            <w:rFonts w:ascii="Times New Roman" w:hAnsi="Times New Roman" w:cs="Times New Roman"/>
+            <w:color w:val="000000" w:themeColor="text1"/>
+            <w:sz w:val="24"/>
+            <w:szCs w:val="24"/>
+          </w:rPr>
+          <w:delText>.</w:delText>
+        </w:r>
+      </w:del>
     </w:p>
     <w:p>
       <w:pPr>
@@ -3657,6 +3815,7 @@
         <w:rPr>
           <w:szCs w:val="24"/>
         </w:rPr>
+        <w:lastRenderedPageBreak/>
         <w:t>2.</w:t>
       </w:r>
       <w:r>
@@ -3766,16 +3925,7 @@
           <w:sz w:val="24"/>
           <w:szCs w:val="24"/>
         </w:rPr>
-        <w:t xml:space="preserve">weather </w:t>
-      </w:r>
-      <w:r>
-        <w:rPr>
-          <w:rFonts w:ascii="Times New Roman" w:hAnsi="Times New Roman" w:cs="Times New Roman"/>
-          <w:sz w:val="24"/>
-          <w:szCs w:val="24"/>
-        </w:rPr>
-        <w:lastRenderedPageBreak/>
-        <w:t xml:space="preserve">conditions of the </w:t>
+        <w:t xml:space="preserve">weather conditions of the </w:t>
       </w:r>
       <w:r>
         <w:rPr>
@@ -3939,7 +4089,7 @@
         </w:rPr>
         <w:t xml:space="preserve"> to </w:t>
       </w:r>
-      <w:ins w:id="40" w:author="Elvis F. Elli" w:date="2026-06-09T11:07:00Z" w16du:dateUtc="2026-06-09T16:07:00Z">
+      <w:ins w:id="52" w:author="Elvis F. Elli" w:date="2026-06-09T11:07:00Z" w16du:dateUtc="2026-06-09T16:07:00Z">
         <w:r>
           <w:rPr>
             <w:rFonts w:ascii="Times New Roman" w:hAnsi="Times New Roman" w:cs="Times New Roman"/>
@@ -3949,7 +4099,7 @@
           <w:t>identify soybean-cropped pixels and define the spatial extent of the simulation fields</w:t>
         </w:r>
       </w:ins>
-      <w:del w:id="41" w:author="Elvis F. Elli" w:date="2026-06-09T11:07:00Z" w16du:dateUtc="2026-06-09T16:07:00Z">
+      <w:del w:id="53" w:author="Elvis F. Elli" w:date="2026-06-09T11:07:00Z" w16du:dateUtc="2026-06-09T16:07:00Z">
         <w:r>
           <w:rPr>
             <w:rFonts w:ascii="Times New Roman" w:hAnsi="Times New Roman" w:cs="Times New Roman"/>
@@ -3983,7 +4133,7 @@
         </w:rPr>
         <w:t xml:space="preserve">state boundary. </w:t>
       </w:r>
-      <w:ins w:id="42" w:author="Elvis F. Elli" w:date="2026-06-09T11:08:00Z" w16du:dateUtc="2026-06-09T16:08:00Z">
+      <w:ins w:id="54" w:author="Elvis F. Elli" w:date="2026-06-09T11:08:00Z" w16du:dateUtc="2026-06-09T16:08:00Z">
         <w:r>
           <w:rPr>
             <w:rFonts w:ascii="Times New Roman" w:hAnsi="Times New Roman" w:cs="Times New Roman"/>
@@ -4714,7 +4864,16 @@
           <w:sz w:val="24"/>
           <w:szCs w:val="24"/>
         </w:rPr>
-        <w:t xml:space="preserve">rrigation was triggered between R1 and R7 when soil water reached 50% of the </w:t>
+        <w:t xml:space="preserve">rrigation was triggered between R1 and R7 when soil water </w:t>
+      </w:r>
+      <w:r>
+        <w:rPr>
+          <w:rFonts w:ascii="Times New Roman" w:hAnsi="Times New Roman" w:cs="Times New Roman"/>
+          <w:sz w:val="24"/>
+          <w:szCs w:val="24"/>
+        </w:rPr>
+        <w:lastRenderedPageBreak/>
+        <w:t xml:space="preserve">reached 50% of the </w:t>
       </w:r>
       <w:r>
         <w:rPr>
@@ -4757,7 +4916,6 @@
           <w:sz w:val="24"/>
           <w:szCs w:val="24"/>
         </w:rPr>
-        <w:lastRenderedPageBreak/>
         <w:t xml:space="preserve">For the </w:t>
       </w:r>
       <w:r>
@@ -4848,7 +5006,7 @@
             <w:sz w:val="24"/>
             <w:szCs w:val="24"/>
           </w:rPr>
-          <w:tag w:val="MENDELEY_CITATION_v3_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"/>
+          <w:tag w:val="MENDELEY_CITATION_v3_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"/>
           <w:id w:val="202842508"/>
           <w:placeholder>
             <w:docPart w:val="5DFDFAFF01DB4419BD283DDB94F78EE3"/>
@@ -5042,7 +5200,7 @@
             <w:sz w:val="24"/>
             <w:szCs w:val="24"/>
           </w:rPr>
-          <w:tag w:val="MENDELEY_CITATION_v3_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"/>
+          <w:tag w:val="MENDELEY_CITATION_v3_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"/>
           <w:id w:val="-793596291"/>
           <w:placeholder>
             <w:docPart w:val="5DFDFAFF01DB4419BD283DDB94F78EE3"/>
@@ -5213,7 +5371,7 @@
         </w:rPr>
         <w:t xml:space="preserve"> </w:t>
       </w:r>
-      <w:del w:id="43" w:author="Elvis F. Elli" w:date="2026-06-09T11:05:00Z" w16du:dateUtc="2026-06-09T16:05:00Z">
+      <w:del w:id="55" w:author="Elvis F. Elli" w:date="2026-06-09T11:05:00Z" w16du:dateUtc="2026-06-09T16:05:00Z">
         <w:r>
           <w:rPr>
             <w:rFonts w:ascii="Times New Roman" w:hAnsi="Times New Roman" w:cs="Times New Roman"/>
@@ -5224,7 +5382,7 @@
           <w:delText xml:space="preserve">advancing </w:delText>
         </w:r>
       </w:del>
-      <w:ins w:id="44" w:author="Elvis F. Elli" w:date="2026-06-09T11:05:00Z" w16du:dateUtc="2026-06-09T16:05:00Z">
+      <w:ins w:id="56" w:author="Elvis F. Elli" w:date="2026-06-09T11:05:00Z" w16du:dateUtc="2026-06-09T16:05:00Z">
         <w:r>
           <w:rPr>
             <w:rFonts w:ascii="Times New Roman" w:hAnsi="Times New Roman" w:cs="Times New Roman"/>
@@ -5235,7 +5393,7 @@
           <w:t>ear</w:t>
         </w:r>
       </w:ins>
-      <w:ins w:id="45" w:author="Elvis F. Elli" w:date="2026-06-09T11:06:00Z" w16du:dateUtc="2026-06-09T16:06:00Z">
+      <w:ins w:id="57" w:author="Elvis F. Elli" w:date="2026-06-09T11:06:00Z" w16du:dateUtc="2026-06-09T16:06:00Z">
         <w:r>
           <w:rPr>
             <w:rFonts w:ascii="Times New Roman" w:hAnsi="Times New Roman" w:cs="Times New Roman"/>
@@ -5246,7 +5404,7 @@
           <w:t>ly</w:t>
         </w:r>
       </w:ins>
-      <w:ins w:id="46" w:author="Elvis F. Elli" w:date="2026-06-09T11:05:00Z" w16du:dateUtc="2026-06-09T16:05:00Z">
+      <w:ins w:id="58" w:author="Elvis F. Elli" w:date="2026-06-09T11:05:00Z" w16du:dateUtc="2026-06-09T16:05:00Z">
         <w:r>
           <w:rPr>
             <w:rFonts w:ascii="Times New Roman" w:hAnsi="Times New Roman" w:cs="Times New Roman"/>
@@ -5682,7 +5840,7 @@
       <w:pPr>
         <w:spacing w:before="120" w:after="0" w:line="480" w:lineRule="auto"/>
         <w:rPr>
-          <w:del w:id="47" w:author="Elvis F. Elli" w:date="2026-06-11T11:25:00Z" w16du:dateUtc="2026-06-11T16:25:00Z"/>
+          <w:del w:id="59" w:author="Elvis F. Elli" w:date="2026-06-11T11:25:00Z" w16du:dateUtc="2026-06-11T16:25:00Z"/>
           <w:rFonts w:ascii="Times New Roman" w:hAnsi="Times New Roman" w:cs="Times New Roman"/>
           <w:sz w:val="24"/>
           <w:szCs w:val="24"/>
@@ -5696,7 +5854,7 @@
         </w:rPr>
         <w:t xml:space="preserve">The </w:t>
       </w:r>
-      <w:ins w:id="48" w:author="Elvis F. Elli" w:date="2026-06-12T08:51:00Z" w16du:dateUtc="2026-06-12T13:51:00Z">
+      <w:ins w:id="60" w:author="Elvis F. Elli" w:date="2026-06-12T08:51:00Z" w16du:dateUtc="2026-06-12T13:51:00Z">
         <w:r>
           <w:rPr>
             <w:rFonts w:ascii="Times New Roman" w:hAnsi="Times New Roman" w:cs="Times New Roman"/>
@@ -6036,7 +6194,7 @@
         </w:rPr>
         <w:t xml:space="preserve">Under the </w:t>
       </w:r>
-      <w:ins w:id="49" w:author="Elvis F. Elli" w:date="2026-06-12T08:51:00Z" w16du:dateUtc="2026-06-12T13:51:00Z">
+      <w:ins w:id="61" w:author="Elvis F. Elli" w:date="2026-06-12T08:51:00Z" w16du:dateUtc="2026-06-12T13:51:00Z">
         <w:r>
           <w:rPr>
             <w:rFonts w:ascii="Times New Roman" w:hAnsi="Times New Roman" w:cs="Times New Roman"/>
@@ -6054,7 +6212,7 @@
         </w:rPr>
         <w:t xml:space="preserve">2°C temperature </w:t>
       </w:r>
-      <w:del w:id="50" w:author="Elvis F. Elli" w:date="2026-06-12T08:51:00Z" w16du:dateUtc="2026-06-12T13:51:00Z">
+      <w:del w:id="62" w:author="Elvis F. Elli" w:date="2026-06-12T08:51:00Z" w16du:dateUtc="2026-06-12T13:51:00Z">
         <w:r>
           <w:rPr>
             <w:rFonts w:ascii="Times New Roman" w:hAnsi="Times New Roman" w:cs="Times New Roman"/>
@@ -6154,7 +6312,7 @@
         </w:rPr>
         <w:t xml:space="preserve">Figure </w:t>
       </w:r>
-      <w:ins w:id="51" w:author="Elvis F. Elli" w:date="2026-06-11T10:31:00Z" w16du:dateUtc="2026-06-11T15:31:00Z">
+      <w:ins w:id="63" w:author="Elvis F. Elli" w:date="2026-06-11T10:31:00Z" w16du:dateUtc="2026-06-11T15:31:00Z">
         <w:r>
           <w:rPr>
             <w:rFonts w:ascii="Times New Roman" w:hAnsi="Times New Roman" w:cs="Times New Roman"/>
@@ -6164,7 +6322,7 @@
           <w:t>S5</w:t>
         </w:r>
       </w:ins>
-      <w:del w:id="52" w:author="Elvis F. Elli" w:date="2026-06-11T10:31:00Z" w16du:dateUtc="2026-06-11T15:31:00Z">
+      <w:del w:id="64" w:author="Elvis F. Elli" w:date="2026-06-11T10:31:00Z" w16du:dateUtc="2026-06-11T15:31:00Z">
         <w:r>
           <w:rPr>
             <w:rFonts w:ascii="Times New Roman" w:hAnsi="Times New Roman" w:cs="Times New Roman"/>
@@ -6196,6 +6354,373 @@
           <w:sz w:val="24"/>
           <w:szCs w:val="24"/>
         </w:rPr>
+        <w:t xml:space="preserve"> </w:t>
+      </w:r>
+      <w:r>
+        <w:rPr>
+          <w:rFonts w:ascii="Times New Roman" w:hAnsi="Times New Roman" w:cs="Times New Roman"/>
+          <w:sz w:val="24"/>
+          <w:szCs w:val="24"/>
+        </w:rPr>
+        <w:lastRenderedPageBreak/>
+        <w:t>conditions</w:t>
+      </w:r>
+      <w:r>
+        <w:rPr>
+          <w:rFonts w:ascii="Times New Roman" w:hAnsi="Times New Roman" w:cs="Times New Roman"/>
+          <w:sz w:val="24"/>
+          <w:szCs w:val="24"/>
+        </w:rPr>
+        <w:t xml:space="preserve">, </w:t>
+      </w:r>
+      <w:r>
+        <w:rPr>
+          <w:rFonts w:ascii="Times New Roman" w:hAnsi="Times New Roman" w:cs="Times New Roman"/>
+          <w:sz w:val="24"/>
+          <w:szCs w:val="24"/>
+        </w:rPr>
+        <w:t xml:space="preserve">with </w:t>
+      </w:r>
+      <w:r>
+        <w:rPr>
+          <w:rFonts w:ascii="Times New Roman" w:hAnsi="Times New Roman" w:cs="Times New Roman"/>
+          <w:sz w:val="24"/>
+          <w:szCs w:val="24"/>
+        </w:rPr>
+        <w:t xml:space="preserve">a reduction of </w:t>
+      </w:r>
+      <w:r>
+        <w:rPr>
+          <w:rFonts w:ascii="Times New Roman" w:hAnsi="Times New Roman" w:cs="Times New Roman"/>
+          <w:sz w:val="24"/>
+          <w:szCs w:val="24"/>
+        </w:rPr>
+        <w:t>167</w:t>
+      </w:r>
+      <w:r>
+        <w:rPr>
+          <w:rFonts w:ascii="Times New Roman" w:hAnsi="Times New Roman" w:cs="Times New Roman"/>
+          <w:sz w:val="24"/>
+          <w:szCs w:val="24"/>
+        </w:rPr>
+        <w:t xml:space="preserve"> kg </w:t>
+      </w:r>
+      <w:r>
+        <w:rPr>
+          <w:rFonts w:ascii="Times New Roman" w:hAnsi="Times New Roman" w:cs="Times New Roman"/>
+          <w:sz w:val="24"/>
+          <w:szCs w:val="24"/>
+        </w:rPr>
+        <w:t>ha</w:t>
+      </w:r>
+      <w:r>
+        <w:rPr>
+          <w:rFonts w:ascii="Times New Roman" w:hAnsi="Times New Roman" w:cs="Times New Roman"/>
+          <w:sz w:val="24"/>
+          <w:szCs w:val="24"/>
+          <w:vertAlign w:val="superscript"/>
+        </w:rPr>
+        <w:t>-1</w:t>
+      </w:r>
+      <w:r>
+        <w:rPr>
+          <w:rFonts w:ascii="Times New Roman" w:hAnsi="Times New Roman" w:cs="Times New Roman"/>
+          <w:sz w:val="24"/>
+          <w:szCs w:val="24"/>
+          <w:vertAlign w:val="superscript"/>
+        </w:rPr>
+        <w:t xml:space="preserve"> </w:t>
+      </w:r>
+      <w:r>
+        <w:rPr>
+          <w:rFonts w:ascii="Times New Roman" w:hAnsi="Times New Roman" w:cs="Times New Roman"/>
+          <w:sz w:val="24"/>
+          <w:szCs w:val="24"/>
+        </w:rPr>
+        <w:t>in seed yield for every degree increase in temperature under warm and</w:t>
+      </w:r>
+      <w:r>
+        <w:rPr>
+          <w:rFonts w:ascii="Times New Roman" w:hAnsi="Times New Roman" w:cs="Times New Roman"/>
+          <w:sz w:val="24"/>
+          <w:szCs w:val="24"/>
+        </w:rPr>
+        <w:t xml:space="preserve"> dry </w:t>
+      </w:r>
+      <w:r>
+        <w:rPr>
+          <w:rFonts w:ascii="Times New Roman" w:hAnsi="Times New Roman" w:cs="Times New Roman"/>
+          <w:sz w:val="24"/>
+          <w:szCs w:val="24"/>
+        </w:rPr>
+        <w:t>conditions</w:t>
+      </w:r>
+      <w:del w:id="65" w:author="Elvis F. Elli" w:date="2026-06-11T10:32:00Z" w16du:dateUtc="2026-06-11T15:32:00Z">
+        <w:r>
+          <w:rPr>
+            <w:rFonts w:ascii="Times New Roman" w:hAnsi="Times New Roman" w:cs="Times New Roman"/>
+            <w:sz w:val="24"/>
+            <w:szCs w:val="24"/>
+          </w:rPr>
+          <w:delText xml:space="preserve"> (Figure 2)</w:delText>
+        </w:r>
+      </w:del>
+      <w:r>
+        <w:rPr>
+          <w:rFonts w:ascii="Times New Roman" w:hAnsi="Times New Roman" w:cs="Times New Roman"/>
+          <w:sz w:val="24"/>
+          <w:szCs w:val="24"/>
+        </w:rPr>
+        <w:t>.</w:t>
+      </w:r>
+      <w:r>
+        <w:rPr>
+          <w:rFonts w:ascii="Times New Roman" w:hAnsi="Times New Roman" w:cs="Times New Roman"/>
+          <w:sz w:val="24"/>
+          <w:szCs w:val="24"/>
+        </w:rPr>
+        <w:t xml:space="preserve"> </w:t>
+      </w:r>
+      <w:r>
+        <w:rPr>
+          <w:rFonts w:ascii="Times New Roman" w:hAnsi="Times New Roman" w:cs="Times New Roman"/>
+          <w:sz w:val="24"/>
+          <w:szCs w:val="24"/>
+        </w:rPr>
+        <w:t>El</w:t>
+      </w:r>
+      <w:r>
+        <w:rPr>
+          <w:rFonts w:ascii="Times New Roman" w:hAnsi="Times New Roman" w:cs="Times New Roman"/>
+          <w:sz w:val="24"/>
+          <w:szCs w:val="24"/>
+        </w:rPr>
+        <w:t>evated [</w:t>
+      </w:r>
+      <w:r>
+        <w:rPr>
+          <w:rFonts w:ascii="Times New Roman" w:hAnsi="Times New Roman" w:cs="Times New Roman"/>
+          <w:sz w:val="24"/>
+          <w:szCs w:val="24"/>
+        </w:rPr>
+        <w:t>CO</w:t>
+      </w:r>
+      <w:r>
+        <w:rPr>
+          <w:rFonts w:ascii="Times New Roman" w:hAnsi="Times New Roman" w:cs="Times New Roman"/>
+          <w:sz w:val="24"/>
+          <w:szCs w:val="24"/>
+          <w:vertAlign w:val="subscript"/>
+        </w:rPr>
+        <w:t>2</w:t>
+      </w:r>
+      <w:r>
+        <w:rPr>
+          <w:rFonts w:ascii="Times New Roman" w:hAnsi="Times New Roman" w:cs="Times New Roman"/>
+          <w:sz w:val="24"/>
+          <w:szCs w:val="24"/>
+        </w:rPr>
+        <w:t>]</w:t>
+      </w:r>
+      <w:r>
+        <w:rPr>
+          <w:rFonts w:ascii="Times New Roman" w:hAnsi="Times New Roman" w:cs="Times New Roman"/>
+          <w:sz w:val="24"/>
+          <w:szCs w:val="24"/>
+        </w:rPr>
+        <w:t xml:space="preserve"> </w:t>
+      </w:r>
+      <w:r>
+        <w:rPr>
+          <w:rFonts w:ascii="Times New Roman" w:hAnsi="Times New Roman" w:cs="Times New Roman"/>
+          <w:sz w:val="24"/>
+          <w:szCs w:val="24"/>
+        </w:rPr>
+        <w:t>increased</w:t>
+      </w:r>
+      <w:r>
+        <w:rPr>
+          <w:rFonts w:ascii="Times New Roman" w:hAnsi="Times New Roman" w:cs="Times New Roman"/>
+          <w:sz w:val="24"/>
+          <w:szCs w:val="24"/>
+        </w:rPr>
+        <w:t xml:space="preserve"> </w:t>
+      </w:r>
+      <w:r>
+        <w:rPr>
+          <w:rFonts w:ascii="Times New Roman" w:hAnsi="Times New Roman" w:cs="Times New Roman"/>
+          <w:sz w:val="24"/>
+          <w:szCs w:val="24"/>
+        </w:rPr>
+        <w:t>seed yields</w:t>
+      </w:r>
+      <w:r>
+        <w:rPr>
+          <w:rFonts w:ascii="Times New Roman" w:hAnsi="Times New Roman" w:cs="Times New Roman"/>
+          <w:sz w:val="24"/>
+          <w:szCs w:val="24"/>
+        </w:rPr>
+        <w:t xml:space="preserve"> and</w:t>
+      </w:r>
+      <w:r>
+        <w:rPr>
+          <w:rFonts w:ascii="Times New Roman" w:hAnsi="Times New Roman" w:cs="Times New Roman"/>
+          <w:sz w:val="24"/>
+          <w:szCs w:val="24"/>
+        </w:rPr>
+        <w:t xml:space="preserve"> offset the negative </w:t>
+      </w:r>
+      <w:r>
+        <w:rPr>
+          <w:rFonts w:ascii="Times New Roman" w:hAnsi="Times New Roman" w:cs="Times New Roman"/>
+          <w:sz w:val="24"/>
+          <w:szCs w:val="24"/>
+        </w:rPr>
+        <w:t>effects</w:t>
+      </w:r>
+      <w:r>
+        <w:rPr>
+          <w:rFonts w:ascii="Times New Roman" w:hAnsi="Times New Roman" w:cs="Times New Roman"/>
+          <w:sz w:val="24"/>
+          <w:szCs w:val="24"/>
+        </w:rPr>
+        <w:t xml:space="preserve"> </w:t>
+      </w:r>
+      <w:r>
+        <w:rPr>
+          <w:rFonts w:ascii="Times New Roman" w:hAnsi="Times New Roman" w:cs="Times New Roman"/>
+          <w:sz w:val="24"/>
+          <w:szCs w:val="24"/>
+        </w:rPr>
+        <w:t xml:space="preserve">of </w:t>
+      </w:r>
+      <w:r>
+        <w:rPr>
+          <w:rFonts w:ascii="Times New Roman" w:hAnsi="Times New Roman" w:cs="Times New Roman"/>
+          <w:sz w:val="24"/>
+          <w:szCs w:val="24"/>
+        </w:rPr>
+        <w:t>higher</w:t>
+      </w:r>
+      <w:r>
+        <w:rPr>
+          <w:rFonts w:ascii="Times New Roman" w:hAnsi="Times New Roman" w:cs="Times New Roman"/>
+          <w:sz w:val="24"/>
+          <w:szCs w:val="24"/>
+        </w:rPr>
+        <w:t xml:space="preserve"> </w:t>
+      </w:r>
+      <w:r>
+        <w:rPr>
+          <w:rFonts w:ascii="Times New Roman" w:hAnsi="Times New Roman" w:cs="Times New Roman"/>
+          <w:sz w:val="24"/>
+          <w:szCs w:val="24"/>
+        </w:rPr>
+        <w:t>temperatures, with yield</w:t>
+      </w:r>
+      <w:r>
+        <w:rPr>
+          <w:rFonts w:ascii="Times New Roman" w:hAnsi="Times New Roman" w:cs="Times New Roman"/>
+          <w:sz w:val="24"/>
+          <w:szCs w:val="24"/>
+        </w:rPr>
+        <w:t>s</w:t>
+      </w:r>
+      <w:r>
+        <w:rPr>
+          <w:rFonts w:ascii="Times New Roman" w:hAnsi="Times New Roman" w:cs="Times New Roman"/>
+          <w:sz w:val="24"/>
+          <w:szCs w:val="24"/>
+        </w:rPr>
+        <w:t xml:space="preserve"> </w:t>
+      </w:r>
+      <w:r>
+        <w:rPr>
+          <w:rFonts w:ascii="Times New Roman" w:hAnsi="Times New Roman" w:cs="Times New Roman"/>
+          <w:sz w:val="24"/>
+          <w:szCs w:val="24"/>
+        </w:rPr>
+        <w:t>12.4</w:t>
+      </w:r>
+      <w:r>
+        <w:rPr>
+          <w:rFonts w:ascii="Times New Roman" w:hAnsi="Times New Roman" w:cs="Times New Roman"/>
+          <w:sz w:val="24"/>
+          <w:szCs w:val="24"/>
+        </w:rPr>
+        <w:t xml:space="preserve">% greater </w:t>
+      </w:r>
+      <w:r>
+        <w:rPr>
+          <w:rFonts w:ascii="Times New Roman" w:hAnsi="Times New Roman" w:cs="Times New Roman"/>
+          <w:sz w:val="24"/>
+          <w:szCs w:val="24"/>
+        </w:rPr>
+        <w:t xml:space="preserve">under </w:t>
+      </w:r>
+      <w:r>
+        <w:rPr>
+          <w:rFonts w:ascii="Times New Roman" w:hAnsi="Times New Roman" w:cs="Times New Roman"/>
+          <w:sz w:val="24"/>
+          <w:szCs w:val="24"/>
+        </w:rPr>
+        <w:t>combined elevated temperature and [</w:t>
+      </w:r>
+      <w:r>
+        <w:rPr>
+          <w:rFonts w:ascii="Times New Roman" w:hAnsi="Times New Roman" w:cs="Times New Roman"/>
+          <w:sz w:val="24"/>
+          <w:szCs w:val="24"/>
+        </w:rPr>
+        <w:t>CO</w:t>
+      </w:r>
+      <w:r>
+        <w:rPr>
+          <w:rFonts w:ascii="Times New Roman" w:hAnsi="Times New Roman" w:cs="Times New Roman"/>
+          <w:sz w:val="24"/>
+          <w:szCs w:val="24"/>
+          <w:vertAlign w:val="subscript"/>
+        </w:rPr>
+        <w:t>2</w:t>
+      </w:r>
+      <w:r>
+        <w:rPr>
+          <w:rFonts w:ascii="Times New Roman" w:hAnsi="Times New Roman" w:cs="Times New Roman"/>
+          <w:sz w:val="24"/>
+          <w:szCs w:val="24"/>
+        </w:rPr>
+        <w:t>]</w:t>
+      </w:r>
+      <w:r>
+        <w:rPr>
+          <w:rFonts w:ascii="Times New Roman" w:hAnsi="Times New Roman" w:cs="Times New Roman"/>
+          <w:sz w:val="24"/>
+          <w:szCs w:val="24"/>
+        </w:rPr>
+        <w:t xml:space="preserve"> </w:t>
+      </w:r>
+      <w:r>
+        <w:rPr>
+          <w:rFonts w:ascii="Times New Roman" w:hAnsi="Times New Roman" w:cs="Times New Roman"/>
+          <w:sz w:val="24"/>
+          <w:szCs w:val="24"/>
+        </w:rPr>
+        <w:t>than under</w:t>
+      </w:r>
+      <w:r>
+        <w:rPr>
+          <w:rFonts w:ascii="Times New Roman" w:hAnsi="Times New Roman" w:cs="Times New Roman"/>
+          <w:sz w:val="24"/>
+          <w:szCs w:val="24"/>
+        </w:rPr>
+        <w:t xml:space="preserve"> baseline</w:t>
+      </w:r>
+      <w:r>
+        <w:rPr>
+          <w:rFonts w:ascii="Times New Roman" w:hAnsi="Times New Roman" w:cs="Times New Roman"/>
+          <w:sz w:val="24"/>
+          <w:szCs w:val="24"/>
+        </w:rPr>
         <w:t xml:space="preserve"> conditions</w:t>
       </w:r>
       <w:r>
@@ -6204,63 +6729,77 @@
           <w:sz w:val="24"/>
           <w:szCs w:val="24"/>
         </w:rPr>
-        <w:t xml:space="preserve">, </w:t>
-      </w:r>
-      <w:r>
-        <w:rPr>
-          <w:rFonts w:ascii="Times New Roman" w:hAnsi="Times New Roman" w:cs="Times New Roman"/>
-          <w:sz w:val="24"/>
-          <w:szCs w:val="24"/>
-        </w:rPr>
-        <w:t xml:space="preserve">with </w:t>
-      </w:r>
-      <w:r>
-        <w:rPr>
-          <w:rFonts w:ascii="Times New Roman" w:hAnsi="Times New Roman" w:cs="Times New Roman"/>
-          <w:sz w:val="24"/>
-          <w:szCs w:val="24"/>
-        </w:rPr>
-        <w:t xml:space="preserve">a reduction of </w:t>
-      </w:r>
-      <w:r>
-        <w:rPr>
-          <w:rFonts w:ascii="Times New Roman" w:hAnsi="Times New Roman" w:cs="Times New Roman"/>
-          <w:sz w:val="24"/>
-          <w:szCs w:val="24"/>
-        </w:rPr>
-        <w:t>167</w:t>
-      </w:r>
-      <w:r>
-        <w:rPr>
-          <w:rFonts w:ascii="Times New Roman" w:hAnsi="Times New Roman" w:cs="Times New Roman"/>
-          <w:sz w:val="24"/>
-          <w:szCs w:val="24"/>
-        </w:rPr>
-        <w:t xml:space="preserve"> kg </w:t>
-      </w:r>
-      <w:r>
-        <w:rPr>
-          <w:rFonts w:ascii="Times New Roman" w:hAnsi="Times New Roman" w:cs="Times New Roman"/>
-          <w:sz w:val="24"/>
-          <w:szCs w:val="24"/>
-        </w:rPr>
-        <w:t>ha</w:t>
-      </w:r>
-      <w:r>
-        <w:rPr>
-          <w:rFonts w:ascii="Times New Roman" w:hAnsi="Times New Roman" w:cs="Times New Roman"/>
-          <w:sz w:val="24"/>
-          <w:szCs w:val="24"/>
-          <w:vertAlign w:val="superscript"/>
-        </w:rPr>
-        <w:t>-1</w:t>
-      </w:r>
-      <w:r>
-        <w:rPr>
-          <w:rFonts w:ascii="Times New Roman" w:hAnsi="Times New Roman" w:cs="Times New Roman"/>
-          <w:sz w:val="24"/>
-          <w:szCs w:val="24"/>
-          <w:vertAlign w:val="superscript"/>
+        <w:t>,</w:t>
+      </w:r>
+      <w:r>
+        <w:rPr>
+          <w:rFonts w:ascii="Times New Roman" w:hAnsi="Times New Roman" w:cs="Times New Roman"/>
+          <w:sz w:val="24"/>
+          <w:szCs w:val="24"/>
+        </w:rPr>
+        <w:t xml:space="preserve"> and </w:t>
+      </w:r>
+      <w:r>
+        <w:rPr>
+          <w:rFonts w:ascii="Times New Roman" w:hAnsi="Times New Roman" w:cs="Times New Roman"/>
+          <w:sz w:val="24"/>
+          <w:szCs w:val="24"/>
+        </w:rPr>
+        <w:t>increases</w:t>
+      </w:r>
+      <w:r>
+        <w:rPr>
+          <w:rFonts w:ascii="Times New Roman" w:hAnsi="Times New Roman" w:cs="Times New Roman"/>
+          <w:sz w:val="24"/>
+          <w:szCs w:val="24"/>
+        </w:rPr>
+        <w:t xml:space="preserve"> ranging f</w:t>
+      </w:r>
+      <w:r>
+        <w:rPr>
+          <w:rFonts w:ascii="Times New Roman" w:hAnsi="Times New Roman" w:cs="Times New Roman"/>
+          <w:sz w:val="24"/>
+          <w:szCs w:val="24"/>
+        </w:rPr>
+        <w:t xml:space="preserve">rom </w:t>
+      </w:r>
+      <w:r>
+        <w:rPr>
+          <w:rFonts w:ascii="Times New Roman" w:hAnsi="Times New Roman" w:cs="Times New Roman"/>
+          <w:sz w:val="24"/>
+          <w:szCs w:val="24"/>
+        </w:rPr>
+        <w:t>5.4</w:t>
+      </w:r>
+      <w:r>
+        <w:rPr>
+          <w:rFonts w:ascii="Times New Roman" w:hAnsi="Times New Roman" w:cs="Times New Roman"/>
+          <w:sz w:val="24"/>
+          <w:szCs w:val="24"/>
+        </w:rPr>
+        <w:t xml:space="preserve"> to </w:t>
+      </w:r>
+      <w:r>
+        <w:rPr>
+          <w:rFonts w:ascii="Times New Roman" w:hAnsi="Times New Roman" w:cs="Times New Roman"/>
+          <w:sz w:val="24"/>
+          <w:szCs w:val="24"/>
+        </w:rPr>
+        <w:t>19.</w:t>
+      </w:r>
+      <w:r>
+        <w:rPr>
+          <w:rFonts w:ascii="Times New Roman" w:hAnsi="Times New Roman" w:cs="Times New Roman"/>
+          <w:sz w:val="24"/>
+          <w:szCs w:val="24"/>
+        </w:rPr>
+        <w:t>3%</w:t>
+      </w:r>
+      <w:r>
+        <w:rPr>
+          <w:rFonts w:ascii="Times New Roman" w:hAnsi="Times New Roman" w:cs="Times New Roman"/>
+          <w:sz w:val="24"/>
+          <w:szCs w:val="24"/>
         </w:rPr>
         <w:t xml:space="preserve"> </w:t>
       </w:r>
@@ -6270,34 +6809,16 @@
           <w:sz w:val="24"/>
           <w:szCs w:val="24"/>
         </w:rPr>
-        <w:t>in seed yield for every degree increase in temperature under warm and</w:t>
-      </w:r>
-      <w:r>
-        <w:rPr>
-          <w:rFonts w:ascii="Times New Roman" w:hAnsi="Times New Roman" w:cs="Times New Roman"/>
-          <w:sz w:val="24"/>
-          <w:szCs w:val="24"/>
-        </w:rPr>
-        <w:t xml:space="preserve"> dry </w:t>
-      </w:r>
-      <w:r>
-        <w:rPr>
-          <w:rFonts w:ascii="Times New Roman" w:hAnsi="Times New Roman" w:cs="Times New Roman"/>
-          <w:sz w:val="24"/>
-          <w:szCs w:val="24"/>
-        </w:rPr>
-        <w:t>conditions</w:t>
-      </w:r>
-      <w:del w:id="53" w:author="Elvis F. Elli" w:date="2026-06-11T10:32:00Z" w16du:dateUtc="2026-06-11T15:32:00Z">
-        <w:r>
-          <w:rPr>
-            <w:rFonts w:ascii="Times New Roman" w:hAnsi="Times New Roman" w:cs="Times New Roman"/>
-            <w:sz w:val="24"/>
-            <w:szCs w:val="24"/>
-          </w:rPr>
-          <w:delText xml:space="preserve"> (Figure 2)</w:delText>
-        </w:r>
-      </w:del>
+        <w:t>across site-years (</w:t>
+      </w:r>
+      <w:r>
+        <w:rPr>
+          <w:rFonts w:ascii="Times New Roman" w:hAnsi="Times New Roman" w:cs="Times New Roman"/>
+          <w:sz w:val="24"/>
+          <w:szCs w:val="24"/>
+        </w:rPr>
+        <w:t>Figure 1)</w:t>
+      </w:r>
       <w:r>
         <w:rPr>
           <w:rFonts w:ascii="Times New Roman" w:hAnsi="Times New Roman" w:cs="Times New Roman"/>
@@ -6306,370 +6827,7 @@
         </w:rPr>
         <w:t>.</w:t>
       </w:r>
-      <w:r>
-        <w:rPr>
-          <w:rFonts w:ascii="Times New Roman" w:hAnsi="Times New Roman" w:cs="Times New Roman"/>
-          <w:sz w:val="24"/>
-          <w:szCs w:val="24"/>
-        </w:rPr>
-        <w:t xml:space="preserve"> </w:t>
-      </w:r>
-      <w:r>
-        <w:rPr>
-          <w:rFonts w:ascii="Times New Roman" w:hAnsi="Times New Roman" w:cs="Times New Roman"/>
-          <w:sz w:val="24"/>
-          <w:szCs w:val="24"/>
-        </w:rPr>
-        <w:t>El</w:t>
-      </w:r>
-      <w:r>
-        <w:rPr>
-          <w:rFonts w:ascii="Times New Roman" w:hAnsi="Times New Roman" w:cs="Times New Roman"/>
-          <w:sz w:val="24"/>
-          <w:szCs w:val="24"/>
-        </w:rPr>
-        <w:t>evated [</w:t>
-      </w:r>
-      <w:r>
-        <w:rPr>
-          <w:rFonts w:ascii="Times New Roman" w:hAnsi="Times New Roman" w:cs="Times New Roman"/>
-          <w:sz w:val="24"/>
-          <w:szCs w:val="24"/>
-        </w:rPr>
-        <w:t>CO</w:t>
-      </w:r>
-      <w:r>
-        <w:rPr>
-          <w:rFonts w:ascii="Times New Roman" w:hAnsi="Times New Roman" w:cs="Times New Roman"/>
-          <w:sz w:val="24"/>
-          <w:szCs w:val="24"/>
-          <w:vertAlign w:val="subscript"/>
-        </w:rPr>
-        <w:t>2</w:t>
-      </w:r>
-      <w:r>
-        <w:rPr>
-          <w:rFonts w:ascii="Times New Roman" w:hAnsi="Times New Roman" w:cs="Times New Roman"/>
-          <w:sz w:val="24"/>
-          <w:szCs w:val="24"/>
-        </w:rPr>
-        <w:t>]</w:t>
-      </w:r>
-      <w:r>
-        <w:rPr>
-          <w:rFonts w:ascii="Times New Roman" w:hAnsi="Times New Roman" w:cs="Times New Roman"/>
-          <w:sz w:val="24"/>
-          <w:szCs w:val="24"/>
-        </w:rPr>
-        <w:t xml:space="preserve"> </w:t>
-      </w:r>
-      <w:r>
-        <w:rPr>
-          <w:rFonts w:ascii="Times New Roman" w:hAnsi="Times New Roman" w:cs="Times New Roman"/>
-          <w:sz w:val="24"/>
-          <w:szCs w:val="24"/>
-        </w:rPr>
-        <w:t>increased</w:t>
-      </w:r>
-      <w:r>
-        <w:rPr>
-          <w:rFonts w:ascii="Times New Roman" w:hAnsi="Times New Roman" w:cs="Times New Roman"/>
-          <w:sz w:val="24"/>
-          <w:szCs w:val="24"/>
-        </w:rPr>
-        <w:t xml:space="preserve"> </w:t>
-      </w:r>
-      <w:r>
-        <w:rPr>
-          <w:rFonts w:ascii="Times New Roman" w:hAnsi="Times New Roman" w:cs="Times New Roman"/>
-          <w:sz w:val="24"/>
-          <w:szCs w:val="24"/>
-        </w:rPr>
-        <w:t>seed yields</w:t>
-      </w:r>
-      <w:r>
-        <w:rPr>
-          <w:rFonts w:ascii="Times New Roman" w:hAnsi="Times New Roman" w:cs="Times New Roman"/>
-          <w:sz w:val="24"/>
-          <w:szCs w:val="24"/>
-        </w:rPr>
-        <w:t xml:space="preserve"> and</w:t>
-      </w:r>
-      <w:r>
-        <w:rPr>
-          <w:rFonts w:ascii="Times New Roman" w:hAnsi="Times New Roman" w:cs="Times New Roman"/>
-          <w:sz w:val="24"/>
-          <w:szCs w:val="24"/>
-        </w:rPr>
-        <w:t xml:space="preserve"> offset the negative </w:t>
-      </w:r>
-      <w:r>
-        <w:rPr>
-          <w:rFonts w:ascii="Times New Roman" w:hAnsi="Times New Roman" w:cs="Times New Roman"/>
-          <w:sz w:val="24"/>
-          <w:szCs w:val="24"/>
-        </w:rPr>
-        <w:t>effects</w:t>
-      </w:r>
-      <w:r>
-        <w:rPr>
-          <w:rFonts w:ascii="Times New Roman" w:hAnsi="Times New Roman" w:cs="Times New Roman"/>
-          <w:sz w:val="24"/>
-          <w:szCs w:val="24"/>
-        </w:rPr>
-        <w:t xml:space="preserve"> </w:t>
-      </w:r>
-      <w:r>
-        <w:rPr>
-          <w:rFonts w:ascii="Times New Roman" w:hAnsi="Times New Roman" w:cs="Times New Roman"/>
-          <w:sz w:val="24"/>
-          <w:szCs w:val="24"/>
-        </w:rPr>
-        <w:t xml:space="preserve">of </w:t>
-      </w:r>
-      <w:r>
-        <w:rPr>
-          <w:rFonts w:ascii="Times New Roman" w:hAnsi="Times New Roman" w:cs="Times New Roman"/>
-          <w:sz w:val="24"/>
-          <w:szCs w:val="24"/>
-        </w:rPr>
-        <w:t>higher</w:t>
-      </w:r>
-      <w:r>
-        <w:rPr>
-          <w:rFonts w:ascii="Times New Roman" w:hAnsi="Times New Roman" w:cs="Times New Roman"/>
-          <w:sz w:val="24"/>
-          <w:szCs w:val="24"/>
-        </w:rPr>
-        <w:t xml:space="preserve"> </w:t>
-      </w:r>
-      <w:r>
-        <w:rPr>
-          <w:rFonts w:ascii="Times New Roman" w:hAnsi="Times New Roman" w:cs="Times New Roman"/>
-          <w:sz w:val="24"/>
-          <w:szCs w:val="24"/>
-        </w:rPr>
-        <w:t>temperatures, with yield</w:t>
-      </w:r>
-      <w:r>
-        <w:rPr>
-          <w:rFonts w:ascii="Times New Roman" w:hAnsi="Times New Roman" w:cs="Times New Roman"/>
-          <w:sz w:val="24"/>
-          <w:szCs w:val="24"/>
-        </w:rPr>
-        <w:t>s</w:t>
-      </w:r>
-      <w:r>
-        <w:rPr>
-          <w:rFonts w:ascii="Times New Roman" w:hAnsi="Times New Roman" w:cs="Times New Roman"/>
-          <w:sz w:val="24"/>
-          <w:szCs w:val="24"/>
-        </w:rPr>
-        <w:t xml:space="preserve"> </w:t>
-      </w:r>
-      <w:r>
-        <w:rPr>
-          <w:rFonts w:ascii="Times New Roman" w:hAnsi="Times New Roman" w:cs="Times New Roman"/>
-          <w:sz w:val="24"/>
-          <w:szCs w:val="24"/>
-        </w:rPr>
-        <w:t>12.4</w:t>
-      </w:r>
-      <w:r>
-        <w:rPr>
-          <w:rFonts w:ascii="Times New Roman" w:hAnsi="Times New Roman" w:cs="Times New Roman"/>
-          <w:sz w:val="24"/>
-          <w:szCs w:val="24"/>
-        </w:rPr>
-        <w:t xml:space="preserve">% greater </w:t>
-      </w:r>
-      <w:r>
-        <w:rPr>
-          <w:rFonts w:ascii="Times New Roman" w:hAnsi="Times New Roman" w:cs="Times New Roman"/>
-          <w:sz w:val="24"/>
-          <w:szCs w:val="24"/>
-        </w:rPr>
-        <w:t xml:space="preserve">under </w:t>
-      </w:r>
-      <w:r>
-        <w:rPr>
-          <w:rFonts w:ascii="Times New Roman" w:hAnsi="Times New Roman" w:cs="Times New Roman"/>
-          <w:sz w:val="24"/>
-          <w:szCs w:val="24"/>
-        </w:rPr>
-        <w:t xml:space="preserve">combined elevated </w:t>
-      </w:r>
-      <w:r>
-        <w:rPr>
-          <w:rFonts w:ascii="Times New Roman" w:hAnsi="Times New Roman" w:cs="Times New Roman"/>
-          <w:sz w:val="24"/>
-          <w:szCs w:val="24"/>
-        </w:rPr>
-        <w:lastRenderedPageBreak/>
-        <w:t>temperature and [</w:t>
-      </w:r>
-      <w:r>
-        <w:rPr>
-          <w:rFonts w:ascii="Times New Roman" w:hAnsi="Times New Roman" w:cs="Times New Roman"/>
-          <w:sz w:val="24"/>
-          <w:szCs w:val="24"/>
-        </w:rPr>
-        <w:t>CO</w:t>
-      </w:r>
-      <w:r>
-        <w:rPr>
-          <w:rFonts w:ascii="Times New Roman" w:hAnsi="Times New Roman" w:cs="Times New Roman"/>
-          <w:sz w:val="24"/>
-          <w:szCs w:val="24"/>
-          <w:vertAlign w:val="subscript"/>
-        </w:rPr>
-        <w:t>2</w:t>
-      </w:r>
-      <w:r>
-        <w:rPr>
-          <w:rFonts w:ascii="Times New Roman" w:hAnsi="Times New Roman" w:cs="Times New Roman"/>
-          <w:sz w:val="24"/>
-          <w:szCs w:val="24"/>
-        </w:rPr>
-        <w:t>]</w:t>
-      </w:r>
-      <w:r>
-        <w:rPr>
-          <w:rFonts w:ascii="Times New Roman" w:hAnsi="Times New Roman" w:cs="Times New Roman"/>
-          <w:sz w:val="24"/>
-          <w:szCs w:val="24"/>
-        </w:rPr>
-        <w:t xml:space="preserve"> </w:t>
-      </w:r>
-      <w:r>
-        <w:rPr>
-          <w:rFonts w:ascii="Times New Roman" w:hAnsi="Times New Roman" w:cs="Times New Roman"/>
-          <w:sz w:val="24"/>
-          <w:szCs w:val="24"/>
-        </w:rPr>
-        <w:t>than under</w:t>
-      </w:r>
-      <w:r>
-        <w:rPr>
-          <w:rFonts w:ascii="Times New Roman" w:hAnsi="Times New Roman" w:cs="Times New Roman"/>
-          <w:sz w:val="24"/>
-          <w:szCs w:val="24"/>
-        </w:rPr>
-        <w:t xml:space="preserve"> baseline</w:t>
-      </w:r>
-      <w:r>
-        <w:rPr>
-          <w:rFonts w:ascii="Times New Roman" w:hAnsi="Times New Roman" w:cs="Times New Roman"/>
-          <w:sz w:val="24"/>
-          <w:szCs w:val="24"/>
-        </w:rPr>
-        <w:t xml:space="preserve"> conditions</w:t>
-      </w:r>
-      <w:r>
-        <w:rPr>
-          <w:rFonts w:ascii="Times New Roman" w:hAnsi="Times New Roman" w:cs="Times New Roman"/>
-          <w:sz w:val="24"/>
-          <w:szCs w:val="24"/>
-        </w:rPr>
-        <w:t>,</w:t>
-      </w:r>
-      <w:r>
-        <w:rPr>
-          <w:rFonts w:ascii="Times New Roman" w:hAnsi="Times New Roman" w:cs="Times New Roman"/>
-          <w:sz w:val="24"/>
-          <w:szCs w:val="24"/>
-        </w:rPr>
-        <w:t xml:space="preserve"> and </w:t>
-      </w:r>
-      <w:r>
-        <w:rPr>
-          <w:rFonts w:ascii="Times New Roman" w:hAnsi="Times New Roman" w:cs="Times New Roman"/>
-          <w:sz w:val="24"/>
-          <w:szCs w:val="24"/>
-        </w:rPr>
-        <w:t>increases</w:t>
-      </w:r>
-      <w:r>
-        <w:rPr>
-          <w:rFonts w:ascii="Times New Roman" w:hAnsi="Times New Roman" w:cs="Times New Roman"/>
-          <w:sz w:val="24"/>
-          <w:szCs w:val="24"/>
-        </w:rPr>
-        <w:t xml:space="preserve"> ranging f</w:t>
-      </w:r>
-      <w:r>
-        <w:rPr>
-          <w:rFonts w:ascii="Times New Roman" w:hAnsi="Times New Roman" w:cs="Times New Roman"/>
-          <w:sz w:val="24"/>
-          <w:szCs w:val="24"/>
-        </w:rPr>
-        <w:t xml:space="preserve">rom </w:t>
-      </w:r>
-      <w:r>
-        <w:rPr>
-          <w:rFonts w:ascii="Times New Roman" w:hAnsi="Times New Roman" w:cs="Times New Roman"/>
-          <w:sz w:val="24"/>
-          <w:szCs w:val="24"/>
-        </w:rPr>
-        <w:t>5.4</w:t>
-      </w:r>
-      <w:r>
-        <w:rPr>
-          <w:rFonts w:ascii="Times New Roman" w:hAnsi="Times New Roman" w:cs="Times New Roman"/>
-          <w:sz w:val="24"/>
-          <w:szCs w:val="24"/>
-        </w:rPr>
-        <w:t xml:space="preserve"> to </w:t>
-      </w:r>
-      <w:r>
-        <w:rPr>
-          <w:rFonts w:ascii="Times New Roman" w:hAnsi="Times New Roman" w:cs="Times New Roman"/>
-          <w:sz w:val="24"/>
-          <w:szCs w:val="24"/>
-        </w:rPr>
-        <w:t>19.</w:t>
-      </w:r>
-      <w:r>
-        <w:rPr>
-          <w:rFonts w:ascii="Times New Roman" w:hAnsi="Times New Roman" w:cs="Times New Roman"/>
-          <w:sz w:val="24"/>
-          <w:szCs w:val="24"/>
-        </w:rPr>
-        <w:t>3%</w:t>
-      </w:r>
-      <w:r>
-        <w:rPr>
-          <w:rFonts w:ascii="Times New Roman" w:hAnsi="Times New Roman" w:cs="Times New Roman"/>
-          <w:sz w:val="24"/>
-          <w:szCs w:val="24"/>
-        </w:rPr>
-        <w:t xml:space="preserve"> </w:t>
-      </w:r>
-      <w:r>
-        <w:rPr>
-          <w:rFonts w:ascii="Times New Roman" w:hAnsi="Times New Roman" w:cs="Times New Roman"/>
-          <w:sz w:val="24"/>
-          <w:szCs w:val="24"/>
-        </w:rPr>
-        <w:t>across site-years (</w:t>
-      </w:r>
-      <w:r>
-        <w:rPr>
-          <w:rFonts w:ascii="Times New Roman" w:hAnsi="Times New Roman" w:cs="Times New Roman"/>
-          <w:sz w:val="24"/>
-          <w:szCs w:val="24"/>
-        </w:rPr>
-        <w:t>Figure 1)</w:t>
-      </w:r>
-      <w:r>
-        <w:rPr>
-          <w:rFonts w:ascii="Times New Roman" w:hAnsi="Times New Roman" w:cs="Times New Roman"/>
-          <w:sz w:val="24"/>
-          <w:szCs w:val="24"/>
-        </w:rPr>
-        <w:t>.</w:t>
-      </w:r>
-      <w:ins w:id="54" w:author="Elvis F. Elli" w:date="2026-06-11T10:32:00Z" w16du:dateUtc="2026-06-11T15:32:00Z">
+      <w:ins w:id="66" w:author="Elvis F. Elli" w:date="2026-06-11T10:32:00Z" w16du:dateUtc="2026-06-11T15:32:00Z">
         <w:r>
           <w:rPr>
             <w:rFonts w:ascii="Times New Roman" w:hAnsi="Times New Roman" w:cs="Times New Roman"/>
@@ -6679,7 +6837,7 @@
           <w:t xml:space="preserve"> </w:t>
         </w:r>
       </w:ins>
-      <w:ins w:id="55" w:author="Elvis F. Elli" w:date="2026-06-11T11:24:00Z" w16du:dateUtc="2026-06-11T16:24:00Z">
+      <w:ins w:id="67" w:author="Elvis F. Elli" w:date="2026-06-11T11:24:00Z" w16du:dateUtc="2026-06-11T16:24:00Z">
         <w:r>
           <w:rPr>
             <w:rFonts w:ascii="Times New Roman" w:hAnsi="Times New Roman" w:cs="Times New Roman"/>
@@ -6689,7 +6847,7 @@
           <w:t xml:space="preserve">A shortening of the total crop cycle was observed in </w:t>
         </w:r>
       </w:ins>
-      <w:ins w:id="56" w:author="Elvis F. Elli" w:date="2026-06-11T11:32:00Z" w16du:dateUtc="2026-06-11T16:32:00Z">
+      <w:ins w:id="68" w:author="Elvis F. Elli" w:date="2026-06-11T11:32:00Z" w16du:dateUtc="2026-06-11T16:32:00Z">
         <w:r>
           <w:rPr>
             <w:rFonts w:ascii="Times New Roman" w:hAnsi="Times New Roman" w:cs="Times New Roman"/>
@@ -6699,7 +6857,7 @@
           <w:t>70%</w:t>
         </w:r>
       </w:ins>
-      <w:ins w:id="57" w:author="Elvis F. Elli" w:date="2026-06-11T11:24:00Z" w16du:dateUtc="2026-06-11T16:24:00Z">
+      <w:ins w:id="69" w:author="Elvis F. Elli" w:date="2026-06-11T11:24:00Z" w16du:dateUtc="2026-06-11T16:24:00Z">
         <w:r>
           <w:rPr>
             <w:rFonts w:ascii="Times New Roman" w:hAnsi="Times New Roman" w:cs="Times New Roman"/>
@@ -6709,7 +6867,7 @@
           <w:t xml:space="preserve"> of the 4,651 fields (Figure 2A)</w:t>
         </w:r>
       </w:ins>
-      <w:ins w:id="58" w:author="Elvis F. Elli" w:date="2026-06-11T11:26:00Z" w16du:dateUtc="2026-06-11T16:26:00Z">
+      <w:ins w:id="70" w:author="Elvis F. Elli" w:date="2026-06-11T11:26:00Z" w16du:dateUtc="2026-06-11T16:26:00Z">
         <w:r>
           <w:rPr>
             <w:rFonts w:ascii="Times New Roman" w:hAnsi="Times New Roman" w:cs="Times New Roman"/>
@@ -6719,7 +6877,7 @@
           <w:t xml:space="preserve">. The total crop cycle length decreased by up to </w:t>
         </w:r>
       </w:ins>
-      <w:ins w:id="59" w:author="Elvis F. Elli" w:date="2026-06-11T11:32:00Z" w16du:dateUtc="2026-06-11T16:32:00Z">
+      <w:ins w:id="71" w:author="Elvis F. Elli" w:date="2026-06-11T11:32:00Z" w16du:dateUtc="2026-06-11T16:32:00Z">
         <w:r>
           <w:rPr>
             <w:rFonts w:ascii="Times New Roman" w:hAnsi="Times New Roman" w:cs="Times New Roman"/>
@@ -6729,7 +6887,7 @@
           <w:t>2</w:t>
         </w:r>
       </w:ins>
-      <w:ins w:id="60" w:author="Elvis F. Elli" w:date="2026-06-11T11:26:00Z" w16du:dateUtc="2026-06-11T16:26:00Z">
+      <w:ins w:id="72" w:author="Elvis F. Elli" w:date="2026-06-11T11:26:00Z" w16du:dateUtc="2026-06-11T16:26:00Z">
         <w:r>
           <w:rPr>
             <w:rFonts w:ascii="Times New Roman" w:hAnsi="Times New Roman" w:cs="Times New Roman"/>
@@ -6739,7 +6897,7 @@
           <w:t xml:space="preserve"> weeks across all site-years. The</w:t>
         </w:r>
       </w:ins>
-      <w:ins w:id="61" w:author="Elvis F. Elli" w:date="2026-06-11T11:24:00Z" w16du:dateUtc="2026-06-11T16:24:00Z">
+      <w:ins w:id="73" w:author="Elvis F. Elli" w:date="2026-06-11T11:24:00Z" w16du:dateUtc="2026-06-11T16:24:00Z">
         <w:r>
           <w:rPr>
             <w:rFonts w:ascii="Times New Roman" w:hAnsi="Times New Roman" w:cs="Times New Roman"/>
@@ -6749,7 +6907,7 @@
           <w:t xml:space="preserve"> seed </w:t>
         </w:r>
       </w:ins>
-      <w:ins w:id="62" w:author="Elvis F. Elli" w:date="2026-06-11T11:25:00Z" w16du:dateUtc="2026-06-11T16:25:00Z">
+      <w:ins w:id="74" w:author="Elvis F. Elli" w:date="2026-06-11T11:25:00Z" w16du:dateUtc="2026-06-11T16:25:00Z">
         <w:r>
           <w:rPr>
             <w:rFonts w:ascii="Times New Roman" w:hAnsi="Times New Roman" w:cs="Times New Roman"/>
@@ -6759,7 +6917,7 @@
           <w:t>filling</w:t>
         </w:r>
       </w:ins>
-      <w:ins w:id="63" w:author="Elvis F. Elli" w:date="2026-06-11T11:24:00Z" w16du:dateUtc="2026-06-11T16:24:00Z">
+      <w:ins w:id="75" w:author="Elvis F. Elli" w:date="2026-06-11T11:24:00Z" w16du:dateUtc="2026-06-11T16:24:00Z">
         <w:r>
           <w:rPr>
             <w:rFonts w:ascii="Times New Roman" w:hAnsi="Times New Roman" w:cs="Times New Roman"/>
@@ -6769,7 +6927,7 @@
           <w:t xml:space="preserve"> </w:t>
         </w:r>
       </w:ins>
-      <w:ins w:id="64" w:author="Elvis F. Elli" w:date="2026-06-11T11:25:00Z" w16du:dateUtc="2026-06-11T16:25:00Z">
+      <w:ins w:id="76" w:author="Elvis F. Elli" w:date="2026-06-11T11:25:00Z" w16du:dateUtc="2026-06-11T16:25:00Z">
         <w:r>
           <w:rPr>
             <w:rFonts w:ascii="Times New Roman" w:hAnsi="Times New Roman" w:cs="Times New Roman"/>
@@ -6779,7 +6937,7 @@
           <w:t xml:space="preserve">period </w:t>
         </w:r>
       </w:ins>
-      <w:ins w:id="65" w:author="Elvis F. Elli" w:date="2026-06-11T11:24:00Z" w16du:dateUtc="2026-06-11T16:24:00Z">
+      <w:ins w:id="77" w:author="Elvis F. Elli" w:date="2026-06-11T11:24:00Z" w16du:dateUtc="2026-06-11T16:24:00Z">
         <w:r>
           <w:rPr>
             <w:rFonts w:ascii="Times New Roman" w:hAnsi="Times New Roman" w:cs="Times New Roman"/>
@@ -6789,7 +6947,7 @@
           <w:t xml:space="preserve">was shortened only </w:t>
         </w:r>
       </w:ins>
-      <w:ins w:id="66" w:author="Elvis F. Elli" w:date="2026-06-11T11:25:00Z" w16du:dateUtc="2026-06-11T16:25:00Z">
+      <w:ins w:id="78" w:author="Elvis F. Elli" w:date="2026-06-11T11:25:00Z" w16du:dateUtc="2026-06-11T16:25:00Z">
         <w:r>
           <w:rPr>
             <w:rFonts w:ascii="Times New Roman" w:hAnsi="Times New Roman" w:cs="Times New Roman"/>
@@ -6799,25 +6957,17 @@
           <w:t>in northern environments</w:t>
         </w:r>
       </w:ins>
-      <w:ins w:id="67" w:author="Elvis F. Elli" w:date="2026-06-12T08:21:00Z" w16du:dateUtc="2026-06-12T13:21:00Z">
-        <w:r>
-          <w:rPr>
-            <w:rFonts w:ascii="Times New Roman" w:hAnsi="Times New Roman" w:cs="Times New Roman"/>
-            <w:sz w:val="24"/>
-            <w:szCs w:val="24"/>
-          </w:rPr>
-          <w:t xml:space="preserve"> </w:t>
-        </w:r>
-        <w:r>
-          <w:rPr>
-            <w:rFonts w:ascii="Times New Roman" w:hAnsi="Times New Roman" w:cs="Times New Roman"/>
-            <w:sz w:val="24"/>
-            <w:szCs w:val="24"/>
-          </w:rPr>
-          <w:t>(Figure 2B)</w:t>
+      <w:ins w:id="79" w:author="Elvis F. Elli" w:date="2026-06-12T08:21:00Z" w16du:dateUtc="2026-06-12T13:21:00Z">
+        <w:r>
+          <w:rPr>
+            <w:rFonts w:ascii="Times New Roman" w:hAnsi="Times New Roman" w:cs="Times New Roman"/>
+            <w:sz w:val="24"/>
+            <w:szCs w:val="24"/>
+          </w:rPr>
+          <w:t xml:space="preserve"> (Figure 2B)</w:t>
         </w:r>
       </w:ins>
-      <w:ins w:id="68" w:author="Elvis F. Elli" w:date="2026-06-11T11:25:00Z" w16du:dateUtc="2026-06-11T16:25:00Z">
+      <w:ins w:id="80" w:author="Elvis F. Elli" w:date="2026-06-11T11:25:00Z" w16du:dateUtc="2026-06-11T16:25:00Z">
         <w:r>
           <w:rPr>
             <w:rFonts w:ascii="Times New Roman" w:hAnsi="Times New Roman" w:cs="Times New Roman"/>
@@ -6827,7 +6977,7 @@
           <w:t>, where baseline temperatures are lower</w:t>
         </w:r>
       </w:ins>
-      <w:ins w:id="69" w:author="Elvis F. Elli" w:date="2026-06-12T08:21:00Z" w16du:dateUtc="2026-06-12T13:21:00Z">
+      <w:ins w:id="81" w:author="Elvis F. Elli" w:date="2026-06-12T08:21:00Z" w16du:dateUtc="2026-06-12T13:21:00Z">
         <w:r>
           <w:rPr>
             <w:rFonts w:ascii="Times New Roman" w:hAnsi="Times New Roman" w:cs="Times New Roman"/>
@@ -6906,7 +7056,7 @@
       <w:pPr>
         <w:spacing w:before="120" w:after="0" w:line="480" w:lineRule="auto"/>
         <w:rPr>
-          <w:ins w:id="70" w:author="Elvis F. Elli" w:date="2026-06-11T10:33:00Z" w16du:dateUtc="2026-06-11T15:33:00Z"/>
+          <w:ins w:id="82" w:author="Elvis F. Elli" w:date="2026-06-11T10:33:00Z" w16du:dateUtc="2026-06-11T15:33:00Z"/>
           <w:rFonts w:ascii="Times New Roman" w:hAnsi="Times New Roman" w:cs="Times New Roman"/>
           <w:sz w:val="24"/>
           <w:szCs w:val="24"/>
@@ -7030,7 +7180,7 @@
         </w:rPr>
         <w:t>in the US Mid-South</w:t>
       </w:r>
-      <w:ins w:id="71" w:author="Elvis F. Elli" w:date="2026-06-09T11:01:00Z" w16du:dateUtc="2026-06-09T16:01:00Z">
+      <w:ins w:id="83" w:author="Elvis F. Elli" w:date="2026-06-09T11:01:00Z" w16du:dateUtc="2026-06-09T16:01:00Z">
         <w:r>
           <w:rPr>
             <w:rFonts w:ascii="Times New Roman" w:hAnsi="Times New Roman" w:cs="Times New Roman"/>
@@ -7070,7 +7220,7 @@
           <w:t xml:space="preserve"> LM &amp; ES represent the combined effect of a late-maturing variety and early sowing.</w:t>
         </w:r>
       </w:ins>
-      <w:del w:id="72" w:author="Elvis F. Elli" w:date="2026-06-09T11:01:00Z" w16du:dateUtc="2026-06-09T16:01:00Z">
+      <w:del w:id="84" w:author="Elvis F. Elli" w:date="2026-06-09T11:01:00Z" w16du:dateUtc="2026-06-09T16:01:00Z">
         <w:r>
           <w:rPr>
             <w:rFonts w:ascii="Times New Roman" w:hAnsi="Times New Roman" w:cs="Times New Roman"/>
@@ -7096,13 +7246,13 @@
         <w:spacing w:before="120" w:after="0" w:line="480" w:lineRule="auto"/>
         <w:jc w:val="center"/>
         <w:rPr>
-          <w:ins w:id="73" w:author="Elvis F. Elli" w:date="2026-06-11T10:26:00Z" w16du:dateUtc="2026-06-11T15:26:00Z"/>
+          <w:ins w:id="85" w:author="Elvis F. Elli" w:date="2026-06-11T10:26:00Z" w16du:dateUtc="2026-06-11T15:26:00Z"/>
           <w:rFonts w:ascii="Times New Roman" w:hAnsi="Times New Roman" w:cs="Times New Roman"/>
           <w:sz w:val="24"/>
           <w:szCs w:val="24"/>
         </w:rPr>
       </w:pPr>
-      <w:ins w:id="74" w:author="Elvis F. Elli" w:date="2026-06-11T10:26:00Z" w16du:dateUtc="2026-06-11T15:26:00Z">
+      <w:ins w:id="86" w:author="Elvis F. Elli" w:date="2026-06-11T10:26:00Z" w16du:dateUtc="2026-06-11T15:26:00Z">
         <w:r>
           <w:rPr>
             <w:noProof/>
@@ -7163,13 +7313,13 @@
       <w:pPr>
         <w:spacing w:before="120" w:after="0" w:line="480" w:lineRule="auto"/>
         <w:rPr>
-          <w:ins w:id="75" w:author="Elvis F. Elli" w:date="2026-06-11T10:26:00Z" w16du:dateUtc="2026-06-11T15:26:00Z"/>
+          <w:ins w:id="87" w:author="Elvis F. Elli" w:date="2026-06-11T10:26:00Z" w16du:dateUtc="2026-06-11T15:26:00Z"/>
           <w:rFonts w:ascii="Times New Roman" w:hAnsi="Times New Roman" w:cs="Times New Roman"/>
           <w:sz w:val="24"/>
           <w:szCs w:val="24"/>
         </w:rPr>
       </w:pPr>
-      <w:ins w:id="76" w:author="Elvis F. Elli" w:date="2026-06-11T10:26:00Z" w16du:dateUtc="2026-06-11T15:26:00Z">
+      <w:ins w:id="88" w:author="Elvis F. Elli" w:date="2026-06-11T10:26:00Z" w16du:dateUtc="2026-06-11T15:26:00Z">
         <w:r>
           <w:rPr>
             <w:rFonts w:ascii="Times New Roman" w:hAnsi="Times New Roman" w:cs="Times New Roman"/>
@@ -7259,7 +7409,7 @@
           <w:t xml:space="preserve">on </w:t>
         </w:r>
       </w:ins>
-      <w:ins w:id="77" w:author="Elvis F. Elli" w:date="2026-06-12T08:28:00Z" w16du:dateUtc="2026-06-12T13:28:00Z">
+      <w:ins w:id="89" w:author="Elvis F. Elli" w:date="2026-06-12T08:28:00Z" w16du:dateUtc="2026-06-12T13:28:00Z">
         <w:r>
           <w:rPr>
             <w:rFonts w:ascii="Times New Roman" w:hAnsi="Times New Roman" w:cs="Times New Roman"/>
@@ -7269,7 +7419,7 @@
           <w:t xml:space="preserve">changes in </w:t>
         </w:r>
       </w:ins>
-      <w:ins w:id="78" w:author="Elvis F. Elli" w:date="2026-06-11T10:26:00Z" w16du:dateUtc="2026-06-11T15:26:00Z">
+      <w:ins w:id="90" w:author="Elvis F. Elli" w:date="2026-06-11T10:26:00Z" w16du:dateUtc="2026-06-11T15:26:00Z">
         <w:r>
           <w:rPr>
             <w:rFonts w:ascii="Times New Roman" w:hAnsi="Times New Roman" w:cs="Times New Roman"/>
@@ -7451,7 +7601,7 @@
         </w:rPr>
         <w:t xml:space="preserve"> </w:t>
       </w:r>
-      <w:ins w:id="79" w:author="Elvis F. Elli" w:date="2026-06-12T08:52:00Z" w16du:dateUtc="2026-06-12T13:52:00Z">
+      <w:ins w:id="91" w:author="Elvis F. Elli" w:date="2026-06-12T08:52:00Z" w16du:dateUtc="2026-06-12T13:52:00Z">
         <w:r>
           <w:rPr>
             <w:rFonts w:ascii="Times New Roman" w:hAnsi="Times New Roman" w:cs="Times New Roman"/>
@@ -7467,18 +7617,10 @@
             <w:sz w:val="24"/>
             <w:szCs w:val="24"/>
           </w:rPr>
-          <w:t>°C</w:t>
-        </w:r>
-        <w:r>
-          <w:rPr>
-            <w:rFonts w:ascii="Times New Roman" w:hAnsi="Times New Roman" w:cs="Times New Roman"/>
-            <w:sz w:val="24"/>
-            <w:szCs w:val="24"/>
-          </w:rPr>
-          <w:t xml:space="preserve"> </w:t>
+          <w:t xml:space="preserve">°C </w:t>
         </w:r>
       </w:ins>
-      <w:del w:id="80" w:author="Elvis F. Elli" w:date="2026-06-12T08:52:00Z" w16du:dateUtc="2026-06-12T13:52:00Z">
+      <w:del w:id="92" w:author="Elvis F. Elli" w:date="2026-06-12T08:52:00Z" w16du:dateUtc="2026-06-12T13:52:00Z">
         <w:r>
           <w:rPr>
             <w:rFonts w:ascii="Times New Roman" w:hAnsi="Times New Roman" w:cs="Times New Roman"/>
@@ -7590,7 +7732,7 @@
         </w:rPr>
         <w:t xml:space="preserve">in combination with early sowing increased soybean seed yield by 9% under the </w:t>
       </w:r>
-      <w:ins w:id="81" w:author="Elvis F. Elli" w:date="2026-06-12T08:52:00Z" w16du:dateUtc="2026-06-12T13:52:00Z">
+      <w:ins w:id="93" w:author="Elvis F. Elli" w:date="2026-06-12T08:52:00Z" w16du:dateUtc="2026-06-12T13:52:00Z">
         <w:r>
           <w:rPr>
             <w:rFonts w:ascii="Times New Roman" w:hAnsi="Times New Roman" w:cs="Times New Roman"/>
@@ -7608,7 +7750,7 @@
         </w:rPr>
         <w:t xml:space="preserve">2°C temperature </w:t>
       </w:r>
-      <w:del w:id="82" w:author="Elvis F. Elli" w:date="2026-06-12T08:52:00Z" w16du:dateUtc="2026-06-12T13:52:00Z">
+      <w:del w:id="94" w:author="Elvis F. Elli" w:date="2026-06-12T08:52:00Z" w16du:dateUtc="2026-06-12T13:52:00Z">
         <w:r>
           <w:rPr>
             <w:rFonts w:ascii="Times New Roman" w:hAnsi="Times New Roman" w:cs="Times New Roman"/>
@@ -7667,7 +7809,7 @@
         </w:rPr>
         <w:t xml:space="preserve">. </w:t>
       </w:r>
-      <w:ins w:id="83" w:author="Elvis F. Elli" w:date="2026-06-11T12:06:00Z" w16du:dateUtc="2026-06-11T17:06:00Z">
+      <w:ins w:id="95" w:author="Elvis F. Elli" w:date="2026-06-11T12:06:00Z" w16du:dateUtc="2026-06-11T17:06:00Z">
         <w:r>
           <w:rPr>
             <w:rFonts w:ascii="Times New Roman" w:hAnsi="Times New Roman" w:cs="Times New Roman"/>
@@ -7677,7 +7819,7 @@
           <w:t xml:space="preserve">The combined adaptive scenario extended </w:t>
         </w:r>
       </w:ins>
-      <w:ins w:id="84" w:author="Elvis F. Elli" w:date="2026-06-12T08:29:00Z" w16du:dateUtc="2026-06-12T13:29:00Z">
+      <w:ins w:id="96" w:author="Elvis F. Elli" w:date="2026-06-12T08:29:00Z" w16du:dateUtc="2026-06-12T13:29:00Z">
         <w:r>
           <w:rPr>
             <w:rFonts w:ascii="Times New Roman" w:hAnsi="Times New Roman" w:cs="Times New Roman"/>
@@ -7687,7 +7829,7 @@
           <w:t xml:space="preserve">the </w:t>
         </w:r>
       </w:ins>
-      <w:ins w:id="85" w:author="Elvis F. Elli" w:date="2026-06-11T12:06:00Z" w16du:dateUtc="2026-06-11T17:06:00Z">
+      <w:ins w:id="97" w:author="Elvis F. Elli" w:date="2026-06-11T12:06:00Z" w16du:dateUtc="2026-06-11T17:06:00Z">
         <w:r>
           <w:rPr>
             <w:rFonts w:ascii="Times New Roman" w:hAnsi="Times New Roman" w:cs="Times New Roman"/>
@@ -7697,7 +7839,7 @@
           <w:t xml:space="preserve">seed-filling period on average by 12 </w:t>
         </w:r>
       </w:ins>
-      <w:ins w:id="86" w:author="Elvis F. Elli" w:date="2026-06-11T12:07:00Z" w16du:dateUtc="2026-06-11T17:07:00Z">
+      <w:ins w:id="98" w:author="Elvis F. Elli" w:date="2026-06-11T12:07:00Z" w16du:dateUtc="2026-06-11T17:07:00Z">
         <w:r>
           <w:rPr>
             <w:rFonts w:ascii="Times New Roman" w:hAnsi="Times New Roman" w:cs="Times New Roman"/>
@@ -7851,7 +7993,7 @@
         </w:rPr>
         <w:t xml:space="preserve">, particularly those located in the central-north region (Figure </w:t>
       </w:r>
-      <w:del w:id="87" w:author="Elvis F. Elli" w:date="2026-06-09T11:02:00Z" w16du:dateUtc="2026-06-09T16:02:00Z">
+      <w:del w:id="99" w:author="Elvis F. Elli" w:date="2026-06-09T11:02:00Z" w16du:dateUtc="2026-06-09T16:02:00Z">
         <w:r>
           <w:rPr>
             <w:rFonts w:ascii="Times New Roman" w:hAnsi="Times New Roman" w:cs="Times New Roman"/>
@@ -7869,7 +8011,7 @@
           <w:delText>5</w:delText>
         </w:r>
       </w:del>
-      <w:ins w:id="88" w:author="Elvis F. Elli" w:date="2026-06-09T11:02:00Z" w16du:dateUtc="2026-06-09T16:02:00Z">
+      <w:ins w:id="100" w:author="Elvis F. Elli" w:date="2026-06-09T11:02:00Z" w16du:dateUtc="2026-06-09T16:02:00Z">
         <w:r>
           <w:rPr>
             <w:rFonts w:ascii="Times New Roman" w:hAnsi="Times New Roman" w:cs="Times New Roman"/>
@@ -7951,7 +8093,7 @@
         </w:rPr>
         <w:t xml:space="preserve">compared to the </w:t>
       </w:r>
-      <w:ins w:id="89" w:author="Elvis F. Elli" w:date="2026-06-12T08:52:00Z" w16du:dateUtc="2026-06-12T13:52:00Z">
+      <w:ins w:id="101" w:author="Elvis F. Elli" w:date="2026-06-12T08:52:00Z" w16du:dateUtc="2026-06-12T13:52:00Z">
         <w:r>
           <w:rPr>
             <w:rFonts w:ascii="Times New Roman" w:hAnsi="Times New Roman" w:cs="Times New Roman"/>
@@ -7969,7 +8111,7 @@
         </w:rPr>
         <w:t xml:space="preserve">2°C temperature </w:t>
       </w:r>
-      <w:del w:id="90" w:author="Elvis F. Elli" w:date="2026-06-12T08:52:00Z" w16du:dateUtc="2026-06-12T13:52:00Z">
+      <w:del w:id="102" w:author="Elvis F. Elli" w:date="2026-06-12T08:52:00Z" w16du:dateUtc="2026-06-12T13:52:00Z">
         <w:r>
           <w:rPr>
             <w:rFonts w:ascii="Times New Roman" w:hAnsi="Times New Roman" w:cs="Times New Roman"/>
@@ -8316,6 +8458,7 @@
       <w:pPr>
         <w:spacing w:before="120" w:after="0" w:line="480" w:lineRule="auto"/>
         <w:rPr>
+          <w:del w:id="103" w:author="Elvis F. Elli" w:date="2026-06-15T10:14:00Z" w16du:dateUtc="2026-06-15T15:14:00Z"/>
           <w:rFonts w:ascii="Times New Roman" w:hAnsi="Times New Roman" w:cs="Times New Roman"/>
           <w:sz w:val="24"/>
           <w:szCs w:val="24"/>
@@ -8521,7 +8664,7 @@
         </w:rPr>
         <w:t xml:space="preserve">a </w:t>
       </w:r>
-      <w:ins w:id="91" w:author="Elvis F. Elli" w:date="2026-06-12T08:52:00Z" w16du:dateUtc="2026-06-12T13:52:00Z">
+      <w:ins w:id="104" w:author="Elvis F. Elli" w:date="2026-06-12T08:52:00Z" w16du:dateUtc="2026-06-12T13:52:00Z">
         <w:r>
           <w:rPr>
             <w:rFonts w:ascii="Times New Roman" w:hAnsi="Times New Roman" w:cs="Times New Roman"/>
@@ -8571,7 +8714,7 @@
         </w:rPr>
         <w:t xml:space="preserve">. </w:t>
       </w:r>
-      <w:ins w:id="92" w:author="Elvis F. Elli" w:date="2026-06-08T12:30:00Z" w16du:dateUtc="2026-06-08T17:30:00Z">
+      <w:ins w:id="105" w:author="Elvis F. Elli" w:date="2026-06-08T12:30:00Z" w16du:dateUtc="2026-06-08T17:30:00Z">
         <w:r>
           <w:rPr>
             <w:rFonts w:ascii="Times New Roman" w:hAnsi="Times New Roman" w:cs="Times New Roman"/>
@@ -8605,7 +8748,7 @@
           <w:t xml:space="preserve"> </w:t>
         </w:r>
       </w:ins>
-      <w:customXmlInsRangeStart w:id="93" w:author="Elvis F. Elli" w:date="2026-06-08T12:30:00Z"/>
+      <w:customXmlInsRangeStart w:id="106" w:author="Elvis F. Elli" w:date="2026-06-08T12:30:00Z"/>
       <w:sdt>
         <w:sdtPr>
           <w:rPr>
@@ -8614,14 +8757,14 @@
             <w:sz w:val="24"/>
             <w:szCs w:val="24"/>
           </w:rPr>
-          <w:tag w:val="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"/>
+          <w:tag w:val="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"/>
           <w:id w:val="-460646199"/>
           <w:placeholder>
             <w:docPart w:val="4A39D4780C514A8DB55B7351CDBABE6E"/>
           </w:placeholder>
         </w:sdtPr>
         <w:sdtContent>
-          <w:customXmlInsRangeEnd w:id="93"/>
+          <w:customXmlInsRangeEnd w:id="106"/>
           <w:r>
             <w:rPr>
               <w:rFonts w:ascii="Times New Roman" w:hAnsi="Times New Roman" w:cs="Times New Roman"/>
@@ -8631,11 +8774,11 @@
             </w:rPr>
             <w:t>(Elli et al., 2022; Nendel et al., 2023)</w:t>
           </w:r>
-          <w:customXmlInsRangeStart w:id="94" w:author="Elvis F. Elli" w:date="2026-06-08T12:30:00Z"/>
+          <w:customXmlInsRangeStart w:id="107" w:author="Elvis F. Elli" w:date="2026-06-08T12:30:00Z"/>
         </w:sdtContent>
       </w:sdt>
-      <w:customXmlInsRangeEnd w:id="94"/>
-      <w:ins w:id="95" w:author="Elvis F. Elli" w:date="2026-06-08T12:30:00Z" w16du:dateUtc="2026-06-08T17:30:00Z">
+      <w:customXmlInsRangeEnd w:id="107"/>
+      <w:ins w:id="108" w:author="Elvis F. Elli" w:date="2026-06-08T12:30:00Z" w16du:dateUtc="2026-06-08T17:30:00Z">
         <w:r>
           <w:rPr>
             <w:rFonts w:ascii="Times New Roman" w:hAnsi="Times New Roman" w:cs="Times New Roman"/>
@@ -8674,7 +8817,27 @@
             <w:sz w:val="24"/>
             <w:szCs w:val="24"/>
           </w:rPr>
-          <w:t xml:space="preserve"> heat risks in irrigated soybean systems </w:t>
+          <w:t xml:space="preserve"> heat risks in irrigated soybean</w:t>
+        </w:r>
+      </w:ins>
+      <w:ins w:id="109" w:author="Elvis F. Elli" w:date="2026-06-15T10:13:00Z" w16du:dateUtc="2026-06-15T15:13:00Z">
+        <w:r>
+          <w:rPr>
+            <w:rFonts w:ascii="Times New Roman" w:hAnsi="Times New Roman" w:cs="Times New Roman"/>
+            <w:sz w:val="24"/>
+            <w:szCs w:val="24"/>
+          </w:rPr>
+          <w:t>s</w:t>
+        </w:r>
+      </w:ins>
+      <w:ins w:id="110" w:author="Elvis F. Elli" w:date="2026-06-08T12:30:00Z" w16du:dateUtc="2026-06-08T17:30:00Z">
+        <w:r>
+          <w:rPr>
+            <w:rFonts w:ascii="Times New Roman" w:hAnsi="Times New Roman" w:cs="Times New Roman"/>
+            <w:sz w:val="24"/>
+            <w:szCs w:val="24"/>
+          </w:rPr>
+          <w:t xml:space="preserve"> </w:t>
         </w:r>
         <w:r>
           <w:rPr>
@@ -8717,87 +8880,101 @@
           <w:t>.</w:t>
         </w:r>
       </w:ins>
-      <w:r>
-        <w:rPr>
-          <w:rFonts w:ascii="Times New Roman" w:hAnsi="Times New Roman" w:cs="Times New Roman"/>
-          <w:sz w:val="24"/>
-          <w:szCs w:val="24"/>
-        </w:rPr>
-        <w:t xml:space="preserve"> </w:t>
-      </w:r>
-      <w:r>
-        <w:rPr>
-          <w:rFonts w:ascii="Times New Roman" w:hAnsi="Times New Roman" w:cs="Times New Roman"/>
-          <w:sz w:val="24"/>
-          <w:szCs w:val="24"/>
-        </w:rPr>
-        <w:t xml:space="preserve">Adjusting soybean maturity group to compensate for altered development rates due to rising temperatures combined with early sowing is likely among the most actionable </w:t>
-      </w:r>
-      <w:r>
-        <w:rPr>
-          <w:rFonts w:ascii="Times New Roman" w:hAnsi="Times New Roman" w:cs="Times New Roman"/>
-          <w:sz w:val="24"/>
-          <w:szCs w:val="24"/>
-        </w:rPr>
-        <w:t>solutions</w:t>
-      </w:r>
-      <w:r>
-        <w:rPr>
-          <w:rFonts w:ascii="Times New Roman" w:hAnsi="Times New Roman" w:cs="Times New Roman"/>
-          <w:sz w:val="24"/>
-          <w:szCs w:val="24"/>
-        </w:rPr>
-        <w:t>,</w:t>
-      </w:r>
-      <w:r>
-        <w:rPr>
-          <w:rFonts w:ascii="Times New Roman" w:hAnsi="Times New Roman" w:cs="Times New Roman"/>
-          <w:sz w:val="24"/>
-          <w:szCs w:val="24"/>
-        </w:rPr>
-        <w:t xml:space="preserve"> </w:t>
-      </w:r>
-      <w:r>
-        <w:rPr>
-          <w:rFonts w:ascii="Times New Roman" w:hAnsi="Times New Roman" w:cs="Times New Roman"/>
-          <w:sz w:val="24"/>
-          <w:szCs w:val="24"/>
-        </w:rPr>
-        <w:t>as</w:t>
-      </w:r>
-      <w:r>
-        <w:rPr>
-          <w:rFonts w:ascii="Times New Roman" w:hAnsi="Times New Roman" w:cs="Times New Roman"/>
-          <w:sz w:val="24"/>
-          <w:szCs w:val="24"/>
-        </w:rPr>
-        <w:t xml:space="preserve"> </w:t>
-      </w:r>
-      <w:r>
-        <w:rPr>
-          <w:rFonts w:ascii="Times New Roman" w:hAnsi="Times New Roman" w:cs="Times New Roman"/>
-          <w:sz w:val="24"/>
-          <w:szCs w:val="24"/>
-        </w:rPr>
-        <w:lastRenderedPageBreak/>
-        <w:t xml:space="preserve">farmers can rapidly adopt these changed management practices without </w:t>
-      </w:r>
-      <w:r>
-        <w:rPr>
-          <w:rFonts w:ascii="Times New Roman" w:hAnsi="Times New Roman" w:cs="Times New Roman"/>
-          <w:sz w:val="24"/>
-          <w:szCs w:val="24"/>
-        </w:rPr>
-        <w:t>incurr</w:t>
-      </w:r>
-      <w:r>
-        <w:rPr>
-          <w:rFonts w:ascii="Times New Roman" w:hAnsi="Times New Roman" w:cs="Times New Roman"/>
-          <w:sz w:val="24"/>
-          <w:szCs w:val="24"/>
-        </w:rPr>
-        <w:t xml:space="preserve">ing significant production costs. </w:t>
-      </w:r>
+      <w:ins w:id="111" w:author="Elvis F. Elli" w:date="2026-06-15T10:15:00Z" w16du:dateUtc="2026-06-15T15:15:00Z">
+        <w:r>
+          <w:rPr>
+            <w:rFonts w:ascii="Times New Roman" w:hAnsi="Times New Roman" w:cs="Times New Roman"/>
+            <w:sz w:val="24"/>
+            <w:szCs w:val="24"/>
+          </w:rPr>
+          <w:t xml:space="preserve"> </w:t>
+        </w:r>
+      </w:ins>
+      <w:del w:id="112" w:author="Elvis F. Elli" w:date="2026-06-15T10:15:00Z" w16du:dateUtc="2026-06-15T15:15:00Z">
+        <w:r>
+          <w:rPr>
+            <w:rFonts w:ascii="Times New Roman" w:hAnsi="Times New Roman" w:cs="Times New Roman"/>
+            <w:sz w:val="24"/>
+            <w:szCs w:val="24"/>
+          </w:rPr>
+          <w:delText xml:space="preserve"> </w:delText>
+        </w:r>
+      </w:del>
+      <w:del w:id="113" w:author="Elvis F. Elli" w:date="2026-06-15T10:14:00Z" w16du:dateUtc="2026-06-15T15:14:00Z">
+        <w:r>
+          <w:rPr>
+            <w:rFonts w:ascii="Times New Roman" w:hAnsi="Times New Roman" w:cs="Times New Roman"/>
+            <w:sz w:val="24"/>
+            <w:szCs w:val="24"/>
+          </w:rPr>
+          <w:delText xml:space="preserve">Adjusting soybean maturity group to compensate for altered development rates due to rising temperatures combined with early sowing is likely among the most actionable </w:delText>
+        </w:r>
+        <w:r>
+          <w:rPr>
+            <w:rFonts w:ascii="Times New Roman" w:hAnsi="Times New Roman" w:cs="Times New Roman"/>
+            <w:sz w:val="24"/>
+            <w:szCs w:val="24"/>
+          </w:rPr>
+          <w:delText>solutions</w:delText>
+        </w:r>
+        <w:r>
+          <w:rPr>
+            <w:rFonts w:ascii="Times New Roman" w:hAnsi="Times New Roman" w:cs="Times New Roman"/>
+            <w:sz w:val="24"/>
+            <w:szCs w:val="24"/>
+          </w:rPr>
+          <w:delText>,</w:delText>
+        </w:r>
+        <w:r>
+          <w:rPr>
+            <w:rFonts w:ascii="Times New Roman" w:hAnsi="Times New Roman" w:cs="Times New Roman"/>
+            <w:sz w:val="24"/>
+            <w:szCs w:val="24"/>
+          </w:rPr>
+          <w:delText xml:space="preserve"> </w:delText>
+        </w:r>
+        <w:r>
+          <w:rPr>
+            <w:rFonts w:ascii="Times New Roman" w:hAnsi="Times New Roman" w:cs="Times New Roman"/>
+            <w:sz w:val="24"/>
+            <w:szCs w:val="24"/>
+          </w:rPr>
+          <w:delText>as</w:delText>
+        </w:r>
+        <w:r>
+          <w:rPr>
+            <w:rFonts w:ascii="Times New Roman" w:hAnsi="Times New Roman" w:cs="Times New Roman"/>
+            <w:sz w:val="24"/>
+            <w:szCs w:val="24"/>
+          </w:rPr>
+          <w:delText xml:space="preserve"> </w:delText>
+        </w:r>
+        <w:r>
+          <w:rPr>
+            <w:rFonts w:ascii="Times New Roman" w:hAnsi="Times New Roman" w:cs="Times New Roman"/>
+            <w:sz w:val="24"/>
+            <w:szCs w:val="24"/>
+          </w:rPr>
+          <w:lastRenderedPageBreak/>
+          <w:delText xml:space="preserve">farmers can rapidly adopt these changed management practices without </w:delText>
+        </w:r>
+        <w:r>
+          <w:rPr>
+            <w:rFonts w:ascii="Times New Roman" w:hAnsi="Times New Roman" w:cs="Times New Roman"/>
+            <w:sz w:val="24"/>
+            <w:szCs w:val="24"/>
+          </w:rPr>
+          <w:delText>incurr</w:delText>
+        </w:r>
+        <w:r>
+          <w:rPr>
+            <w:rFonts w:ascii="Times New Roman" w:hAnsi="Times New Roman" w:cs="Times New Roman"/>
+            <w:sz w:val="24"/>
+            <w:szCs w:val="24"/>
+          </w:rPr>
+          <w:delText xml:space="preserve">ing significant production costs. </w:delText>
+        </w:r>
+      </w:del>
     </w:p>
     <w:p>
       <w:pPr>
@@ -8982,7 +9159,7 @@
         </w:rPr>
         <w:t xml:space="preserve">under a </w:t>
       </w:r>
-      <w:ins w:id="96" w:author="Elvis F. Elli" w:date="2026-06-12T08:52:00Z" w16du:dateUtc="2026-06-12T13:52:00Z">
+      <w:ins w:id="114" w:author="Elvis F. Elli" w:date="2026-06-12T08:52:00Z" w16du:dateUtc="2026-06-12T13:52:00Z">
         <w:r>
           <w:rPr>
             <w:rFonts w:ascii="Times New Roman" w:hAnsi="Times New Roman" w:cs="Times New Roman"/>
@@ -9000,7 +9177,7 @@
         </w:rPr>
         <w:t xml:space="preserve">2°C temperature </w:t>
       </w:r>
-      <w:del w:id="97" w:author="Elvis F. Elli" w:date="2026-06-12T09:04:00Z" w16du:dateUtc="2026-06-12T14:04:00Z">
+      <w:del w:id="115" w:author="Elvis F. Elli" w:date="2026-06-12T09:04:00Z" w16du:dateUtc="2026-06-12T14:04:00Z">
         <w:r>
           <w:rPr>
             <w:rFonts w:ascii="Times New Roman" w:hAnsi="Times New Roman" w:cs="Times New Roman"/>
@@ -9050,7 +9227,7 @@
         </w:rPr>
         <w:t xml:space="preserve">. </w:t>
       </w:r>
-      <w:ins w:id="98" w:author="Elvis F. Elli" w:date="2026-06-08T12:31:00Z" w16du:dateUtc="2026-06-08T17:31:00Z">
+      <w:ins w:id="116" w:author="Elvis F. Elli" w:date="2026-06-08T12:31:00Z" w16du:dateUtc="2026-06-08T17:31:00Z">
         <w:r>
           <w:rPr>
             <w:rFonts w:ascii="Times New Roman" w:hAnsi="Times New Roman" w:cs="Times New Roman"/>
@@ -9254,7 +9431,7 @@
         </w:rPr>
         <w:t>In our study</w:t>
       </w:r>
-      <w:ins w:id="99" w:author="Elvis F. Elli" w:date="2026-06-12T08:54:00Z" w16du:dateUtc="2026-06-12T13:54:00Z">
+      <w:ins w:id="117" w:author="Elvis F. Elli" w:date="2026-06-12T08:54:00Z" w16du:dateUtc="2026-06-12T13:54:00Z">
         <w:r>
           <w:rPr>
             <w:rFonts w:ascii="Times New Roman" w:hAnsi="Times New Roman" w:cs="Times New Roman"/>
@@ -10069,16 +10246,7 @@
           <w:sz w:val="24"/>
           <w:szCs w:val="24"/>
         </w:rPr>
-        <w:t xml:space="preserve">the impacts of extreme heat and </w:t>
-      </w:r>
-      <w:r>
-        <w:rPr>
-          <w:rFonts w:ascii="Times New Roman" w:hAnsi="Times New Roman" w:cs="Times New Roman"/>
-          <w:sz w:val="24"/>
-          <w:szCs w:val="24"/>
-        </w:rPr>
-        <w:lastRenderedPageBreak/>
-        <w:t xml:space="preserve">drought </w:t>
+        <w:t xml:space="preserve">the impacts of extreme heat and drought </w:t>
       </w:r>
       <w:r>
         <w:rPr>
@@ -10172,6 +10340,120 @@
         </w:rPr>
         <w:t xml:space="preserve">. </w:t>
       </w:r>
+      <w:ins w:id="118" w:author="Elvis F. Elli" w:date="2026-06-15T10:16:00Z" w16du:dateUtc="2026-06-15T15:16:00Z">
+        <w:r>
+          <w:rPr>
+            <w:rFonts w:ascii="Times New Roman" w:hAnsi="Times New Roman" w:cs="Times New Roman"/>
+            <w:color w:val="000000"/>
+            <w:sz w:val="24"/>
+            <w:szCs w:val="24"/>
+          </w:rPr>
+          <w:t>Moreover, APSIM assumes constant temperature respo</w:t>
+        </w:r>
+      </w:ins>
+      <w:ins w:id="119" w:author="Elvis F. Elli" w:date="2026-06-15T10:17:00Z" w16du:dateUtc="2026-06-15T15:17:00Z">
+        <w:r>
+          <w:rPr>
+            <w:rFonts w:ascii="Times New Roman" w:hAnsi="Times New Roman" w:cs="Times New Roman"/>
+            <w:color w:val="000000"/>
+            <w:sz w:val="24"/>
+            <w:szCs w:val="24"/>
+          </w:rPr>
+          <w:t>nse</w:t>
+        </w:r>
+      </w:ins>
+      <w:ins w:id="120" w:author="Elvis F. Elli" w:date="2026-06-15T10:18:00Z" w16du:dateUtc="2026-06-15T15:18:00Z">
+        <w:r>
+          <w:rPr>
+            <w:rFonts w:ascii="Times New Roman" w:hAnsi="Times New Roman" w:cs="Times New Roman"/>
+            <w:color w:val="000000"/>
+            <w:sz w:val="24"/>
+            <w:szCs w:val="24"/>
+          </w:rPr>
+          <w:t xml:space="preserve">s </w:t>
+        </w:r>
+      </w:ins>
+      <w:ins w:id="121" w:author="Elvis F. Elli" w:date="2026-06-15T10:19:00Z" w16du:dateUtc="2026-06-15T15:19:00Z">
+        <w:r>
+          <w:rPr>
+            <w:rFonts w:ascii="Times New Roman" w:hAnsi="Times New Roman" w:cs="Times New Roman"/>
+            <w:color w:val="000000"/>
+            <w:sz w:val="24"/>
+            <w:szCs w:val="24"/>
+          </w:rPr>
+          <w:t>throughout the life cycle, whereas in soybeans</w:t>
+        </w:r>
+      </w:ins>
+      <w:ins w:id="122" w:author="Elvis F. Elli" w:date="2026-06-15T10:18:00Z" w16du:dateUtc="2026-06-15T15:18:00Z">
+        <w:r>
+          <w:rPr>
+            <w:rFonts w:ascii="Times New Roman" w:hAnsi="Times New Roman" w:cs="Times New Roman"/>
+            <w:color w:val="000000"/>
+            <w:sz w:val="24"/>
+            <w:szCs w:val="24"/>
+          </w:rPr>
+          <w:t xml:space="preserve"> this response may change across dev</w:t>
+        </w:r>
+      </w:ins>
+      <w:ins w:id="123" w:author="Elvis F. Elli" w:date="2026-06-15T10:19:00Z" w16du:dateUtc="2026-06-15T15:19:00Z">
+        <w:r>
+          <w:rPr>
+            <w:rFonts w:ascii="Times New Roman" w:hAnsi="Times New Roman" w:cs="Times New Roman"/>
+            <w:color w:val="000000"/>
+            <w:sz w:val="24"/>
+            <w:szCs w:val="24"/>
+          </w:rPr>
+          <w:t>elopmental stages</w:t>
+        </w:r>
+      </w:ins>
+      <w:ins w:id="124" w:author="Elvis F. Elli" w:date="2026-06-15T10:30:00Z" w16du:dateUtc="2026-06-15T15:30:00Z">
+        <w:r>
+          <w:rPr>
+            <w:rFonts w:ascii="Times New Roman" w:hAnsi="Times New Roman" w:cs="Times New Roman"/>
+            <w:color w:val="000000"/>
+            <w:sz w:val="24"/>
+            <w:szCs w:val="24"/>
+          </w:rPr>
+          <w:t xml:space="preserve"> </w:t>
+        </w:r>
+      </w:ins>
+      <w:sdt>
+        <w:sdtPr>
+          <w:rPr>
+            <w:rFonts w:ascii="Times New Roman" w:hAnsi="Times New Roman" w:cs="Times New Roman"/>
+            <w:color w:val="000000"/>
+            <w:sz w:val="24"/>
+            <w:szCs w:val="24"/>
+          </w:rPr>
+          <w:tag w:val="MENDELEY_CITATION_v3_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"/>
+          <w:id w:val="-1535654012"/>
+          <w:placeholder>
+            <w:docPart w:val="DefaultPlaceholder_-1854013440"/>
+          </w:placeholder>
+        </w:sdtPr>
+        <w:sdtContent>
+          <w:r>
+            <w:rPr>
+              <w:rFonts w:ascii="Times New Roman" w:hAnsi="Times New Roman" w:cs="Times New Roman"/>
+              <w:color w:val="000000"/>
+              <w:sz w:val="24"/>
+              <w:szCs w:val="24"/>
+            </w:rPr>
+            <w:t>(Hatfield et al., 2011)</w:t>
+          </w:r>
+        </w:sdtContent>
+      </w:sdt>
+      <w:ins w:id="125" w:author="Elvis F. Elli" w:date="2026-06-15T10:19:00Z" w16du:dateUtc="2026-06-15T15:19:00Z">
+        <w:r>
+          <w:rPr>
+            <w:rFonts w:ascii="Times New Roman" w:hAnsi="Times New Roman" w:cs="Times New Roman"/>
+            <w:color w:val="000000"/>
+            <w:sz w:val="24"/>
+            <w:szCs w:val="24"/>
+          </w:rPr>
+          <w:t>.</w:t>
+        </w:r>
+      </w:ins>
     </w:p>
     <w:p>
       <w:pPr>
@@ -10337,7 +10619,7 @@
         </w:rPr>
         <w:t xml:space="preserve">, </w:t>
       </w:r>
-      <w:del w:id="100" w:author="Elvis F. Elli" w:date="2026-06-12T09:01:00Z" w16du:dateUtc="2026-06-12T14:01:00Z">
+      <w:del w:id="126" w:author="Elvis F. Elli" w:date="2026-06-12T09:01:00Z" w16du:dateUtc="2026-06-12T14:01:00Z">
         <w:r>
           <w:rPr>
             <w:rFonts w:ascii="Times New Roman" w:hAnsi="Times New Roman" w:cs="Times New Roman"/>
@@ -10514,7 +10796,7 @@
         </w:rPr>
         <w:t>high temperature risks</w:t>
       </w:r>
-      <w:ins w:id="101" w:author="Elvis F. Elli" w:date="2026-06-12T09:16:00Z" w16du:dateUtc="2026-06-12T14:16:00Z">
+      <w:ins w:id="127" w:author="Elvis F. Elli" w:date="2026-06-12T09:16:00Z" w16du:dateUtc="2026-06-12T14:16:00Z">
         <w:r>
           <w:rPr>
             <w:rFonts w:ascii="Times New Roman" w:hAnsi="Times New Roman" w:cs="Times New Roman"/>
@@ -10525,7 +10807,7 @@
           <w:t>. While exploring optimum planting date window</w:t>
         </w:r>
       </w:ins>
-      <w:ins w:id="102" w:author="Elvis F. Elli" w:date="2026-06-12T09:19:00Z" w16du:dateUtc="2026-06-12T14:19:00Z">
+      <w:ins w:id="128" w:author="Elvis F. Elli" w:date="2026-06-12T09:19:00Z" w16du:dateUtc="2026-06-12T14:19:00Z">
         <w:r>
           <w:rPr>
             <w:rFonts w:ascii="Times New Roman" w:hAnsi="Times New Roman" w:cs="Times New Roman"/>
@@ -10536,7 +10818,7 @@
           <w:t>s</w:t>
         </w:r>
       </w:ins>
-      <w:ins w:id="103" w:author="Elvis F. Elli" w:date="2026-06-12T09:16:00Z" w16du:dateUtc="2026-06-12T14:16:00Z">
+      <w:ins w:id="129" w:author="Elvis F. Elli" w:date="2026-06-12T09:16:00Z" w16du:dateUtc="2026-06-12T14:16:00Z">
         <w:r>
           <w:rPr>
             <w:rFonts w:ascii="Times New Roman" w:hAnsi="Times New Roman" w:cs="Times New Roman"/>
@@ -10547,7 +10829,7 @@
           <w:t xml:space="preserve"> for target environment</w:t>
         </w:r>
       </w:ins>
-      <w:ins w:id="104" w:author="Elvis F. Elli" w:date="2026-06-12T09:17:00Z" w16du:dateUtc="2026-06-12T14:17:00Z">
+      <w:ins w:id="130" w:author="Elvis F. Elli" w:date="2026-06-12T09:17:00Z" w16du:dateUtc="2026-06-12T14:17:00Z">
         <w:r>
           <w:rPr>
             <w:rFonts w:ascii="Times New Roman" w:hAnsi="Times New Roman" w:cs="Times New Roman"/>
@@ -10558,7 +10840,7 @@
           <w:t xml:space="preserve">s was not the focus of this study, future research could </w:t>
         </w:r>
       </w:ins>
-      <w:ins w:id="105" w:author="Elvis F. Elli" w:date="2026-06-12T09:19:00Z" w16du:dateUtc="2026-06-12T14:19:00Z">
+      <w:ins w:id="131" w:author="Elvis F. Elli" w:date="2026-06-12T09:19:00Z" w16du:dateUtc="2026-06-12T14:19:00Z">
         <w:r>
           <w:rPr>
             <w:rFonts w:ascii="Times New Roman" w:hAnsi="Times New Roman" w:cs="Times New Roman"/>
@@ -10569,7 +10851,7 @@
           <w:t>investigate more extreme scenarios</w:t>
         </w:r>
       </w:ins>
-      <w:ins w:id="106" w:author="Elvis F. Elli" w:date="2026-06-12T09:20:00Z" w16du:dateUtc="2026-06-12T14:20:00Z">
+      <w:ins w:id="132" w:author="Elvis F. Elli" w:date="2026-06-12T09:20:00Z" w16du:dateUtc="2026-06-12T14:20:00Z">
         <w:r>
           <w:rPr>
             <w:rFonts w:ascii="Times New Roman" w:hAnsi="Times New Roman" w:cs="Times New Roman"/>
@@ -10580,7 +10862,7 @@
           <w:t xml:space="preserve"> to enhance mechanistic</w:t>
         </w:r>
       </w:ins>
-      <w:ins w:id="107" w:author="Elvis F. Elli" w:date="2026-06-12T09:21:00Z" w16du:dateUtc="2026-06-12T14:21:00Z">
+      <w:ins w:id="133" w:author="Elvis F. Elli" w:date="2026-06-12T09:21:00Z" w16du:dateUtc="2026-06-12T14:21:00Z">
         <w:r>
           <w:rPr>
             <w:rFonts w:ascii="Times New Roman" w:hAnsi="Times New Roman" w:cs="Times New Roman"/>
@@ -10591,7 +10873,7 @@
           <w:t xml:space="preserve"> understanding of yield responses under warming.</w:t>
         </w:r>
       </w:ins>
-      <w:ins w:id="108" w:author="Elvis F. Elli" w:date="2026-06-12T09:17:00Z" w16du:dateUtc="2026-06-12T14:17:00Z">
+      <w:ins w:id="134" w:author="Elvis F. Elli" w:date="2026-06-12T09:17:00Z" w16du:dateUtc="2026-06-12T14:17:00Z">
         <w:r>
           <w:rPr>
             <w:rFonts w:ascii="Times New Roman" w:hAnsi="Times New Roman" w:cs="Times New Roman"/>
@@ -10602,7 +10884,7 @@
           <w:t xml:space="preserve"> </w:t>
         </w:r>
       </w:ins>
-      <w:del w:id="109" w:author="Elvis F. Elli" w:date="2026-06-12T09:16:00Z" w16du:dateUtc="2026-06-12T14:16:00Z">
+      <w:del w:id="135" w:author="Elvis F. Elli" w:date="2026-06-12T09:16:00Z" w16du:dateUtc="2026-06-12T14:16:00Z">
         <w:r>
           <w:rPr>
             <w:rFonts w:ascii="Times New Roman" w:eastAsia="Arial" w:hAnsi="Times New Roman" w:cs="Times New Roman"/>
@@ -10722,7 +11004,7 @@
         </w:rPr>
         <w:t>high</w:t>
       </w:r>
-      <w:del w:id="110" w:author="Elvis F. Elli" w:date="2026-06-09T11:14:00Z" w16du:dateUtc="2026-06-09T16:14:00Z">
+      <w:del w:id="136" w:author="Elvis F. Elli" w:date="2026-06-09T11:14:00Z" w16du:dateUtc="2026-06-09T16:14:00Z">
         <w:r>
           <w:rPr>
             <w:rFonts w:ascii="Times New Roman" w:hAnsi="Times New Roman" w:cs="Times New Roman"/>
@@ -10749,7 +11031,7 @@
         </w:rPr>
         <w:t xml:space="preserve"> risks</w:t>
       </w:r>
-      <w:ins w:id="111" w:author="Elvis F. Elli" w:date="2026-06-09T11:13:00Z" w16du:dateUtc="2026-06-09T16:13:00Z">
+      <w:ins w:id="137" w:author="Elvis F. Elli" w:date="2026-06-09T11:13:00Z" w16du:dateUtc="2026-06-09T16:13:00Z">
         <w:r>
           <w:rPr>
             <w:rFonts w:ascii="Times New Roman" w:hAnsi="Times New Roman" w:cs="Times New Roman"/>
@@ -10759,7 +11041,7 @@
           <w:t xml:space="preserve">, providing </w:t>
         </w:r>
       </w:ins>
-      <w:ins w:id="112" w:author="Elvis F. Elli" w:date="2026-06-09T11:14:00Z" w16du:dateUtc="2026-06-09T16:14:00Z">
+      <w:ins w:id="138" w:author="Elvis F. Elli" w:date="2026-06-09T11:14:00Z" w16du:dateUtc="2026-06-09T16:14:00Z">
         <w:r>
           <w:rPr>
             <w:rFonts w:ascii="Times New Roman" w:hAnsi="Times New Roman" w:cs="Times New Roman"/>
@@ -10769,7 +11051,7 @@
           <w:t xml:space="preserve">new </w:t>
         </w:r>
       </w:ins>
-      <w:ins w:id="113" w:author="Elvis F. Elli" w:date="2026-06-09T11:13:00Z" w16du:dateUtc="2026-06-09T16:13:00Z">
+      <w:ins w:id="139" w:author="Elvis F. Elli" w:date="2026-06-09T11:13:00Z" w16du:dateUtc="2026-06-09T16:13:00Z">
         <w:r>
           <w:rPr>
             <w:rFonts w:ascii="Times New Roman" w:hAnsi="Times New Roman" w:cs="Times New Roman"/>
@@ -10779,7 +11061,7 @@
           <w:t xml:space="preserve">quantitative </w:t>
         </w:r>
       </w:ins>
-      <w:ins w:id="114" w:author="Elvis F. Elli" w:date="2026-06-09T11:14:00Z" w16du:dateUtc="2026-06-09T16:14:00Z">
+      <w:ins w:id="140" w:author="Elvis F. Elli" w:date="2026-06-09T11:14:00Z" w16du:dateUtc="2026-06-09T16:14:00Z">
         <w:r>
           <w:rPr>
             <w:rFonts w:ascii="Times New Roman" w:hAnsi="Times New Roman" w:cs="Times New Roman"/>
@@ -10789,7 +11071,7 @@
           <w:t xml:space="preserve">evidence </w:t>
         </w:r>
       </w:ins>
-      <w:ins w:id="115" w:author="Elvis F. Elli" w:date="2026-06-09T11:13:00Z" w16du:dateUtc="2026-06-09T16:13:00Z">
+      <w:ins w:id="141" w:author="Elvis F. Elli" w:date="2026-06-09T11:13:00Z" w16du:dateUtc="2026-06-09T16:13:00Z">
         <w:r>
           <w:rPr>
             <w:rFonts w:ascii="Times New Roman" w:hAnsi="Times New Roman" w:cs="Times New Roman"/>
@@ -10799,7 +11081,7 @@
           <w:t xml:space="preserve">for the irrigated Arkansas delta that </w:t>
         </w:r>
       </w:ins>
-      <w:ins w:id="116" w:author="Elvis F. Elli" w:date="2026-06-09T11:15:00Z" w16du:dateUtc="2026-06-09T16:15:00Z">
+      <w:ins w:id="142" w:author="Elvis F. Elli" w:date="2026-06-09T11:15:00Z" w16du:dateUtc="2026-06-09T16:15:00Z">
         <w:r>
           <w:rPr>
             <w:rFonts w:ascii="Times New Roman" w:hAnsi="Times New Roman" w:cs="Times New Roman"/>
@@ -10809,7 +11091,7 @@
           <w:t>extends</w:t>
         </w:r>
       </w:ins>
-      <w:ins w:id="117" w:author="Elvis F. Elli" w:date="2026-06-09T11:13:00Z" w16du:dateUtc="2026-06-09T16:13:00Z">
+      <w:ins w:id="143" w:author="Elvis F. Elli" w:date="2026-06-09T11:13:00Z" w16du:dateUtc="2026-06-09T16:13:00Z">
         <w:r>
           <w:rPr>
             <w:rFonts w:ascii="Times New Roman" w:hAnsi="Times New Roman" w:cs="Times New Roman"/>
@@ -10819,7 +11101,7 @@
           <w:t xml:space="preserve"> </w:t>
         </w:r>
       </w:ins>
-      <w:ins w:id="118" w:author="Elvis F. Elli" w:date="2026-06-09T11:14:00Z" w16du:dateUtc="2026-06-09T16:14:00Z">
+      <w:ins w:id="144" w:author="Elvis F. Elli" w:date="2026-06-09T11:14:00Z" w16du:dateUtc="2026-06-09T16:14:00Z">
         <w:r>
           <w:rPr>
             <w:rFonts w:ascii="Times New Roman" w:hAnsi="Times New Roman" w:cs="Times New Roman"/>
@@ -15162,7 +15444,6 @@
   <w:style w:type="character" w:default="1" w:styleId="DefaultParagraphFont">
     <w:name w:val="Default Paragraph Font"/>
     <w:uiPriority w:val="1"/>
-    <w:semiHidden/>
     <w:unhideWhenUsed/>
   </w:style>
   <w:style w:type="table" w:default="1" w:styleId="TableNormal">
@@ -16308,6 +16589,7 @@
     <w:rsid w:val="008D2786"/>
     <w:rsid w:val="008E459B"/>
     <w:rsid w:val="009148D3"/>
+    <w:rsid w:val="0095032E"/>
     <w:rsid w:val="009A70B9"/>
     <w:rsid w:val="009B49AD"/>
     <w:rsid w:val="00A119AA"/>
@@ -16320,6 +16602,7 @@
     <w:rsid w:val="00B104B2"/>
     <w:rsid w:val="00B945B0"/>
     <w:rsid w:val="00CD6D94"/>
+    <w:rsid w:val="00D002D6"/>
     <w:rsid w:val="00D80035"/>
     <w:rsid w:val="00DB5EA0"/>
     <w:rsid w:val="00DC5C2A"/>
@@ -17137,7 +17420,7 @@
 
 <file path=word/webextensions/taskpanes.xml><?xml version="1.0" encoding="utf-8"?>
 <wetp:taskpanes xmlns:wetp="http://schemas.microsoft.com/office/webextensions/taskpanes/2010/11">
-  <wetp:taskpane dockstate="right" visibility="0" width="350" row="2">
+  <wetp:taskpane dockstate="right" visibility="0" width="525" row="3">
     <wetp:webextensionref xmlns:r="http://schemas.openxmlformats.org/officeDocument/2006/relationships" r:id="rId1"/>
   </wetp:taskpane>
 </wetp:taskpanes>
@@ -17152,7 +17435,7 @@
   <we:properties>
     <we:property name="MENDELEY_BIBLIOGRAPHY_IS_DIRTY" value="true"/>
     <we:property name="MENDELEY_BIBLIOGRAPHY_LAST_MODIFIED" value="1774364402966"/>
-    <we:property name="MENDELEY_CITATIONS" value="[{&quot;citationID&quot;:&quot;MENDELEY_CITATION_49c9f118-633d-435e-bc51-efe2387da564&quot;,&quot;properties&quot;:{&quot;noteIndex&quot;:0},&quot;isEdited&quot;:false,&quot;manualOverride&quot;:{&quot;isManuallyOverridden&quot;:false,&quot;citeprocText&quot;:&quot;(Elli et al., 2022)&quot;,&quot;manualOverrideText&quot;:&quot;&quot;},&quot;citationTag&quot;:&quot;MENDELEY_CITATION_v3_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&quot;,&quot;citationItems&quot;:[{&quot;id&quot;:&quot;b207dd7b-b57e-3a70-9e53-91c5eefcc6bd&quot;,&quot;itemData&quot;:{&quot;type&quot;:&quot;article-journal&quot;,&quot;id&quot;:&quot;b207dd7b-b57e-3a70-9e53-91c5eefcc6bd&quot;,&quot;title&quot;:&quot;Climate Change and Management Impacts on Soybean N Fixation, Soil N Mineralization, N2O Emissions, and Seed Yield&quot;,&quot;author&quot;:[{&quot;family&quot;:&quot;Elli&quot;,&quot;given&quot;:&quot;Elvis F.&quot;,&quot;parse-names&quot;:false,&quot;dropping-particle&quot;:&quot;&quot;,&quot;non-dropping-particle&quot;:&quot;&quot;},{&quot;family&quot;:&quot;Ciampitti&quot;,&quot;given&quot;:&quot;Ignacio A.&quot;,&quot;parse-names&quot;:false,&quot;dropping-particle&quot;:&quot;&quot;,&quot;non-dropping-particle&quot;:&quot;&quot;},{&quot;family&quot;:&quot;Castellano&quot;,&quot;given&quot;:&quot;Michael J.&quot;,&quot;parse-names&quot;:false,&quot;dropping-particle&quot;:&quot;&quot;,&quot;non-dropping-particle&quot;:&quot;&quot;},{&quot;family&quot;:&quot;Purcell&quot;,&quot;given&quot;:&quot;Larry C.&quot;,&quot;parse-names&quot;:false,&quot;dropping-particle&quot;:&quot;&quot;,&quot;non-dropping-particle&quot;:&quot;&quot;},{&quot;family&quot;:&quot;Naeve&quot;,&quot;given&quot;:&quot;Seth&quot;,&quot;parse-names&quot;:false,&quot;dropping-particle&quot;:&quot;&quot;,&quot;non-dropping-particle&quot;:&quot;&quot;},{&quot;family&quot;:&quot;Grassini&quot;,&quot;given&quot;:&quot;Patricio&quot;,&quot;parse-names&quot;:false,&quot;dropping-particle&quot;:&quot;&quot;,&quot;non-dropping-particle&quot;:&quot;&quot;},{&quot;family&quot;:&quot;Menza&quot;,&quot;given&quot;:&quot;Nicolas C.&quot;,&quot;parse-names&quot;:false,&quot;dropping-particle&quot;:&quot;&quot;,&quot;non-dropping-particle&quot;:&quot;La&quot;},{&quot;family&quot;:&quot;Moro Rosso&quot;,&quot;given&quot;:&quot;Luiz&quot;,&quot;parse-names&quot;:false,&quot;dropping-particle&quot;:&quot;&quot;,&quot;non-dropping-particle&quot;:&quot;&quot;},{&quot;family&quot;:&quot;Borja Reis&quot;,&quot;given&quot;:&quot;André F.&quot;,&quot;parse-names&quot;:false,&quot;dropping-particle&quot;:&quot;&quot;,&quot;non-dropping-particle&quot;:&quot;de&quot;},{&quot;family&quot;:&quot;Kovács&quot;,&quot;given&quot;:&quot;Péter&quot;,&quot;parse-names&quot;:false,&quot;dropping-particle&quot;:&quot;&quot;,&quot;non-dropping-particle&quot;:&quot;&quot;},{&quot;family&quot;:&quot;Archontoulis&quot;,&quot;given&quot;:&quot;Sotirios&quot;,&quot;parse-names&quot;:false,&quot;dropping-particle&quot;:&quot;V.&quot;,&quot;non-dropping-particle&quot;:&quot;&quot;}],&quot;container-title&quot;:&quot;Frontiers in Plant Science&quot;,&quot;container-title-short&quot;:&quot;Front. Plant Sci.&quot;,&quot;accessed&quot;:{&quot;date-parts&quot;:[[2022,5,11]]},&quot;DOI&quot;:&quot;10.3389/FPLS.2022.849896&quot;,&quot;ISSN&quot;:&quot;1664-462X&quot;,&quot;URL&quot;:&quot;https://www.frontiersin.org/articles/10.3389/fpls.2022.849896/full&quot;,&quot;issued&quot;:{&quot;date-parts&quot;:[[2022,4,27]]},&quot;page&quot;:&quot;1-15&quot;,&quot;abstract&quot;:&quot;Limited knowledge about how nitrogen (N) dynamics are affected by climate change, weather variability, and crop management is a major barrier to improving productivity and environmental performance in soybean-based cropping systems. To fill this knowledge gap, we created a systems understanding of agroecosystem N dynamics and quantified the impact of controllable (management) and uncontrollable (weather, climate) factors on N fluxes and soybean yields. We performed a simulation experiment across 10 soybean production environments in the US using the APSIM model and future climate projections from five global circulation models. Climate change (2020-2080) increased N mineralization (24%) and N2O emissions (19%) but decreased N fixation (32%), seed N (20%), and yields (19%). Soil and crop management practices altered N fluxes at a similar magnitude as climate change but in many different directions, revealing opportunities to improve soybean systems performance. Among many practices explored, we identified two solutions with great potential: improved residue management (short-term) and water management (long-term). Inter-annual weather variability and management practices affected soybean yield less than N fluxes, which creates opportunities to manage N fluxes without compromising yields, especially in regions with adequate to excess soil moisture. This work provides actionable results (tradeoffs, synergies, directions) to inform decision-making for adapting crop management in a changing climate to improve soybean production systems.&quot;,&quot;publisher&quot;:&quot;Frontiers&quot;,&quot;issue&quot;:&quot;849896&quot;,&quot;volume&quot;:&quot;13&quot;},&quot;isTemporary&quot;:false}]},{&quot;citationID&quot;:&quot;MENDELEY_CITATION_a4fb446e-4709-4951-acef-9e61223d586c&quot;,&quot;properties&quot;:{&quot;noteIndex&quot;:0},&quot;isEdited&quot;:false,&quot;manualOverride&quot;:{&quot;isManuallyOverridden&quot;:false,&quot;citeprocText&quot;:&quot;(Rose et al., 2016; Elli et al., 2022)&quot;,&quot;manualOverrideText&quot;:&quot;&quot;},&quot;citationTag&quot;:&quot;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&quot;,&quot;citationItems&quot;:[{&quot;id&quot;:&quot;b207dd7b-b57e-3a70-9e53-91c5eefcc6bd&quot;,&quot;itemData&quot;:{&quot;type&quot;:&quot;article-journal&quot;,&quot;id&quot;:&quot;b207dd7b-b57e-3a70-9e53-91c5eefcc6bd&quot;,&quot;title&quot;:&quot;Climate Change and Management Impacts on Soybean N Fixation, Soil N Mineralization, N2O Emissions, and Seed Yield&quot;,&quot;author&quot;:[{&quot;family&quot;:&quot;Elli&quot;,&quot;given&quot;:&quot;Elvis F.&quot;,&quot;parse-names&quot;:false,&quot;dropping-particle&quot;:&quot;&quot;,&quot;non-dropping-particle&quot;:&quot;&quot;},{&quot;family&quot;:&quot;Ciampitti&quot;,&quot;given&quot;:&quot;Ignacio A.&quot;,&quot;parse-names&quot;:false,&quot;dropping-particle&quot;:&quot;&quot;,&quot;non-dropping-particle&quot;:&quot;&quot;},{&quot;family&quot;:&quot;Castellano&quot;,&quot;given&quot;:&quot;Michael J.&quot;,&quot;parse-names&quot;:false,&quot;dropping-particle&quot;:&quot;&quot;,&quot;non-dropping-particle&quot;:&quot;&quot;},{&quot;family&quot;:&quot;Purcell&quot;,&quot;given&quot;:&quot;Larry C.&quot;,&quot;parse-names&quot;:false,&quot;dropping-particle&quot;:&quot;&quot;,&quot;non-dropping-particle&quot;:&quot;&quot;},{&quot;family&quot;:&quot;Naeve&quot;,&quot;given&quot;:&quot;Seth&quot;,&quot;parse-names&quot;:false,&quot;dropping-particle&quot;:&quot;&quot;,&quot;non-dropping-particle&quot;:&quot;&quot;},{&quot;family&quot;:&quot;Grassini&quot;,&quot;given&quot;:&quot;Patricio&quot;,&quot;parse-names&quot;:false,&quot;dropping-particle&quot;:&quot;&quot;,&quot;non-dropping-particle&quot;:&quot;&quot;},{&quot;family&quot;:&quot;Menza&quot;,&quot;given&quot;:&quot;Nicolas C.&quot;,&quot;parse-names&quot;:false,&quot;dropping-particle&quot;:&quot;&quot;,&quot;non-dropping-particle&quot;:&quot;La&quot;},{&quot;family&quot;:&quot;Moro Rosso&quot;,&quot;given&quot;:&quot;Luiz&quot;,&quot;parse-names&quot;:false,&quot;dropping-particle&quot;:&quot;&quot;,&quot;non-dropping-particle&quot;:&quot;&quot;},{&quot;family&quot;:&quot;Borja Reis&quot;,&quot;given&quot;:&quot;André F.&quot;,&quot;parse-names&quot;:false,&quot;dropping-particle&quot;:&quot;&quot;,&quot;non-dropping-particle&quot;:&quot;de&quot;},{&quot;family&quot;:&quot;Kovács&quot;,&quot;given&quot;:&quot;Péter&quot;,&quot;parse-names&quot;:false,&quot;dropping-particle&quot;:&quot;&quot;,&quot;non-dropping-particle&quot;:&quot;&quot;},{&quot;family&quot;:&quot;Archontoulis&quot;,&quot;given&quot;:&quot;Sotirios&quot;,&quot;parse-names&quot;:false,&quot;dropping-particle&quot;:&quot;V.&quot;,&quot;non-dropping-particle&quot;:&quot;&quot;}],&quot;container-title&quot;:&quot;Frontiers in Plant Science&quot;,&quot;container-title-short&quot;:&quot;Front. Plant Sci.&quot;,&quot;accessed&quot;:{&quot;date-parts&quot;:[[2022,5,11]]},&quot;DOI&quot;:&quot;10.3389/FPLS.2022.849896&quot;,&quot;ISSN&quot;:&quot;1664-462X&quot;,&quot;URL&quot;:&quot;https://www.frontiersin.org/articles/10.3389/fpls.2022.849896/full&quot;,&quot;issued&quot;:{&quot;date-parts&quot;:[[2022,4,27]]},&quot;page&quot;:&quot;1-15&quot;,&quot;abstract&quot;:&quot;Limited knowledge about how nitrogen (N) dynamics are affected by climate change, weather variability, and crop management is a major barrier to improving productivity and environmental performance in soybean-based cropping systems. To fill this knowledge gap, we created a systems understanding of agroecosystem N dynamics and quantified the impact of controllable (management) and uncontrollable (weather, climate) factors on N fluxes and soybean yields. We performed a simulation experiment across 10 soybean production environments in the US using the APSIM model and future climate projections from five global circulation models. Climate change (2020-2080) increased N mineralization (24%) and N2O emissions (19%) but decreased N fixation (32%), seed N (20%), and yields (19%). Soil and crop management practices altered N fluxes at a similar magnitude as climate change but in many different directions, revealing opportunities to improve soybean systems performance. Among many practices explored, we identified two solutions with great potential: improved residue management (short-term) and water management (long-term). Inter-annual weather variability and management practices affected soybean yield less than N fluxes, which creates opportunities to manage N fluxes without compromising yields, especially in regions with adequate to excess soil moisture. This work provides actionable results (tradeoffs, synergies, directions) to inform decision-making for adapting crop management in a changing climate to improve soybean production systems.&quot;,&quot;publisher&quot;:&quot;Frontiers&quot;,&quot;issue&quot;:&quot;849896&quot;,&quot;volume&quot;:&quot;13&quot;},&quot;isTemporary&quot;:false},{&quot;id&quot;:&quot;4ccf3ba3-bf7c-3829-844e-2eccd645aeda&quot;,&quot;itemData&quot;:{&quot;type&quot;:&quot;article-journal&quot;,&quot;id&quot;:&quot;4ccf3ba3-bf7c-3829-844e-2eccd645aeda&quot;,&quot;title&quot;:&quot;Impact of progressive global warming on the global-scale yield of maize and soybean&quot;,&quot;author&quot;:[{&quot;family&quot;:&quot;Rose&quot;,&quot;given&quot;:&quot;Gillian&quot;,&quot;parse-names&quot;:false,&quot;dropping-particle&quot;:&quot;&quot;,&quot;non-dropping-particle&quot;:&quot;&quot;},{&quot;family&quot;:&quot;Osborne&quot;,&quot;given&quot;:&quot;Tom&quot;,&quot;parse-names&quot;:false,&quot;dropping-particle&quot;:&quot;&quot;,&quot;non-dropping-particle&quot;:&quot;&quot;},{&quot;family&quot;:&quot;Greatrex&quot;,&quot;given&quot;:&quot;Helen&quot;,&quot;parse-names&quot;:false,&quot;dropping-particle&quot;:&quot;&quot;,&quot;non-dropping-particle&quot;:&quot;&quot;},{&quot;family&quot;:&quot;Wheeler&quot;,&quot;given&quot;:&quot;Tim&quot;,&quot;parse-names&quot;:false,&quot;dropping-particle&quot;:&quot;&quot;,&quot;non-dropping-particle&quot;:&quot;&quot;}],&quot;container-title&quot;:&quot;Climatic Change&quot;,&quot;container-title-short&quot;:&quot;Clim. Change&quot;,&quot;accessed&quot;:{&quot;date-parts&quot;:[[2025,9,14]]},&quot;DOI&quot;:&quot;10.1007/S10584-016-1601-9/FIGURES/5&quot;,&quot;ISSN&quot;:&quot;15731480&quot;,&quot;URL&quot;:&quot;https://link.springer.com/article/10.1007/s10584-016-1601-9&quot;,&quot;issued&quot;:{&quot;date-parts&quot;:[[2016,2,1]]},&quot;page&quot;:&quot;417-428&quot;,&quot;abstract&quot;:&quot;Global surface temperature is projected to warm over the coming decades, with regional differences expected in temperature change, rainfall and the frequency of extreme events. Temperature is a major determinant of crop growth and development, affecting planting date, growing season length and yield. We investigated the effects of increments of mean global temperature warming from 0.5 °C to 4 °C on soybean and maize development and yield, both globally and for the main producing countries, and simulated adaptation through changing planting date and variety. Increasing temperature resulted in reduced growing season lengths and ultimately reduced yields for both crops. The global yield for maize decreased as temperature increased, although the severity of the decrease was dependent on geographic region. Small temperature increases of 0.5 °C had no effect on soybean yield, although yield decreased as temperature increased. These negative effects, however, were partly compensated for by the implementation of adaptation strategies including planting earlier in the season and changing variety. The degree of compensation was dependent on geographical area and crop, with maize adaptation delaying the negative effects of temperature on yield, compared to soybean adaptation which increased yield in China, India and Korea DPR as well as delaying the effects in the remaining countries. The results of this paper indicate the degree to which farmer-controlled adaptation strategies can alleviate the negative impacts of increasing temperature on two major crop species.&quot;,&quot;publisher&quot;:&quot;Springer Netherlands&quot;,&quot;issue&quot;:&quot;3&quot;,&quot;volume&quot;:&quot;134&quot;},&quot;isTemporary&quot;:false}]},{&quot;citationID&quot;:&quot;MENDELEY_CITATION_25863ffd-69f7-403a-a359-1a3797a4da3e&quot;,&quot;properties&quot;:{&quot;noteIndex&quot;:0},&quot;isEdited&quot;:false,&quot;manualOverride&quot;:{&quot;isManuallyOverridden&quot;:false,&quot;citeprocText&quot;:&quot;(Zabel et al., 2021; Yang et al., 2025)&quot;,&quot;manualOverrideText&quot;:&quot;&quot;},&quot;citationTag&quot;:&quot;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&quot;,&quot;citationItems&quot;:[{&quot;id&quot;:&quot;84a1fdac-06b4-3a69-a8af-2ab2d83ed986&quot;,&quot;itemData&quot;:{&quot;type&quot;:&quot;article-journal&quot;,&quot;id&quot;:&quot;84a1fdac-06b4-3a69-a8af-2ab2d83ed986&quot;,&quot;title&quot;:&quot;Widespread Advances in Corn and Soybean Phenology in Response to Future Climate Change Across the United States&quot;,&quot;author&quot;:[{&quot;family&quot;:&quot;Yang&quot;,&quot;given&quot;:&quot;Yanjun&quot;,&quot;parse-names&quot;:false,&quot;dropping-particle&quot;:&quot;&quot;,&quot;non-dropping-particle&quot;:&quot;&quot;},{&quot;family&quot;:&quot;Tao&quot;,&quot;given&quot;:&quot;Bo&quot;,&quot;parse-names&quot;:false,&quot;dropping-particle&quot;:&quot;&quot;,&quot;non-dropping-particle&quot;:&quot;&quot;},{&quot;family&quot;:&quot;Ruane&quot;,&quot;given&quot;:&quot;Alex C.&quot;,&quot;parse-names&quot;:false,&quot;dropping-particle&quot;:&quot;&quot;,&quot;non-dropping-particle&quot;:&quot;&quot;},{&quot;family&quot;:&quot;Shen&quot;,&quot;given&quot;:&quot;Chaopeng&quot;,&quot;parse-names&quot;:false,&quot;dropping-particle&quot;:&quot;&quot;,&quot;non-dropping-particle&quot;:&quot;&quot;},{&quot;family&quot;:&quot;Matteson&quot;,&quot;given&quot;:&quot;David S.&quot;,&quot;parse-names&quot;:false,&quot;dropping-particle&quot;:&quot;&quot;,&quot;non-dropping-particle&quot;:&quot;&quot;},{&quot;family&quot;:&quot;Cousin&quot;,&quot;given&quot;:&quot;Rémi&quot;,&quot;parse-names&quot;:false,&quot;dropping-particle&quot;:&quot;&quot;,&quot;non-dropping-particle&quot;:&quot;&quot;},{&quot;family&quot;:&quot;Ren&quot;,&quot;given&quot;:&quot;Wei&quot;,&quot;parse-names&quot;:false,&quot;dropping-particle&quot;:&quot;&quot;,&quot;non-dropping-particle&quot;:&quot;&quot;}],&quot;container-title&quot;:&quot;Journal of Geophysical Research: Biogeosciences&quot;,&quot;container-title-short&quot;:&quot;J. Geophys. Res. Biogeosci.&quot;,&quot;accessed&quot;:{&quot;date-parts&quot;:[[2025,4,30]]},&quot;DOI&quot;:&quot;10.1029/2024JG008266&quot;,&quot;ISSN&quot;:&quot;2169-8953&quot;,&quot;URL&quot;:&quot;https://agupubs.onlinelibrary.wiley.com/doi/10.1029/2024JG008266&quot;,&quot;issued&quot;:{&quot;date-parts&quot;:[[2025,4,4]]},&quot;abstract&quot;:&quot;&lt;p&gt;Crop phenology regulates seasonal carbon and water fluxes between croplands and the atmosphere and provides essential information for monitoring and predicting crop growth dynamics and productivity. However, under rapid climate change and more frequent extreme events, future changes in crop phenological shifts have not been well investigated and fully considered in earth system modeling and regional climate assessments. Here, we propose an innovative approach combining remote sensing imagery and machine learning (ML) with climate and survey data to predict future crop phenological shifts across the US corn and soybean systems. Specifically, our projected findings demonstrate distinct acceleration patterns—under the RCP 4.5/RCP 8.5 scenarios, corn planting, silking, maturity, and harvesting stages would significantly advance by 0.94/1.66, 1.13/2.45, 0.89/2.68, and 1.04/2.16 days/decade during 2021–2099, respectively. Soybeans exhibit more muted responses with phenological stages showing relatively smaller negative trends (0.59, 1.08, 0.07, and 0.64 days/decade under the RCP 4.5 vs. 1.24, 1.53, 0.92, and 1.04 days/decade under the RCP 8.5). These spatially explicit projections illustrate how crop phenology would respond to future climate change, highlighting widespread and progressively earlier phenological timing. Based on these findings, we call for a specific effort to quantify the cascading effects of future phenology shifts on crop yield and carbon, water, and energy balances and, accordingly, craft targeted adaptive strategies.&lt;/p&gt;&quot;,&quot;issue&quot;:&quot;4&quot;,&quot;volume&quot;:&quot;130&quot;},&quot;isTemporary&quot;:false},{&quot;id&quot;:&quot;b77c9bbd-01c7-3f43-9af4-b3a14d52e086&quot;,&quot;itemData&quot;:{&quot;type&quot;:&quot;article-journal&quot;,&quot;id&quot;:&quot;b77c9bbd-01c7-3f43-9af4-b3a14d52e086&quot;,&quot;title&quot;:&quot;Large potential for crop production adaptation depends on available future varieties&quot;,&quot;author&quot;:[{&quot;family&quot;:&quot;Zabel&quot;,&quot;given&quot;:&quot;Florian&quot;,&quot;parse-names&quot;:false,&quot;dropping-particle&quot;:&quot;&quot;,&quot;non-dropping-particle&quot;:&quot;&quot;},{&quot;family&quot;:&quot;Müller&quot;,&quot;given&quot;:&quot;Christoph&quot;,&quot;parse-names&quot;:false,&quot;dropping-particle&quot;:&quot;&quot;,&quot;non-dropping-particle&quot;:&quot;&quot;},{&quot;family&quot;:&quot;Elliott&quot;,&quot;given&quot;:&quot;Joshua&quot;,&quot;parse-names&quot;:false,&quot;dropping-particle&quot;:&quot;&quot;,&quot;non-dropping-particle&quot;:&quot;&quot;},{&quot;family&quot;:&quot;Minoli&quot;,&quot;given&quot;:&quot;Sara&quot;,&quot;parse-names&quot;:false,&quot;dropping-particle&quot;:&quot;&quot;,&quot;non-dropping-particle&quot;:&quot;&quot;},{&quot;family&quot;:&quot;Jägermeyr&quot;,&quot;given&quot;:&quot;Jonas&quot;,&quot;parse-names&quot;:false,&quot;dropping-particle&quot;:&quot;&quot;,&quot;non-dropping-particle&quot;:&quot;&quot;},{&quot;family&quot;:&quot;Schneider&quot;,&quot;given&quot;:&quot;Julia M.&quot;,&quot;parse-names&quot;:false,&quot;dropping-particle&quot;:&quot;&quot;,&quot;non-dropping-particle&quot;:&quot;&quot;},{&quot;family&quot;:&quot;Franke&quot;,&quot;given&quot;:&quot;James A.&quot;,&quot;parse-names&quot;:false,&quot;dropping-particle&quot;:&quot;&quot;,&quot;non-dropping-particle&quot;:&quot;&quot;},{&quot;family&quot;:&quot;Moyer&quot;,&quot;given&quot;:&quot;Elisabeth&quot;,&quot;parse-names&quot;:false,&quot;dropping-particle&quot;:&quot;&quot;,&quot;non-dropping-particle&quot;:&quot;&quot;},{&quot;family&quot;:&quot;Dury&quot;,&quot;given&quot;:&quot;Marie&quot;,&quot;parse-names&quot;:false,&quot;dropping-particle&quot;:&quot;&quot;,&quot;non-dropping-particle&quot;:&quot;&quot;},{&quot;family&quot;:&quot;Francois&quot;,&quot;given&quot;:&quot;Louis&quot;,&quot;parse-names&quot;:false,&quot;dropping-particle&quot;:&quot;&quot;,&quot;non-dropping-particle&quot;:&quot;&quot;},{&quot;family&quot;:&quot;Folberth&quot;,&quot;given&quot;:&quot;Christian&quot;,&quot;parse-names&quot;:false,&quot;dropping-particle&quot;:&quot;&quot;,&quot;non-dropping-particle&quot;:&quot;&quot;},{&quot;family&quot;:&quot;Liu&quot;,&quot;given&quot;:&quot;Wenfeng&quot;,&quot;parse-names&quot;:false,&quot;dropping-particle&quot;:&quot;&quot;,&quot;non-dropping-particle&quot;:&quot;&quot;},{&quot;family&quot;:&quot;Pugh&quot;,&quot;given&quot;:&quot;Thomas A.M.&quot;,&quot;parse-names&quot;:false,&quot;dropping-particle&quot;:&quot;&quot;,&quot;non-dropping-particle&quot;:&quot;&quot;},{&quot;family&quot;:&quot;Olin&quot;,&quot;given&quot;:&quot;Stefan&quot;,&quot;parse-names&quot;:false,&quot;dropping-particle&quot;:&quot;&quot;,&quot;non-dropping-particle&quot;:&quot;&quot;},{&quot;family&quot;:&quot;Rabin&quot;,&quot;given&quot;:&quot;Sam S.&quot;,&quot;parse-names&quot;:false,&quot;dropping-particle&quot;:&quot;&quot;,&quot;non-dropping-particle&quot;:&quot;&quot;},{&quot;family&quot;:&quot;Mauser&quot;,&quot;given&quot;:&quot;Wolfram&quot;,&quot;parse-names&quot;:false,&quot;dropping-particle&quot;:&quot;&quot;,&quot;non-dropping-particle&quot;:&quot;&quot;},{&quot;family&quot;:&quot;Hank&quot;,&quot;given&quot;:&quot;Tobias&quot;,&quot;parse-names&quot;:false,&quot;dropping-particle&quot;:&quot;&quot;,&quot;non-dropping-particle&quot;:&quot;&quot;},{&quot;family&quot;:&quot;Ruane&quot;,&quot;given&quot;:&quot;Alex C.&quot;,&quot;parse-names&quot;:false,&quot;dropping-particle&quot;:&quot;&quot;,&quot;non-dropping-particle&quot;:&quot;&quot;},{&quot;family&quot;:&quot;Asseng&quot;,&quot;given&quot;:&quot;Senthold&quot;,&quot;parse-names&quot;:false,&quot;dropping-particle&quot;:&quot;&quot;,&quot;non-dropping-particle&quot;:&quot;&quot;}],&quot;container-title&quot;:&quot;Global Change Biology&quot;,&quot;container-title-short&quot;:&quot;Glob. Chang. Biol.&quot;,&quot;accessed&quot;:{&quot;date-parts&quot;:[[2021,7,19]]},&quot;DOI&quot;:&quot;10.1111/GCB.15649&quot;,&quot;issued&quot;:{&quot;date-parts&quot;:[[2021]]},&quot;abstract&quot;:&quot;Climate change affects global agricultural production and threatens food security. Faster phenological development of crops due to climate warming is one of the main drivers for potential future yield reductions. To counter the effect of faster maturity, adapted varieties would require more heat units to regain the previous growing period length. In this study, we investigate the effects of variety adaptation on global caloric production under four different future climate change scenarios for maize, rice, soybean, and wheat. Thereby, we empirically identify areas that could require new varieties and areas where variety adaptation could be achieved by shifting existing varieties into new regions. The study uses an ensemble of seven global gridded crop models and five CMIP6 climate models. We found that 39% (SSP5-8.5) of global cropland could require new crop varieties to avoid yield loss from climate change by the end of the century. At low levels of warming (SSP1-2.6), 85% of currently cultivated land can draw from existing varieties to shift within an agro-ecological zone for adaptation. The assumptions on available varieties for adaptation have major impacts on the effectiveness of variety adaptation, which could more than half in SSP5-8.5. The results highlight that region-specific breeding efforts are required to allow for a successful adaptation to climate change.&quot;,&quot;publisher&quot;:&quot;Blackwell Publishing Ltd&quot;},&quot;isTemporary&quot;:false}]},{&quot;citationID&quot;:&quot;MENDELEY_CITATION_0191b4a8-19b4-4e6f-8fa8-93d1f3472e13&quot;,&quot;properties&quot;:{&quot;noteIndex&quot;:0},&quot;isEdited&quot;:false,&quot;manualOverride&quot;:{&quot;isManuallyOverridden&quot;:false,&quot;citeprocText&quot;:&quot;(Makowski et al., 2020)&quot;,&quot;manualOverrideText&quot;:&quot;&quot;},&quot;citationTag&quot;:&quot;MENDELEY_CITATION_v3_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&quot;,&quot;citationItems&quot;:[{&quot;id&quot;:&quot;9f45788b-7da4-359e-a94c-40d3d70a4575&quot;,&quot;itemData&quot;:{&quot;type&quot;:&quot;article-journal&quot;,&quot;id&quot;:&quot;9f45788b-7da4-359e-a94c-40d3d70a4575&quot;,&quot;title&quot;:&quot;Quantitative synthesis of temperature, CO2, rainfall, and adaptation effects on global crop yields&quot;,&quot;author&quot;:[{&quot;family&quot;:&quot;Makowski&quot;,&quot;given&quot;:&quot;David&quot;,&quot;parse-names&quot;:false,&quot;dropping-particle&quot;:&quot;&quot;,&quot;non-dropping-particle&quot;:&quot;&quot;},{&quot;family&quot;:&quot;Marajo-Petitzon&quot;,&quot;given&quot;:&quot;Elodie&quot;,&quot;parse-names&quot;:false,&quot;dropping-particle&quot;:&quot;&quot;,&quot;non-dropping-particle&quot;:&quot;&quot;},{&quot;family&quot;:&quot;Durand&quot;,&quot;given&quot;:&quot;Jean Louis&quot;,&quot;parse-names&quot;:false,&quot;dropping-particle&quot;:&quot;&quot;,&quot;non-dropping-particle&quot;:&quot;&quot;},{&quot;family&quot;:&quot;Ben-Ari&quot;,&quot;given&quot;:&quot;Tamara&quot;,&quot;parse-names&quot;:false,&quot;dropping-particle&quot;:&quot;&quot;,&quot;non-dropping-particle&quot;:&quot;&quot;}],&quot;container-title&quot;:&quot;European Journal of Agronomy&quot;,&quot;DOI&quot;:&quot;10.1016/j.eja.2020.126041&quot;,&quot;ISSN&quot;:&quot;11610301&quot;,&quot;issued&quot;:{&quot;date-parts&quot;:[[2020,4,1]]},&quot;abstract&quot;:&quot;Climate change is known to impact crop yields, mainly through increased temperatures, changing rainfall patterns and increasing CO2 concentration in the atmosphere. Although the potential effects of each of these factors have been discussed in a number of separate studies, no recent synthesis has been published to provide quantitative estimates of climate change impacts on crop yields, with or without adaptation strategies. In this paper, we synthetize a broad range of experimental or modeling studies to estimate, at the global scale, crop yield changes resulting from the marginal and combined effects of temperature, CO2 concentration and precipitation, with and without adaptation strategies. Crop yield sensitivities are estimated by distinguishing between C3 and C4 crops. For C3 crops, our results show that the positive effects of adaptation (+7.25 %) and CO2 (+9% for +100 ppm) are high enough to offset the negative effects of temperature increase (-2.4 % for +1 °C), even at +4 °C. On the other hand, for maize (i.e., the only C4 plant species in our database) the somewhat low positive effect from increased CO2 concentration and the absence of a significant effect of adaptation lead to higher yield losses, in the order of -10 % for +4 °C. The minimum level of CO2 concentration increase requested to achieve a yield gain under increased temperature conditions is much higher for maize than for C3 crops, in particular for wheat. The estimated effects of adaptation are uncertain, especially for soybean and rice, but also for maize, where the absence of a significant adaptation effect is probably at least partly due to limited data availability. Our results demonstrate that CO2 effects on crop yields should not be overlooked in foresight studies on the impacts of climate change. Our analysis also highlights the importance of improving our knowledge of how effective adapation strategies are in mitigating the impact of climate change.&quot;,&quot;publisher&quot;:&quot;Elsevier B.V.&quot;,&quot;volume&quot;:&quot;115&quot;,&quot;container-title-short&quot;:&quot;&quot;},&quot;isTemporary&quot;:false}]},{&quot;citationID&quot;:&quot;MENDELEY_CITATION_46336d7a-d68c-4d44-b874-c6db4a54170e&quot;,&quot;properties&quot;:{&quot;noteIndex&quot;:0},&quot;isEdited&quot;:false,&quot;manualOverride&quot;:{&quot;isManuallyOverridden&quot;:false,&quot;citeprocText&quot;:&quot;(Thornton et al., 2014)&quot;,&quot;manualOverrideText&quot;:&quot;&quot;},&quot;citationTag&quot;:&quot;MENDELEY_CITATION_v3_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&quot;,&quot;citationItems&quot;:[{&quot;id&quot;:&quot;02aa026b-ebc7-39b7-a7cf-62c66964f029&quot;,&quot;itemData&quot;:{&quot;type&quot;:&quot;article-journal&quot;,&quot;id&quot;:&quot;02aa026b-ebc7-39b7-a7cf-62c66964f029&quot;,&quot;title&quot;:&quot;Climate variability and vulnerability to climate change: a review&quot;,&quot;author&quot;:[{&quot;family&quot;:&quot;Thornton&quot;,&quot;given&quot;:&quot;Philip K&quot;,&quot;parse-names&quot;:false,&quot;dropping-particle&quot;:&quot;&quot;,&quot;non-dropping-particle&quot;:&quot;&quot;},{&quot;family&quot;:&quot;Ericksen&quot;,&quot;given&quot;:&quot;Polly J&quot;,&quot;parse-names&quot;:false,&quot;dropping-particle&quot;:&quot;&quot;,&quot;non-dropping-particle&quot;:&quot;&quot;},{&quot;family&quot;:&quot;Herrero&quot;,&quot;given&quot;:&quot;Mario&quot;,&quot;parse-names&quot;:false,&quot;dropping-particle&quot;:&quot;&quot;,&quot;non-dropping-particle&quot;:&quot;&quot;},{&quot;family&quot;:&quot;Challinor&quot;,&quot;given&quot;:&quot;Andrew J&quot;,&quot;parse-names&quot;:false,&quot;dropping-particle&quot;:&quot;&quot;,&quot;non-dropping-particle&quot;:&quot;&quot;}],&quot;container-title&quot;:&quot;Global Change Biology&quot;,&quot;container-title-short&quot;:&quot;Glob. Chang. Biol.&quot;,&quot;accessed&quot;:{&quot;date-parts&quot;:[[2021,11,3]]},&quot;DOI&quot;:&quot;10.1111/GCB.12581&quot;,&quot;ISSN&quot;:&quot;1365-2486&quot;,&quot;URL&quot;:&quot;https://onlinelibrary.wiley.com/doi/full/10.1111/gcb.12581&quot;,&quot;issued&quot;:{&quot;date-parts&quot;:[[2014,11,1]]},&quot;page&quot;:&quot;3313-3328&quot;,&quot;abstract&quot;:&quot;The focus of the great majority of climate change impact studies is on changes in mean climate. In terms of climate model output, these changes are more robust than changes in climate variability. By concentrating on changes in climate means, the full impacts of climate change on biological and human systems are probably being seriously underestimated. Here, we briefly review the possible impacts of changes in climate variability and the frequency of extreme events on biological and food systems, with a focus on the developing world. We present new analysis that tentatively links increases in climate variability with increasing food insecurity in the future. We consider the ways in which people deal with climate variability and extremes and how they may adapt in the future. Key knowledge and data gaps are highlighted. These include the timing and interactions of different climatic stresses on plant growth and development, particularly at higher temperatures, and the impacts on crops, livestock and farming systems of changes in climate variability and extreme events on pest-weed-disease complexes. We highlight the need to reframe research questions in such a way that they can provide decision makers throughout the food system with actionable answers, and the need for investment in climate and environmental monitoring. Improved understanding of the full range of impacts of climate change on biological and food systems is a critical step in being able to address effectively the effects of climate variability and extreme events on human vulnerability and food security, particularly in agriculturally based developing countries facing the challenge of having to feed rapidly growing populations in the coming decades.&quot;,&quot;publisher&quot;:&quot;John Wiley &amp; Sons, Ltd&quot;,&quot;issue&quot;:&quot;11&quot;,&quot;volume&quot;:&quot;20&quot;},&quot;isTemporary&quot;:false}]},{&quot;citationID&quot;:&quot;MENDELEY_CITATION_a057db9d-9b96-409a-a0fa-2e768f78e49f&quot;,&quot;properties&quot;:{&quot;noteIndex&quot;:0},&quot;isEdited&quot;:false,&quot;manualOverride&quot;:{&quot;isManuallyOverridden&quot;:false,&quot;citeprocText&quot;:&quot;(Mourtzinis and Conley, 2017)&quot;,&quot;manualOverrideText&quot;:&quot;&quot;},&quot;citationTag&quot;:&quot;MENDELEY_CITATION_v3_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&quot;,&quot;citationItems&quot;:[{&quot;id&quot;:&quot;e2c442b8-c8a3-37fe-b5b5-b968da3669d9&quot;,&quot;itemData&quot;:{&quot;type&quot;:&quot;article-journal&quot;,&quot;id&quot;:&quot;e2c442b8-c8a3-37fe-b5b5-b968da3669d9&quot;,&quot;title&quot;:&quot;Delineating Soybean Maturity Groups across the United States&quot;,&quot;author&quot;:[{&quot;family&quot;:&quot;Mourtzinis&quot;,&quot;given&quot;:&quot;Spyridon&quot;,&quot;parse-names&quot;:false,&quot;dropping-particle&quot;:&quot;&quot;,&quot;non-dropping-particle&quot;:&quot;&quot;},{&quot;family&quot;:&quot;Conley&quot;,&quot;given&quot;:&quot;Shawn P.&quot;,&quot;parse-names&quot;:false,&quot;dropping-particle&quot;:&quot;&quot;,&quot;non-dropping-particle&quot;:&quot;&quot;}],&quot;container-title&quot;:&quot;Agronomy Journal&quot;,&quot;container-title-short&quot;:&quot;Agron. J.&quot;,&quot;accessed&quot;:{&quot;date-parts&quot;:[[2025,9,14]]},&quot;DOI&quot;:&quot;10.2134/AGRONJ2016.10.0581&quot;,&quot;ISSN&quot;:&quot;1435-0645&quot;,&quot;URL&quot;:&quot;/doi/pdf/10.2134/agronj2016.10.0581&quot;,&quot;issued&quot;:{&quot;date-parts&quot;:[[2017,7,1]]},&quot;page&quot;:&quot;1397-1403&quot;,&quot;abstract&quot;:&quot;Photoperiod and in-season temperature are the primary factors that dictate the region where a soybean [Glycine max (L.) Merr.] variety is adapted. The first study that defined hypothetical maturity groups (MGs) zones across the US was 45 yr ago, and the most recent used data up to 2003. Although, photoperiod remains constant, climatic conditions, management practices, and soybean genetics have changed during the past decades. Therefore, the objective of this study was to re-delineate soybean MGs across the US using recent genetics. Soybean MG-specific yield data from variety trials conducted in 2005–2015 were aggregated from 312 locations across the United States. Seven MG zones were identified starting from MG = 0 in North Dakota to MG = 6 in southern Georgia and South Carolina. The width of MG = 4 and 5 zones cover the largest geographic region extending from north of latitude 28°N to 39°N. Additionally, in contrast to previous studies, the MG zones were defined by a downward deflection of the MG lines moving from East to West rather than convex parallel lines. Due to the strong effect of planting date on MG selection, a multi-location-year experiment should be conducted across the United States using multiple MGs evaluated in several planting dates. Such study could provide further insight on location-specific optimum MG. Overall results, update current knowledge by providing valuable information for decision making and regional modeling. This work highlights the need to continuously monitor and adjust the MG zones due to the constantly changing climate, management, and genetics.&quot;,&quot;publisher&quot;:&quot;John Wiley &amp; Sons, Ltd&quot;,&quot;issue&quot;:&quot;4&quot;,&quot;volume&quot;:&quot;109&quot;},&quot;isTemporary&quot;:false}]},{&quot;citationID&quot;:&quot;MENDELEY_CITATION_0a85dc97-3942-4c82-9fe0-3c591285ceab&quot;,&quot;properties&quot;:{&quot;noteIndex&quot;:0},&quot;isEdited&quot;:false,&quot;manualOverride&quot;:{&quot;isManuallyOverridden&quot;:true,&quot;citeprocText&quot;:&quot;(Edwards et al., 2003; Bastidas et al., 2008; Mourtzinis et al., 2017)&quot;,&quot;manualOverrideText&quot;:&quot;(Edwards et al., 2003; Bastidas et al., 2008)&quot;},&quot;citationTag&quot;:&quot;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&quot;,&quot;citationItems&quot;:[{&quot;id&quot;:&quot;e9463419-461c-3a12-bbf9-05f95d8037b5&quot;,&quot;itemData&quot;:{&quot;type&quot;:&quot;article-journal&quot;,&quot;id&quot;:&quot;e9463419-461c-3a12-bbf9-05f95d8037b5&quot;,&quot;title&quot;:&quot;Soybean Sowing Date: The Vegetative, Reproductive, and Agronomic Impacts&quot;,&quot;author&quot;:[{&quot;family&quot;:&quot;Bastidas&quot;,&quot;given&quot;:&quot;A. M.&quot;,&quot;parse-names&quot;:false,&quot;dropping-particle&quot;:&quot;&quot;,&quot;non-dropping-particle&quot;:&quot;&quot;},{&quot;family&quot;:&quot;Setiyono&quot;,&quot;given&quot;:&quot;T. D.&quot;,&quot;parse-names&quot;:false,&quot;dropping-particle&quot;:&quot;&quot;,&quot;non-dropping-particle&quot;:&quot;&quot;},{&quot;family&quot;:&quot;Dobermann&quot;,&quot;given&quot;:&quot;A.&quot;,&quot;parse-names&quot;:false,&quot;dropping-particle&quot;:&quot;&quot;,&quot;non-dropping-particle&quot;:&quot;&quot;},{&quot;family&quot;:&quot;Cassman&quot;,&quot;given&quot;:&quot;K. G.&quot;,&quot;parse-names&quot;:false,&quot;dropping-particle&quot;:&quot;&quot;,&quot;non-dropping-particle&quot;:&quot;&quot;},{&quot;family&quot;:&quot;Elmore&quot;,&quot;given&quot;:&quot;R. W.&quot;,&quot;parse-names&quot;:false,&quot;dropping-particle&quot;:&quot;&quot;,&quot;non-dropping-particle&quot;:&quot;&quot;},{&quot;family&quot;:&quot;Graef&quot;,&quot;given&quot;:&quot;G. L.&quot;,&quot;parse-names&quot;:false,&quot;dropping-particle&quot;:&quot;&quot;,&quot;non-dropping-particle&quot;:&quot;&quot;},{&quot;family&quot;:&quot;Specht&quot;,&quot;given&quot;:&quot;J. E.&quot;,&quot;parse-names&quot;:false,&quot;dropping-particle&quot;:&quot;&quot;,&quot;non-dropping-particle&quot;:&quot;&quot;}],&quot;container-title&quot;:&quot;Crop Science&quot;,&quot;container-title-short&quot;:&quot;Crop Sci.&quot;,&quot;accessed&quot;:{&quot;date-parts&quot;:[[2025,9,14]]},&quot;DOI&quot;:&quot;10.2135/CROPSCI2006.05.0292&quot;,&quot;ISSN&quot;:&quot;1435-0653&quot;,&quot;URL&quot;:&quot;/doi/pdf/10.2135/cropsci2006.05.0292&quot;,&quot;issued&quot;:{&quot;date-parts&quot;:[[2008,3,1]]},&quot;page&quot;:&quot;727-740&quot;,&quot;abstract&quot;:&quot;The sensitivity of soybean [Glycine max (L.) Merr.] main stem node accrual to ambient temperature has been documented in greenhouse-grown plants but not with field-grown plants in the north-central United States. Biweekly V-node and R-stage, stem node number, internode length, and other traits were quantified in an irrigated split-plot, four-replicate, randomized complete block experiment conducted in Lincoln, NE, in 2003-2004. Main plots were early-, mid-, late-May, and mid-June sowing dates. Subplots were 14 cultivars of maturity groups 3.0 to 3.9. Node appearance was surprisingly linear from V1 to R5, despite the large increase in daily temperature from early May (10-15°C) to July (20-25°C). The 2003 and 2004 May planting date regressions exhibited near-identical slopes of 0.27 node d-1 (i.e., one node every 3.7 d). Cold-induced delays in germination and emergence did delay the V1 date (relative to planting date), so the primary effect of temperature was the V1 start date of linearity in node appearance. With one exception, earlier sowings led to more nodes (earlier V1 start dates) but also resulted in shorter internodes at nodes 3 to 9 (cooler coincident temperatures), thereby generating a curved response of plant height to delayed plantings. Delaying planting after 1 May led to significant linear seed yield declines of 17 kg ha-1 d-1 in 2003 and 43 kg ha-1 d-1 in 2004, denoting the importance of early planting for capturing the yield potential available in soybean production, when moisture supply is not limiting. © Crop Science Society of America.&quot;,&quot;publisher&quot;:&quot;John Wiley &amp; Sons, Ltd&quot;,&quot;issue&quot;:&quot;2&quot;,&quot;volume&quot;:&quot;48&quot;},&quot;isTemporary&quot;:false},{&quot;id&quot;:&quot;8f3c362a-4afc-3fa1-965d-6bace4b0bc2b&quot;,&quot;itemData&quot;:{&quot;type&quot;:&quot;article-journal&quot;,&quot;id&quot;:&quot;8f3c362a-4afc-3fa1-965d-6bace4b0bc2b&quot;,&quot;title&quot;:&quot;Planting date, maturity, and temperature effects on soybean seed yield and composition&quot;,&quot;author&quot;:[{&quot;family&quot;:&quot;Mourtzinis&quot;,&quot;given&quot;:&quot;Spyridon&quot;,&quot;parse-names&quot;:false,&quot;dropping-particle&quot;:&quot;&quot;,&quot;non-dropping-particle&quot;:&quot;&quot;},{&quot;family&quot;:&quot;Gaspar&quot;,&quot;given&quot;:&quot;Adam P.&quot;,&quot;parse-names&quot;:false,&quot;dropping-particle&quot;:&quot;&quot;,&quot;non-dropping-particle&quot;:&quot;&quot;},{&quot;family&quot;:&quot;Naeve&quot;,&quot;given&quot;:&quot;Seth L.&quot;,&quot;parse-names&quot;:false,&quot;dropping-particle&quot;:&quot;&quot;,&quot;non-dropping-particle&quot;:&quot;&quot;},{&quot;family&quot;:&quot;Conley&quot;,&quot;given&quot;:&quot;Shawn P.&quot;,&quot;parse-names&quot;:false,&quot;dropping-particle&quot;:&quot;&quot;,&quot;non-dropping-particle&quot;:&quot;&quot;}],&quot;container-title&quot;:&quot;Agronomy Journal&quot;,&quot;container-title-short&quot;:&quot;Agron. J.&quot;,&quot;accessed&quot;:{&quot;date-parts&quot;:[[2025,9,14]]},&quot;DOI&quot;:&quot;10.2134/AGRONJ2017.05.0247&quot;,&quot;ISSN&quot;:&quot;14350645&quot;,&quot;issued&quot;:{&quot;date-parts&quot;:[[2017,9,1]]},&quot;page&quot;:&quot;2040-2049&quot;,&quot;abstract&quot;:&quot;Soybean [Glycine max (L.) Merr.] production has greatly increased in the upper U.S. Midwest over the last decade, but little information exists regarding the interactive effects of environment and spring management decisions on soybean seed yield and composition. Our objective was to assess the effect of four planting dates (PDs), four cultivar maturity groups (MGs), and ambient temperature between R5 to R8 (T5–T8) on soybean seed yield and composition. Field studies were established between 2014 and 2016 at three locations in Wisconsin and one in Minnesota. Across environmental conditions and management decisions, greater seed yield was positively correlated with protein and oil contents but negatively correlated with linoleic, linolenic, and sucrose contents. Multivariate data analysis showed positive synergies between early planting (late April–early May) and MG 2 for yield, oil, and oleic acid across the examined region. A MG 2 was the highest yielding and a ~1200 kg ha–1 yield difference was observed between early and late PDs. These results underline the complexity of the soybean yield-composition relationships. Additionally, the large variability in the responses of constituents to management decisions and temperature variations highlights the importance of a producer knowing the product’s end use (e.g., high yield vs. high protein) and accordingly modifying the growing environment by selecting an appropriate PD and MG for the respective region. To provide more accurate recommendations to a broader range of producers, multi-environment studies are imperative to capture large environmental variability in important soybean production areas across the United States.&quot;,&quot;publisher&quot;:&quot;American Society of Agronomy&quot;,&quot;issue&quot;:&quot;5&quot;,&quot;volume&quot;:&quot;109&quot;},&quot;isTemporary&quot;:false},{&quot;id&quot;:&quot;c9e6fadd-ce80-3734-8b40-af9efecfaddd&quot;,&quot;itemData&quot;:{&quot;type&quot;:&quot;article-journal&quot;,&quot;id&quot;:&quot;c9e6fadd-ce80-3734-8b40-af9efecfaddd&quot;,&quot;title&quot;:&quot;Short-Season Soybean Cultivars Have Similar Yields With Less Irrigation Than Longer-Season Cultivars&quot;,&quot;author&quot;:[{&quot;family&quot;:&quot;Edwards&quot;,&quot;given&quot;:&quot;Jeffrey T.&quot;,&quot;parse-names&quot;:false,&quot;dropping-particle&quot;:&quot;&quot;,&quot;non-dropping-particle&quot;:&quot;&quot;},{&quot;family&quot;:&quot;Purcell&quot;,&quot;given&quot;:&quot;Larry C.&quot;,&quot;parse-names&quot;:false,&quot;dropping-particle&quot;:&quot;&quot;,&quot;non-dropping-particle&quot;:&quot;&quot;},{&quot;family&quot;:&quot;Vories&quot;,&quot;given&quot;:&quot;Earl D.&quot;,&quot;parse-names&quot;:false,&quot;dropping-particle&quot;:&quot;&quot;,&quot;non-dropping-particle&quot;:&quot;&quot;},{&quot;family&quot;:&quot;Shannon&quot;,&quot;given&quot;:&quot;J. Grover&quot;,&quot;parse-names&quot;:false,&quot;dropping-particle&quot;:&quot;&quot;,&quot;non-dropping-particle&quot;:&quot;&quot;},{&quot;family&quot;:&quot;Ashlock&quot;,&quot;given&quot;:&quot;Lanny O.&quot;,&quot;parse-names&quot;:false,&quot;dropping-particle&quot;:&quot;&quot;,&quot;non-dropping-particle&quot;:&quot;&quot;}],&quot;container-title&quot;:&quot;Crop Management&quot;,&quot;accessed&quot;:{&quot;date-parts&quot;:[[2023,11,9]]},&quot;DOI&quot;:&quot;10.1094/CM-2003-0922-01-RS&quot;,&quot;ISSN&quot;:&quot;1543-7833&quot;,&quot;URL&quot;:&quot;https://onlinelibrary.wiley.com/doi/full/10.1094/CM-2003-0922-01-RS&quot;,&quot;issued&quot;:{&quot;date-parts&quot;:[[2003,1,1]]},&quot;page&quot;:&quot;1-7&quot;,&quot;abstract&quot;:&quot;The midsouthern USA often experiences a drought from mid-June through late- August. Short-season soybean (Glycine max. [L.] Merr.) cultivars (maturity groups [MG] 00, 0, I, II, III, and IV) were evaluated in narrow rows and at high populations for their ability to avoid drought at several locations in the mid- South. When planted in early May under nonirrigated conditions, MG 00 and 0 cultivars generally had lower yields than later-maturing cultivars. Within an irrigation treatment, cultivars from MG I, II, III, and IV generally produced similar yields under irrigated or nonirrigated conditions, but MG I and II cultivars required considerably less irrigation than cultivars from MG III and IV. April and early-May planting dates required less irrigation and generally yielded more than late-May or June planting dates for all MG and locations. This research demonstrates that yield potential in the mid-South is similar for cultivars from MG I, II, III, and IV under favorable conditions, that irrigation needs can be decreased by use of early-maturing cultivars planted in April or early May, and that risk of exposure to drought can be decreased by including MG I and II cultivars in a nonirrigated, early production system.&quot;,&quot;publisher&quot;:&quot;John Wiley &amp; Sons, Ltd&quot;,&quot;issue&quot;:&quot;1&quot;,&quot;volume&quot;:&quot;2&quot;,&quot;container-title-short&quot;:&quot;&quot;},&quot;isTemporary&quot;:false}]},{&quot;citationID&quot;:&quot;MENDELEY_CITATION_95123546-d83a-473a-84f8-32490961e03e&quot;,&quot;properties&quot;:{&quot;noteIndex&quot;:0},&quot;isEdited&quot;:false,&quot;manualOverride&quot;:{&quot;isManuallyOverridden&quot;:false,&quot;citeprocText&quot;:&quot;(Salmerón et al., 2016)&quot;,&quot;manualOverrideText&quot;:&quot;&quot;},&quot;citationTag&quot;:&quot;MENDELEY_CITATION_v3_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&quot;,&quot;citationItems&quot;:[{&quot;id&quot;:&quot;1975601f-77d1-3258-b56b-61d444f55e13&quot;,&quot;itemData&quot;:{&quot;type&quot;:&quot;article-journal&quot;,&quot;id&quot;:&quot;1975601f-77d1-3258-b56b-61d444f55e13&quot;,&quot;title&quot;:&quot;Yield Response to Planting Date Among Soybean Maturity Groups for Irrigated Production in the US Midsouth&quot;,&quot;author&quot;:[{&quot;family&quot;:&quot;Salmerón&quot;,&quot;given&quot;:&quot;Montserrat&quot;,&quot;parse-names&quot;:false,&quot;dropping-particle&quot;:&quot;&quot;,&quot;non-dropping-particle&quot;:&quot;&quot;},{&quot;family&quot;:&quot;Gbur&quot;,&quot;given&quot;:&quot;Edward E.&quot;,&quot;parse-names&quot;:false,&quot;dropping-particle&quot;:&quot;&quot;,&quot;non-dropping-particle&quot;:&quot;&quot;},{&quot;family&quot;:&quot;Bourland&quot;,&quot;given&quot;:&quot;Fred M.&quot;,&quot;parse-names&quot;:false,&quot;dropping-particle&quot;:&quot;&quot;,&quot;non-dropping-particle&quot;:&quot;&quot;},{&quot;family&quot;:&quot;Buehring&quot;,&quot;given&quot;:&quot;Normie W.&quot;,&quot;parse-names&quot;:false,&quot;dropping-particle&quot;:&quot;&quot;,&quot;non-dropping-particle&quot;:&quot;&quot;},{&quot;family&quot;:&quot;Earnest&quot;,&quot;given&quot;:&quot;Larry&quot;,&quot;parse-names&quot;:false,&quot;dropping-particle&quot;:&quot;&quot;,&quot;non-dropping-particle&quot;:&quot;&quot;},{&quot;family&quot;:&quot;Fritschi&quot;,&quot;given&quot;:&quot;Felix B.&quot;,&quot;parse-names&quot;:false,&quot;dropping-particle&quot;:&quot;&quot;,&quot;non-dropping-particle&quot;:&quot;&quot;},{&quot;family&quot;:&quot;Golden&quot;,&quot;given&quot;:&quot;Bobby R.&quot;,&quot;parse-names&quot;:false,&quot;dropping-particle&quot;:&quot;&quot;,&quot;non-dropping-particle&quot;:&quot;&quot;},{&quot;family&quot;:&quot;Hathcoat&quot;,&quot;given&quot;:&quot;Daniel&quot;,&quot;parse-names&quot;:false,&quot;dropping-particle&quot;:&quot;&quot;,&quot;non-dropping-particle&quot;:&quot;&quot;},{&quot;family&quot;:&quot;Lofton&quot;,&quot;given&quot;:&quot;Josh&quot;,&quot;parse-names&quot;:false,&quot;dropping-particle&quot;:&quot;&quot;,&quot;non-dropping-particle&quot;:&quot;&quot;},{&quot;family&quot;:&quot;McClure&quot;,&quot;given&quot;:&quot;Angela Thompson&quot;,&quot;parse-names&quot;:false,&quot;dropping-particle&quot;:&quot;&quot;,&quot;non-dropping-particle&quot;:&quot;&quot;},{&quot;family&quot;:&quot;Miller&quot;,&quot;given&quot;:&quot;Travis D.&quot;,&quot;parse-names&quot;:false,&quot;dropping-particle&quot;:&quot;&quot;,&quot;non-dropping-particle&quot;:&quot;&quot;},{&quot;family&quot;:&quot;Neely&quot;,&quot;given&quot;:&quot;Clark&quot;,&quot;parse-names&quot;:false,&quot;dropping-particle&quot;:&quot;&quot;,&quot;non-dropping-particle&quot;:&quot;&quot;},{&quot;family&quot;:&quot;Shannon&quot;,&quot;given&quot;:&quot;Grover&quot;,&quot;parse-names&quot;:false,&quot;dropping-particle&quot;:&quot;&quot;,&quot;non-dropping-particle&quot;:&quot;&quot;},{&quot;family&quot;:&quot;Udeigwe&quot;,&quot;given&quot;:&quot;Theophilus K.&quot;,&quot;parse-names&quot;:false,&quot;dropping-particle&quot;:&quot;&quot;,&quot;non-dropping-particle&quot;:&quot;&quot;},{&quot;family&quot;:&quot;Verbree&quot;,&quot;given&quot;:&quot;David A.&quot;,&quot;parse-names&quot;:false,&quot;dropping-particle&quot;:&quot;&quot;,&quot;non-dropping-particle&quot;:&quot;&quot;},{&quot;family&quot;:&quot;Vories&quot;,&quot;given&quot;:&quot;Earl D.&quot;,&quot;parse-names&quot;:false,&quot;dropping-particle&quot;:&quot;&quot;,&quot;non-dropping-particle&quot;:&quot;&quot;},{&quot;family&quot;:&quot;Wiebold&quot;,&quot;given&quot;:&quot;William J.&quot;,&quot;parse-names&quot;:false,&quot;dropping-particle&quot;:&quot;&quot;,&quot;non-dropping-particle&quot;:&quot;&quot;},{&quot;family&quot;:&quot;Purcell&quot;,&quot;given&quot;:&quot;Larry C.&quot;,&quot;parse-names&quot;:false,&quot;dropping-particle&quot;:&quot;&quot;,&quot;non-dropping-particle&quot;:&quot;&quot;}],&quot;container-title&quot;:&quot;Crop Science&quot;,&quot;container-title-short&quot;:&quot;Crop Sci.&quot;,&quot;accessed&quot;:{&quot;date-parts&quot;:[[2025,8,18]]},&quot;DOI&quot;:&quot;10.2135/CROPSCI2015.07.0466&quot;,&quot;ISSN&quot;:&quot;1435-0653&quot;,&quot;URL&quot;:&quot;/doi/pdf/10.2135/cropsci2015.07.0466&quot;,&quot;issued&quot;:{&quot;date-parts&quot;:[[2016,3,1]]},&quot;page&quot;:&quot;747-759&quot;,&quot;abstract&quot;:&quot;Planting date is one of the main factors affecting soybean (Glycine max [L.] Merr.) yield. Environmental conditions in the US Midsouth allow for planting dates from late March through early July, and maturity groups (MGs) ranging from 3 to 6. However, the complexity of interactions among planting date, MG, and the environment makes the selection of an optimum MG cultivar difficult. A regional 3-yr study, conducted at eight locations with latitudes ranging from 30.6 to 38.9°N, planting dates ranging from late March to early July, and MGs 3 to 6, was used to examine the relationship between relative yield and planting day. The data indicated that yield was dependent on the location and MG choice. There was a quadratic response of relative yield to planting day in six out of the eight locations studied for MG 3 cultivars, and in five locations for MG 4 cultivars. On the other hand, MG 5 and 6 cultivars were more likely to have a negative linear relationship, with a quadratic response in only two of the eight locations. Optimum planting dates that maximized yield were dependent on the location and MG combination and ranged from 22 March to 17 May. Delaying planting dates from mid May to early June reduced yields by 0.09 to 1.69% per day, with the rate of decline greatest at the southern-most locations. Overall, MG 4 cultivars maximized yield or were not statistically different from the highest yielding MG at most locations and planting dates.&quot;,&quot;publisher&quot;:&quot;John Wiley &amp; Sons, Ltd&quot;,&quot;issue&quot;:&quot;2&quot;,&quot;volume&quot;:&quot;56&quot;},&quot;isTemporary&quot;:false}]},{&quot;citationID&quot;:&quot;MENDELEY_CITATION_573a376c-5c2d-4f6e-ae3b-83d1d27e533c&quot;,&quot;properties&quot;:{&quot;noteIndex&quot;:0},&quot;isEdited&quot;:false,&quot;manualOverride&quot;:{&quot;isManuallyOverridden&quot;:false,&quot;citeprocText&quot;:&quot;(NASS, 2023)&quot;,&quot;manualOverrideText&quot;:&quot;&quot;},&quot;citationItems&quot;:[{&quot;id&quot;:&quot;d701c2d9-2019-3c23-ad55-73a9efa788e5&quot;,&quot;itemData&quot;:{&quot;type&quot;:&quot;article&quot;,&quot;id&quot;:&quot;d701c2d9-2019-3c23-ad55-73a9efa788e5&quot;,&quot;title&quot;:&quot;Surveys. National Agricultural Statistics Service, USDA. URL: https://www.nass.usda.gov/Surveys. Accessed November 2, 2023&quot;,&quot;author&quot;:[{&quot;family&quot;:&quot;NASS&quot;,&quot;given&quot;:&quot;&quot;,&quot;parse-names&quot;:false,&quot;dropping-particle&quot;:&quot;&quot;,&quot;non-dropping-particle&quot;:&quot;&quot;}],&quot;issued&quot;:{&quot;date-parts&quot;:[[2023]]},&quot;container-title-short&quot;:&quot;&quot;},&quot;isTemporary&quot;:false}],&quot;citationTag&quot;:&quot;MENDELEY_CITATION_v3_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&quot;},{&quot;citationID&quot;:&quot;MENDELEY_CITATION_1d661313-8f7a-48f0-aa4f-f40698f041e0&quot;,&quot;properties&quot;:{&quot;noteIndex&quot;:0},&quot;isEdited&quot;:false,&quot;manualOverride&quot;:{&quot;isManuallyOverridden&quot;:true,&quot;citeprocText&quot;:&quot;(Probert et al., 1998; Keating et al., 2003; Huth et al., 2010; Holzworth et al., 2014)&quot;,&quot;manualOverrideText&quot;:&quot;(Holzworth et al., 2018)&quot;},&quot;citationTag&quot;:&quot;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&quot;,&quot;citationItems&quot;:[{&quot;id&quot;:&quot;c2bc14cf-0d42-3a59-bc8c-7b238ef775b2&quot;,&quot;itemData&quot;:{&quot;type&quot;:&quot;article-journal&quot;,&quot;id&quot;:&quot;c2bc14cf-0d42-3a59-bc8c-7b238ef775b2&quot;,&quot;title&quot;:&quot;APSIM's water and nitrogen modules and simulation of the dynamics of water and nitrogen in fallow systems&quot;,&quot;author&quot;:[{&quot;family&quot;:&quot;Probert&quot;,&quot;given&quot;:&quot;M.E.&quot;,&quot;parse-names&quot;:false,&quot;dropping-particle&quot;:&quot;&quot;,&quot;non-dropping-particle&quot;:&quot;&quot;},{&quot;family&quot;:&quot;Dimes&quot;,&quot;given&quot;:&quot;J.P.&quot;,&quot;parse-names&quot;:false,&quot;dropping-particle&quot;:&quot;&quot;,&quot;non-dropping-particle&quot;:&quot;&quot;},{&quot;family&quot;:&quot;Keating&quot;,&quot;given&quot;:&quot;B.A.&quot;,&quot;parse-names&quot;:false,&quot;dropping-particle&quot;:&quot;&quot;,&quot;non-dropping-particle&quot;:&quot;&quot;},{&quot;family&quot;:&quot;Dalal&quot;,&quot;given&quot;:&quot;R.C.&quot;,&quot;parse-names&quot;:false,&quot;dropping-particle&quot;:&quot;&quot;,&quot;non-dropping-particle&quot;:&quot;&quot;},{&quot;family&quot;:&quot;Strong&quot;,&quot;given&quot;:&quot;W.M.&quot;,&quot;parse-names&quot;:false,&quot;dropping-particle&quot;:&quot;&quot;,&quot;non-dropping-particle&quot;:&quot;&quot;}],&quot;container-title&quot;:&quot;Agricultural Systems&quot;,&quot;container-title-short&quot;:&quot;Agric. Syst.&quot;,&quot;accessed&quot;:{&quot;date-parts&quot;:[[2017,12,24]]},&quot;DOI&quot;:&quot;10.1016/S0308-521X(97)00028-0&quot;,&quot;ISSN&quot;:&quot;0308-521X&quot;,&quot;URL&quot;:&quot;https://www.sciencedirect.com/science/article/pii/S0308521X97000280&quot;,&quot;issued&quot;:{&quot;date-parts&quot;:[[1998,1,1]]},&quot;page&quot;:&quot;1-28&quot;,&quot;abstract&quot;:&quot;APSIM (Agricultural Production Systems Simulator) is a software system which provides a flexible structure for the simulation of climatic and soil management effects on growth of crops in farming systems and changes in the soil resource. The focus of this paper is the predictive performance of APSIM for simulation of soil water and nitrate nitrogen in contrasting soils (vertisols and alfisols) and environments. The three APSIM modules that determine the dynamics of water, carbon, and nitrogen in the soil system (viz. SOILWAT, SOILN and RESIDUE v.1) are described in terms of the processes represented, with particular emphasis on aspects of their coding that differ from their precursors in CERES and PERFECT. The most fundamental change is in SOILN, which now provides a formal balance of both carbon and nitrogen in the soil and includes a labile soil organic matter pool that decomposes more rapidly than the bulk of the soil organic matter. Model performance, in terms of prediction of soil water and nitrate, is evaluated during fallows, thereby avoiding complications arising from water use and nitrogen uptake by a crop. One data set is from a long-term experiment on a vertisol in southeast Queensland which studied two tillage treatments (conventional and zero tillage) in combination with fertiliser nitrogen inputs for the growth of wheat; soil water and nitrate were measured twice each year (pre-planting and post-harvest). The second comes from experiments at Katherine, Northern Territory, where legume leys growing on alfisols were chemically killed and ensuing changes in soil water and nitrate were measured during a single season. For both datasets, the predictive ability of the model was satisfactory for water and nitrate, in terms of both the total amounts in the whole profile and their distribution with depth. Since neither of these datasets included measurements of the runoff component of the water balance, this aspect of model performance was evaluated, and shown to be generally good, using data from a third source where runoff had been measured from contour bay catchments.&quot;,&quot;publisher&quot;:&quot;Elsevier&quot;,&quot;issue&quot;:&quot;1&quot;,&quot;volume&quot;:&quot;56&quot;},&quot;isTemporary&quot;:false},{&quot;id&quot;:&quot;44627c49-825c-3eeb-8646-39af015b966b&quot;,&quot;itemData&quot;:{&quot;type&quot;:&quot;article-journal&quot;,&quot;id&quot;:&quot;44627c49-825c-3eeb-8646-39af015b966b&quot;,&quot;title&quot;:&quot;Impacts of fertilisers and legumes on N2O and CO2 emissions from soils in subtropical agricultural systems: A simulation study&quot;,&quot;author&quot;:[{&quot;family&quot;:&quot;Huth&quot;,&quot;given&quot;:&quot;N. I.&quot;,&quot;parse-names&quot;:false,&quot;dropping-particle&quot;:&quot;&quot;,&quot;non-dropping-particle&quot;:&quot;&quot;},{&quot;family&quot;:&quot;Thorburn&quot;,&quot;given&quot;:&quot;P. J.&quot;,&quot;parse-names&quot;:false,&quot;dropping-particle&quot;:&quot;&quot;,&quot;non-dropping-particle&quot;:&quot;&quot;},{&quot;family&quot;:&quot;Radford&quot;,&quot;given&quot;:&quot;B. J.&quot;,&quot;parse-names&quot;:false,&quot;dropping-particle&quot;:&quot;&quot;,&quot;non-dropping-particle&quot;:&quot;&quot;},{&quot;family&quot;:&quot;Thornton&quot;,&quot;given&quot;:&quot;C. M.&quot;,&quot;parse-names&quot;:false,&quot;dropping-particle&quot;:&quot;&quot;,&quot;non-dropping-particle&quot;:&quot;&quot;}],&quot;container-title&quot;:&quot;Agriculture, Ecosystems &amp; Environment&quot;,&quot;container-title-short&quot;:&quot;Agric. Ecosyst. Environ.&quot;,&quot;accessed&quot;:{&quot;date-parts&quot;:[[2021,11,29]]},&quot;DOI&quot;:&quot;10.1016/J.AGEE.2009.12.016&quot;,&quot;ISSN&quot;:&quot;0167-8809&quot;,&quot;issued&quot;:{&quot;date-parts&quot;:[[2010,3,15]]},&quot;page&quot;:&quot;351-357&quot;,&quot;abstract&quot;:&quot;There is increasing focus on greenhouse gas emissions from agricultural systems. One suggested method for increasing the sequestration of carbon (C) within agricultural soils is to increase crop productivity and therefore C input into the soil. However, if enhanced production is achieved via nitrogenous fertilisers, there is a potential tradeoff between decreased C emissions and increased nitrous oxide (N2O) emissions due to the increased soil C and nitrogen (N). An alternative is to incorporate leguminous crops into cereal cropping rotations to provide a biological source of N. However, the likely production of N2O from N released during the decomposition of leguminous residues is unknown as is the impact on C input into the soil when some cereal crops are replaced with grain legumes. Consequently, an analysis of the likely impacts has been undertaken for a subtropical dryland cropping system in Queensland, Australia where soil, climate and management are conducive to denitrification losses. A series of scenarios embracing a range of cropping rotations, N fertilisers and leguminous crops was tested using the Agricultural Production Systems Simulator (APSIM). The model configuration was tested using long term data from the Brigalow Catchment Study site near Theodore, Queensland, Australia (24.81°S, 149.80°E). A wide range of data was used in testing the model for the major terms in the C, N and water balances. Scenario analyses of alternative management systems including the use of fertiliser or legume grain or forage crops within cereal rotations demonstrated that soil C can be managed to some degree via simple changes in agronomic practice. The use of legumes within cereal rotations was not always as effective in reducing N2O emissions as improved fertiliser practice. For example, replacing wheat with chickpea did not reduce N2O emission relative to fertilised systems and did not assist in increasing soil C due to impacts on stubble cover over the important summer months. The fact that some interventions proved counterproductive due to complex feedback mechanisms highlights the need for detailed models which capture the links between water, C, N and management. Crown Copyright © 2010.&quot;,&quot;publisher&quot;:&quot;Elsevier&quot;,&quot;issue&quot;:&quot;3-4&quot;,&quot;volume&quot;:&quot;136&quot;},&quot;isTemporary&quot;:false},{&quot;id&quot;:&quot;20699f79-79e0-3dbf-8cf7-9c3d614b38c7&quot;,&quot;itemData&quot;:{&quot;type&quot;:&quot;article-journal&quot;,&quot;id&quot;:&quot;20699f79-79e0-3dbf-8cf7-9c3d614b38c7&quot;,&quot;title&quot;:&quot;An overview of APSIM, a model designed for farming systems simulation&quot;,&quot;author&quot;:[{&quot;family&quot;:&quot;Keating&quot;,&quot;given&quot;:&quot;B.A&quot;,&quot;parse-names&quot;:false,&quot;dropping-particle&quot;:&quot;&quot;,&quot;non-dropping-particle&quot;:&quot;&quot;},{&quot;family&quot;:&quot;Carberry&quot;,&quot;given&quot;:&quot;P.S&quot;,&quot;parse-names&quot;:false,&quot;dropping-particle&quot;:&quot;&quot;,&quot;non-dropping-particle&quot;:&quot;&quot;},{&quot;family&quot;:&quot;Hammer&quot;,&quot;given&quot;:&quot;G.L&quot;,&quot;parse-names&quot;:false,&quot;dropping-particle&quot;:&quot;&quot;,&quot;non-dropping-particle&quot;:&quot;&quot;},{&quot;family&quot;:&quot;Probert&quot;,&quot;given&quot;:&quot;M.E&quot;,&quot;parse-names&quot;:false,&quot;dropping-particle&quot;:&quot;&quot;,&quot;non-dropping-particle&quot;:&quot;&quot;},{&quot;family&quot;:&quot;Robertson&quot;,&quot;given&quot;:&quot;M.J&quot;,&quot;parse-names&quot;:false,&quot;dropping-particle&quot;:&quot;&quot;,&quot;non-dropping-particle&quot;:&quot;&quot;},{&quot;family&quot;:&quot;Holzworth&quot;,&quot;given&quot;:&quot;D&quot;,&quot;parse-names&quot;:false,&quot;dropping-particle&quot;:&quot;&quot;,&quot;non-dropping-particle&quot;:&quot;&quot;},{&quot;family&quot;:&quot;Huth&quot;,&quot;given&quot;:&quot;N.I&quot;,&quot;parse-names&quot;:false,&quot;dropping-particle&quot;:&quot;&quot;,&quot;non-dropping-particle&quot;:&quot;&quot;},{&quot;family&quot;:&quot;Hargreaves&quot;,&quot;given&quot;:&quot;J.N.G&quot;,&quot;parse-names&quot;:false,&quot;dropping-particle&quot;:&quot;&quot;,&quot;non-dropping-particle&quot;:&quot;&quot;},{&quot;family&quot;:&quot;Meinke&quot;,&quot;given&quot;:&quot;H&quot;,&quot;parse-names&quot;:false,&quot;dropping-particle&quot;:&quot;&quot;,&quot;non-dropping-particle&quot;:&quot;&quot;},{&quot;family&quot;:&quot;Hochman&quot;,&quot;given&quot;:&quot;Z&quot;,&quot;parse-names&quot;:false,&quot;dropping-particle&quot;:&quot;&quot;,&quot;non-dropping-particle&quot;:&quot;&quot;},{&quot;family&quot;:&quot;McLean&quot;,&quot;given&quot;:&quot;G&quot;,&quot;parse-names&quot;:false,&quot;dropping-particle&quot;:&quot;&quot;,&quot;non-dropping-particle&quot;:&quot;&quot;},{&quot;family&quot;:&quot;Verburg&quot;,&quot;given&quot;:&quot;K&quot;,&quot;parse-names&quot;:false,&quot;dropping-particle&quot;:&quot;&quot;,&quot;non-dropping-particle&quot;:&quot;&quot;},{&quot;family&quot;:&quot;Snow&quot;,&quot;given&quot;:&quot;V&quot;,&quot;parse-names&quot;:false,&quot;dropping-particle&quot;:&quot;&quot;,&quot;non-dropping-particle&quot;:&quot;&quot;},{&quot;family&quot;:&quot;Dimes&quot;,&quot;given&quot;:&quot;J.P&quot;,&quot;parse-names&quot;:false,&quot;dropping-particle&quot;:&quot;&quot;,&quot;non-dropping-particle&quot;:&quot;&quot;},{&quot;family&quot;:&quot;Silburn&quot;,&quot;given&quot;:&quot;M&quot;,&quot;parse-names&quot;:false,&quot;dropping-particle&quot;:&quot;&quot;,&quot;non-dropping-particle&quot;:&quot;&quot;},{&quot;family&quot;:&quot;Wang&quot;,&quot;given&quot;:&quot;E&quot;,&quot;parse-names&quot;:false,&quot;dropping-particle&quot;:&quot;&quot;,&quot;non-dropping-particle&quot;:&quot;&quot;},{&quot;family&quot;:&quot;Brown&quot;,&quot;given&quot;:&quot;S&quot;,&quot;parse-names&quot;:false,&quot;dropping-particle&quot;:&quot;&quot;,&quot;non-dropping-particle&quot;:&quot;&quot;},{&quot;family&quot;:&quot;Bristow&quot;,&quot;given&quot;:&quot;K.L&quot;,&quot;parse-names&quot;:false,&quot;dropping-particle&quot;:&quot;&quot;,&quot;non-dropping-particle&quot;:&quot;&quot;},{&quot;family&quot;:&quot;Asseng&quot;,&quot;given&quot;:&quot;S&quot;,&quot;parse-names&quot;:false,&quot;dropping-particle&quot;:&quot;&quot;,&quot;non-dropping-particle&quot;:&quot;&quot;},{&quot;family&quot;:&quot;Chapman&quot;,&quot;given&quot;:&quot;S&quot;,&quot;parse-names&quot;:false,&quot;dropping-particle&quot;:&quot;&quot;,&quot;non-dropping-particle&quot;:&quot;&quot;},{&quot;family&quot;:&quot;McCown&quot;,&quot;given&quot;:&quot;R.L&quot;,&quot;parse-names&quot;:false,&quot;dropping-particle&quot;:&quot;&quot;,&quot;non-dropping-particle&quot;:&quot;&quot;},{&quot;family&quot;:&quot;Freebairn&quot;,&quot;given&quot;:&quot;D.M&quot;,&quot;parse-names&quot;:false,&quot;dropping-particle&quot;:&quot;&quot;,&quot;non-dropping-particle&quot;:&quot;&quot;},{&quot;family&quot;:&quot;Smith&quot;,&quot;given&quot;:&quot;C.J&quot;,&quot;parse-names&quot;:false,&quot;dropping-particle&quot;:&quot;&quot;,&quot;non-dropping-particle&quot;:&quot;&quot;}],&quot;container-title&quot;:&quot;European Journal of Agronomy&quot;,&quot;accessed&quot;:{&quot;date-parts&quot;:[[2018,8,5]]},&quot;DOI&quot;:&quot;10.1016/S1161-0301(02)00108-9&quot;,&quot;ISSN&quot;:&quot;1161-0301&quot;,&quot;URL&quot;:&quot;https://www.sciencedirect.com/science/article/pii/S1161030102001089&quot;,&quot;issued&quot;:{&quot;date-parts&quot;:[[2003,1,1]]},&quot;page&quot;:&quot;267-288&quot;,&quot;abstract&quot;:&quot;The Agricultural Production Systems Simulator (APSIM) is a modular modelling framework that has been developed by the Agricultural Production Systems Research Unit in Australia. APSIM was developed to simulate biophysical process in farming systems, in particular where there is interest in the economic and ecological outcomes of management practice in the face of climatic risk. The paper outlines APSIM's structure and provides details of the concepts behind the different plant, soil and management modules. These modules include a diverse range of crops, pastures and trees, soil processes including water balance, N and P transformations, soil pH, erosion and a full range of management controls. Reports of APSIM testing in a diverse range of systems and environments are summarised. An example of model performance in a long-term cropping systems trial is provided. APSIM has been used in a broad range of applications, including support for on-farm decision making, farming systems design for production or resource management objectives, assessment of the value of seasonal climate forecasting, analysis of supply chain issues in agribusiness activities, development of waste management guidelines, risk assessment for government policy making and as a guide to research and education activity. An extensive citation list for these model testing and application studies is provided.&quot;,&quot;publisher&quot;:&quot;Elsevier&quot;,&quot;issue&quot;:&quot;3-4&quot;,&quot;volume&quot;:&quot;18&quot;,&quot;container-title-short&quot;:&quot;&quot;},&quot;isTemporary&quot;:false},{&quot;id&quot;:&quot;7f53d344-fbc7-37fc-bafc-39df4389f44c&quot;,&quot;itemData&quot;:{&quot;type&quot;:&quot;article-journal&quot;,&quot;id&quot;:&quot;7f53d344-fbc7-37fc-bafc-39df4389f44c&quot;,&quot;title&quot;:&quot;APSIM – Evolution towards a new generation of agricultural systems simulation&quot;,&quot;author&quot;:[{&quot;family&quot;:&quot;Holzworth&quot;,&quot;given&quot;:&quot;Dean P.&quot;,&quot;parse-names&quot;:false,&quot;dropping-particle&quot;:&quot;&quot;,&quot;non-dropping-particle&quot;:&quot;&quot;},{&quot;family&quot;:&quot;Huth&quot;,&quot;given&quot;:&quot;Neil I.&quot;,&quot;parse-names&quot;:false,&quot;dropping-particle&quot;:&quot;&quot;,&quot;non-dropping-particle&quot;:&quot;&quot;},{&quot;family&quot;:&quot;deVoil&quot;,&quot;given&quot;:&quot;Peter G.&quot;,&quot;parse-names&quot;:false,&quot;dropping-particle&quot;:&quot;&quot;,&quot;non-dropping-particle&quot;:&quot;&quot;},{&quot;family&quot;:&quot;Zurcher&quot;,&quot;given&quot;:&quot;Eric J.&quot;,&quot;parse-names&quot;:false,&quot;dropping-particle&quot;:&quot;&quot;,&quot;non-dropping-particle&quot;:&quot;&quot;},{&quot;family&quot;:&quot;Herrmann&quot;,&quot;given&quot;:&quot;Neville I.&quot;,&quot;parse-names&quot;:false,&quot;dropping-particle&quot;:&quot;&quot;,&quot;non-dropping-particle&quot;:&quot;&quot;},{&quot;family&quot;:&quot;McLean&quot;,&quot;given&quot;:&quot;Greg&quot;,&quot;parse-names&quot;:false,&quot;dropping-particle&quot;:&quot;&quot;,&quot;non-dropping-particle&quot;:&quot;&quot;},{&quot;family&quot;:&quot;Chenu&quot;,&quot;given&quot;:&quot;Karine&quot;,&quot;parse-names&quot;:false,&quot;dropping-particle&quot;:&quot;&quot;,&quot;non-dropping-particle&quot;:&quot;&quot;},{&quot;family&quot;:&quot;Oosterom&quot;,&quot;given&quot;:&quot;Erik J.&quot;,&quot;parse-names&quot;:false,&quot;dropping-particle&quot;:&quot;&quot;,&quot;non-dropping-particle&quot;:&quot;van&quot;},{&quot;family&quot;:&quot;Snow&quot;,&quot;given&quot;:&quot;Val&quot;,&quot;parse-names&quot;:false,&quot;dropping-particle&quot;:&quot;&quot;,&quot;non-dropping-particle&quot;:&quot;&quot;},{&quot;family&quot;:&quot;Murphy&quot;,&quot;given&quot;:&quot;Chris&quot;,&quot;parse-names&quot;:false,&quot;dropping-particle&quot;:&quot;&quot;,&quot;non-dropping-particle&quot;:&quot;&quot;},{&quot;family&quot;:&quot;Moore&quot;,&quot;given&quot;:&quot;Andrew D.&quot;,&quot;parse-names&quot;:false,&quot;dropping-particle&quot;:&quot;&quot;,&quot;non-dropping-particle&quot;:&quot;&quot;},{&quot;family&quot;:&quot;Brown&quot;,&quot;given&quot;:&quot;Hamish&quot;,&quot;parse-names&quot;:false,&quot;dropping-particle&quot;:&quot;&quot;,&quot;non-dropping-particle&quot;:&quot;&quot;},{&quot;family&quot;:&quot;Whish&quot;,&quot;given&quot;:&quot;Jeremy P.M.&quot;,&quot;parse-names&quot;:false,&quot;dropping-particle&quot;:&quot;&quot;,&quot;non-dropping-particle&quot;:&quot;&quot;},{&quot;family&quot;:&quot;Verrall&quot;,&quot;given&quot;:&quot;Shaun&quot;,&quot;parse-names&quot;:false,&quot;dropping-particle&quot;:&quot;&quot;,&quot;non-dropping-particle&quot;:&quot;&quot;},{&quot;family&quot;:&quot;Fainges&quot;,&quot;given&quot;:&quot;Justin&quot;,&quot;parse-names&quot;:false,&quot;dropping-particle&quot;:&quot;&quot;,&quot;non-dropping-particle&quot;:&quot;&quot;},{&quot;family&quot;:&quot;Bell&quot;,&quot;given&quot;:&quot;Lindsay W.&quot;,&quot;parse-names&quot;:false,&quot;dropping-particle&quot;:&quot;&quot;,&quot;non-dropping-particle&quot;:&quot;&quot;},{&quot;family&quot;:&quot;Peake&quot;,&quot;given&quot;:&quot;Allan S.&quot;,&quot;parse-names&quot;:false,&quot;dropping-particle&quot;:&quot;&quot;,&quot;non-dropping-particle&quot;:&quot;&quot;},{&quot;family&quot;:&quot;Poulton&quot;,&quot;given&quot;:&quot;Perry L.&quot;,&quot;parse-names&quot;:false,&quot;dropping-particle&quot;:&quot;&quot;,&quot;non-dropping-particle&quot;:&quot;&quot;},{&quot;family&quot;:&quot;Hochman&quot;,&quot;given&quot;:&quot;Zvi&quot;,&quot;parse-names&quot;:false,&quot;dropping-particle&quot;:&quot;&quot;,&quot;non-dropping-particle&quot;:&quot;&quot;},{&quot;family&quot;:&quot;Thorburn&quot;,&quot;given&quot;:&quot;Peter J.&quot;,&quot;parse-names&quot;:false,&quot;dropping-particle&quot;:&quot;&quot;,&quot;non-dropping-particle&quot;:&quot;&quot;},{&quot;family&quot;:&quot;Gaydon&quot;,&quot;given&quot;:&quot;Donald S.&quot;,&quot;parse-names&quot;:false,&quot;dropping-particle&quot;:&quot;&quot;,&quot;non-dropping-particle&quot;:&quot;&quot;},{&quot;family&quot;:&quot;Dalgliesh&quot;,&quot;given&quot;:&quot;Neal P.&quot;,&quot;parse-names&quot;:false,&quot;dropping-particle&quot;:&quot;&quot;,&quot;non-dropping-particle&quot;:&quot;&quot;},{&quot;family&quot;:&quot;Rodriguez&quot;,&quot;given&quot;:&quot;Daniel&quot;,&quot;parse-names&quot;:false,&quot;dropping-particle&quot;:&quot;&quot;,&quot;non-dropping-particle&quot;:&quot;&quot;},{&quot;family&quot;:&quot;Cox&quot;,&quot;given&quot;:&quot;Howard&quot;,&quot;parse-names&quot;:false,&quot;dropping-particle&quot;:&quot;&quot;,&quot;non-dropping-particle&quot;:&quot;&quot;},{&quot;family&quot;:&quot;Chapman&quot;,&quot;given&quot;:&quot;Scott&quot;,&quot;parse-names&quot;:false,&quot;dropping-particle&quot;:&quot;&quot;,&quot;non-dropping-particle&quot;:&quot;&quot;},{&quot;family&quot;:&quot;Doherty&quot;,&quot;given&quot;:&quot;Alastair&quot;,&quot;parse-names&quot;:false,&quot;dropping-particle&quot;:&quot;&quot;,&quot;non-dropping-particle&quot;:&quot;&quot;},{&quot;family&quot;:&quot;Teixeira&quot;,&quot;given&quot;:&quot;Edmar&quot;,&quot;parse-names&quot;:false,&quot;dropping-particle&quot;:&quot;&quot;,&quot;non-dropping-particle&quot;:&quot;&quot;},{&quot;family&quot;:&quot;Sharp&quot;,&quot;given&quot;:&quot;Joanna&quot;,&quot;parse-names&quot;:false,&quot;dropping-particle&quot;:&quot;&quot;,&quot;non-dropping-particle&quot;:&quot;&quot;},{&quot;family&quot;:&quot;Cichota&quot;,&quot;given&quot;:&quot;Rogerio&quot;,&quot;parse-names&quot;:false,&quot;dropping-particle&quot;:&quot;&quot;,&quot;non-dropping-particle&quot;:&quot;&quot;},{&quot;family&quot;:&quot;Vogeler&quot;,&quot;given&quot;:&quot;Iris&quot;,&quot;parse-names&quot;:false,&quot;dropping-particle&quot;:&quot;&quot;,&quot;non-dropping-particle&quot;:&quot;&quot;},{&quot;family&quot;:&quot;Li&quot;,&quot;given&quot;:&quot;Frank Y.&quot;,&quot;parse-names&quot;:false,&quot;dropping-particle&quot;:&quot;&quot;,&quot;non-dropping-particle&quot;:&quot;&quot;},{&quot;family&quot;:&quot;Wang&quot;,&quot;given&quot;:&quot;Enli&quot;,&quot;parse-names&quot;:false,&quot;dropping-particle&quot;:&quot;&quot;,&quot;non-dropping-particle&quot;:&quot;&quot;},{&quot;family&quot;:&quot;Hammer&quot;,&quot;given&quot;:&quot;Graeme L.&quot;,&quot;parse-names&quot;:false,&quot;dropping-particle&quot;:&quot;&quot;,&quot;non-dropping-particle&quot;:&quot;&quot;},{&quot;family&quot;:&quot;Robertson&quot;,&quot;given&quot;:&quot;Michael J.&quot;,&quot;parse-names&quot;:false,&quot;dropping-particle&quot;:&quot;&quot;,&quot;non-dropping-particle&quot;:&quot;&quot;},{&quot;family&quot;:&quot;Dimes&quot;,&quot;given&quot;:&quot;John P.&quot;,&quot;parse-names&quot;:false,&quot;dropping-particle&quot;:&quot;&quot;,&quot;non-dropping-particle&quot;:&quot;&quot;},{&quot;family&quot;:&quot;Whitbread&quot;,&quot;given&quot;:&quot;Anthony M.&quot;,&quot;parse-names&quot;:false,&quot;dropping-particle&quot;:&quot;&quot;,&quot;non-dropping-particle&quot;:&quot;&quot;},{&quot;family&quot;:&quot;Hunt&quot;,&quot;given&quot;:&quot;James&quot;,&quot;parse-names&quot;:false,&quot;dropping-particle&quot;:&quot;&quot;,&quot;non-dropping-particle&quot;:&quot;&quot;},{&quot;family&quot;:&quot;Rees&quot;,&quot;given&quot;:&quot;Harm&quot;,&quot;parse-names&quot;:false,&quot;dropping-particle&quot;:&quot;&quot;,&quot;non-dropping-particle&quot;:&quot;van&quot;},{&quot;family&quot;:&quot;McClelland&quot;,&quot;given&quot;:&quot;Tim&quot;,&quot;parse-names&quot;:false,&quot;dropping-particle&quot;:&quot;&quot;,&quot;non-dropping-particle&quot;:&quot;&quot;},{&quot;family&quot;:&quot;Carberry&quot;,&quot;given&quot;:&quot;Peter S.&quot;,&quot;parse-names&quot;:false,&quot;dropping-particle&quot;:&quot;&quot;,&quot;non-dropping-particle&quot;:&quot;&quot;},{&quot;family&quot;:&quot;Hargreaves&quot;,&quot;given&quot;:&quot;John N.G.&quot;,&quot;parse-names&quot;:false,&quot;dropping-particle&quot;:&quot;&quot;,&quot;non-dropping-particle&quot;:&quot;&quot;},{&quot;family&quot;:&quot;MacLeod&quot;,&quot;given&quot;:&quot;Neil&quot;,&quot;parse-names&quot;:false,&quot;dropping-particle&quot;:&quot;&quot;,&quot;non-dropping-particle&quot;:&quot;&quot;},{&quot;family&quot;:&quot;McDonald&quot;,&quot;given&quot;:&quot;Cam&quot;,&quot;parse-names&quot;:false,&quot;dropping-particle&quot;:&quot;&quot;,&quot;non-dropping-particle&quot;:&quot;&quot;},{&quot;family&quot;:&quot;Harsdorf&quot;,&quot;given&quot;:&quot;Justin&quot;,&quot;parse-names&quot;:false,&quot;dropping-particle&quot;:&quot;&quot;,&quot;non-dropping-particle&quot;:&quot;&quot;},{&quot;family&quot;:&quot;Wedgwood&quot;,&quot;given&quot;:&quot;Sara&quot;,&quot;parse-names&quot;:false,&quot;dropping-particle&quot;:&quot;&quot;,&quot;non-dropping-particle&quot;:&quot;&quot;},{&quot;family&quot;:&quot;Keating&quot;,&quot;given&quot;:&quot;Brian A.&quot;,&quot;parse-names&quot;:false,&quot;dropping-particle&quot;:&quot;&quot;,&quot;non-dropping-particle&quot;:&quot;&quot;}],&quot;container-title&quot;:&quot;Environmental Modelling &amp; Software&quot;,&quot;accessed&quot;:{&quot;date-parts&quot;:[[2018,8,5]]},&quot;DOI&quot;:&quot;10.1016/J.ENVSOFT.2014.07.009&quot;,&quot;ISSN&quot;:&quot;1364-8152&quot;,&quot;URL&quot;:&quot;https://www.sciencedirect.com/science/article/pii/S1364815214002102&quot;,&quot;issued&quot;:{&quot;date-parts&quot;:[[2014,12,1]]},&quot;page&quot;:&quot;327-350&quot;,&quot;abstract&quot;:&quot;Agricultural systems models worldwide are increasingly being used to explore options and solutions for the food security, climate change adaptation and mitigation and carbon trading problem domains. APSIM (Agricultural Production Systems sIMulator) is one such model that continues to be applied and adapted to this challenging research agenda. From its inception twenty years ago, APSIM has evolved into a framework containing many of the key models required to explore changes in agricultural landscapes with capability ranging from simulation of gene expression through to multi-field farms and beyond. Keating et al. (2003) described many of the fundamental attributes of APSIM in detail. Much has changed in the last decade, and the APSIM community has been exploring novel scientific domains and utilising software developments in social media, web and mobile applications to provide simulation tools adapted to new demands. This paper updates the earlier work by Keating et al. (2003) and chronicles the changing external challenges and opportunities being placed on APSIM during the last decade. It also explores and discusses how APSIM has been evolving to a “next generation” framework with improved features and capabilities that allow its use in many diverse topics.&quot;,&quot;publisher&quot;:&quot;Elsevier&quot;,&quot;volume&quot;:&quot;62&quot;,&quot;container-title-short&quot;:&quot;&quot;},&quot;isTemporary&quot;:false}]},{&quot;citationID&quot;:&quot;MENDELEY_CITATION_4a92be67-be5f-418a-8e97-a5309534f3d3&quot;,&quot;properties&quot;:{&quot;noteIndex&quot;:0},&quot;isEdited&quot;:false,&quot;manualOverride&quot;:{&quot;isManuallyOverridden&quot;:true,&quot;citeprocText&quot;:&quot;(Salmerón et al., 2016)&quot;,&quot;manualOverrideText&quot;:&quot;Salmerón et al. (2016)&quot;},&quot;citationTag&quot;:&quot;MENDELEY_CITATION_v3_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&quot;,&quot;citationItems&quot;:[{&quot;id&quot;:&quot;1975601f-77d1-3258-b56b-61d444f55e13&quot;,&quot;itemData&quot;:{&quot;type&quot;:&quot;article-journal&quot;,&quot;id&quot;:&quot;1975601f-77d1-3258-b56b-61d444f55e13&quot;,&quot;title&quot;:&quot;Yield Response to Planting Date Among Soybean Maturity Groups for Irrigated Production in the US Midsouth&quot;,&quot;author&quot;:[{&quot;family&quot;:&quot;Salmerón&quot;,&quot;given&quot;:&quot;Montserrat&quot;,&quot;parse-names&quot;:false,&quot;dropping-particle&quot;:&quot;&quot;,&quot;non-dropping-particle&quot;:&quot;&quot;},{&quot;family&quot;:&quot;Gbur&quot;,&quot;given&quot;:&quot;Edward E.&quot;,&quot;parse-names&quot;:false,&quot;dropping-particle&quot;:&quot;&quot;,&quot;non-dropping-particle&quot;:&quot;&quot;},{&quot;family&quot;:&quot;Bourland&quot;,&quot;given&quot;:&quot;Fred M.&quot;,&quot;parse-names&quot;:false,&quot;dropping-particle&quot;:&quot;&quot;,&quot;non-dropping-particle&quot;:&quot;&quot;},{&quot;family&quot;:&quot;Buehring&quot;,&quot;given&quot;:&quot;Normie W.&quot;,&quot;parse-names&quot;:false,&quot;dropping-particle&quot;:&quot;&quot;,&quot;non-dropping-particle&quot;:&quot;&quot;},{&quot;family&quot;:&quot;Earnest&quot;,&quot;given&quot;:&quot;Larry&quot;,&quot;parse-names&quot;:false,&quot;dropping-particle&quot;:&quot;&quot;,&quot;non-dropping-particle&quot;:&quot;&quot;},{&quot;family&quot;:&quot;Fritschi&quot;,&quot;given&quot;:&quot;Felix B.&quot;,&quot;parse-names&quot;:false,&quot;dropping-particle&quot;:&quot;&quot;,&quot;non-dropping-particle&quot;:&quot;&quot;},{&quot;family&quot;:&quot;Golden&quot;,&quot;given&quot;:&quot;Bobby R.&quot;,&quot;parse-names&quot;:false,&quot;dropping-particle&quot;:&quot;&quot;,&quot;non-dropping-particle&quot;:&quot;&quot;},{&quot;family&quot;:&quot;Hathcoat&quot;,&quot;given&quot;:&quot;Daniel&quot;,&quot;parse-names&quot;:false,&quot;dropping-particle&quot;:&quot;&quot;,&quot;non-dropping-particle&quot;:&quot;&quot;},{&quot;family&quot;:&quot;Lofton&quot;,&quot;given&quot;:&quot;Josh&quot;,&quot;parse-names&quot;:false,&quot;dropping-particle&quot;:&quot;&quot;,&quot;non-dropping-particle&quot;:&quot;&quot;},{&quot;family&quot;:&quot;McClure&quot;,&quot;given&quot;:&quot;Angela Thompson&quot;,&quot;parse-names&quot;:false,&quot;dropping-particle&quot;:&quot;&quot;,&quot;non-dropping-particle&quot;:&quot;&quot;},{&quot;family&quot;:&quot;Miller&quot;,&quot;given&quot;:&quot;Travis D.&quot;,&quot;parse-names&quot;:false,&quot;dropping-particle&quot;:&quot;&quot;,&quot;non-dropping-particle&quot;:&quot;&quot;},{&quot;family&quot;:&quot;Neely&quot;,&quot;given&quot;:&quot;Clark&quot;,&quot;parse-names&quot;:false,&quot;dropping-particle&quot;:&quot;&quot;,&quot;non-dropping-particle&quot;:&quot;&quot;},{&quot;family&quot;:&quot;Shannon&quot;,&quot;given&quot;:&quot;Grover&quot;,&quot;parse-names&quot;:false,&quot;dropping-particle&quot;:&quot;&quot;,&quot;non-dropping-particle&quot;:&quot;&quot;},{&quot;family&quot;:&quot;Udeigwe&quot;,&quot;given&quot;:&quot;Theophilus K.&quot;,&quot;parse-names&quot;:false,&quot;dropping-particle&quot;:&quot;&quot;,&quot;non-dropping-particle&quot;:&quot;&quot;},{&quot;family&quot;:&quot;Verbree&quot;,&quot;given&quot;:&quot;David A.&quot;,&quot;parse-names&quot;:false,&quot;dropping-particle&quot;:&quot;&quot;,&quot;non-dropping-particle&quot;:&quot;&quot;},{&quot;family&quot;:&quot;Vories&quot;,&quot;given&quot;:&quot;Earl D.&quot;,&quot;parse-names&quot;:false,&quot;dropping-particle&quot;:&quot;&quot;,&quot;non-dropping-particle&quot;:&quot;&quot;},{&quot;family&quot;:&quot;Wiebold&quot;,&quot;given&quot;:&quot;William J.&quot;,&quot;parse-names&quot;:false,&quot;dropping-particle&quot;:&quot;&quot;,&quot;non-dropping-particle&quot;:&quot;&quot;},{&quot;family&quot;:&quot;Purcell&quot;,&quot;given&quot;:&quot;Larry C.&quot;,&quot;parse-names&quot;:false,&quot;dropping-particle&quot;:&quot;&quot;,&quot;non-dropping-particle&quot;:&quot;&quot;}],&quot;container-title&quot;:&quot;Crop Science&quot;,&quot;container-title-short&quot;:&quot;Crop Sci.&quot;,&quot;accessed&quot;:{&quot;date-parts&quot;:[[2025,8,18]]},&quot;DOI&quot;:&quot;10.2135/CROPSCI2015.07.0466&quot;,&quot;ISSN&quot;:&quot;1435-0653&quot;,&quot;URL&quot;:&quot;/doi/pdf/10.2135/cropsci2015.07.0466&quot;,&quot;issued&quot;:{&quot;date-parts&quot;:[[2016,3,1]]},&quot;page&quot;:&quot;747-759&quot;,&quot;abstract&quot;:&quot;Planting date is one of the main factors affecting soybean (Glycine max [L.] Merr.) yield. Environmental conditions in the US Midsouth allow for planting dates from late March through early July, and maturity groups (MGs) ranging from 3 to 6. However, the complexity of interactions among planting date, MG, and the environment makes the selection of an optimum MG cultivar difficult. A regional 3-yr study, conducted at eight locations with latitudes ranging from 30.6 to 38.9°N, planting dates ranging from late March to early July, and MGs 3 to 6, was used to examine the relationship between relative yield and planting day. The data indicated that yield was dependent on the location and MG choice. There was a quadratic response of relative yield to planting day in six out of the eight locations studied for MG 3 cultivars, and in five locations for MG 4 cultivars. On the other hand, MG 5 and 6 cultivars were more likely to have a negative linear relationship, with a quadratic response in only two of the eight locations. Optimum planting dates that maximized yield were dependent on the location and MG combination and ranged from 22 March to 17 May. Delaying planting dates from mid May to early June reduced yields by 0.09 to 1.69% per day, with the rate of decline greatest at the southern-most locations. Overall, MG 4 cultivars maximized yield or were not statistically different from the highest yielding MG at most locations and planting dates.&quot;,&quot;publisher&quot;:&quot;John Wiley &amp; Sons, Ltd&quot;,&quot;issue&quot;:&quot;2&quot;,&quot;volume&quot;:&quot;56&quot;},&quot;isTemporary&quot;:false}]},{&quot;citationID&quot;:&quot;MENDELEY_CITATION_de19ddfb-c208-49db-848a-409ad81659ce&quot;,&quot;properties&quot;:{&quot;noteIndex&quot;:0},&quot;isEdited&quot;:false,&quot;manualOverride&quot;:{&quot;isManuallyOverridden&quot;:false,&quot;citeprocText&quot;:&quot;(Archontoulis et al., 2020; Elli et al., 2022)&quot;,&quot;manualOverrideText&quot;:&quot;&quot;},&quot;citationTag&quot;:&quot;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&quot;,&quot;citationItems&quot;:[{&quot;id&quot;:&quot;b207dd7b-b57e-3a70-9e53-91c5eefcc6bd&quot;,&quot;itemData&quot;:{&quot;type&quot;:&quot;article-journal&quot;,&quot;id&quot;:&quot;b207dd7b-b57e-3a70-9e53-91c5eefcc6bd&quot;,&quot;title&quot;:&quot;Climate Change and Management Impacts on Soybean N Fixation, Soil N Mineralization, N2O Emissions, and Seed Yield&quot;,&quot;author&quot;:[{&quot;family&quot;:&quot;Elli&quot;,&quot;given&quot;:&quot;Elvis F.&quot;,&quot;parse-names&quot;:false,&quot;dropping-particle&quot;:&quot;&quot;,&quot;non-dropping-particle&quot;:&quot;&quot;},{&quot;family&quot;:&quot;Ciampitti&quot;,&quot;given&quot;:&quot;Ignacio A.&quot;,&quot;parse-names&quot;:false,&quot;dropping-particle&quot;:&quot;&quot;,&quot;non-dropping-particle&quot;:&quot;&quot;},{&quot;family&quot;:&quot;Castellano&quot;,&quot;given&quot;:&quot;Michael J.&quot;,&quot;parse-names&quot;:false,&quot;dropping-particle&quot;:&quot;&quot;,&quot;non-dropping-particle&quot;:&quot;&quot;},{&quot;family&quot;:&quot;Purcell&quot;,&quot;given&quot;:&quot;Larry C.&quot;,&quot;parse-names&quot;:false,&quot;dropping-particle&quot;:&quot;&quot;,&quot;non-dropping-particle&quot;:&quot;&quot;},{&quot;family&quot;:&quot;Naeve&quot;,&quot;given&quot;:&quot;Seth&quot;,&quot;parse-names&quot;:false,&quot;dropping-particle&quot;:&quot;&quot;,&quot;non-dropping-particle&quot;:&quot;&quot;},{&quot;family&quot;:&quot;Grassini&quot;,&quot;given&quot;:&quot;Patricio&quot;,&quot;parse-names&quot;:false,&quot;dropping-particle&quot;:&quot;&quot;,&quot;non-dropping-particle&quot;:&quot;&quot;},{&quot;family&quot;:&quot;Menza&quot;,&quot;given&quot;:&quot;Nicolas C.&quot;,&quot;parse-names&quot;:false,&quot;dropping-particle&quot;:&quot;&quot;,&quot;non-dropping-particle&quot;:&quot;La&quot;},{&quot;family&quot;:&quot;Moro Rosso&quot;,&quot;given&quot;:&quot;Luiz&quot;,&quot;parse-names&quot;:false,&quot;dropping-particle&quot;:&quot;&quot;,&quot;non-dropping-particle&quot;:&quot;&quot;},{&quot;family&quot;:&quot;Borja Reis&quot;,&quot;given&quot;:&quot;André F.&quot;,&quot;parse-names&quot;:false,&quot;dropping-particle&quot;:&quot;&quot;,&quot;non-dropping-particle&quot;:&quot;de&quot;},{&quot;family&quot;:&quot;Kovács&quot;,&quot;given&quot;:&quot;Péter&quot;,&quot;parse-names&quot;:false,&quot;dropping-particle&quot;:&quot;&quot;,&quot;non-dropping-particle&quot;:&quot;&quot;},{&quot;family&quot;:&quot;Archontoulis&quot;,&quot;given&quot;:&quot;Sotirios&quot;,&quot;parse-names&quot;:false,&quot;dropping-particle&quot;:&quot;V.&quot;,&quot;non-dropping-particle&quot;:&quot;&quot;}],&quot;container-title&quot;:&quot;Frontiers in Plant Science&quot;,&quot;container-title-short&quot;:&quot;Front. Plant Sci.&quot;,&quot;accessed&quot;:{&quot;date-parts&quot;:[[2022,5,11]]},&quot;DOI&quot;:&quot;10.3389/FPLS.2022.849896&quot;,&quot;ISSN&quot;:&quot;1664-462X&quot;,&quot;URL&quot;:&quot;https://www.frontiersin.org/articles/10.3389/fpls.2022.849896/full&quot;,&quot;issued&quot;:{&quot;date-parts&quot;:[[2022,4,27]]},&quot;page&quot;:&quot;1-15&quot;,&quot;abstract&quot;:&quot;Limited knowledge about how nitrogen (N) dynamics are affected by climate change, weather variability, and crop management is a major barrier to improving productivity and environmental performance in soybean-based cropping systems. To fill this knowledge gap, we created a systems understanding of agroecosystem N dynamics and quantified the impact of controllable (management) and uncontrollable (weather, climate) factors on N fluxes and soybean yields. We performed a simulation experiment across 10 soybean production environments in the US using the APSIM model and future climate projections from five global circulation models. Climate change (2020-2080) increased N mineralization (24%) and N2O emissions (19%) but decreased N fixation (32%), seed N (20%), and yields (19%). Soil and crop management practices altered N fluxes at a similar magnitude as climate change but in many different directions, revealing opportunities to improve soybean systems performance. Among many practices explored, we identified two solutions with great potential: improved residue management (short-term) and water management (long-term). Inter-annual weather variability and management practices affected soybean yield less than N fluxes, which creates opportunities to manage N fluxes without compromising yields, especially in regions with adequate to excess soil moisture. This work provides actionable results (tradeoffs, synergies, directions) to inform decision-making for adapting crop management in a changing climate to improve soybean production systems.&quot;,&quot;publisher&quot;:&quot;Frontiers&quot;,&quot;issue&quot;:&quot;849896&quot;,&quot;volume&quot;:&quot;13&quot;},&quot;isTemporary&quot;:false},{&quot;id&quot;:&quot;49f3669a-7e90-3663-893e-27fbc0cb9e35&quot;,&quot;itemData&quot;:{&quot;type&quot;:&quot;article-journal&quot;,&quot;id&quot;:&quot;49f3669a-7e90-3663-893e-27fbc0cb9e35&quot;,&quot;title&quot;:&quot;Predicting crop yields and soil‐plant nitrogen dynamics in the US Corn Belt&quot;,&quot;author&quot;:[{&quot;family&quot;:&quot;Archontoulis&quot;,&quot;given&quot;:&quot;Sotirios&quot;,&quot;parse-names&quot;:false,&quot;dropping-particle&quot;:&quot;V.&quot;,&quot;non-dropping-particle&quot;:&quot;&quot;},{&quot;family&quot;:&quot;Castellano&quot;,&quot;given&quot;:&quot;Michael J.&quot;,&quot;parse-names&quot;:false,&quot;dropping-particle&quot;:&quot;&quot;,&quot;non-dropping-particle&quot;:&quot;&quot;},{&quot;family&quot;:&quot;Licht&quot;,&quot;given&quot;:&quot;Mark A.&quot;,&quot;parse-names&quot;:false,&quot;dropping-particle&quot;:&quot;&quot;,&quot;non-dropping-particle&quot;:&quot;&quot;},{&quot;family&quot;:&quot;Nichols&quot;,&quot;given&quot;:&quot;Virginia&quot;,&quot;parse-names&quot;:false,&quot;dropping-particle&quot;:&quot;&quot;,&quot;non-dropping-particle&quot;:&quot;&quot;},{&quot;family&quot;:&quot;Baum&quot;,&quot;given&quot;:&quot;Mitch&quot;,&quot;parse-names&quot;:false,&quot;dropping-particle&quot;:&quot;&quot;,&quot;non-dropping-particle&quot;:&quot;&quot;},{&quot;family&quot;:&quot;Huber&quot;,&quot;given&quot;:&quot;Isaiah&quot;,&quot;parse-names&quot;:false,&quot;dropping-particle&quot;:&quot;&quot;,&quot;non-dropping-particle&quot;:&quot;&quot;},{&quot;family&quot;:&quot;Martinez‐Feria&quot;,&quot;given&quot;:&quot;Rafael&quot;,&quot;parse-names&quot;:false,&quot;dropping-particle&quot;:&quot;&quot;,&quot;non-dropping-particle&quot;:&quot;&quot;},{&quot;family&quot;:&quot;Puntel&quot;,&quot;given&quot;:&quot;Laila&quot;,&quot;parse-names&quot;:false,&quot;dropping-particle&quot;:&quot;&quot;,&quot;non-dropping-particle&quot;:&quot;&quot;},{&quot;family&quot;:&quot;Ordóñez&quot;,&quot;given&quot;:&quot;Raziel A.&quot;,&quot;parse-names&quot;:false,&quot;dropping-particle&quot;:&quot;&quot;,&quot;non-dropping-particle&quot;:&quot;&quot;},{&quot;family&quot;:&quot;Iqbal&quot;,&quot;given&quot;:&quot;Javed&quot;,&quot;parse-names&quot;:false,&quot;dropping-particle&quot;:&quot;&quot;,&quot;non-dropping-particle&quot;:&quot;&quot;},{&quot;family&quot;:&quot;Wright&quot;,&quot;given&quot;:&quot;Emily E.&quot;,&quot;parse-names&quot;:false,&quot;dropping-particle&quot;:&quot;&quot;,&quot;non-dropping-particle&quot;:&quot;&quot;},{&quot;family&quot;:&quot;Dietzel&quot;,&quot;given&quot;:&quot;Ranae N.&quot;,&quot;parse-names&quot;:false,&quot;dropping-particle&quot;:&quot;&quot;,&quot;non-dropping-particle&quot;:&quot;&quot;},{&quot;family&quot;:&quot;Helmers&quot;,&quot;given&quot;:&quot;Matt&quot;,&quot;parse-names&quot;:false,&quot;dropping-particle&quot;:&quot;&quot;,&quot;non-dropping-particle&quot;:&quot;&quot;},{&quot;family&quot;:&quot;Vanloocke&quot;,&quot;given&quot;:&quot;Andy&quot;,&quot;parse-names&quot;:false,&quot;dropping-particle&quot;:&quot;&quot;,&quot;non-dropping-particle&quot;:&quot;&quot;},{&quot;family&quot;:&quot;Liebman&quot;,&quot;given&quot;:&quot;Matt&quot;,&quot;parse-names&quot;:false,&quot;dropping-particle&quot;:&quot;&quot;,&quot;non-dropping-particle&quot;:&quot;&quot;},{&quot;family&quot;:&quot;Hatfield&quot;,&quot;given&quot;:&quot;Jerry L.&quot;,&quot;parse-names&quot;:false,&quot;dropping-particle&quot;:&quot;&quot;,&quot;non-dropping-particle&quot;:&quot;&quot;},{&quot;family&quot;:&quot;Herzmann&quot;,&quot;given&quot;:&quot;Daryl&quot;,&quot;parse-names&quot;:false,&quot;dropping-particle&quot;:&quot;&quot;,&quot;non-dropping-particle&quot;:&quot;&quot;},{&quot;family&quot;:&quot;Córdova&quot;,&quot;given&quot;:&quot;S. Carolina&quot;,&quot;parse-names&quot;:false,&quot;dropping-particle&quot;:&quot;&quot;,&quot;non-dropping-particle&quot;:&quot;&quot;},{&quot;family&quot;:&quot;Edmonds&quot;,&quot;given&quot;:&quot;Patrick&quot;,&quot;parse-names&quot;:false,&quot;dropping-particle&quot;:&quot;&quot;,&quot;non-dropping-particle&quot;:&quot;&quot;},{&quot;family&quot;:&quot;Togliatti&quot;,&quot;given&quot;:&quot;Kaitlin&quot;,&quot;parse-names&quot;:false,&quot;dropping-particle&quot;:&quot;&quot;,&quot;non-dropping-particle&quot;:&quot;&quot;},{&quot;family&quot;:&quot;Kessler&quot;,&quot;given&quot;:&quot;Ashlyn&quot;,&quot;parse-names&quot;:false,&quot;dropping-particle&quot;:&quot;&quot;,&quot;non-dropping-particle&quot;:&quot;&quot;},{&quot;family&quot;:&quot;Danalatos&quot;,&quot;given&quot;:&quot;Gerasimos&quot;,&quot;parse-names&quot;:false,&quot;dropping-particle&quot;:&quot;&quot;,&quot;non-dropping-particle&quot;:&quot;&quot;},{&quot;family&quot;:&quot;Pasley&quot;,&quot;given&quot;:&quot;Heather&quot;,&quot;parse-names&quot;:false,&quot;dropping-particle&quot;:&quot;&quot;,&quot;non-dropping-particle&quot;:&quot;&quot;},{&quot;family&quot;:&quot;Pederson&quot;,&quot;given&quot;:&quot;Carl&quot;,&quot;parse-names&quot;:false,&quot;dropping-particle&quot;:&quot;&quot;,&quot;non-dropping-particle&quot;:&quot;&quot;},{&quot;family&quot;:&quot;Lamkey&quot;,&quot;given&quot;:&quot;Kendall R.&quot;,&quot;parse-names&quot;:false,&quot;dropping-particle&quot;:&quot;&quot;,&quot;non-dropping-particle&quot;:&quot;&quot;}],&quot;container-title&quot;:&quot;Crop Science&quot;,&quot;container-title-short&quot;:&quot;Crop Sci.&quot;,&quot;accessed&quot;:{&quot;date-parts&quot;:[[2021,3,28]]},&quot;DOI&quot;:&quot;10.1002/csc2.20039&quot;,&quot;ISSN&quot;:&quot;0011-183X&quot;,&quot;URL&quot;:&quot;https://onlinelibrary.wiley.com/doi/abs/10.1002/csc2.20039&quot;,&quot;issued&quot;:{&quot;date-parts&quot;:[[2020,3,5]]},&quot;page&quot;:&quot;721-738&quot;,&quot;abstract&quot;:&quot;We used the Agricultural Production Systems sIMulator (APSIM) to predict and explain maize and soybean yields, phenology, and soil water and nitrogen (N) dynamics during the growing season in Iowa, USA. Historical, current and forecasted weather data were used to drive simulations, which were released in public four weeks after planting. In this paper, we (1) describe the methodology used to perform forecasts; (2) evaluate model prediction accuracy against data collected from 10 locations over four years; and (3) identify inputs that are key in forecasting yields and soil N dynamics. We found that the predicted median yield at planting was a very good indicator of end-of-season yields (relative root mean square error [RRMSE] of ∼20%). For reference, the prediction at maturity, when all the weather was known, had a RRMSE of 14%. The good prediction at planting time was explained by the existence of shallow water tables, which decreased model sensitivity to unknown summer precipitation by 50–64%. Model initial conditions and management information accounted for one-fourth of the variation in maize yield. End of season model evaluations indicated that the model simulated well crop phenology (R2= 0.88), root depth (R2= 0.83), biomass production (R2= 0.93), grain yield (R2= 0.90), plant N uptake (R2= 0.87), soil moisture (R2= 0.42), soil temperature (R2= 0.93), soil nitrate (R2= 0.77), and water table depth (R2= 0.41). We concluded that model set-up by the user (e.g. inclusion of water table), initial conditions, and early season measurements are very important for accurate predictions of soil water, N and crop yields in this environment.&quot;,&quot;publisher&quot;:&quot;John Wiley and Sons Inc.&quot;,&quot;issue&quot;:&quot;2&quot;,&quot;volume&quot;:&quot;60&quot;},&quot;isTemporary&quot;:false}]},{&quot;citationID&quot;:&quot;MENDELEY_CITATION_10be5c26-e7f9-4ec7-b928-90390702a0fb&quot;,&quot;properties&quot;:{&quot;noteIndex&quot;:0},&quot;isEdited&quot;:false,&quot;manualOverride&quot;:{&quot;isManuallyOverridden&quot;:false,&quot;citeprocText&quot;:&quot;(Holzworth et al., 2018)&quot;,&quot;manualOverrideText&quot;:&quot;&quot;},&quot;citationTag&quot;:&quot;MENDELEY_CITATION_v3_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&quot;,&quot;citationItems&quot;:[{&quot;id&quot;:&quot;b46edf9d-2cb2-3b31-9536-ca4c5b666514&quot;,&quot;itemData&quot;:{&quot;type&quot;:&quot;article-journal&quot;,&quot;id&quot;:&quot;b46edf9d-2cb2-3b31-9536-ca4c5b666514&quot;,&quot;title&quot;:&quot;APSIM Next Generation: Overcoming challenges in modernising a farming systems model&quot;,&quot;author&quot;:[{&quot;family&quot;:&quot;Holzworth&quot;,&quot;given&quot;:&quot;Dean&quot;,&quot;parse-names&quot;:false,&quot;dropping-particle&quot;:&quot;&quot;,&quot;non-dropping-particle&quot;:&quot;&quot;},{&quot;family&quot;:&quot;Huth&quot;,&quot;given&quot;:&quot;N.I.&quot;,&quot;parse-names&quot;:false,&quot;dropping-particle&quot;:&quot;&quot;,&quot;non-dropping-particle&quot;:&quot;&quot;},{&quot;family&quot;:&quot;Fainges&quot;,&quot;given&quot;:&quot;J.&quot;,&quot;parse-names&quot;:false,&quot;dropping-particle&quot;:&quot;&quot;,&quot;non-dropping-particle&quot;:&quot;&quot;},{&quot;family&quot;:&quot;Brown&quot;,&quot;given&quot;:&quot;H.&quot;,&quot;parse-names&quot;:false,&quot;dropping-particle&quot;:&quot;&quot;,&quot;non-dropping-particle&quot;:&quot;&quot;},{&quot;family&quot;:&quot;Zurcher&quot;,&quot;given&quot;:&quot;E.&quot;,&quot;parse-names&quot;:false,&quot;dropping-particle&quot;:&quot;&quot;,&quot;non-dropping-particle&quot;:&quot;&quot;},{&quot;family&quot;:&quot;Cichota&quot;,&quot;given&quot;:&quot;R.&quot;,&quot;parse-names&quot;:false,&quot;dropping-particle&quot;:&quot;&quot;,&quot;non-dropping-particle&quot;:&quot;&quot;},{&quot;family&quot;:&quot;Verrall&quot;,&quot;given&quot;:&quot;S.&quot;,&quot;parse-names&quot;:false,&quot;dropping-particle&quot;:&quot;&quot;,&quot;non-dropping-particle&quot;:&quot;&quot;},{&quot;family&quot;:&quot;Herrmann&quot;,&quot;given&quot;:&quot;N.I.&quot;,&quot;parse-names&quot;:false,&quot;dropping-particle&quot;:&quot;&quot;,&quot;non-dropping-particle&quot;:&quot;&quot;},{&quot;family&quot;:&quot;Zheng&quot;,&quot;given&quot;:&quot;B.&quot;,&quot;parse-names&quot;:false,&quot;dropping-particle&quot;:&quot;&quot;,&quot;non-dropping-particle&quot;:&quot;&quot;},{&quot;family&quot;:&quot;Snow&quot;,&quot;given&quot;:&quot;V.&quot;,&quot;parse-names&quot;:false,&quot;dropping-particle&quot;:&quot;&quot;,&quot;non-dropping-particle&quot;:&quot;&quot;}],&quot;container-title&quot;:&quot;Environmental Modelling &amp; Software&quot;,&quot;accessed&quot;:{&quot;date-parts&quot;:[[2018,8,6]]},&quot;DOI&quot;:&quot;10.1016/J.ENVSOFT.2018.02.002&quot;,&quot;ISSN&quot;:&quot;1364-8152&quot;,&quot;URL&quot;:&quot;https://www.sciencedirect.com/science/article/pii/S1364815217311921?via%3Dihub&quot;,&quot;issued&quot;:{&quot;date-parts&quot;:[[2018,5,1]]},&quot;page&quot;:&quot;43-51&quot;,&quot;abstract&quot;:&quot;From 1990, the Agricultural Production Systems sIMulator (APSIM) has grown from a field-focused farming systems framework used by a small number of people, into a large collection of models used by thousands of modellers internationally. The software grew to consist of several hundred thousand lines of code in multiple programming languages. This has led to a large, complex software ecosystem that is difficult to maintain. In addition, systems modellers increasingly require software systems that integrate multiple disciplines, can represent evermore complex farming systems, can run on multiple operating systems (desktop, web, mobile), can operate at or be adjusted to multiple temporal and spatial scales (field, farm, region, continent, global) and run faster for larger simulation analyses. This is difficult to achieve in an aging framework. For these reasons, the APSIM Initiative is building the next generation of APSIM. This manuscript outlines the approach taken and lessons learnt.&quot;,&quot;publisher&quot;:&quot;Elsevier&quot;,&quot;volume&quot;:&quot;103&quot;,&quot;container-title-short&quot;:&quot;&quot;},&quot;isTemporary&quot;:false}]},{&quot;citationID&quot;:&quot;MENDELEY_CITATION_2be5b8ed-a48f-4176-a3bd-f26c6618591b&quot;,&quot;properties&quot;:{&quot;noteIndex&quot;:0},&quot;isEdited&quot;:false,&quot;manualOverride&quot;:{&quot;isManuallyOverridden&quot;:false,&quot;citeprocText&quot;:&quot;(NASS, 2023)&quot;,&quot;manualOverrideText&quot;:&quot;&quot;},&quot;citationTag&quot;:&quot;MENDELEY_CITATION_v3_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&quot;,&quot;citationItems&quot;:[{&quot;id&quot;:&quot;d701c2d9-2019-3c23-ad55-73a9efa788e5&quot;,&quot;itemData&quot;:{&quot;type&quot;:&quot;article&quot;,&quot;id&quot;:&quot;d701c2d9-2019-3c23-ad55-73a9efa788e5&quot;,&quot;title&quot;:&quot;Surveys. National Agricultural Statistics Service, USDA. URL: https://www.nass.usda.gov/Surveys. Accessed November 2, 2023&quot;,&quot;author&quot;:[{&quot;family&quot;:&quot;NASS&quot;,&quot;given&quot;:&quot;&quot;,&quot;parse-names&quot;:false,&quot;dropping-particle&quot;:&quot;&quot;,&quot;non-dropping-particle&quot;:&quot;&quot;}],&quot;issued&quot;:{&quot;date-parts&quot;:[[2023]]},&quot;container-title-short&quot;:&quot;&quot;},&quot;isTemporary&quot;:false}]},{&quot;citationID&quot;:&quot;MENDELEY_CITATION_bb93a7ce-e889-4746-b684-c110b5fa6ae6&quot;,&quot;properties&quot;:{&quot;noteIndex&quot;:0},&quot;isEdited&quot;:false,&quot;manualOverride&quot;:{&quot;isManuallyOverridden&quot;:false,&quot;citeprocText&quot;:&quot;(Miguez, 2020)&quot;,&quot;manualOverrideText&quot;:&quot;&quot;},&quot;citationTag&quot;:&quot;MENDELEY_CITATION_v3_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&quot;,&quot;citationItems&quot;:[{&quot;id&quot;:&quot;4abf83ce-d2c7-38f1-8ed0-5490e7cd99c2&quot;,&quot;itemData&quot;:{&quot;type&quot;:&quot;article-journal&quot;,&quot;id&quot;:&quot;4abf83ce-d2c7-38f1-8ed0-5490e7cd99c2&quot;,&quot;title&quot;:&quot;apsimx: Inspect, read, edit and run ‘‘APSIM’’ ‘next generation’ and ‘‘APSIM’’ classic. 2020, http://dx.doi.org/10.32614/cran.package.apsimx, CRAN: Contributed Packages, The R Foundation.&quot;,&quot;author&quot;:[{&quot;family&quot;:&quot;Miguez&quot;,&quot;given&quot;:&quot;Fernando&quot;,&quot;parse-names&quot;:false,&quot;dropping-particle&quot;:&quot;&quot;,&quot;non-dropping-particle&quot;:&quot;&quot;}],&quot;issued&quot;:{&quot;date-parts&quot;:[[2020]]},&quot;container-title-short&quot;:&quot;&quot;},&quot;isTemporary&quot;:false}]},{&quot;citationID&quot;:&quot;MENDELEY_CITATION_e500eefa-0404-4052-ad4c-71a78d9bb5cc&quot;,&quot;properties&quot;:{&quot;noteIndex&quot;:0},&quot;isEdited&quot;:false,&quot;manualOverride&quot;:{&quot;isManuallyOverridden&quot;:false,&quot;citeprocText&quot;:&quot;(Elli and Archontoulis, 2023)&quot;,&quot;manualOverrideText&quot;:&quot;&quot;},&quot;citationTag&quot;:&quot;MENDELEY_CITATION_v3_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&quot;,&quot;citationItems&quot;:[{&quot;id&quot;:&quot;7da3663c-c39c-3463-a80c-84581fb2e5b3&quot;,&quot;itemData&quot;:{&quot;type&quot;:&quot;article-journal&quot;,&quot;id&quot;:&quot;7da3663c-c39c-3463-a80c-84581fb2e5b3&quot;,&quot;title&quot;:&quot;Dissecting the contribution of weather and management on water table dynamics under present and future climate scenarios in the US Corn Belt&quot;,&quot;author&quot;:[{&quot;family&quot;:&quot;Elli&quot;,&quot;given&quot;:&quot;Elvis F.&quot;,&quot;parse-names&quot;:false,&quot;dropping-particle&quot;:&quot;&quot;,&quot;non-dropping-particle&quot;:&quot;&quot;},{&quot;family&quot;:&quot;Archontoulis&quot;,&quot;given&quot;:&quot;Sotirios&quot;,&quot;parse-names&quot;:false,&quot;dropping-particle&quot;:&quot;V.&quot;,&quot;non-dropping-particle&quot;:&quot;&quot;}],&quot;container-title&quot;:&quot;Agronomy for Sustainable Development&quot;,&quot;container-title-short&quot;:&quot;Agron. Sustain. Dev.&quot;,&quot;accessed&quot;:{&quot;date-parts&quot;:[[2023,4,12]]},&quot;DOI&quot;:&quot;10.1007/S13593-023-00889-6&quot;,&quot;ISSN&quot;:&quot;1773-0155&quot;,&quot;URL&quot;:&quot;https://link.springer.com/article/10.1007/s13593-023-00889-6&quot;,&quot;issued&quot;:{&quot;date-parts&quot;:[[2023,4,13]]},&quot;page&quot;:&quot;1-16&quot;,&quot;abstract&quot;:&quot;In rainfed crop production regions such as the US Corn belt, the existence of a shallow water table increases crop productivity, decreases inter-annual grain yield variability, and impacts environmental N losses. Understanding how climate and management scenarios influence water table depth is key to designing sustainable and profitable cropping systems. A concurrent cropping systems-level examination of how weather variability, climate change, and agronomic management affect water table dynamics is missing. To fill this knowledge gap, we developed a systems evaluation using APSIM framework with the objectives to (1) quantify how weather and agronomic management (subsurface drainage, tillage, crop sequences) affect the water table depth and its seasonal variability under present and future (2020 to 2080) climate scenarios and (2) develop functional relationships between water table depth and productivity and sustainability indicators to increase our knowledge base. We considered four US Corn Belt environments with various water table depth conditions. Results indicated that the water table depth was mostly dictated by weather conditions, with management to alter water table depth by up to 31% under present climate conditions and up to 6% under future climate projections. The overall ranking of management practices in terms of influence on water table depth was subsurface tile drainage &amp;gt; tillage &amp;gt; crop sequence. The water tables will become slightly deeper in the future, with an overall downward trend of 0.18 cm year−1 (2020–2080), mostly driven by increased temperature and therefore evapotranspiration. For every degree increase in temperature, the water table depth deepened by about 8 cm. Water table depth affected crop yields, rooting depths, N2O emissions, and runoff in different ways revealing important tradeoffs between productivity and sustainability metrics. Our study provides new insights into an important water source for crop production, which can inform decision-making and climate change adaptation strategies.&quot;,&quot;publisher&quot;:&quot;Springer&quot;,&quot;issue&quot;:&quot;2&quot;,&quot;volume&quot;:&quot;43&quot;},&quot;isTemporary&quot;:false}]},{&quot;citationID&quot;:&quot;MENDELEY_CITATION_1139bb8a-03ce-4cff-bdbc-ed9bbd5aa5fb&quot;,&quot;properties&quot;:{&quot;noteIndex&quot;:0},&quot;isEdited&quot;:false,&quot;manualOverride&quot;:{&quot;isManuallyOverridden&quot;:false,&quot;citeprocText&quot;:&quot;(Soil Survey Staff, 2023)&quot;,&quot;manualOverrideText&quot;:&quot;&quot;},&quot;citationTag&quot;:&quot;MENDELEY_CITATION_v3_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&quot;,&quot;citationItems&quot;:[{&quot;id&quot;:&quot;379ccbc3-e52f-3f4e-91bf-4c05a7889afb&quot;,&quot;itemData&quot;:{&quot;type&quot;:&quot;article-journal&quot;,&quot;id&quot;:&quot;379ccbc3-e52f-3f4e-91bf-4c05a7889afb&quot;,&quot;title&quot;:&quot;Soil survey geographic (SSURGO) database. Washington, DC: USDA Natural Resources Conservation Service.&quot;,&quot;author&quot;:[{&quot;family&quot;:&quot;Soil Survey Staff&quot;,&quot;given&quot;:&quot;&quot;,&quot;parse-names&quot;:false,&quot;dropping-particle&quot;:&quot;&quot;,&quot;non-dropping-particle&quot;:&quot;&quot;}],&quot;accessed&quot;:{&quot;date-parts&quot;:[[2019,5,27]]},&quot;issued&quot;:{&quot;date-parts&quot;:[[2023]]},&quot;container-title-short&quot;:&quot;&quot;},&quot;isTemporary&quot;:false}]},{&quot;citationID&quot;:&quot;MENDELEY_CITATION_26b373af-1e86-4941-8d20-241731e7de75&quot;,&quot;properties&quot;:{&quot;noteIndex&quot;:0},&quot;isEdited&quot;:false,&quot;manualOverride&quot;:{&quot;isManuallyOverridden&quot;:false,&quot;citeprocText&quot;:&quot;(NASS, 2023)&quot;,&quot;manualOverrideText&quot;:&quot;&quot;},&quot;citationTag&quot;:&quot;MENDELEY_CITATION_v3_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&quot;,&quot;citationItems&quot;:[{&quot;id&quot;:&quot;d701c2d9-2019-3c23-ad55-73a9efa788e5&quot;,&quot;itemData&quot;:{&quot;type&quot;:&quot;article&quot;,&quot;id&quot;:&quot;d701c2d9-2019-3c23-ad55-73a9efa788e5&quot;,&quot;title&quot;:&quot;Surveys. National Agricultural Statistics Service, USDA. URL: https://www.nass.usda.gov/Surveys. Accessed November 2, 2023&quot;,&quot;author&quot;:[{&quot;family&quot;:&quot;NASS&quot;,&quot;given&quot;:&quot;&quot;,&quot;parse-names&quot;:false,&quot;dropping-particle&quot;:&quot;&quot;,&quot;non-dropping-particle&quot;:&quot;&quot;}],&quot;issued&quot;:{&quot;date-parts&quot;:[[2023]]},&quot;container-title-short&quot;:&quot;&quot;},&quot;isTemporary&quot;:false}]},{&quot;citationID&quot;:&quot;MENDELEY_CITATION_31533401-7cd7-4711-a4d2-566789f116b6&quot;,&quot;properties&quot;:{&quot;noteIndex&quot;:0},&quot;isEdited&quot;:false,&quot;manualOverride&quot;:{&quot;isManuallyOverridden&quot;:false,&quot;citeprocText&quot;:&quot;(Salmeron et al., 2014; Salmerón et al., 2016)&quot;,&quot;manualOverrideText&quot;:&quot;&quot;},&quot;citationTag&quot;:&quot;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&quot;,&quot;citationItems&quot;:[{&quot;id&quot;:&quot;1975601f-77d1-3258-b56b-61d444f55e13&quot;,&quot;itemData&quot;:{&quot;type&quot;:&quot;article-journal&quot;,&quot;id&quot;:&quot;1975601f-77d1-3258-b56b-61d444f55e13&quot;,&quot;title&quot;:&quot;Yield Response to Planting Date Among Soybean Maturity Groups for Irrigated Production in the US Midsouth&quot;,&quot;author&quot;:[{&quot;family&quot;:&quot;Salmerón&quot;,&quot;given&quot;:&quot;Montserrat&quot;,&quot;parse-names&quot;:false,&quot;dropping-particle&quot;:&quot;&quot;,&quot;non-dropping-particle&quot;:&quot;&quot;},{&quot;family&quot;:&quot;Gbur&quot;,&quot;given&quot;:&quot;Edward E.&quot;,&quot;parse-names&quot;:false,&quot;dropping-particle&quot;:&quot;&quot;,&quot;non-dropping-particle&quot;:&quot;&quot;},{&quot;family&quot;:&quot;Bourland&quot;,&quot;given&quot;:&quot;Fred M.&quot;,&quot;parse-names&quot;:false,&quot;dropping-particle&quot;:&quot;&quot;,&quot;non-dropping-particle&quot;:&quot;&quot;},{&quot;family&quot;:&quot;Buehring&quot;,&quot;given&quot;:&quot;Normie W.&quot;,&quot;parse-names&quot;:false,&quot;dropping-particle&quot;:&quot;&quot;,&quot;non-dropping-particle&quot;:&quot;&quot;},{&quot;family&quot;:&quot;Earnest&quot;,&quot;given&quot;:&quot;Larry&quot;,&quot;parse-names&quot;:false,&quot;dropping-particle&quot;:&quot;&quot;,&quot;non-dropping-particle&quot;:&quot;&quot;},{&quot;family&quot;:&quot;Fritschi&quot;,&quot;given&quot;:&quot;Felix B.&quot;,&quot;parse-names&quot;:false,&quot;dropping-particle&quot;:&quot;&quot;,&quot;non-dropping-particle&quot;:&quot;&quot;},{&quot;family&quot;:&quot;Golden&quot;,&quot;given&quot;:&quot;Bobby R.&quot;,&quot;parse-names&quot;:false,&quot;dropping-particle&quot;:&quot;&quot;,&quot;non-dropping-particle&quot;:&quot;&quot;},{&quot;family&quot;:&quot;Hathcoat&quot;,&quot;given&quot;:&quot;Daniel&quot;,&quot;parse-names&quot;:false,&quot;dropping-particle&quot;:&quot;&quot;,&quot;non-dropping-particle&quot;:&quot;&quot;},{&quot;family&quot;:&quot;Lofton&quot;,&quot;given&quot;:&quot;Josh&quot;,&quot;parse-names&quot;:false,&quot;dropping-particle&quot;:&quot;&quot;,&quot;non-dropping-particle&quot;:&quot;&quot;},{&quot;family&quot;:&quot;McClure&quot;,&quot;given&quot;:&quot;Angela Thompson&quot;,&quot;parse-names&quot;:false,&quot;dropping-particle&quot;:&quot;&quot;,&quot;non-dropping-particle&quot;:&quot;&quot;},{&quot;family&quot;:&quot;Miller&quot;,&quot;given&quot;:&quot;Travis D.&quot;,&quot;parse-names&quot;:false,&quot;dropping-particle&quot;:&quot;&quot;,&quot;non-dropping-particle&quot;:&quot;&quot;},{&quot;family&quot;:&quot;Neely&quot;,&quot;given&quot;:&quot;Clark&quot;,&quot;parse-names&quot;:false,&quot;dropping-particle&quot;:&quot;&quot;,&quot;non-dropping-particle&quot;:&quot;&quot;},{&quot;family&quot;:&quot;Shannon&quot;,&quot;given&quot;:&quot;Grover&quot;,&quot;parse-names&quot;:false,&quot;dropping-particle&quot;:&quot;&quot;,&quot;non-dropping-particle&quot;:&quot;&quot;},{&quot;family&quot;:&quot;Udeigwe&quot;,&quot;given&quot;:&quot;Theophilus K.&quot;,&quot;parse-names&quot;:false,&quot;dropping-particle&quot;:&quot;&quot;,&quot;non-dropping-particle&quot;:&quot;&quot;},{&quot;family&quot;:&quot;Verbree&quot;,&quot;given&quot;:&quot;David A.&quot;,&quot;parse-names&quot;:false,&quot;dropping-particle&quot;:&quot;&quot;,&quot;non-dropping-particle&quot;:&quot;&quot;},{&quot;family&quot;:&quot;Vories&quot;,&quot;given&quot;:&quot;Earl D.&quot;,&quot;parse-names&quot;:false,&quot;dropping-particle&quot;:&quot;&quot;,&quot;non-dropping-particle&quot;:&quot;&quot;},{&quot;family&quot;:&quot;Wiebold&quot;,&quot;given&quot;:&quot;William J.&quot;,&quot;parse-names&quot;:false,&quot;dropping-particle&quot;:&quot;&quot;,&quot;non-dropping-particle&quot;:&quot;&quot;},{&quot;family&quot;:&quot;Purcell&quot;,&quot;given&quot;:&quot;Larry C.&quot;,&quot;parse-names&quot;:false,&quot;dropping-particle&quot;:&quot;&quot;,&quot;non-dropping-particle&quot;:&quot;&quot;}],&quot;container-title&quot;:&quot;Crop Science&quot;,&quot;container-title-short&quot;:&quot;Crop Sci.&quot;,&quot;accessed&quot;:{&quot;date-parts&quot;:[[2025,8,18]]},&quot;DOI&quot;:&quot;10.2135/CROPSCI2015.07.0466&quot;,&quot;ISSN&quot;:&quot;1435-0653&quot;,&quot;URL&quot;:&quot;/doi/pdf/10.2135/cropsci2015.07.0466&quot;,&quot;issued&quot;:{&quot;date-parts&quot;:[[2016,3,1]]},&quot;page&quot;:&quot;747-759&quot;,&quot;abstract&quot;:&quot;Planting date is one of the main factors affecting soybean (Glycine max [L.] Merr.) yield. Environmental conditions in the US Midsouth allow for planting dates from late March through early July, and maturity groups (MGs) ranging from 3 to 6. However, the complexity of interactions among planting date, MG, and the environment makes the selection of an optimum MG cultivar difficult. A regional 3-yr study, conducted at eight locations with latitudes ranging from 30.6 to 38.9°N, planting dates ranging from late March to early July, and MGs 3 to 6, was used to examine the relationship between relative yield and planting day. The data indicated that yield was dependent on the location and MG choice. There was a quadratic response of relative yield to planting day in six out of the eight locations studied for MG 3 cultivars, and in five locations for MG 4 cultivars. On the other hand, MG 5 and 6 cultivars were more likely to have a negative linear relationship, with a quadratic response in only two of the eight locations. Optimum planting dates that maximized yield were dependent on the location and MG combination and ranged from 22 March to 17 May. Delaying planting dates from mid May to early June reduced yields by 0.09 to 1.69% per day, with the rate of decline greatest at the southern-most locations. Overall, MG 4 cultivars maximized yield or were not statistically different from the highest yielding MG at most locations and planting dates.&quot;,&quot;publisher&quot;:&quot;John Wiley &amp; Sons, Ltd&quot;,&quot;issue&quot;:&quot;2&quot;,&quot;volume&quot;:&quot;56&quot;},&quot;isTemporary&quot;:false},{&quot;id&quot;:&quot;45a7e396-403f-36c8-a248-3b6b52931d8a&quot;,&quot;itemData&quot;:{&quot;type&quot;:&quot;article-journal&quot;,&quot;id&quot;:&quot;45a7e396-403f-36c8-a248-3b6b52931d8a&quot;,&quot;title&quot;:&quot;Soybean maturity group choices for early and late plantings in the midsouth&quot;,&quot;author&quot;:[{&quot;family&quot;:&quot;Salmeron&quot;,&quot;given&quot;:&quot;Montserrat&quot;,&quot;parse-names&quot;:false,&quot;dropping-particle&quot;:&quot;&quot;,&quot;non-dropping-particle&quot;:&quot;&quot;},{&quot;family&quot;:&quot;Gbur&quot;,&quot;given&quot;:&quot;Edward E.&quot;,&quot;parse-names&quot;:false,&quot;dropping-particle&quot;:&quot;&quot;,&quot;non-dropping-particle&quot;:&quot;&quot;},{&quot;family&quot;:&quot;Bourland&quot;,&quot;given&quot;:&quot;Fred M.&quot;,&quot;parse-names&quot;:false,&quot;dropping-particle&quot;:&quot;&quot;,&quot;non-dropping-particle&quot;:&quot;&quot;},{&quot;family&quot;:&quot;Buehring&quot;,&quot;given&quot;:&quot;Normie W.&quot;,&quot;parse-names&quot;:false,&quot;dropping-particle&quot;:&quot;&quot;,&quot;non-dropping-particle&quot;:&quot;&quot;},{&quot;family&quot;:&quot;Earnest&quot;,&quot;given&quot;:&quot;Larry&quot;,&quot;parse-names&quot;:false,&quot;dropping-particle&quot;:&quot;&quot;,&quot;non-dropping-particle&quot;:&quot;&quot;},{&quot;family&quot;:&quot;Fritschi&quot;,&quot;given&quot;:&quot;Felix B.&quot;,&quot;parse-names&quot;:false,&quot;dropping-particle&quot;:&quot;&quot;,&quot;non-dropping-particle&quot;:&quot;&quot;},{&quot;family&quot;:&quot;Golden&quot;,&quot;given&quot;:&quot;Bobby R.&quot;,&quot;parse-names&quot;:false,&quot;dropping-particle&quot;:&quot;&quot;,&quot;non-dropping-particle&quot;:&quot;&quot;},{&quot;family&quot;:&quot;Hathcoat&quot;,&quot;given&quot;:&quot;Daniel&quot;,&quot;parse-names&quot;:false,&quot;dropping-particle&quot;:&quot;&quot;,&quot;non-dropping-particle&quot;:&quot;&quot;},{&quot;family&quot;:&quot;Lofton&quot;,&quot;given&quot;:&quot;Josh&quot;,&quot;parse-names&quot;:false,&quot;dropping-particle&quot;:&quot;&quot;,&quot;non-dropping-particle&quot;:&quot;&quot;},{&quot;family&quot;:&quot;Miller&quot;,&quot;given&quot;:&quot;Travis D.&quot;,&quot;parse-names&quot;:false,&quot;dropping-particle&quot;:&quot;&quot;,&quot;non-dropping-particle&quot;:&quot;&quot;},{&quot;family&quot;:&quot;Neely&quot;,&quot;given&quot;:&quot;Clark&quot;,&quot;parse-names&quot;:false,&quot;dropping-particle&quot;:&quot;&quot;,&quot;non-dropping-particle&quot;:&quot;&quot;},{&quot;family&quot;:&quot;Shannon&quot;,&quot;given&quot;:&quot;Grover&quot;,&quot;parse-names&quot;:false,&quot;dropping-particle&quot;:&quot;&quot;,&quot;non-dropping-particle&quot;:&quot;&quot;},{&quot;family&quot;:&quot;Udeigwe&quot;,&quot;given&quot;:&quot;Theophilus K.&quot;,&quot;parse-names&quot;:false,&quot;dropping-particle&quot;:&quot;&quot;,&quot;non-dropping-particle&quot;:&quot;&quot;},{&quot;family&quot;:&quot;Verbree&quot;,&quot;given&quot;:&quot;David A.&quot;,&quot;parse-names&quot;:false,&quot;dropping-particle&quot;:&quot;&quot;,&quot;non-dropping-particle&quot;:&quot;&quot;},{&quot;family&quot;:&quot;Vories&quot;,&quot;given&quot;:&quot;Earl D.&quot;,&quot;parse-names&quot;:false,&quot;dropping-particle&quot;:&quot;&quot;,&quot;non-dropping-particle&quot;:&quot;&quot;},{&quot;family&quot;:&quot;Wiebold&quot;,&quot;given&quot;:&quot;William J.&quot;,&quot;parse-names&quot;:false,&quot;dropping-particle&quot;:&quot;&quot;,&quot;non-dropping-particle&quot;:&quot;&quot;},{&quot;family&quot;:&quot;Purcell&quot;,&quot;given&quot;:&quot;Larry C.&quot;,&quot;parse-names&quot;:false,&quot;dropping-particle&quot;:&quot;&quot;,&quot;non-dropping-particle&quot;:&quot;&quot;}],&quot;container-title&quot;:&quot;Agronomy Journal&quot;,&quot;container-title-short&quot;:&quot;Agron. J.&quot;,&quot;accessed&quot;:{&quot;date-parts&quot;:[[2023,11,7]]},&quot;DOI&quot;:&quot;10.2134/AGRONJ14.0222&quot;,&quot;ISSN&quot;:&quot;14350645&quot;,&quot;issued&quot;:{&quot;date-parts&quot;:[[2014,9,1]]},&quot;page&quot;:&quot;1893-1901&quot;,&quot;abstract&quot;:&quot;Growing conditions in the U.S. Midsouth allow for large soybean [Glycine max L. (Merr.)] yields under irrigation, but there is limited information on planting dates (PD) and maturity group (MG) choices to aid in cultivar selection. Analysis of variance across eight (2012) and 10 (2013) locations, four PD, and 16 cultivars (MG 3–6), revealed that the genotype by environment (G×E) interaction accounted for 38 to 22% of the total yield variability. Stability-analysis techniques and probability of low yields were used to investigate this interaction. Planting dates were grouped within early- and late-planting systems. Results showed that MG 4 and 5 cultivars in early-planting systems had the largest average yields, whereas for late-planting systems, late MG 3 to late MG 4 cultivars had the largest yields. Least square means by MG within planting systems at each environment showed that MG 4 cultivars had the greatest yields or were not significantly different from the MG with the greatest yields in 100% of the environments for both early- and late-planting systems. Yields of MG 5 cultivars were similar to those of MG 4 in 100% of the environments with an early planting but only in 20% of the environments with a late planting. The MG 3 cultivars were the best second choice for late plantings, with similar yields to MG 4 cultivars in 55 to 75% of the environments. These results have profound implications for MG recommendations in irrigated soybean in the U.S. Midsouth and indicate the need to reconsider common MG recommendations.&quot;,&quot;publisher&quot;:&quot;American Society of Agronomy&quot;,&quot;issue&quot;:&quot;5&quot;,&quot;volume&quot;:&quot;106&quot;},&quot;isTemporary&quot;:false}]},{&quot;citationID&quot;:&quot;MENDELEY_CITATION_6fcdf6ef-1968-4014-9eda-0054f174b707&quot;,&quot;properties&quot;:{&quot;noteIndex&quot;:0},&quot;isEdited&quot;:false,&quot;manualOverride&quot;:{&quot;isManuallyOverridden&quot;:true,&quot;citeprocText&quot;:&quot;(Elli et al., 2022)&quot;,&quot;manualOverrideText&quot;:&quot;Elli et al. (2022)&quot;},&quot;citationTag&quot;:&quot;MENDELEY_CITATION_v3_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&quot;,&quot;citationItems&quot;:[{&quot;id&quot;:&quot;b207dd7b-b57e-3a70-9e53-91c5eefcc6bd&quot;,&quot;itemData&quot;:{&quot;type&quot;:&quot;article-journal&quot;,&quot;id&quot;:&quot;b207dd7b-b57e-3a70-9e53-91c5eefcc6bd&quot;,&quot;title&quot;:&quot;Climate Change and Management Impacts on Soybean N Fixation, Soil N Mineralization, N2O Emissions, and Seed Yield&quot;,&quot;author&quot;:[{&quot;family&quot;:&quot;Elli&quot;,&quot;given&quot;:&quot;Elvis F.&quot;,&quot;parse-names&quot;:false,&quot;dropping-particle&quot;:&quot;&quot;,&quot;non-dropping-particle&quot;:&quot;&quot;},{&quot;family&quot;:&quot;Ciampitti&quot;,&quot;given&quot;:&quot;Ignacio A.&quot;,&quot;parse-names&quot;:false,&quot;dropping-particle&quot;:&quot;&quot;,&quot;non-dropping-particle&quot;:&quot;&quot;},{&quot;family&quot;:&quot;Castellano&quot;,&quot;given&quot;:&quot;Michael J.&quot;,&quot;parse-names&quot;:false,&quot;dropping-particle&quot;:&quot;&quot;,&quot;non-dropping-particle&quot;:&quot;&quot;},{&quot;family&quot;:&quot;Purcell&quot;,&quot;given&quot;:&quot;Larry C.&quot;,&quot;parse-names&quot;:false,&quot;dropping-particle&quot;:&quot;&quot;,&quot;non-dropping-particle&quot;:&quot;&quot;},{&quot;family&quot;:&quot;Naeve&quot;,&quot;given&quot;:&quot;Seth&quot;,&quot;parse-names&quot;:false,&quot;dropping-particle&quot;:&quot;&quot;,&quot;non-dropping-particle&quot;:&quot;&quot;},{&quot;family&quot;:&quot;Grassini&quot;,&quot;given&quot;:&quot;Patricio&quot;,&quot;parse-names&quot;:false,&quot;dropping-particle&quot;:&quot;&quot;,&quot;non-dropping-particle&quot;:&quot;&quot;},{&quot;family&quot;:&quot;Menza&quot;,&quot;given&quot;:&quot;Nicolas C.&quot;,&quot;parse-names&quot;:false,&quot;dropping-particle&quot;:&quot;&quot;,&quot;non-dropping-particle&quot;:&quot;La&quot;},{&quot;family&quot;:&quot;Moro Rosso&quot;,&quot;given&quot;:&quot;Luiz&quot;,&quot;parse-names&quot;:false,&quot;dropping-particle&quot;:&quot;&quot;,&quot;non-dropping-particle&quot;:&quot;&quot;},{&quot;family&quot;:&quot;Borja Reis&quot;,&quot;given&quot;:&quot;André F.&quot;,&quot;parse-names&quot;:false,&quot;dropping-particle&quot;:&quot;&quot;,&quot;non-dropping-particle&quot;:&quot;de&quot;},{&quot;family&quot;:&quot;Kovács&quot;,&quot;given&quot;:&quot;Péter&quot;,&quot;parse-names&quot;:false,&quot;dropping-particle&quot;:&quot;&quot;,&quot;non-dropping-particle&quot;:&quot;&quot;},{&quot;family&quot;:&quot;Archontoulis&quot;,&quot;given&quot;:&quot;Sotirios&quot;,&quot;parse-names&quot;:false,&quot;dropping-particle&quot;:&quot;V.&quot;,&quot;non-dropping-particle&quot;:&quot;&quot;}],&quot;container-title&quot;:&quot;Frontiers in Plant Science&quot;,&quot;container-title-short&quot;:&quot;Front. Plant Sci.&quot;,&quot;accessed&quot;:{&quot;date-parts&quot;:[[2022,5,11]]},&quot;DOI&quot;:&quot;10.3389/FPLS.2022.849896&quot;,&quot;ISSN&quot;:&quot;1664-462X&quot;,&quot;URL&quot;:&quot;https://www.frontiersin.org/articles/10.3389/fpls.2022.849896/full&quot;,&quot;issued&quot;:{&quot;date-parts&quot;:[[2022,4,27]]},&quot;page&quot;:&quot;1-15&quot;,&quot;abstract&quot;:&quot;Limited knowledge about how nitrogen (N) dynamics are affected by climate change, weather variability, and crop management is a major barrier to improving productivity and environmental performance in soybean-based cropping systems. To fill this knowledge gap, we created a systems understanding of agroecosystem N dynamics and quantified the impact of controllable (management) and uncontrollable (weather, climate) factors on N fluxes and soybean yields. We performed a simulation experiment across 10 soybean production environments in the US using the APSIM model and future climate projections from five global circulation models. Climate change (2020-2080) increased N mineralization (24%) and N2O emissions (19%) but decreased N fixation (32%), seed N (20%), and yields (19%). Soil and crop management practices altered N fluxes at a similar magnitude as climate change but in many different directions, revealing opportunities to improve soybean systems performance. Among many practices explored, we identified two solutions with great potential: improved residue management (short-term) and water management (long-term). Inter-annual weather variability and management practices affected soybean yield less than N fluxes, which creates opportunities to manage N fluxes without compromising yields, especially in regions with adequate to excess soil moisture. This work provides actionable results (tradeoffs, synergies, directions) to inform decision-making for adapting crop management in a changing climate to improve soybean production systems.&quot;,&quot;publisher&quot;:&quot;Frontiers&quot;,&quot;issue&quot;:&quot;849896&quot;,&quot;volume&quot;:&quot;13&quot;},&quot;isTemporary&quot;:false}]},{&quot;citationID&quot;:&quot;MENDELEY_CITATION_54febb1d-8519-4cac-9bb0-98e1f06aa517&quot;,&quot;properties&quot;:{&quot;noteIndex&quot;:0},&quot;isEdited&quot;:false,&quot;manualOverride&quot;:{&quot;isManuallyOverridden&quot;:false,&quot;citeprocText&quot;:&quot;(Elli and Archontoulis, 2023)&quot;,&quot;manualOverrideText&quot;:&quot;&quot;},&quot;citationTag&quot;:&quot;MENDELEY_CITATION_v3_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&quot;,&quot;citationItems&quot;:[{&quot;id&quot;:&quot;7da3663c-c39c-3463-a80c-84581fb2e5b3&quot;,&quot;itemData&quot;:{&quot;type&quot;:&quot;article-journal&quot;,&quot;id&quot;:&quot;7da3663c-c39c-3463-a80c-84581fb2e5b3&quot;,&quot;title&quot;:&quot;Dissecting the contribution of weather and management on water table dynamics under present and future climate scenarios in the US Corn Belt&quot;,&quot;author&quot;:[{&quot;family&quot;:&quot;Elli&quot;,&quot;given&quot;:&quot;Elvis F.&quot;,&quot;parse-names&quot;:false,&quot;dropping-particle&quot;:&quot;&quot;,&quot;non-dropping-particle&quot;:&quot;&quot;},{&quot;family&quot;:&quot;Archontoulis&quot;,&quot;given&quot;:&quot;Sotirios&quot;,&quot;parse-names&quot;:false,&quot;dropping-particle&quot;:&quot;V.&quot;,&quot;non-dropping-particle&quot;:&quot;&quot;}],&quot;container-title&quot;:&quot;Agronomy for Sustainable Development&quot;,&quot;container-title-short&quot;:&quot;Agron. Sustain. Dev.&quot;,&quot;accessed&quot;:{&quot;date-parts&quot;:[[2023,4,12]]},&quot;DOI&quot;:&quot;10.1007/S13593-023-00889-6&quot;,&quot;ISSN&quot;:&quot;1773-0155&quot;,&quot;URL&quot;:&quot;https://link.springer.com/article/10.1007/s13593-023-00889-6&quot;,&quot;issued&quot;:{&quot;date-parts&quot;:[[2023,4,13]]},&quot;page&quot;:&quot;1-16&quot;,&quot;abstract&quot;:&quot;In rainfed crop production regions such as the US Corn belt, the existence of a shallow water table increases crop productivity, decreases inter-annual grain yield variability, and impacts environmental N losses. Understanding how climate and management scenarios influence water table depth is key to designing sustainable and profitable cropping systems. A concurrent cropping systems-level examination of how weather variability, climate change, and agronomic management affect water table dynamics is missing. To fill this knowledge gap, we developed a systems evaluation using APSIM framework with the objectives to (1) quantify how weather and agronomic management (subsurface drainage, tillage, crop sequences) affect the water table depth and its seasonal variability under present and future (2020 to 2080) climate scenarios and (2) develop functional relationships between water table depth and productivity and sustainability indicators to increase our knowledge base. We considered four US Corn Belt environments with various water table depth conditions. Results indicated that the water table depth was mostly dictated by weather conditions, with management to alter water table depth by up to 31% under present climate conditions and up to 6% under future climate projections. The overall ranking of management practices in terms of influence on water table depth was subsurface tile drainage &amp;gt; tillage &amp;gt; crop sequence. The water tables will become slightly deeper in the future, with an overall downward trend of 0.18 cm year−1 (2020–2080), mostly driven by increased temperature and therefore evapotranspiration. For every degree increase in temperature, the water table depth deepened by about 8 cm. Water table depth affected crop yields, rooting depths, N2O emissions, and runoff in different ways revealing important tradeoffs between productivity and sustainability metrics. Our study provides new insights into an important water source for crop production, which can inform decision-making and climate change adaptation strategies.&quot;,&quot;publisher&quot;:&quot;Springer&quot;,&quot;issue&quot;:&quot;2&quot;,&quot;volume&quot;:&quot;43&quot;},&quot;isTemporary&quot;:false}]},{&quot;citationID&quot;:&quot;MENDELEY_CITATION_44347923-adf6-4167-94ce-2dcff676711d&quot;,&quot;properties&quot;:{&quot;noteIndex&quot;:0},&quot;isEdited&quot;:false,&quot;manualOverride&quot;:{&quot;isManuallyOverridden&quot;:false,&quot;citeprocText&quot;:&quot;(Elli et al., 2022)&quot;,&quot;manualOverrideText&quot;:&quot;&quot;},&quot;citationTag&quot;:&quot;MENDELEY_CITATION_v3_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&quot;,&quot;citationItems&quot;:[{&quot;id&quot;:&quot;b207dd7b-b57e-3a70-9e53-91c5eefcc6bd&quot;,&quot;itemData&quot;:{&quot;type&quot;:&quot;article-journal&quot;,&quot;id&quot;:&quot;b207dd7b-b57e-3a70-9e53-91c5eefcc6bd&quot;,&quot;title&quot;:&quot;Climate Change and Management Impacts on Soybean N Fixation, Soil N Mineralization, N2O Emissions, and Seed Yield&quot;,&quot;author&quot;:[{&quot;family&quot;:&quot;Elli&quot;,&quot;given&quot;:&quot;Elvis F.&quot;,&quot;parse-names&quot;:false,&quot;dropping-particle&quot;:&quot;&quot;,&quot;non-dropping-particle&quot;:&quot;&quot;},{&quot;family&quot;:&quot;Ciampitti&quot;,&quot;given&quot;:&quot;Ignacio A.&quot;,&quot;parse-names&quot;:false,&quot;dropping-particle&quot;:&quot;&quot;,&quot;non-dropping-particle&quot;:&quot;&quot;},{&quot;family&quot;:&quot;Castellano&quot;,&quot;given&quot;:&quot;Michael J.&quot;,&quot;parse-names&quot;:false,&quot;dropping-particle&quot;:&quot;&quot;,&quot;non-dropping-particle&quot;:&quot;&quot;},{&quot;family&quot;:&quot;Purcell&quot;,&quot;given&quot;:&quot;Larry C.&quot;,&quot;parse-names&quot;:false,&quot;dropping-particle&quot;:&quot;&quot;,&quot;non-dropping-particle&quot;:&quot;&quot;},{&quot;family&quot;:&quot;Naeve&quot;,&quot;given&quot;:&quot;Seth&quot;,&quot;parse-names&quot;:false,&quot;dropping-particle&quot;:&quot;&quot;,&quot;non-dropping-particle&quot;:&quot;&quot;},{&quot;family&quot;:&quot;Grassini&quot;,&quot;given&quot;:&quot;Patricio&quot;,&quot;parse-names&quot;:false,&quot;dropping-particle&quot;:&quot;&quot;,&quot;non-dropping-particle&quot;:&quot;&quot;},{&quot;family&quot;:&quot;Menza&quot;,&quot;given&quot;:&quot;Nicolas C.&quot;,&quot;parse-names&quot;:false,&quot;dropping-particle&quot;:&quot;&quot;,&quot;non-dropping-particle&quot;:&quot;La&quot;},{&quot;family&quot;:&quot;Moro Rosso&quot;,&quot;given&quot;:&quot;Luiz&quot;,&quot;parse-names&quot;:false,&quot;dropping-particle&quot;:&quot;&quot;,&quot;non-dropping-particle&quot;:&quot;&quot;},{&quot;family&quot;:&quot;Borja Reis&quot;,&quot;given&quot;:&quot;André F.&quot;,&quot;parse-names&quot;:false,&quot;dropping-particle&quot;:&quot;&quot;,&quot;non-dropping-particle&quot;:&quot;de&quot;},{&quot;family&quot;:&quot;Kovács&quot;,&quot;given&quot;:&quot;Péter&quot;,&quot;parse-names&quot;:false,&quot;dropping-particle&quot;:&quot;&quot;,&quot;non-dropping-particle&quot;:&quot;&quot;},{&quot;family&quot;:&quot;Archontoulis&quot;,&quot;given&quot;:&quot;Sotirios&quot;,&quot;parse-names&quot;:false,&quot;dropping-particle&quot;:&quot;V.&quot;,&quot;non-dropping-particle&quot;:&quot;&quot;}],&quot;container-title&quot;:&quot;Frontiers in Plant Science&quot;,&quot;container-title-short&quot;:&quot;Front. Plant Sci.&quot;,&quot;accessed&quot;:{&quot;date-parts&quot;:[[2022,5,11]]},&quot;DOI&quot;:&quot;10.3389/FPLS.2022.849896&quot;,&quot;ISSN&quot;:&quot;1664-462X&quot;,&quot;URL&quot;:&quot;https://www.frontiersin.org/articles/10.3389/fpls.2022.849896/full&quot;,&quot;issued&quot;:{&quot;date-parts&quot;:[[2022,4,27]]},&quot;page&quot;:&quot;1-15&quot;,&quot;abstract&quot;:&quot;Limited knowledge about how nitrogen (N) dynamics are affected by climate change, weather variability, and crop management is a major barrier to improving productivity and environmental performance in soybean-based cropping systems. To fill this knowledge gap, we created a systems understanding of agroecosystem N dynamics and quantified the impact of controllable (management) and uncontrollable (weather, climate) factors on N fluxes and soybean yields. We performed a simulation experiment across 10 soybean production environments in the US using the APSIM model and future climate projections from five global circulation models. Climate change (2020-2080) increased N mineralization (24%) and N2O emissions (19%) but decreased N fixation (32%), seed N (20%), and yields (19%). Soil and crop management practices altered N fluxes at a similar magnitude as climate change but in many different directions, revealing opportunities to improve soybean systems performance. Among many practices explored, we identified two solutions with great potential: improved residue management (short-term) and water management (long-term). Inter-annual weather variability and management practices affected soybean yield less than N fluxes, which creates opportunities to manage N fluxes without compromising yields, especially in regions with adequate to excess soil moisture. This work provides actionable results (tradeoffs, synergies, directions) to inform decision-making for adapting crop management in a changing climate to improve soybean production systems.&quot;,&quot;publisher&quot;:&quot;Frontiers&quot;,&quot;issue&quot;:&quot;849896&quot;,&quot;volume&quot;:&quot;13&quot;},&quot;isTemporary&quot;:false}]},{&quot;citationID&quot;:&quot;MENDELEY_CITATION_33ef387e-ec79-40db-acad-c7f2612cd861&quot;,&quot;properties&quot;:{&quot;noteIndex&quot;:0},&quot;isEdited&quot;:false,&quot;manualOverride&quot;:{&quot;isManuallyOverridden&quot;:false,&quot;citeprocText&quot;:&quot;(NASS, 2023)&quot;,&quot;manualOverrideText&quot;:&quot;&quot;},&quot;citationTag&quot;:&quot;MENDELEY_CITATION_v3_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&quot;,&quot;citationItems&quot;:[{&quot;id&quot;:&quot;d701c2d9-2019-3c23-ad55-73a9efa788e5&quot;,&quot;itemData&quot;:{&quot;type&quot;:&quot;article&quot;,&quot;id&quot;:&quot;d701c2d9-2019-3c23-ad55-73a9efa788e5&quot;,&quot;title&quot;:&quot;Surveys. National Agricultural Statistics Service, USDA. URL: https://www.nass.usda.gov/Surveys. Accessed November 2, 2023&quot;,&quot;author&quot;:[{&quot;family&quot;:&quot;NASS&quot;,&quot;given&quot;:&quot;&quot;,&quot;parse-names&quot;:false,&quot;dropping-particle&quot;:&quot;&quot;,&quot;non-dropping-particle&quot;:&quot;&quot;}],&quot;issued&quot;:{&quot;date-parts&quot;:[[2023]]},&quot;container-title-short&quot;:&quot;&quot;},&quot;isTemporary&quot;:false}]},{&quot;citationID&quot;:&quot;MENDELEY_CITATION_55d91e0f-b3ce-4ead-957c-d194254bd85f&quot;,&quot;properties&quot;:{&quot;noteIndex&quot;:0},&quot;isEdited&quot;:false,&quot;manualOverride&quot;:{&quot;isManuallyOverridden&quot;:false,&quot;citeprocText&quot;:&quot;(Elli et al., 2022; Nendel et al., 2023)&quot;,&quot;manualOverrideText&quot;:&quot;&quot;},&quot;citationItems&quot;:[{&quot;id&quot;:&quot;b207dd7b-b57e-3a70-9e53-91c5eefcc6bd&quot;,&quot;itemData&quot;:{&quot;type&quot;:&quot;article-journal&quot;,&quot;id&quot;:&quot;b207dd7b-b57e-3a70-9e53-91c5eefcc6bd&quot;,&quot;title&quot;:&quot;Climate Change and Management Impacts on Soybean N Fixation, Soil N Mineralization, N2O Emissions, and Seed Yield&quot;,&quot;author&quot;:[{&quot;family&quot;:&quot;Elli&quot;,&quot;given&quot;:&quot;Elvis F.&quot;,&quot;parse-names&quot;:false,&quot;dropping-particle&quot;:&quot;&quot;,&quot;non-dropping-particle&quot;:&quot;&quot;},{&quot;family&quot;:&quot;Ciampitti&quot;,&quot;given&quot;:&quot;Ignacio A.&quot;,&quot;parse-names&quot;:false,&quot;dropping-particle&quot;:&quot;&quot;,&quot;non-dropping-particle&quot;:&quot;&quot;},{&quot;family&quot;:&quot;Castellano&quot;,&quot;given&quot;:&quot;Michael J.&quot;,&quot;parse-names&quot;:false,&quot;dropping-particle&quot;:&quot;&quot;,&quot;non-dropping-particle&quot;:&quot;&quot;},{&quot;family&quot;:&quot;Purcell&quot;,&quot;given&quot;:&quot;Larry C.&quot;,&quot;parse-names&quot;:false,&quot;dropping-particle&quot;:&quot;&quot;,&quot;non-dropping-particle&quot;:&quot;&quot;},{&quot;family&quot;:&quot;Naeve&quot;,&quot;given&quot;:&quot;Seth&quot;,&quot;parse-names&quot;:false,&quot;dropping-particle&quot;:&quot;&quot;,&quot;non-dropping-particle&quot;:&quot;&quot;},{&quot;family&quot;:&quot;Grassini&quot;,&quot;given&quot;:&quot;Patricio&quot;,&quot;parse-names&quot;:false,&quot;dropping-particle&quot;:&quot;&quot;,&quot;non-dropping-particle&quot;:&quot;&quot;},{&quot;family&quot;:&quot;Menza&quot;,&quot;given&quot;:&quot;Nicolas C.&quot;,&quot;parse-names&quot;:false,&quot;dropping-particle&quot;:&quot;&quot;,&quot;non-dropping-particle&quot;:&quot;La&quot;},{&quot;family&quot;:&quot;Moro Rosso&quot;,&quot;given&quot;:&quot;Luiz&quot;,&quot;parse-names&quot;:false,&quot;dropping-particle&quot;:&quot;&quot;,&quot;non-dropping-particle&quot;:&quot;&quot;},{&quot;family&quot;:&quot;Borja Reis&quot;,&quot;given&quot;:&quot;André F.&quot;,&quot;parse-names&quot;:false,&quot;dropping-particle&quot;:&quot;&quot;,&quot;non-dropping-particle&quot;:&quot;de&quot;},{&quot;family&quot;:&quot;Kovács&quot;,&quot;given&quot;:&quot;Péter&quot;,&quot;parse-names&quot;:false,&quot;dropping-particle&quot;:&quot;&quot;,&quot;non-dropping-particle&quot;:&quot;&quot;},{&quot;family&quot;:&quot;Archontoulis&quot;,&quot;given&quot;:&quot;Sotirios&quot;,&quot;parse-names&quot;:false,&quot;dropping-particle&quot;:&quot;V.&quot;,&quot;non-dropping-particle&quot;:&quot;&quot;}],&quot;container-title&quot;:&quot;Frontiers in Plant Science&quot;,&quot;container-title-short&quot;:&quot;Front. Plant Sci.&quot;,&quot;accessed&quot;:{&quot;date-parts&quot;:[[2022,5,11]]},&quot;DOI&quot;:&quot;10.3389/FPLS.2022.849896&quot;,&quot;ISSN&quot;:&quot;1664-462X&quot;,&quot;URL&quot;:&quot;https://www.frontiersin.org/articles/10.3389/fpls.2022.849896/full&quot;,&quot;issued&quot;:{&quot;date-parts&quot;:[[2022,4,27]]},&quot;page&quot;:&quot;1-15&quot;,&quot;abstract&quot;:&quot;Limited knowledge about how nitrogen (N) dynamics are affected by climate change, weather variability, and crop management is a major barrier to improving productivity and environmental performance in soybean-based cropping systems. To fill this knowledge gap, we created a systems understanding of agroecosystem N dynamics and quantified the impact of controllable (management) and uncontrollable (weather, climate) factors on N fluxes and soybean yields. We performed a simulation experiment across 10 soybean production environments in the US using the APSIM model and future climate projections from five global circulation models. Climate change (2020-2080) increased N mineralization (24%) and N2O emissions (19%) but decreased N fixation (32%), seed N (20%), and yields (19%). Soil and crop management practices altered N fluxes at a similar magnitude as climate change but in many different directions, revealing opportunities to improve soybean systems performance. Among many practices explored, we identified two solutions with great potential: improved residue management (short-term) and water management (long-term). Inter-annual weather variability and management practices affected soybean yield less than N fluxes, which creates opportunities to manage N fluxes without compromising yields, especially in regions with adequate to excess soil moisture. This work provides actionable results (tradeoffs, synergies, directions) to inform decision-making for adapting crop management in a changing climate to improve soybean production systems.&quot;,&quot;publisher&quot;:&quot;Frontiers&quot;,&quot;issue&quot;:&quot;849896&quot;,&quot;volume&quot;:&quot;13&quot;},&quot;isTemporary&quot;:false},{&quot;id&quot;:&quot;70e802fa-62b2-3f68-8cbb-6a1d4a3ba733&quot;,&quot;itemData&quot;:{&quot;type&quot;:&quot;article-journal&quot;,&quot;id&quot;:&quot;70e802fa-62b2-3f68-8cbb-6a1d4a3ba733&quot;,&quot;title&quot;:&quot;Future area expansion outweighs increasing drought risk for soybean in Europe&quot;,&quot;author&quot;:[{&quot;family&quot;:&quot;Nendel&quot;,&quot;given&quot;:&quot;Claas&quot;,&quot;parse-names&quot;:false,&quot;dropping-particle&quot;:&quot;&quot;,&quot;non-dropping-particle&quot;:&quot;&quot;},{&quot;family&quot;:&quot;Reckling&quot;,&quot;given&quot;:&quot;Moritz&quot;,&quot;parse-names&quot;:false,&quot;dropping-particle&quot;:&quot;&quot;,&quot;non-dropping-particle&quot;:&quot;&quot;},{&quot;family&quot;:&quot;Debaeke&quot;,&quot;given&quot;:&quot;Philippe&quot;,&quot;parse-names&quot;:false,&quot;dropping-particle&quot;:&quot;&quot;,&quot;non-dropping-particle&quot;:&quot;&quot;},{&quot;family&quot;:&quot;Schulz&quot;,&quot;given&quot;:&quot;Susanne&quot;,&quot;parse-names&quot;:false,&quot;dropping-particle&quot;:&quot;&quot;,&quot;non-dropping-particle&quot;:&quot;&quot;},{&quot;family&quot;:&quot;Berg-Mohnicke&quot;,&quot;given&quot;:&quot;Michael&quot;,&quot;parse-names&quot;:false,&quot;dropping-particle&quot;:&quot;&quot;,&quot;non-dropping-particle&quot;:&quot;&quot;},{&quot;family&quot;:&quot;Constantin&quot;,&quot;given&quot;:&quot;Julie&quot;,&quot;parse-names&quot;:false,&quot;dropping-particle&quot;:&quot;&quot;,&quot;non-dropping-particle&quot;:&quot;&quot;},{&quot;family&quot;:&quot;Fronzek&quot;,&quot;given&quot;:&quot;Stefan&quot;,&quot;parse-names&quot;:false,&quot;dropping-particle&quot;:&quot;&quot;,&quot;non-dropping-particle&quot;:&quot;&quot;},{&quot;family&quot;:&quot;Hoffmann&quot;,&quot;given&quot;:&quot;Munir&quot;,&quot;parse-names&quot;:false,&quot;dropping-particle&quot;:&quot;&quot;,&quot;non-dropping-particle&quot;:&quot;&quot;},{&quot;family&quot;:&quot;Jakšić&quot;,&quot;given&quot;:&quot;Snežana&quot;,&quot;parse-names&quot;:false,&quot;dropping-particle&quot;:&quot;&quot;,&quot;non-dropping-particle&quot;:&quot;&quot;},{&quot;family&quot;:&quot;Kersebaum&quot;,&quot;given&quot;:&quot;Kurt Christian&quot;,&quot;parse-names&quot;:false,&quot;dropping-particle&quot;:&quot;&quot;,&quot;non-dropping-particle&quot;:&quot;&quot;},{&quot;family&quot;:&quot;Klimek-Kopyra&quot;,&quot;given&quot;:&quot;Agnieszka&quot;,&quot;parse-names&quot;:false,&quot;dropping-particle&quot;:&quot;&quot;,&quot;non-dropping-particle&quot;:&quot;&quot;},{&quot;family&quot;:&quot;Raynal&quot;,&quot;given&quot;:&quot;Hélène&quot;,&quot;parse-names&quot;:false,&quot;dropping-particle&quot;:&quot;&quot;,&quot;non-dropping-particle&quot;:&quot;&quot;},{&quot;family&quot;:&quot;Schoving&quot;,&quot;given&quot;:&quot;Céline&quot;,&quot;parse-names&quot;:false,&quot;dropping-particle&quot;:&quot;&quot;,&quot;non-dropping-particle&quot;:&quot;&quot;},{&quot;family&quot;:&quot;Stella&quot;,&quot;given&quot;:&quot;Tommaso&quot;,&quot;parse-names&quot;:false,&quot;dropping-particle&quot;:&quot;&quot;,&quot;non-dropping-particle&quot;:&quot;&quot;},{&quot;family&quot;:&quot;Battisti&quot;,&quot;given&quot;:&quot;Rafael&quot;,&quot;parse-names&quot;:false,&quot;dropping-particle&quot;:&quot;&quot;,&quot;non-dropping-particle&quot;:&quot;&quot;}],&quot;container-title&quot;:&quot;Global Change Biology&quot;,&quot;container-title-short&quot;:&quot;Glob. Chang. Biol.&quot;,&quot;DOI&quot;:&quot;10.1111/gcb.16562&quot;,&quot;ISSN&quot;:&quot;13652486&quot;,&quot;PMID&quot;:&quot;36524285&quot;,&quot;issued&quot;:{&quot;date-parts&quot;:[[2023,3,1]]},&quot;page&quot;:&quot;1340-1358&quot;,&quot;abstract&quot;:&quot;The European Union is highly dependent on soybean imports from overseas to meet its protein demands. Individual Member States have been quick to declare self-sufficiency targets for plant-based proteins, but detailed strategies are still lacking. Rising global temperatures have painted an image of a bright future for soybean production in Europe, but emerging climatic risks such as drought have so far not been included in any of those outlooks. Here, we present simulations of future soybean production and the most prominent risk factors across Europe using an ensemble of climate and soybean growth models. Projections suggest a substantial increase in potential soybean production area and productivity in Central Europe, while southern European production would become increasingly dependent on supplementary irrigation. Average productivity would rise by 8.3% (RCP 4.5) to 8.7% (RCP 8.5) as a result of improved growing conditions (plant physiology benefiting from rising temperature and CO2 levels) and farmers adapting to them by using cultivars with longer phenological cycles. Suitable production area would rise by 31.4% (RCP 4.5) to 37.7% (RCP 8.5) by the mid-century, contributing considerably more than productivity increase to the production potential for closing the protein gap in Europe. While wet conditions at harvest and incidental cold spells are the current key challenges for extending soybean production, the models and climate data analysis anticipate that drought and heat will become the dominant limitations in the future. Breeding for heat-tolerant and water-efficient genotypes is needed to further improve soybean adaptation to changing climatic conditions.&quot;,&quot;publisher&quot;:&quot;John Wiley and Sons Inc&quot;,&quot;issue&quot;:&quot;5&quot;,&quot;volume&quot;:&quot;29&quot;},&quot;isTemporary&quot;:false}],&quot;citationTag&quot;:&quot;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&quot;},{&quot;citationID&quot;:&quot;MENDELEY_CITATION_f8b0c322-a069-4ce3-9b7a-894fd3b59ad2&quot;,&quot;properties&quot;:{&quot;noteIndex&quot;:0},&quot;isEdited&quot;:false,&quot;manualOverride&quot;:{&quot;isManuallyOverridden&quot;:true,&quot;citeprocText&quot;:&quot;(Deryng et al., 2014)&quot;,&quot;manualOverrideText&quot;:&quot;Deryng et al. (2014)&quot;},&quot;citationTag&quot;:&quot;MENDELEY_CITATION_v3_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&quot;,&quot;citationItems&quot;:[{&quot;id&quot;:&quot;3bcb2f44-e665-3c4f-a548-7085c0e78ff9&quot;,&quot;itemData&quot;:{&quot;type&quot;:&quot;article-journal&quot;,&quot;id&quot;:&quot;3bcb2f44-e665-3c4f-a548-7085c0e78ff9&quot;,&quot;title&quot;:&quot;Global crop yield response to extreme heat stress under multiple climate change futures&quot;,&quot;author&quot;:[{&quot;family&quot;:&quot;Deryng&quot;,&quot;given&quot;:&quot;Delphine&quot;,&quot;parse-names&quot;:false,&quot;dropping-particle&quot;:&quot;&quot;,&quot;non-dropping-particle&quot;:&quot;&quot;},{&quot;family&quot;:&quot;Conway&quot;,&quot;given&quot;:&quot;Declan&quot;,&quot;parse-names&quot;:false,&quot;dropping-particle&quot;:&quot;&quot;,&quot;non-dropping-particle&quot;:&quot;&quot;},{&quot;family&quot;:&quot;Ramankutty&quot;,&quot;given&quot;:&quot;Navin&quot;,&quot;parse-names&quot;:false,&quot;dropping-particle&quot;:&quot;&quot;,&quot;non-dropping-particle&quot;:&quot;&quot;},{&quot;family&quot;:&quot;Price&quot;,&quot;given&quot;:&quot;Jeff&quot;,&quot;parse-names&quot;:false,&quot;dropping-particle&quot;:&quot;&quot;,&quot;non-dropping-particle&quot;:&quot;&quot;},{&quot;family&quot;:&quot;Warren&quot;,&quot;given&quot;:&quot;Rachel&quot;,&quot;parse-names&quot;:false,&quot;dropping-particle&quot;:&quot;&quot;,&quot;non-dropping-particle&quot;:&quot;&quot;}],&quot;container-title&quot;:&quot;Environmental Research Letters&quot;,&quot;accessed&quot;:{&quot;date-parts&quot;:[[2025,9,15]]},&quot;DOI&quot;:&quot;10.1088/1748-9326/9/3/034011&quot;,&quot;ISSN&quot;:&quot;1748-9326&quot;,&quot;URL&quot;:&quot;https://iopscience.iop.org/article/10.1088/1748-9326/9/3/034011&quot;,&quot;issued&quot;:{&quot;date-parts&quot;:[[2014,3,19]]},&quot;page&quot;:&quot;034011&quot;,&quot;abstract&quot;:&quot;Extreme heat stress during the crop reproductive period can be critical for crop productivity. Projected changes in the frequency and severity of extreme climatic events are expected to negatively impact crop yields and global food production. This study applies the global crop model PEGASUS to quantify, for the first time at the global scale, impacts of extreme heat stress on maize, spring wheat and soybean yields resulting from 72 climate change scenarios for the 21st century. Our results project maize to face progressively worse impacts under a range of RCPs but spring wheat and soybean to improve globally through to the 2080s due to CO2fertilization effects, even though parts of the tropic and sub-tropic regions could face substantial yield declines. We find extreme heat stress at anthesis (HSA) by the 2080s (relative to the 1980s) under RCP 8.5, taking into account CO2fertilization effects, could double global losses of maize yield (ΔY = -12.8 ± 6.7% versus - 7.0 ± 5.3% without HSA), reduce projected gains in spring wheat yield by half (ΔY = 34.3 ± 13.5% versus 72.0 ± 10.9% without HSA) and in soybean yield by a quarter (ΔY = 15.3 ± 26.5% versus 20.4 ± 22.1% without HSA). The range reflects uncertainty due to differences between climate model scenarios; soybean exhibits both positive and negative impacts, maize is generally negative and spring wheat generally positive. Furthermore, when assuming CO2fertilization effects to be negligible, we observe drastic climate mitigation policy as in RCP 2.6 could avoid more than 80% of the global average yield losses otherwise expected by the 2080s under RCP 8.5. We show large disparities in climate impacts across regions and find extreme heat stress adversely affects major producing regions and lower income countries. © 2014 IOP Publishing Ltd.&quot;,&quot;publisher&quot;:&quot;IOP Publishing&quot;,&quot;issue&quot;:&quot;3&quot;,&quot;volume&quot;:&quot;9&quot;,&quot;container-title-short&quot;:&quot;&quot;},&quot;isTemporary&quot;:false}]},{&quot;citationID&quot;:&quot;MENDELEY_CITATION_e41a9751-9f8a-48a0-b490-0b299be0d102&quot;,&quot;properties&quot;:{&quot;noteIndex&quot;:0},&quot;isEdited&quot;:false,&quot;manualOverride&quot;:{&quot;isManuallyOverridden&quot;:true,&quot;citeprocText&quot;:&quot;(Nendel et al., 2023)&quot;,&quot;manualOverrideText&quot;:&quot;Nendel et al. (2023)&quot;},&quot;citationTag&quot;:&quot;MENDELEY_CITATION_v3_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&quot;,&quot;citationItems&quot;:[{&quot;id&quot;:&quot;70e802fa-62b2-3f68-8cbb-6a1d4a3ba733&quot;,&quot;itemData&quot;:{&quot;type&quot;:&quot;article-journal&quot;,&quot;id&quot;:&quot;70e802fa-62b2-3f68-8cbb-6a1d4a3ba733&quot;,&quot;title&quot;:&quot;Future area expansion outweighs increasing drought risk for soybean in Europe&quot;,&quot;author&quot;:[{&quot;family&quot;:&quot;Nendel&quot;,&quot;given&quot;:&quot;Claas&quot;,&quot;parse-names&quot;:false,&quot;dropping-particle&quot;:&quot;&quot;,&quot;non-dropping-particle&quot;:&quot;&quot;},{&quot;family&quot;:&quot;Reckling&quot;,&quot;given&quot;:&quot;Moritz&quot;,&quot;parse-names&quot;:false,&quot;dropping-particle&quot;:&quot;&quot;,&quot;non-dropping-particle&quot;:&quot;&quot;},{&quot;family&quot;:&quot;Debaeke&quot;,&quot;given&quot;:&quot;Philippe&quot;,&quot;parse-names&quot;:false,&quot;dropping-particle&quot;:&quot;&quot;,&quot;non-dropping-particle&quot;:&quot;&quot;},{&quot;family&quot;:&quot;Schulz&quot;,&quot;given&quot;:&quot;Susanne&quot;,&quot;parse-names&quot;:false,&quot;dropping-particle&quot;:&quot;&quot;,&quot;non-dropping-particle&quot;:&quot;&quot;},{&quot;family&quot;:&quot;Berg-Mohnicke&quot;,&quot;given&quot;:&quot;Michael&quot;,&quot;parse-names&quot;:false,&quot;dropping-particle&quot;:&quot;&quot;,&quot;non-dropping-particle&quot;:&quot;&quot;},{&quot;family&quot;:&quot;Constantin&quot;,&quot;given&quot;:&quot;Julie&quot;,&quot;parse-names&quot;:false,&quot;dropping-particle&quot;:&quot;&quot;,&quot;non-dropping-particle&quot;:&quot;&quot;},{&quot;family&quot;:&quot;Fronzek&quot;,&quot;given&quot;:&quot;Stefan&quot;,&quot;parse-names&quot;:false,&quot;dropping-particle&quot;:&quot;&quot;,&quot;non-dropping-particle&quot;:&quot;&quot;},{&quot;family&quot;:&quot;Hoffmann&quot;,&quot;given&quot;:&quot;Munir&quot;,&quot;parse-names&quot;:false,&quot;dropping-particle&quot;:&quot;&quot;,&quot;non-dropping-particle&quot;:&quot;&quot;},{&quot;family&quot;:&quot;Jakšić&quot;,&quot;given&quot;:&quot;Snežana&quot;,&quot;parse-names&quot;:false,&quot;dropping-particle&quot;:&quot;&quot;,&quot;non-dropping-particle&quot;:&quot;&quot;},{&quot;family&quot;:&quot;Kersebaum&quot;,&quot;given&quot;:&quot;Kurt Christian&quot;,&quot;parse-names&quot;:false,&quot;dropping-particle&quot;:&quot;&quot;,&quot;non-dropping-particle&quot;:&quot;&quot;},{&quot;family&quot;:&quot;Klimek-Kopyra&quot;,&quot;given&quot;:&quot;Agnieszka&quot;,&quot;parse-names&quot;:false,&quot;dropping-particle&quot;:&quot;&quot;,&quot;non-dropping-particle&quot;:&quot;&quot;},{&quot;family&quot;:&quot;Raynal&quot;,&quot;given&quot;:&quot;Hélène&quot;,&quot;parse-names&quot;:false,&quot;dropping-particle&quot;:&quot;&quot;,&quot;non-dropping-particle&quot;:&quot;&quot;},{&quot;family&quot;:&quot;Schoving&quot;,&quot;given&quot;:&quot;Céline&quot;,&quot;parse-names&quot;:false,&quot;dropping-particle&quot;:&quot;&quot;,&quot;non-dropping-particle&quot;:&quot;&quot;},{&quot;family&quot;:&quot;Stella&quot;,&quot;given&quot;:&quot;Tommaso&quot;,&quot;parse-names&quot;:false,&quot;dropping-particle&quot;:&quot;&quot;,&quot;non-dropping-particle&quot;:&quot;&quot;},{&quot;family&quot;:&quot;Battisti&quot;,&quot;given&quot;:&quot;Rafael&quot;,&quot;parse-names&quot;:false,&quot;dropping-particle&quot;:&quot;&quot;,&quot;non-dropping-particle&quot;:&quot;&quot;}],&quot;container-title&quot;:&quot;Global Change Biology&quot;,&quot;container-title-short&quot;:&quot;Glob. Chang. Biol.&quot;,&quot;DOI&quot;:&quot;10.1111/gcb.16562&quot;,&quot;ISSN&quot;:&quot;13652486&quot;,&quot;PMID&quot;:&quot;36524285&quot;,&quot;issued&quot;:{&quot;date-parts&quot;:[[2023,3,1]]},&quot;page&quot;:&quot;1340-1358&quot;,&quot;abstract&quot;:&quot;The European Union is highly dependent on soybean imports from overseas to meet its protein demands. Individual Member States have been quick to declare self-sufficiency targets for plant-based proteins, but detailed strategies are still lacking. Rising global temperatures have painted an image of a bright future for soybean production in Europe, but emerging climatic risks such as drought have so far not been included in any of those outlooks. Here, we present simulations of future soybean production and the most prominent risk factors across Europe using an ensemble of climate and soybean growth models. Projections suggest a substantial increase in potential soybean production area and productivity in Central Europe, while southern European production would become increasingly dependent on supplementary irrigation. Average productivity would rise by 8.3% (RCP 4.5) to 8.7% (RCP 8.5) as a result of improved growing conditions (plant physiology benefiting from rising temperature and CO2 levels) and farmers adapting to them by using cultivars with longer phenological cycles. Suitable production area would rise by 31.4% (RCP 4.5) to 37.7% (RCP 8.5) by the mid-century, contributing considerably more than productivity increase to the production potential for closing the protein gap in Europe. While wet conditions at harvest and incidental cold spells are the current key challenges for extending soybean production, the models and climate data analysis anticipate that drought and heat will become the dominant limitations in the future. Breeding for heat-tolerant and water-efficient genotypes is needed to further improve soybean adaptation to changing climatic conditions.&quot;,&quot;publisher&quot;:&quot;John Wiley and Sons Inc&quot;,&quot;issue&quot;:&quot;5&quot;,&quot;volume&quot;:&quot;29&quot;},&quot;isTemporary&quot;:false}]},{&quot;citationID&quot;:&quot;MENDELEY_CITATION_6ea22f97-c6fb-426e-9c2e-40d35652093b&quot;,&quot;properties&quot;:{&quot;noteIndex&quot;:0},&quot;isEdited&quot;:false,&quot;manualOverride&quot;:{&quot;isManuallyOverridden&quot;:true,&quot;citeprocText&quot;:&quot;(Lobell and Field, 2007)&quot;,&quot;manualOverrideText&quot;:&quot;Lobell and Field (2007)&quot;},&quot;citationTag&quot;:&quot;MENDELEY_CITATION_v3_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&quot;,&quot;citationItems&quot;:[{&quot;id&quot;:&quot;523d56b2-720e-39ce-bda6-9a20d63ef4eb&quot;,&quot;itemData&quot;:{&quot;type&quot;:&quot;article-journal&quot;,&quot;id&quot;:&quot;523d56b2-720e-39ce-bda6-9a20d63ef4eb&quot;,&quot;title&quot;:&quot;Global scale climate–crop yield relationships and the impacts of recent warming&quot;,&quot;author&quot;:[{&quot;family&quot;:&quot;Lobell&quot;,&quot;given&quot;:&quot;David B.&quot;,&quot;parse-names&quot;:false,&quot;dropping-particle&quot;:&quot;&quot;,&quot;non-dropping-particle&quot;:&quot;&quot;},{&quot;family&quot;:&quot;Field&quot;,&quot;given&quot;:&quot;Christopher B.&quot;,&quot;parse-names&quot;:false,&quot;dropping-particle&quot;:&quot;&quot;,&quot;non-dropping-particle&quot;:&quot;&quot;}],&quot;container-title&quot;:&quot;Environmental Research Letters&quot;,&quot;accessed&quot;:{&quot;date-parts&quot;:[[2023,11,12]]},&quot;DOI&quot;:&quot;10.1088/1748-9326/2/1/014002&quot;,&quot;ISSN&quot;:&quot;1748-9326&quot;,&quot;URL&quot;:&quot;https://iopscience.iop.org/article/10.1088/1748-9326/2/1/014002&quot;,&quot;issued&quot;:{&quot;date-parts&quot;:[[2007,3,16]]},&quot;page&quot;:&quot;014002&quot;,&quot;abstract&quot;:&quot;Changes in the global production of major crops are important drivers of food prices, food security and land use decisions. Average global yields for these commodities are determined by the performance of crops in millions of fields distributed across a range of management, soil and climate regimes. Despite the complexity of global food supply, here we show that simple measures of growing season temperatures and precipitation - spatial averages based on the locations of each crop - explain ∼30% or more of year-to-year variations in global average yields for the world's six most widely grown crops. For wheat, maize and barley, there is a clearly negative response of global yields to increased temperatures. Based on these sensitivities and observed climate trends, we estimate that warming since 1981 has resulted in annual combined losses of these three crops representing roughly 40 Mt or $5 billion per year, as of 2002. While these impacts are small relative to the technological yield gains over the same period, the results demonstrate already occurring negative impacts of climate trends on crop yields at the global scale. © IOP Publishing Ltd.&quot;,&quot;publisher&quot;:&quot;IOP Publishing&quot;,&quot;issue&quot;:&quot;1&quot;,&quot;volume&quot;:&quot;2&quot;,&quot;container-title-short&quot;:&quot;&quot;},&quot;isTemporary&quot;:false}]},{&quot;citationID&quot;:&quot;MENDELEY_CITATION_35b9a31d-18f1-4f10-af0e-0d87cb340acf&quot;,&quot;properties&quot;:{&quot;noteIndex&quot;:0},&quot;isEdited&quot;:false,&quot;manualOverride&quot;:{&quot;isManuallyOverridden&quot;:false,&quot;citeprocText&quot;:&quot;(Ainsworth et al., 2002)&quot;,&quot;manualOverrideText&quot;:&quot;&quot;},&quot;citationTag&quot;:&quot;MENDELEY_CITATION_v3_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&quot;,&quot;citationItems&quot;:[{&quot;id&quot;:&quot;096f164c-c497-366c-944e-4bc6f0a250a6&quot;,&quot;itemData&quot;:{&quot;type&quot;:&quot;article-journal&quot;,&quot;id&quot;:&quot;096f164c-c497-366c-944e-4bc6f0a250a6&quot;,&quot;title&quot;:&quot;A meta-analysis of elevated [CO2] effects on soybean (Glycine max) physiology, growth and yield&quot;,&quot;author&quot;:[{&quot;family&quot;:&quot;Ainsworth&quot;,&quot;given&quot;:&quot;Elizabeth A.&quot;,&quot;parse-names&quot;:false,&quot;dropping-particle&quot;:&quot;&quot;,&quot;non-dropping-particle&quot;:&quot;&quot;},{&quot;family&quot;:&quot;Davey&quot;,&quot;given&quot;:&quot;Phillip A.&quot;,&quot;parse-names&quot;:false,&quot;dropping-particle&quot;:&quot;&quot;,&quot;non-dropping-particle&quot;:&quot;&quot;},{&quot;family&quot;:&quot;Bernacchi&quot;,&quot;given&quot;:&quot;Carl J.&quot;,&quot;parse-names&quot;:false,&quot;dropping-particle&quot;:&quot;&quot;,&quot;non-dropping-particle&quot;:&quot;&quot;},{&quot;family&quot;:&quot;Dermody&quot;,&quot;given&quot;:&quot;Orla C.&quot;,&quot;parse-names&quot;:false,&quot;dropping-particle&quot;:&quot;&quot;,&quot;non-dropping-particle&quot;:&quot;&quot;},{&quot;family&quot;:&quot;Heaton&quot;,&quot;given&quot;:&quot;Emily A.&quot;,&quot;parse-names&quot;:false,&quot;dropping-particle&quot;:&quot;&quot;,&quot;non-dropping-particle&quot;:&quot;&quot;},{&quot;family&quot;:&quot;Moore&quot;,&quot;given&quot;:&quot;David J.&quot;,&quot;parse-names&quot;:false,&quot;dropping-particle&quot;:&quot;&quot;,&quot;non-dropping-particle&quot;:&quot;&quot;},{&quot;family&quot;:&quot;Morgan&quot;,&quot;given&quot;:&quot;Patrick B.&quot;,&quot;parse-names&quot;:false,&quot;dropping-particle&quot;:&quot;&quot;,&quot;non-dropping-particle&quot;:&quot;&quot;},{&quot;family&quot;:&quot;Naidu&quot;,&quot;given&quot;:&quot;Shawna L.&quot;,&quot;parse-names&quot;:false,&quot;dropping-particle&quot;:&quot;&quot;,&quot;non-dropping-particle&quot;:&quot;&quot;},{&quot;family&quot;:&quot;Ra&quot;,&quot;given&quot;:&quot;Hyung Shim Yoo&quot;,&quot;parse-names&quot;:false,&quot;dropping-particle&quot;:&quot;&quot;,&quot;non-dropping-particle&quot;:&quot;&quot;},{&quot;family&quot;:&quot;Zhu&quot;,&quot;given&quot;:&quot;Xin Guang&quot;,&quot;parse-names&quot;:false,&quot;dropping-particle&quot;:&quot;&quot;,&quot;non-dropping-particle&quot;:&quot;&quot;},{&quot;family&quot;:&quot;Curtis&quot;,&quot;given&quot;:&quot;Peter S.&quot;,&quot;parse-names&quot;:false,&quot;dropping-particle&quot;:&quot;&quot;,&quot;non-dropping-particle&quot;:&quot;&quot;},{&quot;family&quot;:&quot;Long&quot;,&quot;given&quot;:&quot;Stephen P.&quot;,&quot;parse-names&quot;:false,&quot;dropping-particle&quot;:&quot;&quot;,&quot;non-dropping-particle&quot;:&quot;&quot;}],&quot;container-title&quot;:&quot;Global Change Biology&quot;,&quot;container-title-short&quot;:&quot;Glob. Chang. Biol.&quot;,&quot;DOI&quot;:&quot;10.1046/j.1365-2486.2002.00498.x&quot;,&quot;ISSN&quot;:&quot;13541013&quot;,&quot;issued&quot;:{&quot;date-parts&quot;:[[2002]]},&quot;page&quot;:&quot;695-709&quot;,&quot;abstract&quot;:&quot;The effects of elevated [CO2] on 25 variables describing soybean physiology, growth and yield are reviewed using meta-analytic techniques. This is the first meta-analysis to our knowledge performed on a single crop species and summarizes the effects of 111 studies. These primary studies include numerous soybean growth forms, various stress and experimental treatments, and a range of elevated [CO2] levels (from 450 to 1250 p.p.m.), with a mean of 689 p.p.m. across all studies. Stimulation of soybean leaf CO2 assimilation rate with growth at elevated [CO2] was 39%, despite a 40% decrease in stomatal conductance and a 11% decrease in Rubisco activity. Increased leaf CO2 uptake combined with an 18% stimulation in leaf area to provide a 59% increase in canopy photosynthetic rate. The increase in total dry weight was lower at 37%, and seed yield still lower at 24%. This shows that even in an agronomic species selected for maximum investment in seed, several plant level feedbacks prevent additional investment in reproduction, such that yield fails to reflect fully the increase in whole plant carbon uptake. Large soil containers (&gt; 9 L) have been considered adequate for assessing plant responses to elevated [CO2]. However, in open-top chamber experiments, soybeans grown in large pots showed a significant threefold smaller stimulation in yield than soybeans grown in the ground. This suggests that conclusions about plant yield based on pot studies, even when using very large containers, are a poor reflection of performance in the absence of any physical restriction on root growth. This review supports a number of current paradigms of plant responses to elevated [CO2]. Namely, stimulation of photosynthesis is greater in plants that fix N and have additional carbohydrate sinks in nodules. This supports the notion that photosynthetic capacity decreases when plants are N-limited, but not when plants have adequate N and sink strength. The root: shoot ratio did not change with growth at elevated [CO2], sustaining the charge that biomass allocation is unaffected by growth at elevated [CO2] when plant size and ontogeny are considered.&quot;,&quot;issue&quot;:&quot;8&quot;,&quot;volume&quot;:&quot;8&quot;},&quot;isTemporary&quot;:false}]},{&quot;citationID&quot;:&quot;MENDELEY_CITATION_7eaa45dc-2ab3-4167-8dd2-a37e87a53486&quot;,&quot;properties&quot;:{&quot;noteIndex&quot;:0},&quot;isEdited&quot;:false,&quot;manualOverride&quot;:{&quot;isManuallyOverridden&quot;:false,&quot;citeprocText&quot;:&quot;(Bishop et al., 2015)&quot;,&quot;manualOverrideText&quot;:&quot;&quot;},&quot;citationTag&quot;:&quot;MENDELEY_CITATION_v3_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&quot;,&quot;citationItems&quot;:[{&quot;id&quot;:&quot;90ac5c15-058e-3671-802b-699ce932ed71&quot;,&quot;itemData&quot;:{&quot;type&quot;:&quot;article-journal&quot;,&quot;id&quot;:&quot;90ac5c15-058e-3671-802b-699ce932ed71&quot;,&quot;title&quot;:&quot;Is there potential to adapt soybean (Glycine max Merr.) to future [CO2]? An analysis of the yield response of 18 genotypes in free-air CO2 enrichment&quot;,&quot;author&quot;:[{&quot;family&quot;:&quot;Bishop&quot;,&quot;given&quot;:&quot;Kristen A.&quot;,&quot;parse-names&quot;:false,&quot;dropping-particle&quot;:&quot;&quot;,&quot;non-dropping-particle&quot;:&quot;&quot;},{&quot;family&quot;:&quot;Betzelberger&quot;,&quot;given&quot;:&quot;Amy M.&quot;,&quot;parse-names&quot;:false,&quot;dropping-particle&quot;:&quot;&quot;,&quot;non-dropping-particle&quot;:&quot;&quot;},{&quot;family&quot;:&quot;Long&quot;,&quot;given&quot;:&quot;Stephen P.&quot;,&quot;parse-names&quot;:false,&quot;dropping-particle&quot;:&quot;&quot;,&quot;non-dropping-particle&quot;:&quot;&quot;},{&quot;family&quot;:&quot;Ainsworth&quot;,&quot;given&quot;:&quot;Elizabeth A.&quot;,&quot;parse-names&quot;:false,&quot;dropping-particle&quot;:&quot;&quot;,&quot;non-dropping-particle&quot;:&quot;&quot;}],&quot;container-title&quot;:&quot;Plant Cell and Environment&quot;,&quot;DOI&quot;:&quot;10.1111/pce.12443&quot;,&quot;ISSN&quot;:&quot;13653040&quot;,&quot;PMID&quot;:&quot;25211487&quot;,&quot;issued&quot;:{&quot;date-parts&quot;:[[2015,9,1]]},&quot;page&quot;:&quot;1765-1774&quot;,&quot;abstract&quot;:&quot;Rising atmospheric [CO2] is a uniform, global change that increases C3 photosynthesis and could offset some of the negative effects of global climate change on crop yields. Genetic variation in yield responsiveness to rising [CO2] would provide an opportunity to breed more responsive crop genotypes. A multi-year study of 18 soybean (Glycine maxMerr.) genotypes was carried out to identify variation in responsiveness to season-long elevated [CO2] (550ppm) under fully open-air replicated field conditions. On average across 18 genotypes, elevated [CO2] stimulated total above-ground biomass by 22%, but seed yield by only 9%, in part because most genotypes showed a reduction in partitioning of energy to seeds. Over four years of study, there was consistency from year to year in the genotypes that were most and least responsive to elevated [CO2], suggesting heritability of CO2 response. Further analysis of six genotypes did not reveal a photosynthetic basis for the variation in yield response. Although partitioning to seed was decreased, cultivars with the highest partitioning coefficient in current [CO2] also had the highest partitioning coefficient in elevated [CO2]. The results show the existence of genetic variation in soybean response to elevated [CO2], which is needed to breed soybean to the future atmospheric environment.&quot;,&quot;issue&quot;:&quot;9&quot;,&quot;volume&quot;:&quot;38&quot;,&quot;container-title-short&quot;:&quot;Plant Cell Environ.&quot;},&quot;isTemporary&quot;:false}]},{&quot;citationID&quot;:&quot;MENDELEY_CITATION_7bb22078-4db4-497f-9201-21dbe6aa2983&quot;,&quot;properties&quot;:{&quot;noteIndex&quot;:0},&quot;isEdited&quot;:false,&quot;manualOverride&quot;:{&quot;isManuallyOverridden&quot;:false,&quot;citeprocText&quot;:&quot;(Kothari et al., 2022)&quot;,&quot;manualOverrideText&quot;:&quot;&quot;},&quot;citationTag&quot;:&quot;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&quot;,&quot;citationItems&quot;:[{&quot;id&quot;:&quot;5fc22e99-41e0-3c97-baa3-5836ccbf76a0&quot;,&quot;itemData&quot;:{&quot;type&quot;:&quot;article-journal&quot;,&quot;id&quot;:&quot;5fc22e99-41e0-3c97-baa3-5836ccbf76a0&quot;,&quot;title&quot;:&quot;Are soybean models ready for climate change food impact assessments?&quot;,&quot;author&quot;:[{&quot;family&quot;:&quot;Kothari&quot;,&quot;given&quot;:&quot;Kritika&quot;,&quot;parse-names&quot;:false,&quot;dropping-particle&quot;:&quot;&quot;,&quot;non-dropping-particle&quot;:&quot;&quot;},{&quot;family&quot;:&quot;Battisti&quot;,&quot;given&quot;:&quot;Rafael&quot;,&quot;parse-names&quot;:false,&quot;dropping-particle&quot;:&quot;&quot;,&quot;non-dropping-particle&quot;:&quot;&quot;},{&quot;family&quot;:&quot;Boote&quot;,&quot;given&quot;:&quot;Kenneth J.&quot;,&quot;parse-names&quot;:false,&quot;dropping-particle&quot;:&quot;&quot;,&quot;non-dropping-particle&quot;:&quot;&quot;},{&quot;family&quot;:&quot;Archontoulis&quot;,&quot;given&quot;:&quot;Sotirios&quot;,&quot;parse-names&quot;:false,&quot;dropping-particle&quot;:&quot;V.&quot;,&quot;non-dropping-particle&quot;:&quot;&quot;},{&quot;family&quot;:&quot;Confalone&quot;,&quot;given&quot;:&quot;Adriana&quot;,&quot;parse-names&quot;:false,&quot;dropping-particle&quot;:&quot;&quot;,&quot;non-dropping-particle&quot;:&quot;&quot;},{&quot;family&quot;:&quot;Constantin&quot;,&quot;given&quot;:&quot;Julie&quot;,&quot;parse-names&quot;:false,&quot;dropping-particle&quot;:&quot;&quot;,&quot;non-dropping-particle&quot;:&quot;&quot;},{&quot;family&quot;:&quot;Cuadra&quot;,&quot;given&quot;:&quot;Santiago&quot;,&quot;parse-names&quot;:false,&quot;dropping-particle&quot;:&quot;V.&quot;,&quot;non-dropping-particle&quot;:&quot;&quot;},{&quot;family&quot;:&quot;Debaeke&quot;,&quot;given&quot;:&quot;Philippe&quot;,&quot;parse-names&quot;:false,&quot;dropping-particle&quot;:&quot;&quot;,&quot;non-dropping-particle&quot;:&quot;&quot;},{&quot;family&quot;:&quot;Faye&quot;,&quot;given&quot;:&quot;Babacar&quot;,&quot;parse-names&quot;:false,&quot;dropping-particle&quot;:&quot;&quot;,&quot;non-dropping-particle&quot;:&quot;&quot;},{&quot;family&quot;:&quot;Grant&quot;,&quot;given&quot;:&quot;Brian&quot;,&quot;parse-names&quot;:false,&quot;dropping-particle&quot;:&quot;&quot;,&quot;non-dropping-particle&quot;:&quot;&quot;},{&quot;family&quot;:&quot;Hoogenboom&quot;,&quot;given&quot;:&quot;Gerrit&quot;,&quot;parse-names&quot;:false,&quot;dropping-particle&quot;:&quot;&quot;,&quot;non-dropping-particle&quot;:&quot;&quot;},{&quot;family&quot;:&quot;Jing&quot;,&quot;given&quot;:&quot;Qi&quot;,&quot;parse-names&quot;:false,&quot;dropping-particle&quot;:&quot;&quot;,&quot;non-dropping-particle&quot;:&quot;&quot;},{&quot;family&quot;:&quot;Laan&quot;,&quot;given&quot;:&quot;Michael&quot;,&quot;parse-names&quot;:false,&quot;dropping-particle&quot;:&quot;&quot;,&quot;non-dropping-particle&quot;:&quot;van der&quot;},{&quot;family&quot;:&quot;Macena da Silva&quot;,&quot;given&quot;:&quot;Fernando Antônio&quot;,&quot;parse-names&quot;:false,&quot;dropping-particle&quot;:&quot;&quot;,&quot;non-dropping-particle&quot;:&quot;&quot;},{&quot;family&quot;:&quot;Marin&quot;,&quot;given&quot;:&quot;Fabio R.&quot;,&quot;parse-names&quot;:false,&quot;dropping-particle&quot;:&quot;&quot;,&quot;non-dropping-particle&quot;:&quot;&quot;},{&quot;family&quot;:&quot;Nehbandani&quot;,&quot;given&quot;:&quot;Alireza&quot;,&quot;parse-names&quot;:false,&quot;dropping-particle&quot;:&quot;&quot;,&quot;non-dropping-particle&quot;:&quot;&quot;},{&quot;family&quot;:&quot;Nendel&quot;,&quot;given&quot;:&quot;Claas&quot;,&quot;parse-names&quot;:false,&quot;dropping-particle&quot;:&quot;&quot;,&quot;non-dropping-particle&quot;:&quot;&quot;},{&quot;family&quot;:&quot;Purcell&quot;,&quot;given&quot;:&quot;Larry C.&quot;,&quot;parse-names&quot;:false,&quot;dropping-particle&quot;:&quot;&quot;,&quot;non-dropping-particle&quot;:&quot;&quot;},{&quot;family&quot;:&quot;Qian&quot;,&quot;given&quot;:&quot;Budong&quot;,&quot;parse-names&quot;:false,&quot;dropping-particle&quot;:&quot;&quot;,&quot;non-dropping-particle&quot;:&quot;&quot;},{&quot;family&quot;:&quot;Ruane&quot;,&quot;given&quot;:&quot;Alex C.&quot;,&quot;parse-names&quot;:false,&quot;dropping-particle&quot;:&quot;&quot;,&quot;non-dropping-particle&quot;:&quot;&quot;},{&quot;family&quot;:&quot;Schoving&quot;,&quot;given&quot;:&quot;Céline&quot;,&quot;parse-names&quot;:false,&quot;dropping-particle&quot;:&quot;&quot;,&quot;non-dropping-particle&quot;:&quot;&quot;},{&quot;family&quot;:&quot;Silva&quot;,&quot;given&quot;:&quot;Evandro H.F.M.&quot;,&quot;parse-names&quot;:false,&quot;dropping-particle&quot;:&quot;&quot;,&quot;non-dropping-particle&quot;:&quot;&quot;},{&quot;family&quot;:&quot;Smith&quot;,&quot;given&quot;:&quot;Ward&quot;,&quot;parse-names&quot;:false,&quot;dropping-particle&quot;:&quot;&quot;,&quot;non-dropping-particle&quot;:&quot;&quot;},{&quot;family&quot;:&quot;Soltani&quot;,&quot;given&quot;:&quot;Afshin&quot;,&quot;parse-names&quot;:false,&quot;dropping-particle&quot;:&quot;&quot;,&quot;non-dropping-particle&quot;:&quot;&quot;},{&quot;family&quot;:&quot;Srivastava&quot;,&quot;given&quot;:&quot;Amit&quot;,&quot;parse-names&quot;:false,&quot;dropping-particle&quot;:&quot;&quot;,&quot;non-dropping-particle&quot;:&quot;&quot;},{&quot;family&quot;:&quot;Vieira&quot;,&quot;given&quot;:&quot;Nilson A.&quot;,&quot;parse-names&quot;:false,&quot;dropping-particle&quot;:&quot;&quot;,&quot;non-dropping-particle&quot;:&quot;&quot;},{&quot;family&quot;:&quot;Slone&quot;,&quot;given&quot;:&quot;Stacey&quot;,&quot;parse-names&quot;:false,&quot;dropping-particle&quot;:&quot;&quot;,&quot;non-dropping-particle&quot;:&quot;&quot;},{&quot;family&quot;:&quot;Salmerón&quot;,&quot;given&quot;:&quot;Montserrat&quot;,&quot;parse-names&quot;:false,&quot;dropping-particle&quot;:&quot;&quot;,&quot;non-dropping-particle&quot;:&quot;&quot;}],&quot;container-title&quot;:&quot;European Journal of Agronomy&quot;,&quot;DOI&quot;:&quot;10.1016/j.eja.2022.126482&quot;,&quot;ISSN&quot;:&quot;11610301&quot;,&quot;issued&quot;:{&quot;date-parts&quot;:[[2022,4,1]]},&quot;abstract&quot;:&quot;An accurate estimation of crop yield under climate change scenarios is essential to quantify our ability to feed a growing population and develop agronomic adaptations to meet future food demand. A coordinated evaluation of yield simulations from process-based eco-physiological models for climate change impact assessment is still missing for soybean, the most widely grown grain legume and the main source of protein in our food chain. In this first soybean multi-model study, we used ten prominent models capable of simulating soybean yield under varying temperature and atmospheric CO2 concentration [CO2] to quantify the uncertainty in soybean yield simulations in response to these factors. Models were first parametrized with high quality measured data from five contrasting environments. We found considerable variability among models in simulated yield responses to increasing temperature and [CO2]. For example, under a + 3 °C temperature rise in our coolest location in Argentina, some models simulated that yield would reduce as much as 24%, while others simulated yield increases up to 29%. In our warmest location in Brazil, the models simulated a yield reduction ranging from a 38% decrease under + 3 °C temperature rise to no effect on yield. Similarly, when increasing [CO2] from 360 to 540 ppm, the models simulated a yield increase that ranged from 6% to 31%. Model calibration did not reduce variability across models but had an unexpected effect on modifying yield responses to temperature for some of the models. The high uncertainty in model responses indicates the limited applicability of individual models for climate change food projections. However, the ensemble mean of simulations across models was an effective tool to reduce the high uncertainty in soybean yield simulations associated with individual models and their parametrization. Ensemble, ensemble mean yield responses to temperature and [CO2] were similar to those reported from the literature. Our study is the first demonstration of the benefits achieved from using an ensemble of grain legume models for climate change food projections, and highlights that further soybean model development with experiments under elevated [CO2] and temperature is needed to reduce the uncertainty from the individual models.&quot;,&quot;publisher&quot;:&quot;Elsevier B.V.&quot;,&quot;volume&quot;:&quot;135&quot;,&quot;container-title-short&quot;:&quot;&quot;},&quot;isTemporary&quot;:false}]},{&quot;citationID&quot;:&quot;MENDELEY_CITATION_2c712fde-19d1-4a11-b4bc-cde39af1ecdf&quot;,&quot;properties&quot;:{&quot;noteIndex&quot;:0},&quot;isEdited&quot;:false,&quot;manualOverride&quot;:{&quot;isManuallyOverridden&quot;:false,&quot;citeprocText&quot;:&quot;(Boote et al., 2005; Djanaguiraman et al., 2013)&quot;,&quot;manualOverrideText&quot;:&quot;&quot;},&quot;citationTag&quot;:&quot;MENDELEY_CITATION_v3_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&quot;,&quot;citationItems&quot;:[{&quot;id&quot;:&quot;1042bb96-df80-3441-836c-b6d7b96dfb34&quot;,&quot;itemData&quot;:{&quot;type&quot;:&quot;article-journal&quot;,&quot;id&quot;:&quot;1042bb96-df80-3441-836c-b6d7b96dfb34&quot;,&quot;title&quot;:&quot;Elevated Temperature and CO2 Impacts on Pollination, Reproductive Growth, and Yield of Several Globally Important Crops&quot;,&quot;author&quot;:[{&quot;family&quot;:&quot;Boote&quot;,&quot;given&quot;:&quot;Kenneth J.&quot;,&quot;parse-names&quot;:false,&quot;dropping-particle&quot;:&quot;&quot;,&quot;non-dropping-particle&quot;:&quot;&quot;},{&quot;family&quot;:&quot;Allen&quot;,&quot;given&quot;:&quot;Leon H.&quot;,&quot;parse-names&quot;:false,&quot;dropping-particle&quot;:&quot;&quot;,&quot;non-dropping-particle&quot;:&quot;&quot;},{&quot;family&quot;:&quot;Prasad&quot;,&quot;given&quot;:&quot;Pagadala V.&quot;,&quot;parse-names&quot;:false,&quot;dropping-particle&quot;:&quot;V.&quot;,&quot;non-dropping-particle&quot;:&quot;&quot;},{&quot;family&quot;:&quot;Baker&quot;,&quot;given&quot;:&quot;Jeffery T.&quot;,&quot;parse-names&quot;:false,&quot;dropping-particle&quot;:&quot;&quot;,&quot;non-dropping-particle&quot;:&quot;&quot;},{&quot;family&quot;:&quot;Gesch&quot;,&quot;given&quot;:&quot;Russ W.&quot;,&quot;parse-names&quot;:false,&quot;dropping-particle&quot;:&quot;&quot;,&quot;non-dropping-particle&quot;:&quot;&quot;},{&quot;family&quot;:&quot;Snyder&quot;,&quot;given&quot;:&quot;Alison M.&quot;,&quot;parse-names&quot;:false,&quot;dropping-particle&quot;:&quot;&quot;,&quot;non-dropping-particle&quot;:&quot;&quot;},{&quot;family&quot;:&quot;Pan&quot;,&quot;given&quot;:&quot;Deyun&quot;,&quot;parse-names&quot;:false,&quot;dropping-particle&quot;:&quot;&quot;,&quot;non-dropping-particle&quot;:&quot;&quot;},{&quot;family&quot;:&quot;Thomas&quot;,&quot;given&quot;:&quot;Jean M. G.&quot;,&quot;parse-names&quot;:false,&quot;dropping-particle&quot;:&quot;&quot;,&quot;non-dropping-particle&quot;:&quot;&quot;}],&quot;container-title&quot;:&quot;Journal of Agricultural Meteorology&quot;,&quot;accessed&quot;:{&quot;date-parts&quot;:[[2023,11,12]]},&quot;DOI&quot;:&quot;10.2480/AGRMET.469&quot;,&quot;ISSN&quot;:&quot;0021-8588&quot;,&quot;issued&quot;:{&quot;date-parts&quot;:[[2005]]},&quot;page&quot;:&quot;469-474&quot;,&quot;publisher&quot;:&quot;The Society of Agricultural Meteorology of Japan&quot;,&quot;issue&quot;:&quot;5&quot;,&quot;volume&quot;:&quot;60&quot;,&quot;container-title-short&quot;:&quot;&quot;},&quot;isTemporary&quot;:false},{&quot;id&quot;:&quot;7c6bc582-54cf-3163-9fd8-2d4bb13edda4&quot;,&quot;itemData&quot;:{&quot;type&quot;:&quot;article-journal&quot;,&quot;id&quot;:&quot;7c6bc582-54cf-3163-9fd8-2d4bb13edda4&quot;,&quot;title&quot;:&quot;Soybean pollen anatomy, viability and pod set under high temperature stress&quot;,&quot;author&quot;:[{&quot;family&quot;:&quot;Djanaguiraman&quot;,&quot;given&quot;:&quot;M.&quot;,&quot;parse-names&quot;:false,&quot;dropping-particle&quot;:&quot;&quot;,&quot;non-dropping-particle&quot;:&quot;&quot;},{&quot;family&quot;:&quot;Prasad&quot;,&quot;given&quot;:&quot;P. V.V.&quot;,&quot;parse-names&quot;:false,&quot;dropping-particle&quot;:&quot;&quot;,&quot;non-dropping-particle&quot;:&quot;&quot;},{&quot;family&quot;:&quot;Boyle&quot;,&quot;given&quot;:&quot;D. L.&quot;,&quot;parse-names&quot;:false,&quot;dropping-particle&quot;:&quot;&quot;,&quot;non-dropping-particle&quot;:&quot;&quot;},{&quot;family&quot;:&quot;Schapaugh&quot;,&quot;given&quot;:&quot;W. T.&quot;,&quot;parse-names&quot;:false,&quot;dropping-particle&quot;:&quot;&quot;,&quot;non-dropping-particle&quot;:&quot;&quot;}],&quot;container-title&quot;:&quot;Journal of Agronomy and Crop Science&quot;,&quot;container-title-short&quot;:&quot;J. Agron. Crop Sci.&quot;,&quot;DOI&quot;:&quot;10.1111/jac.12005&quot;,&quot;ISSN&quot;:&quot;09312250&quot;,&quot;issued&quot;:{&quot;date-parts&quot;:[[2013,6]]},&quot;page&quot;:&quot;171-177&quot;,&quot;abstract&quot;:&quot;High temperature (HT) stress is one of the major environmental factors influencing yield of soybean (Glycine max L. Merr.) in the semi-arid regions. Experiments were conducted in controlled environments to study the effects of HT stress on anatomical changes of pollen and their relationship to pollen function in soybean genotype K 03-2897. Objectives of this study were to (a) quantify the effect of HT stress during flowering on pollen function and pod set and (b) observe the anatomical changes in pollen grains of soybean plants grown under HT stress. Plants were exposed to HT (38/28 °C) or optimum temperature (OT, 28/18 °C) for 14 days at flowering stage. HT stress significantly decreased in vitro pollen germination by 22.7 % compared to OT. Pollen from HT stress was deformed; it had a thicker exine wall and a disintegrated tapetum layer. HT stress decreased pod set percentage (35.2 %) compared to OT. This study showed that decreases in pollen in vitro germination by HT stress were caused by anatomical changes in pollen, leading to decreased pod set percentage under HT stress. © 2012 Blackwell Verlag GmbH.&quot;,&quot;issue&quot;:&quot;3&quot;,&quot;volume&quot;:&quot;199&quot;},&quot;isTemporary&quot;:false}]},{&quot;citationID&quot;:&quot;MENDELEY_CITATION_da6f0f82-6283-436c-b1bc-25a0c8671763&quot;,&quot;properties&quot;:{&quot;noteIndex&quot;:0},&quot;isEdited&quot;:false,&quot;manualOverride&quot;:{&quot;isManuallyOverridden&quot;:false,&quot;citeprocText&quot;:&quot;(Kothari et al., 2024)&quot;,&quot;manualOverrideText&quot;:&quot;&quot;},&quot;citationTag&quot;:&quot;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&quot;,&quot;citationItems&quot;:[{&quot;id&quot;:&quot;3955d863-c4ea-38fc-8b62-21132872f659&quot;,&quot;itemData&quot;:{&quot;type&quot;:&quot;article-journal&quot;,&quot;id&quot;:&quot;3955d863-c4ea-38fc-8b62-21132872f659&quot;,&quot;title&quot;:&quot;Evaluating differences among crop models in simulating soybean in-season growth&quot;,&quot;author&quot;:[{&quot;family&quot;:&quot;Kothari&quot;,&quot;given&quot;:&quot;Kritika&quot;,&quot;parse-names&quot;:false,&quot;dropping-particle&quot;:&quot;&quot;,&quot;non-dropping-particle&quot;:&quot;&quot;},{&quot;family&quot;:&quot;Battisti&quot;,&quot;given&quot;:&quot;Rafael&quot;,&quot;parse-names&quot;:false,&quot;dropping-particle&quot;:&quot;&quot;,&quot;non-dropping-particle&quot;:&quot;&quot;},{&quot;family&quot;:&quot;Boote&quot;,&quot;given&quot;:&quot;Kenneth J.&quot;,&quot;parse-names&quot;:false,&quot;dropping-particle&quot;:&quot;&quot;,&quot;non-dropping-particle&quot;:&quot;&quot;},{&quot;family&quot;:&quot;Archontoulis&quot;,&quot;given&quot;:&quot;Sotirios&quot;,&quot;parse-names&quot;:false,&quot;dropping-particle&quot;:&quot;V.&quot;,&quot;non-dropping-particle&quot;:&quot;&quot;},{&quot;family&quot;:&quot;Confalone&quot;,&quot;given&quot;:&quot;Adriana&quot;,&quot;parse-names&quot;:false,&quot;dropping-particle&quot;:&quot;&quot;,&quot;non-dropping-particle&quot;:&quot;&quot;},{&quot;family&quot;:&quot;Constantin&quot;,&quot;given&quot;:&quot;Julie&quot;,&quot;parse-names&quot;:false,&quot;dropping-particle&quot;:&quot;&quot;,&quot;non-dropping-particle&quot;:&quot;&quot;},{&quot;family&quot;:&quot;Cuadra&quot;,&quot;given&quot;:&quot;Santiago&quot;,&quot;parse-names&quot;:false,&quot;dropping-particle&quot;:&quot;V.&quot;,&quot;non-dropping-particle&quot;:&quot;&quot;},{&quot;family&quot;:&quot;Debaeke&quot;,&quot;given&quot;:&quot;Philippe&quot;,&quot;parse-names&quot;:false,&quot;dropping-particle&quot;:&quot;&quot;,&quot;non-dropping-particle&quot;:&quot;&quot;},{&quot;family&quot;:&quot;Faye&quot;,&quot;given&quot;:&quot;Babacar&quot;,&quot;parse-names&quot;:false,&quot;dropping-particle&quot;:&quot;&quot;,&quot;non-dropping-particle&quot;:&quot;&quot;},{&quot;family&quot;:&quot;Grant&quot;,&quot;given&quot;:&quot;Brian&quot;,&quot;parse-names&quot;:false,&quot;dropping-particle&quot;:&quot;&quot;,&quot;non-dropping-particle&quot;:&quot;&quot;},{&quot;family&quot;:&quot;Hoogenboom&quot;,&quot;given&quot;:&quot;Gerrit&quot;,&quot;parse-names&quot;:false,&quot;dropping-particle&quot;:&quot;&quot;,&quot;non-dropping-particle&quot;:&quot;&quot;},{&quot;family&quot;:&quot;Jing&quot;,&quot;given&quot;:&quot;Qi&quot;,&quot;parse-names&quot;:false,&quot;dropping-particle&quot;:&quot;&quot;,&quot;non-dropping-particle&quot;:&quot;&quot;},{&quot;family&quot;:&quot;Laan&quot;,&quot;given&quot;:&quot;Michael&quot;,&quot;parse-names&quot;:false,&quot;dropping-particle&quot;:&quot;&quot;,&quot;non-dropping-particle&quot;:&quot;van der&quot;},{&quot;family&quot;:&quot;Silva&quot;,&quot;given&quot;:&quot;Fernando Antônio Macena&quot;,&quot;parse-names&quot;:false,&quot;dropping-particle&quot;:&quot;&quot;,&quot;non-dropping-particle&quot;:&quot;da&quot;},{&quot;family&quot;:&quot;Marin&quot;,&quot;given&quot;:&quot;Fabio R.&quot;,&quot;parse-names&quot;:false,&quot;dropping-particle&quot;:&quot;&quot;,&quot;non-dropping-particle&quot;:&quot;&quot;},{&quot;family&quot;:&quot;Nehbandani&quot;,&quot;given&quot;:&quot;Alireza&quot;,&quot;parse-names&quot;:false,&quot;dropping-particle&quot;:&quot;&quot;,&quot;non-dropping-particle&quot;:&quot;&quot;},{&quot;family&quot;:&quot;Nendel&quot;,&quot;given&quot;:&quot;Claas&quot;,&quot;parse-names&quot;:false,&quot;dropping-particle&quot;:&quot;&quot;,&quot;non-dropping-particle&quot;:&quot;&quot;},{&quot;family&quot;:&quot;Purcell&quot;,&quot;given&quot;:&quot;Larry C.&quot;,&quot;parse-names&quot;:false,&quot;dropping-particle&quot;:&quot;&quot;,&quot;non-dropping-particle&quot;:&quot;&quot;},{&quot;family&quot;:&quot;Qian&quot;,&quot;given&quot;:&quot;Budong&quot;,&quot;parse-names&quot;:false,&quot;dropping-particle&quot;:&quot;&quot;,&quot;non-dropping-particle&quot;:&quot;&quot;},{&quot;family&quot;:&quot;Ruane&quot;,&quot;given&quot;:&quot;Alex C.&quot;,&quot;parse-names&quot;:false,&quot;dropping-particle&quot;:&quot;&quot;,&quot;non-dropping-particle&quot;:&quot;&quot;},{&quot;family&quot;:&quot;Schoving&quot;,&quot;given&quot;:&quot;Céline&quot;,&quot;parse-names&quot;:false,&quot;dropping-particle&quot;:&quot;&quot;,&quot;non-dropping-particle&quot;:&quot;&quot;},{&quot;family&quot;:&quot;Silva&quot;,&quot;given&quot;:&quot;Evandro H.F.M.&quot;,&quot;parse-names&quot;:false,&quot;dropping-particle&quot;:&quot;&quot;,&quot;non-dropping-particle&quot;:&quot;&quot;},{&quot;family&quot;:&quot;Smith&quot;,&quot;given&quot;:&quot;Ward&quot;,&quot;parse-names&quot;:false,&quot;dropping-particle&quot;:&quot;&quot;,&quot;non-dropping-particle&quot;:&quot;&quot;},{&quot;family&quot;:&quot;Soltani&quot;,&quot;given&quot;:&quot;Afshin&quot;,&quot;parse-names&quot;:false,&quot;dropping-particle&quot;:&quot;&quot;,&quot;non-dropping-particle&quot;:&quot;&quot;},{&quot;family&quot;:&quot;Srivastava&quot;,&quot;given&quot;:&quot;Amit&quot;,&quot;parse-names&quot;:false,&quot;dropping-particle&quot;:&quot;&quot;,&quot;non-dropping-particle&quot;:&quot;&quot;},{&quot;family&quot;:&quot;Vieira&quot;,&quot;given&quot;:&quot;Nilson A.&quot;,&quot;parse-names&quot;:false,&quot;dropping-particle&quot;:&quot;&quot;,&quot;non-dropping-particle&quot;:&quot;&quot;},{&quot;family&quot;:&quot;Salmerón&quot;,&quot;given&quot;:&quot;Montserrat&quot;,&quot;parse-names&quot;:false,&quot;dropping-particle&quot;:&quot;&quot;,&quot;non-dropping-particle&quot;:&quot;&quot;}],&quot;container-title&quot;:&quot;Field Crops Research&quot;,&quot;container-title-short&quot;:&quot;Field Crops Res.&quot;,&quot;DOI&quot;:&quot;10.1016/j.fcr.2024.109306&quot;,&quot;ISSN&quot;:&quot;03784290&quot;,&quot;issued&quot;:{&quot;date-parts&quot;:[[2024,4,1]]},&quot;abstract&quot;:&quot;Crop models are useful tools for simulating agricultural systems that require continued model development and testing to increase their robustness and improve how they describe our current understanding of processes. Coordinated and “blind” evaluation of multiple models using same protocols and experimental datasets provides unique opportunities to further improve models and enhance their reliability. For soybean [Glycine max (L.) Merr.], there has been limited coordinated multi-model evaluations for the simulation of in-season plant growth dynamics. We evaluated ten dynamic soybean crop models for their simulation of in-season plant growth using data from five experiments conducted in Argentina, Brazil, France, and USA. We evaluated models after a Blind (using only phenology data) and a Full calibration (with in-season and end-of-season variables). Calibration reduced model uncertainty by reducing standard bias for the simulation of in-season variables (biomass, leaf, pod, and stem weights, and leaf area index, LAI). However, we found that most models had difficulty in reproducing leaf growth dynamics, with normalized root mean squared error (nRMSE) of 56% for leaf weight and 43% for LAI (across locations and models after Full calibration). Models with different levels of complexity and experience were capable of simulating final seed yield at maturity with reasonable accuracy (nRMSE of 8–31% after Full calibration). However, the nRMSE for pod weight (of 17–64% after Full calibration) was two-fold larger than that of seed yield. Moreover, the models differed in how they simulated timing from sowing to beginning seed growth (47–93 days) and effective seed filling period (18–54 days), owing to model structural differences in defining the reproductive developmental stages. Overall, we identified the following processes that can benefit from further model improvement: leaf expansion and senescence, reproductive phenology, and partitioning to reproductive growth. Simulation of pod wall tissue and individual seed cohorts is another aspect that many models currently lack. Model improvement can benefit from high-temporal resolution experimental datasets that concurrently account for phenology, plant growth, and partitioning. Further, we recommend collecting reproductive phenology in the field consistent with actual dry matter allocation to organs in the models and collecting multiple observations of seed and pod weight to aid model improvement for simulation of seed growth and yield formation.&quot;,&quot;publisher&quot;:&quot;Elsevier B.V.&quot;,&quot;volume&quot;:&quot;309&quot;},&quot;isTemporary&quot;:false}]},{&quot;citationID&quot;:&quot;MENDELEY_CITATION_24816bcb-922f-4738-94e4-b5a4679b71d1&quot;,&quot;properties&quot;:{&quot;noteIndex&quot;:0},&quot;isEdited&quot;:false,&quot;manualOverride&quot;:{&quot;isManuallyOverridden&quot;:false,&quot;citeprocText&quot;:&quot;(Richetti et al., 2025)&quot;,&quot;manualOverrideText&quot;:&quot;&quot;},&quot;citationTag&quot;:&quot;MENDELEY_CITATION_v3_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&quot;,&quot;citationItems&quot;:[{&quot;id&quot;:&quot;e93c2e6c-a708-3711-a349-e1857f80773a&quot;,&quot;itemData&quot;:{&quot;type&quot;:&quot;article&quot;,&quot;id&quot;:&quot;e93c2e6c-a708-3711-a349-e1857f80773a&quot;,&quot;title&quot;:&quot;Challenges in modelling the impact of frost and heat stress on the yield of cool-season annual grain crops&quot;,&quot;author&quot;:[{&quot;family&quot;:&quot;Richetti&quot;,&quot;given&quot;:&quot;Jonathan&quot;,&quot;parse-names&quot;:false,&quot;dropping-particle&quot;:&quot;&quot;,&quot;non-dropping-particle&quot;:&quot;&quot;},{&quot;family&quot;:&quot;Sadras&quot;,&quot;given&quot;:&quot;Victor Oscar&quot;,&quot;parse-names&quot;:false,&quot;dropping-particle&quot;:&quot;&quot;,&quot;non-dropping-particle&quot;:&quot;&quot;},{&quot;family&quot;:&quot;He&quot;,&quot;given&quot;:&quot;Di&quot;,&quot;parse-names&quot;:false,&quot;dropping-particle&quot;:&quot;&quot;,&quot;non-dropping-particle&quot;:&quot;&quot;},{&quot;family&quot;:&quot;Leske&quot;,&quot;given&quot;:&quot;Brenton&quot;,&quot;parse-names&quot;:false,&quot;dropping-particle&quot;:&quot;&quot;,&quot;non-dropping-particle&quot;:&quot;&quot;},{&quot;family&quot;:&quot;Hu&quot;,&quot;given&quot;:&quot;Pengcheng&quot;,&quot;parse-names&quot;:false,&quot;dropping-particle&quot;:&quot;&quot;,&quot;non-dropping-particle&quot;:&quot;&quot;},{&quot;family&quot;:&quot;Beletse&quot;,&quot;given&quot;:&quot;Yacob&quot;,&quot;parse-names&quot;:false,&quot;dropping-particle&quot;:&quot;&quot;,&quot;non-dropping-particle&quot;:&quot;&quot;},{&quot;family&quot;:&quot;Cossani&quot;,&quot;given&quot;:&quot;C. Mariano&quot;,&quot;parse-names&quot;:false,&quot;dropping-particle&quot;:&quot;&quot;,&quot;non-dropping-particle&quot;:&quot;&quot;},{&quot;family&quot;:&quot;Nguyen&quot;,&quot;given&quot;:&quot;Ha&quot;,&quot;parse-names&quot;:false,&quot;dropping-particle&quot;:&quot;&quot;,&quot;non-dropping-particle&quot;:&quot;&quot;},{&quot;family&quot;:&quot;Zheng&quot;,&quot;given&quot;:&quot;Bangyou&quot;,&quot;parse-names&quot;:false,&quot;dropping-particle&quot;:&quot;&quot;,&quot;non-dropping-particle&quot;:&quot;&quot;},{&quot;family&quot;:&quot;Deery&quot;,&quot;given&quot;:&quot;David Matthews&quot;,&quot;parse-names&quot;:false,&quot;dropping-particle&quot;:&quot;&quot;,&quot;non-dropping-particle&quot;:&quot;&quot;},{&quot;family&quot;:&quot;Dreccer&quot;,&quot;given&quot;:&quot;M. Fernanda&quot;,&quot;parse-names&quot;:false,&quot;dropping-particle&quot;:&quot;&quot;,&quot;non-dropping-particle&quot;:&quot;&quot;},{&quot;family&quot;:&quot;Whish&quot;,&quot;given&quot;:&quot;Jeremy&quot;,&quot;parse-names&quot;:false,&quot;dropping-particle&quot;:&quot;&quot;,&quot;non-dropping-particle&quot;:&quot;&quot;},{&quot;family&quot;:&quot;Lilley&quot;,&quot;given&quot;:&quot;Julianne&quot;,&quot;parse-names&quot;:false,&quot;dropping-particle&quot;:&quot;&quot;,&quot;non-dropping-particle&quot;:&quot;&quot;}],&quot;container-title&quot;:&quot;Frontiers in Plant Science&quot;,&quot;container-title-short&quot;:&quot;Front. Plant Sci.&quot;,&quot;DOI&quot;:&quot;10.3389/fpls.2025.1613432&quot;,&quot;ISSN&quot;:&quot;1664462X&quot;,&quot;issued&quot;:{&quot;date-parts&quot;:[[2025]]},&quot;abstract&quot;:&quot;Frost and heat events at critical growth stages could cause large yield losses. These temperature extremes are increasing in frequency and intensity due to climate change in many parts of the broadacre cropping regions globally, presenting challenges to food production. For cool-season grain-growing regions, where summers are already too hot, heat and frost risks can limit adaptation options. Capturing these stresses in crop models accurately is increasingly important for evaluating the timing, severity, and yield consequences of extreme events. However, most existing process-based models were not designed to simulate short-duration temperature extremes, limiting their ability to assess climate risk and inform adaptation to frost and heat. Yield responses to heat and frost are associated with pollen sterility, grain abortion, accelerated senescence, and grain filling. Six challenges limit current modelling approaches: (1) inadequate spatial and temporal resolution of extreme events, (2) threshold-based and non-linear crop responses, (3) interactions between phenology and management, (4) cumulative and interacting stress effects across development stages, (5) limited representation of genotype-specific sensitivities, and (6) reliance on daily temperature data. Addressing these challenges requires improved use of sub-daily climate data, incorporation of physiological damage mechanisms, and enhanced crop- and genotype-specific parameterisation. These developments are critical for improving crop yield predictions under extreme temperatures in the context of climate change.&quot;,&quot;publisher&quot;:&quot;Frontiers Media SA&quot;,&quot;volume&quot;:&quot;16&quot;},&quot;isTemporary&quot;:false}]},{&quot;citationID&quot;:&quot;MENDELEY_CITATION_514fa0bb-4807-4649-a0ae-54c7263b9d09&quot;,&quot;properties&quot;:{&quot;noteIndex&quot;:0},&quot;isEdited&quot;:false,&quot;manualOverride&quot;:{&quot;isManuallyOverridden&quot;:false,&quot;citeprocText&quot;:&quot;(Mourtzinis et al., 2019)&quot;,&quot;manualOverrideText&quot;:&quot;&quot;},&quot;citationTag&quot;:&quot;MENDELEY_CITATION_v3_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&quot;,&quot;citationItems&quot;:[{&quot;id&quot;:&quot;6210d02a-bbd7-3067-9b5c-74539cd41c66&quot;,&quot;itemData&quot;:{&quot;type&quot;:&quot;article-journal&quot;,&quot;id&quot;:&quot;6210d02a-bbd7-3067-9b5c-74539cd41c66&quot;,&quot;title&quot;:&quot;Defining Optimal Soybean Sowing Dates across the US&quot;,&quot;author&quot;:[{&quot;family&quot;:&quot;Mourtzinis&quot;,&quot;given&quot;:&quot;Spyridon&quot;,&quot;parse-names&quot;:false,&quot;dropping-particle&quot;:&quot;&quot;,&quot;non-dropping-particle&quot;:&quot;&quot;},{&quot;family&quot;:&quot;Specht&quot;,&quot;given&quot;:&quot;James E.&quot;,&quot;parse-names&quot;:false,&quot;dropping-particle&quot;:&quot;&quot;,&quot;non-dropping-particle&quot;:&quot;&quot;},{&quot;family&quot;:&quot;Conley&quot;,&quot;given&quot;:&quot;Shawn P.&quot;,&quot;parse-names&quot;:false,&quot;dropping-particle&quot;:&quot;&quot;,&quot;non-dropping-particle&quot;:&quot;&quot;}],&quot;container-title&quot;:&quot;Scientific Reports 2019 9:1&quot;,&quot;accessed&quot;:{&quot;date-parts&quot;:[[2024,7,14]]},&quot;DOI&quot;:&quot;10.1038/s41598-019-38971-3&quot;,&quot;ISSN&quot;:&quot;2045-2322&quot;,&quot;PMID&quot;:&quot;30808953&quot;,&quot;URL&quot;:&quot;https://www.nature.com/articles/s41598-019-38971-3&quot;,&quot;issued&quot;:{&quot;date-parts&quot;:[[2019,2,26]]},&quot;page&quot;:&quot;1-7&quot;,&quot;abstract&quot;:&quot;Global crop demand is expected to increase by 60–110% by 2050. Climate change has already affected crop yields in some countries, and these effects are expected to continue. Identification of weather-related yield-limiting conditions and development of strategies for agricultural adaptation to climate change is essential to mitigate food security concerns. Here we used machine learning on US soybean yield data, collected from cultivar trials conducted in 27 states from 2007 to 2016, to examine crop sensitivity to varying in-season weather conditions. We identified the month-specific negative effect of drought via increased water vapor pressure deficit. Excluding Texas and Mississippi, where later sowing increased yield, sowing 12 days earlier than what was practiced during this decade across the US would have resulted in 10% greater total yield and a cumulative monetary gain of ca. US$9 billion. Our data show the substantial nation- and region-specific yield and monetary effects of adjusting sowing timing and highlight the importance of continuously quantifying and adapting to climate change. The magnitude of impact estimated in our study suggest that policy makers (e.g., federal crop insurance) and laggards (farmers that are slow to adopt) that fail to acknowledge and adapt to climate change will impact the national food security and economy of the US.&quot;,&quot;publisher&quot;:&quot;Nature Publishing Group&quot;,&quot;issue&quot;:&quot;1&quot;,&quot;volume&quot;:&quot;9&quot;,&quot;container-title-short&quot;:&quot;&quot;},&quot;isTemporary&quot;:false}]}]"/>
+    <we:property name="MENDELEY_CITATIONS" value="[{&quot;citationID&quot;:&quot;MENDELEY_CITATION_49c9f118-633d-435e-bc51-efe2387da564&quot;,&quot;properties&quot;:{&quot;noteIndex&quot;:0},&quot;isEdited&quot;:false,&quot;manualOverride&quot;:{&quot;isManuallyOverridden&quot;:false,&quot;citeprocText&quot;:&quot;(Elli et al., 2022)&quot;,&quot;manualOverrideText&quot;:&quot;&quot;},&quot;citationItems&quot;:[{&quot;id&quot;:&quot;b207dd7b-b57e-3a70-9e53-91c5eefcc6bd&quot;,&quot;itemData&quot;:{&quot;type&quot;:&quot;article-journal&quot;,&quot;id&quot;:&quot;b207dd7b-b57e-3a70-9e53-91c5eefcc6bd&quot;,&quot;title&quot;:&quot;Climate Change and Management Impacts on Soybean N Fixation, Soil N Mineralization, N2O Emissions, and Seed Yield&quot;,&quot;author&quot;:[{&quot;family&quot;:&quot;Elli&quot;,&quot;given&quot;:&quot;Elvis F.&quot;,&quot;parse-names&quot;:false,&quot;dropping-particle&quot;:&quot;&quot;,&quot;non-dropping-particle&quot;:&quot;&quot;},{&quot;family&quot;:&quot;Ciampitti&quot;,&quot;given&quot;:&quot;Ignacio A.&quot;,&quot;parse-names&quot;:false,&quot;dropping-particle&quot;:&quot;&quot;,&quot;non-dropping-particle&quot;:&quot;&quot;},{&quot;family&quot;:&quot;Castellano&quot;,&quot;given&quot;:&quot;Michael J.&quot;,&quot;parse-names&quot;:false,&quot;dropping-particle&quot;:&quot;&quot;,&quot;non-dropping-particle&quot;:&quot;&quot;},{&quot;family&quot;:&quot;Purcell&quot;,&quot;given&quot;:&quot;Larry C.&quot;,&quot;parse-names&quot;:false,&quot;dropping-particle&quot;:&quot;&quot;,&quot;non-dropping-particle&quot;:&quot;&quot;},{&quot;family&quot;:&quot;Naeve&quot;,&quot;given&quot;:&quot;Seth&quot;,&quot;parse-names&quot;:false,&quot;dropping-particle&quot;:&quot;&quot;,&quot;non-dropping-particle&quot;:&quot;&quot;},{&quot;family&quot;:&quot;Grassini&quot;,&quot;given&quot;:&quot;Patricio&quot;,&quot;parse-names&quot;:false,&quot;dropping-particle&quot;:&quot;&quot;,&quot;non-dropping-particle&quot;:&quot;&quot;},{&quot;family&quot;:&quot;Menza&quot;,&quot;given&quot;:&quot;Nicolas C.&quot;,&quot;parse-names&quot;:false,&quot;dropping-particle&quot;:&quot;&quot;,&quot;non-dropping-particle&quot;:&quot;La&quot;},{&quot;family&quot;:&quot;Moro Rosso&quot;,&quot;given&quot;:&quot;Luiz&quot;,&quot;parse-names&quot;:false,&quot;dropping-particle&quot;:&quot;&quot;,&quot;non-dropping-particle&quot;:&quot;&quot;},{&quot;family&quot;:&quot;Borja Reis&quot;,&quot;given&quot;:&quot;André F.&quot;,&quot;parse-names&quot;:false,&quot;dropping-particle&quot;:&quot;&quot;,&quot;non-dropping-particle&quot;:&quot;de&quot;},{&quot;family&quot;:&quot;Kovács&quot;,&quot;given&quot;:&quot;Péter&quot;,&quot;parse-names&quot;:false,&quot;dropping-particle&quot;:&quot;&quot;,&quot;non-dropping-particle&quot;:&quot;&quot;},{&quot;family&quot;:&quot;Archontoulis&quot;,&quot;given&quot;:&quot;Sotirios&quot;,&quot;parse-names&quot;:false,&quot;dropping-particle&quot;:&quot;V.&quot;,&quot;non-dropping-particle&quot;:&quot;&quot;}],&quot;container-title&quot;:&quot;Frontiers in Plant Science&quot;,&quot;accessed&quot;:{&quot;date-parts&quot;:[[2022,5,11]]},&quot;DOI&quot;:&quot;10.3389/FPLS.2022.849896&quot;,&quot;ISSN&quot;:&quot;1664-462X&quot;,&quot;URL&quot;:&quot;https://www.frontiersin.org/articles/10.3389/fpls.2022.849896/full&quot;,&quot;issued&quot;:{&quot;date-parts&quot;:[[2022,4,27]]},&quot;page&quot;:&quot;1-15&quot;,&quot;abstract&quot;:&quot;Limited knowledge about how nitrogen (N) dynamics are affected by climate change, weather variability, and crop management is a major barrier to improving productivity and environmental performance in soybean-based cropping systems. To fill this knowledge gap, we created a systems understanding of agroecosystem N dynamics and quantified the impact of controllable (management) and uncontrollable (weather, climate) factors on N fluxes and soybean yields. We performed a simulation experiment across 10 soybean production environments in the US using the APSIM model and future climate projections from five global circulation models. Climate change (2020-2080) increased N mineralization (24%) and N2O emissions (19%) but decreased N fixation (32%), seed N (20%), and yields (19%). Soil and crop management practices altered N fluxes at a similar magnitude as climate change but in many different directions, revealing opportunities to improve soybean systems performance. Among many practices explored, we identified two solutions with great potential: improved residue management (short-term) and water management (long-term). Inter-annual weather variability and management practices affected soybean yield less than N fluxes, which creates opportunities to manage N fluxes without compromising yields, especially in regions with adequate to excess soil moisture. This work provides actionable results (tradeoffs, synergies, directions) to inform decision-making for adapting crop management in a changing climate to improve soybean production systems.&quot;,&quot;publisher&quot;:&quot;Frontiers&quot;,&quot;issue&quot;:&quot;849896&quot;,&quot;volume&quot;:&quot;13&quot;},&quot;isTemporary&quot;:false}],&quot;citationTag&quot;:&quot;MENDELEY_CITATION_v3_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&quot;},{&quot;citationID&quot;:&quot;MENDELEY_CITATION_a4fb446e-4709-4951-acef-9e61223d586c&quot;,&quot;properties&quot;:{&quot;noteIndex&quot;:0},&quot;isEdited&quot;:false,&quot;manualOverride&quot;:{&quot;isManuallyOverridden&quot;:false,&quot;citeprocText&quot;:&quot;(Rose et al., 2016; Elli et al., 2022)&quot;,&quot;manualOverrideText&quot;:&quot;&quot;},&quot;citationItems&quot;:[{&quot;id&quot;:&quot;b207dd7b-b57e-3a70-9e53-91c5eefcc6bd&quot;,&quot;itemData&quot;:{&quot;type&quot;:&quot;article-journal&quot;,&quot;id&quot;:&quot;b207dd7b-b57e-3a70-9e53-91c5eefcc6bd&quot;,&quot;title&quot;:&quot;Climate Change and Management Impacts on Soybean N Fixation, Soil N Mineralization, N2O Emissions, and Seed Yield&quot;,&quot;author&quot;:[{&quot;family&quot;:&quot;Elli&quot;,&quot;given&quot;:&quot;Elvis F.&quot;,&quot;parse-names&quot;:false,&quot;dropping-particle&quot;:&quot;&quot;,&quot;non-dropping-particle&quot;:&quot;&quot;},{&quot;family&quot;:&quot;Ciampitti&quot;,&quot;given&quot;:&quot;Ignacio A.&quot;,&quot;parse-names&quot;:false,&quot;dropping-particle&quot;:&quot;&quot;,&quot;non-dropping-particle&quot;:&quot;&quot;},{&quot;family&quot;:&quot;Castellano&quot;,&quot;given&quot;:&quot;Michael J.&quot;,&quot;parse-names&quot;:false,&quot;dropping-particle&quot;:&quot;&quot;,&quot;non-dropping-particle&quot;:&quot;&quot;},{&quot;family&quot;:&quot;Purcell&quot;,&quot;given&quot;:&quot;Larry C.&quot;,&quot;parse-names&quot;:false,&quot;dropping-particle&quot;:&quot;&quot;,&quot;non-dropping-particle&quot;:&quot;&quot;},{&quot;family&quot;:&quot;Naeve&quot;,&quot;given&quot;:&quot;Seth&quot;,&quot;parse-names&quot;:false,&quot;dropping-particle&quot;:&quot;&quot;,&quot;non-dropping-particle&quot;:&quot;&quot;},{&quot;family&quot;:&quot;Grassini&quot;,&quot;given&quot;:&quot;Patricio&quot;,&quot;parse-names&quot;:false,&quot;dropping-particle&quot;:&quot;&quot;,&quot;non-dropping-particle&quot;:&quot;&quot;},{&quot;family&quot;:&quot;Menza&quot;,&quot;given&quot;:&quot;Nicolas C.&quot;,&quot;parse-names&quot;:false,&quot;dropping-particle&quot;:&quot;&quot;,&quot;non-dropping-particle&quot;:&quot;La&quot;},{&quot;family&quot;:&quot;Moro Rosso&quot;,&quot;given&quot;:&quot;Luiz&quot;,&quot;parse-names&quot;:false,&quot;dropping-particle&quot;:&quot;&quot;,&quot;non-dropping-particle&quot;:&quot;&quot;},{&quot;family&quot;:&quot;Borja Reis&quot;,&quot;given&quot;:&quot;André F.&quot;,&quot;parse-names&quot;:false,&quot;dropping-particle&quot;:&quot;&quot;,&quot;non-dropping-particle&quot;:&quot;de&quot;},{&quot;family&quot;:&quot;Kovács&quot;,&quot;given&quot;:&quot;Péter&quot;,&quot;parse-names&quot;:false,&quot;dropping-particle&quot;:&quot;&quot;,&quot;non-dropping-particle&quot;:&quot;&quot;},{&quot;family&quot;:&quot;Archontoulis&quot;,&quot;given&quot;:&quot;Sotirios&quot;,&quot;parse-names&quot;:false,&quot;dropping-particle&quot;:&quot;V.&quot;,&quot;non-dropping-particle&quot;:&quot;&quot;}],&quot;container-title&quot;:&quot;Frontiers in Plant Science&quot;,&quot;accessed&quot;:{&quot;date-parts&quot;:[[2022,5,11]]},&quot;DOI&quot;:&quot;10.3389/FPLS.2022.849896&quot;,&quot;ISSN&quot;:&quot;1664-462X&quot;,&quot;URL&quot;:&quot;https://www.frontiersin.org/articles/10.3389/fpls.2022.849896/full&quot;,&quot;issued&quot;:{&quot;date-parts&quot;:[[2022,4,27]]},&quot;page&quot;:&quot;1-15&quot;,&quot;abstract&quot;:&quot;Limited knowledge about how nitrogen (N) dynamics are affected by climate change, weather variability, and crop management is a major barrier to improving productivity and environmental performance in soybean-based cropping systems. To fill this knowledge gap, we created a systems understanding of agroecosystem N dynamics and quantified the impact of controllable (management) and uncontrollable (weather, climate) factors on N fluxes and soybean yields. We performed a simulation experiment across 10 soybean production environments in the US using the APSIM model and future climate projections from five global circulation models. Climate change (2020-2080) increased N mineralization (24%) and N2O emissions (19%) but decreased N fixation (32%), seed N (20%), and yields (19%). Soil and crop management practices altered N fluxes at a similar magnitude as climate change but in many different directions, revealing opportunities to improve soybean systems performance. Among many practices explored, we identified two solutions with great potential: improved residue management (short-term) and water management (long-term). Inter-annual weather variability and management practices affected soybean yield less than N fluxes, which creates opportunities to manage N fluxes without compromising yields, especially in regions with adequate to excess soil moisture. This work provides actionable results (tradeoffs, synergies, directions) to inform decision-making for adapting crop management in a changing climate to improve soybean production systems.&quot;,&quot;publisher&quot;:&quot;Frontiers&quot;,&quot;issue&quot;:&quot;849896&quot;,&quot;volume&quot;:&quot;13&quot;},&quot;isTemporary&quot;:false},{&quot;id&quot;:&quot;4ccf3ba3-bf7c-3829-844e-2eccd645aeda&quot;,&quot;itemData&quot;:{&quot;type&quot;:&quot;article-journal&quot;,&quot;id&quot;:&quot;4ccf3ba3-bf7c-3829-844e-2eccd645aeda&quot;,&quot;title&quot;:&quot;Impact of progressive global warming on the global-scale yield of maize and soybean&quot;,&quot;author&quot;:[{&quot;family&quot;:&quot;Rose&quot;,&quot;given&quot;:&quot;Gillian&quot;,&quot;parse-names&quot;:false,&quot;dropping-particle&quot;:&quot;&quot;,&quot;non-dropping-particle&quot;:&quot;&quot;},{&quot;family&quot;:&quot;Osborne&quot;,&quot;given&quot;:&quot;Tom&quot;,&quot;parse-names&quot;:false,&quot;dropping-particle&quot;:&quot;&quot;,&quot;non-dropping-particle&quot;:&quot;&quot;},{&quot;family&quot;:&quot;Greatrex&quot;,&quot;given&quot;:&quot;Helen&quot;,&quot;parse-names&quot;:false,&quot;dropping-particle&quot;:&quot;&quot;,&quot;non-dropping-particle&quot;:&quot;&quot;},{&quot;family&quot;:&quot;Wheeler&quot;,&quot;given&quot;:&quot;Tim&quot;,&quot;parse-names&quot;:false,&quot;dropping-particle&quot;:&quot;&quot;,&quot;non-dropping-particle&quot;:&quot;&quot;}],&quot;container-title&quot;:&quot;Climatic Change&quot;,&quot;container-title-short&quot;:&quot;Clim. Change&quot;,&quot;accessed&quot;:{&quot;date-parts&quot;:[[2025,9,14]]},&quot;DOI&quot;:&quot;10.1007/S10584-016-1601-9/FIGURES/5&quot;,&quot;ISSN&quot;:&quot;15731480&quot;,&quot;URL&quot;:&quot;https://link.springer.com/article/10.1007/s10584-016-1601-9&quot;,&quot;issued&quot;:{&quot;date-parts&quot;:[[2016,2,1]]},&quot;page&quot;:&quot;417-428&quot;,&quot;abstract&quot;:&quot;Global surface temperature is projected to warm over the coming decades, with regional differences expected in temperature change, rainfall and the frequency of extreme events. Temperature is a major determinant of crop growth and development, affecting planting date, growing season length and yield. We investigated the effects of increments of mean global temperature warming from 0.5 °C to 4 °C on soybean and maize development and yield, both globally and for the main producing countries, and simulated adaptation through changing planting date and variety. Increasing temperature resulted in reduced growing season lengths and ultimately reduced yields for both crops. The global yield for maize decreased as temperature increased, although the severity of the decrease was dependent on geographic region. Small temperature increases of 0.5 °C had no effect on soybean yield, although yield decreased as temperature increased. These negative effects, however, were partly compensated for by the implementation of adaptation strategies including planting earlier in the season and changing variety. The degree of compensation was dependent on geographical area and crop, with maize adaptation delaying the negative effects of temperature on yield, compared to soybean adaptation which increased yield in China, India and Korea DPR as well as delaying the effects in the remaining countries. The results of this paper indicate the degree to which farmer-controlled adaptation strategies can alleviate the negative impacts of increasing temperature on two major crop species.&quot;,&quot;publisher&quot;:&quot;Springer Netherlands&quot;,&quot;issue&quot;:&quot;3&quot;,&quot;volume&quot;:&quot;134&quot;},&quot;isTemporary&quot;:false}],&quot;citationTag&quot;:&quot;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&quot;},{&quot;citationID&quot;:&quot;MENDELEY_CITATION_25863ffd-69f7-403a-a359-1a3797a4da3e&quot;,&quot;properties&quot;:{&quot;noteIndex&quot;:0},&quot;isEdited&quot;:false,&quot;manualOverride&quot;:{&quot;isManuallyOverridden&quot;:false,&quot;citeprocText&quot;:&quot;(Zabel et al., 2021; Yang et al., 2025)&quot;,&quot;manualOverrideText&quot;:&quot;&quot;},&quot;citationItems&quot;:[{&quot;id&quot;:&quot;84a1fdac-06b4-3a69-a8af-2ab2d83ed986&quot;,&quot;itemData&quot;:{&quot;type&quot;:&quot;article-journal&quot;,&quot;id&quot;:&quot;84a1fdac-06b4-3a69-a8af-2ab2d83ed986&quot;,&quot;title&quot;:&quot;Widespread Advances in Corn and Soybean Phenology in Response to Future Climate Change Across the United States&quot;,&quot;author&quot;:[{&quot;family&quot;:&quot;Yang&quot;,&quot;given&quot;:&quot;Yanjun&quot;,&quot;parse-names&quot;:false,&quot;dropping-particle&quot;:&quot;&quot;,&quot;non-dropping-particle&quot;:&quot;&quot;},{&quot;family&quot;:&quot;Tao&quot;,&quot;given&quot;:&quot;Bo&quot;,&quot;parse-names&quot;:false,&quot;dropping-particle&quot;:&quot;&quot;,&quot;non-dropping-particle&quot;:&quot;&quot;},{&quot;family&quot;:&quot;Ruane&quot;,&quot;given&quot;:&quot;Alex C.&quot;,&quot;parse-names&quot;:false,&quot;dropping-particle&quot;:&quot;&quot;,&quot;non-dropping-particle&quot;:&quot;&quot;},{&quot;family&quot;:&quot;Shen&quot;,&quot;given&quot;:&quot;Chaopeng&quot;,&quot;parse-names&quot;:false,&quot;dropping-particle&quot;:&quot;&quot;,&quot;non-dropping-particle&quot;:&quot;&quot;},{&quot;family&quot;:&quot;Matteson&quot;,&quot;given&quot;:&quot;David S.&quot;,&quot;parse-names&quot;:false,&quot;dropping-particle&quot;:&quot;&quot;,&quot;non-dropping-particle&quot;:&quot;&quot;},{&quot;family&quot;:&quot;Cousin&quot;,&quot;given&quot;:&quot;Rémi&quot;,&quot;parse-names&quot;:false,&quot;dropping-particle&quot;:&quot;&quot;,&quot;non-dropping-particle&quot;:&quot;&quot;},{&quot;family&quot;:&quot;Ren&quot;,&quot;given&quot;:&quot;Wei&quot;,&quot;parse-names&quot;:false,&quot;dropping-particle&quot;:&quot;&quot;,&quot;non-dropping-particle&quot;:&quot;&quot;}],&quot;container-title&quot;:&quot;Journal of Geophysical Research: Biogeosciences&quot;,&quot;container-title-short&quot;:&quot;J. Geophys. Res. Biogeosci.&quot;,&quot;accessed&quot;:{&quot;date-parts&quot;:[[2025,4,30]]},&quot;DOI&quot;:&quot;10.1029/2024JG008266&quot;,&quot;ISSN&quot;:&quot;2169-8953&quot;,&quot;URL&quot;:&quot;https://agupubs.onlinelibrary.wiley.com/doi/10.1029/2024JG008266&quot;,&quot;issued&quot;:{&quot;date-parts&quot;:[[2025,4,4]]},&quot;abstract&quot;:&quot;&lt;p&gt;Crop phenology regulates seasonal carbon and water fluxes between croplands and the atmosphere and provides essential information for monitoring and predicting crop growth dynamics and productivity. However, under rapid climate change and more frequent extreme events, future changes in crop phenological shifts have not been well investigated and fully considered in earth system modeling and regional climate assessments. Here, we propose an innovative approach combining remote sensing imagery and machine learning (ML) with climate and survey data to predict future crop phenological shifts across the US corn and soybean systems. Specifically, our projected findings demonstrate distinct acceleration patterns—under the RCP 4.5/RCP 8.5 scenarios, corn planting, silking, maturity, and harvesting stages would significantly advance by 0.94/1.66, 1.13/2.45, 0.89/2.68, and 1.04/2.16 days/decade during 2021–2099, respectively. Soybeans exhibit more muted responses with phenological stages showing relatively smaller negative trends (0.59, 1.08, 0.07, and 0.64 days/decade under the RCP 4.5 vs. 1.24, 1.53, 0.92, and 1.04 days/decade under the RCP 8.5). These spatially explicit projections illustrate how crop phenology would respond to future climate change, highlighting widespread and progressively earlier phenological timing. Based on these findings, we call for a specific effort to quantify the cascading effects of future phenology shifts on crop yield and carbon, water, and energy balances and, accordingly, craft targeted adaptive strategies.&lt;/p&gt;&quot;,&quot;issue&quot;:&quot;4&quot;,&quot;volume&quot;:&quot;130&quot;},&quot;isTemporary&quot;:false},{&quot;id&quot;:&quot;b77c9bbd-01c7-3f43-9af4-b3a14d52e086&quot;,&quot;itemData&quot;:{&quot;type&quot;:&quot;article-journal&quot;,&quot;id&quot;:&quot;b77c9bbd-01c7-3f43-9af4-b3a14d52e086&quot;,&quot;title&quot;:&quot;Large potential for crop production adaptation depends on available future varieties&quot;,&quot;author&quot;:[{&quot;family&quot;:&quot;Zabel&quot;,&quot;given&quot;:&quot;Florian&quot;,&quot;parse-names&quot;:false,&quot;dropping-particle&quot;:&quot;&quot;,&quot;non-dropping-particle&quot;:&quot;&quot;},{&quot;family&quot;:&quot;Müller&quot;,&quot;given&quot;:&quot;Christoph&quot;,&quot;parse-names&quot;:false,&quot;dropping-particle&quot;:&quot;&quot;,&quot;non-dropping-particle&quot;:&quot;&quot;},{&quot;family&quot;:&quot;Elliott&quot;,&quot;given&quot;:&quot;Joshua&quot;,&quot;parse-names&quot;:false,&quot;dropping-particle&quot;:&quot;&quot;,&quot;non-dropping-particle&quot;:&quot;&quot;},{&quot;family&quot;:&quot;Minoli&quot;,&quot;given&quot;:&quot;Sara&quot;,&quot;parse-names&quot;:false,&quot;dropping-particle&quot;:&quot;&quot;,&quot;non-dropping-particle&quot;:&quot;&quot;},{&quot;family&quot;:&quot;Jägermeyr&quot;,&quot;given&quot;:&quot;Jonas&quot;,&quot;parse-names&quot;:false,&quot;dropping-particle&quot;:&quot;&quot;,&quot;non-dropping-particle&quot;:&quot;&quot;},{&quot;family&quot;:&quot;Schneider&quot;,&quot;given&quot;:&quot;Julia M.&quot;,&quot;parse-names&quot;:false,&quot;dropping-particle&quot;:&quot;&quot;,&quot;non-dropping-particle&quot;:&quot;&quot;},{&quot;family&quot;:&quot;Franke&quot;,&quot;given&quot;:&quot;James A.&quot;,&quot;parse-names&quot;:false,&quot;dropping-particle&quot;:&quot;&quot;,&quot;non-dropping-particle&quot;:&quot;&quot;},{&quot;family&quot;:&quot;Moyer&quot;,&quot;given&quot;:&quot;Elisabeth&quot;,&quot;parse-names&quot;:false,&quot;dropping-particle&quot;:&quot;&quot;,&quot;non-dropping-particle&quot;:&quot;&quot;},{&quot;family&quot;:&quot;Dury&quot;,&quot;given&quot;:&quot;Marie&quot;,&quot;parse-names&quot;:false,&quot;dropping-particle&quot;:&quot;&quot;,&quot;non-dropping-particle&quot;:&quot;&quot;},{&quot;family&quot;:&quot;Francois&quot;,&quot;given&quot;:&quot;Louis&quot;,&quot;parse-names&quot;:false,&quot;dropping-particle&quot;:&quot;&quot;,&quot;non-dropping-particle&quot;:&quot;&quot;},{&quot;family&quot;:&quot;Folberth&quot;,&quot;given&quot;:&quot;Christian&quot;,&quot;parse-names&quot;:false,&quot;dropping-particle&quot;:&quot;&quot;,&quot;non-dropping-particle&quot;:&quot;&quot;},{&quot;family&quot;:&quot;Liu&quot;,&quot;given&quot;:&quot;Wenfeng&quot;,&quot;parse-names&quot;:false,&quot;dropping-particle&quot;:&quot;&quot;,&quot;non-dropping-particle&quot;:&quot;&quot;},{&quot;family&quot;:&quot;Pugh&quot;,&quot;given&quot;:&quot;Thomas A.M.&quot;,&quot;parse-names&quot;:false,&quot;dropping-particle&quot;:&quot;&quot;,&quot;non-dropping-particle&quot;:&quot;&quot;},{&quot;family&quot;:&quot;Olin&quot;,&quot;given&quot;:&quot;Stefan&quot;,&quot;parse-names&quot;:false,&quot;dropping-particle&quot;:&quot;&quot;,&quot;non-dropping-particle&quot;:&quot;&quot;},{&quot;family&quot;:&quot;Rabin&quot;,&quot;given&quot;:&quot;Sam S.&quot;,&quot;parse-names&quot;:false,&quot;dropping-particle&quot;:&quot;&quot;,&quot;non-dropping-particle&quot;:&quot;&quot;},{&quot;family&quot;:&quot;Mauser&quot;,&quot;given&quot;:&quot;Wolfram&quot;,&quot;parse-names&quot;:false,&quot;dropping-particle&quot;:&quot;&quot;,&quot;non-dropping-particle&quot;:&quot;&quot;},{&quot;family&quot;:&quot;Hank&quot;,&quot;given&quot;:&quot;Tobias&quot;,&quot;parse-names&quot;:false,&quot;dropping-particle&quot;:&quot;&quot;,&quot;non-dropping-particle&quot;:&quot;&quot;},{&quot;family&quot;:&quot;Ruane&quot;,&quot;given&quot;:&quot;Alex C.&quot;,&quot;parse-names&quot;:false,&quot;dropping-particle&quot;:&quot;&quot;,&quot;non-dropping-particle&quot;:&quot;&quot;},{&quot;family&quot;:&quot;Asseng&quot;,&quot;given&quot;:&quot;Senthold&quot;,&quot;parse-names&quot;:false,&quot;dropping-particle&quot;:&quot;&quot;,&quot;non-dropping-particle&quot;:&quot;&quot;}],&quot;container-title&quot;:&quot;Global Change Biology&quot;,&quot;container-title-short&quot;:&quot;Glob. Chang. Biol.&quot;,&quot;accessed&quot;:{&quot;date-parts&quot;:[[2021,7,19]]},&quot;DOI&quot;:&quot;10.1111/GCB.15649&quot;,&quot;issued&quot;:{&quot;date-parts&quot;:[[2021]]},&quot;abstract&quot;:&quot;Climate change affects global agricultural production and threatens food security. Faster phenological development of crops due to climate warming is one of the main drivers for potential future yield reductions. To counter the effect of faster maturity, adapted varieties would require more heat units to regain the previous growing period length. In this study, we investigate the effects of variety adaptation on global caloric production under four different future climate change scenarios for maize, rice, soybean, and wheat. Thereby, we empirically identify areas that could require new varieties and areas where variety adaptation could be achieved by shifting existing varieties into new regions. The study uses an ensemble of seven global gridded crop models and five CMIP6 climate models. We found that 39% (SSP5-8.5) of global cropland could require new crop varieties to avoid yield loss from climate change by the end of the century. At low levels of warming (SSP1-2.6), 85% of currently cultivated land can draw from existing varieties to shift within an agro-ecological zone for adaptation. The assumptions on available varieties for adaptation have major impacts on the effectiveness of variety adaptation, which could more than half in SSP5-8.5. The results highlight that region-specific breeding efforts are required to allow for a successful adaptation to climate change.&quot;,&quot;publisher&quot;:&quot;Blackwell Publishing Ltd&quot;},&quot;isTemporary&quot;:false}],&quot;citationTag&quot;:&quot;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&quot;},{&quot;citationID&quot;:&quot;MENDELEY_CITATION_0191b4a8-19b4-4e6f-8fa8-93d1f3472e13&quot;,&quot;properties&quot;:{&quot;noteIndex&quot;:0},&quot;isEdited&quot;:false,&quot;manualOverride&quot;:{&quot;isManuallyOverridden&quot;:false,&quot;citeprocText&quot;:&quot;(Makowski et al., 2020)&quot;,&quot;manualOverrideText&quot;:&quot;&quot;},&quot;citationItems&quot;:[{&quot;id&quot;:&quot;9f45788b-7da4-359e-a94c-40d3d70a4575&quot;,&quot;itemData&quot;:{&quot;type&quot;:&quot;article-journal&quot;,&quot;id&quot;:&quot;9f45788b-7da4-359e-a94c-40d3d70a4575&quot;,&quot;title&quot;:&quot;Quantitative synthesis of temperature, CO2, rainfall, and adaptation effects on global crop yields&quot;,&quot;author&quot;:[{&quot;family&quot;:&quot;Makowski&quot;,&quot;given&quot;:&quot;David&quot;,&quot;parse-names&quot;:false,&quot;dropping-particle&quot;:&quot;&quot;,&quot;non-dropping-particle&quot;:&quot;&quot;},{&quot;family&quot;:&quot;Marajo-Petitzon&quot;,&quot;given&quot;:&quot;Elodie&quot;,&quot;parse-names&quot;:false,&quot;dropping-particle&quot;:&quot;&quot;,&quot;non-dropping-particle&quot;:&quot;&quot;},{&quot;family&quot;:&quot;Durand&quot;,&quot;given&quot;:&quot;Jean Louis&quot;,&quot;parse-names&quot;:false,&quot;dropping-particle&quot;:&quot;&quot;,&quot;non-dropping-particle&quot;:&quot;&quot;},{&quot;family&quot;:&quot;Ben-Ari&quot;,&quot;given&quot;:&quot;Tamara&quot;,&quot;parse-names&quot;:false,&quot;dropping-particle&quot;:&quot;&quot;,&quot;non-dropping-particle&quot;:&quot;&quot;}],&quot;container-title&quot;:&quot;European Journal of Agronomy&quot;,&quot;DOI&quot;:&quot;10.1016/j.eja.2020.126041&quot;,&quot;ISSN&quot;:&quot;11610301&quot;,&quot;issued&quot;:{&quot;date-parts&quot;:[[2020,4,1]]},&quot;abstract&quot;:&quot;Climate change is known to impact crop yields, mainly through increased temperatures, changing rainfall patterns and increasing CO2 concentration in the atmosphere. Although the potential effects of each of these factors have been discussed in a number of separate studies, no recent synthesis has been published to provide quantitative estimates of climate change impacts on crop yields, with or without adaptation strategies. In this paper, we synthetize a broad range of experimental or modeling studies to estimate, at the global scale, crop yield changes resulting from the marginal and combined effects of temperature, CO2 concentration and precipitation, with and without adaptation strategies. Crop yield sensitivities are estimated by distinguishing between C3 and C4 crops. For C3 crops, our results show that the positive effects of adaptation (+7.25 %) and CO2 (+9% for +100 ppm) are high enough to offset the negative effects of temperature increase (-2.4 % for +1 °C), even at +4 °C. On the other hand, for maize (i.e., the only C4 plant species in our database) the somewhat low positive effect from increased CO2 concentration and the absence of a significant effect of adaptation lead to higher yield losses, in the order of -10 % for +4 °C. The minimum level of CO2 concentration increase requested to achieve a yield gain under increased temperature conditions is much higher for maize than for C3 crops, in particular for wheat. The estimated effects of adaptation are uncertain, especially for soybean and rice, but also for maize, where the absence of a significant adaptation effect is probably at least partly due to limited data availability. Our results demonstrate that CO2 effects on crop yields should not be overlooked in foresight studies on the impacts of climate change. Our analysis also highlights the importance of improving our knowledge of how effective adapation strategies are in mitigating the impact of climate change.&quot;,&quot;publisher&quot;:&quot;Elsevier B.V.&quot;,&quot;volume&quot;:&quot;115&quot;},&quot;isTemporary&quot;:false}],&quot;citationTag&quot;:&quot;MENDELEY_CITATION_v3_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&quot;},{&quot;citationID&quot;:&quot;MENDELEY_CITATION_46336d7a-d68c-4d44-b874-c6db4a54170e&quot;,&quot;properties&quot;:{&quot;noteIndex&quot;:0},&quot;isEdited&quot;:false,&quot;manualOverride&quot;:{&quot;isManuallyOverridden&quot;:false,&quot;citeprocText&quot;:&quot;(Thornton et al., 2014)&quot;,&quot;manualOverrideText&quot;:&quot;&quot;},&quot;citationItems&quot;:[{&quot;id&quot;:&quot;02aa026b-ebc7-39b7-a7cf-62c66964f029&quot;,&quot;itemData&quot;:{&quot;type&quot;:&quot;article-journal&quot;,&quot;id&quot;:&quot;02aa026b-ebc7-39b7-a7cf-62c66964f029&quot;,&quot;title&quot;:&quot;Climate variability and vulnerability to climate change: a review&quot;,&quot;author&quot;:[{&quot;family&quot;:&quot;Thornton&quot;,&quot;given&quot;:&quot;Philip K&quot;,&quot;parse-names&quot;:false,&quot;dropping-particle&quot;:&quot;&quot;,&quot;non-dropping-particle&quot;:&quot;&quot;},{&quot;family&quot;:&quot;Ericksen&quot;,&quot;given&quot;:&quot;Polly J&quot;,&quot;parse-names&quot;:false,&quot;dropping-particle&quot;:&quot;&quot;,&quot;non-dropping-particle&quot;:&quot;&quot;},{&quot;family&quot;:&quot;Herrero&quot;,&quot;given&quot;:&quot;Mario&quot;,&quot;parse-names&quot;:false,&quot;dropping-particle&quot;:&quot;&quot;,&quot;non-dropping-particle&quot;:&quot;&quot;},{&quot;family&quot;:&quot;Challinor&quot;,&quot;given&quot;:&quot;Andrew J&quot;,&quot;parse-names&quot;:false,&quot;dropping-particle&quot;:&quot;&quot;,&quot;non-dropping-particle&quot;:&quot;&quot;}],&quot;container-title&quot;:&quot;Global Change Biology&quot;,&quot;container-title-short&quot;:&quot;Glob. Chang. Biol.&quot;,&quot;accessed&quot;:{&quot;date-parts&quot;:[[2021,11,3]]},&quot;DOI&quot;:&quot;10.1111/GCB.12581&quot;,&quot;ISSN&quot;:&quot;1365-2486&quot;,&quot;URL&quot;:&quot;https://onlinelibrary.wiley.com/doi/full/10.1111/gcb.12581&quot;,&quot;issued&quot;:{&quot;date-parts&quot;:[[2014,11,1]]},&quot;page&quot;:&quot;3313-3328&quot;,&quot;abstract&quot;:&quot;The focus of the great majority of climate change impact studies is on changes in mean climate. In terms of climate model output, these changes are more robust than changes in climate variability. By concentrating on changes in climate means, the full impacts of climate change on biological and human systems are probably being seriously underestimated. Here, we briefly review the possible impacts of changes in climate variability and the frequency of extreme events on biological and food systems, with a focus on the developing world. We present new analysis that tentatively links increases in climate variability with increasing food insecurity in the future. We consider the ways in which people deal with climate variability and extremes and how they may adapt in the future. Key knowledge and data gaps are highlighted. These include the timing and interactions of different climatic stresses on plant growth and development, particularly at higher temperatures, and the impacts on crops, livestock and farming systems of changes in climate variability and extreme events on pest-weed-disease complexes. We highlight the need to reframe research questions in such a way that they can provide decision makers throughout the food system with actionable answers, and the need for investment in climate and environmental monitoring. Improved understanding of the full range of impacts of climate change on biological and food systems is a critical step in being able to address effectively the effects of climate variability and extreme events on human vulnerability and food security, particularly in agriculturally based developing countries facing the challenge of having to feed rapidly growing populations in the coming decades.&quot;,&quot;publisher&quot;:&quot;John Wiley &amp; Sons, Ltd&quot;,&quot;issue&quot;:&quot;11&quot;,&quot;volume&quot;:&quot;20&quot;},&quot;isTemporary&quot;:false}],&quot;citationTag&quot;:&quot;MENDELEY_CITATION_v3_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&quot;},{&quot;citationID&quot;:&quot;MENDELEY_CITATION_a057db9d-9b96-409a-a0fa-2e768f78e49f&quot;,&quot;properties&quot;:{&quot;noteIndex&quot;:0},&quot;isEdited&quot;:false,&quot;manualOverride&quot;:{&quot;isManuallyOverridden&quot;:false,&quot;citeprocText&quot;:&quot;(Mourtzinis and Conley, 2017)&quot;,&quot;manualOverrideText&quot;:&quot;&quot;},&quot;citationItems&quot;:[{&quot;id&quot;:&quot;e2c442b8-c8a3-37fe-b5b5-b968da3669d9&quot;,&quot;itemData&quot;:{&quot;type&quot;:&quot;article-journal&quot;,&quot;id&quot;:&quot;e2c442b8-c8a3-37fe-b5b5-b968da3669d9&quot;,&quot;title&quot;:&quot;Delineating Soybean Maturity Groups across the United States&quot;,&quot;author&quot;:[{&quot;family&quot;:&quot;Mourtzinis&quot;,&quot;given&quot;:&quot;Spyridon&quot;,&quot;parse-names&quot;:false,&quot;dropping-particle&quot;:&quot;&quot;,&quot;non-dropping-particle&quot;:&quot;&quot;},{&quot;family&quot;:&quot;Conley&quot;,&quot;given&quot;:&quot;Shawn P.&quot;,&quot;parse-names&quot;:false,&quot;dropping-particle&quot;:&quot;&quot;,&quot;non-dropping-particle&quot;:&quot;&quot;}],&quot;container-title&quot;:&quot;Agronomy Journal&quot;,&quot;container-title-short&quot;:&quot;Agron. J.&quot;,&quot;accessed&quot;:{&quot;date-parts&quot;:[[2025,9,14]]},&quot;DOI&quot;:&quot;10.2134/AGRONJ2016.10.0581&quot;,&quot;ISSN&quot;:&quot;1435-0645&quot;,&quot;URL&quot;:&quot;/doi/pdf/10.2134/agronj2016.10.0581&quot;,&quot;issued&quot;:{&quot;date-parts&quot;:[[2017,7,1]]},&quot;page&quot;:&quot;1397-1403&quot;,&quot;abstract&quot;:&quot;Photoperiod and in-season temperature are the primary factors that dictate the region where a soybean [Glycine max (L.) Merr.] variety is adapted. The first study that defined hypothetical maturity groups (MGs) zones across the US was 45 yr ago, and the most recent used data up to 2003. Although, photoperiod remains constant, climatic conditions, management practices, and soybean genetics have changed during the past decades. Therefore, the objective of this study was to re-delineate soybean MGs across the US using recent genetics. Soybean MG-specific yield data from variety trials conducted in 2005–2015 were aggregated from 312 locations across the United States. Seven MG zones were identified starting from MG = 0 in North Dakota to MG = 6 in southern Georgia and South Carolina. The width of MG = 4 and 5 zones cover the largest geographic region extending from north of latitude 28°N to 39°N. Additionally, in contrast to previous studies, the MG zones were defined by a downward deflection of the MG lines moving from East to West rather than convex parallel lines. Due to the strong effect of planting date on MG selection, a multi-location-year experiment should be conducted across the United States using multiple MGs evaluated in several planting dates. Such study could provide further insight on location-specific optimum MG. Overall results, update current knowledge by providing valuable information for decision making and regional modeling. This work highlights the need to continuously monitor and adjust the MG zones due to the constantly changing climate, management, and genetics.&quot;,&quot;publisher&quot;:&quot;John Wiley &amp; Sons, Ltd&quot;,&quot;issue&quot;:&quot;4&quot;,&quot;volume&quot;:&quot;109&quot;},&quot;isTemporary&quot;:false}],&quot;citationTag&quot;:&quot;MENDELEY_CITATION_v3_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&quot;},{&quot;citationID&quot;:&quot;MENDELEY_CITATION_0a85dc97-3942-4c82-9fe0-3c591285ceab&quot;,&quot;properties&quot;:{&quot;noteIndex&quot;:0},&quot;isEdited&quot;:false,&quot;manualOverride&quot;:{&quot;isManuallyOverridden&quot;:true,&quot;citeprocText&quot;:&quot;(Edwards et al., 2003; Bastidas et al., 2008; Mourtzinis et al., 2017)&quot;,&quot;manualOverrideText&quot;:&quot;(Edwards et al., 2003; Bastidas et al., 2008)&quot;},&quot;citationItems&quot;:[{&quot;id&quot;:&quot;e9463419-461c-3a12-bbf9-05f95d8037b5&quot;,&quot;itemData&quot;:{&quot;type&quot;:&quot;article-journal&quot;,&quot;id&quot;:&quot;e9463419-461c-3a12-bbf9-05f95d8037b5&quot;,&quot;title&quot;:&quot;Soybean Sowing Date: The Vegetative, Reproductive, and Agronomic Impacts&quot;,&quot;author&quot;:[{&quot;family&quot;:&quot;Bastidas&quot;,&quot;given&quot;:&quot;A. M.&quot;,&quot;parse-names&quot;:false,&quot;dropping-particle&quot;:&quot;&quot;,&quot;non-dropping-particle&quot;:&quot;&quot;},{&quot;family&quot;:&quot;Setiyono&quot;,&quot;given&quot;:&quot;T. D.&quot;,&quot;parse-names&quot;:false,&quot;dropping-particle&quot;:&quot;&quot;,&quot;non-dropping-particle&quot;:&quot;&quot;},{&quot;family&quot;:&quot;Dobermann&quot;,&quot;given&quot;:&quot;A.&quot;,&quot;parse-names&quot;:false,&quot;dropping-particle&quot;:&quot;&quot;,&quot;non-dropping-particle&quot;:&quot;&quot;},{&quot;family&quot;:&quot;Cassman&quot;,&quot;given&quot;:&quot;K. G.&quot;,&quot;parse-names&quot;:false,&quot;dropping-particle&quot;:&quot;&quot;,&quot;non-dropping-particle&quot;:&quot;&quot;},{&quot;family&quot;:&quot;Elmore&quot;,&quot;given&quot;:&quot;R. W.&quot;,&quot;parse-names&quot;:false,&quot;dropping-particle&quot;:&quot;&quot;,&quot;non-dropping-particle&quot;:&quot;&quot;},{&quot;family&quot;:&quot;Graef&quot;,&quot;given&quot;:&quot;G. L.&quot;,&quot;parse-names&quot;:false,&quot;dropping-particle&quot;:&quot;&quot;,&quot;non-dropping-particle&quot;:&quot;&quot;},{&quot;family&quot;:&quot;Specht&quot;,&quot;given&quot;:&quot;J. E.&quot;,&quot;parse-names&quot;:false,&quot;dropping-particle&quot;:&quot;&quot;,&quot;non-dropping-particle&quot;:&quot;&quot;}],&quot;container-title&quot;:&quot;Crop Science&quot;,&quot;container-title-short&quot;:&quot;Crop Sci.&quot;,&quot;accessed&quot;:{&quot;date-parts&quot;:[[2025,9,14]]},&quot;DOI&quot;:&quot;10.2135/CROPSCI2006.05.0292&quot;,&quot;ISSN&quot;:&quot;1435-0653&quot;,&quot;URL&quot;:&quot;/doi/pdf/10.2135/cropsci2006.05.0292&quot;,&quot;issued&quot;:{&quot;date-parts&quot;:[[2008,3,1]]},&quot;page&quot;:&quot;727-740&quot;,&quot;abstract&quot;:&quot;The sensitivity of soybean [Glycine max (L.) Merr.] main stem node accrual to ambient temperature has been documented in greenhouse-grown plants but not with field-grown plants in the north-central United States. Biweekly V-node and R-stage, stem node number, internode length, and other traits were quantified in an irrigated split-plot, four-replicate, randomized complete block experiment conducted in Lincoln, NE, in 2003-2004. Main plots were early-, mid-, late-May, and mid-June sowing dates. Subplots were 14 cultivars of maturity groups 3.0 to 3.9. Node appearance was surprisingly linear from V1 to R5, despite the large increase in daily temperature from early May (10-15°C) to July (20-25°C). The 2003 and 2004 May planting date regressions exhibited near-identical slopes of 0.27 node d-1 (i.e., one node every 3.7 d). Cold-induced delays in germination and emergence did delay the V1 date (relative to planting date), so the primary effect of temperature was the V1 start date of linearity in node appearance. With one exception, earlier sowings led to more nodes (earlier V1 start dates) but also resulted in shorter internodes at nodes 3 to 9 (cooler coincident temperatures), thereby generating a curved response of plant height to delayed plantings. Delaying planting after 1 May led to significant linear seed yield declines of 17 kg ha-1 d-1 in 2003 and 43 kg ha-1 d-1 in 2004, denoting the importance of early planting for capturing the yield potential available in soybean production, when moisture supply is not limiting. © Crop Science Society of America.&quot;,&quot;publisher&quot;:&quot;John Wiley &amp; Sons, Ltd&quot;,&quot;issue&quot;:&quot;2&quot;,&quot;volume&quot;:&quot;48&quot;},&quot;isTemporary&quot;:false},{&quot;id&quot;:&quot;8f3c362a-4afc-3fa1-965d-6bace4b0bc2b&quot;,&quot;itemData&quot;:{&quot;type&quot;:&quot;article-journal&quot;,&quot;id&quot;:&quot;8f3c362a-4afc-3fa1-965d-6bace4b0bc2b&quot;,&quot;title&quot;:&quot;Planting date, maturity, and temperature effects on soybean seed yield and composition&quot;,&quot;author&quot;:[{&quot;family&quot;:&quot;Mourtzinis&quot;,&quot;given&quot;:&quot;Spyridon&quot;,&quot;parse-names&quot;:false,&quot;dropping-particle&quot;:&quot;&quot;,&quot;non-dropping-particle&quot;:&quot;&quot;},{&quot;family&quot;:&quot;Gaspar&quot;,&quot;given&quot;:&quot;Adam P.&quot;,&quot;parse-names&quot;:false,&quot;dropping-particle&quot;:&quot;&quot;,&quot;non-dropping-particle&quot;:&quot;&quot;},{&quot;family&quot;:&quot;Naeve&quot;,&quot;given&quot;:&quot;Seth L.&quot;,&quot;parse-names&quot;:false,&quot;dropping-particle&quot;:&quot;&quot;,&quot;non-dropping-particle&quot;:&quot;&quot;},{&quot;family&quot;:&quot;Conley&quot;,&quot;given&quot;:&quot;Shawn P.&quot;,&quot;parse-names&quot;:false,&quot;dropping-particle&quot;:&quot;&quot;,&quot;non-dropping-particle&quot;:&quot;&quot;}],&quot;container-title&quot;:&quot;Agronomy Journal&quot;,&quot;container-title-short&quot;:&quot;Agron. J.&quot;,&quot;accessed&quot;:{&quot;date-parts&quot;:[[2025,9,14]]},&quot;DOI&quot;:&quot;10.2134/AGRONJ2017.05.0247&quot;,&quot;ISSN&quot;:&quot;14350645&quot;,&quot;issued&quot;:{&quot;date-parts&quot;:[[2017,9,1]]},&quot;page&quot;:&quot;2040-2049&quot;,&quot;abstract&quot;:&quot;Soybean [Glycine max (L.) Merr.] production has greatly increased in the upper U.S. Midwest over the last decade, but little information exists regarding the interactive effects of environment and spring management decisions on soybean seed yield and composition. Our objective was to assess the effect of four planting dates (PDs), four cultivar maturity groups (MGs), and ambient temperature between R5 to R8 (T5–T8) on soybean seed yield and composition. Field studies were established between 2014 and 2016 at three locations in Wisconsin and one in Minnesota. Across environmental conditions and management decisions, greater seed yield was positively correlated with protein and oil contents but negatively correlated with linoleic, linolenic, and sucrose contents. Multivariate data analysis showed positive synergies between early planting (late April–early May) and MG 2 for yield, oil, and oleic acid across the examined region. A MG 2 was the highest yielding and a ~1200 kg ha–1 yield difference was observed between early and late PDs. These results underline the complexity of the soybean yield-composition relationships. Additionally, the large variability in the responses of constituents to management decisions and temperature variations highlights the importance of a producer knowing the product’s end use (e.g., high yield vs. high protein) and accordingly modifying the growing environment by selecting an appropriate PD and MG for the respective region. To provide more accurate recommendations to a broader range of producers, multi-environment studies are imperative to capture large environmental variability in important soybean production areas across the United States.&quot;,&quot;publisher&quot;:&quot;American Society of Agronomy&quot;,&quot;issue&quot;:&quot;5&quot;,&quot;volume&quot;:&quot;109&quot;},&quot;isTemporary&quot;:false},{&quot;id&quot;:&quot;c9e6fadd-ce80-3734-8b40-af9efecfaddd&quot;,&quot;itemData&quot;:{&quot;type&quot;:&quot;article-journal&quot;,&quot;id&quot;:&quot;c9e6fadd-ce80-3734-8b40-af9efecfaddd&quot;,&quot;title&quot;:&quot;Short-Season Soybean Cultivars Have Similar Yields With Less Irrigation Than Longer-Season Cultivars&quot;,&quot;author&quot;:[{&quot;family&quot;:&quot;Edwards&quot;,&quot;given&quot;:&quot;Jeffrey T.&quot;,&quot;parse-names&quot;:false,&quot;dropping-particle&quot;:&quot;&quot;,&quot;non-dropping-particle&quot;:&quot;&quot;},{&quot;family&quot;:&quot;Purcell&quot;,&quot;given&quot;:&quot;Larry C.&quot;,&quot;parse-names&quot;:false,&quot;dropping-particle&quot;:&quot;&quot;,&quot;non-dropping-particle&quot;:&quot;&quot;},{&quot;family&quot;:&quot;Vories&quot;,&quot;given&quot;:&quot;Earl D.&quot;,&quot;parse-names&quot;:false,&quot;dropping-particle&quot;:&quot;&quot;,&quot;non-dropping-particle&quot;:&quot;&quot;},{&quot;family&quot;:&quot;Shannon&quot;,&quot;given&quot;:&quot;J. Grover&quot;,&quot;parse-names&quot;:false,&quot;dropping-particle&quot;:&quot;&quot;,&quot;non-dropping-particle&quot;:&quot;&quot;},{&quot;family&quot;:&quot;Ashlock&quot;,&quot;given&quot;:&quot;Lanny O.&quot;,&quot;parse-names&quot;:false,&quot;dropping-particle&quot;:&quot;&quot;,&quot;non-dropping-particle&quot;:&quot;&quot;}],&quot;container-title&quot;:&quot;Crop Management&quot;,&quot;accessed&quot;:{&quot;date-parts&quot;:[[2023,11,9]]},&quot;DOI&quot;:&quot;10.1094/CM-2003-0922-01-RS&quot;,&quot;ISSN&quot;:&quot;1543-7833&quot;,&quot;URL&quot;:&quot;https://onlinelibrary.wiley.com/doi/full/10.1094/CM-2003-0922-01-RS&quot;,&quot;issued&quot;:{&quot;date-parts&quot;:[[2003,1,1]]},&quot;page&quot;:&quot;1-7&quot;,&quot;abstract&quot;:&quot;The midsouthern USA often experiences a drought from mid-June through late- August. Short-season soybean (Glycine max. [L.] Merr.) cultivars (maturity groups [MG] 00, 0, I, II, III, and IV) were evaluated in narrow rows and at high populations for their ability to avoid drought at several locations in the mid- South. When planted in early May under nonirrigated conditions, MG 00 and 0 cultivars generally had lower yields than later-maturing cultivars. Within an irrigation treatment, cultivars from MG I, II, III, and IV generally produced similar yields under irrigated or nonirrigated conditions, but MG I and II cultivars required considerably less irrigation than cultivars from MG III and IV. April and early-May planting dates required less irrigation and generally yielded more than late-May or June planting dates for all MG and locations. This research demonstrates that yield potential in the mid-South is similar for cultivars from MG I, II, III, and IV under favorable conditions, that irrigation needs can be decreased by use of early-maturing cultivars planted in April or early May, and that risk of exposure to drought can be decreased by including MG I and II cultivars in a nonirrigated, early production system.&quot;,&quot;publisher&quot;:&quot;John Wiley &amp; Sons, Ltd&quot;,&quot;issue&quot;:&quot;1&quot;,&quot;volume&quot;:&quot;2&quot;,&quot;container-title-short&quot;:&quot;&quot;},&quot;isTemporary&quot;:false}],&quot;citationTag&quot;:&quot;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&quot;},{&quot;citationID&quot;:&quot;MENDELEY_CITATION_95123546-d83a-473a-84f8-32490961e03e&quot;,&quot;properties&quot;:{&quot;noteIndex&quot;:0},&quot;isEdited&quot;:false,&quot;manualOverride&quot;:{&quot;isManuallyOverridden&quot;:false,&quot;citeprocText&quot;:&quot;(Salmerón et al., 2016)&quot;,&quot;manualOverrideText&quot;:&quot;&quot;},&quot;citationItems&quot;:[{&quot;id&quot;:&quot;1975601f-77d1-3258-b56b-61d444f55e13&quot;,&quot;itemData&quot;:{&quot;type&quot;:&quot;article-journal&quot;,&quot;id&quot;:&quot;1975601f-77d1-3258-b56b-61d444f55e13&quot;,&quot;title&quot;:&quot;Yield Response to Planting Date Among Soybean Maturity Groups for Irrigated Production in the US Midsouth&quot;,&quot;author&quot;:[{&quot;family&quot;:&quot;Salmerón&quot;,&quot;given&quot;:&quot;Montserrat&quot;,&quot;parse-names&quot;:false,&quot;dropping-particle&quot;:&quot;&quot;,&quot;non-dropping-particle&quot;:&quot;&quot;},{&quot;family&quot;:&quot;Gbur&quot;,&quot;given&quot;:&quot;Edward E.&quot;,&quot;parse-names&quot;:false,&quot;dropping-particle&quot;:&quot;&quot;,&quot;non-dropping-particle&quot;:&quot;&quot;},{&quot;family&quot;:&quot;Bourland&quot;,&quot;given&quot;:&quot;Fred M.&quot;,&quot;parse-names&quot;:false,&quot;dropping-particle&quot;:&quot;&quot;,&quot;non-dropping-particle&quot;:&quot;&quot;},{&quot;family&quot;:&quot;Buehring&quot;,&quot;given&quot;:&quot;Normie W.&quot;,&quot;parse-names&quot;:false,&quot;dropping-particle&quot;:&quot;&quot;,&quot;non-dropping-particle&quot;:&quot;&quot;},{&quot;family&quot;:&quot;Earnest&quot;,&quot;given&quot;:&quot;Larry&quot;,&quot;parse-names&quot;:false,&quot;dropping-particle&quot;:&quot;&quot;,&quot;non-dropping-particle&quot;:&quot;&quot;},{&quot;family&quot;:&quot;Fritschi&quot;,&quot;given&quot;:&quot;Felix B.&quot;,&quot;parse-names&quot;:false,&quot;dropping-particle&quot;:&quot;&quot;,&quot;non-dropping-particle&quot;:&quot;&quot;},{&quot;family&quot;:&quot;Golden&quot;,&quot;given&quot;:&quot;Bobby R.&quot;,&quot;parse-names&quot;:false,&quot;dropping-particle&quot;:&quot;&quot;,&quot;non-dropping-particle&quot;:&quot;&quot;},{&quot;family&quot;:&quot;Hathcoat&quot;,&quot;given&quot;:&quot;Daniel&quot;,&quot;parse-names&quot;:false,&quot;dropping-particle&quot;:&quot;&quot;,&quot;non-dropping-particle&quot;:&quot;&quot;},{&quot;family&quot;:&quot;Lofton&quot;,&quot;given&quot;:&quot;Josh&quot;,&quot;parse-names&quot;:false,&quot;dropping-particle&quot;:&quot;&quot;,&quot;non-dropping-particle&quot;:&quot;&quot;},{&quot;family&quot;:&quot;McClure&quot;,&quot;given&quot;:&quot;Angela Thompson&quot;,&quot;parse-names&quot;:false,&quot;dropping-particle&quot;:&quot;&quot;,&quot;non-dropping-particle&quot;:&quot;&quot;},{&quot;family&quot;:&quot;Miller&quot;,&quot;given&quot;:&quot;Travis D.&quot;,&quot;parse-names&quot;:false,&quot;dropping-particle&quot;:&quot;&quot;,&quot;non-dropping-particle&quot;:&quot;&quot;},{&quot;family&quot;:&quot;Neely&quot;,&quot;given&quot;:&quot;Clark&quot;,&quot;parse-names&quot;:false,&quot;dropping-particle&quot;:&quot;&quot;,&quot;non-dropping-particle&quot;:&quot;&quot;},{&quot;family&quot;:&quot;Shannon&quot;,&quot;given&quot;:&quot;Grover&quot;,&quot;parse-names&quot;:false,&quot;dropping-particle&quot;:&quot;&quot;,&quot;non-dropping-particle&quot;:&quot;&quot;},{&quot;family&quot;:&quot;Udeigwe&quot;,&quot;given&quot;:&quot;Theophilus K.&quot;,&quot;parse-names&quot;:false,&quot;dropping-particle&quot;:&quot;&quot;,&quot;non-dropping-particle&quot;:&quot;&quot;},{&quot;family&quot;:&quot;Verbree&quot;,&quot;given&quot;:&quot;David A.&quot;,&quot;parse-names&quot;:false,&quot;dropping-particle&quot;:&quot;&quot;,&quot;non-dropping-particle&quot;:&quot;&quot;},{&quot;family&quot;:&quot;Vories&quot;,&quot;given&quot;:&quot;Earl D.&quot;,&quot;parse-names&quot;:false,&quot;dropping-particle&quot;:&quot;&quot;,&quot;non-dropping-particle&quot;:&quot;&quot;},{&quot;family&quot;:&quot;Wiebold&quot;,&quot;given&quot;:&quot;William J.&quot;,&quot;parse-names&quot;:false,&quot;dropping-particle&quot;:&quot;&quot;,&quot;non-dropping-particle&quot;:&quot;&quot;},{&quot;family&quot;:&quot;Purcell&quot;,&quot;given&quot;:&quot;Larry C.&quot;,&quot;parse-names&quot;:false,&quot;dropping-particle&quot;:&quot;&quot;,&quot;non-dropping-particle&quot;:&quot;&quot;}],&quot;container-title&quot;:&quot;Crop Science&quot;,&quot;container-title-short&quot;:&quot;Crop Sci.&quot;,&quot;accessed&quot;:{&quot;date-parts&quot;:[[2025,8,18]]},&quot;DOI&quot;:&quot;10.2135/CROPSCI2015.07.0466&quot;,&quot;ISSN&quot;:&quot;1435-0653&quot;,&quot;URL&quot;:&quot;/doi/pdf/10.2135/cropsci2015.07.0466&quot;,&quot;issued&quot;:{&quot;date-parts&quot;:[[2016,3,1]]},&quot;page&quot;:&quot;747-759&quot;,&quot;abstract&quot;:&quot;Planting date is one of the main factors affecting soybean (Glycine max [L.] Merr.) yield. Environmental conditions in the US Midsouth allow for planting dates from late March through early July, and maturity groups (MGs) ranging from 3 to 6. However, the complexity of interactions among planting date, MG, and the environment makes the selection of an optimum MG cultivar difficult. A regional 3-yr study, conducted at eight locations with latitudes ranging from 30.6 to 38.9°N, planting dates ranging from late March to early July, and MGs 3 to 6, was used to examine the relationship between relative yield and planting day. The data indicated that yield was dependent on the location and MG choice. There was a quadratic response of relative yield to planting day in six out of the eight locations studied for MG 3 cultivars, and in five locations for MG 4 cultivars. On the other hand, MG 5 and 6 cultivars were more likely to have a negative linear relationship, with a quadratic response in only two of the eight locations. Optimum planting dates that maximized yield were dependent on the location and MG combination and ranged from 22 March to 17 May. Delaying planting dates from mid May to early June reduced yields by 0.09 to 1.69% per day, with the rate of decline greatest at the southern-most locations. Overall, MG 4 cultivars maximized yield or were not statistically different from the highest yielding MG at most locations and planting dates.&quot;,&quot;publisher&quot;:&quot;John Wiley &amp; Sons, Ltd&quot;,&quot;issue&quot;:&quot;2&quot;,&quot;volume&quot;:&quot;56&quot;},&quot;isTemporary&quot;:false}],&quot;citationTag&quot;:&quot;MENDELEY_CITATION_v3_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&quot;},{&quot;citationID&quot;:&quot;MENDELEY_CITATION_573a376c-5c2d-4f6e-ae3b-83d1d27e533c&quot;,&quot;properties&quot;:{&quot;noteIndex&quot;:0},&quot;isEdited&quot;:false,&quot;manualOverride&quot;:{&quot;isManuallyOverridden&quot;:false,&quot;citeprocText&quot;:&quot;(NASS, 2023)&quot;,&quot;manualOverrideText&quot;:&quot;&quot;},&quot;citationItems&quot;:[{&quot;id&quot;:&quot;d701c2d9-2019-3c23-ad55-73a9efa788e5&quot;,&quot;itemData&quot;:{&quot;type&quot;:&quot;article&quot;,&quot;id&quot;:&quot;d701c2d9-2019-3c23-ad55-73a9efa788e5&quot;,&quot;title&quot;:&quot;Surveys. National Agricultural Statistics Service, USDA. URL: https://www.nass.usda.gov/Surveys. Accessed November 2, 2023&quot;,&quot;author&quot;:[{&quot;family&quot;:&quot;NASS&quot;,&quot;given&quot;:&quot;&quot;,&quot;parse-names&quot;:false,&quot;dropping-particle&quot;:&quot;&quot;,&quot;non-dropping-particle&quot;:&quot;&quot;}],&quot;issued&quot;:{&quot;date-parts&quot;:[[2023]]},&quot;container-title-short&quot;:&quot;&quot;},&quot;isTemporary&quot;:false}],&quot;citationTag&quot;:&quot;MENDELEY_CITATION_v3_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&quot;},{&quot;citationID&quot;:&quot;MENDELEY_CITATION_1d661313-8f7a-48f0-aa4f-f40698f041e0&quot;,&quot;properties&quot;:{&quot;noteIndex&quot;:0},&quot;isEdited&quot;:false,&quot;manualOverride&quot;:{&quot;isManuallyOverridden&quot;:true,&quot;citeprocText&quot;:&quot;(Probert et al., 1998; Keating et al., 2003; Huth et al., 2010; Holzworth et al., 2014)&quot;,&quot;manualOverrideText&quot;:&quot;(Holzworth et al., 2018)&quot;},&quot;citationItems&quot;:[{&quot;id&quot;:&quot;c2bc14cf-0d42-3a59-bc8c-7b238ef775b2&quot;,&quot;itemData&quot;:{&quot;type&quot;:&quot;article-journal&quot;,&quot;id&quot;:&quot;c2bc14cf-0d42-3a59-bc8c-7b238ef775b2&quot;,&quot;title&quot;:&quot;APSIM's water and nitrogen modules and simulation of the dynamics of water and nitrogen in fallow systems&quot;,&quot;author&quot;:[{&quot;family&quot;:&quot;Probert&quot;,&quot;given&quot;:&quot;M.E.&quot;,&quot;parse-names&quot;:false,&quot;dropping-particle&quot;:&quot;&quot;,&quot;non-dropping-particle&quot;:&quot;&quot;},{&quot;family&quot;:&quot;Dimes&quot;,&quot;given&quot;:&quot;J.P.&quot;,&quot;parse-names&quot;:false,&quot;dropping-particle&quot;:&quot;&quot;,&quot;non-dropping-particle&quot;:&quot;&quot;},{&quot;family&quot;:&quot;Keating&quot;,&quot;given&quot;:&quot;B.A.&quot;,&quot;parse-names&quot;:false,&quot;dropping-particle&quot;:&quot;&quot;,&quot;non-dropping-particle&quot;:&quot;&quot;},{&quot;family&quot;:&quot;Dalal&quot;,&quot;given&quot;:&quot;R.C.&quot;,&quot;parse-names&quot;:false,&quot;dropping-particle&quot;:&quot;&quot;,&quot;non-dropping-particle&quot;:&quot;&quot;},{&quot;family&quot;:&quot;Strong&quot;,&quot;given&quot;:&quot;W.M.&quot;,&quot;parse-names&quot;:false,&quot;dropping-particle&quot;:&quot;&quot;,&quot;non-dropping-particle&quot;:&quot;&quot;}],&quot;container-title&quot;:&quot;Agricultural Systems&quot;,&quot;container-title-short&quot;:&quot;Agric. Syst.&quot;,&quot;accessed&quot;:{&quot;date-parts&quot;:[[2017,12,24]]},&quot;DOI&quot;:&quot;10.1016/S0308-521X(97)00028-0&quot;,&quot;ISSN&quot;:&quot;0308-521X&quot;,&quot;URL&quot;:&quot;https://www.sciencedirect.com/science/article/pii/S0308521X97000280&quot;,&quot;issued&quot;:{&quot;date-parts&quot;:[[1998,1,1]]},&quot;page&quot;:&quot;1-28&quot;,&quot;abstract&quot;:&quot;APSIM (Agricultural Production Systems Simulator) is a software system which provides a flexible structure for the simulation of climatic and soil management effects on growth of crops in farming systems and changes in the soil resource. The focus of this paper is the predictive performance of APSIM for simulation of soil water and nitrate nitrogen in contrasting soils (vertisols and alfisols) and environments. The three APSIM modules that determine the dynamics of water, carbon, and nitrogen in the soil system (viz. SOILWAT, SOILN and RESIDUE v.1) are described in terms of the processes represented, with particular emphasis on aspects of their coding that differ from their precursors in CERES and PERFECT. The most fundamental change is in SOILN, which now provides a formal balance of both carbon and nitrogen in the soil and includes a labile soil organic matter pool that decomposes more rapidly than the bulk of the soil organic matter. Model performance, in terms of prediction of soil water and nitrate, is evaluated during fallows, thereby avoiding complications arising from water use and nitrogen uptake by a crop. One data set is from a long-term experiment on a vertisol in southeast Queensland which studied two tillage treatments (conventional and zero tillage) in combination with fertiliser nitrogen inputs for the growth of wheat; soil water and nitrate were measured twice each year (pre-planting and post-harvest). The second comes from experiments at Katherine, Northern Territory, where legume leys growing on alfisols were chemically killed and ensuing changes in soil water and nitrate were measured during a single season. For both datasets, the predictive ability of the model was satisfactory for water and nitrate, in terms of both the total amounts in the whole profile and their distribution with depth. Since neither of these datasets included measurements of the runoff component of the water balance, this aspect of model performance was evaluated, and shown to be generally good, using data from a third source where runoff had been measured from contour bay catchments.&quot;,&quot;publisher&quot;:&quot;Elsevier&quot;,&quot;issue&quot;:&quot;1&quot;,&quot;volume&quot;:&quot;56&quot;},&quot;isTemporary&quot;:false},{&quot;id&quot;:&quot;44627c49-825c-3eeb-8646-39af015b966b&quot;,&quot;itemData&quot;:{&quot;type&quot;:&quot;article-journal&quot;,&quot;id&quot;:&quot;44627c49-825c-3eeb-8646-39af015b966b&quot;,&quot;title&quot;:&quot;Impacts of fertilisers and legumes on N2O and CO2 emissions from soils in subtropical agricultural systems: A simulation study&quot;,&quot;author&quot;:[{&quot;family&quot;:&quot;Huth&quot;,&quot;given&quot;:&quot;N. I.&quot;,&quot;parse-names&quot;:false,&quot;dropping-particle&quot;:&quot;&quot;,&quot;non-dropping-particle&quot;:&quot;&quot;},{&quot;family&quot;:&quot;Thorburn&quot;,&quot;given&quot;:&quot;P. J.&quot;,&quot;parse-names&quot;:false,&quot;dropping-particle&quot;:&quot;&quot;,&quot;non-dropping-particle&quot;:&quot;&quot;},{&quot;family&quot;:&quot;Radford&quot;,&quot;given&quot;:&quot;B. J.&quot;,&quot;parse-names&quot;:false,&quot;dropping-particle&quot;:&quot;&quot;,&quot;non-dropping-particle&quot;:&quot;&quot;},{&quot;family&quot;:&quot;Thornton&quot;,&quot;given&quot;:&quot;C. M.&quot;,&quot;parse-names&quot;:false,&quot;dropping-particle&quot;:&quot;&quot;,&quot;non-dropping-particle&quot;:&quot;&quot;}],&quot;container-title&quot;:&quot;Agriculture, Ecosystems &amp; Environment&quot;,&quot;container-title-short&quot;:&quot;Agric. Ecosyst. Environ.&quot;,&quot;accessed&quot;:{&quot;date-parts&quot;:[[2021,11,29]]},&quot;DOI&quot;:&quot;10.1016/J.AGEE.2009.12.016&quot;,&quot;ISSN&quot;:&quot;0167-8809&quot;,&quot;issued&quot;:{&quot;date-parts&quot;:[[2010,3,15]]},&quot;page&quot;:&quot;351-357&quot;,&quot;abstract&quot;:&quot;There is increasing focus on greenhouse gas emissions from agricultural systems. One suggested method for increasing the sequestration of carbon (C) within agricultural soils is to increase crop productivity and therefore C input into the soil. However, if enhanced production is achieved via nitrogenous fertilisers, there is a potential tradeoff between decreased C emissions and increased nitrous oxide (N2O) emissions due to the increased soil C and nitrogen (N). An alternative is to incorporate leguminous crops into cereal cropping rotations to provide a biological source of N. However, the likely production of N2O from N released during the decomposition of leguminous residues is unknown as is the impact on C input into the soil when some cereal crops are replaced with grain legumes. Consequently, an analysis of the likely impacts has been undertaken for a subtropical dryland cropping system in Queensland, Australia where soil, climate and management are conducive to denitrification losses. A series of scenarios embracing a range of cropping rotations, N fertilisers and leguminous crops was tested using the Agricultural Production Systems Simulator (APSIM). The model configuration was tested using long term data from the Brigalow Catchment Study site near Theodore, Queensland, Australia (24.81°S, 149.80°E). A wide range of data was used in testing the model for the major terms in the C, N and water balances. Scenario analyses of alternative management systems including the use of fertiliser or legume grain or forage crops within cereal rotations demonstrated that soil C can be managed to some degree via simple changes in agronomic practice. The use of legumes within cereal rotations was not always as effective in reducing N2O emissions as improved fertiliser practice. For example, replacing wheat with chickpea did not reduce N2O emission relative to fertilised systems and did not assist in increasing soil C due to impacts on stubble cover over the important summer months. The fact that some interventions proved counterproductive due to complex feedback mechanisms highlights the need for detailed models which capture the links between water, C, N and management. Crown Copyright © 2010.&quot;,&quot;publisher&quot;:&quot;Elsevier&quot;,&quot;issue&quot;:&quot;3-4&quot;,&quot;volume&quot;:&quot;136&quot;},&quot;isTemporary&quot;:false},{&quot;id&quot;:&quot;20699f79-79e0-3dbf-8cf7-9c3d614b38c7&quot;,&quot;itemData&quot;:{&quot;type&quot;:&quot;article-journal&quot;,&quot;id&quot;:&quot;20699f79-79e0-3dbf-8cf7-9c3d614b38c7&quot;,&quot;title&quot;:&quot;An overview of APSIM, a model designed for farming systems simulation&quot;,&quot;author&quot;:[{&quot;family&quot;:&quot;Keating&quot;,&quot;given&quot;:&quot;B.A&quot;,&quot;parse-names&quot;:false,&quot;dropping-particle&quot;:&quot;&quot;,&quot;non-dropping-particle&quot;:&quot;&quot;},{&quot;family&quot;:&quot;Carberry&quot;,&quot;given&quot;:&quot;P.S&quot;,&quot;parse-names&quot;:false,&quot;dropping-particle&quot;:&quot;&quot;,&quot;non-dropping-particle&quot;:&quot;&quot;},{&quot;family&quot;:&quot;Hammer&quot;,&quot;given&quot;:&quot;G.L&quot;,&quot;parse-names&quot;:false,&quot;dropping-particle&quot;:&quot;&quot;,&quot;non-dropping-particle&quot;:&quot;&quot;},{&quot;family&quot;:&quot;Probert&quot;,&quot;given&quot;:&quot;M.E&quot;,&quot;parse-names&quot;:false,&quot;dropping-particle&quot;:&quot;&quot;,&quot;non-dropping-particle&quot;:&quot;&quot;},{&quot;family&quot;:&quot;Robertson&quot;,&quot;given&quot;:&quot;M.J&quot;,&quot;parse-names&quot;:false,&quot;dropping-particle&quot;:&quot;&quot;,&quot;non-dropping-particle&quot;:&quot;&quot;},{&quot;family&quot;:&quot;Holzworth&quot;,&quot;given&quot;:&quot;D&quot;,&quot;parse-names&quot;:false,&quot;dropping-particle&quot;:&quot;&quot;,&quot;non-dropping-particle&quot;:&quot;&quot;},{&quot;family&quot;:&quot;Huth&quot;,&quot;given&quot;:&quot;N.I&quot;,&quot;parse-names&quot;:false,&quot;dropping-particle&quot;:&quot;&quot;,&quot;non-dropping-particle&quot;:&quot;&quot;},{&quot;family&quot;:&quot;Hargreaves&quot;,&quot;given&quot;:&quot;J.N.G&quot;,&quot;parse-names&quot;:false,&quot;dropping-particle&quot;:&quot;&quot;,&quot;non-dropping-particle&quot;:&quot;&quot;},{&quot;family&quot;:&quot;Meinke&quot;,&quot;given&quot;:&quot;H&quot;,&quot;parse-names&quot;:false,&quot;dropping-particle&quot;:&quot;&quot;,&quot;non-dropping-particle&quot;:&quot;&quot;},{&quot;family&quot;:&quot;Hochman&quot;,&quot;given&quot;:&quot;Z&quot;,&quot;parse-names&quot;:false,&quot;dropping-particle&quot;:&quot;&quot;,&quot;non-dropping-particle&quot;:&quot;&quot;},{&quot;family&quot;:&quot;McLean&quot;,&quot;given&quot;:&quot;G&quot;,&quot;parse-names&quot;:false,&quot;dropping-particle&quot;:&quot;&quot;,&quot;non-dropping-particle&quot;:&quot;&quot;},{&quot;family&quot;:&quot;Verburg&quot;,&quot;given&quot;:&quot;K&quot;,&quot;parse-names&quot;:false,&quot;dropping-particle&quot;:&quot;&quot;,&quot;non-dropping-particle&quot;:&quot;&quot;},{&quot;family&quot;:&quot;Snow&quot;,&quot;given&quot;:&quot;V&quot;,&quot;parse-names&quot;:false,&quot;dropping-particle&quot;:&quot;&quot;,&quot;non-dropping-particle&quot;:&quot;&quot;},{&quot;family&quot;:&quot;Dimes&quot;,&quot;given&quot;:&quot;J.P&quot;,&quot;parse-names&quot;:false,&quot;dropping-particle&quot;:&quot;&quot;,&quot;non-dropping-particle&quot;:&quot;&quot;},{&quot;family&quot;:&quot;Silburn&quot;,&quot;given&quot;:&quot;M&quot;,&quot;parse-names&quot;:false,&quot;dropping-particle&quot;:&quot;&quot;,&quot;non-dropping-particle&quot;:&quot;&quot;},{&quot;family&quot;:&quot;Wang&quot;,&quot;given&quot;:&quot;E&quot;,&quot;parse-names&quot;:false,&quot;dropping-particle&quot;:&quot;&quot;,&quot;non-dropping-particle&quot;:&quot;&quot;},{&quot;family&quot;:&quot;Brown&quot;,&quot;given&quot;:&quot;S&quot;,&quot;parse-names&quot;:false,&quot;dropping-particle&quot;:&quot;&quot;,&quot;non-dropping-particle&quot;:&quot;&quot;},{&quot;family&quot;:&quot;Bristow&quot;,&quot;given&quot;:&quot;K.L&quot;,&quot;parse-names&quot;:false,&quot;dropping-particle&quot;:&quot;&quot;,&quot;non-dropping-particle&quot;:&quot;&quot;},{&quot;family&quot;:&quot;Asseng&quot;,&quot;given&quot;:&quot;S&quot;,&quot;parse-names&quot;:false,&quot;dropping-particle&quot;:&quot;&quot;,&quot;non-dropping-particle&quot;:&quot;&quot;},{&quot;family&quot;:&quot;Chapman&quot;,&quot;given&quot;:&quot;S&quot;,&quot;parse-names&quot;:false,&quot;dropping-particle&quot;:&quot;&quot;,&quot;non-dropping-particle&quot;:&quot;&quot;},{&quot;family&quot;:&quot;McCown&quot;,&quot;given&quot;:&quot;R.L&quot;,&quot;parse-names&quot;:false,&quot;dropping-particle&quot;:&quot;&quot;,&quot;non-dropping-particle&quot;:&quot;&quot;},{&quot;family&quot;:&quot;Freebairn&quot;,&quot;given&quot;:&quot;D.M&quot;,&quot;parse-names&quot;:false,&quot;dropping-particle&quot;:&quot;&quot;,&quot;non-dropping-particle&quot;:&quot;&quot;},{&quot;family&quot;:&quot;Smith&quot;,&quot;given&quot;:&quot;C.J&quot;,&quot;parse-names&quot;:false,&quot;dropping-particle&quot;:&quot;&quot;,&quot;non-dropping-particle&quot;:&quot;&quot;}],&quot;container-title&quot;:&quot;European Journal of Agronomy&quot;,&quot;accessed&quot;:{&quot;date-parts&quot;:[[2018,8,5]]},&quot;DOI&quot;:&quot;10.1016/S1161-0301(02)00108-9&quot;,&quot;ISSN&quot;:&quot;1161-0301&quot;,&quot;URL&quot;:&quot;https://www.sciencedirect.com/science/article/pii/S1161030102001089&quot;,&quot;issued&quot;:{&quot;date-parts&quot;:[[2003,1,1]]},&quot;page&quot;:&quot;267-288&quot;,&quot;abstract&quot;:&quot;The Agricultural Production Systems Simulator (APSIM) is a modular modelling framework that has been developed by the Agricultural Production Systems Research Unit in Australia. APSIM was developed to simulate biophysical process in farming systems, in particular where there is interest in the economic and ecological outcomes of management practice in the face of climatic risk. The paper outlines APSIM's structure and provides details of the concepts behind the different plant, soil and management modules. These modules include a diverse range of crops, pastures and trees, soil processes including water balance, N and P transformations, soil pH, erosion and a full range of management controls. Reports of APSIM testing in a diverse range of systems and environments are summarised. An example of model performance in a long-term cropping systems trial is provided. APSIM has been used in a broad range of applications, including support for on-farm decision making, farming systems design for production or resource management objectives, assessment of the value of seasonal climate forecasting, analysis of supply chain issues in agribusiness activities, development of waste management guidelines, risk assessment for government policy making and as a guide to research and education activity. An extensive citation list for these model testing and application studies is provided.&quot;,&quot;publisher&quot;:&quot;Elsevier&quot;,&quot;issue&quot;:&quot;3-4&quot;,&quot;volume&quot;:&quot;18&quot;,&quot;container-title-short&quot;:&quot;&quot;},&quot;isTemporary&quot;:false},{&quot;id&quot;:&quot;7f53d344-fbc7-37fc-bafc-39df4389f44c&quot;,&quot;itemData&quot;:{&quot;type&quot;:&quot;article-journal&quot;,&quot;id&quot;:&quot;7f53d344-fbc7-37fc-bafc-39df4389f44c&quot;,&quot;title&quot;:&quot;APSIM – Evolution towards a new generation of agricultural systems simulation&quot;,&quot;author&quot;:[{&quot;family&quot;:&quot;Holzworth&quot;,&quot;given&quot;:&quot;Dean P.&quot;,&quot;parse-names&quot;:false,&quot;dropping-particle&quot;:&quot;&quot;,&quot;non-dropping-particle&quot;:&quot;&quot;},{&quot;family&quot;:&quot;Huth&quot;,&quot;given&quot;:&quot;Neil I.&quot;,&quot;parse-names&quot;:false,&quot;dropping-particle&quot;:&quot;&quot;,&quot;non-dropping-particle&quot;:&quot;&quot;},{&quot;family&quot;:&quot;deVoil&quot;,&quot;given&quot;:&quot;Peter G.&quot;,&quot;parse-names&quot;:false,&quot;dropping-particle&quot;:&quot;&quot;,&quot;non-dropping-particle&quot;:&quot;&quot;},{&quot;family&quot;:&quot;Zurcher&quot;,&quot;given&quot;:&quot;Eric J.&quot;,&quot;parse-names&quot;:false,&quot;dropping-particle&quot;:&quot;&quot;,&quot;non-dropping-particle&quot;:&quot;&quot;},{&quot;family&quot;:&quot;Herrmann&quot;,&quot;given&quot;:&quot;Neville I.&quot;,&quot;parse-names&quot;:false,&quot;dropping-particle&quot;:&quot;&quot;,&quot;non-dropping-particle&quot;:&quot;&quot;},{&quot;family&quot;:&quot;McLean&quot;,&quot;given&quot;:&quot;Greg&quot;,&quot;parse-names&quot;:false,&quot;dropping-particle&quot;:&quot;&quot;,&quot;non-dropping-particle&quot;:&quot;&quot;},{&quot;family&quot;:&quot;Chenu&quot;,&quot;given&quot;:&quot;Karine&quot;,&quot;parse-names&quot;:false,&quot;dropping-particle&quot;:&quot;&quot;,&quot;non-dropping-particle&quot;:&quot;&quot;},{&quot;family&quot;:&quot;Oosterom&quot;,&quot;given&quot;:&quot;Erik J.&quot;,&quot;parse-names&quot;:false,&quot;dropping-particle&quot;:&quot;&quot;,&quot;non-dropping-particle&quot;:&quot;van&quot;},{&quot;family&quot;:&quot;Snow&quot;,&quot;given&quot;:&quot;Val&quot;,&quot;parse-names&quot;:false,&quot;dropping-particle&quot;:&quot;&quot;,&quot;non-dropping-particle&quot;:&quot;&quot;},{&quot;family&quot;:&quot;Murphy&quot;,&quot;given&quot;:&quot;Chris&quot;,&quot;parse-names&quot;:false,&quot;dropping-particle&quot;:&quot;&quot;,&quot;non-dropping-particle&quot;:&quot;&quot;},{&quot;family&quot;:&quot;Moore&quot;,&quot;given&quot;:&quot;Andrew D.&quot;,&quot;parse-names&quot;:false,&quot;dropping-particle&quot;:&quot;&quot;,&quot;non-dropping-particle&quot;:&quot;&quot;},{&quot;family&quot;:&quot;Brown&quot;,&quot;given&quot;:&quot;Hamish&quot;,&quot;parse-names&quot;:false,&quot;dropping-particle&quot;:&quot;&quot;,&quot;non-dropping-particle&quot;:&quot;&quot;},{&quot;family&quot;:&quot;Whish&quot;,&quot;given&quot;:&quot;Jeremy P.M.&quot;,&quot;parse-names&quot;:false,&quot;dropping-particle&quot;:&quot;&quot;,&quot;non-dropping-particle&quot;:&quot;&quot;},{&quot;family&quot;:&quot;Verrall&quot;,&quot;given&quot;:&quot;Shaun&quot;,&quot;parse-names&quot;:false,&quot;dropping-particle&quot;:&quot;&quot;,&quot;non-dropping-particle&quot;:&quot;&quot;},{&quot;family&quot;:&quot;Fainges&quot;,&quot;given&quot;:&quot;Justin&quot;,&quot;parse-names&quot;:false,&quot;dropping-particle&quot;:&quot;&quot;,&quot;non-dropping-particle&quot;:&quot;&quot;},{&quot;family&quot;:&quot;Bell&quot;,&quot;given&quot;:&quot;Lindsay W.&quot;,&quot;parse-names&quot;:false,&quot;dropping-particle&quot;:&quot;&quot;,&quot;non-dropping-particle&quot;:&quot;&quot;},{&quot;family&quot;:&quot;Peake&quot;,&quot;given&quot;:&quot;Allan S.&quot;,&quot;parse-names&quot;:false,&quot;dropping-particle&quot;:&quot;&quot;,&quot;non-dropping-particle&quot;:&quot;&quot;},{&quot;family&quot;:&quot;Poulton&quot;,&quot;given&quot;:&quot;Perry L.&quot;,&quot;parse-names&quot;:false,&quot;dropping-particle&quot;:&quot;&quot;,&quot;non-dropping-particle&quot;:&quot;&quot;},{&quot;family&quot;:&quot;Hochman&quot;,&quot;given&quot;:&quot;Zvi&quot;,&quot;parse-names&quot;:false,&quot;dropping-particle&quot;:&quot;&quot;,&quot;non-dropping-particle&quot;:&quot;&quot;},{&quot;family&quot;:&quot;Thorburn&quot;,&quot;given&quot;:&quot;Peter J.&quot;,&quot;parse-names&quot;:false,&quot;dropping-particle&quot;:&quot;&quot;,&quot;non-dropping-particle&quot;:&quot;&quot;},{&quot;family&quot;:&quot;Gaydon&quot;,&quot;given&quot;:&quot;Donald S.&quot;,&quot;parse-names&quot;:false,&quot;dropping-particle&quot;:&quot;&quot;,&quot;non-dropping-particle&quot;:&quot;&quot;},{&quot;family&quot;:&quot;Dalgliesh&quot;,&quot;given&quot;:&quot;Neal P.&quot;,&quot;parse-names&quot;:false,&quot;dropping-particle&quot;:&quot;&quot;,&quot;non-dropping-particle&quot;:&quot;&quot;},{&quot;family&quot;:&quot;Rodriguez&quot;,&quot;given&quot;:&quot;Daniel&quot;,&quot;parse-names&quot;:false,&quot;dropping-particle&quot;:&quot;&quot;,&quot;non-dropping-particle&quot;:&quot;&quot;},{&quot;family&quot;:&quot;Cox&quot;,&quot;given&quot;:&quot;Howard&quot;,&quot;parse-names&quot;:false,&quot;dropping-particle&quot;:&quot;&quot;,&quot;non-dropping-particle&quot;:&quot;&quot;},{&quot;family&quot;:&quot;Chapman&quot;,&quot;given&quot;:&quot;Scott&quot;,&quot;parse-names&quot;:false,&quot;dropping-particle&quot;:&quot;&quot;,&quot;non-dropping-particle&quot;:&quot;&quot;},{&quot;family&quot;:&quot;Doherty&quot;,&quot;given&quot;:&quot;Alastair&quot;,&quot;parse-names&quot;:false,&quot;dropping-particle&quot;:&quot;&quot;,&quot;non-dropping-particle&quot;:&quot;&quot;},{&quot;family&quot;:&quot;Teixeira&quot;,&quot;given&quot;:&quot;Edmar&quot;,&quot;parse-names&quot;:false,&quot;dropping-particle&quot;:&quot;&quot;,&quot;non-dropping-particle&quot;:&quot;&quot;},{&quot;family&quot;:&quot;Sharp&quot;,&quot;given&quot;:&quot;Joanna&quot;,&quot;parse-names&quot;:false,&quot;dropping-particle&quot;:&quot;&quot;,&quot;non-dropping-particle&quot;:&quot;&quot;},{&quot;family&quot;:&quot;Cichota&quot;,&quot;given&quot;:&quot;Rogerio&quot;,&quot;parse-names&quot;:false,&quot;dropping-particle&quot;:&quot;&quot;,&quot;non-dropping-particle&quot;:&quot;&quot;},{&quot;family&quot;:&quot;Vogeler&quot;,&quot;given&quot;:&quot;Iris&quot;,&quot;parse-names&quot;:false,&quot;dropping-particle&quot;:&quot;&quot;,&quot;non-dropping-particle&quot;:&quot;&quot;},{&quot;family&quot;:&quot;Li&quot;,&quot;given&quot;:&quot;Frank Y.&quot;,&quot;parse-names&quot;:false,&quot;dropping-particle&quot;:&quot;&quot;,&quot;non-dropping-particle&quot;:&quot;&quot;},{&quot;family&quot;:&quot;Wang&quot;,&quot;given&quot;:&quot;Enli&quot;,&quot;parse-names&quot;:false,&quot;dropping-particle&quot;:&quot;&quot;,&quot;non-dropping-particle&quot;:&quot;&quot;},{&quot;family&quot;:&quot;Hammer&quot;,&quot;given&quot;:&quot;Graeme L.&quot;,&quot;parse-names&quot;:false,&quot;dropping-particle&quot;:&quot;&quot;,&quot;non-dropping-particle&quot;:&quot;&quot;},{&quot;family&quot;:&quot;Robertson&quot;,&quot;given&quot;:&quot;Michael J.&quot;,&quot;parse-names&quot;:false,&quot;dropping-particle&quot;:&quot;&quot;,&quot;non-dropping-particle&quot;:&quot;&quot;},{&quot;family&quot;:&quot;Dimes&quot;,&quot;given&quot;:&quot;John P.&quot;,&quot;parse-names&quot;:false,&quot;dropping-particle&quot;:&quot;&quot;,&quot;non-dropping-particle&quot;:&quot;&quot;},{&quot;family&quot;:&quot;Whitbread&quot;,&quot;given&quot;:&quot;Anthony M.&quot;,&quot;parse-names&quot;:false,&quot;dropping-particle&quot;:&quot;&quot;,&quot;non-dropping-particle&quot;:&quot;&quot;},{&quot;family&quot;:&quot;Hunt&quot;,&quot;given&quot;:&quot;James&quot;,&quot;parse-names&quot;:false,&quot;dropping-particle&quot;:&quot;&quot;,&quot;non-dropping-particle&quot;:&quot;&quot;},{&quot;family&quot;:&quot;Rees&quot;,&quot;given&quot;:&quot;Harm&quot;,&quot;parse-names&quot;:false,&quot;dropping-particle&quot;:&quot;&quot;,&quot;non-dropping-particle&quot;:&quot;van&quot;},{&quot;family&quot;:&quot;McClelland&quot;,&quot;given&quot;:&quot;Tim&quot;,&quot;parse-names&quot;:false,&quot;dropping-particle&quot;:&quot;&quot;,&quot;non-dropping-particle&quot;:&quot;&quot;},{&quot;family&quot;:&quot;Carberry&quot;,&quot;given&quot;:&quot;Peter S.&quot;,&quot;parse-names&quot;:false,&quot;dropping-particle&quot;:&quot;&quot;,&quot;non-dropping-particle&quot;:&quot;&quot;},{&quot;family&quot;:&quot;Hargreaves&quot;,&quot;given&quot;:&quot;John N.G.&quot;,&quot;parse-names&quot;:false,&quot;dropping-particle&quot;:&quot;&quot;,&quot;non-dropping-particle&quot;:&quot;&quot;},{&quot;family&quot;:&quot;MacLeod&quot;,&quot;given&quot;:&quot;Neil&quot;,&quot;parse-names&quot;:false,&quot;dropping-particle&quot;:&quot;&quot;,&quot;non-dropping-particle&quot;:&quot;&quot;},{&quot;family&quot;:&quot;McDonald&quot;,&quot;given&quot;:&quot;Cam&quot;,&quot;parse-names&quot;:false,&quot;dropping-particle&quot;:&quot;&quot;,&quot;non-dropping-particle&quot;:&quot;&quot;},{&quot;family&quot;:&quot;Harsdorf&quot;,&quot;given&quot;:&quot;Justin&quot;,&quot;parse-names&quot;:false,&quot;dropping-particle&quot;:&quot;&quot;,&quot;non-dropping-particle&quot;:&quot;&quot;},{&quot;family&quot;:&quot;Wedgwood&quot;,&quot;given&quot;:&quot;Sara&quot;,&quot;parse-names&quot;:false,&quot;dropping-particle&quot;:&quot;&quot;,&quot;non-dropping-particle&quot;:&quot;&quot;},{&quot;family&quot;:&quot;Keating&quot;,&quot;given&quot;:&quot;Brian A.&quot;,&quot;parse-names&quot;:false,&quot;dropping-particle&quot;:&quot;&quot;,&quot;non-dropping-particle&quot;:&quot;&quot;}],&quot;container-title&quot;:&quot;Environmental Modelling &amp; Software&quot;,&quot;accessed&quot;:{&quot;date-parts&quot;:[[2018,8,5]]},&quot;DOI&quot;:&quot;10.1016/J.ENVSOFT.2014.07.009&quot;,&quot;ISSN&quot;:&quot;1364-8152&quot;,&quot;URL&quot;:&quot;https://www.sciencedirect.com/science/article/pii/S1364815214002102&quot;,&quot;issued&quot;:{&quot;date-parts&quot;:[[2014,12,1]]},&quot;page&quot;:&quot;327-350&quot;,&quot;abstract&quot;:&quot;Agricultural systems models worldwide are increasingly being used to explore options and solutions for the food security, climate change adaptation and mitigation and carbon trading problem domains. APSIM (Agricultural Production Systems sIMulator) is one such model that continues to be applied and adapted to this challenging research agenda. From its inception twenty years ago, APSIM has evolved into a framework containing many of the key models required to explore changes in agricultural landscapes with capability ranging from simulation of gene expression through to multi-field farms and beyond. Keating et al. (2003) described many of the fundamental attributes of APSIM in detail. Much has changed in the last decade, and the APSIM community has been exploring novel scientific domains and utilising software developments in social media, web and mobile applications to provide simulation tools adapted to new demands. This paper updates the earlier work by Keating et al. (2003) and chronicles the changing external challenges and opportunities being placed on APSIM during the last decade. It also explores and discusses how APSIM has been evolving to a “next generation” framework with improved features and capabilities that allow its use in many diverse topics.&quot;,&quot;publisher&quot;:&quot;Elsevier&quot;,&quot;volume&quot;:&quot;62&quot;,&quot;container-title-short&quot;:&quot;&quot;},&quot;isTemporary&quot;:false}],&quot;citationTag&quot;:&quot;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&quot;},{&quot;citationID&quot;:&quot;MENDELEY_CITATION_4a92be67-be5f-418a-8e97-a5309534f3d3&quot;,&quot;properties&quot;:{&quot;noteIndex&quot;:0},&quot;isEdited&quot;:false,&quot;manualOverride&quot;:{&quot;isManuallyOverridden&quot;:true,&quot;citeprocText&quot;:&quot;(Salmerón et al., 2016)&quot;,&quot;manualOverrideText&quot;:&quot;Salmerón et al. (2016)&quot;},&quot;citationItems&quot;:[{&quot;id&quot;:&quot;1975601f-77d1-3258-b56b-61d444f55e13&quot;,&quot;itemData&quot;:{&quot;type&quot;:&quot;article-journal&quot;,&quot;id&quot;:&quot;1975601f-77d1-3258-b56b-61d444f55e13&quot;,&quot;title&quot;:&quot;Yield Response to Planting Date Among Soybean Maturity Groups for Irrigated Production in the US Midsouth&quot;,&quot;author&quot;:[{&quot;family&quot;:&quot;Salmerón&quot;,&quot;given&quot;:&quot;Montserrat&quot;,&quot;parse-names&quot;:false,&quot;dropping-particle&quot;:&quot;&quot;,&quot;non-dropping-particle&quot;:&quot;&quot;},{&quot;family&quot;:&quot;Gbur&quot;,&quot;given&quot;:&quot;Edward E.&quot;,&quot;parse-names&quot;:false,&quot;dropping-particle&quot;:&quot;&quot;,&quot;non-dropping-particle&quot;:&quot;&quot;},{&quot;family&quot;:&quot;Bourland&quot;,&quot;given&quot;:&quot;Fred M.&quot;,&quot;parse-names&quot;:false,&quot;dropping-particle&quot;:&quot;&quot;,&quot;non-dropping-particle&quot;:&quot;&quot;},{&quot;family&quot;:&quot;Buehring&quot;,&quot;given&quot;:&quot;Normie W.&quot;,&quot;parse-names&quot;:false,&quot;dropping-particle&quot;:&quot;&quot;,&quot;non-dropping-particle&quot;:&quot;&quot;},{&quot;family&quot;:&quot;Earnest&quot;,&quot;given&quot;:&quot;Larry&quot;,&quot;parse-names&quot;:false,&quot;dropping-particle&quot;:&quot;&quot;,&quot;non-dropping-particle&quot;:&quot;&quot;},{&quot;family&quot;:&quot;Fritschi&quot;,&quot;given&quot;:&quot;Felix B.&quot;,&quot;parse-names&quot;:false,&quot;dropping-particle&quot;:&quot;&quot;,&quot;non-dropping-particle&quot;:&quot;&quot;},{&quot;family&quot;:&quot;Golden&quot;,&quot;given&quot;:&quot;Bobby R.&quot;,&quot;parse-names&quot;:false,&quot;dropping-particle&quot;:&quot;&quot;,&quot;non-dropping-particle&quot;:&quot;&quot;},{&quot;family&quot;:&quot;Hathcoat&quot;,&quot;given&quot;:&quot;Daniel&quot;,&quot;parse-names&quot;:false,&quot;dropping-particle&quot;:&quot;&quot;,&quot;non-dropping-particle&quot;:&quot;&quot;},{&quot;family&quot;:&quot;Lofton&quot;,&quot;given&quot;:&quot;Josh&quot;,&quot;parse-names&quot;:false,&quot;dropping-particle&quot;:&quot;&quot;,&quot;non-dropping-particle&quot;:&quot;&quot;},{&quot;family&quot;:&quot;McClure&quot;,&quot;given&quot;:&quot;Angela Thompson&quot;,&quot;parse-names&quot;:false,&quot;dropping-particle&quot;:&quot;&quot;,&quot;non-dropping-particle&quot;:&quot;&quot;},{&quot;family&quot;:&quot;Miller&quot;,&quot;given&quot;:&quot;Travis D.&quot;,&quot;parse-names&quot;:false,&quot;dropping-particle&quot;:&quot;&quot;,&quot;non-dropping-particle&quot;:&quot;&quot;},{&quot;family&quot;:&quot;Neely&quot;,&quot;given&quot;:&quot;Clark&quot;,&quot;parse-names&quot;:false,&quot;dropping-particle&quot;:&quot;&quot;,&quot;non-dropping-particle&quot;:&quot;&quot;},{&quot;family&quot;:&quot;Shannon&quot;,&quot;given&quot;:&quot;Grover&quot;,&quot;parse-names&quot;:false,&quot;dropping-particle&quot;:&quot;&quot;,&quot;non-dropping-particle&quot;:&quot;&quot;},{&quot;family&quot;:&quot;Udeigwe&quot;,&quot;given&quot;:&quot;Theophilus K.&quot;,&quot;parse-names&quot;:false,&quot;dropping-particle&quot;:&quot;&quot;,&quot;non-dropping-particle&quot;:&quot;&quot;},{&quot;family&quot;:&quot;Verbree&quot;,&quot;given&quot;:&quot;David A.&quot;,&quot;parse-names&quot;:false,&quot;dropping-particle&quot;:&quot;&quot;,&quot;non-dropping-particle&quot;:&quot;&quot;},{&quot;family&quot;:&quot;Vories&quot;,&quot;given&quot;:&quot;Earl D.&quot;,&quot;parse-names&quot;:false,&quot;dropping-particle&quot;:&quot;&quot;,&quot;non-dropping-particle&quot;:&quot;&quot;},{&quot;family&quot;:&quot;Wiebold&quot;,&quot;given&quot;:&quot;William J.&quot;,&quot;parse-names&quot;:false,&quot;dropping-particle&quot;:&quot;&quot;,&quot;non-dropping-particle&quot;:&quot;&quot;},{&quot;family&quot;:&quot;Purcell&quot;,&quot;given&quot;:&quot;Larry C.&quot;,&quot;parse-names&quot;:false,&quot;dropping-particle&quot;:&quot;&quot;,&quot;non-dropping-particle&quot;:&quot;&quot;}],&quot;container-title&quot;:&quot;Crop Science&quot;,&quot;container-title-short&quot;:&quot;Crop Sci.&quot;,&quot;accessed&quot;:{&quot;date-parts&quot;:[[2025,8,18]]},&quot;DOI&quot;:&quot;10.2135/CROPSCI2015.07.0466&quot;,&quot;ISSN&quot;:&quot;1435-0653&quot;,&quot;URL&quot;:&quot;/doi/pdf/10.2135/cropsci2015.07.0466&quot;,&quot;issued&quot;:{&quot;date-parts&quot;:[[2016,3,1]]},&quot;page&quot;:&quot;747-759&quot;,&quot;abstract&quot;:&quot;Planting date is one of the main factors affecting soybean (Glycine max [L.] Merr.) yield. Environmental conditions in the US Midsouth allow for planting dates from late March through early July, and maturity groups (MGs) ranging from 3 to 6. However, the complexity of interactions among planting date, MG, and the environment makes the selection of an optimum MG cultivar difficult. A regional 3-yr study, conducted at eight locations with latitudes ranging from 30.6 to 38.9°N, planting dates ranging from late March to early July, and MGs 3 to 6, was used to examine the relationship between relative yield and planting day. The data indicated that yield was dependent on the location and MG choice. There was a quadratic response of relative yield to planting day in six out of the eight locations studied for MG 3 cultivars, and in five locations for MG 4 cultivars. On the other hand, MG 5 and 6 cultivars were more likely to have a negative linear relationship, with a quadratic response in only two of the eight locations. Optimum planting dates that maximized yield were dependent on the location and MG combination and ranged from 22 March to 17 May. Delaying planting dates from mid May to early June reduced yields by 0.09 to 1.69% per day, with the rate of decline greatest at the southern-most locations. Overall, MG 4 cultivars maximized yield or were not statistically different from the highest yielding MG at most locations and planting dates.&quot;,&quot;publisher&quot;:&quot;John Wiley &amp; Sons, Ltd&quot;,&quot;issue&quot;:&quot;2&quot;,&quot;volume&quot;:&quot;56&quot;},&quot;isTemporary&quot;:false}],&quot;citationTag&quot;:&quot;MENDELEY_CITATION_v3_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&quot;},{&quot;citationID&quot;:&quot;MENDELEY_CITATION_de19ddfb-c208-49db-848a-409ad81659ce&quot;,&quot;properties&quot;:{&quot;noteIndex&quot;:0},&quot;isEdited&quot;:false,&quot;manualOverride&quot;:{&quot;isManuallyOverridden&quot;:false,&quot;citeprocText&quot;:&quot;(Archontoulis et al., 2020; Elli et al., 2022)&quot;,&quot;manualOverrideText&quot;:&quot;&quot;},&quot;citationItems&quot;:[{&quot;id&quot;:&quot;b207dd7b-b57e-3a70-9e53-91c5eefcc6bd&quot;,&quot;itemData&quot;:{&quot;type&quot;:&quot;article-journal&quot;,&quot;id&quot;:&quot;b207dd7b-b57e-3a70-9e53-91c5eefcc6bd&quot;,&quot;title&quot;:&quot;Climate Change and Management Impacts on Soybean N Fixation, Soil N Mineralization, N2O Emissions, and Seed Yield&quot;,&quot;author&quot;:[{&quot;family&quot;:&quot;Elli&quot;,&quot;given&quot;:&quot;Elvis F.&quot;,&quot;parse-names&quot;:false,&quot;dropping-particle&quot;:&quot;&quot;,&quot;non-dropping-particle&quot;:&quot;&quot;},{&quot;family&quot;:&quot;Ciampitti&quot;,&quot;given&quot;:&quot;Ignacio A.&quot;,&quot;parse-names&quot;:false,&quot;dropping-particle&quot;:&quot;&quot;,&quot;non-dropping-particle&quot;:&quot;&quot;},{&quot;family&quot;:&quot;Castellano&quot;,&quot;given&quot;:&quot;Michael J.&quot;,&quot;parse-names&quot;:false,&quot;dropping-particle&quot;:&quot;&quot;,&quot;non-dropping-particle&quot;:&quot;&quot;},{&quot;family&quot;:&quot;Purcell&quot;,&quot;given&quot;:&quot;Larry C.&quot;,&quot;parse-names&quot;:false,&quot;dropping-particle&quot;:&quot;&quot;,&quot;non-dropping-particle&quot;:&quot;&quot;},{&quot;family&quot;:&quot;Naeve&quot;,&quot;given&quot;:&quot;Seth&quot;,&quot;parse-names&quot;:false,&quot;dropping-particle&quot;:&quot;&quot;,&quot;non-dropping-particle&quot;:&quot;&quot;},{&quot;family&quot;:&quot;Grassini&quot;,&quot;given&quot;:&quot;Patricio&quot;,&quot;parse-names&quot;:false,&quot;dropping-particle&quot;:&quot;&quot;,&quot;non-dropping-particle&quot;:&quot;&quot;},{&quot;family&quot;:&quot;Menza&quot;,&quot;given&quot;:&quot;Nicolas C.&quot;,&quot;parse-names&quot;:false,&quot;dropping-particle&quot;:&quot;&quot;,&quot;non-dropping-particle&quot;:&quot;La&quot;},{&quot;family&quot;:&quot;Moro Rosso&quot;,&quot;given&quot;:&quot;Luiz&quot;,&quot;parse-names&quot;:false,&quot;dropping-particle&quot;:&quot;&quot;,&quot;non-dropping-particle&quot;:&quot;&quot;},{&quot;family&quot;:&quot;Borja Reis&quot;,&quot;given&quot;:&quot;André F.&quot;,&quot;parse-names&quot;:false,&quot;dropping-particle&quot;:&quot;&quot;,&quot;non-dropping-particle&quot;:&quot;de&quot;},{&quot;family&quot;:&quot;Kovács&quot;,&quot;given&quot;:&quot;Péter&quot;,&quot;parse-names&quot;:false,&quot;dropping-particle&quot;:&quot;&quot;,&quot;non-dropping-particle&quot;:&quot;&quot;},{&quot;family&quot;:&quot;Archontoulis&quot;,&quot;given&quot;:&quot;Sotirios&quot;,&quot;parse-names&quot;:false,&quot;dropping-particle&quot;:&quot;V.&quot;,&quot;non-dropping-particle&quot;:&quot;&quot;}],&quot;container-title&quot;:&quot;Frontiers in Plant Science&quot;,&quot;accessed&quot;:{&quot;date-parts&quot;:[[2022,5,11]]},&quot;DOI&quot;:&quot;10.3389/FPLS.2022.849896&quot;,&quot;ISSN&quot;:&quot;1664-462X&quot;,&quot;URL&quot;:&quot;https://www.frontiersin.org/articles/10.3389/fpls.2022.849896/full&quot;,&quot;issued&quot;:{&quot;date-parts&quot;:[[2022,4,27]]},&quot;page&quot;:&quot;1-15&quot;,&quot;abstract&quot;:&quot;Limited knowledge about how nitrogen (N) dynamics are affected by climate change, weather variability, and crop management is a major barrier to improving productivity and environmental performance in soybean-based cropping systems. To fill this knowledge gap, we created a systems understanding of agroecosystem N dynamics and quantified the impact of controllable (management) and uncontrollable (weather, climate) factors on N fluxes and soybean yields. We performed a simulation experiment across 10 soybean production environments in the US using the APSIM model and future climate projections from five global circulation models. Climate change (2020-2080) increased N mineralization (24%) and N2O emissions (19%) but decreased N fixation (32%), seed N (20%), and yields (19%). Soil and crop management practices altered N fluxes at a similar magnitude as climate change but in many different directions, revealing opportunities to improve soybean systems performance. Among many practices explored, we identified two solutions with great potential: improved residue management (short-term) and water management (long-term). Inter-annual weather variability and management practices affected soybean yield less than N fluxes, which creates opportunities to manage N fluxes without compromising yields, especially in regions with adequate to excess soil moisture. This work provides actionable results (tradeoffs, synergies, directions) to inform decision-making for adapting crop management in a changing climate to improve soybean production systems.&quot;,&quot;publisher&quot;:&quot;Frontiers&quot;,&quot;issue&quot;:&quot;849896&quot;,&quot;volume&quot;:&quot;13&quot;},&quot;isTemporary&quot;:false},{&quot;id&quot;:&quot;49f3669a-7e90-3663-893e-27fbc0cb9e35&quot;,&quot;itemData&quot;:{&quot;type&quot;:&quot;article-journal&quot;,&quot;id&quot;:&quot;49f3669a-7e90-3663-893e-27fbc0cb9e35&quot;,&quot;title&quot;:&quot;Predicting crop yields and soil‐plant nitrogen dynamics in the US Corn Belt&quot;,&quot;author&quot;:[{&quot;family&quot;:&quot;Archontoulis&quot;,&quot;given&quot;:&quot;Sotirios&quot;,&quot;parse-names&quot;:false,&quot;dropping-particle&quot;:&quot;V.&quot;,&quot;non-dropping-particle&quot;:&quot;&quot;},{&quot;family&quot;:&quot;Castellano&quot;,&quot;given&quot;:&quot;Michael J.&quot;,&quot;parse-names&quot;:false,&quot;dropping-particle&quot;:&quot;&quot;,&quot;non-dropping-particle&quot;:&quot;&quot;},{&quot;family&quot;:&quot;Licht&quot;,&quot;given&quot;:&quot;Mark A.&quot;,&quot;parse-names&quot;:false,&quot;dropping-particle&quot;:&quot;&quot;,&quot;non-dropping-particle&quot;:&quot;&quot;},{&quot;family&quot;:&quot;Nichols&quot;,&quot;given&quot;:&quot;Virginia&quot;,&quot;parse-names&quot;:false,&quot;dropping-particle&quot;:&quot;&quot;,&quot;non-dropping-particle&quot;:&quot;&quot;},{&quot;family&quot;:&quot;Baum&quot;,&quot;given&quot;:&quot;Mitch&quot;,&quot;parse-names&quot;:false,&quot;dropping-particle&quot;:&quot;&quot;,&quot;non-dropping-particle&quot;:&quot;&quot;},{&quot;family&quot;:&quot;Huber&quot;,&quot;given&quot;:&quot;Isaiah&quot;,&quot;parse-names&quot;:false,&quot;dropping-particle&quot;:&quot;&quot;,&quot;non-dropping-particle&quot;:&quot;&quot;},{&quot;family&quot;:&quot;Martinez‐Feria&quot;,&quot;given&quot;:&quot;Rafael&quot;,&quot;parse-names&quot;:false,&quot;dropping-particle&quot;:&quot;&quot;,&quot;non-dropping-particle&quot;:&quot;&quot;},{&quot;family&quot;:&quot;Puntel&quot;,&quot;given&quot;:&quot;Laila&quot;,&quot;parse-names&quot;:false,&quot;dropping-particle&quot;:&quot;&quot;,&quot;non-dropping-particle&quot;:&quot;&quot;},{&quot;family&quot;:&quot;Ordóñez&quot;,&quot;given&quot;:&quot;Raziel A.&quot;,&quot;parse-names&quot;:false,&quot;dropping-particle&quot;:&quot;&quot;,&quot;non-dropping-particle&quot;:&quot;&quot;},{&quot;family&quot;:&quot;Iqbal&quot;,&quot;given&quot;:&quot;Javed&quot;,&quot;parse-names&quot;:false,&quot;dropping-particle&quot;:&quot;&quot;,&quot;non-dropping-particle&quot;:&quot;&quot;},{&quot;family&quot;:&quot;Wright&quot;,&quot;given&quot;:&quot;Emily E.&quot;,&quot;parse-names&quot;:false,&quot;dropping-particle&quot;:&quot;&quot;,&quot;non-dropping-particle&quot;:&quot;&quot;},{&quot;family&quot;:&quot;Dietzel&quot;,&quot;given&quot;:&quot;Ranae N.&quot;,&quot;parse-names&quot;:false,&quot;dropping-particle&quot;:&quot;&quot;,&quot;non-dropping-particle&quot;:&quot;&quot;},{&quot;family&quot;:&quot;Helmers&quot;,&quot;given&quot;:&quot;Matt&quot;,&quot;parse-names&quot;:false,&quot;dropping-particle&quot;:&quot;&quot;,&quot;non-dropping-particle&quot;:&quot;&quot;},{&quot;family&quot;:&quot;Vanloocke&quot;,&quot;given&quot;:&quot;Andy&quot;,&quot;parse-names&quot;:false,&quot;dropping-particle&quot;:&quot;&quot;,&quot;non-dropping-particle&quot;:&quot;&quot;},{&quot;family&quot;:&quot;Liebman&quot;,&quot;given&quot;:&quot;Matt&quot;,&quot;parse-names&quot;:false,&quot;dropping-particle&quot;:&quot;&quot;,&quot;non-dropping-particle&quot;:&quot;&quot;},{&quot;family&quot;:&quot;Hatfield&quot;,&quot;given&quot;:&quot;Jerry L.&quot;,&quot;parse-names&quot;:false,&quot;dropping-particle&quot;:&quot;&quot;,&quot;non-dropping-particle&quot;:&quot;&quot;},{&quot;family&quot;:&quot;Herzmann&quot;,&quot;given&quot;:&quot;Daryl&quot;,&quot;parse-names&quot;:false,&quot;dropping-particle&quot;:&quot;&quot;,&quot;non-dropping-particle&quot;:&quot;&quot;},{&quot;family&quot;:&quot;Córdova&quot;,&quot;given&quot;:&quot;S. Carolina&quot;,&quot;parse-names&quot;:false,&quot;dropping-particle&quot;:&quot;&quot;,&quot;non-dropping-particle&quot;:&quot;&quot;},{&quot;family&quot;:&quot;Edmonds&quot;,&quot;given&quot;:&quot;Patrick&quot;,&quot;parse-names&quot;:false,&quot;dropping-particle&quot;:&quot;&quot;,&quot;non-dropping-particle&quot;:&quot;&quot;},{&quot;family&quot;:&quot;Togliatti&quot;,&quot;given&quot;:&quot;Kaitlin&quot;,&quot;parse-names&quot;:false,&quot;dropping-particle&quot;:&quot;&quot;,&quot;non-dropping-particle&quot;:&quot;&quot;},{&quot;family&quot;:&quot;Kessler&quot;,&quot;given&quot;:&quot;Ashlyn&quot;,&quot;parse-names&quot;:false,&quot;dropping-particle&quot;:&quot;&quot;,&quot;non-dropping-particle&quot;:&quot;&quot;},{&quot;family&quot;:&quot;Danalatos&quot;,&quot;given&quot;:&quot;Gerasimos&quot;,&quot;parse-names&quot;:false,&quot;dropping-particle&quot;:&quot;&quot;,&quot;non-dropping-particle&quot;:&quot;&quot;},{&quot;family&quot;:&quot;Pasley&quot;,&quot;given&quot;:&quot;Heather&quot;,&quot;parse-names&quot;:false,&quot;dropping-particle&quot;:&quot;&quot;,&quot;non-dropping-particle&quot;:&quot;&quot;},{&quot;family&quot;:&quot;Pederson&quot;,&quot;given&quot;:&quot;Carl&quot;,&quot;parse-names&quot;:false,&quot;dropping-particle&quot;:&quot;&quot;,&quot;non-dropping-particle&quot;:&quot;&quot;},{&quot;family&quot;:&quot;Lamkey&quot;,&quot;given&quot;:&quot;Kendall R.&quot;,&quot;parse-names&quot;:false,&quot;dropping-particle&quot;:&quot;&quot;,&quot;non-dropping-particle&quot;:&quot;&quot;}],&quot;container-title&quot;:&quot;Crop Science&quot;,&quot;container-title-short&quot;:&quot;Crop Sci.&quot;,&quot;accessed&quot;:{&quot;date-parts&quot;:[[2021,3,28]]},&quot;DOI&quot;:&quot;10.1002/csc2.20039&quot;,&quot;ISSN&quot;:&quot;0011-183X&quot;,&quot;URL&quot;:&quot;https://onlinelibrary.wiley.com/doi/abs/10.1002/csc2.20039&quot;,&quot;issued&quot;:{&quot;date-parts&quot;:[[2020,3,5]]},&quot;page&quot;:&quot;721-738&quot;,&quot;abstract&quot;:&quot;We used the Agricultural Production Systems sIMulator (APSIM) to predict and explain maize and soybean yields, phenology, and soil water and nitrogen (N) dynamics during the growing season in Iowa, USA. Historical, current and forecasted weather data were used to drive simulations, which were released in public four weeks after planting. In this paper, we (1) describe the methodology used to perform forecasts; (2) evaluate model prediction accuracy against data collected from 10 locations over four years; and (3) identify inputs that are key in forecasting yields and soil N dynamics. We found that the predicted median yield at planting was a very good indicator of end-of-season yields (relative root mean square error [RRMSE] of ∼20%). For reference, the prediction at maturity, when all the weather was known, had a RRMSE of 14%. The good prediction at planting time was explained by the existence of shallow water tables, which decreased model sensitivity to unknown summer precipitation by 50–64%. Model initial conditions and management information accounted for one-fourth of the variation in maize yield. End of season model evaluations indicated that the model simulated well crop phenology (R2= 0.88), root depth (R2= 0.83), biomass production (R2= 0.93), grain yield (R2= 0.90), plant N uptake (R2= 0.87), soil moisture (R2= 0.42), soil temperature (R2= 0.93), soil nitrate (R2= 0.77), and water table depth (R2= 0.41). We concluded that model set-up by the user (e.g. inclusion of water table), initial conditions, and early season measurements are very important for accurate predictions of soil water, N and crop yields in this environment.&quot;,&quot;publisher&quot;:&quot;John Wiley and Sons Inc.&quot;,&quot;issue&quot;:&quot;2&quot;,&quot;volume&quot;:&quot;60&quot;},&quot;isTemporary&quot;:false}],&quot;citationTag&quot;:&quot;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&quot;},{&quot;citationID&quot;:&quot;MENDELEY_CITATION_10be5c26-e7f9-4ec7-b928-90390702a0fb&quot;,&quot;properties&quot;:{&quot;noteIndex&quot;:0},&quot;isEdited&quot;:false,&quot;manualOverride&quot;:{&quot;isManuallyOverridden&quot;:false,&quot;citeprocText&quot;:&quot;(Holzworth et al., 2018)&quot;,&quot;manualOverrideText&quot;:&quot;&quot;},&quot;citationItems&quot;:[{&quot;id&quot;:&quot;b46edf9d-2cb2-3b31-9536-ca4c5b666514&quot;,&quot;itemData&quot;:{&quot;type&quot;:&quot;article-journal&quot;,&quot;id&quot;:&quot;b46edf9d-2cb2-3b31-9536-ca4c5b666514&quot;,&quot;title&quot;:&quot;APSIM Next Generation: Overcoming challenges in modernising a farming systems model&quot;,&quot;author&quot;:[{&quot;family&quot;:&quot;Holzworth&quot;,&quot;given&quot;:&quot;Dean&quot;,&quot;parse-names&quot;:false,&quot;dropping-particle&quot;:&quot;&quot;,&quot;non-dropping-particle&quot;:&quot;&quot;},{&quot;family&quot;:&quot;Huth&quot;,&quot;given&quot;:&quot;N.I.&quot;,&quot;parse-names&quot;:false,&quot;dropping-particle&quot;:&quot;&quot;,&quot;non-dropping-particle&quot;:&quot;&quot;},{&quot;family&quot;:&quot;Fainges&quot;,&quot;given&quot;:&quot;J.&quot;,&quot;parse-names&quot;:false,&quot;dropping-particle&quot;:&quot;&quot;,&quot;non-dropping-particle&quot;:&quot;&quot;},{&quot;family&quot;:&quot;Brown&quot;,&quot;given&quot;:&quot;H.&quot;,&quot;parse-names&quot;:false,&quot;dropping-particle&quot;:&quot;&quot;,&quot;non-dropping-particle&quot;:&quot;&quot;},{&quot;family&quot;:&quot;Zurcher&quot;,&quot;given&quot;:&quot;E.&quot;,&quot;parse-names&quot;:false,&quot;dropping-particle&quot;:&quot;&quot;,&quot;non-dropping-particle&quot;:&quot;&quot;},{&quot;family&quot;:&quot;Cichota&quot;,&quot;given&quot;:&quot;R.&quot;,&quot;parse-names&quot;:false,&quot;dropping-particle&quot;:&quot;&quot;,&quot;non-dropping-particle&quot;:&quot;&quot;},{&quot;family&quot;:&quot;Verrall&quot;,&quot;given&quot;:&quot;S.&quot;,&quot;parse-names&quot;:false,&quot;dropping-particle&quot;:&quot;&quot;,&quot;non-dropping-particle&quot;:&quot;&quot;},{&quot;family&quot;:&quot;Herrmann&quot;,&quot;given&quot;:&quot;N.I.&quot;,&quot;parse-names&quot;:false,&quot;dropping-particle&quot;:&quot;&quot;,&quot;non-dropping-particle&quot;:&quot;&quot;},{&quot;family&quot;:&quot;Zheng&quot;,&quot;given&quot;:&quot;B.&quot;,&quot;parse-names&quot;:false,&quot;dropping-particle&quot;:&quot;&quot;,&quot;non-dropping-particle&quot;:&quot;&quot;},{&quot;family&quot;:&quot;Snow&quot;,&quot;given&quot;:&quot;V.&quot;,&quot;parse-names&quot;:false,&quot;dropping-particle&quot;:&quot;&quot;,&quot;non-dropping-particle&quot;:&quot;&quot;}],&quot;container-title&quot;:&quot;Environmental Modelling &amp; Software&quot;,&quot;accessed&quot;:{&quot;date-parts&quot;:[[2018,8,6]]},&quot;DOI&quot;:&quot;10.1016/J.ENVSOFT.2018.02.002&quot;,&quot;ISSN&quot;:&quot;1364-8152&quot;,&quot;URL&quot;:&quot;https://www.sciencedirect.com/science/article/pii/S1364815217311921?via%3Dihub&quot;,&quot;issued&quot;:{&quot;date-parts&quot;:[[2018,5,1]]},&quot;page&quot;:&quot;43-51&quot;,&quot;abstract&quot;:&quot;From 1990, the Agricultural Production Systems sIMulator (APSIM) has grown from a field-focused farming systems framework used by a small number of people, into a large collection of models used by thousands of modellers internationally. The software grew to consist of several hundred thousand lines of code in multiple programming languages. This has led to a large, complex software ecosystem that is difficult to maintain. In addition, systems modellers increasingly require software systems that integrate multiple disciplines, can represent evermore complex farming systems, can run on multiple operating systems (desktop, web, mobile), can operate at or be adjusted to multiple temporal and spatial scales (field, farm, region, continent, global) and run faster for larger simulation analyses. This is difficult to achieve in an aging framework. For these reasons, the APSIM Initiative is building the next generation of APSIM. This manuscript outlines the approach taken and lessons learnt.&quot;,&quot;publisher&quot;:&quot;Elsevier&quot;,&quot;volume&quot;:&quot;103&quot;,&quot;container-title-short&quot;:&quot;&quot;},&quot;isTemporary&quot;:false}],&quot;citationTag&quot;:&quot;MENDELEY_CITATION_v3_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&quot;},{&quot;citationID&quot;:&quot;MENDELEY_CITATION_1681fbda-64ba-4ae8-9b53-c5daf32e5073&quot;,&quot;properties&quot;:{&quot;noteIndex&quot;:0},&quot;isEdited&quot;:false,&quot;manualOverride&quot;:{&quot;isManuallyOverridden&quot;:false,&quot;citeprocText&quot;:&quot;(Archontoulis et al., 2014; Salmerón and Purcell, 2016; Salmerόn et al., 2017)&quot;,&quot;manualOverrideText&quot;:&quot;&quot;},&quot;citationTag&quot;:&quot;MENDELEY_CITATION_v3_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&quot;,&quot;citationItems&quot;:[{&quot;id&quot;:&quot;3e7785b9-8178-352a-a897-a78d3fb1d35c&quot;,&quot;itemData&quot;:{&quot;type&quot;:&quot;article-journal&quot;,&quot;id&quot;:&quot;3e7785b9-8178-352a-a897-a78d3fb1d35c&quot;,&quot;title&quot;:&quot;Simplifying the prediction of phenology with the DSSAT-CROPGRO-soybean model based on relative maturity group and determinacy&quot;,&quot;author&quot;:[{&quot;family&quot;:&quot;Salmerón&quot;,&quot;given&quot;:&quot;Montserrat&quot;,&quot;parse-names&quot;:false,&quot;dropping-particle&quot;:&quot;&quot;,&quot;non-dropping-particle&quot;:&quot;&quot;},{&quot;family&quot;:&quot;Purcell&quot;,&quot;given&quot;:&quot;Larry C.&quot;,&quot;parse-names&quot;:false,&quot;dropping-particle&quot;:&quot;&quot;,&quot;non-dropping-particle&quot;:&quot;&quot;}],&quot;container-title&quot;:&quot;Agricultural Systems&quot;,&quot;container-title-short&quot;:&quot;Agric. Syst.&quot;,&quot;accessed&quot;:{&quot;date-parts&quot;:[[2022,10,8]]},&quot;DOI&quot;:&quot;10.1016/J.AGSY.2016.07.016&quot;,&quot;ISSN&quot;:&quot;0308-521X&quot;,&quot;issued&quot;:{&quot;date-parts&quot;:[[2016,10,1]]},&quot;page&quot;:&quot;178-187&quot;,&quot;abstract&quot;:&quot;The use of crop models can be limited by the need to calibrate cultivar coefficients across a sufficiently wide range of environments. The DSSAT-CROPGRO-Soybean crop simulation model considers different temperature and photoperiod sensitivi